--- a/attached_assets/IBM_Horizon_AMS_Executive_Summary_April2026.docx
+++ b/attached_assets/IBM_Horizon_AMS_Executive_Summary_April2026.docx
@@ -4,7 +4,7 @@
   <w:body>
     <w:p>
       <w:pPr>
-        <w:spacing w:after="160" w:before="0"/>
+        <w:spacing w:after="120" w:before="0"/>
         <w:jc w:val="right"/>
       </w:pPr>
       <w:r>
@@ -12,10 +12,12 @@
           <w:rFonts w:ascii="Calibri" w:cs="Calibri" w:eastAsia="Calibri" w:hAnsi="Calibri"/>
           <w:b/>
           <w:bCs/>
+          <w:i w:val="false"/>
+          <w:iCs w:val="false"/>
           <w:caps/>
           <w:color w:val="0F62FE"/>
-          <w:sz w:val="8"/>
-          <w:szCs w:val="8"/>
+          <w:sz w:val="16"/>
+          <w:szCs w:val="16"/>
         </w:rPr>
         <w:t xml:space="preserve">CONFIDENTIAL  |  APRIL 2026</w:t>
       </w:r>
@@ -25,52 +27,63 @@
         <w:pBdr>
           <w:bottom w:val="single" w:color="0F62FE" w:sz="28"/>
         </w:pBdr>
-        <w:spacing w:after="640" w:before="0"/>
-      </w:pPr>
-    </w:p>
-    <w:p>
-      <w:pPr>
-        <w:spacing w:after="160" w:before="0"/>
+        <w:spacing w:after="400" w:before="0"/>
+      </w:pPr>
+    </w:p>
+    <w:p>
+      <w:pPr>
+        <w:spacing w:after="80" w:before="0"/>
       </w:pPr>
       <w:r>
         <w:rPr>
           <w:rFonts w:ascii="Calibri" w:cs="Calibri" w:eastAsia="Calibri" w:hAnsi="Calibri"/>
           <w:b/>
           <w:bCs/>
+          <w:i w:val="false"/>
+          <w:iCs w:val="false"/>
+          <w:caps w:val="false"/>
           <w:color w:val="0F62FE"/>
-          <w:sz w:val="14"/>
-          <w:szCs w:val="14"/>
+          <w:sz w:val="26"/>
+          <w:szCs w:val="26"/>
         </w:rPr>
         <w:t xml:space="preserve">IBM × Horizon Blue Cross Blue Shield of New Jersey</w:t>
       </w:r>
     </w:p>
     <w:p>
       <w:pPr>
-        <w:spacing w:after="80" w:before="0"/>
+        <w:spacing w:after="40" w:before="0"/>
       </w:pPr>
       <w:r>
         <w:rPr>
           <w:rFonts w:ascii="Calibri" w:cs="Calibri" w:eastAsia="Calibri" w:hAnsi="Calibri"/>
           <w:b/>
           <w:bCs/>
+          <w:i w:val="false"/>
+          <w:iCs w:val="false"/>
+          <w:caps w:val="false"/>
           <w:color w:val="001141"/>
+          <w:sz w:val="60"/>
+          <w:szCs w:val="60"/>
+        </w:rPr>
+        <w:t xml:space="preserve">AMS Transformation</w:t>
+      </w:r>
+    </w:p>
+    <w:p>
+      <w:pPr>
+        <w:spacing w:after="320" w:before="0"/>
+      </w:pPr>
+      <w:r>
+        <w:rPr>
+          <w:rFonts w:ascii="Calibri" w:cs="Calibri" w:eastAsia="Calibri" w:hAnsi="Calibri"/>
+          <w:b w:val="false"/>
+          <w:bCs w:val="false"/>
+          <w:i w:val="false"/>
+          <w:iCs w:val="false"/>
+          <w:caps w:val="false"/>
+          <w:color w:val="6F6F6F"/>
           <w:sz w:val="36"/>
           <w:szCs w:val="36"/>
         </w:rPr>
-        <w:t xml:space="preserve">AMS Transformation</w:t>
-      </w:r>
-    </w:p>
-    <w:p>
-      <w:pPr>
-        <w:spacing w:after="560" w:before="0"/>
-      </w:pPr>
-      <w:r>
-        <w:rPr>
-          <w:rFonts w:ascii="Calibri" w:cs="Calibri" w:eastAsia="Calibri" w:hAnsi="Calibri"/>
-          <w:color w:val="525252"/>
-          <w:sz w:val="20"/>
-          <w:szCs w:val="20"/>
-        </w:rPr>
         <w:t xml:space="preserve">Executive Summary</w:t>
       </w:r>
     </w:p>
@@ -79,29 +92,32 @@
         <w:pBdr>
           <w:bottom w:val="single" w:color="0F62FE" w:sz="12" w:space="4"/>
         </w:pBdr>
-        <w:spacing w:after="80" w:before="80"/>
-      </w:pPr>
-    </w:p>
-    <w:p>
-      <w:pPr>
-        <w:spacing w:after="200" w:before="80"/>
+        <w:spacing w:after="120" w:before="120"/>
+      </w:pPr>
+    </w:p>
+    <w:p>
+      <w:pPr>
+        <w:spacing w:after="120" w:before="80"/>
         <w:ind w:left="431" w:right="431"/>
       </w:pPr>
       <w:r>
         <w:rPr>
           <w:rFonts w:ascii="Calibri" w:cs="Calibri" w:eastAsia="Calibri" w:hAnsi="Calibri"/>
+          <w:b w:val="false"/>
+          <w:bCs w:val="false"/>
           <w:i/>
           <w:iCs/>
+          <w:caps w:val="false"/>
           <w:color w:val="001D6C"/>
-          <w:sz w:val="11"/>
-          <w:szCs w:val="11"/>
+          <w:sz w:val="21"/>
+          <w:szCs w:val="21"/>
         </w:rPr>
         <w:t xml:space="preserve">“IBM is not proposing a technology project — IBM is proposing a transformation partnership that embeds AI-driven intelligence into the operating model of Horizon, enabling a future-ready enterprise that is faster, smarter, and more resilient than today.”</w:t>
       </w:r>
     </w:p>
     <w:p>
       <w:pPr>
-        <w:spacing w:after="560" w:before="0"/>
+        <w:spacing w:after="320" w:before="0"/>
         <w:jc w:val="right"/>
       </w:pPr>
       <w:r>
@@ -109,9 +125,12 @@
           <w:rFonts w:ascii="Calibri" w:cs="Calibri" w:eastAsia="Calibri" w:hAnsi="Calibri"/>
           <w:b/>
           <w:bCs/>
+          <w:i w:val="false"/>
+          <w:iCs w:val="false"/>
+          <w:caps w:val="false"/>
           <w:color w:val="0F62FE"/>
-          <w:sz w:val="9"/>
-          <w:szCs w:val="9"/>
+          <w:sz w:val="19"/>
+          <w:szCs w:val="19"/>
         </w:rPr>
         <w:t xml:space="preserve">— IBM Consulting, Healthcare &amp; Payer Delivery</w:t>
       </w:r>
@@ -121,195 +140,208 @@
         <w:pBdr>
           <w:bottom w:val="single" w:color="0F62FE" w:sz="12" w:space="4"/>
         </w:pBdr>
-        <w:spacing w:after="80" w:before="80"/>
-      </w:pPr>
+        <w:spacing w:after="120" w:before="120"/>
+      </w:pPr>
+    </w:p>
+    <w:p>
+      <w:pPr>
+        <w:spacing w:after="120" w:before="0"/>
+      </w:pPr>
+      <w:r>
+        <w:t xml:space="preserve"/>
+      </w:r>
     </w:p>
     <w:p>
       <w:pPr>
         <w:spacing w:after="0" w:before="0"/>
-      </w:pPr>
-      <w:r>
-        <w:rPr>
-          <w:rFonts w:ascii="Calibri" w:cs="Calibri" w:eastAsia="Calibri" w:hAnsi="Calibri"/>
-          <w:sz w:val="210"/>
-          <w:szCs w:val="210"/>
-        </w:rPr>
-        <w:t xml:space="preserve"/>
-      </w:r>
-    </w:p>
-    <w:p>
-      <w:pPr>
-        <w:spacing w:after="0" w:before="80"/>
       </w:pPr>
       <w:r>
         <w:rPr>
           <w:rFonts w:ascii="Calibri" w:cs="Calibri" w:eastAsia="Calibri" w:hAnsi="Calibri"/>
           <w:b/>
           <w:bCs/>
+          <w:i w:val="false"/>
+          <w:iCs w:val="false"/>
+          <w:caps w:val="false"/>
           <w:color w:val="001141"/>
-          <w:sz w:val="9"/>
-          <w:szCs w:val="9"/>
+          <w:sz w:val="18"/>
+          <w:szCs w:val="18"/>
         </w:rPr>
         <w:t xml:space="preserve">Prepared for:</w:t>
       </w:r>
     </w:p>
     <w:p>
       <w:pPr>
-        <w:spacing w:after="80" w:before="0"/>
+        <w:spacing w:after="80" w:before="20"/>
       </w:pPr>
       <w:r>
         <w:rPr>
           <w:rFonts w:ascii="Calibri" w:cs="Calibri" w:eastAsia="Calibri" w:hAnsi="Calibri"/>
+          <w:b w:val="false"/>
+          <w:bCs w:val="false"/>
+          <w:i w:val="false"/>
+          <w:iCs w:val="false"/>
+          <w:caps w:val="false"/>
           <w:color w:val="161616"/>
-          <w:sz w:val="210"/>
-          <w:szCs w:val="210"/>
+          <w:sz w:val="21"/>
+          <w:szCs w:val="21"/>
         </w:rPr>
         <w:t xml:space="preserve">Horizon Healthcare Services</w:t>
       </w:r>
     </w:p>
     <w:p>
       <w:pPr>
-        <w:spacing w:after="0" w:before="80"/>
+        <w:spacing w:after="0" w:before="0"/>
       </w:pPr>
       <w:r>
         <w:rPr>
           <w:rFonts w:ascii="Calibri" w:cs="Calibri" w:eastAsia="Calibri" w:hAnsi="Calibri"/>
           <w:b/>
           <w:bCs/>
+          <w:i w:val="false"/>
+          <w:iCs w:val="false"/>
+          <w:caps w:val="false"/>
           <w:color w:val="001141"/>
-          <w:sz w:val="9"/>
-          <w:szCs w:val="9"/>
+          <w:sz w:val="18"/>
+          <w:szCs w:val="18"/>
         </w:rPr>
         <w:t xml:space="preserve">Submitted by:</w:t>
       </w:r>
     </w:p>
     <w:p>
       <w:pPr>
-        <w:spacing w:after="80" w:before="0"/>
+        <w:spacing w:after="80" w:before="20"/>
       </w:pPr>
       <w:r>
         <w:rPr>
           <w:rFonts w:ascii="Calibri" w:cs="Calibri" w:eastAsia="Calibri" w:hAnsi="Calibri"/>
+          <w:b w:val="false"/>
+          <w:bCs w:val="false"/>
+          <w:i w:val="false"/>
+          <w:iCs w:val="false"/>
+          <w:caps w:val="false"/>
           <w:color w:val="161616"/>
-          <w:sz w:val="210"/>
-          <w:szCs w:val="210"/>
+          <w:sz w:val="21"/>
+          <w:szCs w:val="21"/>
         </w:rPr>
         <w:t xml:space="preserve">IBM Consulting — Healthcare &amp; Payer Delivery</w:t>
       </w:r>
     </w:p>
     <w:p>
       <w:pPr>
-        <w:spacing w:after="0" w:before="80"/>
+        <w:spacing w:after="0" w:before="0"/>
       </w:pPr>
       <w:r>
         <w:rPr>
           <w:rFonts w:ascii="Calibri" w:cs="Calibri" w:eastAsia="Calibri" w:hAnsi="Calibri"/>
           <w:b/>
           <w:bCs/>
+          <w:i w:val="false"/>
+          <w:iCs w:val="false"/>
+          <w:caps w:val="false"/>
           <w:color w:val="001141"/>
-          <w:sz w:val="9"/>
-          <w:szCs w:val="9"/>
+          <w:sz w:val="18"/>
+          <w:szCs w:val="18"/>
         </w:rPr>
         <w:t xml:space="preserve">Date:</w:t>
       </w:r>
     </w:p>
     <w:p>
       <w:pPr>
-        <w:spacing w:after="80" w:before="0"/>
+        <w:spacing w:after="80" w:before="20"/>
       </w:pPr>
       <w:r>
         <w:rPr>
           <w:rFonts w:ascii="Calibri" w:cs="Calibri" w:eastAsia="Calibri" w:hAnsi="Calibri"/>
+          <w:b w:val="false"/>
+          <w:bCs w:val="false"/>
+          <w:i w:val="false"/>
+          <w:iCs w:val="false"/>
+          <w:caps w:val="false"/>
           <w:color w:val="161616"/>
-          <w:sz w:val="210"/>
-          <w:szCs w:val="210"/>
+          <w:sz w:val="21"/>
+          <w:szCs w:val="21"/>
         </w:rPr>
         <w:t xml:space="preserve">April 2026</w:t>
       </w:r>
     </w:p>
     <w:p>
       <w:pPr>
-        <w:spacing w:after="0" w:before="80"/>
+        <w:spacing w:after="0" w:before="0"/>
       </w:pPr>
       <w:r>
         <w:rPr>
           <w:rFonts w:ascii="Calibri" w:cs="Calibri" w:eastAsia="Calibri" w:hAnsi="Calibri"/>
           <w:b/>
           <w:bCs/>
+          <w:i w:val="false"/>
+          <w:iCs w:val="false"/>
+          <w:caps w:val="false"/>
           <w:color w:val="001141"/>
-          <w:sz w:val="9"/>
-          <w:szCs w:val="9"/>
+          <w:sz w:val="18"/>
+          <w:szCs w:val="18"/>
         </w:rPr>
         <w:t xml:space="preserve">Reference:</w:t>
       </w:r>
     </w:p>
     <w:p>
       <w:pPr>
-        <w:spacing w:after="80" w:before="0"/>
+        <w:spacing w:after="80" w:before="20"/>
       </w:pPr>
       <w:r>
         <w:rPr>
           <w:rFonts w:ascii="Calibri" w:cs="Calibri" w:eastAsia="Calibri" w:hAnsi="Calibri"/>
+          <w:b w:val="false"/>
+          <w:bCs w:val="false"/>
+          <w:i w:val="false"/>
+          <w:iCs w:val="false"/>
+          <w:caps w:val="false"/>
           <w:color w:val="161616"/>
-          <w:sz w:val="210"/>
-          <w:szCs w:val="210"/>
+          <w:sz w:val="21"/>
+          <w:szCs w:val="21"/>
         </w:rPr>
         <w:t xml:space="preserve">IBM-HZN-AMS-RFP-2026-CAS</w:t>
       </w:r>
     </w:p>
     <w:p>
       <w:pPr>
-        <w:spacing w:after="0" w:before="0"/>
+        <w:spacing w:after="400" w:before="0"/>
+      </w:pPr>
+      <w:r>
+        <w:t xml:space="preserve"/>
+      </w:r>
+    </w:p>
+    <w:p>
+      <w:pPr>
+        <w:spacing w:after="60" w:before="0"/>
       </w:pPr>
       <w:r>
         <w:rPr>
           <w:rFonts w:ascii="Calibri" w:cs="Calibri" w:eastAsia="Calibri" w:hAnsi="Calibri"/>
-          <w:sz w:val="210"/>
-          <w:szCs w:val="210"/>
+          <w:b w:val="false"/>
+          <w:bCs w:val="false"/>
+          <w:i w:val="false"/>
+          <w:iCs w:val="false"/>
+          <w:caps w:val="false"/>
+          <w:color w:val="6F6F6F"/>
+          <w:sz w:val="17"/>
+          <w:szCs w:val="17"/>
         </w:rPr>
-        <w:t xml:space="preserve"/>
-      </w:r>
-    </w:p>
-    <w:p>
-      <w:pPr>
-        <w:spacing w:after="0" w:before="0"/>
-      </w:pPr>
-      <w:r>
-        <w:rPr>
-          <w:rFonts w:ascii="Calibri" w:cs="Calibri" w:eastAsia="Calibri" w:hAnsi="Calibri"/>
-          <w:sz w:val="210"/>
-          <w:szCs w:val="210"/>
-        </w:rPr>
-        <w:t xml:space="preserve"/>
-      </w:r>
-    </w:p>
-    <w:p>
-      <w:pPr>
-        <w:spacing w:after="0" w:before="0"/>
-      </w:pPr>
-      <w:r>
-        <w:rPr>
-          <w:rFonts w:ascii="Calibri" w:cs="Calibri" w:eastAsia="Calibri" w:hAnsi="Calibri"/>
-          <w:sz w:val="210"/>
-          <w:szCs w:val="210"/>
-        </w:rPr>
-        <w:t xml:space="preserve"/>
-      </w:r>
-    </w:p>
-    <w:p>
-      <w:pPr>
-        <w:spacing w:after="80" w:before="120"/>
-      </w:pPr>
+        <w:t xml:space="preserve">Powered by  </w:t>
+      </w:r>
       <w:r>
         <w:rPr>
           <w:rFonts w:ascii="Calibri" w:cs="Calibri" w:eastAsia="Calibri" w:hAnsi="Calibri"/>
           <w:b/>
           <w:bCs/>
+          <w:i w:val="false"/>
+          <w:iCs w:val="false"/>
+          <w:caps w:val="false"/>
           <w:color w:val="0F62FE"/>
-          <w:sz w:val="9"/>
-          <w:szCs w:val="9"/>
+          <w:sz w:val="17"/>
+          <w:szCs w:val="17"/>
         </w:rPr>
-        <w:t xml:space="preserve">Powered by CareOps360  ·  IBM AIOps  ·  IBM Consulting Advantage  ·  ICA</w:t>
+        <w:t xml:space="preserve">CareOps360  ·  IBM AIOps  ·  IBM Consulting Advantage  ·  ICA</w:t>
       </w:r>
     </w:p>
     <w:p>
@@ -319,9 +351,14 @@
       <w:r>
         <w:rPr>
           <w:rFonts w:ascii="Calibri" w:cs="Calibri" w:eastAsia="Calibri" w:hAnsi="Calibri"/>
-          <w:color w:val="525252"/>
-          <w:sz w:val="8"/>
-          <w:szCs w:val="8"/>
+          <w:b w:val="false"/>
+          <w:bCs w:val="false"/>
+          <w:i w:val="false"/>
+          <w:iCs w:val="false"/>
+          <w:caps w:val="false"/>
+          <w:color w:val="6F6F6F"/>
+          <w:sz w:val="16"/>
+          <w:szCs w:val="16"/>
         </w:rPr>
         <w:t xml:space="preserve">© 2026 IBM Corporation. All rights reserved. This document is confidential and intended solely for Horizon Healthcare Services.</w:t>
       </w:r>
@@ -347,23 +384,26 @@
     <w:p>
       <w:pPr>
         <w:pBdr>
-          <w:top w:val="single" w:color="0F62FE" w:sz="16" w:space="8"/>
+          <w:top w:val="single" w:color="0F62FE" w:sz="16" w:space="6"/>
         </w:pBdr>
         <w:spacing w:after="0" w:before="280"/>
       </w:pPr>
     </w:p>
     <w:p>
       <w:pPr>
-        <w:spacing w:after="80" w:before="60"/>
+        <w:spacing w:after="60" w:before="40"/>
       </w:pPr>
       <w:r>
         <w:rPr>
           <w:rFonts w:ascii="Calibri" w:cs="Calibri" w:eastAsia="Calibri" w:hAnsi="Calibri"/>
           <w:b/>
           <w:bCs/>
+          <w:i w:val="false"/>
+          <w:iCs w:val="false"/>
+          <w:caps w:val="false"/>
           <w:color w:val="0F62FE"/>
-          <w:sz w:val="9"/>
-          <w:szCs w:val="9"/>
+          <w:sz w:val="17"/>
+          <w:szCs w:val="17"/>
         </w:rPr>
         <w:t xml:space="preserve">1.0  </w:t>
       </w:r>
@@ -372,95 +412,104 @@
           <w:rFonts w:ascii="Calibri" w:cs="Calibri" w:eastAsia="Calibri" w:hAnsi="Calibri"/>
           <w:b/>
           <w:bCs/>
+          <w:i w:val="false"/>
+          <w:iCs w:val="false"/>
+          <w:caps w:val="false"/>
           <w:color w:val="001141"/>
-          <w:sz w:val="14"/>
-          <w:szCs w:val="14"/>
+          <w:sz w:val="26"/>
+          <w:szCs w:val="26"/>
         </w:rPr>
         <w:t xml:space="preserve">EXECUTIVE SUMMARY</w:t>
       </w:r>
     </w:p>
     <w:p>
       <w:pPr>
-        <w:spacing w:after="60" w:before="60"/>
+        <w:spacing w:after="60" w:before="40"/>
       </w:pPr>
       <w:r>
         <w:rPr>
           <w:rFonts w:ascii="Calibri" w:cs="Calibri" w:eastAsia="Calibri" w:hAnsi="Calibri"/>
+          <w:b w:val="false"/>
+          <w:bCs w:val="false"/>
+          <w:i w:val="false"/>
+          <w:iCs w:val="false"/>
+          <w:caps w:val="false"/>
           <w:color w:val="161616"/>
-          <w:sz w:val="210"/>
-          <w:szCs w:val="210"/>
+          <w:sz w:val="21"/>
+          <w:szCs w:val="21"/>
         </w:rPr>
         <w:t xml:space="preserve">IBM proposes an AI-first operating model that shifts Horizon from reactive support to predictive, self-healing operations—delivering structural cost takeout, faster delivery, and measurable quality across all 500+ applications in scope.</w:t>
       </w:r>
     </w:p>
     <w:p>
       <w:pPr>
-        <w:spacing w:after="0" w:before="0"/>
-      </w:pPr>
-      <w:r>
-        <w:rPr>
-          <w:rFonts w:ascii="Calibri" w:cs="Calibri" w:eastAsia="Calibri" w:hAnsi="Calibri"/>
-          <w:sz w:val="210"/>
-          <w:szCs w:val="210"/>
-        </w:rPr>
+        <w:spacing w:after="40" w:before="0"/>
+      </w:pPr>
+      <w:r>
         <w:t xml:space="preserve"/>
       </w:r>
     </w:p>
     <w:p>
       <w:pPr>
-        <w:spacing w:after="60" w:before="160"/>
+        <w:spacing w:after="40" w:before="160"/>
       </w:pPr>
       <w:r>
         <w:rPr>
           <w:rFonts w:ascii="Calibri" w:cs="Calibri" w:eastAsia="Calibri" w:hAnsi="Calibri"/>
           <w:b/>
           <w:bCs/>
+          <w:i w:val="false"/>
+          <w:iCs w:val="false"/>
+          <w:caps w:val="false"/>
           <w:color w:val="0F62FE"/>
-          <w:sz w:val="11"/>
-          <w:szCs w:val="11"/>
+          <w:sz w:val="22"/>
+          <w:szCs w:val="22"/>
         </w:rPr>
         <w:t xml:space="preserve">1.1  The Moment</w:t>
       </w:r>
     </w:p>
     <w:p>
       <w:pPr>
-        <w:spacing w:after="60" w:before="60"/>
+        <w:spacing w:after="60" w:before="40"/>
       </w:pPr>
       <w:r>
         <w:rPr>
           <w:rFonts w:ascii="Calibri" w:cs="Calibri" w:eastAsia="Calibri" w:hAnsi="Calibri"/>
+          <w:b w:val="false"/>
+          <w:bCs w:val="false"/>
+          <w:i w:val="false"/>
+          <w:iCs w:val="false"/>
+          <w:caps w:val="false"/>
           <w:color w:val="161616"/>
-          <w:sz w:val="210"/>
-          <w:szCs w:val="210"/>
+          <w:sz w:val="21"/>
+          <w:szCs w:val="21"/>
         </w:rPr>
         <w:t xml:space="preserve">Horizon operates approximately 500 applications spanning enrollment, claims adjudication, member services, provider operations, and data platforms. Rising operational load, fragmented tower delivery, and manual processes increase cost and slow modernization. An AI-first, product-oriented operating model is required to deliver structural cost takeout while improving member and provider experience.</w:t>
       </w:r>
     </w:p>
     <w:p>
       <w:pPr>
-        <w:spacing w:after="0" w:before="0"/>
-      </w:pPr>
-      <w:r>
-        <w:rPr>
-          <w:rFonts w:ascii="Calibri" w:cs="Calibri" w:eastAsia="Calibri" w:hAnsi="Calibri"/>
-          <w:sz w:val="210"/>
-          <w:szCs w:val="210"/>
-        </w:rPr>
+        <w:spacing w:after="40" w:before="0"/>
+      </w:pPr>
+      <w:r>
         <w:t xml:space="preserve"/>
       </w:r>
     </w:p>
     <w:p>
       <w:pPr>
-        <w:spacing w:after="60" w:before="160"/>
+        <w:spacing w:after="40" w:before="160"/>
       </w:pPr>
       <w:r>
         <w:rPr>
           <w:rFonts w:ascii="Calibri" w:cs="Calibri" w:eastAsia="Calibri" w:hAnsi="Calibri"/>
           <w:b/>
           <w:bCs/>
+          <w:i w:val="false"/>
+          <w:iCs w:val="false"/>
+          <w:caps w:val="false"/>
           <w:color w:val="0F62FE"/>
-          <w:sz w:val="11"/>
-          <w:szCs w:val="11"/>
+          <w:sz w:val="22"/>
+          <w:szCs w:val="22"/>
         </w:rPr>
         <w:t xml:space="preserve">1.2  What IBM Proposes</w:t>
       </w:r>
@@ -472,25 +521,22 @@
           <w:ilvl w:val="0"/>
           <w:numId w:val="1"/>
         </w:numPr>
-        <w:spacing w:after="40" w:before="40"/>
-      </w:pPr>
+        <w:spacing w:after="20" w:before="20"/>
+      </w:pPr>
+      <w:r>
+        <w:t xml:space="preserve"/>
+      </w:r>
       <w:r>
         <w:rPr>
           <w:rFonts w:ascii="Calibri" w:cs="Calibri" w:eastAsia="Calibri" w:hAnsi="Calibri"/>
-          <w:b/>
-          <w:bCs/>
-          <w:color w:val="001141"/>
-          <w:sz w:val="210"/>
-          <w:szCs w:val="210"/>
-        </w:rPr>
-        <w:t xml:space="preserve"/>
-      </w:r>
-      <w:r>
-        <w:rPr>
-          <w:rFonts w:ascii="Calibri" w:cs="Calibri" w:eastAsia="Calibri" w:hAnsi="Calibri"/>
+          <w:b w:val="false"/>
+          <w:bCs w:val="false"/>
+          <w:i w:val="false"/>
+          <w:iCs w:val="false"/>
+          <w:caps w:val="false"/>
           <w:color w:val="161616"/>
-          <w:sz w:val="210"/>
-          <w:szCs w:val="210"/>
+          <w:sz w:val="21"/>
+          <w:szCs w:val="21"/>
         </w:rPr>
         <w:t xml:space="preserve">Transition from reactive support to predictive, self-healing operations using IBM AIOps and Intelligent Cloud Automation (ICA).</w:t>
       </w:r>
@@ -502,25 +548,22 @@
           <w:ilvl w:val="0"/>
           <w:numId w:val="1"/>
         </w:numPr>
-        <w:spacing w:after="40" w:before="40"/>
-      </w:pPr>
+        <w:spacing w:after="20" w:before="20"/>
+      </w:pPr>
+      <w:r>
+        <w:t xml:space="preserve"/>
+      </w:r>
       <w:r>
         <w:rPr>
           <w:rFonts w:ascii="Calibri" w:cs="Calibri" w:eastAsia="Calibri" w:hAnsi="Calibri"/>
-          <w:b/>
-          <w:bCs/>
-          <w:color w:val="001141"/>
-          <w:sz w:val="210"/>
-          <w:szCs w:val="210"/>
-        </w:rPr>
-        <w:t xml:space="preserve"/>
-      </w:r>
-      <w:r>
-        <w:rPr>
-          <w:rFonts w:ascii="Calibri" w:cs="Calibri" w:eastAsia="Calibri" w:hAnsi="Calibri"/>
+          <w:b w:val="false"/>
+          <w:bCs w:val="false"/>
+          <w:i w:val="false"/>
+          <w:iCs w:val="false"/>
+          <w:caps w:val="false"/>
           <w:color w:val="161616"/>
-          <w:sz w:val="210"/>
-          <w:szCs w:val="210"/>
+          <w:sz w:val="21"/>
+          <w:szCs w:val="21"/>
         </w:rPr>
         <w:t xml:space="preserve">Integrate AMS, Quality Engineering, and Data Services into product-aligned pods with end-to-end ownership.</w:t>
       </w:r>
@@ -532,68 +575,58 @@
           <w:ilvl w:val="0"/>
           <w:numId w:val="1"/>
         </w:numPr>
-        <w:spacing w:after="40" w:before="40"/>
+        <w:spacing w:after="20" w:before="20"/>
+      </w:pPr>
+      <w:r>
+        <w:t xml:space="preserve"/>
+      </w:r>
+      <w:r>
+        <w:rPr>
+          <w:rFonts w:ascii="Calibri" w:cs="Calibri" w:eastAsia="Calibri" w:hAnsi="Calibri"/>
+          <w:b w:val="false"/>
+          <w:bCs w:val="false"/>
+          <w:i w:val="false"/>
+          <w:iCs w:val="false"/>
+          <w:caps w:val="false"/>
+          <w:color w:val="161616"/>
+          <w:sz w:val="21"/>
+          <w:szCs w:val="21"/>
+        </w:rPr>
+        <w:t xml:space="preserve">Embed continuous innovation within steady-state delivery—through a governed value pipeline, not separate projects.</w:t>
+      </w:r>
+    </w:p>
+    <w:p>
+      <w:pPr>
+        <w:spacing w:after="80" w:before="0"/>
+      </w:pPr>
+      <w:r>
+        <w:t xml:space="preserve"/>
+      </w:r>
+    </w:p>
+    <w:p>
+      <w:pPr>
+        <w:spacing w:after="40" w:before="160"/>
       </w:pPr>
       <w:r>
         <w:rPr>
           <w:rFonts w:ascii="Calibri" w:cs="Calibri" w:eastAsia="Calibri" w:hAnsi="Calibri"/>
           <w:b/>
           <w:bCs/>
-          <w:color w:val="001141"/>
-          <w:sz w:val="210"/>
-          <w:szCs w:val="210"/>
-        </w:rPr>
-        <w:t xml:space="preserve"/>
-      </w:r>
-      <w:r>
-        <w:rPr>
-          <w:rFonts w:ascii="Calibri" w:cs="Calibri" w:eastAsia="Calibri" w:hAnsi="Calibri"/>
-          <w:color w:val="161616"/>
-          <w:sz w:val="210"/>
-          <w:szCs w:val="210"/>
-        </w:rPr>
-        <w:t xml:space="preserve">Embed continuous innovation and modernization within steady-state delivery—through a governed value pipeline, not separate projects.</w:t>
-      </w:r>
-    </w:p>
-    <w:p>
-      <w:pPr>
-        <w:spacing w:after="0" w:before="0"/>
-      </w:pPr>
-      <w:r>
-        <w:rPr>
-          <w:rFonts w:ascii="Calibri" w:cs="Calibri" w:eastAsia="Calibri" w:hAnsi="Calibri"/>
-          <w:sz w:val="210"/>
-          <w:szCs w:val="210"/>
-        </w:rPr>
-        <w:t xml:space="preserve"/>
-      </w:r>
-    </w:p>
-    <w:p>
-      <w:pPr>
-        <w:spacing w:after="60" w:before="160"/>
-      </w:pPr>
-      <w:r>
-        <w:rPr>
-          <w:rFonts w:ascii="Calibri" w:cs="Calibri" w:eastAsia="Calibri" w:hAnsi="Calibri"/>
-          <w:b/>
-          <w:bCs/>
+          <w:i w:val="false"/>
+          <w:iCs w:val="false"/>
+          <w:caps w:val="false"/>
           <w:color w:val="0F62FE"/>
-          <w:sz w:val="11"/>
-          <w:szCs w:val="11"/>
+          <w:sz w:val="22"/>
+          <w:szCs w:val="22"/>
         </w:rPr>
         <w:t xml:space="preserve">1.3  Executive Snapshot</w:t>
       </w:r>
     </w:p>
     <w:p>
       <w:pPr>
-        <w:spacing w:after="0" w:before="0"/>
-      </w:pPr>
-      <w:r>
-        <w:rPr>
-          <w:rFonts w:ascii="Calibri" w:cs="Calibri" w:eastAsia="Calibri" w:hAnsi="Calibri"/>
-          <w:sz w:val="210"/>
-          <w:szCs w:val="210"/>
-        </w:rPr>
+        <w:spacing w:after="40" w:before="0"/>
+      </w:pPr>
+      <w:r>
         <w:t xml:space="preserve"/>
       </w:r>
     </w:p>
@@ -621,7 +654,7 @@
           <w:tcPr>
             <w:tcW w:type="dxa" w:w="2340"/>
             <w:tcBorders>
-              <w:top w:val="single" w:color="0F62FE" w:sz="10"/>
+              <w:top w:val="single" w:color="0F62FE" w:sz="8"/>
               <w:left w:val="single" w:color="CCCCCC" w:sz="2"/>
               <w:bottom w:val="none"/>
               <w:right w:val="single" w:color="CCCCCC" w:sz="2"/>
@@ -629,14 +662,14 @@
             <w:shd w:fill="EBF2FF" w:val="solid"/>
             <w:tcMar>
               <w:top w:type="dxa" w:w="60"/>
-              <w:left w:type="dxa" w:w="80"/>
+              <w:left w:type="dxa" w:w="100"/>
               <w:bottom w:type="dxa" w:w="60"/>
-              <w:right w:type="dxa" w:w="80"/>
-            </w:tcMar>
-          </w:tcPr>
-          <w:p>
-            <w:pPr>
-              <w:spacing w:after="40" w:before="100"/>
+              <w:right w:type="dxa" w:w="100"/>
+            </w:tcMar>
+          </w:tcPr>
+          <w:p>
+            <w:pPr>
+              <w:spacing w:after="40" w:before="120"/>
               <w:jc w:val="center"/>
             </w:pPr>
             <w:r>
@@ -644,16 +677,19 @@
                 <w:rFonts w:ascii="Calibri" w:cs="Calibri" w:eastAsia="Calibri" w:hAnsi="Calibri"/>
                 <w:b/>
                 <w:bCs/>
+                <w:i w:val="false"/>
+                <w:iCs w:val="false"/>
+                <w:caps w:val="false"/>
                 <w:color w:val="0F62FE"/>
-                <w:sz w:val="20"/>
-                <w:szCs w:val="20"/>
+                <w:sz w:val="36"/>
+                <w:szCs w:val="36"/>
               </w:rPr>
               <w:t xml:space="preserve">40–50%</w:t>
             </w:r>
           </w:p>
           <w:p>
             <w:pPr>
-              <w:spacing w:after="100" w:before="0"/>
+              <w:spacing w:after="120" w:before="0"/>
               <w:jc w:val="center"/>
             </w:pPr>
             <w:r>
@@ -661,9 +697,12 @@
                 <w:rFonts w:ascii="Calibri" w:cs="Calibri" w:eastAsia="Calibri" w:hAnsi="Calibri"/>
                 <w:b/>
                 <w:bCs/>
+                <w:i w:val="false"/>
+                <w:iCs w:val="false"/>
+                <w:caps w:val="false"/>
                 <w:color w:val="001141"/>
-                <w:sz w:val="9"/>
-                <w:szCs w:val="9"/>
+                <w:sz w:val="17"/>
+                <w:szCs w:val="17"/>
               </w:rPr>
               <w:t xml:space="preserve">Structural Cost Takeout</w:t>
             </w:r>
@@ -673,7 +712,7 @@
           <w:tcPr>
             <w:tcW w:type="dxa" w:w="2340"/>
             <w:tcBorders>
-              <w:top w:val="single" w:color="0F62FE" w:sz="10"/>
+              <w:top w:val="single" w:color="0F62FE" w:sz="8"/>
               <w:left w:val="single" w:color="CCCCCC" w:sz="2"/>
               <w:bottom w:val="none"/>
               <w:right w:val="single" w:color="CCCCCC" w:sz="2"/>
@@ -681,14 +720,14 @@
             <w:shd w:fill="EBF2FF" w:val="solid"/>
             <w:tcMar>
               <w:top w:type="dxa" w:w="60"/>
-              <w:left w:type="dxa" w:w="80"/>
+              <w:left w:type="dxa" w:w="100"/>
               <w:bottom w:type="dxa" w:w="60"/>
-              <w:right w:type="dxa" w:w="80"/>
-            </w:tcMar>
-          </w:tcPr>
-          <w:p>
-            <w:pPr>
-              <w:spacing w:after="40" w:before="100"/>
+              <w:right w:type="dxa" w:w="100"/>
+            </w:tcMar>
+          </w:tcPr>
+          <w:p>
+            <w:pPr>
+              <w:spacing w:after="40" w:before="120"/>
               <w:jc w:val="center"/>
             </w:pPr>
             <w:r>
@@ -696,16 +735,19 @@
                 <w:rFonts w:ascii="Calibri" w:cs="Calibri" w:eastAsia="Calibri" w:hAnsi="Calibri"/>
                 <w:b/>
                 <w:bCs/>
+                <w:i w:val="false"/>
+                <w:iCs w:val="false"/>
+                <w:caps w:val="false"/>
                 <w:color w:val="0F62FE"/>
-                <w:sz w:val="20"/>
-                <w:szCs w:val="20"/>
+                <w:sz w:val="36"/>
+                <w:szCs w:val="36"/>
               </w:rPr>
               <w:t xml:space="preserve">25–40%</w:t>
             </w:r>
           </w:p>
           <w:p>
             <w:pPr>
-              <w:spacing w:after="100" w:before="0"/>
+              <w:spacing w:after="120" w:before="0"/>
               <w:jc w:val="center"/>
             </w:pPr>
             <w:r>
@@ -713,9 +755,12 @@
                 <w:rFonts w:ascii="Calibri" w:cs="Calibri" w:eastAsia="Calibri" w:hAnsi="Calibri"/>
                 <w:b/>
                 <w:bCs/>
+                <w:i w:val="false"/>
+                <w:iCs w:val="false"/>
+                <w:caps w:val="false"/>
                 <w:color w:val="001141"/>
-                <w:sz w:val="9"/>
-                <w:szCs w:val="9"/>
+                <w:sz w:val="17"/>
+                <w:szCs w:val="17"/>
               </w:rPr>
               <w:t xml:space="preserve">Speed to Value</w:t>
             </w:r>
@@ -725,7 +770,7 @@
           <w:tcPr>
             <w:tcW w:type="dxa" w:w="2340"/>
             <w:tcBorders>
-              <w:top w:val="single" w:color="0F62FE" w:sz="10"/>
+              <w:top w:val="single" w:color="0F62FE" w:sz="8"/>
               <w:left w:val="single" w:color="CCCCCC" w:sz="2"/>
               <w:bottom w:val="none"/>
               <w:right w:val="single" w:color="CCCCCC" w:sz="2"/>
@@ -733,14 +778,14 @@
             <w:shd w:fill="EBF2FF" w:val="solid"/>
             <w:tcMar>
               <w:top w:type="dxa" w:w="60"/>
-              <w:left w:type="dxa" w:w="80"/>
+              <w:left w:type="dxa" w:w="100"/>
               <w:bottom w:type="dxa" w:w="60"/>
-              <w:right w:type="dxa" w:w="80"/>
-            </w:tcMar>
-          </w:tcPr>
-          <w:p>
-            <w:pPr>
-              <w:spacing w:after="40" w:before="100"/>
+              <w:right w:type="dxa" w:w="100"/>
+            </w:tcMar>
+          </w:tcPr>
+          <w:p>
+            <w:pPr>
+              <w:spacing w:after="40" w:before="120"/>
               <w:jc w:val="center"/>
             </w:pPr>
             <w:r>
@@ -748,16 +793,19 @@
                 <w:rFonts w:ascii="Calibri" w:cs="Calibri" w:eastAsia="Calibri" w:hAnsi="Calibri"/>
                 <w:b/>
                 <w:bCs/>
+                <w:i w:val="false"/>
+                <w:iCs w:val="false"/>
+                <w:caps w:val="false"/>
                 <w:color w:val="0F62FE"/>
-                <w:sz w:val="20"/>
-                <w:szCs w:val="20"/>
+                <w:sz w:val="36"/>
+                <w:szCs w:val="36"/>
               </w:rPr>
               <w:t xml:space="preserve">30%</w:t>
             </w:r>
           </w:p>
           <w:p>
             <w:pPr>
-              <w:spacing w:after="100" w:before="0"/>
+              <w:spacing w:after="120" w:before="0"/>
               <w:jc w:val="center"/>
             </w:pPr>
             <w:r>
@@ -765,9 +813,12 @@
                 <w:rFonts w:ascii="Calibri" w:cs="Calibri" w:eastAsia="Calibri" w:hAnsi="Calibri"/>
                 <w:b/>
                 <w:bCs/>
+                <w:i w:val="false"/>
+                <w:iCs w:val="false"/>
+                <w:caps w:val="false"/>
                 <w:color w:val="001141"/>
-                <w:sz w:val="9"/>
-                <w:szCs w:val="9"/>
+                <w:sz w:val="17"/>
+                <w:szCs w:val="17"/>
               </w:rPr>
               <w:t xml:space="preserve">Incident Reduction</w:t>
             </w:r>
@@ -777,7 +828,7 @@
           <w:tcPr>
             <w:tcW w:type="dxa" w:w="2340"/>
             <w:tcBorders>
-              <w:top w:val="single" w:color="0F62FE" w:sz="10"/>
+              <w:top w:val="single" w:color="0F62FE" w:sz="8"/>
               <w:left w:val="single" w:color="CCCCCC" w:sz="2"/>
               <w:bottom w:val="none"/>
               <w:right w:val="single" w:color="CCCCCC" w:sz="2"/>
@@ -785,14 +836,14 @@
             <w:shd w:fill="EBF2FF" w:val="solid"/>
             <w:tcMar>
               <w:top w:type="dxa" w:w="60"/>
-              <w:left w:type="dxa" w:w="80"/>
+              <w:left w:type="dxa" w:w="100"/>
               <w:bottom w:type="dxa" w:w="60"/>
-              <w:right w:type="dxa" w:w="80"/>
-            </w:tcMar>
-          </w:tcPr>
-          <w:p>
-            <w:pPr>
-              <w:spacing w:after="40" w:before="100"/>
+              <w:right w:type="dxa" w:w="100"/>
+            </w:tcMar>
+          </w:tcPr>
+          <w:p>
+            <w:pPr>
+              <w:spacing w:after="40" w:before="120"/>
               <w:jc w:val="center"/>
             </w:pPr>
             <w:r>
@@ -800,16 +851,19 @@
                 <w:rFonts w:ascii="Calibri" w:cs="Calibri" w:eastAsia="Calibri" w:hAnsi="Calibri"/>
                 <w:b/>
                 <w:bCs/>
+                <w:i w:val="false"/>
+                <w:iCs w:val="false"/>
+                <w:caps w:val="false"/>
                 <w:color w:val="0F62FE"/>
-                <w:sz w:val="20"/>
-                <w:szCs w:val="20"/>
+                <w:sz w:val="36"/>
+                <w:szCs w:val="36"/>
               </w:rPr>
               <w:t xml:space="preserve">30–50%</w:t>
             </w:r>
           </w:p>
           <w:p>
             <w:pPr>
-              <w:spacing w:after="100" w:before="0"/>
+              <w:spacing w:after="120" w:before="0"/>
               <w:jc w:val="center"/>
             </w:pPr>
             <w:r>
@@ -817,9 +871,12 @@
                 <w:rFonts w:ascii="Calibri" w:cs="Calibri" w:eastAsia="Calibri" w:hAnsi="Calibri"/>
                 <w:b/>
                 <w:bCs/>
+                <w:i w:val="false"/>
+                <w:iCs w:val="false"/>
+                <w:caps w:val="false"/>
                 <w:color w:val="001141"/>
-                <w:sz w:val="9"/>
-                <w:szCs w:val="9"/>
+                <w:sz w:val="17"/>
+                <w:szCs w:val="17"/>
               </w:rPr>
               <w:t xml:space="preserve">MTTR Reduction</w:t>
             </w:r>
@@ -831,29 +888,35 @@
           <w:tcPr>
             <w:tcW w:type="dxa" w:w="2340"/>
             <w:tcBorders>
-              <w:top w:val="single" w:color="DDDDDD" w:sz="2"/>
-              <w:left w:val="single" w:color="DDDDDD" w:sz="2"/>
-              <w:bottom w:val="single" w:color="DDDDDD" w:sz="2"/>
-              <w:right w:val="single" w:color="DDDDDD" w:sz="2"/>
+              <w:top w:val="none"/>
+              <w:left w:val="single" w:color="CCCCCC" w:sz="2"/>
+              <w:bottom w:val="single" w:color="CCCCCC" w:sz="2"/>
+              <w:right w:val="single" w:color="CCCCCC" w:sz="2"/>
             </w:tcBorders>
             <w:shd w:fill="F2F4F8" w:val="solid"/>
             <w:tcMar>
-              <w:top w:type="dxa" w:w="60"/>
-              <w:left w:type="dxa" w:w="120"/>
-              <w:bottom w:type="dxa" w:w="60"/>
-              <w:right w:type="dxa" w:w="120"/>
-            </w:tcMar>
-          </w:tcPr>
-          <w:p>
-            <w:pPr>
-              <w:spacing w:after="60" w:before="60"/>
-            </w:pPr>
-            <w:r>
-              <w:rPr>
-                <w:rFonts w:ascii="Calibri" w:cs="Calibri" w:eastAsia="Calibri" w:hAnsi="Calibri"/>
-                <w:color w:val="161616"/>
-                <w:sz w:val="9"/>
-                <w:szCs w:val="9"/>
+              <w:top w:type="dxa" w:w="40"/>
+              <w:left w:type="dxa" w:w="100"/>
+              <w:bottom w:type="dxa" w:w="40"/>
+              <w:right w:type="dxa" w:w="100"/>
+            </w:tcMar>
+          </w:tcPr>
+          <w:p>
+            <w:pPr>
+              <w:spacing w:after="40" w:before="40"/>
+              <w:jc w:val="center"/>
+            </w:pPr>
+            <w:r>
+              <w:rPr>
+                <w:rFonts w:ascii="Calibri" w:cs="Calibri" w:eastAsia="Calibri" w:hAnsi="Calibri"/>
+                <w:b w:val="false"/>
+                <w:bCs w:val="false"/>
+                <w:i/>
+                <w:iCs/>
+                <w:caps w:val="false"/>
+                <w:color w:val="6F6F6F"/>
+                <w:sz w:val="17"/>
+                <w:szCs w:val="17"/>
               </w:rPr>
               <w:t xml:space="preserve">operational cost reduction</w:t>
             </w:r>
@@ -863,29 +926,35 @@
           <w:tcPr>
             <w:tcW w:type="dxa" w:w="2340"/>
             <w:tcBorders>
-              <w:top w:val="single" w:color="DDDDDD" w:sz="2"/>
-              <w:left w:val="single" w:color="DDDDDD" w:sz="2"/>
-              <w:bottom w:val="single" w:color="DDDDDD" w:sz="2"/>
-              <w:right w:val="single" w:color="DDDDDD" w:sz="2"/>
+              <w:top w:val="none"/>
+              <w:left w:val="single" w:color="CCCCCC" w:sz="2"/>
+              <w:bottom w:val="single" w:color="CCCCCC" w:sz="2"/>
+              <w:right w:val="single" w:color="CCCCCC" w:sz="2"/>
             </w:tcBorders>
             <w:shd w:fill="F2F4F8" w:val="solid"/>
             <w:tcMar>
-              <w:top w:type="dxa" w:w="60"/>
-              <w:left w:type="dxa" w:w="120"/>
-              <w:bottom w:type="dxa" w:w="60"/>
-              <w:right w:type="dxa" w:w="120"/>
-            </w:tcMar>
-          </w:tcPr>
-          <w:p>
-            <w:pPr>
-              <w:spacing w:after="60" w:before="60"/>
-            </w:pPr>
-            <w:r>
-              <w:rPr>
-                <w:rFonts w:ascii="Calibri" w:cs="Calibri" w:eastAsia="Calibri" w:hAnsi="Calibri"/>
-                <w:color w:val="161616"/>
-                <w:sz w:val="9"/>
-                <w:szCs w:val="9"/>
+              <w:top w:type="dxa" w:w="40"/>
+              <w:left w:type="dxa" w:w="100"/>
+              <w:bottom w:type="dxa" w:w="40"/>
+              <w:right w:type="dxa" w:w="100"/>
+            </w:tcMar>
+          </w:tcPr>
+          <w:p>
+            <w:pPr>
+              <w:spacing w:after="40" w:before="40"/>
+              <w:jc w:val="center"/>
+            </w:pPr>
+            <w:r>
+              <w:rPr>
+                <w:rFonts w:ascii="Calibri" w:cs="Calibri" w:eastAsia="Calibri" w:hAnsi="Calibri"/>
+                <w:b w:val="false"/>
+                <w:bCs w:val="false"/>
+                <w:i/>
+                <w:iCs/>
+                <w:caps w:val="false"/>
+                <w:color w:val="6F6F6F"/>
+                <w:sz w:val="17"/>
+                <w:szCs w:val="17"/>
               </w:rPr>
               <w:t xml:space="preserve">time-to-market acceleration</w:t>
             </w:r>
@@ -895,29 +964,35 @@
           <w:tcPr>
             <w:tcW w:type="dxa" w:w="2340"/>
             <w:tcBorders>
-              <w:top w:val="single" w:color="DDDDDD" w:sz="2"/>
-              <w:left w:val="single" w:color="DDDDDD" w:sz="2"/>
-              <w:bottom w:val="single" w:color="DDDDDD" w:sz="2"/>
-              <w:right w:val="single" w:color="DDDDDD" w:sz="2"/>
+              <w:top w:val="none"/>
+              <w:left w:val="single" w:color="CCCCCC" w:sz="2"/>
+              <w:bottom w:val="single" w:color="CCCCCC" w:sz="2"/>
+              <w:right w:val="single" w:color="CCCCCC" w:sz="2"/>
             </w:tcBorders>
             <w:shd w:fill="F2F4F8" w:val="solid"/>
             <w:tcMar>
-              <w:top w:type="dxa" w:w="60"/>
-              <w:left w:type="dxa" w:w="120"/>
-              <w:bottom w:type="dxa" w:w="60"/>
-              <w:right w:type="dxa" w:w="120"/>
-            </w:tcMar>
-          </w:tcPr>
-          <w:p>
-            <w:pPr>
-              <w:spacing w:after="60" w:before="60"/>
-            </w:pPr>
-            <w:r>
-              <w:rPr>
-                <w:rFonts w:ascii="Calibri" w:cs="Calibri" w:eastAsia="Calibri" w:hAnsi="Calibri"/>
-                <w:color w:val="161616"/>
-                <w:sz w:val="9"/>
-                <w:szCs w:val="9"/>
+              <w:top w:type="dxa" w:w="40"/>
+              <w:left w:type="dxa" w:w="100"/>
+              <w:bottom w:type="dxa" w:w="40"/>
+              <w:right w:type="dxa" w:w="100"/>
+            </w:tcMar>
+          </w:tcPr>
+          <w:p>
+            <w:pPr>
+              <w:spacing w:after="40" w:before="40"/>
+              <w:jc w:val="center"/>
+            </w:pPr>
+            <w:r>
+              <w:rPr>
+                <w:rFonts w:ascii="Calibri" w:cs="Calibri" w:eastAsia="Calibri" w:hAnsi="Calibri"/>
+                <w:b w:val="false"/>
+                <w:bCs w:val="false"/>
+                <w:i/>
+                <w:iCs/>
+                <w:caps w:val="false"/>
+                <w:color w:val="6F6F6F"/>
+                <w:sz w:val="17"/>
+                <w:szCs w:val="17"/>
               </w:rPr>
               <w:t xml:space="preserve">improved availability</w:t>
             </w:r>
@@ -927,29 +1002,35 @@
           <w:tcPr>
             <w:tcW w:type="dxa" w:w="2340"/>
             <w:tcBorders>
-              <w:top w:val="single" w:color="DDDDDD" w:sz="2"/>
-              <w:left w:val="single" w:color="DDDDDD" w:sz="2"/>
-              <w:bottom w:val="single" w:color="DDDDDD" w:sz="2"/>
-              <w:right w:val="single" w:color="DDDDDD" w:sz="2"/>
+              <w:top w:val="none"/>
+              <w:left w:val="single" w:color="CCCCCC" w:sz="2"/>
+              <w:bottom w:val="single" w:color="CCCCCC" w:sz="2"/>
+              <w:right w:val="single" w:color="CCCCCC" w:sz="2"/>
             </w:tcBorders>
             <w:shd w:fill="F2F4F8" w:val="solid"/>
             <w:tcMar>
-              <w:top w:type="dxa" w:w="60"/>
-              <w:left w:type="dxa" w:w="120"/>
-              <w:bottom w:type="dxa" w:w="60"/>
-              <w:right w:type="dxa" w:w="120"/>
-            </w:tcMar>
-          </w:tcPr>
-          <w:p>
-            <w:pPr>
-              <w:spacing w:after="60" w:before="60"/>
-            </w:pPr>
-            <w:r>
-              <w:rPr>
-                <w:rFonts w:ascii="Calibri" w:cs="Calibri" w:eastAsia="Calibri" w:hAnsi="Calibri"/>
-                <w:color w:val="161616"/>
-                <w:sz w:val="9"/>
-                <w:szCs w:val="9"/>
+              <w:top w:type="dxa" w:w="40"/>
+              <w:left w:type="dxa" w:w="100"/>
+              <w:bottom w:type="dxa" w:w="40"/>
+              <w:right w:type="dxa" w:w="100"/>
+            </w:tcMar>
+          </w:tcPr>
+          <w:p>
+            <w:pPr>
+              <w:spacing w:after="40" w:before="40"/>
+              <w:jc w:val="center"/>
+            </w:pPr>
+            <w:r>
+              <w:rPr>
+                <w:rFonts w:ascii="Calibri" w:cs="Calibri" w:eastAsia="Calibri" w:hAnsi="Calibri"/>
+                <w:b w:val="false"/>
+                <w:bCs w:val="false"/>
+                <w:i/>
+                <w:iCs/>
+                <w:caps w:val="false"/>
+                <w:color w:val="6F6F6F"/>
+                <w:sz w:val="17"/>
+                <w:szCs w:val="17"/>
               </w:rPr>
               <w:t xml:space="preserve">target &lt;1.8 hr resolution</w:t>
             </w:r>
@@ -964,11 +1045,14 @@
       <w:r>
         <w:rPr>
           <w:rFonts w:ascii="Calibri" w:cs="Calibri" w:eastAsia="Calibri" w:hAnsi="Calibri"/>
+          <w:b w:val="false"/>
+          <w:bCs w:val="false"/>
           <w:i/>
           <w:iCs/>
-          <w:color w:val="525252"/>
-          <w:sz w:val="8"/>
-          <w:szCs w:val="8"/>
+          <w:caps w:val="false"/>
+          <w:color w:val="6F6F6F"/>
+          <w:sz w:val="17"/>
+          <w:szCs w:val="17"/>
         </w:rPr>
         <w:t xml:space="preserve">All targets are directional. Baselines established in Phase 0 and tracked through executive dashboards.</w:t>
       </w:r>
@@ -976,23 +1060,26 @@
     <w:p>
       <w:pPr>
         <w:pBdr>
-          <w:top w:val="single" w:color="0F62FE" w:sz="16" w:space="8"/>
+          <w:top w:val="single" w:color="0F62FE" w:sz="16" w:space="6"/>
         </w:pBdr>
         <w:spacing w:after="0" w:before="280"/>
       </w:pPr>
     </w:p>
     <w:p>
       <w:pPr>
-        <w:spacing w:after="80" w:before="60"/>
+        <w:spacing w:after="60" w:before="40"/>
       </w:pPr>
       <w:r>
         <w:rPr>
           <w:rFonts w:ascii="Calibri" w:cs="Calibri" w:eastAsia="Calibri" w:hAnsi="Calibri"/>
           <w:b/>
           <w:bCs/>
+          <w:i w:val="false"/>
+          <w:iCs w:val="false"/>
+          <w:caps w:val="false"/>
           <w:color w:val="0F62FE"/>
-          <w:sz w:val="9"/>
-          <w:szCs w:val="9"/>
+          <w:sz w:val="17"/>
+          <w:szCs w:val="17"/>
         </w:rPr>
         <w:t xml:space="preserve">2.0  </w:t>
       </w:r>
@@ -1001,66 +1088,67 @@
           <w:rFonts w:ascii="Calibri" w:cs="Calibri" w:eastAsia="Calibri" w:hAnsi="Calibri"/>
           <w:b/>
           <w:bCs/>
+          <w:i w:val="false"/>
+          <w:iCs w:val="false"/>
+          <w:caps w:val="false"/>
           <w:color w:val="001141"/>
-          <w:sz w:val="14"/>
-          <w:szCs w:val="14"/>
+          <w:sz w:val="26"/>
+          <w:szCs w:val="26"/>
         </w:rPr>
         <w:t xml:space="preserve">TRANSFORMATION OVERVIEW</w:t>
       </w:r>
     </w:p>
     <w:p>
       <w:pPr>
-        <w:spacing w:after="60" w:before="60"/>
+        <w:spacing w:after="60" w:before="40"/>
       </w:pPr>
       <w:r>
         <w:rPr>
           <w:rFonts w:ascii="Calibri" w:cs="Calibri" w:eastAsia="Calibri" w:hAnsi="Calibri"/>
+          <w:b w:val="false"/>
+          <w:bCs w:val="false"/>
+          <w:i w:val="false"/>
+          <w:iCs w:val="false"/>
+          <w:caps w:val="false"/>
           <w:color w:val="161616"/>
-          <w:sz w:val="210"/>
-          <w:szCs w:val="210"/>
+          <w:sz w:val="21"/>
+          <w:szCs w:val="21"/>
         </w:rPr>
         <w:t xml:space="preserve">Transformation is embedded into steady-state delivery through an outcome-based governance model—compounding value across operations, engineering, and data. Product-aligned pods own outcomes end-to-end; automation removes repetitive work; and executive visibility ensures progress is measured transparently.</w:t>
       </w:r>
     </w:p>
     <w:p>
       <w:pPr>
-        <w:spacing w:after="0" w:before="0"/>
-      </w:pPr>
-      <w:r>
-        <w:rPr>
-          <w:rFonts w:ascii="Calibri" w:cs="Calibri" w:eastAsia="Calibri" w:hAnsi="Calibri"/>
-          <w:sz w:val="210"/>
-          <w:szCs w:val="210"/>
-        </w:rPr>
+        <w:spacing w:after="40" w:before="0"/>
+      </w:pPr>
+      <w:r>
         <w:t xml:space="preserve"/>
       </w:r>
     </w:p>
     <w:p>
       <w:pPr>
-        <w:spacing w:after="60" w:before="160"/>
+        <w:spacing w:after="40" w:before="160"/>
       </w:pPr>
       <w:r>
         <w:rPr>
           <w:rFonts w:ascii="Calibri" w:cs="Calibri" w:eastAsia="Calibri" w:hAnsi="Calibri"/>
           <w:b/>
           <w:bCs/>
+          <w:i w:val="false"/>
+          <w:iCs w:val="false"/>
+          <w:caps w:val="false"/>
           <w:color w:val="0F62FE"/>
-          <w:sz w:val="11"/>
-          <w:szCs w:val="11"/>
+          <w:sz w:val="22"/>
+          <w:szCs w:val="22"/>
         </w:rPr>
         <w:t xml:space="preserve">2.1  Six Core Tenets</w:t>
       </w:r>
     </w:p>
     <w:p>
       <w:pPr>
-        <w:spacing w:after="0" w:before="0"/>
-      </w:pPr>
-      <w:r>
-        <w:rPr>
-          <w:rFonts w:ascii="Calibri" w:cs="Calibri" w:eastAsia="Calibri" w:hAnsi="Calibri"/>
-          <w:sz w:val="210"/>
-          <w:szCs w:val="210"/>
-        </w:rPr>
+        <w:spacing w:after="40" w:before="0"/>
+      </w:pPr>
+      <w:r>
         <w:t xml:space="preserve"/>
       </w:r>
     </w:p>
@@ -1093,24 +1181,27 @@
             </w:tcBorders>
             <w:shd w:fill="001141" w:val="solid"/>
             <w:tcMar>
-              <w:top w:type="dxa" w:w="60"/>
-              <w:left w:type="dxa" w:w="120"/>
-              <w:bottom w:type="dxa" w:w="60"/>
-              <w:right w:type="dxa" w:w="120"/>
-            </w:tcMar>
-          </w:tcPr>
-          <w:p>
-            <w:pPr>
-              <w:spacing w:after="60" w:before="60"/>
-            </w:pPr>
-            <w:r>
-              <w:rPr>
-                <w:rFonts w:ascii="Calibri" w:cs="Calibri" w:eastAsia="Calibri" w:hAnsi="Calibri"/>
-                <w:b/>
-                <w:bCs/>
+              <w:top w:type="dxa" w:w="40"/>
+              <w:left w:type="dxa" w:w="100"/>
+              <w:bottom w:type="dxa" w:w="40"/>
+              <w:right w:type="dxa" w:w="100"/>
+            </w:tcMar>
+          </w:tcPr>
+          <w:p>
+            <w:pPr>
+              <w:spacing w:after="50" w:before="50"/>
+            </w:pPr>
+            <w:r>
+              <w:rPr>
+                <w:rFonts w:ascii="Calibri" w:cs="Calibri" w:eastAsia="Calibri" w:hAnsi="Calibri"/>
+                <w:b/>
+                <w:bCs/>
+                <w:i w:val="false"/>
+                <w:iCs w:val="false"/>
+                <w:caps w:val="false"/>
                 <w:color w:val="FFFFFF"/>
-                <w:sz w:val="9"/>
-                <w:szCs w:val="9"/>
+                <w:sz w:val="19"/>
+                <w:szCs w:val="19"/>
               </w:rPr>
               <w:t xml:space="preserve">Tenet</w:t>
             </w:r>
@@ -1127,24 +1218,27 @@
             </w:tcBorders>
             <w:shd w:fill="001141" w:val="solid"/>
             <w:tcMar>
-              <w:top w:type="dxa" w:w="60"/>
-              <w:left w:type="dxa" w:w="120"/>
-              <w:bottom w:type="dxa" w:w="60"/>
-              <w:right w:type="dxa" w:w="120"/>
-            </w:tcMar>
-          </w:tcPr>
-          <w:p>
-            <w:pPr>
-              <w:spacing w:after="60" w:before="60"/>
-            </w:pPr>
-            <w:r>
-              <w:rPr>
-                <w:rFonts w:ascii="Calibri" w:cs="Calibri" w:eastAsia="Calibri" w:hAnsi="Calibri"/>
-                <w:b/>
-                <w:bCs/>
+              <w:top w:type="dxa" w:w="40"/>
+              <w:left w:type="dxa" w:w="100"/>
+              <w:bottom w:type="dxa" w:w="40"/>
+              <w:right w:type="dxa" w:w="100"/>
+            </w:tcMar>
+          </w:tcPr>
+          <w:p>
+            <w:pPr>
+              <w:spacing w:after="50" w:before="50"/>
+            </w:pPr>
+            <w:r>
+              <w:rPr>
+                <w:rFonts w:ascii="Calibri" w:cs="Calibri" w:eastAsia="Calibri" w:hAnsi="Calibri"/>
+                <w:b/>
+                <w:bCs/>
+                <w:i w:val="false"/>
+                <w:iCs w:val="false"/>
+                <w:caps w:val="false"/>
                 <w:color w:val="FFFFFF"/>
-                <w:sz w:val="9"/>
-                <w:szCs w:val="9"/>
+                <w:sz w:val="19"/>
+                <w:szCs w:val="19"/>
               </w:rPr>
               <w:t xml:space="preserve">Description</w:t>
             </w:r>
@@ -1163,24 +1257,27 @@
             </w:tcBorders>
             <w:shd w:fill="F2F4F8" w:val="solid"/>
             <w:tcMar>
-              <w:top w:type="dxa" w:w="60"/>
-              <w:left w:type="dxa" w:w="120"/>
-              <w:bottom w:type="dxa" w:w="60"/>
-              <w:right w:type="dxa" w:w="120"/>
-            </w:tcMar>
-          </w:tcPr>
-          <w:p>
-            <w:pPr>
-              <w:spacing w:after="60" w:before="60"/>
-            </w:pPr>
-            <w:r>
-              <w:rPr>
-                <w:rFonts w:ascii="Calibri" w:cs="Calibri" w:eastAsia="Calibri" w:hAnsi="Calibri"/>
-                <w:b/>
-                <w:bCs/>
-                <w:color w:val="161616"/>
-                <w:sz w:val="9"/>
-                <w:szCs w:val="9"/>
+              <w:top w:type="dxa" w:w="40"/>
+              <w:left w:type="dxa" w:w="100"/>
+              <w:bottom w:type="dxa" w:w="40"/>
+              <w:right w:type="dxa" w:w="100"/>
+            </w:tcMar>
+          </w:tcPr>
+          <w:p>
+            <w:pPr>
+              <w:spacing w:after="50" w:before="50"/>
+            </w:pPr>
+            <w:r>
+              <w:rPr>
+                <w:rFonts w:ascii="Calibri" w:cs="Calibri" w:eastAsia="Calibri" w:hAnsi="Calibri"/>
+                <w:b/>
+                <w:bCs/>
+                <w:i w:val="false"/>
+                <w:iCs w:val="false"/>
+                <w:caps w:val="false"/>
+                <w:color w:val="161616"/>
+                <w:sz w:val="19"/>
+                <w:szCs w:val="19"/>
               </w:rPr>
               <w:t xml:space="preserve">AI-First Operating Model</w:t>
             </w:r>
@@ -1197,24 +1294,29 @@
             </w:tcBorders>
             <w:shd w:fill="F2F4F8" w:val="solid"/>
             <w:tcMar>
-              <w:top w:type="dxa" w:w="60"/>
-              <w:left w:type="dxa" w:w="120"/>
-              <w:bottom w:type="dxa" w:w="60"/>
-              <w:right w:type="dxa" w:w="120"/>
-            </w:tcMar>
-          </w:tcPr>
-          <w:p>
-            <w:pPr>
-              <w:spacing w:after="60" w:before="60"/>
-            </w:pPr>
-            <w:r>
-              <w:rPr>
-                <w:rFonts w:ascii="Calibri" w:cs="Calibri" w:eastAsia="Calibri" w:hAnsi="Calibri"/>
-                <w:color w:val="161616"/>
-                <w:sz w:val="9"/>
-                <w:szCs w:val="9"/>
-              </w:rPr>
-              <w:t xml:space="preserve">Embed AI in triage, diagnosis, resolution, test generation, and analytics to shift from reactive to predictive operations.</w:t>
+              <w:top w:type="dxa" w:w="40"/>
+              <w:left w:type="dxa" w:w="100"/>
+              <w:bottom w:type="dxa" w:w="40"/>
+              <w:right w:type="dxa" w:w="100"/>
+            </w:tcMar>
+          </w:tcPr>
+          <w:p>
+            <w:pPr>
+              <w:spacing w:after="50" w:before="50"/>
+            </w:pPr>
+            <w:r>
+              <w:rPr>
+                <w:rFonts w:ascii="Calibri" w:cs="Calibri" w:eastAsia="Calibri" w:hAnsi="Calibri"/>
+                <w:b w:val="false"/>
+                <w:bCs w:val="false"/>
+                <w:i w:val="false"/>
+                <w:iCs w:val="false"/>
+                <w:caps w:val="false"/>
+                <w:color w:val="161616"/>
+                <w:sz w:val="19"/>
+                <w:szCs w:val="19"/>
+              </w:rPr>
+              <w:t xml:space="preserve">Embed AI in triage, diagnosis, resolution, test generation, and analytics to shift from reactive to predictive.</w:t>
             </w:r>
           </w:p>
         </w:tc>
@@ -1230,24 +1332,27 @@
               <w:right w:val="single" w:color="DDDDDD" w:sz="2"/>
             </w:tcBorders>
             <w:tcMar>
-              <w:top w:type="dxa" w:w="60"/>
-              <w:left w:type="dxa" w:w="120"/>
-              <w:bottom w:type="dxa" w:w="60"/>
-              <w:right w:type="dxa" w:w="120"/>
-            </w:tcMar>
-          </w:tcPr>
-          <w:p>
-            <w:pPr>
-              <w:spacing w:after="60" w:before="60"/>
-            </w:pPr>
-            <w:r>
-              <w:rPr>
-                <w:rFonts w:ascii="Calibri" w:cs="Calibri" w:eastAsia="Calibri" w:hAnsi="Calibri"/>
-                <w:b/>
-                <w:bCs/>
-                <w:color w:val="161616"/>
-                <w:sz w:val="9"/>
-                <w:szCs w:val="9"/>
+              <w:top w:type="dxa" w:w="40"/>
+              <w:left w:type="dxa" w:w="100"/>
+              <w:bottom w:type="dxa" w:w="40"/>
+              <w:right w:type="dxa" w:w="100"/>
+            </w:tcMar>
+          </w:tcPr>
+          <w:p>
+            <w:pPr>
+              <w:spacing w:after="50" w:before="50"/>
+            </w:pPr>
+            <w:r>
+              <w:rPr>
+                <w:rFonts w:ascii="Calibri" w:cs="Calibri" w:eastAsia="Calibri" w:hAnsi="Calibri"/>
+                <w:b/>
+                <w:bCs/>
+                <w:i w:val="false"/>
+                <w:iCs w:val="false"/>
+                <w:caps w:val="false"/>
+                <w:color w:val="161616"/>
+                <w:sz w:val="19"/>
+                <w:szCs w:val="19"/>
               </w:rPr>
               <w:t xml:space="preserve">Integrated Delivery</w:t>
             </w:r>
@@ -1263,22 +1368,27 @@
               <w:right w:val="single" w:color="DDDDDD" w:sz="2"/>
             </w:tcBorders>
             <w:tcMar>
-              <w:top w:type="dxa" w:w="60"/>
-              <w:left w:type="dxa" w:w="120"/>
-              <w:bottom w:type="dxa" w:w="60"/>
-              <w:right w:type="dxa" w:w="120"/>
-            </w:tcMar>
-          </w:tcPr>
-          <w:p>
-            <w:pPr>
-              <w:spacing w:after="60" w:before="60"/>
-            </w:pPr>
-            <w:r>
-              <w:rPr>
-                <w:rFonts w:ascii="Calibri" w:cs="Calibri" w:eastAsia="Calibri" w:hAnsi="Calibri"/>
-                <w:color w:val="161616"/>
-                <w:sz w:val="9"/>
-                <w:szCs w:val="9"/>
+              <w:top w:type="dxa" w:w="40"/>
+              <w:left w:type="dxa" w:w="100"/>
+              <w:bottom w:type="dxa" w:w="40"/>
+              <w:right w:type="dxa" w:w="100"/>
+            </w:tcMar>
+          </w:tcPr>
+          <w:p>
+            <w:pPr>
+              <w:spacing w:after="50" w:before="50"/>
+            </w:pPr>
+            <w:r>
+              <w:rPr>
+                <w:rFonts w:ascii="Calibri" w:cs="Calibri" w:eastAsia="Calibri" w:hAnsi="Calibri"/>
+                <w:b w:val="false"/>
+                <w:bCs w:val="false"/>
+                <w:i w:val="false"/>
+                <w:iCs w:val="false"/>
+                <w:caps w:val="false"/>
+                <w:color w:val="161616"/>
+                <w:sz w:val="19"/>
+                <w:szCs w:val="19"/>
               </w:rPr>
               <w:t xml:space="preserve">Unified build + run pods across AMS, QE, and Data to reduce handoffs and accelerate change safely.</w:t>
             </w:r>
@@ -1297,24 +1407,27 @@
             </w:tcBorders>
             <w:shd w:fill="F2F4F8" w:val="solid"/>
             <w:tcMar>
-              <w:top w:type="dxa" w:w="60"/>
-              <w:left w:type="dxa" w:w="120"/>
-              <w:bottom w:type="dxa" w:w="60"/>
-              <w:right w:type="dxa" w:w="120"/>
-            </w:tcMar>
-          </w:tcPr>
-          <w:p>
-            <w:pPr>
-              <w:spacing w:after="60" w:before="60"/>
-            </w:pPr>
-            <w:r>
-              <w:rPr>
-                <w:rFonts w:ascii="Calibri" w:cs="Calibri" w:eastAsia="Calibri" w:hAnsi="Calibri"/>
-                <w:b/>
-                <w:bCs/>
-                <w:color w:val="161616"/>
-                <w:sz w:val="9"/>
-                <w:szCs w:val="9"/>
+              <w:top w:type="dxa" w:w="40"/>
+              <w:left w:type="dxa" w:w="100"/>
+              <w:bottom w:type="dxa" w:w="40"/>
+              <w:right w:type="dxa" w:w="100"/>
+            </w:tcMar>
+          </w:tcPr>
+          <w:p>
+            <w:pPr>
+              <w:spacing w:after="50" w:before="50"/>
+            </w:pPr>
+            <w:r>
+              <w:rPr>
+                <w:rFonts w:ascii="Calibri" w:cs="Calibri" w:eastAsia="Calibri" w:hAnsi="Calibri"/>
+                <w:b/>
+                <w:bCs/>
+                <w:i w:val="false"/>
+                <w:iCs w:val="false"/>
+                <w:caps w:val="false"/>
+                <w:color w:val="161616"/>
+                <w:sz w:val="19"/>
+                <w:szCs w:val="19"/>
               </w:rPr>
               <w:t xml:space="preserve">Automation &amp; Self-Healing</w:t>
             </w:r>
@@ -1331,22 +1444,27 @@
             </w:tcBorders>
             <w:shd w:fill="F2F4F8" w:val="solid"/>
             <w:tcMar>
-              <w:top w:type="dxa" w:w="60"/>
-              <w:left w:type="dxa" w:w="120"/>
-              <w:bottom w:type="dxa" w:w="60"/>
-              <w:right w:type="dxa" w:w="120"/>
-            </w:tcMar>
-          </w:tcPr>
-          <w:p>
-            <w:pPr>
-              <w:spacing w:after="60" w:before="60"/>
-            </w:pPr>
-            <w:r>
-              <w:rPr>
-                <w:rFonts w:ascii="Calibri" w:cs="Calibri" w:eastAsia="Calibri" w:hAnsi="Calibri"/>
-                <w:color w:val="161616"/>
-                <w:sz w:val="9"/>
-                <w:szCs w:val="9"/>
+              <w:top w:type="dxa" w:w="40"/>
+              <w:left w:type="dxa" w:w="100"/>
+              <w:bottom w:type="dxa" w:w="40"/>
+              <w:right w:type="dxa" w:w="100"/>
+            </w:tcMar>
+          </w:tcPr>
+          <w:p>
+            <w:pPr>
+              <w:spacing w:after="50" w:before="50"/>
+            </w:pPr>
+            <w:r>
+              <w:rPr>
+                <w:rFonts w:ascii="Calibri" w:cs="Calibri" w:eastAsia="Calibri" w:hAnsi="Calibri"/>
+                <w:b w:val="false"/>
+                <w:bCs w:val="false"/>
+                <w:i w:val="false"/>
+                <w:iCs w:val="false"/>
+                <w:caps w:val="false"/>
+                <w:color w:val="161616"/>
+                <w:sz w:val="19"/>
+                <w:szCs w:val="19"/>
               </w:rPr>
               <w:t xml:space="preserve">Noise reduction, auto-triage, auto-remediation, and runbook automation to eliminate recurring demand.</w:t>
             </w:r>
@@ -1364,24 +1482,27 @@
               <w:right w:val="single" w:color="DDDDDD" w:sz="2"/>
             </w:tcBorders>
             <w:tcMar>
-              <w:top w:type="dxa" w:w="60"/>
-              <w:left w:type="dxa" w:w="120"/>
-              <w:bottom w:type="dxa" w:w="60"/>
-              <w:right w:type="dxa" w:w="120"/>
-            </w:tcMar>
-          </w:tcPr>
-          <w:p>
-            <w:pPr>
-              <w:spacing w:after="60" w:before="60"/>
-            </w:pPr>
-            <w:r>
-              <w:rPr>
-                <w:rFonts w:ascii="Calibri" w:cs="Calibri" w:eastAsia="Calibri" w:hAnsi="Calibri"/>
-                <w:b/>
-                <w:bCs/>
-                <w:color w:val="161616"/>
-                <w:sz w:val="9"/>
-                <w:szCs w:val="9"/>
+              <w:top w:type="dxa" w:w="40"/>
+              <w:left w:type="dxa" w:w="100"/>
+              <w:bottom w:type="dxa" w:w="40"/>
+              <w:right w:type="dxa" w:w="100"/>
+            </w:tcMar>
+          </w:tcPr>
+          <w:p>
+            <w:pPr>
+              <w:spacing w:after="50" w:before="50"/>
+            </w:pPr>
+            <w:r>
+              <w:rPr>
+                <w:rFonts w:ascii="Calibri" w:cs="Calibri" w:eastAsia="Calibri" w:hAnsi="Calibri"/>
+                <w:b/>
+                <w:bCs/>
+                <w:i w:val="false"/>
+                <w:iCs w:val="false"/>
+                <w:caps w:val="false"/>
+                <w:color w:val="161616"/>
+                <w:sz w:val="19"/>
+                <w:szCs w:val="19"/>
               </w:rPr>
               <w:t xml:space="preserve">Outcome-Driven Transformation</w:t>
             </w:r>
@@ -1397,22 +1518,27 @@
               <w:right w:val="single" w:color="DDDDDD" w:sz="2"/>
             </w:tcBorders>
             <w:tcMar>
-              <w:top w:type="dxa" w:w="60"/>
-              <w:left w:type="dxa" w:w="120"/>
-              <w:bottom w:type="dxa" w:w="60"/>
-              <w:right w:type="dxa" w:w="120"/>
-            </w:tcMar>
-          </w:tcPr>
-          <w:p>
-            <w:pPr>
-              <w:spacing w:after="60" w:before="60"/>
-            </w:pPr>
-            <w:r>
-              <w:rPr>
-                <w:rFonts w:ascii="Calibri" w:cs="Calibri" w:eastAsia="Calibri" w:hAnsi="Calibri"/>
-                <w:color w:val="161616"/>
-                <w:sz w:val="9"/>
-                <w:szCs w:val="9"/>
+              <w:top w:type="dxa" w:w="40"/>
+              <w:left w:type="dxa" w:w="100"/>
+              <w:bottom w:type="dxa" w:w="40"/>
+              <w:right w:type="dxa" w:w="100"/>
+            </w:tcMar>
+          </w:tcPr>
+          <w:p>
+            <w:pPr>
+              <w:spacing w:after="50" w:before="50"/>
+            </w:pPr>
+            <w:r>
+              <w:rPr>
+                <w:rFonts w:ascii="Calibri" w:cs="Calibri" w:eastAsia="Calibri" w:hAnsi="Calibri"/>
+                <w:b w:val="false"/>
+                <w:bCs w:val="false"/>
+                <w:i w:val="false"/>
+                <w:iCs w:val="false"/>
+                <w:caps w:val="false"/>
+                <w:color w:val="161616"/>
+                <w:sz w:val="19"/>
+                <w:szCs w:val="19"/>
               </w:rPr>
               <w:t xml:space="preserve">Apply ticket economics to remove demand; track business impact rather than activity metrics.</w:t>
             </w:r>
@@ -1431,24 +1557,27 @@
             </w:tcBorders>
             <w:shd w:fill="F2F4F8" w:val="solid"/>
             <w:tcMar>
-              <w:top w:type="dxa" w:w="60"/>
-              <w:left w:type="dxa" w:w="120"/>
-              <w:bottom w:type="dxa" w:w="60"/>
-              <w:right w:type="dxa" w:w="120"/>
-            </w:tcMar>
-          </w:tcPr>
-          <w:p>
-            <w:pPr>
-              <w:spacing w:after="60" w:before="60"/>
-            </w:pPr>
-            <w:r>
-              <w:rPr>
-                <w:rFonts w:ascii="Calibri" w:cs="Calibri" w:eastAsia="Calibri" w:hAnsi="Calibri"/>
-                <w:b/>
-                <w:bCs/>
-                <w:color w:val="161616"/>
-                <w:sz w:val="9"/>
-                <w:szCs w:val="9"/>
+              <w:top w:type="dxa" w:w="40"/>
+              <w:left w:type="dxa" w:w="100"/>
+              <w:bottom w:type="dxa" w:w="40"/>
+              <w:right w:type="dxa" w:w="100"/>
+            </w:tcMar>
+          </w:tcPr>
+          <w:p>
+            <w:pPr>
+              <w:spacing w:after="50" w:before="50"/>
+            </w:pPr>
+            <w:r>
+              <w:rPr>
+                <w:rFonts w:ascii="Calibri" w:cs="Calibri" w:eastAsia="Calibri" w:hAnsi="Calibri"/>
+                <w:b/>
+                <w:bCs/>
+                <w:i w:val="false"/>
+                <w:iCs w:val="false"/>
+                <w:caps w:val="false"/>
+                <w:color w:val="161616"/>
+                <w:sz w:val="19"/>
+                <w:szCs w:val="19"/>
               </w:rPr>
               <w:t xml:space="preserve">Continuous Innovation</w:t>
             </w:r>
@@ -1465,22 +1594,27 @@
             </w:tcBorders>
             <w:shd w:fill="F2F4F8" w:val="solid"/>
             <w:tcMar>
-              <w:top w:type="dxa" w:w="60"/>
-              <w:left w:type="dxa" w:w="120"/>
-              <w:bottom w:type="dxa" w:w="60"/>
-              <w:right w:type="dxa" w:w="120"/>
-            </w:tcMar>
-          </w:tcPr>
-          <w:p>
-            <w:pPr>
-              <w:spacing w:after="60" w:before="60"/>
-            </w:pPr>
-            <w:r>
-              <w:rPr>
-                <w:rFonts w:ascii="Calibri" w:cs="Calibri" w:eastAsia="Calibri" w:hAnsi="Calibri"/>
-                <w:color w:val="161616"/>
-                <w:sz w:val="9"/>
-                <w:szCs w:val="9"/>
+              <w:top w:type="dxa" w:w="40"/>
+              <w:left w:type="dxa" w:w="100"/>
+              <w:bottom w:type="dxa" w:w="40"/>
+              <w:right w:type="dxa" w:w="100"/>
+            </w:tcMar>
+          </w:tcPr>
+          <w:p>
+            <w:pPr>
+              <w:spacing w:after="50" w:before="50"/>
+            </w:pPr>
+            <w:r>
+              <w:rPr>
+                <w:rFonts w:ascii="Calibri" w:cs="Calibri" w:eastAsia="Calibri" w:hAnsi="Calibri"/>
+                <w:b w:val="false"/>
+                <w:bCs w:val="false"/>
+                <w:i w:val="false"/>
+                <w:iCs w:val="false"/>
+                <w:caps w:val="false"/>
+                <w:color w:val="161616"/>
+                <w:sz w:val="19"/>
+                <w:szCs w:val="19"/>
               </w:rPr>
               <w:t xml:space="preserve">Modernization sprints and a governed value pipeline to deliver incremental improvements continuously.</w:t>
             </w:r>
@@ -1498,24 +1632,27 @@
               <w:right w:val="single" w:color="DDDDDD" w:sz="2"/>
             </w:tcBorders>
             <w:tcMar>
-              <w:top w:type="dxa" w:w="60"/>
-              <w:left w:type="dxa" w:w="120"/>
-              <w:bottom w:type="dxa" w:w="60"/>
-              <w:right w:type="dxa" w:w="120"/>
-            </w:tcMar>
-          </w:tcPr>
-          <w:p>
-            <w:pPr>
-              <w:spacing w:after="60" w:before="60"/>
-            </w:pPr>
-            <w:r>
-              <w:rPr>
-                <w:rFonts w:ascii="Calibri" w:cs="Calibri" w:eastAsia="Calibri" w:hAnsi="Calibri"/>
-                <w:b/>
-                <w:bCs/>
-                <w:color w:val="161616"/>
-                <w:sz w:val="9"/>
-                <w:szCs w:val="9"/>
+              <w:top w:type="dxa" w:w="40"/>
+              <w:left w:type="dxa" w:w="100"/>
+              <w:bottom w:type="dxa" w:w="40"/>
+              <w:right w:type="dxa" w:w="100"/>
+            </w:tcMar>
+          </w:tcPr>
+          <w:p>
+            <w:pPr>
+              <w:spacing w:after="50" w:before="50"/>
+            </w:pPr>
+            <w:r>
+              <w:rPr>
+                <w:rFonts w:ascii="Calibri" w:cs="Calibri" w:eastAsia="Calibri" w:hAnsi="Calibri"/>
+                <w:b/>
+                <w:bCs/>
+                <w:i w:val="false"/>
+                <w:iCs w:val="false"/>
+                <w:caps w:val="false"/>
+                <w:color w:val="161616"/>
+                <w:sz w:val="19"/>
+                <w:szCs w:val="19"/>
               </w:rPr>
               <w:t xml:space="preserve">Zero-Disruption Transition</w:t>
             </w:r>
@@ -1531,22 +1668,27 @@
               <w:right w:val="single" w:color="DDDDDD" w:sz="2"/>
             </w:tcBorders>
             <w:tcMar>
-              <w:top w:type="dxa" w:w="60"/>
-              <w:left w:type="dxa" w:w="120"/>
-              <w:bottom w:type="dxa" w:w="60"/>
-              <w:right w:type="dxa" w:w="120"/>
-            </w:tcMar>
-          </w:tcPr>
-          <w:p>
-            <w:pPr>
-              <w:spacing w:after="60" w:before="60"/>
-            </w:pPr>
-            <w:r>
-              <w:rPr>
-                <w:rFonts w:ascii="Calibri" w:cs="Calibri" w:eastAsia="Calibri" w:hAnsi="Calibri"/>
-                <w:color w:val="161616"/>
-                <w:sz w:val="9"/>
-                <w:szCs w:val="9"/>
+              <w:top w:type="dxa" w:w="40"/>
+              <w:left w:type="dxa" w:w="100"/>
+              <w:bottom w:type="dxa" w:w="40"/>
+              <w:right w:type="dxa" w:w="100"/>
+            </w:tcMar>
+          </w:tcPr>
+          <w:p>
+            <w:pPr>
+              <w:spacing w:after="50" w:before="50"/>
+            </w:pPr>
+            <w:r>
+              <w:rPr>
+                <w:rFonts w:ascii="Calibri" w:cs="Calibri" w:eastAsia="Calibri" w:hAnsi="Calibri"/>
+                <w:b w:val="false"/>
+                <w:bCs w:val="false"/>
+                <w:i w:val="false"/>
+                <w:iCs w:val="false"/>
+                <w:caps w:val="false"/>
+                <w:color w:val="161616"/>
+                <w:sz w:val="19"/>
+                <w:szCs w:val="19"/>
               </w:rPr>
               <w:t xml:space="preserve">Risk-controlled onboarding leveraging existing Horizon knowledge to maintain operational continuity.</w:t>
             </w:r>
@@ -1556,43 +1698,36 @@
     </w:tbl>
     <w:p>
       <w:pPr>
-        <w:spacing w:after="0" w:before="0"/>
-      </w:pPr>
-      <w:r>
-        <w:rPr>
-          <w:rFonts w:ascii="Calibri" w:cs="Calibri" w:eastAsia="Calibri" w:hAnsi="Calibri"/>
-          <w:sz w:val="210"/>
-          <w:szCs w:val="210"/>
-        </w:rPr>
+        <w:spacing w:after="80" w:before="0"/>
+      </w:pPr>
+      <w:r>
         <w:t xml:space="preserve"/>
       </w:r>
     </w:p>
     <w:p>
       <w:pPr>
-        <w:spacing w:after="60" w:before="160"/>
+        <w:spacing w:after="40" w:before="160"/>
       </w:pPr>
       <w:r>
         <w:rPr>
           <w:rFonts w:ascii="Calibri" w:cs="Calibri" w:eastAsia="Calibri" w:hAnsi="Calibri"/>
           <w:b/>
           <w:bCs/>
+          <w:i w:val="false"/>
+          <w:iCs w:val="false"/>
+          <w:caps w:val="false"/>
           <w:color w:val="0F62FE"/>
-          <w:sz w:val="11"/>
-          <w:szCs w:val="11"/>
+          <w:sz w:val="22"/>
+          <w:szCs w:val="22"/>
         </w:rPr>
         <w:t xml:space="preserve">2.2  Current State vs. 12-Month Targets</w:t>
       </w:r>
     </w:p>
     <w:p>
       <w:pPr>
-        <w:spacing w:after="0" w:before="0"/>
-      </w:pPr>
-      <w:r>
-        <w:rPr>
-          <w:rFonts w:ascii="Calibri" w:cs="Calibri" w:eastAsia="Calibri" w:hAnsi="Calibri"/>
-          <w:sz w:val="210"/>
-          <w:szCs w:val="210"/>
-        </w:rPr>
+        <w:spacing w:after="40" w:before="0"/>
+      </w:pPr>
+      <w:r>
         <w:t xml:space="preserve"/>
       </w:r>
     </w:p>
@@ -1627,24 +1762,27 @@
             </w:tcBorders>
             <w:shd w:fill="001141" w:val="solid"/>
             <w:tcMar>
-              <w:top w:type="dxa" w:w="60"/>
-              <w:left w:type="dxa" w:w="120"/>
-              <w:bottom w:type="dxa" w:w="60"/>
-              <w:right w:type="dxa" w:w="120"/>
-            </w:tcMar>
-          </w:tcPr>
-          <w:p>
-            <w:pPr>
-              <w:spacing w:after="60" w:before="60"/>
-            </w:pPr>
-            <w:r>
-              <w:rPr>
-                <w:rFonts w:ascii="Calibri" w:cs="Calibri" w:eastAsia="Calibri" w:hAnsi="Calibri"/>
-                <w:b/>
-                <w:bCs/>
+              <w:top w:type="dxa" w:w="40"/>
+              <w:left w:type="dxa" w:w="100"/>
+              <w:bottom w:type="dxa" w:w="40"/>
+              <w:right w:type="dxa" w:w="100"/>
+            </w:tcMar>
+          </w:tcPr>
+          <w:p>
+            <w:pPr>
+              <w:spacing w:after="50" w:before="50"/>
+            </w:pPr>
+            <w:r>
+              <w:rPr>
+                <w:rFonts w:ascii="Calibri" w:cs="Calibri" w:eastAsia="Calibri" w:hAnsi="Calibri"/>
+                <w:b/>
+                <w:bCs/>
+                <w:i w:val="false"/>
+                <w:iCs w:val="false"/>
+                <w:caps w:val="false"/>
                 <w:color w:val="FFFFFF"/>
-                <w:sz w:val="9"/>
-                <w:szCs w:val="9"/>
+                <w:sz w:val="19"/>
+                <w:szCs w:val="19"/>
               </w:rPr>
               <w:t xml:space="preserve">Metric</w:t>
             </w:r>
@@ -1661,24 +1799,27 @@
             </w:tcBorders>
             <w:shd w:fill="001141" w:val="solid"/>
             <w:tcMar>
-              <w:top w:type="dxa" w:w="60"/>
-              <w:left w:type="dxa" w:w="120"/>
-              <w:bottom w:type="dxa" w:w="60"/>
-              <w:right w:type="dxa" w:w="120"/>
-            </w:tcMar>
-          </w:tcPr>
-          <w:p>
-            <w:pPr>
-              <w:spacing w:after="60" w:before="60"/>
-            </w:pPr>
-            <w:r>
-              <w:rPr>
-                <w:rFonts w:ascii="Calibri" w:cs="Calibri" w:eastAsia="Calibri" w:hAnsi="Calibri"/>
-                <w:b/>
-                <w:bCs/>
+              <w:top w:type="dxa" w:w="40"/>
+              <w:left w:type="dxa" w:w="100"/>
+              <w:bottom w:type="dxa" w:w="40"/>
+              <w:right w:type="dxa" w:w="100"/>
+            </w:tcMar>
+          </w:tcPr>
+          <w:p>
+            <w:pPr>
+              <w:spacing w:after="50" w:before="50"/>
+            </w:pPr>
+            <w:r>
+              <w:rPr>
+                <w:rFonts w:ascii="Calibri" w:cs="Calibri" w:eastAsia="Calibri" w:hAnsi="Calibri"/>
+                <w:b/>
+                <w:bCs/>
+                <w:i w:val="false"/>
+                <w:iCs w:val="false"/>
+                <w:caps w:val="false"/>
                 <w:color w:val="FFFFFF"/>
-                <w:sz w:val="9"/>
-                <w:szCs w:val="9"/>
+                <w:sz w:val="19"/>
+                <w:szCs w:val="19"/>
               </w:rPr>
               <w:t xml:space="preserve">Current</w:t>
             </w:r>
@@ -1695,24 +1836,27 @@
             </w:tcBorders>
             <w:shd w:fill="001141" w:val="solid"/>
             <w:tcMar>
-              <w:top w:type="dxa" w:w="60"/>
-              <w:left w:type="dxa" w:w="120"/>
-              <w:bottom w:type="dxa" w:w="60"/>
-              <w:right w:type="dxa" w:w="120"/>
-            </w:tcMar>
-          </w:tcPr>
-          <w:p>
-            <w:pPr>
-              <w:spacing w:after="60" w:before="60"/>
-            </w:pPr>
-            <w:r>
-              <w:rPr>
-                <w:rFonts w:ascii="Calibri" w:cs="Calibri" w:eastAsia="Calibri" w:hAnsi="Calibri"/>
-                <w:b/>
-                <w:bCs/>
+              <w:top w:type="dxa" w:w="40"/>
+              <w:left w:type="dxa" w:w="100"/>
+              <w:bottom w:type="dxa" w:w="40"/>
+              <w:right w:type="dxa" w:w="100"/>
+            </w:tcMar>
+          </w:tcPr>
+          <w:p>
+            <w:pPr>
+              <w:spacing w:after="50" w:before="50"/>
+            </w:pPr>
+            <w:r>
+              <w:rPr>
+                <w:rFonts w:ascii="Calibri" w:cs="Calibri" w:eastAsia="Calibri" w:hAnsi="Calibri"/>
+                <w:b/>
+                <w:bCs/>
+                <w:i w:val="false"/>
+                <w:iCs w:val="false"/>
+                <w:caps w:val="false"/>
                 <w:color w:val="FFFFFF"/>
-                <w:sz w:val="9"/>
-                <w:szCs w:val="9"/>
+                <w:sz w:val="19"/>
+                <w:szCs w:val="19"/>
               </w:rPr>
               <w:t xml:space="preserve">12-Month Target</w:t>
             </w:r>
@@ -1729,24 +1873,27 @@
             </w:tcBorders>
             <w:shd w:fill="001141" w:val="solid"/>
             <w:tcMar>
-              <w:top w:type="dxa" w:w="60"/>
-              <w:left w:type="dxa" w:w="120"/>
-              <w:bottom w:type="dxa" w:w="60"/>
-              <w:right w:type="dxa" w:w="120"/>
-            </w:tcMar>
-          </w:tcPr>
-          <w:p>
-            <w:pPr>
-              <w:spacing w:after="60" w:before="60"/>
-            </w:pPr>
-            <w:r>
-              <w:rPr>
-                <w:rFonts w:ascii="Calibri" w:cs="Calibri" w:eastAsia="Calibri" w:hAnsi="Calibri"/>
-                <w:b/>
-                <w:bCs/>
+              <w:top w:type="dxa" w:w="40"/>
+              <w:left w:type="dxa" w:w="100"/>
+              <w:bottom w:type="dxa" w:w="40"/>
+              <w:right w:type="dxa" w:w="100"/>
+            </w:tcMar>
+          </w:tcPr>
+          <w:p>
+            <w:pPr>
+              <w:spacing w:after="50" w:before="50"/>
+            </w:pPr>
+            <w:r>
+              <w:rPr>
+                <w:rFonts w:ascii="Calibri" w:cs="Calibri" w:eastAsia="Calibri" w:hAnsi="Calibri"/>
+                <w:b/>
+                <w:bCs/>
+                <w:i w:val="false"/>
+                <w:iCs w:val="false"/>
+                <w:caps w:val="false"/>
                 <w:color w:val="FFFFFF"/>
-                <w:sz w:val="9"/>
-                <w:szCs w:val="9"/>
+                <w:sz w:val="19"/>
+                <w:szCs w:val="19"/>
               </w:rPr>
               <w:t xml:space="preserve">Trend</w:t>
             </w:r>
@@ -1765,24 +1912,27 @@
             </w:tcBorders>
             <w:shd w:fill="F2F4F8" w:val="solid"/>
             <w:tcMar>
-              <w:top w:type="dxa" w:w="60"/>
-              <w:left w:type="dxa" w:w="120"/>
-              <w:bottom w:type="dxa" w:w="60"/>
-              <w:right w:type="dxa" w:w="120"/>
-            </w:tcMar>
-          </w:tcPr>
-          <w:p>
-            <w:pPr>
-              <w:spacing w:after="60" w:before="60"/>
-            </w:pPr>
-            <w:r>
-              <w:rPr>
-                <w:rFonts w:ascii="Calibri" w:cs="Calibri" w:eastAsia="Calibri" w:hAnsi="Calibri"/>
-                <w:b/>
-                <w:bCs/>
-                <w:color w:val="161616"/>
-                <w:sz w:val="9"/>
-                <w:szCs w:val="9"/>
+              <w:top w:type="dxa" w:w="40"/>
+              <w:left w:type="dxa" w:w="100"/>
+              <w:bottom w:type="dxa" w:w="40"/>
+              <w:right w:type="dxa" w:w="100"/>
+            </w:tcMar>
+          </w:tcPr>
+          <w:p>
+            <w:pPr>
+              <w:spacing w:after="50" w:before="50"/>
+            </w:pPr>
+            <w:r>
+              <w:rPr>
+                <w:rFonts w:ascii="Calibri" w:cs="Calibri" w:eastAsia="Calibri" w:hAnsi="Calibri"/>
+                <w:b/>
+                <w:bCs/>
+                <w:i w:val="false"/>
+                <w:iCs w:val="false"/>
+                <w:caps w:val="false"/>
+                <w:color w:val="161616"/>
+                <w:sz w:val="19"/>
+                <w:szCs w:val="19"/>
               </w:rPr>
               <w:t xml:space="preserve">Test Automation Coverage</w:t>
             </w:r>
@@ -1799,22 +1949,27 @@
             </w:tcBorders>
             <w:shd w:fill="F2F4F8" w:val="solid"/>
             <w:tcMar>
-              <w:top w:type="dxa" w:w="60"/>
-              <w:left w:type="dxa" w:w="120"/>
-              <w:bottom w:type="dxa" w:w="60"/>
-              <w:right w:type="dxa" w:w="120"/>
-            </w:tcMar>
-          </w:tcPr>
-          <w:p>
-            <w:pPr>
-              <w:spacing w:after="60" w:before="60"/>
-            </w:pPr>
-            <w:r>
-              <w:rPr>
-                <w:rFonts w:ascii="Calibri" w:cs="Calibri" w:eastAsia="Calibri" w:hAnsi="Calibri"/>
-                <w:color w:val="161616"/>
-                <w:sz w:val="9"/>
-                <w:szCs w:val="9"/>
+              <w:top w:type="dxa" w:w="40"/>
+              <w:left w:type="dxa" w:w="100"/>
+              <w:bottom w:type="dxa" w:w="40"/>
+              <w:right w:type="dxa" w:w="100"/>
+            </w:tcMar>
+          </w:tcPr>
+          <w:p>
+            <w:pPr>
+              <w:spacing w:after="50" w:before="50"/>
+            </w:pPr>
+            <w:r>
+              <w:rPr>
+                <w:rFonts w:ascii="Calibri" w:cs="Calibri" w:eastAsia="Calibri" w:hAnsi="Calibri"/>
+                <w:b w:val="false"/>
+                <w:bCs w:val="false"/>
+                <w:i w:val="false"/>
+                <w:iCs w:val="false"/>
+                <w:caps w:val="false"/>
+                <w:color w:val="161616"/>
+                <w:sz w:val="19"/>
+                <w:szCs w:val="19"/>
               </w:rPr>
               <w:t xml:space="preserve">~25%</w:t>
             </w:r>
@@ -1831,24 +1986,27 @@
             </w:tcBorders>
             <w:shd w:fill="F2F4F8" w:val="solid"/>
             <w:tcMar>
-              <w:top w:type="dxa" w:w="60"/>
-              <w:left w:type="dxa" w:w="120"/>
-              <w:bottom w:type="dxa" w:w="60"/>
-              <w:right w:type="dxa" w:w="120"/>
-            </w:tcMar>
-          </w:tcPr>
-          <w:p>
-            <w:pPr>
-              <w:spacing w:after="60" w:before="60"/>
-            </w:pPr>
-            <w:r>
-              <w:rPr>
-                <w:rFonts w:ascii="Calibri" w:cs="Calibri" w:eastAsia="Calibri" w:hAnsi="Calibri"/>
-                <w:b/>
-                <w:bCs/>
+              <w:top w:type="dxa" w:w="40"/>
+              <w:left w:type="dxa" w:w="100"/>
+              <w:bottom w:type="dxa" w:w="40"/>
+              <w:right w:type="dxa" w:w="100"/>
+            </w:tcMar>
+          </w:tcPr>
+          <w:p>
+            <w:pPr>
+              <w:spacing w:after="50" w:before="50"/>
+            </w:pPr>
+            <w:r>
+              <w:rPr>
+                <w:rFonts w:ascii="Calibri" w:cs="Calibri" w:eastAsia="Calibri" w:hAnsi="Calibri"/>
+                <w:b/>
+                <w:bCs/>
+                <w:i w:val="false"/>
+                <w:iCs w:val="false"/>
+                <w:caps w:val="false"/>
                 <w:color w:val="0F62FE"/>
-                <w:sz w:val="9"/>
-                <w:szCs w:val="9"/>
+                <w:sz w:val="19"/>
+                <w:szCs w:val="19"/>
               </w:rPr>
               <w:t xml:space="preserve">80%+</w:t>
             </w:r>
@@ -1865,24 +2023,27 @@
             </w:tcBorders>
             <w:shd w:fill="F2F4F8" w:val="solid"/>
             <w:tcMar>
-              <w:top w:type="dxa" w:w="60"/>
-              <w:left w:type="dxa" w:w="120"/>
-              <w:bottom w:type="dxa" w:w="60"/>
-              <w:right w:type="dxa" w:w="120"/>
-            </w:tcMar>
-          </w:tcPr>
-          <w:p>
-            <w:pPr>
-              <w:spacing w:after="60" w:before="60"/>
-            </w:pPr>
-            <w:r>
-              <w:rPr>
-                <w:rFonts w:ascii="Calibri" w:cs="Calibri" w:eastAsia="Calibri" w:hAnsi="Calibri"/>
-                <w:b/>
-                <w:bCs/>
-                <w:color w:val="1A7E3B"/>
-                <w:sz w:val="9"/>
-                <w:szCs w:val="9"/>
+              <w:top w:type="dxa" w:w="40"/>
+              <w:left w:type="dxa" w:w="100"/>
+              <w:bottom w:type="dxa" w:w="40"/>
+              <w:right w:type="dxa" w:w="100"/>
+            </w:tcMar>
+          </w:tcPr>
+          <w:p>
+            <w:pPr>
+              <w:spacing w:after="50" w:before="50"/>
+            </w:pPr>
+            <w:r>
+              <w:rPr>
+                <w:rFonts w:ascii="Calibri" w:cs="Calibri" w:eastAsia="Calibri" w:hAnsi="Calibri"/>
+                <w:b/>
+                <w:bCs/>
+                <w:i w:val="false"/>
+                <w:iCs w:val="false"/>
+                <w:caps w:val="false"/>
+                <w:color w:val="198038"/>
+                <w:sz w:val="19"/>
+                <w:szCs w:val="19"/>
               </w:rPr>
               <w:t xml:space="preserve">↑ 3×</w:t>
             </w:r>
@@ -1900,24 +2061,27 @@
               <w:right w:val="single" w:color="DDDDDD" w:sz="2"/>
             </w:tcBorders>
             <w:tcMar>
-              <w:top w:type="dxa" w:w="60"/>
-              <w:left w:type="dxa" w:w="120"/>
-              <w:bottom w:type="dxa" w:w="60"/>
-              <w:right w:type="dxa" w:w="120"/>
-            </w:tcMar>
-          </w:tcPr>
-          <w:p>
-            <w:pPr>
-              <w:spacing w:after="60" w:before="60"/>
-            </w:pPr>
-            <w:r>
-              <w:rPr>
-                <w:rFonts w:ascii="Calibri" w:cs="Calibri" w:eastAsia="Calibri" w:hAnsi="Calibri"/>
-                <w:b/>
-                <w:bCs/>
-                <w:color w:val="161616"/>
-                <w:sz w:val="9"/>
-                <w:szCs w:val="9"/>
+              <w:top w:type="dxa" w:w="40"/>
+              <w:left w:type="dxa" w:w="100"/>
+              <w:bottom w:type="dxa" w:w="40"/>
+              <w:right w:type="dxa" w:w="100"/>
+            </w:tcMar>
+          </w:tcPr>
+          <w:p>
+            <w:pPr>
+              <w:spacing w:after="50" w:before="50"/>
+            </w:pPr>
+            <w:r>
+              <w:rPr>
+                <w:rFonts w:ascii="Calibri" w:cs="Calibri" w:eastAsia="Calibri" w:hAnsi="Calibri"/>
+                <w:b/>
+                <w:bCs/>
+                <w:i w:val="false"/>
+                <w:iCs w:val="false"/>
+                <w:caps w:val="false"/>
+                <w:color w:val="161616"/>
+                <w:sz w:val="19"/>
+                <w:szCs w:val="19"/>
               </w:rPr>
               <w:t xml:space="preserve">Mean Time to Resolve (MTTR)</w:t>
             </w:r>
@@ -1933,22 +2097,27 @@
               <w:right w:val="single" w:color="DDDDDD" w:sz="2"/>
             </w:tcBorders>
             <w:tcMar>
-              <w:top w:type="dxa" w:w="60"/>
-              <w:left w:type="dxa" w:w="120"/>
-              <w:bottom w:type="dxa" w:w="60"/>
-              <w:right w:type="dxa" w:w="120"/>
-            </w:tcMar>
-          </w:tcPr>
-          <w:p>
-            <w:pPr>
-              <w:spacing w:after="60" w:before="60"/>
-            </w:pPr>
-            <w:r>
-              <w:rPr>
-                <w:rFonts w:ascii="Calibri" w:cs="Calibri" w:eastAsia="Calibri" w:hAnsi="Calibri"/>
-                <w:color w:val="161616"/>
-                <w:sz w:val="9"/>
-                <w:szCs w:val="9"/>
+              <w:top w:type="dxa" w:w="40"/>
+              <w:left w:type="dxa" w:w="100"/>
+              <w:bottom w:type="dxa" w:w="40"/>
+              <w:right w:type="dxa" w:w="100"/>
+            </w:tcMar>
+          </w:tcPr>
+          <w:p>
+            <w:pPr>
+              <w:spacing w:after="50" w:before="50"/>
+            </w:pPr>
+            <w:r>
+              <w:rPr>
+                <w:rFonts w:ascii="Calibri" w:cs="Calibri" w:eastAsia="Calibri" w:hAnsi="Calibri"/>
+                <w:b w:val="false"/>
+                <w:bCs w:val="false"/>
+                <w:i w:val="false"/>
+                <w:iCs w:val="false"/>
+                <w:caps w:val="false"/>
+                <w:color w:val="161616"/>
+                <w:sz w:val="19"/>
+                <w:szCs w:val="19"/>
               </w:rPr>
               <w:t xml:space="preserve">&gt;4 hours</w:t>
             </w:r>
@@ -1964,24 +2133,27 @@
               <w:right w:val="single" w:color="DDDDDD" w:sz="2"/>
             </w:tcBorders>
             <w:tcMar>
-              <w:top w:type="dxa" w:w="60"/>
-              <w:left w:type="dxa" w:w="120"/>
-              <w:bottom w:type="dxa" w:w="60"/>
-              <w:right w:type="dxa" w:w="120"/>
-            </w:tcMar>
-          </w:tcPr>
-          <w:p>
-            <w:pPr>
-              <w:spacing w:after="60" w:before="60"/>
-            </w:pPr>
-            <w:r>
-              <w:rPr>
-                <w:rFonts w:ascii="Calibri" w:cs="Calibri" w:eastAsia="Calibri" w:hAnsi="Calibri"/>
-                <w:b/>
-                <w:bCs/>
+              <w:top w:type="dxa" w:w="40"/>
+              <w:left w:type="dxa" w:w="100"/>
+              <w:bottom w:type="dxa" w:w="40"/>
+              <w:right w:type="dxa" w:w="100"/>
+            </w:tcMar>
+          </w:tcPr>
+          <w:p>
+            <w:pPr>
+              <w:spacing w:after="50" w:before="50"/>
+            </w:pPr>
+            <w:r>
+              <w:rPr>
+                <w:rFonts w:ascii="Calibri" w:cs="Calibri" w:eastAsia="Calibri" w:hAnsi="Calibri"/>
+                <w:b/>
+                <w:bCs/>
+                <w:i w:val="false"/>
+                <w:iCs w:val="false"/>
+                <w:caps w:val="false"/>
                 <w:color w:val="0F62FE"/>
-                <w:sz w:val="9"/>
-                <w:szCs w:val="9"/>
+                <w:sz w:val="19"/>
+                <w:szCs w:val="19"/>
               </w:rPr>
               <w:t xml:space="preserve">&lt;1.8 hours</w:t>
             </w:r>
@@ -1997,24 +2169,27 @@
               <w:right w:val="single" w:color="DDDDDD" w:sz="2"/>
             </w:tcBorders>
             <w:tcMar>
-              <w:top w:type="dxa" w:w="60"/>
-              <w:left w:type="dxa" w:w="120"/>
-              <w:bottom w:type="dxa" w:w="60"/>
-              <w:right w:type="dxa" w:w="120"/>
-            </w:tcMar>
-          </w:tcPr>
-          <w:p>
-            <w:pPr>
-              <w:spacing w:after="60" w:before="60"/>
-            </w:pPr>
-            <w:r>
-              <w:rPr>
-                <w:rFonts w:ascii="Calibri" w:cs="Calibri" w:eastAsia="Calibri" w:hAnsi="Calibri"/>
-                <w:b/>
-                <w:bCs/>
-                <w:color w:val="1A7E3B"/>
-                <w:sz w:val="9"/>
-                <w:szCs w:val="9"/>
+              <w:top w:type="dxa" w:w="40"/>
+              <w:left w:type="dxa" w:w="100"/>
+              <w:bottom w:type="dxa" w:w="40"/>
+              <w:right w:type="dxa" w:w="100"/>
+            </w:tcMar>
+          </w:tcPr>
+          <w:p>
+            <w:pPr>
+              <w:spacing w:after="50" w:before="50"/>
+            </w:pPr>
+            <w:r>
+              <w:rPr>
+                <w:rFonts w:ascii="Calibri" w:cs="Calibri" w:eastAsia="Calibri" w:hAnsi="Calibri"/>
+                <w:b/>
+                <w:bCs/>
+                <w:i w:val="false"/>
+                <w:iCs w:val="false"/>
+                <w:caps w:val="false"/>
+                <w:color w:val="198038"/>
+                <w:sz w:val="19"/>
+                <w:szCs w:val="19"/>
               </w:rPr>
               <w:t xml:space="preserve">↓ ~55%</w:t>
             </w:r>
@@ -2033,24 +2208,27 @@
             </w:tcBorders>
             <w:shd w:fill="F2F4F8" w:val="solid"/>
             <w:tcMar>
-              <w:top w:type="dxa" w:w="60"/>
-              <w:left w:type="dxa" w:w="120"/>
-              <w:bottom w:type="dxa" w:w="60"/>
-              <w:right w:type="dxa" w:w="120"/>
-            </w:tcMar>
-          </w:tcPr>
-          <w:p>
-            <w:pPr>
-              <w:spacing w:after="60" w:before="60"/>
-            </w:pPr>
-            <w:r>
-              <w:rPr>
-                <w:rFonts w:ascii="Calibri" w:cs="Calibri" w:eastAsia="Calibri" w:hAnsi="Calibri"/>
-                <w:b/>
-                <w:bCs/>
-                <w:color w:val="161616"/>
-                <w:sz w:val="9"/>
-                <w:szCs w:val="9"/>
+              <w:top w:type="dxa" w:w="40"/>
+              <w:left w:type="dxa" w:w="100"/>
+              <w:bottom w:type="dxa" w:w="40"/>
+              <w:right w:type="dxa" w:w="100"/>
+            </w:tcMar>
+          </w:tcPr>
+          <w:p>
+            <w:pPr>
+              <w:spacing w:after="50" w:before="50"/>
+            </w:pPr>
+            <w:r>
+              <w:rPr>
+                <w:rFonts w:ascii="Calibri" w:cs="Calibri" w:eastAsia="Calibri" w:hAnsi="Calibri"/>
+                <w:b/>
+                <w:bCs/>
+                <w:i w:val="false"/>
+                <w:iCs w:val="false"/>
+                <w:caps w:val="false"/>
+                <w:color w:val="161616"/>
+                <w:sz w:val="19"/>
+                <w:szCs w:val="19"/>
               </w:rPr>
               <w:t xml:space="preserve">Defect Escape to Production</w:t>
             </w:r>
@@ -2067,22 +2245,27 @@
             </w:tcBorders>
             <w:shd w:fill="F2F4F8" w:val="solid"/>
             <w:tcMar>
-              <w:top w:type="dxa" w:w="60"/>
-              <w:left w:type="dxa" w:w="120"/>
-              <w:bottom w:type="dxa" w:w="60"/>
-              <w:right w:type="dxa" w:w="120"/>
-            </w:tcMar>
-          </w:tcPr>
-          <w:p>
-            <w:pPr>
-              <w:spacing w:after="60" w:before="60"/>
-            </w:pPr>
-            <w:r>
-              <w:rPr>
-                <w:rFonts w:ascii="Calibri" w:cs="Calibri" w:eastAsia="Calibri" w:hAnsi="Calibri"/>
-                <w:color w:val="161616"/>
-                <w:sz w:val="9"/>
-                <w:szCs w:val="9"/>
+              <w:top w:type="dxa" w:w="40"/>
+              <w:left w:type="dxa" w:w="100"/>
+              <w:bottom w:type="dxa" w:w="40"/>
+              <w:right w:type="dxa" w:w="100"/>
+            </w:tcMar>
+          </w:tcPr>
+          <w:p>
+            <w:pPr>
+              <w:spacing w:after="50" w:before="50"/>
+            </w:pPr>
+            <w:r>
+              <w:rPr>
+                <w:rFonts w:ascii="Calibri" w:cs="Calibri" w:eastAsia="Calibri" w:hAnsi="Calibri"/>
+                <w:b w:val="false"/>
+                <w:bCs w:val="false"/>
+                <w:i w:val="false"/>
+                <w:iCs w:val="false"/>
+                <w:caps w:val="false"/>
+                <w:color w:val="161616"/>
+                <w:sz w:val="19"/>
+                <w:szCs w:val="19"/>
               </w:rPr>
               <w:t xml:space="preserve">High / untracked</w:t>
             </w:r>
@@ -2099,24 +2282,27 @@
             </w:tcBorders>
             <w:shd w:fill="F2F4F8" w:val="solid"/>
             <w:tcMar>
-              <w:top w:type="dxa" w:w="60"/>
-              <w:left w:type="dxa" w:w="120"/>
-              <w:bottom w:type="dxa" w:w="60"/>
-              <w:right w:type="dxa" w:w="120"/>
-            </w:tcMar>
-          </w:tcPr>
-          <w:p>
-            <w:pPr>
-              <w:spacing w:after="60" w:before="60"/>
-            </w:pPr>
-            <w:r>
-              <w:rPr>
-                <w:rFonts w:ascii="Calibri" w:cs="Calibri" w:eastAsia="Calibri" w:hAnsi="Calibri"/>
-                <w:b/>
-                <w:bCs/>
+              <w:top w:type="dxa" w:w="40"/>
+              <w:left w:type="dxa" w:w="100"/>
+              <w:bottom w:type="dxa" w:w="40"/>
+              <w:right w:type="dxa" w:w="100"/>
+            </w:tcMar>
+          </w:tcPr>
+          <w:p>
+            <w:pPr>
+              <w:spacing w:after="50" w:before="50"/>
+            </w:pPr>
+            <w:r>
+              <w:rPr>
+                <w:rFonts w:ascii="Calibri" w:cs="Calibri" w:eastAsia="Calibri" w:hAnsi="Calibri"/>
+                <w:b/>
+                <w:bCs/>
+                <w:i w:val="false"/>
+                <w:iCs w:val="false"/>
+                <w:caps w:val="false"/>
                 <w:color w:val="0F62FE"/>
-                <w:sz w:val="9"/>
-                <w:szCs w:val="9"/>
+                <w:sz w:val="19"/>
+                <w:szCs w:val="19"/>
               </w:rPr>
               <w:t xml:space="preserve">65% reduction</w:t>
             </w:r>
@@ -2133,24 +2319,27 @@
             </w:tcBorders>
             <w:shd w:fill="F2F4F8" w:val="solid"/>
             <w:tcMar>
-              <w:top w:type="dxa" w:w="60"/>
-              <w:left w:type="dxa" w:w="120"/>
-              <w:bottom w:type="dxa" w:w="60"/>
-              <w:right w:type="dxa" w:w="120"/>
-            </w:tcMar>
-          </w:tcPr>
-          <w:p>
-            <w:pPr>
-              <w:spacing w:after="60" w:before="60"/>
-            </w:pPr>
-            <w:r>
-              <w:rPr>
-                <w:rFonts w:ascii="Calibri" w:cs="Calibri" w:eastAsia="Calibri" w:hAnsi="Calibri"/>
-                <w:b/>
-                <w:bCs/>
-                <w:color w:val="1A7E3B"/>
-                <w:sz w:val="9"/>
-                <w:szCs w:val="9"/>
+              <w:top w:type="dxa" w:w="40"/>
+              <w:left w:type="dxa" w:w="100"/>
+              <w:bottom w:type="dxa" w:w="40"/>
+              <w:right w:type="dxa" w:w="100"/>
+            </w:tcMar>
+          </w:tcPr>
+          <w:p>
+            <w:pPr>
+              <w:spacing w:after="50" w:before="50"/>
+            </w:pPr>
+            <w:r>
+              <w:rPr>
+                <w:rFonts w:ascii="Calibri" w:cs="Calibri" w:eastAsia="Calibri" w:hAnsi="Calibri"/>
+                <w:b/>
+                <w:bCs/>
+                <w:i w:val="false"/>
+                <w:iCs w:val="false"/>
+                <w:caps w:val="false"/>
+                <w:color w:val="198038"/>
+                <w:sz w:val="19"/>
+                <w:szCs w:val="19"/>
               </w:rPr>
               <w:t xml:space="preserve">↓</w:t>
             </w:r>
@@ -2168,24 +2357,27 @@
               <w:right w:val="single" w:color="DDDDDD" w:sz="2"/>
             </w:tcBorders>
             <w:tcMar>
-              <w:top w:type="dxa" w:w="60"/>
-              <w:left w:type="dxa" w:w="120"/>
-              <w:bottom w:type="dxa" w:w="60"/>
-              <w:right w:type="dxa" w:w="120"/>
-            </w:tcMar>
-          </w:tcPr>
-          <w:p>
-            <w:pPr>
-              <w:spacing w:after="60" w:before="60"/>
-            </w:pPr>
-            <w:r>
-              <w:rPr>
-                <w:rFonts w:ascii="Calibri" w:cs="Calibri" w:eastAsia="Calibri" w:hAnsi="Calibri"/>
-                <w:b/>
-                <w:bCs/>
-                <w:color w:val="161616"/>
-                <w:sz w:val="9"/>
-                <w:szCs w:val="9"/>
+              <w:top w:type="dxa" w:w="40"/>
+              <w:left w:type="dxa" w:w="100"/>
+              <w:bottom w:type="dxa" w:w="40"/>
+              <w:right w:type="dxa" w:w="100"/>
+            </w:tcMar>
+          </w:tcPr>
+          <w:p>
+            <w:pPr>
+              <w:spacing w:after="50" w:before="50"/>
+            </w:pPr>
+            <w:r>
+              <w:rPr>
+                <w:rFonts w:ascii="Calibri" w:cs="Calibri" w:eastAsia="Calibri" w:hAnsi="Calibri"/>
+                <w:b/>
+                <w:bCs/>
+                <w:i w:val="false"/>
+                <w:iCs w:val="false"/>
+                <w:caps w:val="false"/>
+                <w:color w:val="161616"/>
+                <w:sz w:val="19"/>
+                <w:szCs w:val="19"/>
               </w:rPr>
               <w:t xml:space="preserve">P3/P4 Auto-Resolution</w:t>
             </w:r>
@@ -2201,22 +2393,27 @@
               <w:right w:val="single" w:color="DDDDDD" w:sz="2"/>
             </w:tcBorders>
             <w:tcMar>
-              <w:top w:type="dxa" w:w="60"/>
-              <w:left w:type="dxa" w:w="120"/>
-              <w:bottom w:type="dxa" w:w="60"/>
-              <w:right w:type="dxa" w:w="120"/>
-            </w:tcMar>
-          </w:tcPr>
-          <w:p>
-            <w:pPr>
-              <w:spacing w:after="60" w:before="60"/>
-            </w:pPr>
-            <w:r>
-              <w:rPr>
-                <w:rFonts w:ascii="Calibri" w:cs="Calibri" w:eastAsia="Calibri" w:hAnsi="Calibri"/>
-                <w:color w:val="161616"/>
-                <w:sz w:val="9"/>
-                <w:szCs w:val="9"/>
+              <w:top w:type="dxa" w:w="40"/>
+              <w:left w:type="dxa" w:w="100"/>
+              <w:bottom w:type="dxa" w:w="40"/>
+              <w:right w:type="dxa" w:w="100"/>
+            </w:tcMar>
+          </w:tcPr>
+          <w:p>
+            <w:pPr>
+              <w:spacing w:after="50" w:before="50"/>
+            </w:pPr>
+            <w:r>
+              <w:rPr>
+                <w:rFonts w:ascii="Calibri" w:cs="Calibri" w:eastAsia="Calibri" w:hAnsi="Calibri"/>
+                <w:b w:val="false"/>
+                <w:bCs w:val="false"/>
+                <w:i w:val="false"/>
+                <w:iCs w:val="false"/>
+                <w:caps w:val="false"/>
+                <w:color w:val="161616"/>
+                <w:sz w:val="19"/>
+                <w:szCs w:val="19"/>
               </w:rPr>
               <w:t xml:space="preserve">&lt;10%</w:t>
             </w:r>
@@ -2232,24 +2429,27 @@
               <w:right w:val="single" w:color="DDDDDD" w:sz="2"/>
             </w:tcBorders>
             <w:tcMar>
-              <w:top w:type="dxa" w:w="60"/>
-              <w:left w:type="dxa" w:w="120"/>
-              <w:bottom w:type="dxa" w:w="60"/>
-              <w:right w:type="dxa" w:w="120"/>
-            </w:tcMar>
-          </w:tcPr>
-          <w:p>
-            <w:pPr>
-              <w:spacing w:after="60" w:before="60"/>
-            </w:pPr>
-            <w:r>
-              <w:rPr>
-                <w:rFonts w:ascii="Calibri" w:cs="Calibri" w:eastAsia="Calibri" w:hAnsi="Calibri"/>
-                <w:b/>
-                <w:bCs/>
+              <w:top w:type="dxa" w:w="40"/>
+              <w:left w:type="dxa" w:w="100"/>
+              <w:bottom w:type="dxa" w:w="40"/>
+              <w:right w:type="dxa" w:w="100"/>
+            </w:tcMar>
+          </w:tcPr>
+          <w:p>
+            <w:pPr>
+              <w:spacing w:after="50" w:before="50"/>
+            </w:pPr>
+            <w:r>
+              <w:rPr>
+                <w:rFonts w:ascii="Calibri" w:cs="Calibri" w:eastAsia="Calibri" w:hAnsi="Calibri"/>
+                <w:b/>
+                <w:bCs/>
+                <w:i w:val="false"/>
+                <w:iCs w:val="false"/>
+                <w:caps w:val="false"/>
                 <w:color w:val="0F62FE"/>
-                <w:sz w:val="9"/>
-                <w:szCs w:val="9"/>
+                <w:sz w:val="19"/>
+                <w:szCs w:val="19"/>
               </w:rPr>
               <w:t xml:space="preserve">&gt;74%</w:t>
             </w:r>
@@ -2265,24 +2465,27 @@
               <w:right w:val="single" w:color="DDDDDD" w:sz="2"/>
             </w:tcBorders>
             <w:tcMar>
-              <w:top w:type="dxa" w:w="60"/>
-              <w:left w:type="dxa" w:w="120"/>
-              <w:bottom w:type="dxa" w:w="60"/>
-              <w:right w:type="dxa" w:w="120"/>
-            </w:tcMar>
-          </w:tcPr>
-          <w:p>
-            <w:pPr>
-              <w:spacing w:after="60" w:before="60"/>
-            </w:pPr>
-            <w:r>
-              <w:rPr>
-                <w:rFonts w:ascii="Calibri" w:cs="Calibri" w:eastAsia="Calibri" w:hAnsi="Calibri"/>
-                <w:b/>
-                <w:bCs/>
-                <w:color w:val="1A7E3B"/>
-                <w:sz w:val="9"/>
-                <w:szCs w:val="9"/>
+              <w:top w:type="dxa" w:w="40"/>
+              <w:left w:type="dxa" w:w="100"/>
+              <w:bottom w:type="dxa" w:w="40"/>
+              <w:right w:type="dxa" w:w="100"/>
+            </w:tcMar>
+          </w:tcPr>
+          <w:p>
+            <w:pPr>
+              <w:spacing w:after="50" w:before="50"/>
+            </w:pPr>
+            <w:r>
+              <w:rPr>
+                <w:rFonts w:ascii="Calibri" w:cs="Calibri" w:eastAsia="Calibri" w:hAnsi="Calibri"/>
+                <w:b/>
+                <w:bCs/>
+                <w:i w:val="false"/>
+                <w:iCs w:val="false"/>
+                <w:caps w:val="false"/>
+                <w:color w:val="198038"/>
+                <w:sz w:val="19"/>
+                <w:szCs w:val="19"/>
               </w:rPr>
               <w:t xml:space="preserve">↑ ~7×</w:t>
             </w:r>
@@ -2301,24 +2504,27 @@
             </w:tcBorders>
             <w:shd w:fill="F2F4F8" w:val="solid"/>
             <w:tcMar>
-              <w:top w:type="dxa" w:w="60"/>
-              <w:left w:type="dxa" w:w="120"/>
-              <w:bottom w:type="dxa" w:w="60"/>
-              <w:right w:type="dxa" w:w="120"/>
-            </w:tcMar>
-          </w:tcPr>
-          <w:p>
-            <w:pPr>
-              <w:spacing w:after="60" w:before="60"/>
-            </w:pPr>
-            <w:r>
-              <w:rPr>
-                <w:rFonts w:ascii="Calibri" w:cs="Calibri" w:eastAsia="Calibri" w:hAnsi="Calibri"/>
-                <w:b/>
-                <w:bCs/>
-                <w:color w:val="161616"/>
-                <w:sz w:val="9"/>
-                <w:szCs w:val="9"/>
+              <w:top w:type="dxa" w:w="40"/>
+              <w:left w:type="dxa" w:w="100"/>
+              <w:bottom w:type="dxa" w:w="40"/>
+              <w:right w:type="dxa" w:w="100"/>
+            </w:tcMar>
+          </w:tcPr>
+          <w:p>
+            <w:pPr>
+              <w:spacing w:after="50" w:before="50"/>
+            </w:pPr>
+            <w:r>
+              <w:rPr>
+                <w:rFonts w:ascii="Calibri" w:cs="Calibri" w:eastAsia="Calibri" w:hAnsi="Calibri"/>
+                <w:b/>
+                <w:bCs/>
+                <w:i w:val="false"/>
+                <w:iCs w:val="false"/>
+                <w:caps w:val="false"/>
+                <w:color w:val="161616"/>
+                <w:sz w:val="19"/>
+                <w:szCs w:val="19"/>
               </w:rPr>
               <w:t xml:space="preserve">Alert Noise per Shift</w:t>
             </w:r>
@@ -2335,22 +2541,27 @@
             </w:tcBorders>
             <w:shd w:fill="F2F4F8" w:val="solid"/>
             <w:tcMar>
-              <w:top w:type="dxa" w:w="60"/>
-              <w:left w:type="dxa" w:w="120"/>
-              <w:bottom w:type="dxa" w:w="60"/>
-              <w:right w:type="dxa" w:w="120"/>
-            </w:tcMar>
-          </w:tcPr>
-          <w:p>
-            <w:pPr>
-              <w:spacing w:after="60" w:before="60"/>
-            </w:pPr>
-            <w:r>
-              <w:rPr>
-                <w:rFonts w:ascii="Calibri" w:cs="Calibri" w:eastAsia="Calibri" w:hAnsi="Calibri"/>
-                <w:color w:val="161616"/>
-                <w:sz w:val="9"/>
-                <w:szCs w:val="9"/>
+              <w:top w:type="dxa" w:w="40"/>
+              <w:left w:type="dxa" w:w="100"/>
+              <w:bottom w:type="dxa" w:w="40"/>
+              <w:right w:type="dxa" w:w="100"/>
+            </w:tcMar>
+          </w:tcPr>
+          <w:p>
+            <w:pPr>
+              <w:spacing w:after="50" w:before="50"/>
+            </w:pPr>
+            <w:r>
+              <w:rPr>
+                <w:rFonts w:ascii="Calibri" w:cs="Calibri" w:eastAsia="Calibri" w:hAnsi="Calibri"/>
+                <w:b w:val="false"/>
+                <w:bCs w:val="false"/>
+                <w:i w:val="false"/>
+                <w:iCs w:val="false"/>
+                <w:caps w:val="false"/>
+                <w:color w:val="161616"/>
+                <w:sz w:val="19"/>
+                <w:szCs w:val="19"/>
               </w:rPr>
               <w:t xml:space="preserve">Unfiltered</w:t>
             </w:r>
@@ -2367,24 +2578,27 @@
             </w:tcBorders>
             <w:shd w:fill="F2F4F8" w:val="solid"/>
             <w:tcMar>
-              <w:top w:type="dxa" w:w="60"/>
-              <w:left w:type="dxa" w:w="120"/>
-              <w:bottom w:type="dxa" w:w="60"/>
-              <w:right w:type="dxa" w:w="120"/>
-            </w:tcMar>
-          </w:tcPr>
-          <w:p>
-            <w:pPr>
-              <w:spacing w:after="60" w:before="60"/>
-            </w:pPr>
-            <w:r>
-              <w:rPr>
-                <w:rFonts w:ascii="Calibri" w:cs="Calibri" w:eastAsia="Calibri" w:hAnsi="Calibri"/>
-                <w:b/>
-                <w:bCs/>
+              <w:top w:type="dxa" w:w="40"/>
+              <w:left w:type="dxa" w:w="100"/>
+              <w:bottom w:type="dxa" w:w="40"/>
+              <w:right w:type="dxa" w:w="100"/>
+            </w:tcMar>
+          </w:tcPr>
+          <w:p>
+            <w:pPr>
+              <w:spacing w:after="50" w:before="50"/>
+            </w:pPr>
+            <w:r>
+              <w:rPr>
+                <w:rFonts w:ascii="Calibri" w:cs="Calibri" w:eastAsia="Calibri" w:hAnsi="Calibri"/>
+                <w:b/>
+                <w:bCs/>
+                <w:i w:val="false"/>
+                <w:iCs w:val="false"/>
+                <w:caps w:val="false"/>
                 <w:color w:val="0F62FE"/>
-                <w:sz w:val="9"/>
-                <w:szCs w:val="9"/>
+                <w:sz w:val="19"/>
+                <w:szCs w:val="19"/>
               </w:rPr>
               <w:t xml:space="preserve">&gt;60% reduced</w:t>
             </w:r>
@@ -2401,24 +2615,27 @@
             </w:tcBorders>
             <w:shd w:fill="F2F4F8" w:val="solid"/>
             <w:tcMar>
-              <w:top w:type="dxa" w:w="60"/>
-              <w:left w:type="dxa" w:w="120"/>
-              <w:bottom w:type="dxa" w:w="60"/>
-              <w:right w:type="dxa" w:w="120"/>
-            </w:tcMar>
-          </w:tcPr>
-          <w:p>
-            <w:pPr>
-              <w:spacing w:after="60" w:before="60"/>
-            </w:pPr>
-            <w:r>
-              <w:rPr>
-                <w:rFonts w:ascii="Calibri" w:cs="Calibri" w:eastAsia="Calibri" w:hAnsi="Calibri"/>
-                <w:b/>
-                <w:bCs/>
-                <w:color w:val="1A7E3B"/>
-                <w:sz w:val="9"/>
-                <w:szCs w:val="9"/>
+              <w:top w:type="dxa" w:w="40"/>
+              <w:left w:type="dxa" w:w="100"/>
+              <w:bottom w:type="dxa" w:w="40"/>
+              <w:right w:type="dxa" w:w="100"/>
+            </w:tcMar>
+          </w:tcPr>
+          <w:p>
+            <w:pPr>
+              <w:spacing w:after="50" w:before="50"/>
+            </w:pPr>
+            <w:r>
+              <w:rPr>
+                <w:rFonts w:ascii="Calibri" w:cs="Calibri" w:eastAsia="Calibri" w:hAnsi="Calibri"/>
+                <w:b/>
+                <w:bCs/>
+                <w:i w:val="false"/>
+                <w:iCs w:val="false"/>
+                <w:caps w:val="false"/>
+                <w:color w:val="198038"/>
+                <w:sz w:val="19"/>
+                <w:szCs w:val="19"/>
               </w:rPr>
               <w:t xml:space="preserve">↓</w:t>
             </w:r>
@@ -2436,24 +2653,27 @@
               <w:right w:val="single" w:color="DDDDDD" w:sz="2"/>
             </w:tcBorders>
             <w:tcMar>
-              <w:top w:type="dxa" w:w="60"/>
-              <w:left w:type="dxa" w:w="120"/>
-              <w:bottom w:type="dxa" w:w="60"/>
-              <w:right w:type="dxa" w:w="120"/>
-            </w:tcMar>
-          </w:tcPr>
-          <w:p>
-            <w:pPr>
-              <w:spacing w:after="60" w:before="60"/>
-            </w:pPr>
-            <w:r>
-              <w:rPr>
-                <w:rFonts w:ascii="Calibri" w:cs="Calibri" w:eastAsia="Calibri" w:hAnsi="Calibri"/>
-                <w:b/>
-                <w:bCs/>
-                <w:color w:val="161616"/>
-                <w:sz w:val="9"/>
-                <w:szCs w:val="9"/>
+              <w:top w:type="dxa" w:w="40"/>
+              <w:left w:type="dxa" w:w="100"/>
+              <w:bottom w:type="dxa" w:w="40"/>
+              <w:right w:type="dxa" w:w="100"/>
+            </w:tcMar>
+          </w:tcPr>
+          <w:p>
+            <w:pPr>
+              <w:spacing w:after="50" w:before="50"/>
+            </w:pPr>
+            <w:r>
+              <w:rPr>
+                <w:rFonts w:ascii="Calibri" w:cs="Calibri" w:eastAsia="Calibri" w:hAnsi="Calibri"/>
+                <w:b/>
+                <w:bCs/>
+                <w:i w:val="false"/>
+                <w:iCs w:val="false"/>
+                <w:caps w:val="false"/>
+                <w:color w:val="161616"/>
+                <w:sz w:val="19"/>
+                <w:szCs w:val="19"/>
               </w:rPr>
               <w:t xml:space="preserve">System Availability</w:t>
             </w:r>
@@ -2469,22 +2689,27 @@
               <w:right w:val="single" w:color="DDDDDD" w:sz="2"/>
             </w:tcBorders>
             <w:tcMar>
-              <w:top w:type="dxa" w:w="60"/>
-              <w:left w:type="dxa" w:w="120"/>
-              <w:bottom w:type="dxa" w:w="60"/>
-              <w:right w:type="dxa" w:w="120"/>
-            </w:tcMar>
-          </w:tcPr>
-          <w:p>
-            <w:pPr>
-              <w:spacing w:after="60" w:before="60"/>
-            </w:pPr>
-            <w:r>
-              <w:rPr>
-                <w:rFonts w:ascii="Calibri" w:cs="Calibri" w:eastAsia="Calibri" w:hAnsi="Calibri"/>
-                <w:color w:val="161616"/>
-                <w:sz w:val="9"/>
-                <w:szCs w:val="9"/>
+              <w:top w:type="dxa" w:w="40"/>
+              <w:left w:type="dxa" w:w="100"/>
+              <w:bottom w:type="dxa" w:w="40"/>
+              <w:right w:type="dxa" w:w="100"/>
+            </w:tcMar>
+          </w:tcPr>
+          <w:p>
+            <w:pPr>
+              <w:spacing w:after="50" w:before="50"/>
+            </w:pPr>
+            <w:r>
+              <w:rPr>
+                <w:rFonts w:ascii="Calibri" w:cs="Calibri" w:eastAsia="Calibri" w:hAnsi="Calibri"/>
+                <w:b w:val="false"/>
+                <w:bCs w:val="false"/>
+                <w:i w:val="false"/>
+                <w:iCs w:val="false"/>
+                <w:caps w:val="false"/>
+                <w:color w:val="161616"/>
+                <w:sz w:val="19"/>
+                <w:szCs w:val="19"/>
               </w:rPr>
               <w:t xml:space="preserve">~99.7%</w:t>
             </w:r>
@@ -2500,24 +2725,27 @@
               <w:right w:val="single" w:color="DDDDDD" w:sz="2"/>
             </w:tcBorders>
             <w:tcMar>
-              <w:top w:type="dxa" w:w="60"/>
-              <w:left w:type="dxa" w:w="120"/>
-              <w:bottom w:type="dxa" w:w="60"/>
-              <w:right w:type="dxa" w:w="120"/>
-            </w:tcMar>
-          </w:tcPr>
-          <w:p>
-            <w:pPr>
-              <w:spacing w:after="60" w:before="60"/>
-            </w:pPr>
-            <w:r>
-              <w:rPr>
-                <w:rFonts w:ascii="Calibri" w:cs="Calibri" w:eastAsia="Calibri" w:hAnsi="Calibri"/>
-                <w:b/>
-                <w:bCs/>
+              <w:top w:type="dxa" w:w="40"/>
+              <w:left w:type="dxa" w:w="100"/>
+              <w:bottom w:type="dxa" w:w="40"/>
+              <w:right w:type="dxa" w:w="100"/>
+            </w:tcMar>
+          </w:tcPr>
+          <w:p>
+            <w:pPr>
+              <w:spacing w:after="50" w:before="50"/>
+            </w:pPr>
+            <w:r>
+              <w:rPr>
+                <w:rFonts w:ascii="Calibri" w:cs="Calibri" w:eastAsia="Calibri" w:hAnsi="Calibri"/>
+                <w:b/>
+                <w:bCs/>
+                <w:i w:val="false"/>
+                <w:iCs w:val="false"/>
+                <w:caps w:val="false"/>
                 <w:color w:val="0F62FE"/>
-                <w:sz w:val="9"/>
-                <w:szCs w:val="9"/>
+                <w:sz w:val="19"/>
+                <w:szCs w:val="19"/>
               </w:rPr>
               <w:t xml:space="preserve">99.9%+</w:t>
             </w:r>
@@ -2533,24 +2761,27 @@
               <w:right w:val="single" w:color="DDDDDD" w:sz="2"/>
             </w:tcBorders>
             <w:tcMar>
-              <w:top w:type="dxa" w:w="60"/>
-              <w:left w:type="dxa" w:w="120"/>
-              <w:bottom w:type="dxa" w:w="60"/>
-              <w:right w:type="dxa" w:w="120"/>
-            </w:tcMar>
-          </w:tcPr>
-          <w:p>
-            <w:pPr>
-              <w:spacing w:after="60" w:before="60"/>
-            </w:pPr>
-            <w:r>
-              <w:rPr>
-                <w:rFonts w:ascii="Calibri" w:cs="Calibri" w:eastAsia="Calibri" w:hAnsi="Calibri"/>
-                <w:b/>
-                <w:bCs/>
-                <w:color w:val="1A7E3B"/>
-                <w:sz w:val="9"/>
-                <w:szCs w:val="9"/>
+              <w:top w:type="dxa" w:w="40"/>
+              <w:left w:type="dxa" w:w="100"/>
+              <w:bottom w:type="dxa" w:w="40"/>
+              <w:right w:type="dxa" w:w="100"/>
+            </w:tcMar>
+          </w:tcPr>
+          <w:p>
+            <w:pPr>
+              <w:spacing w:after="50" w:before="50"/>
+            </w:pPr>
+            <w:r>
+              <w:rPr>
+                <w:rFonts w:ascii="Calibri" w:cs="Calibri" w:eastAsia="Calibri" w:hAnsi="Calibri"/>
+                <w:b/>
+                <w:bCs/>
+                <w:i w:val="false"/>
+                <w:iCs w:val="false"/>
+                <w:caps w:val="false"/>
+                <w:color w:val="198038"/>
+                <w:sz w:val="19"/>
+                <w:szCs w:val="19"/>
               </w:rPr>
               <w:t xml:space="preserve">↑</w:t>
             </w:r>
@@ -2569,23 +2800,26 @@
     <w:p>
       <w:pPr>
         <w:pBdr>
-          <w:top w:val="single" w:color="0F62FE" w:sz="16" w:space="8"/>
+          <w:top w:val="single" w:color="0F62FE" w:sz="16" w:space="6"/>
         </w:pBdr>
         <w:spacing w:after="0" w:before="280"/>
       </w:pPr>
     </w:p>
     <w:p>
       <w:pPr>
-        <w:spacing w:after="80" w:before="60"/>
+        <w:spacing w:after="60" w:before="40"/>
       </w:pPr>
       <w:r>
         <w:rPr>
           <w:rFonts w:ascii="Calibri" w:cs="Calibri" w:eastAsia="Calibri" w:hAnsi="Calibri"/>
           <w:b/>
           <w:bCs/>
+          <w:i w:val="false"/>
+          <w:iCs w:val="false"/>
+          <w:caps w:val="false"/>
           <w:color w:val="0F62FE"/>
-          <w:sz w:val="9"/>
-          <w:szCs w:val="9"/>
+          <w:sz w:val="17"/>
+          <w:szCs w:val="17"/>
         </w:rPr>
         <w:t xml:space="preserve">3.0  </w:t>
       </w:r>
@@ -2594,66 +2828,67 @@
           <w:rFonts w:ascii="Calibri" w:cs="Calibri" w:eastAsia="Calibri" w:hAnsi="Calibri"/>
           <w:b/>
           <w:bCs/>
+          <w:i w:val="false"/>
+          <w:iCs w:val="false"/>
+          <w:caps w:val="false"/>
           <w:color w:val="001141"/>
-          <w:sz w:val="14"/>
-          <w:szCs w:val="14"/>
+          <w:sz w:val="26"/>
+          <w:szCs w:val="26"/>
         </w:rPr>
         <w:t xml:space="preserve">AIOPS &amp; AGENTIC AI OPERATIONS</w:t>
       </w:r>
     </w:p>
     <w:p>
       <w:pPr>
-        <w:spacing w:after="60" w:before="60"/>
+        <w:spacing w:after="60" w:before="40"/>
       </w:pPr>
       <w:r>
         <w:rPr>
           <w:rFonts w:ascii="Calibri" w:cs="Calibri" w:eastAsia="Calibri" w:hAnsi="Calibri"/>
+          <w:b w:val="false"/>
+          <w:bCs w:val="false"/>
+          <w:i w:val="false"/>
+          <w:iCs w:val="false"/>
+          <w:caps w:val="false"/>
           <w:color w:val="161616"/>
-          <w:sz w:val="210"/>
-          <w:szCs w:val="210"/>
+          <w:sz w:val="21"/>
+          <w:szCs w:val="21"/>
         </w:rPr>
         <w:t xml:space="preserve">IBM's AIOps platform uses correlated telemetry (logs, metrics, traces, events) and operational history (tickets, changes, knowledge) to reduce alert noise, speed triage, and automate common resolutions. Learnings from production continuously feed automation runbooks and quality gates to prevent recurrence.</w:t>
       </w:r>
     </w:p>
     <w:p>
       <w:pPr>
-        <w:spacing w:after="0" w:before="0"/>
-      </w:pPr>
-      <w:r>
-        <w:rPr>
-          <w:rFonts w:ascii="Calibri" w:cs="Calibri" w:eastAsia="Calibri" w:hAnsi="Calibri"/>
-          <w:sz w:val="210"/>
-          <w:szCs w:val="210"/>
-        </w:rPr>
+        <w:spacing w:after="40" w:before="0"/>
+      </w:pPr>
+      <w:r>
         <w:t xml:space="preserve"/>
       </w:r>
     </w:p>
     <w:p>
       <w:pPr>
-        <w:spacing w:after="60" w:before="160"/>
+        <w:spacing w:after="40" w:before="160"/>
       </w:pPr>
       <w:r>
         <w:rPr>
           <w:rFonts w:ascii="Calibri" w:cs="Calibri" w:eastAsia="Calibri" w:hAnsi="Calibri"/>
           <w:b/>
           <w:bCs/>
+          <w:i w:val="false"/>
+          <w:iCs w:val="false"/>
+          <w:caps w:val="false"/>
           <w:color w:val="0F62FE"/>
-          <w:sz w:val="11"/>
-          <w:szCs w:val="11"/>
+          <w:sz w:val="22"/>
+          <w:szCs w:val="22"/>
         </w:rPr>
         <w:t xml:space="preserve">3.1  Purpose-Built AI Agents</w:t>
       </w:r>
     </w:p>
     <w:p>
       <w:pPr>
-        <w:spacing w:after="0" w:before="0"/>
-      </w:pPr>
-      <w:r>
-        <w:rPr>
-          <w:rFonts w:ascii="Calibri" w:cs="Calibri" w:eastAsia="Calibri" w:hAnsi="Calibri"/>
-          <w:sz w:val="210"/>
-          <w:szCs w:val="210"/>
-        </w:rPr>
+        <w:spacing w:after="40" w:before="0"/>
+      </w:pPr>
+      <w:r>
         <w:t xml:space="preserve"/>
       </w:r>
     </w:p>
@@ -2687,24 +2922,27 @@
             </w:tcBorders>
             <w:shd w:fill="001141" w:val="solid"/>
             <w:tcMar>
-              <w:top w:type="dxa" w:w="60"/>
-              <w:left w:type="dxa" w:w="120"/>
-              <w:bottom w:type="dxa" w:w="60"/>
-              <w:right w:type="dxa" w:w="120"/>
-            </w:tcMar>
-          </w:tcPr>
-          <w:p>
-            <w:pPr>
-              <w:spacing w:after="60" w:before="60"/>
-            </w:pPr>
-            <w:r>
-              <w:rPr>
-                <w:rFonts w:ascii="Calibri" w:cs="Calibri" w:eastAsia="Calibri" w:hAnsi="Calibri"/>
-                <w:b/>
-                <w:bCs/>
+              <w:top w:type="dxa" w:w="40"/>
+              <w:left w:type="dxa" w:w="100"/>
+              <w:bottom w:type="dxa" w:w="40"/>
+              <w:right w:type="dxa" w:w="100"/>
+            </w:tcMar>
+          </w:tcPr>
+          <w:p>
+            <w:pPr>
+              <w:spacing w:after="50" w:before="50"/>
+            </w:pPr>
+            <w:r>
+              <w:rPr>
+                <w:rFonts w:ascii="Calibri" w:cs="Calibri" w:eastAsia="Calibri" w:hAnsi="Calibri"/>
+                <w:b/>
+                <w:bCs/>
+                <w:i w:val="false"/>
+                <w:iCs w:val="false"/>
+                <w:caps w:val="false"/>
                 <w:color w:val="FFFFFF"/>
-                <w:sz w:val="9"/>
-                <w:szCs w:val="9"/>
+                <w:sz w:val="19"/>
+                <w:szCs w:val="19"/>
               </w:rPr>
               <w:t xml:space="preserve">Agent Type</w:t>
             </w:r>
@@ -2721,24 +2959,27 @@
             </w:tcBorders>
             <w:shd w:fill="001141" w:val="solid"/>
             <w:tcMar>
-              <w:top w:type="dxa" w:w="60"/>
-              <w:left w:type="dxa" w:w="120"/>
-              <w:bottom w:type="dxa" w:w="60"/>
-              <w:right w:type="dxa" w:w="120"/>
-            </w:tcMar>
-          </w:tcPr>
-          <w:p>
-            <w:pPr>
-              <w:spacing w:after="60" w:before="60"/>
-            </w:pPr>
-            <w:r>
-              <w:rPr>
-                <w:rFonts w:ascii="Calibri" w:cs="Calibri" w:eastAsia="Calibri" w:hAnsi="Calibri"/>
-                <w:b/>
-                <w:bCs/>
+              <w:top w:type="dxa" w:w="40"/>
+              <w:left w:type="dxa" w:w="100"/>
+              <w:bottom w:type="dxa" w:w="40"/>
+              <w:right w:type="dxa" w:w="100"/>
+            </w:tcMar>
+          </w:tcPr>
+          <w:p>
+            <w:pPr>
+              <w:spacing w:after="50" w:before="50"/>
+            </w:pPr>
+            <w:r>
+              <w:rPr>
+                <w:rFonts w:ascii="Calibri" w:cs="Calibri" w:eastAsia="Calibri" w:hAnsi="Calibri"/>
+                <w:b/>
+                <w:bCs/>
+                <w:i w:val="false"/>
+                <w:iCs w:val="false"/>
+                <w:caps w:val="false"/>
                 <w:color w:val="FFFFFF"/>
-                <w:sz w:val="9"/>
-                <w:szCs w:val="9"/>
+                <w:sz w:val="19"/>
+                <w:szCs w:val="19"/>
               </w:rPr>
               <w:t xml:space="preserve">Function</w:t>
             </w:r>
@@ -2755,26 +2996,29 @@
             </w:tcBorders>
             <w:shd w:fill="001141" w:val="solid"/>
             <w:tcMar>
-              <w:top w:type="dxa" w:w="60"/>
-              <w:left w:type="dxa" w:w="120"/>
-              <w:bottom w:type="dxa" w:w="60"/>
-              <w:right w:type="dxa" w:w="120"/>
-            </w:tcMar>
-          </w:tcPr>
-          <w:p>
-            <w:pPr>
-              <w:spacing w:after="60" w:before="60"/>
-            </w:pPr>
-            <w:r>
-              <w:rPr>
-                <w:rFonts w:ascii="Calibri" w:cs="Calibri" w:eastAsia="Calibri" w:hAnsi="Calibri"/>
-                <w:b/>
-                <w:bCs/>
+              <w:top w:type="dxa" w:w="40"/>
+              <w:left w:type="dxa" w:w="100"/>
+              <w:bottom w:type="dxa" w:w="40"/>
+              <w:right w:type="dxa" w:w="100"/>
+            </w:tcMar>
+          </w:tcPr>
+          <w:p>
+            <w:pPr>
+              <w:spacing w:after="50" w:before="50"/>
+            </w:pPr>
+            <w:r>
+              <w:rPr>
+                <w:rFonts w:ascii="Calibri" w:cs="Calibri" w:eastAsia="Calibri" w:hAnsi="Calibri"/>
+                <w:b/>
+                <w:bCs/>
+                <w:i w:val="false"/>
+                <w:iCs w:val="false"/>
+                <w:caps w:val="false"/>
                 <w:color w:val="FFFFFF"/>
-                <w:sz w:val="9"/>
-                <w:szCs w:val="9"/>
-              </w:rPr>
-              <w:t xml:space="preserve">Value Impact (dir.)</w:t>
+                <w:sz w:val="19"/>
+                <w:szCs w:val="19"/>
+              </w:rPr>
+              <w:t xml:space="preserve">Value Impact (directional)</w:t>
             </w:r>
           </w:p>
         </w:tc>
@@ -2791,24 +3035,27 @@
             </w:tcBorders>
             <w:shd w:fill="F2F4F8" w:val="solid"/>
             <w:tcMar>
-              <w:top w:type="dxa" w:w="60"/>
-              <w:left w:type="dxa" w:w="120"/>
-              <w:bottom w:type="dxa" w:w="60"/>
-              <w:right w:type="dxa" w:w="120"/>
-            </w:tcMar>
-          </w:tcPr>
-          <w:p>
-            <w:pPr>
-              <w:spacing w:after="60" w:before="60"/>
-            </w:pPr>
-            <w:r>
-              <w:rPr>
-                <w:rFonts w:ascii="Calibri" w:cs="Calibri" w:eastAsia="Calibri" w:hAnsi="Calibri"/>
-                <w:b/>
-                <w:bCs/>
-                <w:color w:val="161616"/>
-                <w:sz w:val="9"/>
-                <w:szCs w:val="9"/>
+              <w:top w:type="dxa" w:w="40"/>
+              <w:left w:type="dxa" w:w="100"/>
+              <w:bottom w:type="dxa" w:w="40"/>
+              <w:right w:type="dxa" w:w="100"/>
+            </w:tcMar>
+          </w:tcPr>
+          <w:p>
+            <w:pPr>
+              <w:spacing w:after="50" w:before="50"/>
+            </w:pPr>
+            <w:r>
+              <w:rPr>
+                <w:rFonts w:ascii="Calibri" w:cs="Calibri" w:eastAsia="Calibri" w:hAnsi="Calibri"/>
+                <w:b/>
+                <w:bCs/>
+                <w:i w:val="false"/>
+                <w:iCs w:val="false"/>
+                <w:caps w:val="false"/>
+                <w:color w:val="161616"/>
+                <w:sz w:val="19"/>
+                <w:szCs w:val="19"/>
               </w:rPr>
               <w:t xml:space="preserve">Monitoring &amp; Detection</w:t>
             </w:r>
@@ -2825,22 +3072,27 @@
             </w:tcBorders>
             <w:shd w:fill="F2F4F8" w:val="solid"/>
             <w:tcMar>
-              <w:top w:type="dxa" w:w="60"/>
-              <w:left w:type="dxa" w:w="120"/>
-              <w:bottom w:type="dxa" w:w="60"/>
-              <w:right w:type="dxa" w:w="120"/>
-            </w:tcMar>
-          </w:tcPr>
-          <w:p>
-            <w:pPr>
-              <w:spacing w:after="60" w:before="60"/>
-            </w:pPr>
-            <w:r>
-              <w:rPr>
-                <w:rFonts w:ascii="Calibri" w:cs="Calibri" w:eastAsia="Calibri" w:hAnsi="Calibri"/>
-                <w:color w:val="161616"/>
-                <w:sz w:val="9"/>
-                <w:szCs w:val="9"/>
+              <w:top w:type="dxa" w:w="40"/>
+              <w:left w:type="dxa" w:w="100"/>
+              <w:bottom w:type="dxa" w:w="40"/>
+              <w:right w:type="dxa" w:w="100"/>
+            </w:tcMar>
+          </w:tcPr>
+          <w:p>
+            <w:pPr>
+              <w:spacing w:after="50" w:before="50"/>
+            </w:pPr>
+            <w:r>
+              <w:rPr>
+                <w:rFonts w:ascii="Calibri" w:cs="Calibri" w:eastAsia="Calibri" w:hAnsi="Calibri"/>
+                <w:b w:val="false"/>
+                <w:bCs w:val="false"/>
+                <w:i w:val="false"/>
+                <w:iCs w:val="false"/>
+                <w:caps w:val="false"/>
+                <w:color w:val="161616"/>
+                <w:sz w:val="19"/>
+                <w:szCs w:val="19"/>
               </w:rPr>
               <w:t xml:space="preserve">Correlation, grouping, anomaly detection</w:t>
             </w:r>
@@ -2857,26 +3109,29 @@
             </w:tcBorders>
             <w:shd w:fill="F2F4F8" w:val="solid"/>
             <w:tcMar>
-              <w:top w:type="dxa" w:w="60"/>
-              <w:left w:type="dxa" w:w="120"/>
-              <w:bottom w:type="dxa" w:w="60"/>
-              <w:right w:type="dxa" w:w="120"/>
-            </w:tcMar>
-          </w:tcPr>
-          <w:p>
-            <w:pPr>
-              <w:spacing w:after="60" w:before="60"/>
-            </w:pPr>
-            <w:r>
-              <w:rPr>
-                <w:rFonts w:ascii="Calibri" w:cs="Calibri" w:eastAsia="Calibri" w:hAnsi="Calibri"/>
-                <w:b/>
-                <w:bCs/>
+              <w:top w:type="dxa" w:w="40"/>
+              <w:left w:type="dxa" w:w="100"/>
+              <w:bottom w:type="dxa" w:w="40"/>
+              <w:right w:type="dxa" w:w="100"/>
+            </w:tcMar>
+          </w:tcPr>
+          <w:p>
+            <w:pPr>
+              <w:spacing w:after="50" w:before="50"/>
+            </w:pPr>
+            <w:r>
+              <w:rPr>
+                <w:rFonts w:ascii="Calibri" w:cs="Calibri" w:eastAsia="Calibri" w:hAnsi="Calibri"/>
+                <w:b/>
+                <w:bCs/>
+                <w:i w:val="false"/>
+                <w:iCs w:val="false"/>
+                <w:caps w:val="false"/>
                 <w:color w:val="0F62FE"/>
-                <w:sz w:val="9"/>
-                <w:szCs w:val="9"/>
-              </w:rPr>
-              <w:t xml:space="preserve">$2.5M–$3.5M</w:t>
+                <w:sz w:val="19"/>
+                <w:szCs w:val="19"/>
+              </w:rPr>
+              <w:t xml:space="preserve">$2.5M – $3.5M</w:t>
             </w:r>
           </w:p>
         </w:tc>
@@ -2892,24 +3147,27 @@
               <w:right w:val="single" w:color="DDDDDD" w:sz="2"/>
             </w:tcBorders>
             <w:tcMar>
-              <w:top w:type="dxa" w:w="60"/>
-              <w:left w:type="dxa" w:w="120"/>
-              <w:bottom w:type="dxa" w:w="60"/>
-              <w:right w:type="dxa" w:w="120"/>
-            </w:tcMar>
-          </w:tcPr>
-          <w:p>
-            <w:pPr>
-              <w:spacing w:after="60" w:before="60"/>
-            </w:pPr>
-            <w:r>
-              <w:rPr>
-                <w:rFonts w:ascii="Calibri" w:cs="Calibri" w:eastAsia="Calibri" w:hAnsi="Calibri"/>
-                <w:b/>
-                <w:bCs/>
-                <w:color w:val="161616"/>
-                <w:sz w:val="9"/>
-                <w:szCs w:val="9"/>
+              <w:top w:type="dxa" w:w="40"/>
+              <w:left w:type="dxa" w:w="100"/>
+              <w:bottom w:type="dxa" w:w="40"/>
+              <w:right w:type="dxa" w:w="100"/>
+            </w:tcMar>
+          </w:tcPr>
+          <w:p>
+            <w:pPr>
+              <w:spacing w:after="50" w:before="50"/>
+            </w:pPr>
+            <w:r>
+              <w:rPr>
+                <w:rFonts w:ascii="Calibri" w:cs="Calibri" w:eastAsia="Calibri" w:hAnsi="Calibri"/>
+                <w:b/>
+                <w:bCs/>
+                <w:i w:val="false"/>
+                <w:iCs w:val="false"/>
+                <w:caps w:val="false"/>
+                <w:color w:val="161616"/>
+                <w:sz w:val="19"/>
+                <w:szCs w:val="19"/>
               </w:rPr>
               <w:t xml:space="preserve">Triage Agent</w:t>
             </w:r>
@@ -2925,22 +3183,27 @@
               <w:right w:val="single" w:color="DDDDDD" w:sz="2"/>
             </w:tcBorders>
             <w:tcMar>
-              <w:top w:type="dxa" w:w="60"/>
-              <w:left w:type="dxa" w:w="120"/>
-              <w:bottom w:type="dxa" w:w="60"/>
-              <w:right w:type="dxa" w:w="120"/>
-            </w:tcMar>
-          </w:tcPr>
-          <w:p>
-            <w:pPr>
-              <w:spacing w:after="60" w:before="60"/>
-            </w:pPr>
-            <w:r>
-              <w:rPr>
-                <w:rFonts w:ascii="Calibri" w:cs="Calibri" w:eastAsia="Calibri" w:hAnsi="Calibri"/>
-                <w:color w:val="161616"/>
-                <w:sz w:val="9"/>
-                <w:szCs w:val="9"/>
+              <w:top w:type="dxa" w:w="40"/>
+              <w:left w:type="dxa" w:w="100"/>
+              <w:bottom w:type="dxa" w:w="40"/>
+              <w:right w:type="dxa" w:w="100"/>
+            </w:tcMar>
+          </w:tcPr>
+          <w:p>
+            <w:pPr>
+              <w:spacing w:after="50" w:before="50"/>
+            </w:pPr>
+            <w:r>
+              <w:rPr>
+                <w:rFonts w:ascii="Calibri" w:cs="Calibri" w:eastAsia="Calibri" w:hAnsi="Calibri"/>
+                <w:b w:val="false"/>
+                <w:bCs w:val="false"/>
+                <w:i w:val="false"/>
+                <w:iCs w:val="false"/>
+                <w:caps w:val="false"/>
+                <w:color w:val="161616"/>
+                <w:sz w:val="19"/>
+                <w:szCs w:val="19"/>
               </w:rPr>
               <w:t xml:space="preserve">Impact-aware routing and prioritization</w:t>
             </w:r>
@@ -2956,26 +3219,29 @@
               <w:right w:val="single" w:color="DDDDDD" w:sz="2"/>
             </w:tcBorders>
             <w:tcMar>
-              <w:top w:type="dxa" w:w="60"/>
-              <w:left w:type="dxa" w:w="120"/>
-              <w:bottom w:type="dxa" w:w="60"/>
-              <w:right w:type="dxa" w:w="120"/>
-            </w:tcMar>
-          </w:tcPr>
-          <w:p>
-            <w:pPr>
-              <w:spacing w:after="60" w:before="60"/>
-            </w:pPr>
-            <w:r>
-              <w:rPr>
-                <w:rFonts w:ascii="Calibri" w:cs="Calibri" w:eastAsia="Calibri" w:hAnsi="Calibri"/>
-                <w:b/>
-                <w:bCs/>
+              <w:top w:type="dxa" w:w="40"/>
+              <w:left w:type="dxa" w:w="100"/>
+              <w:bottom w:type="dxa" w:w="40"/>
+              <w:right w:type="dxa" w:w="100"/>
+            </w:tcMar>
+          </w:tcPr>
+          <w:p>
+            <w:pPr>
+              <w:spacing w:after="50" w:before="50"/>
+            </w:pPr>
+            <w:r>
+              <w:rPr>
+                <w:rFonts w:ascii="Calibri" w:cs="Calibri" w:eastAsia="Calibri" w:hAnsi="Calibri"/>
+                <w:b/>
+                <w:bCs/>
+                <w:i w:val="false"/>
+                <w:iCs w:val="false"/>
+                <w:caps w:val="false"/>
                 <w:color w:val="0F62FE"/>
-                <w:sz w:val="9"/>
-                <w:szCs w:val="9"/>
-              </w:rPr>
-              <w:t xml:space="preserve">$1.3M–$1.5M</w:t>
+                <w:sz w:val="19"/>
+                <w:szCs w:val="19"/>
+              </w:rPr>
+              <w:t xml:space="preserve">$1.3M – $1.5M</w:t>
             </w:r>
           </w:p>
         </w:tc>
@@ -2992,24 +3258,27 @@
             </w:tcBorders>
             <w:shd w:fill="F2F4F8" w:val="solid"/>
             <w:tcMar>
-              <w:top w:type="dxa" w:w="60"/>
-              <w:left w:type="dxa" w:w="120"/>
-              <w:bottom w:type="dxa" w:w="60"/>
-              <w:right w:type="dxa" w:w="120"/>
-            </w:tcMar>
-          </w:tcPr>
-          <w:p>
-            <w:pPr>
-              <w:spacing w:after="60" w:before="60"/>
-            </w:pPr>
-            <w:r>
-              <w:rPr>
-                <w:rFonts w:ascii="Calibri" w:cs="Calibri" w:eastAsia="Calibri" w:hAnsi="Calibri"/>
-                <w:b/>
-                <w:bCs/>
-                <w:color w:val="161616"/>
-                <w:sz w:val="9"/>
-                <w:szCs w:val="9"/>
+              <w:top w:type="dxa" w:w="40"/>
+              <w:left w:type="dxa" w:w="100"/>
+              <w:bottom w:type="dxa" w:w="40"/>
+              <w:right w:type="dxa" w:w="100"/>
+            </w:tcMar>
+          </w:tcPr>
+          <w:p>
+            <w:pPr>
+              <w:spacing w:after="50" w:before="50"/>
+            </w:pPr>
+            <w:r>
+              <w:rPr>
+                <w:rFonts w:ascii="Calibri" w:cs="Calibri" w:eastAsia="Calibri" w:hAnsi="Calibri"/>
+                <w:b/>
+                <w:bCs/>
+                <w:i w:val="false"/>
+                <w:iCs w:val="false"/>
+                <w:caps w:val="false"/>
+                <w:color w:val="161616"/>
+                <w:sz w:val="19"/>
+                <w:szCs w:val="19"/>
               </w:rPr>
               <w:t xml:space="preserve">Root Cause &amp; Resolution</w:t>
             </w:r>
@@ -3026,22 +3295,27 @@
             </w:tcBorders>
             <w:shd w:fill="F2F4F8" w:val="solid"/>
             <w:tcMar>
-              <w:top w:type="dxa" w:w="60"/>
-              <w:left w:type="dxa" w:w="120"/>
-              <w:bottom w:type="dxa" w:w="60"/>
-              <w:right w:type="dxa" w:w="120"/>
-            </w:tcMar>
-          </w:tcPr>
-          <w:p>
-            <w:pPr>
-              <w:spacing w:after="60" w:before="60"/>
-            </w:pPr>
-            <w:r>
-              <w:rPr>
-                <w:rFonts w:ascii="Calibri" w:cs="Calibri" w:eastAsia="Calibri" w:hAnsi="Calibri"/>
-                <w:color w:val="161616"/>
-                <w:sz w:val="9"/>
-                <w:szCs w:val="9"/>
+              <w:top w:type="dxa" w:w="40"/>
+              <w:left w:type="dxa" w:w="100"/>
+              <w:bottom w:type="dxa" w:w="40"/>
+              <w:right w:type="dxa" w:w="100"/>
+            </w:tcMar>
+          </w:tcPr>
+          <w:p>
+            <w:pPr>
+              <w:spacing w:after="50" w:before="50"/>
+            </w:pPr>
+            <w:r>
+              <w:rPr>
+                <w:rFonts w:ascii="Calibri" w:cs="Calibri" w:eastAsia="Calibri" w:hAnsi="Calibri"/>
+                <w:b w:val="false"/>
+                <w:bCs w:val="false"/>
+                <w:i w:val="false"/>
+                <w:iCs w:val="false"/>
+                <w:caps w:val="false"/>
+                <w:color w:val="161616"/>
+                <w:sz w:val="19"/>
+                <w:szCs w:val="19"/>
               </w:rPr>
               <w:t xml:space="preserve">Diagnosis, runbook guidance, auto-remediation</w:t>
             </w:r>
@@ -3058,26 +3332,29 @@
             </w:tcBorders>
             <w:shd w:fill="F2F4F8" w:val="solid"/>
             <w:tcMar>
-              <w:top w:type="dxa" w:w="60"/>
-              <w:left w:type="dxa" w:w="120"/>
-              <w:bottom w:type="dxa" w:w="60"/>
-              <w:right w:type="dxa" w:w="120"/>
-            </w:tcMar>
-          </w:tcPr>
-          <w:p>
-            <w:pPr>
-              <w:spacing w:after="60" w:before="60"/>
-            </w:pPr>
-            <w:r>
-              <w:rPr>
-                <w:rFonts w:ascii="Calibri" w:cs="Calibri" w:eastAsia="Calibri" w:hAnsi="Calibri"/>
-                <w:b/>
-                <w:bCs/>
+              <w:top w:type="dxa" w:w="40"/>
+              <w:left w:type="dxa" w:w="100"/>
+              <w:bottom w:type="dxa" w:w="40"/>
+              <w:right w:type="dxa" w:w="100"/>
+            </w:tcMar>
+          </w:tcPr>
+          <w:p>
+            <w:pPr>
+              <w:spacing w:after="50" w:before="50"/>
+            </w:pPr>
+            <w:r>
+              <w:rPr>
+                <w:rFonts w:ascii="Calibri" w:cs="Calibri" w:eastAsia="Calibri" w:hAnsi="Calibri"/>
+                <w:b/>
+                <w:bCs/>
+                <w:i w:val="false"/>
+                <w:iCs w:val="false"/>
+                <w:caps w:val="false"/>
                 <w:color w:val="0F62FE"/>
-                <w:sz w:val="9"/>
-                <w:szCs w:val="9"/>
-              </w:rPr>
-              <w:t xml:space="preserve">$2.0M–$3.0M</w:t>
+                <w:sz w:val="19"/>
+                <w:szCs w:val="19"/>
+              </w:rPr>
+              <w:t xml:space="preserve">$2.0M – $3.0M</w:t>
             </w:r>
           </w:p>
         </w:tc>
@@ -3093,24 +3370,27 @@
               <w:right w:val="single" w:color="DDDDDD" w:sz="2"/>
             </w:tcBorders>
             <w:tcMar>
-              <w:top w:type="dxa" w:w="60"/>
-              <w:left w:type="dxa" w:w="120"/>
-              <w:bottom w:type="dxa" w:w="60"/>
-              <w:right w:type="dxa" w:w="120"/>
-            </w:tcMar>
-          </w:tcPr>
-          <w:p>
-            <w:pPr>
-              <w:spacing w:after="60" w:before="60"/>
-            </w:pPr>
-            <w:r>
-              <w:rPr>
-                <w:rFonts w:ascii="Calibri" w:cs="Calibri" w:eastAsia="Calibri" w:hAnsi="Calibri"/>
-                <w:b/>
-                <w:bCs/>
-                <w:color w:val="161616"/>
-                <w:sz w:val="9"/>
-                <w:szCs w:val="9"/>
+              <w:top w:type="dxa" w:w="40"/>
+              <w:left w:type="dxa" w:w="100"/>
+              <w:bottom w:type="dxa" w:w="40"/>
+              <w:right w:type="dxa" w:w="100"/>
+            </w:tcMar>
+          </w:tcPr>
+          <w:p>
+            <w:pPr>
+              <w:spacing w:after="50" w:before="50"/>
+            </w:pPr>
+            <w:r>
+              <w:rPr>
+                <w:rFonts w:ascii="Calibri" w:cs="Calibri" w:eastAsia="Calibri" w:hAnsi="Calibri"/>
+                <w:b/>
+                <w:bCs/>
+                <w:i w:val="false"/>
+                <w:iCs w:val="false"/>
+                <w:caps w:val="false"/>
+                <w:color w:val="161616"/>
+                <w:sz w:val="19"/>
+                <w:szCs w:val="19"/>
               </w:rPr>
               <w:t xml:space="preserve">Knowledge &amp; Feedback</w:t>
             </w:r>
@@ -3126,22 +3406,27 @@
               <w:right w:val="single" w:color="DDDDDD" w:sz="2"/>
             </w:tcBorders>
             <w:tcMar>
-              <w:top w:type="dxa" w:w="60"/>
-              <w:left w:type="dxa" w:w="120"/>
-              <w:bottom w:type="dxa" w:w="60"/>
-              <w:right w:type="dxa" w:w="120"/>
-            </w:tcMar>
-          </w:tcPr>
-          <w:p>
-            <w:pPr>
-              <w:spacing w:after="60" w:before="60"/>
-            </w:pPr>
-            <w:r>
-              <w:rPr>
-                <w:rFonts w:ascii="Calibri" w:cs="Calibri" w:eastAsia="Calibri" w:hAnsi="Calibri"/>
-                <w:color w:val="161616"/>
-                <w:sz w:val="9"/>
-                <w:szCs w:val="9"/>
+              <w:top w:type="dxa" w:w="40"/>
+              <w:left w:type="dxa" w:w="100"/>
+              <w:bottom w:type="dxa" w:w="40"/>
+              <w:right w:type="dxa" w:w="100"/>
+            </w:tcMar>
+          </w:tcPr>
+          <w:p>
+            <w:pPr>
+              <w:spacing w:after="50" w:before="50"/>
+            </w:pPr>
+            <w:r>
+              <w:rPr>
+                <w:rFonts w:ascii="Calibri" w:cs="Calibri" w:eastAsia="Calibri" w:hAnsi="Calibri"/>
+                <w:b w:val="false"/>
+                <w:bCs w:val="false"/>
+                <w:i w:val="false"/>
+                <w:iCs w:val="false"/>
+                <w:caps w:val="false"/>
+                <w:color w:val="161616"/>
+                <w:sz w:val="19"/>
+                <w:szCs w:val="19"/>
               </w:rPr>
               <w:t xml:space="preserve">Knowledge extraction, continuous learning</w:t>
             </w:r>
@@ -3157,26 +3442,29 @@
               <w:right w:val="single" w:color="DDDDDD" w:sz="2"/>
             </w:tcBorders>
             <w:tcMar>
-              <w:top w:type="dxa" w:w="60"/>
-              <w:left w:type="dxa" w:w="120"/>
-              <w:bottom w:type="dxa" w:w="60"/>
-              <w:right w:type="dxa" w:w="120"/>
-            </w:tcMar>
-          </w:tcPr>
-          <w:p>
-            <w:pPr>
-              <w:spacing w:after="60" w:before="60"/>
-            </w:pPr>
-            <w:r>
-              <w:rPr>
-                <w:rFonts w:ascii="Calibri" w:cs="Calibri" w:eastAsia="Calibri" w:hAnsi="Calibri"/>
-                <w:b/>
-                <w:bCs/>
+              <w:top w:type="dxa" w:w="40"/>
+              <w:left w:type="dxa" w:w="100"/>
+              <w:bottom w:type="dxa" w:w="40"/>
+              <w:right w:type="dxa" w:w="100"/>
+            </w:tcMar>
+          </w:tcPr>
+          <w:p>
+            <w:pPr>
+              <w:spacing w:after="50" w:before="50"/>
+            </w:pPr>
+            <w:r>
+              <w:rPr>
+                <w:rFonts w:ascii="Calibri" w:cs="Calibri" w:eastAsia="Calibri" w:hAnsi="Calibri"/>
+                <w:b/>
+                <w:bCs/>
+                <w:i w:val="false"/>
+                <w:iCs w:val="false"/>
+                <w:caps w:val="false"/>
                 <w:color w:val="0F62FE"/>
-                <w:sz w:val="9"/>
-                <w:szCs w:val="9"/>
-              </w:rPr>
-              <w:t xml:space="preserve">$1.0M–$1.3M</w:t>
+                <w:sz w:val="19"/>
+                <w:szCs w:val="19"/>
+              </w:rPr>
+              <w:t xml:space="preserve">$1.0M – $1.3M</w:t>
             </w:r>
           </w:p>
         </w:tc>
@@ -3193,24 +3481,27 @@
             </w:tcBorders>
             <w:shd w:fill="F2F4F8" w:val="solid"/>
             <w:tcMar>
-              <w:top w:type="dxa" w:w="60"/>
-              <w:left w:type="dxa" w:w="120"/>
-              <w:bottom w:type="dxa" w:w="60"/>
-              <w:right w:type="dxa" w:w="120"/>
-            </w:tcMar>
-          </w:tcPr>
-          <w:p>
-            <w:pPr>
-              <w:spacing w:after="60" w:before="60"/>
-            </w:pPr>
-            <w:r>
-              <w:rPr>
-                <w:rFonts w:ascii="Calibri" w:cs="Calibri" w:eastAsia="Calibri" w:hAnsi="Calibri"/>
-                <w:b/>
-                <w:bCs/>
-                <w:color w:val="161616"/>
-                <w:sz w:val="9"/>
-                <w:szCs w:val="9"/>
+              <w:top w:type="dxa" w:w="40"/>
+              <w:left w:type="dxa" w:w="100"/>
+              <w:bottom w:type="dxa" w:w="40"/>
+              <w:right w:type="dxa" w:w="100"/>
+            </w:tcMar>
+          </w:tcPr>
+          <w:p>
+            <w:pPr>
+              <w:spacing w:after="50" w:before="50"/>
+            </w:pPr>
+            <w:r>
+              <w:rPr>
+                <w:rFonts w:ascii="Calibri" w:cs="Calibri" w:eastAsia="Calibri" w:hAnsi="Calibri"/>
+                <w:b/>
+                <w:bCs/>
+                <w:i w:val="false"/>
+                <w:iCs w:val="false"/>
+                <w:caps w:val="false"/>
+                <w:color w:val="161616"/>
+                <w:sz w:val="19"/>
+                <w:szCs w:val="19"/>
               </w:rPr>
               <w:t xml:space="preserve">Impact Assessment &amp; Testing</w:t>
             </w:r>
@@ -3227,22 +3518,27 @@
             </w:tcBorders>
             <w:shd w:fill="F2F4F8" w:val="solid"/>
             <w:tcMar>
-              <w:top w:type="dxa" w:w="60"/>
-              <w:left w:type="dxa" w:w="120"/>
-              <w:bottom w:type="dxa" w:w="60"/>
-              <w:right w:type="dxa" w:w="120"/>
-            </w:tcMar>
-          </w:tcPr>
-          <w:p>
-            <w:pPr>
-              <w:spacing w:after="60" w:before="60"/>
-            </w:pPr>
-            <w:r>
-              <w:rPr>
-                <w:rFonts w:ascii="Calibri" w:cs="Calibri" w:eastAsia="Calibri" w:hAnsi="Calibri"/>
-                <w:color w:val="161616"/>
-                <w:sz w:val="9"/>
-                <w:szCs w:val="9"/>
+              <w:top w:type="dxa" w:w="40"/>
+              <w:left w:type="dxa" w:w="100"/>
+              <w:bottom w:type="dxa" w:w="40"/>
+              <w:right w:type="dxa" w:w="100"/>
+            </w:tcMar>
+          </w:tcPr>
+          <w:p>
+            <w:pPr>
+              <w:spacing w:after="50" w:before="50"/>
+            </w:pPr>
+            <w:r>
+              <w:rPr>
+                <w:rFonts w:ascii="Calibri" w:cs="Calibri" w:eastAsia="Calibri" w:hAnsi="Calibri"/>
+                <w:b w:val="false"/>
+                <w:bCs w:val="false"/>
+                <w:i w:val="false"/>
+                <w:iCs w:val="false"/>
+                <w:caps w:val="false"/>
+                <w:color w:val="161616"/>
+                <w:sz w:val="19"/>
+                <w:szCs w:val="19"/>
               </w:rPr>
               <w:t xml:space="preserve">QE automation and validation</w:t>
             </w:r>
@@ -3259,26 +3555,29 @@
             </w:tcBorders>
             <w:shd w:fill="F2F4F8" w:val="solid"/>
             <w:tcMar>
-              <w:top w:type="dxa" w:w="60"/>
-              <w:left w:type="dxa" w:w="120"/>
-              <w:bottom w:type="dxa" w:w="60"/>
-              <w:right w:type="dxa" w:w="120"/>
-            </w:tcMar>
-          </w:tcPr>
-          <w:p>
-            <w:pPr>
-              <w:spacing w:after="60" w:before="60"/>
-            </w:pPr>
-            <w:r>
-              <w:rPr>
-                <w:rFonts w:ascii="Calibri" w:cs="Calibri" w:eastAsia="Calibri" w:hAnsi="Calibri"/>
-                <w:b/>
-                <w:bCs/>
+              <w:top w:type="dxa" w:w="40"/>
+              <w:left w:type="dxa" w:w="100"/>
+              <w:bottom w:type="dxa" w:w="40"/>
+              <w:right w:type="dxa" w:w="100"/>
+            </w:tcMar>
+          </w:tcPr>
+          <w:p>
+            <w:pPr>
+              <w:spacing w:after="50" w:before="50"/>
+            </w:pPr>
+            <w:r>
+              <w:rPr>
+                <w:rFonts w:ascii="Calibri" w:cs="Calibri" w:eastAsia="Calibri" w:hAnsi="Calibri"/>
+                <w:b/>
+                <w:bCs/>
+                <w:i w:val="false"/>
+                <w:iCs w:val="false"/>
+                <w:caps w:val="false"/>
                 <w:color w:val="0F62FE"/>
-                <w:sz w:val="9"/>
-                <w:szCs w:val="9"/>
-              </w:rPr>
-              <w:t xml:space="preserve">$1.2M–$2.0M</w:t>
+                <w:sz w:val="19"/>
+                <w:szCs w:val="19"/>
+              </w:rPr>
+              <w:t xml:space="preserve">$1.2M – $2.0M</w:t>
             </w:r>
           </w:p>
         </w:tc>
@@ -3294,24 +3593,27 @@
               <w:right w:val="single" w:color="DDDDDD" w:sz="2"/>
             </w:tcBorders>
             <w:tcMar>
-              <w:top w:type="dxa" w:w="60"/>
-              <w:left w:type="dxa" w:w="120"/>
-              <w:bottom w:type="dxa" w:w="60"/>
-              <w:right w:type="dxa" w:w="120"/>
-            </w:tcMar>
-          </w:tcPr>
-          <w:p>
-            <w:pPr>
-              <w:spacing w:after="60" w:before="60"/>
-            </w:pPr>
-            <w:r>
-              <w:rPr>
-                <w:rFonts w:ascii="Calibri" w:cs="Calibri" w:eastAsia="Calibri" w:hAnsi="Calibri"/>
-                <w:b/>
-                <w:bCs/>
-                <w:color w:val="161616"/>
-                <w:sz w:val="9"/>
-                <w:szCs w:val="9"/>
+              <w:top w:type="dxa" w:w="40"/>
+              <w:left w:type="dxa" w:w="100"/>
+              <w:bottom w:type="dxa" w:w="40"/>
+              <w:right w:type="dxa" w:w="100"/>
+            </w:tcMar>
+          </w:tcPr>
+          <w:p>
+            <w:pPr>
+              <w:spacing w:after="50" w:before="50"/>
+            </w:pPr>
+            <w:r>
+              <w:rPr>
+                <w:rFonts w:ascii="Calibri" w:cs="Calibri" w:eastAsia="Calibri" w:hAnsi="Calibri"/>
+                <w:b/>
+                <w:bCs/>
+                <w:i w:val="false"/>
+                <w:iCs w:val="false"/>
+                <w:caps w:val="false"/>
+                <w:color w:val="161616"/>
+                <w:sz w:val="19"/>
+                <w:szCs w:val="19"/>
               </w:rPr>
               <w:t xml:space="preserve">Deployment Agents</w:t>
             </w:r>
@@ -3327,22 +3629,27 @@
               <w:right w:val="single" w:color="DDDDDD" w:sz="2"/>
             </w:tcBorders>
             <w:tcMar>
-              <w:top w:type="dxa" w:w="60"/>
-              <w:left w:type="dxa" w:w="120"/>
-              <w:bottom w:type="dxa" w:w="60"/>
-              <w:right w:type="dxa" w:w="120"/>
-            </w:tcMar>
-          </w:tcPr>
-          <w:p>
-            <w:pPr>
-              <w:spacing w:after="60" w:before="60"/>
-            </w:pPr>
-            <w:r>
-              <w:rPr>
-                <w:rFonts w:ascii="Calibri" w:cs="Calibri" w:eastAsia="Calibri" w:hAnsi="Calibri"/>
-                <w:color w:val="161616"/>
-                <w:sz w:val="9"/>
-                <w:szCs w:val="9"/>
+              <w:top w:type="dxa" w:w="40"/>
+              <w:left w:type="dxa" w:w="100"/>
+              <w:bottom w:type="dxa" w:w="40"/>
+              <w:right w:type="dxa" w:w="100"/>
+            </w:tcMar>
+          </w:tcPr>
+          <w:p>
+            <w:pPr>
+              <w:spacing w:after="50" w:before="50"/>
+            </w:pPr>
+            <w:r>
+              <w:rPr>
+                <w:rFonts w:ascii="Calibri" w:cs="Calibri" w:eastAsia="Calibri" w:hAnsi="Calibri"/>
+                <w:b w:val="false"/>
+                <w:bCs w:val="false"/>
+                <w:i w:val="false"/>
+                <w:iCs w:val="false"/>
+                <w:caps w:val="false"/>
+                <w:color w:val="161616"/>
+                <w:sz w:val="19"/>
+                <w:szCs w:val="19"/>
               </w:rPr>
               <w:t xml:space="preserve">Release automation and risk scoring</w:t>
             </w:r>
@@ -3358,26 +3665,29 @@
               <w:right w:val="single" w:color="DDDDDD" w:sz="2"/>
             </w:tcBorders>
             <w:tcMar>
-              <w:top w:type="dxa" w:w="60"/>
-              <w:left w:type="dxa" w:w="120"/>
-              <w:bottom w:type="dxa" w:w="60"/>
-              <w:right w:type="dxa" w:w="120"/>
-            </w:tcMar>
-          </w:tcPr>
-          <w:p>
-            <w:pPr>
-              <w:spacing w:after="60" w:before="60"/>
-            </w:pPr>
-            <w:r>
-              <w:rPr>
-                <w:rFonts w:ascii="Calibri" w:cs="Calibri" w:eastAsia="Calibri" w:hAnsi="Calibri"/>
-                <w:b/>
-                <w:bCs/>
+              <w:top w:type="dxa" w:w="40"/>
+              <w:left w:type="dxa" w:w="100"/>
+              <w:bottom w:type="dxa" w:w="40"/>
+              <w:right w:type="dxa" w:w="100"/>
+            </w:tcMar>
+          </w:tcPr>
+          <w:p>
+            <w:pPr>
+              <w:spacing w:after="50" w:before="50"/>
+            </w:pPr>
+            <w:r>
+              <w:rPr>
+                <w:rFonts w:ascii="Calibri" w:cs="Calibri" w:eastAsia="Calibri" w:hAnsi="Calibri"/>
+                <w:b/>
+                <w:bCs/>
+                <w:i w:val="false"/>
+                <w:iCs w:val="false"/>
+                <w:caps w:val="false"/>
                 <w:color w:val="0F62FE"/>
-                <w:sz w:val="9"/>
-                <w:szCs w:val="9"/>
-              </w:rPr>
-              <w:t xml:space="preserve">$0.8M–$1.2M</w:t>
+                <w:sz w:val="19"/>
+                <w:szCs w:val="19"/>
+              </w:rPr>
+              <w:t xml:space="preserve">$0.8M – $1.2M</w:t>
             </w:r>
           </w:p>
         </w:tc>
@@ -3385,29 +3695,27 @@
     </w:tbl>
     <w:p>
       <w:pPr>
-        <w:spacing w:after="0" w:before="0"/>
-      </w:pPr>
-      <w:r>
-        <w:rPr>
-          <w:rFonts w:ascii="Calibri" w:cs="Calibri" w:eastAsia="Calibri" w:hAnsi="Calibri"/>
-          <w:sz w:val="210"/>
-          <w:szCs w:val="210"/>
-        </w:rPr>
+        <w:spacing w:after="80" w:before="0"/>
+      </w:pPr>
+      <w:r>
         <w:t xml:space="preserve"/>
       </w:r>
     </w:p>
     <w:p>
       <w:pPr>
-        <w:spacing w:after="60" w:before="160"/>
+        <w:spacing w:after="40" w:before="160"/>
       </w:pPr>
       <w:r>
         <w:rPr>
           <w:rFonts w:ascii="Calibri" w:cs="Calibri" w:eastAsia="Calibri" w:hAnsi="Calibri"/>
           <w:b/>
           <w:bCs/>
+          <w:i w:val="false"/>
+          <w:iCs w:val="false"/>
+          <w:caps w:val="false"/>
           <w:color w:val="0F62FE"/>
-          <w:sz w:val="11"/>
-          <w:szCs w:val="11"/>
+          <w:sz w:val="22"/>
+          <w:szCs w:val="22"/>
         </w:rPr>
         <w:t xml:space="preserve">3.2  Expected Operational Impact</w:t>
       </w:r>
@@ -3419,25 +3727,22 @@
           <w:ilvl w:val="0"/>
           <w:numId w:val="1"/>
         </w:numPr>
-        <w:spacing w:after="40" w:before="40"/>
-      </w:pPr>
+        <w:spacing w:after="20" w:before="20"/>
+      </w:pPr>
+      <w:r>
+        <w:t xml:space="preserve"/>
+      </w:r>
       <w:r>
         <w:rPr>
           <w:rFonts w:ascii="Calibri" w:cs="Calibri" w:eastAsia="Calibri" w:hAnsi="Calibri"/>
-          <w:b/>
-          <w:bCs/>
-          <w:color w:val="001141"/>
-          <w:sz w:val="210"/>
-          <w:szCs w:val="210"/>
-        </w:rPr>
-        <w:t xml:space="preserve"/>
-      </w:r>
-      <w:r>
-        <w:rPr>
-          <w:rFonts w:ascii="Calibri" w:cs="Calibri" w:eastAsia="Calibri" w:hAnsi="Calibri"/>
+          <w:b w:val="false"/>
+          <w:bCs w:val="false"/>
+          <w:i w:val="false"/>
+          <w:iCs w:val="false"/>
+          <w:caps w:val="false"/>
           <w:color w:val="161616"/>
-          <w:sz w:val="210"/>
-          <w:szCs w:val="210"/>
+          <w:sz w:val="21"/>
+          <w:szCs w:val="21"/>
         </w:rPr>
         <w:t xml:space="preserve">&gt;60% alert noise reduction through correlation and de-duplication, improving engineer focus on real issues.</w:t>
       </w:r>
@@ -3449,25 +3754,22 @@
           <w:ilvl w:val="0"/>
           <w:numId w:val="1"/>
         </w:numPr>
-        <w:spacing w:after="40" w:before="40"/>
-      </w:pPr>
+        <w:spacing w:after="20" w:before="20"/>
+      </w:pPr>
+      <w:r>
+        <w:t xml:space="preserve"/>
+      </w:r>
       <w:r>
         <w:rPr>
           <w:rFonts w:ascii="Calibri" w:cs="Calibri" w:eastAsia="Calibri" w:hAnsi="Calibri"/>
-          <w:b/>
-          <w:bCs/>
-          <w:color w:val="001141"/>
-          <w:sz w:val="210"/>
-          <w:szCs w:val="210"/>
-        </w:rPr>
-        <w:t xml:space="preserve"/>
-      </w:r>
-      <w:r>
-        <w:rPr>
-          <w:rFonts w:ascii="Calibri" w:cs="Calibri" w:eastAsia="Calibri" w:hAnsi="Calibri"/>
+          <w:b w:val="false"/>
+          <w:bCs w:val="false"/>
+          <w:i w:val="false"/>
+          <w:iCs w:val="false"/>
+          <w:caps w:val="false"/>
           <w:color w:val="161616"/>
-          <w:sz w:val="210"/>
-          <w:szCs w:val="210"/>
+          <w:sz w:val="21"/>
+          <w:szCs w:val="21"/>
         </w:rPr>
         <w:t xml:space="preserve">&lt;1.8 hours MTTR target through intelligent routing, guided diagnostics, and auto-remediation workflows.</w:t>
       </w:r>
@@ -3479,25 +3781,22 @@
           <w:ilvl w:val="0"/>
           <w:numId w:val="1"/>
         </w:numPr>
-        <w:spacing w:after="40" w:before="40"/>
-      </w:pPr>
+        <w:spacing w:after="20" w:before="20"/>
+      </w:pPr>
+      <w:r>
+        <w:t xml:space="preserve"/>
+      </w:r>
       <w:r>
         <w:rPr>
           <w:rFonts w:ascii="Calibri" w:cs="Calibri" w:eastAsia="Calibri" w:hAnsi="Calibri"/>
-          <w:b/>
-          <w:bCs/>
-          <w:color w:val="001141"/>
-          <w:sz w:val="210"/>
-          <w:szCs w:val="210"/>
-        </w:rPr>
-        <w:t xml:space="preserve"/>
-      </w:r>
-      <w:r>
-        <w:rPr>
-          <w:rFonts w:ascii="Calibri" w:cs="Calibri" w:eastAsia="Calibri" w:hAnsi="Calibri"/>
+          <w:b w:val="false"/>
+          <w:bCs w:val="false"/>
+          <w:i w:val="false"/>
+          <w:iCs w:val="false"/>
+          <w:caps w:val="false"/>
           <w:color w:val="161616"/>
-          <w:sz w:val="210"/>
-          <w:szCs w:val="210"/>
+          <w:sz w:val="21"/>
+          <w:szCs w:val="21"/>
         </w:rPr>
         <w:t xml:space="preserve">&gt;74% auto-resolution for P3/P4 incidents via self-heal runbooks and workflow automation.</w:t>
       </w:r>
@@ -3509,82 +3808,90 @@
           <w:ilvl w:val="0"/>
           <w:numId w:val="1"/>
         </w:numPr>
-        <w:spacing w:after="40" w:before="40"/>
+        <w:spacing w:after="20" w:before="20"/>
+      </w:pPr>
+      <w:r>
+        <w:t xml:space="preserve"/>
+      </w:r>
+      <w:r>
+        <w:rPr>
+          <w:rFonts w:ascii="Calibri" w:cs="Calibri" w:eastAsia="Calibri" w:hAnsi="Calibri"/>
+          <w:b w:val="false"/>
+          <w:bCs w:val="false"/>
+          <w:i w:val="false"/>
+          <w:iCs w:val="false"/>
+          <w:caps w:val="false"/>
+          <w:color w:val="161616"/>
+          <w:sz w:val="21"/>
+          <w:szCs w:val="21"/>
+        </w:rPr>
+        <w:t xml:space="preserve">Closed-loop learning across Incident → Problem → Change to prevent recurrence and reduce demand over time.</w:t>
+      </w:r>
+    </w:p>
+    <w:p>
+      <w:pPr>
+        <w:spacing w:after="0" w:before="0"/>
+      </w:pPr>
+      <w:r>
+        <w:br w:type="page"/>
+      </w:r>
+    </w:p>
+    <w:p>
+      <w:pPr>
+        <w:pBdr>
+          <w:top w:val="single" w:color="0F62FE" w:sz="16" w:space="6"/>
+        </w:pBdr>
+        <w:spacing w:after="0" w:before="280"/>
+      </w:pPr>
+    </w:p>
+    <w:p>
+      <w:pPr>
+        <w:spacing w:after="60" w:before="40"/>
       </w:pPr>
       <w:r>
         <w:rPr>
           <w:rFonts w:ascii="Calibri" w:cs="Calibri" w:eastAsia="Calibri" w:hAnsi="Calibri"/>
           <w:b/>
           <w:bCs/>
-          <w:color w:val="001141"/>
-          <w:sz w:val="210"/>
-          <w:szCs w:val="210"/>
+          <w:i w:val="false"/>
+          <w:iCs w:val="false"/>
+          <w:caps w:val="false"/>
+          <w:color w:val="0F62FE"/>
+          <w:sz w:val="17"/>
+          <w:szCs w:val="17"/>
         </w:rPr>
-        <w:t xml:space="preserve"/>
-      </w:r>
-      <w:r>
-        <w:rPr>
-          <w:rFonts w:ascii="Calibri" w:cs="Calibri" w:eastAsia="Calibri" w:hAnsi="Calibri"/>
-          <w:color w:val="161616"/>
-          <w:sz w:val="210"/>
-          <w:szCs w:val="210"/>
-        </w:rPr>
-        <w:t xml:space="preserve">Closed-loop learning across Incident → Problem → Change to prevent recurrence and reduce demand over time.</w:t>
-      </w:r>
-    </w:p>
-    <w:p>
-      <w:pPr>
-        <w:spacing w:after="0" w:before="0"/>
-      </w:pPr>
-      <w:r>
-        <w:br w:type="page"/>
-      </w:r>
-    </w:p>
-    <w:p>
-      <w:pPr>
-        <w:pBdr>
-          <w:top w:val="single" w:color="0F62FE" w:sz="16" w:space="8"/>
-        </w:pBdr>
-        <w:spacing w:after="0" w:before="280"/>
-      </w:pPr>
-    </w:p>
-    <w:p>
-      <w:pPr>
-        <w:spacing w:after="80" w:before="60"/>
-      </w:pPr>
+        <w:t xml:space="preserve">4.0  </w:t>
+      </w:r>
       <w:r>
         <w:rPr>
           <w:rFonts w:ascii="Calibri" w:cs="Calibri" w:eastAsia="Calibri" w:hAnsi="Calibri"/>
           <w:b/>
           <w:bCs/>
-          <w:color w:val="0F62FE"/>
-          <w:sz w:val="9"/>
-          <w:szCs w:val="9"/>
+          <w:i w:val="false"/>
+          <w:iCs w:val="false"/>
+          <w:caps w:val="false"/>
+          <w:color w:val="001141"/>
+          <w:sz w:val="26"/>
+          <w:szCs w:val="26"/>
         </w:rPr>
-        <w:t xml:space="preserve">4.0  </w:t>
-      </w:r>
+        <w:t xml:space="preserve">PLATFORM &amp; DATA MODERNIZATION</w:t>
+      </w:r>
+    </w:p>
+    <w:p>
+      <w:pPr>
+        <w:spacing w:after="60" w:before="40"/>
+      </w:pPr>
       <w:r>
         <w:rPr>
           <w:rFonts w:ascii="Calibri" w:cs="Calibri" w:eastAsia="Calibri" w:hAnsi="Calibri"/>
-          <w:b/>
-          <w:bCs/>
-          <w:color w:val="001141"/>
-          <w:sz w:val="14"/>
-          <w:szCs w:val="14"/>
-        </w:rPr>
-        <w:t xml:space="preserve">PLATFORM &amp; DATA MODERNIZATION</w:t>
-      </w:r>
-    </w:p>
-    <w:p>
-      <w:pPr>
-        <w:spacing w:after="60" w:before="60"/>
-      </w:pPr>
-      <w:r>
-        <w:rPr>
-          <w:rFonts w:ascii="Calibri" w:cs="Calibri" w:eastAsia="Calibri" w:hAnsi="Calibri"/>
+          <w:b w:val="false"/>
+          <w:bCs w:val="false"/>
+          <w:i w:val="false"/>
+          <w:iCs w:val="false"/>
+          <w:caps w:val="false"/>
           <w:color w:val="161616"/>
-          <w:sz w:val="210"/>
-          <w:szCs w:val="210"/>
+          <w:sz w:val="21"/>
+          <w:szCs w:val="21"/>
         </w:rPr>
         <w:t xml:space="preserve">This workstream modernizes how Horizon integrates, upgrades, and governs platforms—reducing technical debt, improving security posture, and enabling faster change with lower risk. Delivered as a value chain: standardize integration patterns, instrument for observability, automate operations, and report outcomes through governance.</w:t>
       </w:r>
@@ -3596,25 +3903,22 @@
           <w:ilvl w:val="0"/>
           <w:numId w:val="1"/>
         </w:numPr>
-        <w:spacing w:after="40" w:before="40"/>
-      </w:pPr>
+        <w:spacing w:after="20" w:before="20"/>
+      </w:pPr>
+      <w:r>
+        <w:t xml:space="preserve"/>
+      </w:r>
       <w:r>
         <w:rPr>
           <w:rFonts w:ascii="Calibri" w:cs="Calibri" w:eastAsia="Calibri" w:hAnsi="Calibri"/>
-          <w:b/>
-          <w:bCs/>
-          <w:color w:val="001141"/>
-          <w:sz w:val="210"/>
-          <w:szCs w:val="210"/>
-        </w:rPr>
-        <w:t xml:space="preserve"/>
-      </w:r>
-      <w:r>
-        <w:rPr>
-          <w:rFonts w:ascii="Calibri" w:cs="Calibri" w:eastAsia="Calibri" w:hAnsi="Calibri"/>
+          <w:b w:val="false"/>
+          <w:bCs w:val="false"/>
+          <w:i w:val="false"/>
+          <w:iCs w:val="false"/>
+          <w:caps w:val="false"/>
           <w:color w:val="161616"/>
-          <w:sz w:val="210"/>
-          <w:szCs w:val="210"/>
+          <w:sz w:val="21"/>
+          <w:szCs w:val="21"/>
         </w:rPr>
         <w:t xml:space="preserve">Integration modernization: Evolve from point-to-point and batch-heavy patterns to API-first and event-driven integration.</w:t>
       </w:r>
@@ -3626,25 +3930,22 @@
           <w:ilvl w:val="0"/>
           <w:numId w:val="1"/>
         </w:numPr>
-        <w:spacing w:after="40" w:before="40"/>
-      </w:pPr>
+        <w:spacing w:after="20" w:before="20"/>
+      </w:pPr>
+      <w:r>
+        <w:t xml:space="preserve"/>
+      </w:r>
       <w:r>
         <w:rPr>
           <w:rFonts w:ascii="Calibri" w:cs="Calibri" w:eastAsia="Calibri" w:hAnsi="Calibri"/>
-          <w:b/>
-          <w:bCs/>
-          <w:color w:val="001141"/>
-          <w:sz w:val="210"/>
-          <w:szCs w:val="210"/>
-        </w:rPr>
-        <w:t xml:space="preserve"/>
-      </w:r>
-      <w:r>
-        <w:rPr>
-          <w:rFonts w:ascii="Calibri" w:cs="Calibri" w:eastAsia="Calibri" w:hAnsi="Calibri"/>
+          <w:b w:val="false"/>
+          <w:bCs w:val="false"/>
+          <w:i w:val="false"/>
+          <w:iCs w:val="false"/>
+          <w:caps w:val="false"/>
           <w:color w:val="161616"/>
-          <w:sz w:val="210"/>
-          <w:szCs w:val="210"/>
+          <w:sz w:val="21"/>
+          <w:szCs w:val="21"/>
         </w:rPr>
         <w:t xml:space="preserve">Mainframe modernization (phased): API-wrap → rehost → refactor approach with parallel-run validation and risk gates.</w:t>
       </w:r>
@@ -3656,68 +3957,58 @@
           <w:ilvl w:val="0"/>
           <w:numId w:val="1"/>
         </w:numPr>
-        <w:spacing w:after="40" w:before="40"/>
+        <w:spacing w:after="20" w:before="20"/>
+      </w:pPr>
+      <w:r>
+        <w:t xml:space="preserve"/>
+      </w:r>
+      <w:r>
+        <w:rPr>
+          <w:rFonts w:ascii="Calibri" w:cs="Calibri" w:eastAsia="Calibri" w:hAnsi="Calibri"/>
+          <w:b w:val="false"/>
+          <w:bCs w:val="false"/>
+          <w:i w:val="false"/>
+          <w:iCs w:val="false"/>
+          <w:caps w:val="false"/>
+          <w:color w:val="161616"/>
+          <w:sz w:val="21"/>
+          <w:szCs w:val="21"/>
+        </w:rPr>
+        <w:t xml:space="preserve">Technical debt governance (n-1 standard): Maintain stacks at n-1 versions with monthly compliance reporting and emergency patching for critical CVEs.</w:t>
+      </w:r>
+    </w:p>
+    <w:p>
+      <w:pPr>
+        <w:spacing w:after="80" w:before="0"/>
+      </w:pPr>
+      <w:r>
+        <w:t xml:space="preserve"/>
+      </w:r>
+    </w:p>
+    <w:p>
+      <w:pPr>
+        <w:spacing w:after="40" w:before="160"/>
       </w:pPr>
       <w:r>
         <w:rPr>
           <w:rFonts w:ascii="Calibri" w:cs="Calibri" w:eastAsia="Calibri" w:hAnsi="Calibri"/>
           <w:b/>
           <w:bCs/>
-          <w:color w:val="001141"/>
-          <w:sz w:val="210"/>
-          <w:szCs w:val="210"/>
-        </w:rPr>
-        <w:t xml:space="preserve"/>
-      </w:r>
-      <w:r>
-        <w:rPr>
-          <w:rFonts w:ascii="Calibri" w:cs="Calibri" w:eastAsia="Calibri" w:hAnsi="Calibri"/>
-          <w:color w:val="161616"/>
-          <w:sz w:val="210"/>
-          <w:szCs w:val="210"/>
-        </w:rPr>
-        <w:t xml:space="preserve">Technical debt governance (n-1 standard): Maintain stacks at n-1 versions with monthly compliance reporting and emergency patching for critical CVEs.</w:t>
-      </w:r>
-    </w:p>
-    <w:p>
-      <w:pPr>
-        <w:spacing w:after="0" w:before="0"/>
-      </w:pPr>
-      <w:r>
-        <w:rPr>
-          <w:rFonts w:ascii="Calibri" w:cs="Calibri" w:eastAsia="Calibri" w:hAnsi="Calibri"/>
-          <w:sz w:val="210"/>
-          <w:szCs w:val="210"/>
-        </w:rPr>
-        <w:t xml:space="preserve"/>
-      </w:r>
-    </w:p>
-    <w:p>
-      <w:pPr>
-        <w:spacing w:after="60" w:before="160"/>
-      </w:pPr>
-      <w:r>
-        <w:rPr>
-          <w:rFonts w:ascii="Calibri" w:cs="Calibri" w:eastAsia="Calibri" w:hAnsi="Calibri"/>
-          <w:b/>
-          <w:bCs/>
+          <w:i w:val="false"/>
+          <w:iCs w:val="false"/>
+          <w:caps w:val="false"/>
           <w:color w:val="0F62FE"/>
-          <w:sz w:val="11"/>
-          <w:szCs w:val="11"/>
+          <w:sz w:val="22"/>
+          <w:szCs w:val="22"/>
         </w:rPr>
         <w:t xml:space="preserve">4.1  Workstream Timeline</w:t>
       </w:r>
     </w:p>
     <w:p>
       <w:pPr>
-        <w:spacing w:after="0" w:before="0"/>
-      </w:pPr>
-      <w:r>
-        <w:rPr>
-          <w:rFonts w:ascii="Calibri" w:cs="Calibri" w:eastAsia="Calibri" w:hAnsi="Calibri"/>
-          <w:sz w:val="210"/>
-          <w:szCs w:val="210"/>
-        </w:rPr>
+        <w:spacing w:after="40" w:before="0"/>
+      </w:pPr>
+      <w:r>
         <w:t xml:space="preserve"/>
       </w:r>
     </w:p>
@@ -3751,24 +4042,27 @@
             </w:tcBorders>
             <w:shd w:fill="001141" w:val="solid"/>
             <w:tcMar>
-              <w:top w:type="dxa" w:w="60"/>
-              <w:left w:type="dxa" w:w="120"/>
-              <w:bottom w:type="dxa" w:w="60"/>
-              <w:right w:type="dxa" w:w="120"/>
-            </w:tcMar>
-          </w:tcPr>
-          <w:p>
-            <w:pPr>
-              <w:spacing w:after="60" w:before="60"/>
-            </w:pPr>
-            <w:r>
-              <w:rPr>
-                <w:rFonts w:ascii="Calibri" w:cs="Calibri" w:eastAsia="Calibri" w:hAnsi="Calibri"/>
-                <w:b/>
-                <w:bCs/>
+              <w:top w:type="dxa" w:w="40"/>
+              <w:left w:type="dxa" w:w="100"/>
+              <w:bottom w:type="dxa" w:w="40"/>
+              <w:right w:type="dxa" w:w="100"/>
+            </w:tcMar>
+          </w:tcPr>
+          <w:p>
+            <w:pPr>
+              <w:spacing w:after="50" w:before="50"/>
+            </w:pPr>
+            <w:r>
+              <w:rPr>
+                <w:rFonts w:ascii="Calibri" w:cs="Calibri" w:eastAsia="Calibri" w:hAnsi="Calibri"/>
+                <w:b/>
+                <w:bCs/>
+                <w:i w:val="false"/>
+                <w:iCs w:val="false"/>
+                <w:caps w:val="false"/>
                 <w:color w:val="FFFFFF"/>
-                <w:sz w:val="9"/>
-                <w:szCs w:val="9"/>
+                <w:sz w:val="19"/>
+                <w:szCs w:val="19"/>
               </w:rPr>
               <w:t xml:space="preserve">Workstream</w:t>
             </w:r>
@@ -3785,24 +4079,27 @@
             </w:tcBorders>
             <w:shd w:fill="001141" w:val="solid"/>
             <w:tcMar>
-              <w:top w:type="dxa" w:w="60"/>
-              <w:left w:type="dxa" w:w="120"/>
-              <w:bottom w:type="dxa" w:w="60"/>
-              <w:right w:type="dxa" w:w="120"/>
-            </w:tcMar>
-          </w:tcPr>
-          <w:p>
-            <w:pPr>
-              <w:spacing w:after="60" w:before="60"/>
-            </w:pPr>
-            <w:r>
-              <w:rPr>
-                <w:rFonts w:ascii="Calibri" w:cs="Calibri" w:eastAsia="Calibri" w:hAnsi="Calibri"/>
-                <w:b/>
-                <w:bCs/>
+              <w:top w:type="dxa" w:w="40"/>
+              <w:left w:type="dxa" w:w="100"/>
+              <w:bottom w:type="dxa" w:w="40"/>
+              <w:right w:type="dxa" w:w="100"/>
+            </w:tcMar>
+          </w:tcPr>
+          <w:p>
+            <w:pPr>
+              <w:spacing w:after="50" w:before="50"/>
+            </w:pPr>
+            <w:r>
+              <w:rPr>
+                <w:rFonts w:ascii="Calibri" w:cs="Calibri" w:eastAsia="Calibri" w:hAnsi="Calibri"/>
+                <w:b/>
+                <w:bCs/>
+                <w:i w:val="false"/>
+                <w:iCs w:val="false"/>
+                <w:caps w:val="false"/>
                 <w:color w:val="FFFFFF"/>
-                <w:sz w:val="9"/>
-                <w:szCs w:val="9"/>
+                <w:sz w:val="19"/>
+                <w:szCs w:val="19"/>
               </w:rPr>
               <w:t xml:space="preserve">Approach</w:t>
             </w:r>
@@ -3819,24 +4116,27 @@
             </w:tcBorders>
             <w:shd w:fill="001141" w:val="solid"/>
             <w:tcMar>
-              <w:top w:type="dxa" w:w="60"/>
-              <w:left w:type="dxa" w:w="120"/>
-              <w:bottom w:type="dxa" w:w="60"/>
-              <w:right w:type="dxa" w:w="120"/>
-            </w:tcMar>
-          </w:tcPr>
-          <w:p>
-            <w:pPr>
-              <w:spacing w:after="60" w:before="60"/>
-            </w:pPr>
-            <w:r>
-              <w:rPr>
-                <w:rFonts w:ascii="Calibri" w:cs="Calibri" w:eastAsia="Calibri" w:hAnsi="Calibri"/>
-                <w:b/>
-                <w:bCs/>
+              <w:top w:type="dxa" w:w="40"/>
+              <w:left w:type="dxa" w:w="100"/>
+              <w:bottom w:type="dxa" w:w="40"/>
+              <w:right w:type="dxa" w:w="100"/>
+            </w:tcMar>
+          </w:tcPr>
+          <w:p>
+            <w:pPr>
+              <w:spacing w:after="50" w:before="50"/>
+            </w:pPr>
+            <w:r>
+              <w:rPr>
+                <w:rFonts w:ascii="Calibri" w:cs="Calibri" w:eastAsia="Calibri" w:hAnsi="Calibri"/>
+                <w:b/>
+                <w:bCs/>
+                <w:i w:val="false"/>
+                <w:iCs w:val="false"/>
+                <w:caps w:val="false"/>
                 <w:color w:val="FFFFFF"/>
-                <w:sz w:val="9"/>
-                <w:szCs w:val="9"/>
+                <w:sz w:val="19"/>
+                <w:szCs w:val="19"/>
               </w:rPr>
               <w:t xml:space="preserve">Timeline</w:t>
             </w:r>
@@ -3855,24 +4155,27 @@
             </w:tcBorders>
             <w:shd w:fill="F2F4F8" w:val="solid"/>
             <w:tcMar>
-              <w:top w:type="dxa" w:w="60"/>
-              <w:left w:type="dxa" w:w="120"/>
-              <w:bottom w:type="dxa" w:w="60"/>
-              <w:right w:type="dxa" w:w="120"/>
-            </w:tcMar>
-          </w:tcPr>
-          <w:p>
-            <w:pPr>
-              <w:spacing w:after="60" w:before="60"/>
-            </w:pPr>
-            <w:r>
-              <w:rPr>
-                <w:rFonts w:ascii="Calibri" w:cs="Calibri" w:eastAsia="Calibri" w:hAnsi="Calibri"/>
-                <w:b/>
-                <w:bCs/>
-                <w:color w:val="161616"/>
-                <w:sz w:val="9"/>
-                <w:szCs w:val="9"/>
+              <w:top w:type="dxa" w:w="40"/>
+              <w:left w:type="dxa" w:w="100"/>
+              <w:bottom w:type="dxa" w:w="40"/>
+              <w:right w:type="dxa" w:w="100"/>
+            </w:tcMar>
+          </w:tcPr>
+          <w:p>
+            <w:pPr>
+              <w:spacing w:after="50" w:before="50"/>
+            </w:pPr>
+            <w:r>
+              <w:rPr>
+                <w:rFonts w:ascii="Calibri" w:cs="Calibri" w:eastAsia="Calibri" w:hAnsi="Calibri"/>
+                <w:b/>
+                <w:bCs/>
+                <w:i w:val="false"/>
+                <w:iCs w:val="false"/>
+                <w:caps w:val="false"/>
+                <w:color w:val="161616"/>
+                <w:sz w:val="19"/>
+                <w:szCs w:val="19"/>
               </w:rPr>
               <w:t xml:space="preserve">Integration Hub</w:t>
             </w:r>
@@ -3889,22 +4192,27 @@
             </w:tcBorders>
             <w:shd w:fill="F2F4F8" w:val="solid"/>
             <w:tcMar>
-              <w:top w:type="dxa" w:w="60"/>
-              <w:left w:type="dxa" w:w="120"/>
-              <w:bottom w:type="dxa" w:w="60"/>
-              <w:right w:type="dxa" w:w="120"/>
-            </w:tcMar>
-          </w:tcPr>
-          <w:p>
-            <w:pPr>
-              <w:spacing w:after="60" w:before="60"/>
-            </w:pPr>
-            <w:r>
-              <w:rPr>
-                <w:rFonts w:ascii="Calibri" w:cs="Calibri" w:eastAsia="Calibri" w:hAnsi="Calibri"/>
-                <w:color w:val="161616"/>
-                <w:sz w:val="9"/>
-                <w:szCs w:val="9"/>
+              <w:top w:type="dxa" w:w="40"/>
+              <w:left w:type="dxa" w:w="100"/>
+              <w:bottom w:type="dxa" w:w="40"/>
+              <w:right w:type="dxa" w:w="100"/>
+            </w:tcMar>
+          </w:tcPr>
+          <w:p>
+            <w:pPr>
+              <w:spacing w:after="50" w:before="50"/>
+            </w:pPr>
+            <w:r>
+              <w:rPr>
+                <w:rFonts w:ascii="Calibri" w:cs="Calibri" w:eastAsia="Calibri" w:hAnsi="Calibri"/>
+                <w:b w:val="false"/>
+                <w:bCs w:val="false"/>
+                <w:i w:val="false"/>
+                <w:iCs w:val="false"/>
+                <w:caps w:val="false"/>
+                <w:color w:val="161616"/>
+                <w:sz w:val="19"/>
+                <w:szCs w:val="19"/>
               </w:rPr>
               <w:t xml:space="preserve">API-first hub; event streaming architecture</w:t>
             </w:r>
@@ -3921,24 +4229,27 @@
             </w:tcBorders>
             <w:shd w:fill="F2F4F8" w:val="solid"/>
             <w:tcMar>
-              <w:top w:type="dxa" w:w="60"/>
-              <w:left w:type="dxa" w:w="120"/>
-              <w:bottom w:type="dxa" w:w="60"/>
-              <w:right w:type="dxa" w:w="120"/>
-            </w:tcMar>
-          </w:tcPr>
-          <w:p>
-            <w:pPr>
-              <w:spacing w:after="60" w:before="60"/>
-            </w:pPr>
-            <w:r>
-              <w:rPr>
-                <w:rFonts w:ascii="Calibri" w:cs="Calibri" w:eastAsia="Calibri" w:hAnsi="Calibri"/>
-                <w:b/>
-                <w:bCs/>
+              <w:top w:type="dxa" w:w="40"/>
+              <w:left w:type="dxa" w:w="100"/>
+              <w:bottom w:type="dxa" w:w="40"/>
+              <w:right w:type="dxa" w:w="100"/>
+            </w:tcMar>
+          </w:tcPr>
+          <w:p>
+            <w:pPr>
+              <w:spacing w:after="50" w:before="50"/>
+            </w:pPr>
+            <w:r>
+              <w:rPr>
+                <w:rFonts w:ascii="Calibri" w:cs="Calibri" w:eastAsia="Calibri" w:hAnsi="Calibri"/>
+                <w:b/>
+                <w:bCs/>
+                <w:i w:val="false"/>
+                <w:iCs w:val="false"/>
+                <w:caps w:val="false"/>
                 <w:color w:val="0F62FE"/>
-                <w:sz w:val="9"/>
-                <w:szCs w:val="9"/>
+                <w:sz w:val="19"/>
+                <w:szCs w:val="19"/>
               </w:rPr>
               <w:t xml:space="preserve">Year 1</w:t>
             </w:r>
@@ -3956,24 +4267,27 @@
               <w:right w:val="single" w:color="DDDDDD" w:sz="2"/>
             </w:tcBorders>
             <w:tcMar>
-              <w:top w:type="dxa" w:w="60"/>
-              <w:left w:type="dxa" w:w="120"/>
-              <w:bottom w:type="dxa" w:w="60"/>
-              <w:right w:type="dxa" w:w="120"/>
-            </w:tcMar>
-          </w:tcPr>
-          <w:p>
-            <w:pPr>
-              <w:spacing w:after="60" w:before="60"/>
-            </w:pPr>
-            <w:r>
-              <w:rPr>
-                <w:rFonts w:ascii="Calibri" w:cs="Calibri" w:eastAsia="Calibri" w:hAnsi="Calibri"/>
-                <w:b/>
-                <w:bCs/>
-                <w:color w:val="161616"/>
-                <w:sz w:val="9"/>
-                <w:szCs w:val="9"/>
+              <w:top w:type="dxa" w:w="40"/>
+              <w:left w:type="dxa" w:w="100"/>
+              <w:bottom w:type="dxa" w:w="40"/>
+              <w:right w:type="dxa" w:w="100"/>
+            </w:tcMar>
+          </w:tcPr>
+          <w:p>
+            <w:pPr>
+              <w:spacing w:after="50" w:before="50"/>
+            </w:pPr>
+            <w:r>
+              <w:rPr>
+                <w:rFonts w:ascii="Calibri" w:cs="Calibri" w:eastAsia="Calibri" w:hAnsi="Calibri"/>
+                <w:b/>
+                <w:bCs/>
+                <w:i w:val="false"/>
+                <w:iCs w:val="false"/>
+                <w:caps w:val="false"/>
+                <w:color w:val="161616"/>
+                <w:sz w:val="19"/>
+                <w:szCs w:val="19"/>
               </w:rPr>
               <w:t xml:space="preserve">Mainframe Workloads</w:t>
             </w:r>
@@ -3989,22 +4303,27 @@
               <w:right w:val="single" w:color="DDDDDD" w:sz="2"/>
             </w:tcBorders>
             <w:tcMar>
-              <w:top w:type="dxa" w:w="60"/>
-              <w:left w:type="dxa" w:w="120"/>
-              <w:bottom w:type="dxa" w:w="60"/>
-              <w:right w:type="dxa" w:w="120"/>
-            </w:tcMar>
-          </w:tcPr>
-          <w:p>
-            <w:pPr>
-              <w:spacing w:after="60" w:before="60"/>
-            </w:pPr>
-            <w:r>
-              <w:rPr>
-                <w:rFonts w:ascii="Calibri" w:cs="Calibri" w:eastAsia="Calibri" w:hAnsi="Calibri"/>
-                <w:color w:val="161616"/>
-                <w:sz w:val="9"/>
-                <w:szCs w:val="9"/>
+              <w:top w:type="dxa" w:w="40"/>
+              <w:left w:type="dxa" w:w="100"/>
+              <w:bottom w:type="dxa" w:w="40"/>
+              <w:right w:type="dxa" w:w="100"/>
+            </w:tcMar>
+          </w:tcPr>
+          <w:p>
+            <w:pPr>
+              <w:spacing w:after="50" w:before="50"/>
+            </w:pPr>
+            <w:r>
+              <w:rPr>
+                <w:rFonts w:ascii="Calibri" w:cs="Calibri" w:eastAsia="Calibri" w:hAnsi="Calibri"/>
+                <w:b w:val="false"/>
+                <w:bCs w:val="false"/>
+                <w:i w:val="false"/>
+                <w:iCs w:val="false"/>
+                <w:caps w:val="false"/>
+                <w:color w:val="161616"/>
+                <w:sz w:val="19"/>
+                <w:szCs w:val="19"/>
               </w:rPr>
               <w:t xml:space="preserve">API-wrap → rehost → refactor with parallel-run validation</w:t>
             </w:r>
@@ -4020,24 +4339,27 @@
               <w:right w:val="single" w:color="DDDDDD" w:sz="2"/>
             </w:tcBorders>
             <w:tcMar>
-              <w:top w:type="dxa" w:w="60"/>
-              <w:left w:type="dxa" w:w="120"/>
-              <w:bottom w:type="dxa" w:w="60"/>
-              <w:right w:type="dxa" w:w="120"/>
-            </w:tcMar>
-          </w:tcPr>
-          <w:p>
-            <w:pPr>
-              <w:spacing w:after="60" w:before="60"/>
-            </w:pPr>
-            <w:r>
-              <w:rPr>
-                <w:rFonts w:ascii="Calibri" w:cs="Calibri" w:eastAsia="Calibri" w:hAnsi="Calibri"/>
-                <w:b/>
-                <w:bCs/>
+              <w:top w:type="dxa" w:w="40"/>
+              <w:left w:type="dxa" w:w="100"/>
+              <w:bottom w:type="dxa" w:w="40"/>
+              <w:right w:type="dxa" w:w="100"/>
+            </w:tcMar>
+          </w:tcPr>
+          <w:p>
+            <w:pPr>
+              <w:spacing w:after="50" w:before="50"/>
+            </w:pPr>
+            <w:r>
+              <w:rPr>
+                <w:rFonts w:ascii="Calibri" w:cs="Calibri" w:eastAsia="Calibri" w:hAnsi="Calibri"/>
+                <w:b/>
+                <w:bCs/>
+                <w:i w:val="false"/>
+                <w:iCs w:val="false"/>
+                <w:caps w:val="false"/>
                 <w:color w:val="0F62FE"/>
-                <w:sz w:val="9"/>
-                <w:szCs w:val="9"/>
+                <w:sz w:val="19"/>
+                <w:szCs w:val="19"/>
               </w:rPr>
               <w:t xml:space="preserve">Year 1–2</w:t>
             </w:r>
@@ -4056,24 +4378,27 @@
             </w:tcBorders>
             <w:shd w:fill="F2F4F8" w:val="solid"/>
             <w:tcMar>
-              <w:top w:type="dxa" w:w="60"/>
-              <w:left w:type="dxa" w:w="120"/>
-              <w:bottom w:type="dxa" w:w="60"/>
-              <w:right w:type="dxa" w:w="120"/>
-            </w:tcMar>
-          </w:tcPr>
-          <w:p>
-            <w:pPr>
-              <w:spacing w:after="60" w:before="60"/>
-            </w:pPr>
-            <w:r>
-              <w:rPr>
-                <w:rFonts w:ascii="Calibri" w:cs="Calibri" w:eastAsia="Calibri" w:hAnsi="Calibri"/>
-                <w:b/>
-                <w:bCs/>
-                <w:color w:val="161616"/>
-                <w:sz w:val="9"/>
-                <w:szCs w:val="9"/>
+              <w:top w:type="dxa" w:w="40"/>
+              <w:left w:type="dxa" w:w="100"/>
+              <w:bottom w:type="dxa" w:w="40"/>
+              <w:right w:type="dxa" w:w="100"/>
+            </w:tcMar>
+          </w:tcPr>
+          <w:p>
+            <w:pPr>
+              <w:spacing w:after="50" w:before="50"/>
+            </w:pPr>
+            <w:r>
+              <w:rPr>
+                <w:rFonts w:ascii="Calibri" w:cs="Calibri" w:eastAsia="Calibri" w:hAnsi="Calibri"/>
+                <w:b/>
+                <w:bCs/>
+                <w:i w:val="false"/>
+                <w:iCs w:val="false"/>
+                <w:caps w:val="false"/>
+                <w:color w:val="161616"/>
+                <w:sz w:val="19"/>
+                <w:szCs w:val="19"/>
               </w:rPr>
               <w:t xml:space="preserve">Application Portfolio (~500 apps)</w:t>
             </w:r>
@@ -4090,24 +4415,29 @@
             </w:tcBorders>
             <w:shd w:fill="F2F4F8" w:val="solid"/>
             <w:tcMar>
-              <w:top w:type="dxa" w:w="60"/>
-              <w:left w:type="dxa" w:w="120"/>
-              <w:bottom w:type="dxa" w:w="60"/>
-              <w:right w:type="dxa" w:w="120"/>
-            </w:tcMar>
-          </w:tcPr>
-          <w:p>
-            <w:pPr>
-              <w:spacing w:after="60" w:before="60"/>
-            </w:pPr>
-            <w:r>
-              <w:rPr>
-                <w:rFonts w:ascii="Calibri" w:cs="Calibri" w:eastAsia="Calibri" w:hAnsi="Calibri"/>
-                <w:color w:val="161616"/>
-                <w:sz w:val="9"/>
-                <w:szCs w:val="9"/>
-              </w:rPr>
-              <w:t xml:space="preserve">Assess, rationalize and modernize through ongoing sprints</w:t>
+              <w:top w:type="dxa" w:w="40"/>
+              <w:left w:type="dxa" w:w="100"/>
+              <w:bottom w:type="dxa" w:w="40"/>
+              <w:right w:type="dxa" w:w="100"/>
+            </w:tcMar>
+          </w:tcPr>
+          <w:p>
+            <w:pPr>
+              <w:spacing w:after="50" w:before="50"/>
+            </w:pPr>
+            <w:r>
+              <w:rPr>
+                <w:rFonts w:ascii="Calibri" w:cs="Calibri" w:eastAsia="Calibri" w:hAnsi="Calibri"/>
+                <w:b w:val="false"/>
+                <w:bCs w:val="false"/>
+                <w:i w:val="false"/>
+                <w:iCs w:val="false"/>
+                <w:caps w:val="false"/>
+                <w:color w:val="161616"/>
+                <w:sz w:val="19"/>
+                <w:szCs w:val="19"/>
+              </w:rPr>
+              <w:t xml:space="preserve">Assess, rationalize and modernize through ongoing delivery sprints</w:t>
             </w:r>
           </w:p>
         </w:tc>
@@ -4122,24 +4452,27 @@
             </w:tcBorders>
             <w:shd w:fill="F2F4F8" w:val="solid"/>
             <w:tcMar>
-              <w:top w:type="dxa" w:w="60"/>
-              <w:left w:type="dxa" w:w="120"/>
-              <w:bottom w:type="dxa" w:w="60"/>
-              <w:right w:type="dxa" w:w="120"/>
-            </w:tcMar>
-          </w:tcPr>
-          <w:p>
-            <w:pPr>
-              <w:spacing w:after="60" w:before="60"/>
-            </w:pPr>
-            <w:r>
-              <w:rPr>
-                <w:rFonts w:ascii="Calibri" w:cs="Calibri" w:eastAsia="Calibri" w:hAnsi="Calibri"/>
-                <w:b/>
-                <w:bCs/>
+              <w:top w:type="dxa" w:w="40"/>
+              <w:left w:type="dxa" w:w="100"/>
+              <w:bottom w:type="dxa" w:w="40"/>
+              <w:right w:type="dxa" w:w="100"/>
+            </w:tcMar>
+          </w:tcPr>
+          <w:p>
+            <w:pPr>
+              <w:spacing w:after="50" w:before="50"/>
+            </w:pPr>
+            <w:r>
+              <w:rPr>
+                <w:rFonts w:ascii="Calibri" w:cs="Calibri" w:eastAsia="Calibri" w:hAnsi="Calibri"/>
+                <w:b/>
+                <w:bCs/>
+                <w:i w:val="false"/>
+                <w:iCs w:val="false"/>
+                <w:caps w:val="false"/>
                 <w:color w:val="0F62FE"/>
-                <w:sz w:val="9"/>
-                <w:szCs w:val="9"/>
+                <w:sz w:val="19"/>
+                <w:szCs w:val="19"/>
               </w:rPr>
               <w:t xml:space="preserve">Ongoing</w:t>
             </w:r>
@@ -4157,24 +4490,27 @@
               <w:right w:val="single" w:color="DDDDDD" w:sz="2"/>
             </w:tcBorders>
             <w:tcMar>
-              <w:top w:type="dxa" w:w="60"/>
-              <w:left w:type="dxa" w:w="120"/>
-              <w:bottom w:type="dxa" w:w="60"/>
-              <w:right w:type="dxa" w:w="120"/>
-            </w:tcMar>
-          </w:tcPr>
-          <w:p>
-            <w:pPr>
-              <w:spacing w:after="60" w:before="60"/>
-            </w:pPr>
-            <w:r>
-              <w:rPr>
-                <w:rFonts w:ascii="Calibri" w:cs="Calibri" w:eastAsia="Calibri" w:hAnsi="Calibri"/>
-                <w:b/>
-                <w:bCs/>
-                <w:color w:val="161616"/>
-                <w:sz w:val="9"/>
-                <w:szCs w:val="9"/>
+              <w:top w:type="dxa" w:w="40"/>
+              <w:left w:type="dxa" w:w="100"/>
+              <w:bottom w:type="dxa" w:w="40"/>
+              <w:right w:type="dxa" w:w="100"/>
+            </w:tcMar>
+          </w:tcPr>
+          <w:p>
+            <w:pPr>
+              <w:spacing w:after="50" w:before="50"/>
+            </w:pPr>
+            <w:r>
+              <w:rPr>
+                <w:rFonts w:ascii="Calibri" w:cs="Calibri" w:eastAsia="Calibri" w:hAnsi="Calibri"/>
+                <w:b/>
+                <w:bCs/>
+                <w:i w:val="false"/>
+                <w:iCs w:val="false"/>
+                <w:caps w:val="false"/>
+                <w:color w:val="161616"/>
+                <w:sz w:val="19"/>
+                <w:szCs w:val="19"/>
               </w:rPr>
               <w:t xml:space="preserve">DataOps</w:t>
             </w:r>
@@ -4190,22 +4526,27 @@
               <w:right w:val="single" w:color="DDDDDD" w:sz="2"/>
             </w:tcBorders>
             <w:tcMar>
-              <w:top w:type="dxa" w:w="60"/>
-              <w:left w:type="dxa" w:w="120"/>
-              <w:bottom w:type="dxa" w:w="60"/>
-              <w:right w:type="dxa" w:w="120"/>
-            </w:tcMar>
-          </w:tcPr>
-          <w:p>
-            <w:pPr>
-              <w:spacing w:after="60" w:before="60"/>
-            </w:pPr>
-            <w:r>
-              <w:rPr>
-                <w:rFonts w:ascii="Calibri" w:cs="Calibri" w:eastAsia="Calibri" w:hAnsi="Calibri"/>
-                <w:color w:val="161616"/>
-                <w:sz w:val="9"/>
-                <w:szCs w:val="9"/>
+              <w:top w:type="dxa" w:w="40"/>
+              <w:left w:type="dxa" w:w="100"/>
+              <w:bottom w:type="dxa" w:w="40"/>
+              <w:right w:type="dxa" w:w="100"/>
+            </w:tcMar>
+          </w:tcPr>
+          <w:p>
+            <w:pPr>
+              <w:spacing w:after="50" w:before="50"/>
+            </w:pPr>
+            <w:r>
+              <w:rPr>
+                <w:rFonts w:ascii="Calibri" w:cs="Calibri" w:eastAsia="Calibri" w:hAnsi="Calibri"/>
+                <w:b w:val="false"/>
+                <w:bCs w:val="false"/>
+                <w:i w:val="false"/>
+                <w:iCs w:val="false"/>
+                <w:caps w:val="false"/>
+                <w:color w:val="161616"/>
+                <w:sz w:val="19"/>
+                <w:szCs w:val="19"/>
               </w:rPr>
               <w:t xml:space="preserve">Pipeline intelligence and quality engine</w:t>
             </w:r>
@@ -4221,24 +4562,27 @@
               <w:right w:val="single" w:color="DDDDDD" w:sz="2"/>
             </w:tcBorders>
             <w:tcMar>
-              <w:top w:type="dxa" w:w="60"/>
-              <w:left w:type="dxa" w:w="120"/>
-              <w:bottom w:type="dxa" w:w="60"/>
-              <w:right w:type="dxa" w:w="120"/>
-            </w:tcMar>
-          </w:tcPr>
-          <w:p>
-            <w:pPr>
-              <w:spacing w:after="60" w:before="60"/>
-            </w:pPr>
-            <w:r>
-              <w:rPr>
-                <w:rFonts w:ascii="Calibri" w:cs="Calibri" w:eastAsia="Calibri" w:hAnsi="Calibri"/>
-                <w:b/>
-                <w:bCs/>
+              <w:top w:type="dxa" w:w="40"/>
+              <w:left w:type="dxa" w:w="100"/>
+              <w:bottom w:type="dxa" w:w="40"/>
+              <w:right w:type="dxa" w:w="100"/>
+            </w:tcMar>
+          </w:tcPr>
+          <w:p>
+            <w:pPr>
+              <w:spacing w:after="50" w:before="50"/>
+            </w:pPr>
+            <w:r>
+              <w:rPr>
+                <w:rFonts w:ascii="Calibri" w:cs="Calibri" w:eastAsia="Calibri" w:hAnsi="Calibri"/>
+                <w:b/>
+                <w:bCs/>
+                <w:i w:val="false"/>
+                <w:iCs w:val="false"/>
+                <w:caps w:val="false"/>
                 <w:color w:val="0F62FE"/>
-                <w:sz w:val="9"/>
-                <w:szCs w:val="9"/>
+                <w:sz w:val="19"/>
+                <w:szCs w:val="19"/>
               </w:rPr>
               <w:t xml:space="preserve">Months 3–12</w:t>
             </w:r>
@@ -4257,23 +4601,26 @@
     <w:p>
       <w:pPr>
         <w:pBdr>
-          <w:top w:val="single" w:color="0F62FE" w:sz="16" w:space="8"/>
+          <w:top w:val="single" w:color="0F62FE" w:sz="16" w:space="6"/>
         </w:pBdr>
         <w:spacing w:after="0" w:before="280"/>
       </w:pPr>
     </w:p>
     <w:p>
       <w:pPr>
-        <w:spacing w:after="80" w:before="60"/>
+        <w:spacing w:after="60" w:before="40"/>
       </w:pPr>
       <w:r>
         <w:rPr>
           <w:rFonts w:ascii="Calibri" w:cs="Calibri" w:eastAsia="Calibri" w:hAnsi="Calibri"/>
           <w:b/>
           <w:bCs/>
+          <w:i w:val="false"/>
+          <w:iCs w:val="false"/>
+          <w:caps w:val="false"/>
           <w:color w:val="0F62FE"/>
-          <w:sz w:val="9"/>
-          <w:szCs w:val="9"/>
+          <w:sz w:val="17"/>
+          <w:szCs w:val="17"/>
         </w:rPr>
         <w:t xml:space="preserve">5.0  </w:t>
       </w:r>
@@ -4282,66 +4629,67 @@
           <w:rFonts w:ascii="Calibri" w:cs="Calibri" w:eastAsia="Calibri" w:hAnsi="Calibri"/>
           <w:b/>
           <w:bCs/>
+          <w:i w:val="false"/>
+          <w:iCs w:val="false"/>
+          <w:caps w:val="false"/>
           <w:color w:val="001141"/>
-          <w:sz w:val="14"/>
-          <w:szCs w:val="14"/>
+          <w:sz w:val="26"/>
+          <w:szCs w:val="26"/>
         </w:rPr>
         <w:t xml:space="preserve">QUALITY ENGINEERING</w:t>
       </w:r>
     </w:p>
     <w:p>
       <w:pPr>
-        <w:spacing w:after="60" w:before="60"/>
+        <w:spacing w:after="60" w:before="40"/>
       </w:pPr>
       <w:r>
         <w:rPr>
           <w:rFonts w:ascii="Calibri" w:cs="Calibri" w:eastAsia="Calibri" w:hAnsi="Calibri"/>
+          <w:b w:val="false"/>
+          <w:bCs w:val="false"/>
+          <w:i w:val="false"/>
+          <w:iCs w:val="false"/>
+          <w:caps w:val="false"/>
           <w:color w:val="161616"/>
-          <w:sz w:val="210"/>
-          <w:szCs w:val="210"/>
+          <w:sz w:val="21"/>
+          <w:szCs w:val="21"/>
         </w:rPr>
         <w:t xml:space="preserve">Quality is treated as an always-on control system. GenAI-assisted test generation and maintenance increases automation coverage; shift-left quality gates catch defects earlier; and release readiness is measured continuously to reduce production escapes and incident volumes. Production insights feed back into the test suite so coverage improves with every release.</w:t>
       </w:r>
     </w:p>
     <w:p>
       <w:pPr>
-        <w:spacing w:after="0" w:before="0"/>
-      </w:pPr>
-      <w:r>
-        <w:rPr>
-          <w:rFonts w:ascii="Calibri" w:cs="Calibri" w:eastAsia="Calibri" w:hAnsi="Calibri"/>
-          <w:sz w:val="210"/>
-          <w:szCs w:val="210"/>
-        </w:rPr>
+        <w:spacing w:after="80" w:before="0"/>
+      </w:pPr>
+      <w:r>
         <w:t xml:space="preserve"/>
       </w:r>
     </w:p>
     <w:p>
       <w:pPr>
-        <w:spacing w:after="60" w:before="160"/>
+        <w:spacing w:after="40" w:before="160"/>
       </w:pPr>
       <w:r>
         <w:rPr>
           <w:rFonts w:ascii="Calibri" w:cs="Calibri" w:eastAsia="Calibri" w:hAnsi="Calibri"/>
           <w:b/>
           <w:bCs/>
+          <w:i w:val="false"/>
+          <w:iCs w:val="false"/>
+          <w:caps w:val="false"/>
           <w:color w:val="0F62FE"/>
-          <w:sz w:val="11"/>
-          <w:szCs w:val="11"/>
+          <w:sz w:val="22"/>
+          <w:szCs w:val="22"/>
         </w:rPr>
         <w:t xml:space="preserve">5.1  Quality Progression Targets</w:t>
       </w:r>
     </w:p>
     <w:p>
       <w:pPr>
-        <w:spacing w:after="0" w:before="0"/>
-      </w:pPr>
-      <w:r>
-        <w:rPr>
-          <w:rFonts w:ascii="Calibri" w:cs="Calibri" w:eastAsia="Calibri" w:hAnsi="Calibri"/>
-          <w:sz w:val="210"/>
-          <w:szCs w:val="210"/>
-        </w:rPr>
+        <w:spacing w:after="40" w:before="0"/>
+      </w:pPr>
+      <w:r>
         <w:t xml:space="preserve"/>
       </w:r>
     </w:p>
@@ -4376,24 +4724,27 @@
             </w:tcBorders>
             <w:shd w:fill="001141" w:val="solid"/>
             <w:tcMar>
-              <w:top w:type="dxa" w:w="60"/>
-              <w:left w:type="dxa" w:w="120"/>
-              <w:bottom w:type="dxa" w:w="60"/>
-              <w:right w:type="dxa" w:w="120"/>
-            </w:tcMar>
-          </w:tcPr>
-          <w:p>
-            <w:pPr>
-              <w:spacing w:after="60" w:before="60"/>
-            </w:pPr>
-            <w:r>
-              <w:rPr>
-                <w:rFonts w:ascii="Calibri" w:cs="Calibri" w:eastAsia="Calibri" w:hAnsi="Calibri"/>
-                <w:b/>
-                <w:bCs/>
+              <w:top w:type="dxa" w:w="40"/>
+              <w:left w:type="dxa" w:w="100"/>
+              <w:bottom w:type="dxa" w:w="40"/>
+              <w:right w:type="dxa" w:w="100"/>
+            </w:tcMar>
+          </w:tcPr>
+          <w:p>
+            <w:pPr>
+              <w:spacing w:after="50" w:before="50"/>
+            </w:pPr>
+            <w:r>
+              <w:rPr>
+                <w:rFonts w:ascii="Calibri" w:cs="Calibri" w:eastAsia="Calibri" w:hAnsi="Calibri"/>
+                <w:b/>
+                <w:bCs/>
+                <w:i w:val="false"/>
+                <w:iCs w:val="false"/>
+                <w:caps w:val="false"/>
                 <w:color w:val="FFFFFF"/>
-                <w:sz w:val="9"/>
-                <w:szCs w:val="9"/>
+                <w:sz w:val="19"/>
+                <w:szCs w:val="19"/>
               </w:rPr>
               <w:t xml:space="preserve">Quality Metric</w:t>
             </w:r>
@@ -4410,24 +4761,27 @@
             </w:tcBorders>
             <w:shd w:fill="001141" w:val="solid"/>
             <w:tcMar>
-              <w:top w:type="dxa" w:w="60"/>
-              <w:left w:type="dxa" w:w="120"/>
-              <w:bottom w:type="dxa" w:w="60"/>
-              <w:right w:type="dxa" w:w="120"/>
-            </w:tcMar>
-          </w:tcPr>
-          <w:p>
-            <w:pPr>
-              <w:spacing w:after="60" w:before="60"/>
-            </w:pPr>
-            <w:r>
-              <w:rPr>
-                <w:rFonts w:ascii="Calibri" w:cs="Calibri" w:eastAsia="Calibri" w:hAnsi="Calibri"/>
-                <w:b/>
-                <w:bCs/>
+              <w:top w:type="dxa" w:w="40"/>
+              <w:left w:type="dxa" w:w="100"/>
+              <w:bottom w:type="dxa" w:w="40"/>
+              <w:right w:type="dxa" w:w="100"/>
+            </w:tcMar>
+          </w:tcPr>
+          <w:p>
+            <w:pPr>
+              <w:spacing w:after="50" w:before="50"/>
+            </w:pPr>
+            <w:r>
+              <w:rPr>
+                <w:rFonts w:ascii="Calibri" w:cs="Calibri" w:eastAsia="Calibri" w:hAnsi="Calibri"/>
+                <w:b/>
+                <w:bCs/>
+                <w:i w:val="false"/>
+                <w:iCs w:val="false"/>
+                <w:caps w:val="false"/>
                 <w:color w:val="FFFFFF"/>
-                <w:sz w:val="9"/>
-                <w:szCs w:val="9"/>
+                <w:sz w:val="19"/>
+                <w:szCs w:val="19"/>
               </w:rPr>
               <w:t xml:space="preserve">Current</w:t>
             </w:r>
@@ -4444,24 +4798,27 @@
             </w:tcBorders>
             <w:shd w:fill="001141" w:val="solid"/>
             <w:tcMar>
-              <w:top w:type="dxa" w:w="60"/>
-              <w:left w:type="dxa" w:w="120"/>
-              <w:bottom w:type="dxa" w:w="60"/>
-              <w:right w:type="dxa" w:w="120"/>
-            </w:tcMar>
-          </w:tcPr>
-          <w:p>
-            <w:pPr>
-              <w:spacing w:after="60" w:before="60"/>
-            </w:pPr>
-            <w:r>
-              <w:rPr>
-                <w:rFonts w:ascii="Calibri" w:cs="Calibri" w:eastAsia="Calibri" w:hAnsi="Calibri"/>
-                <w:b/>
-                <w:bCs/>
+              <w:top w:type="dxa" w:w="40"/>
+              <w:left w:type="dxa" w:w="100"/>
+              <w:bottom w:type="dxa" w:w="40"/>
+              <w:right w:type="dxa" w:w="100"/>
+            </w:tcMar>
+          </w:tcPr>
+          <w:p>
+            <w:pPr>
+              <w:spacing w:after="50" w:before="50"/>
+            </w:pPr>
+            <w:r>
+              <w:rPr>
+                <w:rFonts w:ascii="Calibri" w:cs="Calibri" w:eastAsia="Calibri" w:hAnsi="Calibri"/>
+                <w:b/>
+                <w:bCs/>
+                <w:i w:val="false"/>
+                <w:iCs w:val="false"/>
+                <w:caps w:val="false"/>
                 <w:color w:val="FFFFFF"/>
-                <w:sz w:val="9"/>
-                <w:szCs w:val="9"/>
+                <w:sz w:val="19"/>
+                <w:szCs w:val="19"/>
               </w:rPr>
               <w:t xml:space="preserve">6-Month Target</w:t>
             </w:r>
@@ -4478,24 +4835,27 @@
             </w:tcBorders>
             <w:shd w:fill="001141" w:val="solid"/>
             <w:tcMar>
-              <w:top w:type="dxa" w:w="60"/>
-              <w:left w:type="dxa" w:w="120"/>
-              <w:bottom w:type="dxa" w:w="60"/>
-              <w:right w:type="dxa" w:w="120"/>
-            </w:tcMar>
-          </w:tcPr>
-          <w:p>
-            <w:pPr>
-              <w:spacing w:after="60" w:before="60"/>
-            </w:pPr>
-            <w:r>
-              <w:rPr>
-                <w:rFonts w:ascii="Calibri" w:cs="Calibri" w:eastAsia="Calibri" w:hAnsi="Calibri"/>
-                <w:b/>
-                <w:bCs/>
+              <w:top w:type="dxa" w:w="40"/>
+              <w:left w:type="dxa" w:w="100"/>
+              <w:bottom w:type="dxa" w:w="40"/>
+              <w:right w:type="dxa" w:w="100"/>
+            </w:tcMar>
+          </w:tcPr>
+          <w:p>
+            <w:pPr>
+              <w:spacing w:after="50" w:before="50"/>
+            </w:pPr>
+            <w:r>
+              <w:rPr>
+                <w:rFonts w:ascii="Calibri" w:cs="Calibri" w:eastAsia="Calibri" w:hAnsi="Calibri"/>
+                <w:b/>
+                <w:bCs/>
+                <w:i w:val="false"/>
+                <w:iCs w:val="false"/>
+                <w:caps w:val="false"/>
                 <w:color w:val="FFFFFF"/>
-                <w:sz w:val="9"/>
-                <w:szCs w:val="9"/>
+                <w:sz w:val="19"/>
+                <w:szCs w:val="19"/>
               </w:rPr>
               <w:t xml:space="preserve">12-Month Target</w:t>
             </w:r>
@@ -4514,24 +4874,27 @@
             </w:tcBorders>
             <w:shd w:fill="F2F4F8" w:val="solid"/>
             <w:tcMar>
-              <w:top w:type="dxa" w:w="60"/>
-              <w:left w:type="dxa" w:w="120"/>
-              <w:bottom w:type="dxa" w:w="60"/>
-              <w:right w:type="dxa" w:w="120"/>
-            </w:tcMar>
-          </w:tcPr>
-          <w:p>
-            <w:pPr>
-              <w:spacing w:after="60" w:before="60"/>
-            </w:pPr>
-            <w:r>
-              <w:rPr>
-                <w:rFonts w:ascii="Calibri" w:cs="Calibri" w:eastAsia="Calibri" w:hAnsi="Calibri"/>
-                <w:b/>
-                <w:bCs/>
-                <w:color w:val="161616"/>
-                <w:sz w:val="9"/>
-                <w:szCs w:val="9"/>
+              <w:top w:type="dxa" w:w="40"/>
+              <w:left w:type="dxa" w:w="100"/>
+              <w:bottom w:type="dxa" w:w="40"/>
+              <w:right w:type="dxa" w:w="100"/>
+            </w:tcMar>
+          </w:tcPr>
+          <w:p>
+            <w:pPr>
+              <w:spacing w:after="50" w:before="50"/>
+            </w:pPr>
+            <w:r>
+              <w:rPr>
+                <w:rFonts w:ascii="Calibri" w:cs="Calibri" w:eastAsia="Calibri" w:hAnsi="Calibri"/>
+                <w:b/>
+                <w:bCs/>
+                <w:i w:val="false"/>
+                <w:iCs w:val="false"/>
+                <w:caps w:val="false"/>
+                <w:color w:val="161616"/>
+                <w:sz w:val="19"/>
+                <w:szCs w:val="19"/>
               </w:rPr>
               <w:t xml:space="preserve">Automation Coverage</w:t>
             </w:r>
@@ -4548,22 +4911,27 @@
             </w:tcBorders>
             <w:shd w:fill="F2F4F8" w:val="solid"/>
             <w:tcMar>
-              <w:top w:type="dxa" w:w="60"/>
-              <w:left w:type="dxa" w:w="120"/>
-              <w:bottom w:type="dxa" w:w="60"/>
-              <w:right w:type="dxa" w:w="120"/>
-            </w:tcMar>
-          </w:tcPr>
-          <w:p>
-            <w:pPr>
-              <w:spacing w:after="60" w:before="60"/>
-            </w:pPr>
-            <w:r>
-              <w:rPr>
-                <w:rFonts w:ascii="Calibri" w:cs="Calibri" w:eastAsia="Calibri" w:hAnsi="Calibri"/>
-                <w:color w:val="161616"/>
-                <w:sz w:val="9"/>
-                <w:szCs w:val="9"/>
+              <w:top w:type="dxa" w:w="40"/>
+              <w:left w:type="dxa" w:w="100"/>
+              <w:bottom w:type="dxa" w:w="40"/>
+              <w:right w:type="dxa" w:w="100"/>
+            </w:tcMar>
+          </w:tcPr>
+          <w:p>
+            <w:pPr>
+              <w:spacing w:after="50" w:before="50"/>
+            </w:pPr>
+            <w:r>
+              <w:rPr>
+                <w:rFonts w:ascii="Calibri" w:cs="Calibri" w:eastAsia="Calibri" w:hAnsi="Calibri"/>
+                <w:b w:val="false"/>
+                <w:bCs w:val="false"/>
+                <w:i w:val="false"/>
+                <w:iCs w:val="false"/>
+                <w:caps w:val="false"/>
+                <w:color w:val="161616"/>
+                <w:sz w:val="19"/>
+                <w:szCs w:val="19"/>
               </w:rPr>
               <w:t xml:space="preserve">~25%</w:t>
             </w:r>
@@ -4580,24 +4948,27 @@
             </w:tcBorders>
             <w:shd w:fill="F2F4F8" w:val="solid"/>
             <w:tcMar>
-              <w:top w:type="dxa" w:w="60"/>
-              <w:left w:type="dxa" w:w="120"/>
-              <w:bottom w:type="dxa" w:w="60"/>
-              <w:right w:type="dxa" w:w="120"/>
-            </w:tcMar>
-          </w:tcPr>
-          <w:p>
-            <w:pPr>
-              <w:spacing w:after="60" w:before="60"/>
-            </w:pPr>
-            <w:r>
-              <w:rPr>
-                <w:rFonts w:ascii="Calibri" w:cs="Calibri" w:eastAsia="Calibri" w:hAnsi="Calibri"/>
-                <w:b/>
-                <w:bCs/>
-                <w:color w:val="161616"/>
-                <w:sz w:val="9"/>
-                <w:szCs w:val="9"/>
+              <w:top w:type="dxa" w:w="40"/>
+              <w:left w:type="dxa" w:w="100"/>
+              <w:bottom w:type="dxa" w:w="40"/>
+              <w:right w:type="dxa" w:w="100"/>
+            </w:tcMar>
+          </w:tcPr>
+          <w:p>
+            <w:pPr>
+              <w:spacing w:after="50" w:before="50"/>
+            </w:pPr>
+            <w:r>
+              <w:rPr>
+                <w:rFonts w:ascii="Calibri" w:cs="Calibri" w:eastAsia="Calibri" w:hAnsi="Calibri"/>
+                <w:b/>
+                <w:bCs/>
+                <w:i w:val="false"/>
+                <w:iCs w:val="false"/>
+                <w:caps w:val="false"/>
+                <w:color w:val="161616"/>
+                <w:sz w:val="19"/>
+                <w:szCs w:val="19"/>
               </w:rPr>
               <w:t xml:space="preserve">55%</w:t>
             </w:r>
@@ -4614,24 +4985,27 @@
             </w:tcBorders>
             <w:shd w:fill="F2F4F8" w:val="solid"/>
             <w:tcMar>
-              <w:top w:type="dxa" w:w="60"/>
-              <w:left w:type="dxa" w:w="120"/>
-              <w:bottom w:type="dxa" w:w="60"/>
-              <w:right w:type="dxa" w:w="120"/>
-            </w:tcMar>
-          </w:tcPr>
-          <w:p>
-            <w:pPr>
-              <w:spacing w:after="60" w:before="60"/>
-            </w:pPr>
-            <w:r>
-              <w:rPr>
-                <w:rFonts w:ascii="Calibri" w:cs="Calibri" w:eastAsia="Calibri" w:hAnsi="Calibri"/>
-                <w:b/>
-                <w:bCs/>
+              <w:top w:type="dxa" w:w="40"/>
+              <w:left w:type="dxa" w:w="100"/>
+              <w:bottom w:type="dxa" w:w="40"/>
+              <w:right w:type="dxa" w:w="100"/>
+            </w:tcMar>
+          </w:tcPr>
+          <w:p>
+            <w:pPr>
+              <w:spacing w:after="50" w:before="50"/>
+            </w:pPr>
+            <w:r>
+              <w:rPr>
+                <w:rFonts w:ascii="Calibri" w:cs="Calibri" w:eastAsia="Calibri" w:hAnsi="Calibri"/>
+                <w:b/>
+                <w:bCs/>
+                <w:i w:val="false"/>
+                <w:iCs w:val="false"/>
+                <w:caps w:val="false"/>
                 <w:color w:val="0F62FE"/>
-                <w:sz w:val="9"/>
-                <w:szCs w:val="9"/>
+                <w:sz w:val="19"/>
+                <w:szCs w:val="19"/>
               </w:rPr>
               <w:t xml:space="preserve">80%+</w:t>
             </w:r>
@@ -4649,24 +5023,27 @@
               <w:right w:val="single" w:color="DDDDDD" w:sz="2"/>
             </w:tcBorders>
             <w:tcMar>
-              <w:top w:type="dxa" w:w="60"/>
-              <w:left w:type="dxa" w:w="120"/>
-              <w:bottom w:type="dxa" w:w="60"/>
-              <w:right w:type="dxa" w:w="120"/>
-            </w:tcMar>
-          </w:tcPr>
-          <w:p>
-            <w:pPr>
-              <w:spacing w:after="60" w:before="60"/>
-            </w:pPr>
-            <w:r>
-              <w:rPr>
-                <w:rFonts w:ascii="Calibri" w:cs="Calibri" w:eastAsia="Calibri" w:hAnsi="Calibri"/>
-                <w:b/>
-                <w:bCs/>
-                <w:color w:val="161616"/>
-                <w:sz w:val="9"/>
-                <w:szCs w:val="9"/>
+              <w:top w:type="dxa" w:w="40"/>
+              <w:left w:type="dxa" w:w="100"/>
+              <w:bottom w:type="dxa" w:w="40"/>
+              <w:right w:type="dxa" w:w="100"/>
+            </w:tcMar>
+          </w:tcPr>
+          <w:p>
+            <w:pPr>
+              <w:spacing w:after="50" w:before="50"/>
+            </w:pPr>
+            <w:r>
+              <w:rPr>
+                <w:rFonts w:ascii="Calibri" w:cs="Calibri" w:eastAsia="Calibri" w:hAnsi="Calibri"/>
+                <w:b/>
+                <w:bCs/>
+                <w:i w:val="false"/>
+                <w:iCs w:val="false"/>
+                <w:caps w:val="false"/>
+                <w:color w:val="161616"/>
+                <w:sz w:val="19"/>
+                <w:szCs w:val="19"/>
               </w:rPr>
               <w:t xml:space="preserve">Defect Escape to Production</w:t>
             </w:r>
@@ -4682,22 +5059,27 @@
               <w:right w:val="single" w:color="DDDDDD" w:sz="2"/>
             </w:tcBorders>
             <w:tcMar>
-              <w:top w:type="dxa" w:w="60"/>
-              <w:left w:type="dxa" w:w="120"/>
-              <w:bottom w:type="dxa" w:w="60"/>
-              <w:right w:type="dxa" w:w="120"/>
-            </w:tcMar>
-          </w:tcPr>
-          <w:p>
-            <w:pPr>
-              <w:spacing w:after="60" w:before="60"/>
-            </w:pPr>
-            <w:r>
-              <w:rPr>
-                <w:rFonts w:ascii="Calibri" w:cs="Calibri" w:eastAsia="Calibri" w:hAnsi="Calibri"/>
-                <w:color w:val="161616"/>
-                <w:sz w:val="9"/>
-                <w:szCs w:val="9"/>
+              <w:top w:type="dxa" w:w="40"/>
+              <w:left w:type="dxa" w:w="100"/>
+              <w:bottom w:type="dxa" w:w="40"/>
+              <w:right w:type="dxa" w:w="100"/>
+            </w:tcMar>
+          </w:tcPr>
+          <w:p>
+            <w:pPr>
+              <w:spacing w:after="50" w:before="50"/>
+            </w:pPr>
+            <w:r>
+              <w:rPr>
+                <w:rFonts w:ascii="Calibri" w:cs="Calibri" w:eastAsia="Calibri" w:hAnsi="Calibri"/>
+                <w:b w:val="false"/>
+                <w:bCs w:val="false"/>
+                <w:i w:val="false"/>
+                <w:iCs w:val="false"/>
+                <w:caps w:val="false"/>
+                <w:color w:val="161616"/>
+                <w:sz w:val="19"/>
+                <w:szCs w:val="19"/>
               </w:rPr>
               <w:t xml:space="preserve">High</w:t>
             </w:r>
@@ -4713,24 +5095,27 @@
               <w:right w:val="single" w:color="DDDDDD" w:sz="2"/>
             </w:tcBorders>
             <w:tcMar>
-              <w:top w:type="dxa" w:w="60"/>
-              <w:left w:type="dxa" w:w="120"/>
-              <w:bottom w:type="dxa" w:w="60"/>
-              <w:right w:type="dxa" w:w="120"/>
-            </w:tcMar>
-          </w:tcPr>
-          <w:p>
-            <w:pPr>
-              <w:spacing w:after="60" w:before="60"/>
-            </w:pPr>
-            <w:r>
-              <w:rPr>
-                <w:rFonts w:ascii="Calibri" w:cs="Calibri" w:eastAsia="Calibri" w:hAnsi="Calibri"/>
-                <w:b/>
-                <w:bCs/>
-                <w:color w:val="161616"/>
-                <w:sz w:val="9"/>
-                <w:szCs w:val="9"/>
+              <w:top w:type="dxa" w:w="40"/>
+              <w:left w:type="dxa" w:w="100"/>
+              <w:bottom w:type="dxa" w:w="40"/>
+              <w:right w:type="dxa" w:w="100"/>
+            </w:tcMar>
+          </w:tcPr>
+          <w:p>
+            <w:pPr>
+              <w:spacing w:after="50" w:before="50"/>
+            </w:pPr>
+            <w:r>
+              <w:rPr>
+                <w:rFonts w:ascii="Calibri" w:cs="Calibri" w:eastAsia="Calibri" w:hAnsi="Calibri"/>
+                <w:b/>
+                <w:bCs/>
+                <w:i w:val="false"/>
+                <w:iCs w:val="false"/>
+                <w:caps w:val="false"/>
+                <w:color w:val="161616"/>
+                <w:sz w:val="19"/>
+                <w:szCs w:val="19"/>
               </w:rPr>
               <w:t xml:space="preserve">40% reduction</w:t>
             </w:r>
@@ -4746,24 +5131,27 @@
               <w:right w:val="single" w:color="DDDDDD" w:sz="2"/>
             </w:tcBorders>
             <w:tcMar>
-              <w:top w:type="dxa" w:w="60"/>
-              <w:left w:type="dxa" w:w="120"/>
-              <w:bottom w:type="dxa" w:w="60"/>
-              <w:right w:type="dxa" w:w="120"/>
-            </w:tcMar>
-          </w:tcPr>
-          <w:p>
-            <w:pPr>
-              <w:spacing w:after="60" w:before="60"/>
-            </w:pPr>
-            <w:r>
-              <w:rPr>
-                <w:rFonts w:ascii="Calibri" w:cs="Calibri" w:eastAsia="Calibri" w:hAnsi="Calibri"/>
-                <w:b/>
-                <w:bCs/>
+              <w:top w:type="dxa" w:w="40"/>
+              <w:left w:type="dxa" w:w="100"/>
+              <w:bottom w:type="dxa" w:w="40"/>
+              <w:right w:type="dxa" w:w="100"/>
+            </w:tcMar>
+          </w:tcPr>
+          <w:p>
+            <w:pPr>
+              <w:spacing w:after="50" w:before="50"/>
+            </w:pPr>
+            <w:r>
+              <w:rPr>
+                <w:rFonts w:ascii="Calibri" w:cs="Calibri" w:eastAsia="Calibri" w:hAnsi="Calibri"/>
+                <w:b/>
+                <w:bCs/>
+                <w:i w:val="false"/>
+                <w:iCs w:val="false"/>
+                <w:caps w:val="false"/>
                 <w:color w:val="0F62FE"/>
-                <w:sz w:val="9"/>
-                <w:szCs w:val="9"/>
+                <w:sz w:val="19"/>
+                <w:szCs w:val="19"/>
               </w:rPr>
               <w:t xml:space="preserve">65% reduction</w:t>
             </w:r>
@@ -4782,24 +5170,27 @@
             </w:tcBorders>
             <w:shd w:fill="F2F4F8" w:val="solid"/>
             <w:tcMar>
-              <w:top w:type="dxa" w:w="60"/>
-              <w:left w:type="dxa" w:w="120"/>
-              <w:bottom w:type="dxa" w:w="60"/>
-              <w:right w:type="dxa" w:w="120"/>
-            </w:tcMar>
-          </w:tcPr>
-          <w:p>
-            <w:pPr>
-              <w:spacing w:after="60" w:before="60"/>
-            </w:pPr>
-            <w:r>
-              <w:rPr>
-                <w:rFonts w:ascii="Calibri" w:cs="Calibri" w:eastAsia="Calibri" w:hAnsi="Calibri"/>
-                <w:b/>
-                <w:bCs/>
-                <w:color w:val="161616"/>
-                <w:sz w:val="9"/>
-                <w:szCs w:val="9"/>
+              <w:top w:type="dxa" w:w="40"/>
+              <w:left w:type="dxa" w:w="100"/>
+              <w:bottom w:type="dxa" w:w="40"/>
+              <w:right w:type="dxa" w:w="100"/>
+            </w:tcMar>
+          </w:tcPr>
+          <w:p>
+            <w:pPr>
+              <w:spacing w:after="50" w:before="50"/>
+            </w:pPr>
+            <w:r>
+              <w:rPr>
+                <w:rFonts w:ascii="Calibri" w:cs="Calibri" w:eastAsia="Calibri" w:hAnsi="Calibri"/>
+                <w:b/>
+                <w:bCs/>
+                <w:i w:val="false"/>
+                <w:iCs w:val="false"/>
+                <w:caps w:val="false"/>
+                <w:color w:val="161616"/>
+                <w:sz w:val="19"/>
+                <w:szCs w:val="19"/>
               </w:rPr>
               <w:t xml:space="preserve">Regression Cycle Time</w:t>
             </w:r>
@@ -4816,22 +5207,27 @@
             </w:tcBorders>
             <w:shd w:fill="F2F4F8" w:val="solid"/>
             <w:tcMar>
-              <w:top w:type="dxa" w:w="60"/>
-              <w:left w:type="dxa" w:w="120"/>
-              <w:bottom w:type="dxa" w:w="60"/>
-              <w:right w:type="dxa" w:w="120"/>
-            </w:tcMar>
-          </w:tcPr>
-          <w:p>
-            <w:pPr>
-              <w:spacing w:after="60" w:before="60"/>
-            </w:pPr>
-            <w:r>
-              <w:rPr>
-                <w:rFonts w:ascii="Calibri" w:cs="Calibri" w:eastAsia="Calibri" w:hAnsi="Calibri"/>
-                <w:color w:val="161616"/>
-                <w:sz w:val="9"/>
-                <w:szCs w:val="9"/>
+              <w:top w:type="dxa" w:w="40"/>
+              <w:left w:type="dxa" w:w="100"/>
+              <w:bottom w:type="dxa" w:w="40"/>
+              <w:right w:type="dxa" w:w="100"/>
+            </w:tcMar>
+          </w:tcPr>
+          <w:p>
+            <w:pPr>
+              <w:spacing w:after="50" w:before="50"/>
+            </w:pPr>
+            <w:r>
+              <w:rPr>
+                <w:rFonts w:ascii="Calibri" w:cs="Calibri" w:eastAsia="Calibri" w:hAnsi="Calibri"/>
+                <w:b w:val="false"/>
+                <w:bCs w:val="false"/>
+                <w:i w:val="false"/>
+                <w:iCs w:val="false"/>
+                <w:caps w:val="false"/>
+                <w:color w:val="161616"/>
+                <w:sz w:val="19"/>
+                <w:szCs w:val="19"/>
               </w:rPr>
               <w:t xml:space="preserve">Multi-day</w:t>
             </w:r>
@@ -4848,24 +5244,27 @@
             </w:tcBorders>
             <w:shd w:fill="F2F4F8" w:val="solid"/>
             <w:tcMar>
-              <w:top w:type="dxa" w:w="60"/>
-              <w:left w:type="dxa" w:w="120"/>
-              <w:bottom w:type="dxa" w:w="60"/>
-              <w:right w:type="dxa" w:w="120"/>
-            </w:tcMar>
-          </w:tcPr>
-          <w:p>
-            <w:pPr>
-              <w:spacing w:after="60" w:before="60"/>
-            </w:pPr>
-            <w:r>
-              <w:rPr>
-                <w:rFonts w:ascii="Calibri" w:cs="Calibri" w:eastAsia="Calibri" w:hAnsi="Calibri"/>
-                <w:b/>
-                <w:bCs/>
-                <w:color w:val="161616"/>
-                <w:sz w:val="9"/>
-                <w:szCs w:val="9"/>
+              <w:top w:type="dxa" w:w="40"/>
+              <w:left w:type="dxa" w:w="100"/>
+              <w:bottom w:type="dxa" w:w="40"/>
+              <w:right w:type="dxa" w:w="100"/>
+            </w:tcMar>
+          </w:tcPr>
+          <w:p>
+            <w:pPr>
+              <w:spacing w:after="50" w:before="50"/>
+            </w:pPr>
+            <w:r>
+              <w:rPr>
+                <w:rFonts w:ascii="Calibri" w:cs="Calibri" w:eastAsia="Calibri" w:hAnsi="Calibri"/>
+                <w:b/>
+                <w:bCs/>
+                <w:i w:val="false"/>
+                <w:iCs w:val="false"/>
+                <w:caps w:val="false"/>
+                <w:color w:val="161616"/>
+                <w:sz w:val="19"/>
+                <w:szCs w:val="19"/>
               </w:rPr>
               <w:t xml:space="preserve">50% faster</w:t>
             </w:r>
@@ -4882,24 +5281,27 @@
             </w:tcBorders>
             <w:shd w:fill="F2F4F8" w:val="solid"/>
             <w:tcMar>
-              <w:top w:type="dxa" w:w="60"/>
-              <w:left w:type="dxa" w:w="120"/>
-              <w:bottom w:type="dxa" w:w="60"/>
-              <w:right w:type="dxa" w:w="120"/>
-            </w:tcMar>
-          </w:tcPr>
-          <w:p>
-            <w:pPr>
-              <w:spacing w:after="60" w:before="60"/>
-            </w:pPr>
-            <w:r>
-              <w:rPr>
-                <w:rFonts w:ascii="Calibri" w:cs="Calibri" w:eastAsia="Calibri" w:hAnsi="Calibri"/>
-                <w:b/>
-                <w:bCs/>
+              <w:top w:type="dxa" w:w="40"/>
+              <w:left w:type="dxa" w:w="100"/>
+              <w:bottom w:type="dxa" w:w="40"/>
+              <w:right w:type="dxa" w:w="100"/>
+            </w:tcMar>
+          </w:tcPr>
+          <w:p>
+            <w:pPr>
+              <w:spacing w:after="50" w:before="50"/>
+            </w:pPr>
+            <w:r>
+              <w:rPr>
+                <w:rFonts w:ascii="Calibri" w:cs="Calibri" w:eastAsia="Calibri" w:hAnsi="Calibri"/>
+                <w:b/>
+                <w:bCs/>
+                <w:i w:val="false"/>
+                <w:iCs w:val="false"/>
+                <w:caps w:val="false"/>
                 <w:color w:val="0F62FE"/>
-                <w:sz w:val="9"/>
-                <w:szCs w:val="9"/>
+                <w:sz w:val="19"/>
+                <w:szCs w:val="19"/>
               </w:rPr>
               <w:t xml:space="preserve">70% faster</w:t>
             </w:r>
@@ -4917,24 +5319,27 @@
               <w:right w:val="single" w:color="DDDDDD" w:sz="2"/>
             </w:tcBorders>
             <w:tcMar>
-              <w:top w:type="dxa" w:w="60"/>
-              <w:left w:type="dxa" w:w="120"/>
-              <w:bottom w:type="dxa" w:w="60"/>
-              <w:right w:type="dxa" w:w="120"/>
-            </w:tcMar>
-          </w:tcPr>
-          <w:p>
-            <w:pPr>
-              <w:spacing w:after="60" w:before="60"/>
-            </w:pPr>
-            <w:r>
-              <w:rPr>
-                <w:rFonts w:ascii="Calibri" w:cs="Calibri" w:eastAsia="Calibri" w:hAnsi="Calibri"/>
-                <w:b/>
-                <w:bCs/>
-                <w:color w:val="161616"/>
-                <w:sz w:val="9"/>
-                <w:szCs w:val="9"/>
+              <w:top w:type="dxa" w:w="40"/>
+              <w:left w:type="dxa" w:w="100"/>
+              <w:bottom w:type="dxa" w:w="40"/>
+              <w:right w:type="dxa" w:w="100"/>
+            </w:tcMar>
+          </w:tcPr>
+          <w:p>
+            <w:pPr>
+              <w:spacing w:after="50" w:before="50"/>
+            </w:pPr>
+            <w:r>
+              <w:rPr>
+                <w:rFonts w:ascii="Calibri" w:cs="Calibri" w:eastAsia="Calibri" w:hAnsi="Calibri"/>
+                <w:b/>
+                <w:bCs/>
+                <w:i w:val="false"/>
+                <w:iCs w:val="false"/>
+                <w:caps w:val="false"/>
+                <w:color w:val="161616"/>
+                <w:sz w:val="19"/>
+                <w:szCs w:val="19"/>
               </w:rPr>
               <w:t xml:space="preserve">Mean Time to Detect (MTTD)</w:t>
             </w:r>
@@ -4950,22 +5355,27 @@
               <w:right w:val="single" w:color="DDDDDD" w:sz="2"/>
             </w:tcBorders>
             <w:tcMar>
-              <w:top w:type="dxa" w:w="60"/>
-              <w:left w:type="dxa" w:w="120"/>
-              <w:bottom w:type="dxa" w:w="60"/>
-              <w:right w:type="dxa" w:w="120"/>
-            </w:tcMar>
-          </w:tcPr>
-          <w:p>
-            <w:pPr>
-              <w:spacing w:after="60" w:before="60"/>
-            </w:pPr>
-            <w:r>
-              <w:rPr>
-                <w:rFonts w:ascii="Calibri" w:cs="Calibri" w:eastAsia="Calibri" w:hAnsi="Calibri"/>
-                <w:color w:val="161616"/>
-                <w:sz w:val="9"/>
-                <w:szCs w:val="9"/>
+              <w:top w:type="dxa" w:w="40"/>
+              <w:left w:type="dxa" w:w="100"/>
+              <w:bottom w:type="dxa" w:w="40"/>
+              <w:right w:type="dxa" w:w="100"/>
+            </w:tcMar>
+          </w:tcPr>
+          <w:p>
+            <w:pPr>
+              <w:spacing w:after="50" w:before="50"/>
+            </w:pPr>
+            <w:r>
+              <w:rPr>
+                <w:rFonts w:ascii="Calibri" w:cs="Calibri" w:eastAsia="Calibri" w:hAnsi="Calibri"/>
+                <w:b w:val="false"/>
+                <w:bCs w:val="false"/>
+                <w:i w:val="false"/>
+                <w:iCs w:val="false"/>
+                <w:caps w:val="false"/>
+                <w:color w:val="161616"/>
+                <w:sz w:val="19"/>
+                <w:szCs w:val="19"/>
               </w:rPr>
               <w:t xml:space="preserve">&gt;2 hours</w:t>
             </w:r>
@@ -4981,24 +5391,27 @@
               <w:right w:val="single" w:color="DDDDDD" w:sz="2"/>
             </w:tcBorders>
             <w:tcMar>
-              <w:top w:type="dxa" w:w="60"/>
-              <w:left w:type="dxa" w:w="120"/>
-              <w:bottom w:type="dxa" w:w="60"/>
-              <w:right w:type="dxa" w:w="120"/>
-            </w:tcMar>
-          </w:tcPr>
-          <w:p>
-            <w:pPr>
-              <w:spacing w:after="60" w:before="60"/>
-            </w:pPr>
-            <w:r>
-              <w:rPr>
-                <w:rFonts w:ascii="Calibri" w:cs="Calibri" w:eastAsia="Calibri" w:hAnsi="Calibri"/>
-                <w:b/>
-                <w:bCs/>
-                <w:color w:val="161616"/>
-                <w:sz w:val="9"/>
-                <w:szCs w:val="9"/>
+              <w:top w:type="dxa" w:w="40"/>
+              <w:left w:type="dxa" w:w="100"/>
+              <w:bottom w:type="dxa" w:w="40"/>
+              <w:right w:type="dxa" w:w="100"/>
+            </w:tcMar>
+          </w:tcPr>
+          <w:p>
+            <w:pPr>
+              <w:spacing w:after="50" w:before="50"/>
+            </w:pPr>
+            <w:r>
+              <w:rPr>
+                <w:rFonts w:ascii="Calibri" w:cs="Calibri" w:eastAsia="Calibri" w:hAnsi="Calibri"/>
+                <w:b/>
+                <w:bCs/>
+                <w:i w:val="false"/>
+                <w:iCs w:val="false"/>
+                <w:caps w:val="false"/>
+                <w:color w:val="161616"/>
+                <w:sz w:val="19"/>
+                <w:szCs w:val="19"/>
               </w:rPr>
               <w:t xml:space="preserve">&lt;30 minutes</w:t>
             </w:r>
@@ -5014,24 +5427,27 @@
               <w:right w:val="single" w:color="DDDDDD" w:sz="2"/>
             </w:tcBorders>
             <w:tcMar>
-              <w:top w:type="dxa" w:w="60"/>
-              <w:left w:type="dxa" w:w="120"/>
-              <w:bottom w:type="dxa" w:w="60"/>
-              <w:right w:type="dxa" w:w="120"/>
-            </w:tcMar>
-          </w:tcPr>
-          <w:p>
-            <w:pPr>
-              <w:spacing w:after="60" w:before="60"/>
-            </w:pPr>
-            <w:r>
-              <w:rPr>
-                <w:rFonts w:ascii="Calibri" w:cs="Calibri" w:eastAsia="Calibri" w:hAnsi="Calibri"/>
-                <w:b/>
-                <w:bCs/>
+              <w:top w:type="dxa" w:w="40"/>
+              <w:left w:type="dxa" w:w="100"/>
+              <w:bottom w:type="dxa" w:w="40"/>
+              <w:right w:type="dxa" w:w="100"/>
+            </w:tcMar>
+          </w:tcPr>
+          <w:p>
+            <w:pPr>
+              <w:spacing w:after="50" w:before="50"/>
+            </w:pPr>
+            <w:r>
+              <w:rPr>
+                <w:rFonts w:ascii="Calibri" w:cs="Calibri" w:eastAsia="Calibri" w:hAnsi="Calibri"/>
+                <w:b/>
+                <w:bCs/>
+                <w:i w:val="false"/>
+                <w:iCs w:val="false"/>
+                <w:caps w:val="false"/>
                 <w:color w:val="0F62FE"/>
-                <w:sz w:val="9"/>
-                <w:szCs w:val="9"/>
+                <w:sz w:val="19"/>
+                <w:szCs w:val="19"/>
               </w:rPr>
               <w:t xml:space="preserve">&lt;15 minutes</w:t>
             </w:r>
@@ -5050,23 +5466,26 @@
     <w:p>
       <w:pPr>
         <w:pBdr>
-          <w:top w:val="single" w:color="0F62FE" w:sz="16" w:space="8"/>
+          <w:top w:val="single" w:color="0F62FE" w:sz="16" w:space="6"/>
         </w:pBdr>
         <w:spacing w:after="0" w:before="280"/>
       </w:pPr>
     </w:p>
     <w:p>
       <w:pPr>
-        <w:spacing w:after="80" w:before="60"/>
+        <w:spacing w:after="60" w:before="40"/>
       </w:pPr>
       <w:r>
         <w:rPr>
           <w:rFonts w:ascii="Calibri" w:cs="Calibri" w:eastAsia="Calibri" w:hAnsi="Calibri"/>
           <w:b/>
           <w:bCs/>
+          <w:i w:val="false"/>
+          <w:iCs w:val="false"/>
+          <w:caps w:val="false"/>
           <w:color w:val="0F62FE"/>
-          <w:sz w:val="9"/>
-          <w:szCs w:val="9"/>
+          <w:sz w:val="17"/>
+          <w:szCs w:val="17"/>
         </w:rPr>
         <w:t xml:space="preserve">6.0  </w:t>
       </w:r>
@@ -5075,66 +5494,67 @@
           <w:rFonts w:ascii="Calibri" w:cs="Calibri" w:eastAsia="Calibri" w:hAnsi="Calibri"/>
           <w:b/>
           <w:bCs/>
+          <w:i w:val="false"/>
+          <w:iCs w:val="false"/>
+          <w:caps w:val="false"/>
           <w:color w:val="001141"/>
-          <w:sz w:val="14"/>
-          <w:szCs w:val="14"/>
+          <w:sz w:val="26"/>
+          <w:szCs w:val="26"/>
         </w:rPr>
         <w:t xml:space="preserve">PHASED ROADMAP &amp; GOVERNANCE</w:t>
       </w:r>
     </w:p>
     <w:p>
       <w:pPr>
-        <w:spacing w:after="60" w:before="60"/>
+        <w:spacing w:after="60" w:before="40"/>
       </w:pPr>
       <w:r>
         <w:rPr>
           <w:rFonts w:ascii="Calibri" w:cs="Calibri" w:eastAsia="Calibri" w:hAnsi="Calibri"/>
+          <w:b w:val="false"/>
+          <w:bCs w:val="false"/>
+          <w:i w:val="false"/>
+          <w:iCs w:val="false"/>
+          <w:caps w:val="false"/>
           <w:color w:val="161616"/>
-          <w:sz w:val="210"/>
-          <w:szCs w:val="210"/>
+          <w:sz w:val="21"/>
+          <w:szCs w:val="21"/>
         </w:rPr>
         <w:t xml:space="preserve">The transformation follows a structured, risk-controlled journey from stabilization to autonomous operations. Each phase builds on the last—compounding value with every release while protecting operational continuity throughout.</w:t>
       </w:r>
     </w:p>
     <w:p>
       <w:pPr>
-        <w:spacing w:after="0" w:before="0"/>
-      </w:pPr>
-      <w:r>
-        <w:rPr>
-          <w:rFonts w:ascii="Calibri" w:cs="Calibri" w:eastAsia="Calibri" w:hAnsi="Calibri"/>
-          <w:sz w:val="210"/>
-          <w:szCs w:val="210"/>
-        </w:rPr>
+        <w:spacing w:after="40" w:before="0"/>
+      </w:pPr>
+      <w:r>
         <w:t xml:space="preserve"/>
       </w:r>
     </w:p>
     <w:p>
       <w:pPr>
-        <w:spacing w:after="60" w:before="160"/>
+        <w:spacing w:after="40" w:before="160"/>
       </w:pPr>
       <w:r>
         <w:rPr>
           <w:rFonts w:ascii="Calibri" w:cs="Calibri" w:eastAsia="Calibri" w:hAnsi="Calibri"/>
           <w:b/>
           <w:bCs/>
+          <w:i w:val="false"/>
+          <w:iCs w:val="false"/>
+          <w:caps w:val="false"/>
           <w:color w:val="0F62FE"/>
-          <w:sz w:val="11"/>
-          <w:szCs w:val="11"/>
+          <w:sz w:val="22"/>
+          <w:szCs w:val="22"/>
         </w:rPr>
         <w:t xml:space="preserve">6.1  Phased Delivery Roadmap</w:t>
       </w:r>
     </w:p>
     <w:p>
       <w:pPr>
-        <w:spacing w:after="0" w:before="0"/>
-      </w:pPr>
-      <w:r>
-        <w:rPr>
-          <w:rFonts w:ascii="Calibri" w:cs="Calibri" w:eastAsia="Calibri" w:hAnsi="Calibri"/>
-          <w:sz w:val="210"/>
-          <w:szCs w:val="210"/>
-        </w:rPr>
+        <w:spacing w:after="40" w:before="0"/>
+      </w:pPr>
+      <w:r>
         <w:t xml:space="preserve"/>
       </w:r>
     </w:p>
@@ -5168,24 +5588,27 @@
             </w:tcBorders>
             <w:shd w:fill="001141" w:val="solid"/>
             <w:tcMar>
-              <w:top w:type="dxa" w:w="60"/>
-              <w:left w:type="dxa" w:w="120"/>
-              <w:bottom w:type="dxa" w:w="60"/>
-              <w:right w:type="dxa" w:w="120"/>
-            </w:tcMar>
-          </w:tcPr>
-          <w:p>
-            <w:pPr>
-              <w:spacing w:after="60" w:before="60"/>
-            </w:pPr>
-            <w:r>
-              <w:rPr>
-                <w:rFonts w:ascii="Calibri" w:cs="Calibri" w:eastAsia="Calibri" w:hAnsi="Calibri"/>
-                <w:b/>
-                <w:bCs/>
+              <w:top w:type="dxa" w:w="40"/>
+              <w:left w:type="dxa" w:w="100"/>
+              <w:bottom w:type="dxa" w:w="40"/>
+              <w:right w:type="dxa" w:w="100"/>
+            </w:tcMar>
+          </w:tcPr>
+          <w:p>
+            <w:pPr>
+              <w:spacing w:after="50" w:before="50"/>
+            </w:pPr>
+            <w:r>
+              <w:rPr>
+                <w:rFonts w:ascii="Calibri" w:cs="Calibri" w:eastAsia="Calibri" w:hAnsi="Calibri"/>
+                <w:b/>
+                <w:bCs/>
+                <w:i w:val="false"/>
+                <w:iCs w:val="false"/>
+                <w:caps w:val="false"/>
                 <w:color w:val="FFFFFF"/>
-                <w:sz w:val="9"/>
-                <w:szCs w:val="9"/>
+                <w:sz w:val="19"/>
+                <w:szCs w:val="19"/>
               </w:rPr>
               <w:t xml:space="preserve">Phase</w:t>
             </w:r>
@@ -5202,24 +5625,27 @@
             </w:tcBorders>
             <w:shd w:fill="001141" w:val="solid"/>
             <w:tcMar>
-              <w:top w:type="dxa" w:w="60"/>
-              <w:left w:type="dxa" w:w="120"/>
-              <w:bottom w:type="dxa" w:w="60"/>
-              <w:right w:type="dxa" w:w="120"/>
-            </w:tcMar>
-          </w:tcPr>
-          <w:p>
-            <w:pPr>
-              <w:spacing w:after="60" w:before="60"/>
-            </w:pPr>
-            <w:r>
-              <w:rPr>
-                <w:rFonts w:ascii="Calibri" w:cs="Calibri" w:eastAsia="Calibri" w:hAnsi="Calibri"/>
-                <w:b/>
-                <w:bCs/>
+              <w:top w:type="dxa" w:w="40"/>
+              <w:left w:type="dxa" w:w="100"/>
+              <w:bottom w:type="dxa" w:w="40"/>
+              <w:right w:type="dxa" w:w="100"/>
+            </w:tcMar>
+          </w:tcPr>
+          <w:p>
+            <w:pPr>
+              <w:spacing w:after="50" w:before="50"/>
+            </w:pPr>
+            <w:r>
+              <w:rPr>
+                <w:rFonts w:ascii="Calibri" w:cs="Calibri" w:eastAsia="Calibri" w:hAnsi="Calibri"/>
+                <w:b/>
+                <w:bCs/>
+                <w:i w:val="false"/>
+                <w:iCs w:val="false"/>
+                <w:caps w:val="false"/>
                 <w:color w:val="FFFFFF"/>
-                <w:sz w:val="9"/>
-                <w:szCs w:val="9"/>
+                <w:sz w:val="19"/>
+                <w:szCs w:val="19"/>
               </w:rPr>
               <w:t xml:space="preserve">Timeframe</w:t>
             </w:r>
@@ -5236,24 +5662,27 @@
             </w:tcBorders>
             <w:shd w:fill="001141" w:val="solid"/>
             <w:tcMar>
-              <w:top w:type="dxa" w:w="60"/>
-              <w:left w:type="dxa" w:w="120"/>
-              <w:bottom w:type="dxa" w:w="60"/>
-              <w:right w:type="dxa" w:w="120"/>
-            </w:tcMar>
-          </w:tcPr>
-          <w:p>
-            <w:pPr>
-              <w:spacing w:after="60" w:before="60"/>
-            </w:pPr>
-            <w:r>
-              <w:rPr>
-                <w:rFonts w:ascii="Calibri" w:cs="Calibri" w:eastAsia="Calibri" w:hAnsi="Calibri"/>
-                <w:b/>
-                <w:bCs/>
+              <w:top w:type="dxa" w:w="40"/>
+              <w:left w:type="dxa" w:w="100"/>
+              <w:bottom w:type="dxa" w:w="40"/>
+              <w:right w:type="dxa" w:w="100"/>
+            </w:tcMar>
+          </w:tcPr>
+          <w:p>
+            <w:pPr>
+              <w:spacing w:after="50" w:before="50"/>
+            </w:pPr>
+            <w:r>
+              <w:rPr>
+                <w:rFonts w:ascii="Calibri" w:cs="Calibri" w:eastAsia="Calibri" w:hAnsi="Calibri"/>
+                <w:b/>
+                <w:bCs/>
+                <w:i w:val="false"/>
+                <w:iCs w:val="false"/>
+                <w:caps w:val="false"/>
                 <w:color w:val="FFFFFF"/>
-                <w:sz w:val="9"/>
-                <w:szCs w:val="9"/>
+                <w:sz w:val="19"/>
+                <w:szCs w:val="19"/>
               </w:rPr>
               <w:t xml:space="preserve">Key Deliverables</w:t>
             </w:r>
@@ -5272,24 +5701,27 @@
             </w:tcBorders>
             <w:shd w:fill="F2F4F8" w:val="solid"/>
             <w:tcMar>
-              <w:top w:type="dxa" w:w="60"/>
-              <w:left w:type="dxa" w:w="120"/>
-              <w:bottom w:type="dxa" w:w="60"/>
-              <w:right w:type="dxa" w:w="120"/>
-            </w:tcMar>
-          </w:tcPr>
-          <w:p>
-            <w:pPr>
-              <w:spacing w:after="60" w:before="60"/>
-            </w:pPr>
-            <w:r>
-              <w:rPr>
-                <w:rFonts w:ascii="Calibri" w:cs="Calibri" w:eastAsia="Calibri" w:hAnsi="Calibri"/>
-                <w:b/>
-                <w:bCs/>
-                <w:color w:val="161616"/>
-                <w:sz w:val="9"/>
-                <w:szCs w:val="9"/>
+              <w:top w:type="dxa" w:w="40"/>
+              <w:left w:type="dxa" w:w="100"/>
+              <w:bottom w:type="dxa" w:w="40"/>
+              <w:right w:type="dxa" w:w="100"/>
+            </w:tcMar>
+          </w:tcPr>
+          <w:p>
+            <w:pPr>
+              <w:spacing w:after="50" w:before="50"/>
+            </w:pPr>
+            <w:r>
+              <w:rPr>
+                <w:rFonts w:ascii="Calibri" w:cs="Calibri" w:eastAsia="Calibri" w:hAnsi="Calibri"/>
+                <w:b/>
+                <w:bCs/>
+                <w:i w:val="false"/>
+                <w:iCs w:val="false"/>
+                <w:caps w:val="false"/>
+                <w:color w:val="161616"/>
+                <w:sz w:val="19"/>
+                <w:szCs w:val="19"/>
               </w:rPr>
               <w:t xml:space="preserve">Phase 0 — Foundation</w:t>
             </w:r>
@@ -5306,22 +5738,27 @@
             </w:tcBorders>
             <w:shd w:fill="F2F4F8" w:val="solid"/>
             <w:tcMar>
-              <w:top w:type="dxa" w:w="60"/>
-              <w:left w:type="dxa" w:w="120"/>
-              <w:bottom w:type="dxa" w:w="60"/>
-              <w:right w:type="dxa" w:w="120"/>
-            </w:tcMar>
-          </w:tcPr>
-          <w:p>
-            <w:pPr>
-              <w:spacing w:after="60" w:before="60"/>
-            </w:pPr>
-            <w:r>
-              <w:rPr>
-                <w:rFonts w:ascii="Calibri" w:cs="Calibri" w:eastAsia="Calibri" w:hAnsi="Calibri"/>
-                <w:color w:val="161616"/>
-                <w:sz w:val="9"/>
-                <w:szCs w:val="9"/>
+              <w:top w:type="dxa" w:w="40"/>
+              <w:left w:type="dxa" w:w="100"/>
+              <w:bottom w:type="dxa" w:w="40"/>
+              <w:right w:type="dxa" w:w="100"/>
+            </w:tcMar>
+          </w:tcPr>
+          <w:p>
+            <w:pPr>
+              <w:spacing w:after="50" w:before="50"/>
+            </w:pPr>
+            <w:r>
+              <w:rPr>
+                <w:rFonts w:ascii="Calibri" w:cs="Calibri" w:eastAsia="Calibri" w:hAnsi="Calibri"/>
+                <w:b w:val="false"/>
+                <w:bCs w:val="false"/>
+                <w:i w:val="false"/>
+                <w:iCs w:val="false"/>
+                <w:caps w:val="false"/>
+                <w:color w:val="161616"/>
+                <w:sz w:val="19"/>
+                <w:szCs w:val="19"/>
               </w:rPr>
               <w:t xml:space="preserve">0–8 weeks</w:t>
             </w:r>
@@ -5338,22 +5775,27 @@
             </w:tcBorders>
             <w:shd w:fill="F2F4F8" w:val="solid"/>
             <w:tcMar>
-              <w:top w:type="dxa" w:w="60"/>
-              <w:left w:type="dxa" w:w="120"/>
-              <w:bottom w:type="dxa" w:w="60"/>
-              <w:right w:type="dxa" w:w="120"/>
-            </w:tcMar>
-          </w:tcPr>
-          <w:p>
-            <w:pPr>
-              <w:spacing w:after="60" w:before="60"/>
-            </w:pPr>
-            <w:r>
-              <w:rPr>
-                <w:rFonts w:ascii="Calibri" w:cs="Calibri" w:eastAsia="Calibri" w:hAnsi="Calibri"/>
-                <w:color w:val="161616"/>
-                <w:sz w:val="9"/>
-                <w:szCs w:val="9"/>
+              <w:top w:type="dxa" w:w="40"/>
+              <w:left w:type="dxa" w:w="100"/>
+              <w:bottom w:type="dxa" w:w="40"/>
+              <w:right w:type="dxa" w:w="100"/>
+            </w:tcMar>
+          </w:tcPr>
+          <w:p>
+            <w:pPr>
+              <w:spacing w:after="50" w:before="50"/>
+            </w:pPr>
+            <w:r>
+              <w:rPr>
+                <w:rFonts w:ascii="Calibri" w:cs="Calibri" w:eastAsia="Calibri" w:hAnsi="Calibri"/>
+                <w:b w:val="false"/>
+                <w:bCs w:val="false"/>
+                <w:i w:val="false"/>
+                <w:iCs w:val="false"/>
+                <w:caps w:val="false"/>
+                <w:color w:val="161616"/>
+                <w:sz w:val="19"/>
+                <w:szCs w:val="19"/>
               </w:rPr>
               <w:t xml:space="preserve">Baselines and discovery; transition plan; telemetry onboarding; AI enablement</w:t>
             </w:r>
@@ -5371,24 +5813,27 @@
               <w:right w:val="single" w:color="DDDDDD" w:sz="2"/>
             </w:tcBorders>
             <w:tcMar>
-              <w:top w:type="dxa" w:w="60"/>
-              <w:left w:type="dxa" w:w="120"/>
-              <w:bottom w:type="dxa" w:w="60"/>
-              <w:right w:type="dxa" w:w="120"/>
-            </w:tcMar>
-          </w:tcPr>
-          <w:p>
-            <w:pPr>
-              <w:spacing w:after="60" w:before="60"/>
-            </w:pPr>
-            <w:r>
-              <w:rPr>
-                <w:rFonts w:ascii="Calibri" w:cs="Calibri" w:eastAsia="Calibri" w:hAnsi="Calibri"/>
-                <w:b/>
-                <w:bCs/>
-                <w:color w:val="161616"/>
-                <w:sz w:val="9"/>
-                <w:szCs w:val="9"/>
+              <w:top w:type="dxa" w:w="40"/>
+              <w:left w:type="dxa" w:w="100"/>
+              <w:bottom w:type="dxa" w:w="40"/>
+              <w:right w:type="dxa" w:w="100"/>
+            </w:tcMar>
+          </w:tcPr>
+          <w:p>
+            <w:pPr>
+              <w:spacing w:after="50" w:before="50"/>
+            </w:pPr>
+            <w:r>
+              <w:rPr>
+                <w:rFonts w:ascii="Calibri" w:cs="Calibri" w:eastAsia="Calibri" w:hAnsi="Calibri"/>
+                <w:b/>
+                <w:bCs/>
+                <w:i w:val="false"/>
+                <w:iCs w:val="false"/>
+                <w:caps w:val="false"/>
+                <w:color w:val="161616"/>
+                <w:sz w:val="19"/>
+                <w:szCs w:val="19"/>
               </w:rPr>
               <w:t xml:space="preserve">Phase 1 — Ignite</w:t>
             </w:r>
@@ -5404,22 +5849,27 @@
               <w:right w:val="single" w:color="DDDDDD" w:sz="2"/>
             </w:tcBorders>
             <w:tcMar>
-              <w:top w:type="dxa" w:w="60"/>
-              <w:left w:type="dxa" w:w="120"/>
-              <w:bottom w:type="dxa" w:w="60"/>
-              <w:right w:type="dxa" w:w="120"/>
-            </w:tcMar>
-          </w:tcPr>
-          <w:p>
-            <w:pPr>
-              <w:spacing w:after="60" w:before="60"/>
-            </w:pPr>
-            <w:r>
-              <w:rPr>
-                <w:rFonts w:ascii="Calibri" w:cs="Calibri" w:eastAsia="Calibri" w:hAnsi="Calibri"/>
-                <w:color w:val="161616"/>
-                <w:sz w:val="9"/>
-                <w:szCs w:val="9"/>
+              <w:top w:type="dxa" w:w="40"/>
+              <w:left w:type="dxa" w:w="100"/>
+              <w:bottom w:type="dxa" w:w="40"/>
+              <w:right w:type="dxa" w:w="100"/>
+            </w:tcMar>
+          </w:tcPr>
+          <w:p>
+            <w:pPr>
+              <w:spacing w:after="50" w:before="50"/>
+            </w:pPr>
+            <w:r>
+              <w:rPr>
+                <w:rFonts w:ascii="Calibri" w:cs="Calibri" w:eastAsia="Calibri" w:hAnsi="Calibri"/>
+                <w:b w:val="false"/>
+                <w:bCs w:val="false"/>
+                <w:i w:val="false"/>
+                <w:iCs w:val="false"/>
+                <w:caps w:val="false"/>
+                <w:color w:val="161616"/>
+                <w:sz w:val="19"/>
+                <w:szCs w:val="19"/>
               </w:rPr>
               <w:t xml:space="preserve">1–3 months</w:t>
             </w:r>
@@ -5435,22 +5885,27 @@
               <w:right w:val="single" w:color="DDDDDD" w:sz="2"/>
             </w:tcBorders>
             <w:tcMar>
-              <w:top w:type="dxa" w:w="60"/>
-              <w:left w:type="dxa" w:w="120"/>
-              <w:bottom w:type="dxa" w:w="60"/>
-              <w:right w:type="dxa" w:w="120"/>
-            </w:tcMar>
-          </w:tcPr>
-          <w:p>
-            <w:pPr>
-              <w:spacing w:after="60" w:before="60"/>
-            </w:pPr>
-            <w:r>
-              <w:rPr>
-                <w:rFonts w:ascii="Calibri" w:cs="Calibri" w:eastAsia="Calibri" w:hAnsi="Calibri"/>
-                <w:color w:val="161616"/>
-                <w:sz w:val="9"/>
-                <w:szCs w:val="9"/>
+              <w:top w:type="dxa" w:w="40"/>
+              <w:left w:type="dxa" w:w="100"/>
+              <w:bottom w:type="dxa" w:w="40"/>
+              <w:right w:type="dxa" w:w="100"/>
+            </w:tcMar>
+          </w:tcPr>
+          <w:p>
+            <w:pPr>
+              <w:spacing w:after="50" w:before="50"/>
+            </w:pPr>
+            <w:r>
+              <w:rPr>
+                <w:rFonts w:ascii="Calibri" w:cs="Calibri" w:eastAsia="Calibri" w:hAnsi="Calibri"/>
+                <w:b w:val="false"/>
+                <w:bCs w:val="false"/>
+                <w:i w:val="false"/>
+                <w:iCs w:val="false"/>
+                <w:caps w:val="false"/>
+                <w:color w:val="161616"/>
+                <w:sz w:val="19"/>
+                <w:szCs w:val="19"/>
               </w:rPr>
               <w:t xml:space="preserve">Initial AIOps deployment; QE automation framework; innovation council; quick-win automations</w:t>
             </w:r>
@@ -5469,24 +5924,27 @@
             </w:tcBorders>
             <w:shd w:fill="F2F4F8" w:val="solid"/>
             <w:tcMar>
-              <w:top w:type="dxa" w:w="60"/>
-              <w:left w:type="dxa" w:w="120"/>
-              <w:bottom w:type="dxa" w:w="60"/>
-              <w:right w:type="dxa" w:w="120"/>
-            </w:tcMar>
-          </w:tcPr>
-          <w:p>
-            <w:pPr>
-              <w:spacing w:after="60" w:before="60"/>
-            </w:pPr>
-            <w:r>
-              <w:rPr>
-                <w:rFonts w:ascii="Calibri" w:cs="Calibri" w:eastAsia="Calibri" w:hAnsi="Calibri"/>
-                <w:b/>
-                <w:bCs/>
-                <w:color w:val="161616"/>
-                <w:sz w:val="9"/>
-                <w:szCs w:val="9"/>
+              <w:top w:type="dxa" w:w="40"/>
+              <w:left w:type="dxa" w:w="100"/>
+              <w:bottom w:type="dxa" w:w="40"/>
+              <w:right w:type="dxa" w:w="100"/>
+            </w:tcMar>
+          </w:tcPr>
+          <w:p>
+            <w:pPr>
+              <w:spacing w:after="50" w:before="50"/>
+            </w:pPr>
+            <w:r>
+              <w:rPr>
+                <w:rFonts w:ascii="Calibri" w:cs="Calibri" w:eastAsia="Calibri" w:hAnsi="Calibri"/>
+                <w:b/>
+                <w:bCs/>
+                <w:i w:val="false"/>
+                <w:iCs w:val="false"/>
+                <w:caps w:val="false"/>
+                <w:color w:val="161616"/>
+                <w:sz w:val="19"/>
+                <w:szCs w:val="19"/>
               </w:rPr>
               <w:t xml:space="preserve">Phase 2 — Scale</w:t>
             </w:r>
@@ -5503,22 +5961,27 @@
             </w:tcBorders>
             <w:shd w:fill="F2F4F8" w:val="solid"/>
             <w:tcMar>
-              <w:top w:type="dxa" w:w="60"/>
-              <w:left w:type="dxa" w:w="120"/>
-              <w:bottom w:type="dxa" w:w="60"/>
-              <w:right w:type="dxa" w:w="120"/>
-            </w:tcMar>
-          </w:tcPr>
-          <w:p>
-            <w:pPr>
-              <w:spacing w:after="60" w:before="60"/>
-            </w:pPr>
-            <w:r>
-              <w:rPr>
-                <w:rFonts w:ascii="Calibri" w:cs="Calibri" w:eastAsia="Calibri" w:hAnsi="Calibri"/>
-                <w:color w:val="161616"/>
-                <w:sz w:val="9"/>
-                <w:szCs w:val="9"/>
+              <w:top w:type="dxa" w:w="40"/>
+              <w:left w:type="dxa" w:w="100"/>
+              <w:bottom w:type="dxa" w:w="40"/>
+              <w:right w:type="dxa" w:w="100"/>
+            </w:tcMar>
+          </w:tcPr>
+          <w:p>
+            <w:pPr>
+              <w:spacing w:after="50" w:before="50"/>
+            </w:pPr>
+            <w:r>
+              <w:rPr>
+                <w:rFonts w:ascii="Calibri" w:cs="Calibri" w:eastAsia="Calibri" w:hAnsi="Calibri"/>
+                <w:b w:val="false"/>
+                <w:bCs w:val="false"/>
+                <w:i w:val="false"/>
+                <w:iCs w:val="false"/>
+                <w:caps w:val="false"/>
+                <w:color w:val="161616"/>
+                <w:sz w:val="19"/>
+                <w:szCs w:val="19"/>
               </w:rPr>
               <w:t xml:space="preserve">3–6 months</w:t>
             </w:r>
@@ -5535,22 +5998,27 @@
             </w:tcBorders>
             <w:shd w:fill="F2F4F8" w:val="solid"/>
             <w:tcMar>
-              <w:top w:type="dxa" w:w="60"/>
-              <w:left w:type="dxa" w:w="120"/>
-              <w:bottom w:type="dxa" w:w="60"/>
-              <w:right w:type="dxa" w:w="120"/>
-            </w:tcMar>
-          </w:tcPr>
-          <w:p>
-            <w:pPr>
-              <w:spacing w:after="60" w:before="60"/>
-            </w:pPr>
-            <w:r>
-              <w:rPr>
-                <w:rFonts w:ascii="Calibri" w:cs="Calibri" w:eastAsia="Calibri" w:hAnsi="Calibri"/>
-                <w:color w:val="161616"/>
-                <w:sz w:val="9"/>
-                <w:szCs w:val="9"/>
+              <w:top w:type="dxa" w:w="40"/>
+              <w:left w:type="dxa" w:w="100"/>
+              <w:bottom w:type="dxa" w:w="40"/>
+              <w:right w:type="dxa" w:w="100"/>
+            </w:tcMar>
+          </w:tcPr>
+          <w:p>
+            <w:pPr>
+              <w:spacing w:after="50" w:before="50"/>
+            </w:pPr>
+            <w:r>
+              <w:rPr>
+                <w:rFonts w:ascii="Calibri" w:cs="Calibri" w:eastAsia="Calibri" w:hAnsi="Calibri"/>
+                <w:b w:val="false"/>
+                <w:bCs w:val="false"/>
+                <w:i w:val="false"/>
+                <w:iCs w:val="false"/>
+                <w:caps w:val="false"/>
+                <w:color w:val="161616"/>
+                <w:sz w:val="19"/>
+                <w:szCs w:val="19"/>
               </w:rPr>
               <w:t xml:space="preserve">Expand self-heal; agentic triage live; integration modernization pilots; DataOps monitoring expanded</w:t>
             </w:r>
@@ -5568,24 +6036,27 @@
               <w:right w:val="single" w:color="DDDDDD" w:sz="2"/>
             </w:tcBorders>
             <w:tcMar>
-              <w:top w:type="dxa" w:w="60"/>
-              <w:left w:type="dxa" w:w="120"/>
-              <w:bottom w:type="dxa" w:w="60"/>
-              <w:right w:type="dxa" w:w="120"/>
-            </w:tcMar>
-          </w:tcPr>
-          <w:p>
-            <w:pPr>
-              <w:spacing w:after="60" w:before="60"/>
-            </w:pPr>
-            <w:r>
-              <w:rPr>
-                <w:rFonts w:ascii="Calibri" w:cs="Calibri" w:eastAsia="Calibri" w:hAnsi="Calibri"/>
-                <w:b/>
-                <w:bCs/>
-                <w:color w:val="161616"/>
-                <w:sz w:val="9"/>
-                <w:szCs w:val="9"/>
+              <w:top w:type="dxa" w:w="40"/>
+              <w:left w:type="dxa" w:w="100"/>
+              <w:bottom w:type="dxa" w:w="40"/>
+              <w:right w:type="dxa" w:w="100"/>
+            </w:tcMar>
+          </w:tcPr>
+          <w:p>
+            <w:pPr>
+              <w:spacing w:after="50" w:before="50"/>
+            </w:pPr>
+            <w:r>
+              <w:rPr>
+                <w:rFonts w:ascii="Calibri" w:cs="Calibri" w:eastAsia="Calibri" w:hAnsi="Calibri"/>
+                <w:b/>
+                <w:bCs/>
+                <w:i w:val="false"/>
+                <w:iCs w:val="false"/>
+                <w:caps w:val="false"/>
+                <w:color w:val="161616"/>
+                <w:sz w:val="19"/>
+                <w:szCs w:val="19"/>
               </w:rPr>
               <w:t xml:space="preserve">Phase 3 — Optimize</w:t>
             </w:r>
@@ -5601,22 +6072,27 @@
               <w:right w:val="single" w:color="DDDDDD" w:sz="2"/>
             </w:tcBorders>
             <w:tcMar>
-              <w:top w:type="dxa" w:w="60"/>
-              <w:left w:type="dxa" w:w="120"/>
-              <w:bottom w:type="dxa" w:w="60"/>
-              <w:right w:type="dxa" w:w="120"/>
-            </w:tcMar>
-          </w:tcPr>
-          <w:p>
-            <w:pPr>
-              <w:spacing w:after="60" w:before="60"/>
-            </w:pPr>
-            <w:r>
-              <w:rPr>
-                <w:rFonts w:ascii="Calibri" w:cs="Calibri" w:eastAsia="Calibri" w:hAnsi="Calibri"/>
-                <w:color w:val="161616"/>
-                <w:sz w:val="9"/>
-                <w:szCs w:val="9"/>
+              <w:top w:type="dxa" w:w="40"/>
+              <w:left w:type="dxa" w:w="100"/>
+              <w:bottom w:type="dxa" w:w="40"/>
+              <w:right w:type="dxa" w:w="100"/>
+            </w:tcMar>
+          </w:tcPr>
+          <w:p>
+            <w:pPr>
+              <w:spacing w:after="50" w:before="50"/>
+            </w:pPr>
+            <w:r>
+              <w:rPr>
+                <w:rFonts w:ascii="Calibri" w:cs="Calibri" w:eastAsia="Calibri" w:hAnsi="Calibri"/>
+                <w:b w:val="false"/>
+                <w:bCs w:val="false"/>
+                <w:i w:val="false"/>
+                <w:iCs w:val="false"/>
+                <w:caps w:val="false"/>
+                <w:color w:val="161616"/>
+                <w:sz w:val="19"/>
+                <w:szCs w:val="19"/>
               </w:rPr>
               <w:t xml:space="preserve">6–12 months</w:t>
             </w:r>
@@ -5632,22 +6108,27 @@
               <w:right w:val="single" w:color="DDDDDD" w:sz="2"/>
             </w:tcBorders>
             <w:tcMar>
-              <w:top w:type="dxa" w:w="60"/>
-              <w:left w:type="dxa" w:w="120"/>
-              <w:bottom w:type="dxa" w:w="60"/>
-              <w:right w:type="dxa" w:w="120"/>
-            </w:tcMar>
-          </w:tcPr>
-          <w:p>
-            <w:pPr>
-              <w:spacing w:after="60" w:before="60"/>
-            </w:pPr>
-            <w:r>
-              <w:rPr>
-                <w:rFonts w:ascii="Calibri" w:cs="Calibri" w:eastAsia="Calibri" w:hAnsi="Calibri"/>
-                <w:color w:val="161616"/>
-                <w:sz w:val="9"/>
-                <w:szCs w:val="9"/>
+              <w:top w:type="dxa" w:w="40"/>
+              <w:left w:type="dxa" w:w="100"/>
+              <w:bottom w:type="dxa" w:w="40"/>
+              <w:right w:type="dxa" w:w="100"/>
+            </w:tcMar>
+          </w:tcPr>
+          <w:p>
+            <w:pPr>
+              <w:spacing w:after="50" w:before="50"/>
+            </w:pPr>
+            <w:r>
+              <w:rPr>
+                <w:rFonts w:ascii="Calibri" w:cs="Calibri" w:eastAsia="Calibri" w:hAnsi="Calibri"/>
+                <w:b w:val="false"/>
+                <w:bCs w:val="false"/>
+                <w:i w:val="false"/>
+                <w:iCs w:val="false"/>
+                <w:caps w:val="false"/>
+                <w:color w:val="161616"/>
+                <w:sz w:val="19"/>
+                <w:szCs w:val="19"/>
               </w:rPr>
               <w:t xml:space="preserve">Autonomous ops for common incidents; advanced QE gates; continuous modernization sprints; outcome reporting</w:t>
             </w:r>
@@ -5666,24 +6147,27 @@
             </w:tcBorders>
             <w:shd w:fill="F2F4F8" w:val="solid"/>
             <w:tcMar>
-              <w:top w:type="dxa" w:w="60"/>
-              <w:left w:type="dxa" w:w="120"/>
-              <w:bottom w:type="dxa" w:w="60"/>
-              <w:right w:type="dxa" w:w="120"/>
-            </w:tcMar>
-          </w:tcPr>
-          <w:p>
-            <w:pPr>
-              <w:spacing w:after="60" w:before="60"/>
-            </w:pPr>
-            <w:r>
-              <w:rPr>
-                <w:rFonts w:ascii="Calibri" w:cs="Calibri" w:eastAsia="Calibri" w:hAnsi="Calibri"/>
-                <w:b/>
-                <w:bCs/>
-                <w:color w:val="161616"/>
-                <w:sz w:val="9"/>
-                <w:szCs w:val="9"/>
+              <w:top w:type="dxa" w:w="40"/>
+              <w:left w:type="dxa" w:w="100"/>
+              <w:bottom w:type="dxa" w:w="40"/>
+              <w:right w:type="dxa" w:w="100"/>
+            </w:tcMar>
+          </w:tcPr>
+          <w:p>
+            <w:pPr>
+              <w:spacing w:after="50" w:before="50"/>
+            </w:pPr>
+            <w:r>
+              <w:rPr>
+                <w:rFonts w:ascii="Calibri" w:cs="Calibri" w:eastAsia="Calibri" w:hAnsi="Calibri"/>
+                <w:b/>
+                <w:bCs/>
+                <w:i w:val="false"/>
+                <w:iCs w:val="false"/>
+                <w:caps w:val="false"/>
+                <w:color w:val="161616"/>
+                <w:sz w:val="19"/>
+                <w:szCs w:val="19"/>
               </w:rPr>
               <w:t xml:space="preserve">Phase 4 — Transform</w:t>
             </w:r>
@@ -5700,22 +6184,27 @@
             </w:tcBorders>
             <w:shd w:fill="F2F4F8" w:val="solid"/>
             <w:tcMar>
-              <w:top w:type="dxa" w:w="60"/>
-              <w:left w:type="dxa" w:w="120"/>
-              <w:bottom w:type="dxa" w:w="60"/>
-              <w:right w:type="dxa" w:w="120"/>
-            </w:tcMar>
-          </w:tcPr>
-          <w:p>
-            <w:pPr>
-              <w:spacing w:after="60" w:before="60"/>
-            </w:pPr>
-            <w:r>
-              <w:rPr>
-                <w:rFonts w:ascii="Calibri" w:cs="Calibri" w:eastAsia="Calibri" w:hAnsi="Calibri"/>
-                <w:color w:val="161616"/>
-                <w:sz w:val="9"/>
-                <w:szCs w:val="9"/>
+              <w:top w:type="dxa" w:w="40"/>
+              <w:left w:type="dxa" w:w="100"/>
+              <w:bottom w:type="dxa" w:w="40"/>
+              <w:right w:type="dxa" w:w="100"/>
+            </w:tcMar>
+          </w:tcPr>
+          <w:p>
+            <w:pPr>
+              <w:spacing w:after="50" w:before="50"/>
+            </w:pPr>
+            <w:r>
+              <w:rPr>
+                <w:rFonts w:ascii="Calibri" w:cs="Calibri" w:eastAsia="Calibri" w:hAnsi="Calibri"/>
+                <w:b w:val="false"/>
+                <w:bCs w:val="false"/>
+                <w:i w:val="false"/>
+                <w:iCs w:val="false"/>
+                <w:caps w:val="false"/>
+                <w:color w:val="161616"/>
+                <w:sz w:val="19"/>
+                <w:szCs w:val="19"/>
               </w:rPr>
               <w:t xml:space="preserve">12–24 months</w:t>
             </w:r>
@@ -5732,22 +6221,27 @@
             </w:tcBorders>
             <w:shd w:fill="F2F4F8" w:val="solid"/>
             <w:tcMar>
-              <w:top w:type="dxa" w:w="60"/>
-              <w:left w:type="dxa" w:w="120"/>
-              <w:bottom w:type="dxa" w:w="60"/>
-              <w:right w:type="dxa" w:w="120"/>
-            </w:tcMar>
-          </w:tcPr>
-          <w:p>
-            <w:pPr>
-              <w:spacing w:after="60" w:before="60"/>
-            </w:pPr>
-            <w:r>
-              <w:rPr>
-                <w:rFonts w:ascii="Calibri" w:cs="Calibri" w:eastAsia="Calibri" w:hAnsi="Calibri"/>
-                <w:color w:val="161616"/>
-                <w:sz w:val="9"/>
-                <w:szCs w:val="9"/>
+              <w:top w:type="dxa" w:w="40"/>
+              <w:left w:type="dxa" w:w="100"/>
+              <w:bottom w:type="dxa" w:w="40"/>
+              <w:right w:type="dxa" w:w="100"/>
+            </w:tcMar>
+          </w:tcPr>
+          <w:p>
+            <w:pPr>
+              <w:spacing w:after="50" w:before="50"/>
+            </w:pPr>
+            <w:r>
+              <w:rPr>
+                <w:rFonts w:ascii="Calibri" w:cs="Calibri" w:eastAsia="Calibri" w:hAnsi="Calibri"/>
+                <w:b w:val="false"/>
+                <w:bCs w:val="false"/>
+                <w:i w:val="false"/>
+                <w:iCs w:val="false"/>
+                <w:caps w:val="false"/>
+                <w:color w:val="161616"/>
+                <w:sz w:val="19"/>
+                <w:szCs w:val="19"/>
               </w:rPr>
               <w:t xml:space="preserve">Broader autonomy; platform modernization milestones; enterprise observability; co-invest opportunities</w:t>
             </w:r>
@@ -5757,43 +6251,36 @@
     </w:tbl>
     <w:p>
       <w:pPr>
-        <w:spacing w:after="0" w:before="0"/>
-      </w:pPr>
-      <w:r>
-        <w:rPr>
-          <w:rFonts w:ascii="Calibri" w:cs="Calibri" w:eastAsia="Calibri" w:hAnsi="Calibri"/>
-          <w:sz w:val="210"/>
-          <w:szCs w:val="210"/>
-        </w:rPr>
+        <w:spacing w:after="120" w:before="0"/>
+      </w:pPr>
+      <w:r>
         <w:t xml:space="preserve"/>
       </w:r>
     </w:p>
     <w:p>
       <w:pPr>
-        <w:spacing w:after="60" w:before="160"/>
+        <w:spacing w:after="40" w:before="160"/>
       </w:pPr>
       <w:r>
         <w:rPr>
           <w:rFonts w:ascii="Calibri" w:cs="Calibri" w:eastAsia="Calibri" w:hAnsi="Calibri"/>
           <w:b/>
           <w:bCs/>
+          <w:i w:val="false"/>
+          <w:iCs w:val="false"/>
+          <w:caps w:val="false"/>
           <w:color w:val="0F62FE"/>
-          <w:sz w:val="11"/>
-          <w:szCs w:val="11"/>
+          <w:sz w:val="22"/>
+          <w:szCs w:val="22"/>
         </w:rPr>
         <w:t xml:space="preserve">6.2  KPI Framework</w:t>
       </w:r>
     </w:p>
     <w:p>
       <w:pPr>
-        <w:spacing w:after="0" w:before="0"/>
-      </w:pPr>
-      <w:r>
-        <w:rPr>
-          <w:rFonts w:ascii="Calibri" w:cs="Calibri" w:eastAsia="Calibri" w:hAnsi="Calibri"/>
-          <w:sz w:val="210"/>
-          <w:szCs w:val="210"/>
-        </w:rPr>
+        <w:spacing w:after="40" w:before="0"/>
+      </w:pPr>
+      <w:r>
         <w:t xml:space="preserve"/>
       </w:r>
     </w:p>
@@ -5827,24 +6314,27 @@
             </w:tcBorders>
             <w:shd w:fill="001141" w:val="solid"/>
             <w:tcMar>
-              <w:top w:type="dxa" w:w="60"/>
-              <w:left w:type="dxa" w:w="120"/>
-              <w:bottom w:type="dxa" w:w="60"/>
-              <w:right w:type="dxa" w:w="120"/>
-            </w:tcMar>
-          </w:tcPr>
-          <w:p>
-            <w:pPr>
-              <w:spacing w:after="60" w:before="60"/>
-            </w:pPr>
-            <w:r>
-              <w:rPr>
-                <w:rFonts w:ascii="Calibri" w:cs="Calibri" w:eastAsia="Calibri" w:hAnsi="Calibri"/>
-                <w:b/>
-                <w:bCs/>
+              <w:top w:type="dxa" w:w="40"/>
+              <w:left w:type="dxa" w:w="100"/>
+              <w:bottom w:type="dxa" w:w="40"/>
+              <w:right w:type="dxa" w:w="100"/>
+            </w:tcMar>
+          </w:tcPr>
+          <w:p>
+            <w:pPr>
+              <w:spacing w:after="50" w:before="50"/>
+            </w:pPr>
+            <w:r>
+              <w:rPr>
+                <w:rFonts w:ascii="Calibri" w:cs="Calibri" w:eastAsia="Calibri" w:hAnsi="Calibri"/>
+                <w:b/>
+                <w:bCs/>
+                <w:i w:val="false"/>
+                <w:iCs w:val="false"/>
+                <w:caps w:val="false"/>
                 <w:color w:val="FFFFFF"/>
-                <w:sz w:val="9"/>
-                <w:szCs w:val="9"/>
+                <w:sz w:val="19"/>
+                <w:szCs w:val="19"/>
               </w:rPr>
               <w:t xml:space="preserve">Value Area</w:t>
             </w:r>
@@ -5861,24 +6351,27 @@
             </w:tcBorders>
             <w:shd w:fill="001141" w:val="solid"/>
             <w:tcMar>
-              <w:top w:type="dxa" w:w="60"/>
-              <w:left w:type="dxa" w:w="120"/>
-              <w:bottom w:type="dxa" w:w="60"/>
-              <w:right w:type="dxa" w:w="120"/>
-            </w:tcMar>
-          </w:tcPr>
-          <w:p>
-            <w:pPr>
-              <w:spacing w:after="60" w:before="60"/>
-            </w:pPr>
-            <w:r>
-              <w:rPr>
-                <w:rFonts w:ascii="Calibri" w:cs="Calibri" w:eastAsia="Calibri" w:hAnsi="Calibri"/>
-                <w:b/>
-                <w:bCs/>
+              <w:top w:type="dxa" w:w="40"/>
+              <w:left w:type="dxa" w:w="100"/>
+              <w:bottom w:type="dxa" w:w="40"/>
+              <w:right w:type="dxa" w:w="100"/>
+            </w:tcMar>
+          </w:tcPr>
+          <w:p>
+            <w:pPr>
+              <w:spacing w:after="50" w:before="50"/>
+            </w:pPr>
+            <w:r>
+              <w:rPr>
+                <w:rFonts w:ascii="Calibri" w:cs="Calibri" w:eastAsia="Calibri" w:hAnsi="Calibri"/>
+                <w:b/>
+                <w:bCs/>
+                <w:i w:val="false"/>
+                <w:iCs w:val="false"/>
+                <w:caps w:val="false"/>
                 <w:color w:val="FFFFFF"/>
-                <w:sz w:val="9"/>
-                <w:szCs w:val="9"/>
+                <w:sz w:val="19"/>
+                <w:szCs w:val="19"/>
               </w:rPr>
               <w:t xml:space="preserve">Primary KPIs</w:t>
             </w:r>
@@ -5895,24 +6388,27 @@
             </w:tcBorders>
             <w:shd w:fill="001141" w:val="solid"/>
             <w:tcMar>
-              <w:top w:type="dxa" w:w="60"/>
-              <w:left w:type="dxa" w:w="120"/>
-              <w:bottom w:type="dxa" w:w="60"/>
-              <w:right w:type="dxa" w:w="120"/>
-            </w:tcMar>
-          </w:tcPr>
-          <w:p>
-            <w:pPr>
-              <w:spacing w:after="60" w:before="60"/>
-            </w:pPr>
-            <w:r>
-              <w:rPr>
-                <w:rFonts w:ascii="Calibri" w:cs="Calibri" w:eastAsia="Calibri" w:hAnsi="Calibri"/>
-                <w:b/>
-                <w:bCs/>
+              <w:top w:type="dxa" w:w="40"/>
+              <w:left w:type="dxa" w:w="100"/>
+              <w:bottom w:type="dxa" w:w="40"/>
+              <w:right w:type="dxa" w:w="100"/>
+            </w:tcMar>
+          </w:tcPr>
+          <w:p>
+            <w:pPr>
+              <w:spacing w:after="50" w:before="50"/>
+            </w:pPr>
+            <w:r>
+              <w:rPr>
+                <w:rFonts w:ascii="Calibri" w:cs="Calibri" w:eastAsia="Calibri" w:hAnsi="Calibri"/>
+                <w:b/>
+                <w:bCs/>
+                <w:i w:val="false"/>
+                <w:iCs w:val="false"/>
+                <w:caps w:val="false"/>
                 <w:color w:val="FFFFFF"/>
-                <w:sz w:val="9"/>
-                <w:szCs w:val="9"/>
+                <w:sz w:val="19"/>
+                <w:szCs w:val="19"/>
               </w:rPr>
               <w:t xml:space="preserve">Measurement Source</w:t>
             </w:r>
@@ -5931,24 +6427,27 @@
             </w:tcBorders>
             <w:shd w:fill="F2F4F8" w:val="solid"/>
             <w:tcMar>
-              <w:top w:type="dxa" w:w="60"/>
-              <w:left w:type="dxa" w:w="120"/>
-              <w:bottom w:type="dxa" w:w="60"/>
-              <w:right w:type="dxa" w:w="120"/>
-            </w:tcMar>
-          </w:tcPr>
-          <w:p>
-            <w:pPr>
-              <w:spacing w:after="60" w:before="60"/>
-            </w:pPr>
-            <w:r>
-              <w:rPr>
-                <w:rFonts w:ascii="Calibri" w:cs="Calibri" w:eastAsia="Calibri" w:hAnsi="Calibri"/>
-                <w:b/>
-                <w:bCs/>
-                <w:color w:val="161616"/>
-                <w:sz w:val="9"/>
-                <w:szCs w:val="9"/>
+              <w:top w:type="dxa" w:w="40"/>
+              <w:left w:type="dxa" w:w="100"/>
+              <w:bottom w:type="dxa" w:w="40"/>
+              <w:right w:type="dxa" w:w="100"/>
+            </w:tcMar>
+          </w:tcPr>
+          <w:p>
+            <w:pPr>
+              <w:spacing w:after="50" w:before="50"/>
+            </w:pPr>
+            <w:r>
+              <w:rPr>
+                <w:rFonts w:ascii="Calibri" w:cs="Calibri" w:eastAsia="Calibri" w:hAnsi="Calibri"/>
+                <w:b/>
+                <w:bCs/>
+                <w:i w:val="false"/>
+                <w:iCs w:val="false"/>
+                <w:caps w:val="false"/>
+                <w:color w:val="161616"/>
+                <w:sz w:val="19"/>
+                <w:szCs w:val="19"/>
               </w:rPr>
               <w:t xml:space="preserve">Operational Excellence</w:t>
             </w:r>
@@ -5965,24 +6464,29 @@
             </w:tcBorders>
             <w:shd w:fill="F2F4F8" w:val="solid"/>
             <w:tcMar>
-              <w:top w:type="dxa" w:w="60"/>
-              <w:left w:type="dxa" w:w="120"/>
-              <w:bottom w:type="dxa" w:w="60"/>
-              <w:right w:type="dxa" w:w="120"/>
-            </w:tcMar>
-          </w:tcPr>
-          <w:p>
-            <w:pPr>
-              <w:spacing w:after="60" w:before="60"/>
-            </w:pPr>
-            <w:r>
-              <w:rPr>
-                <w:rFonts w:ascii="Calibri" w:cs="Calibri" w:eastAsia="Calibri" w:hAnsi="Calibri"/>
-                <w:color w:val="161616"/>
-                <w:sz w:val="9"/>
-                <w:szCs w:val="9"/>
-              </w:rPr>
-              <w:t xml:space="preserve">MTTR, incident volume, availability</w:t>
+              <w:top w:type="dxa" w:w="40"/>
+              <w:left w:type="dxa" w:w="100"/>
+              <w:bottom w:type="dxa" w:w="40"/>
+              <w:right w:type="dxa" w:w="100"/>
+            </w:tcMar>
+          </w:tcPr>
+          <w:p>
+            <w:pPr>
+              <w:spacing w:after="50" w:before="50"/>
+            </w:pPr>
+            <w:r>
+              <w:rPr>
+                <w:rFonts w:ascii="Calibri" w:cs="Calibri" w:eastAsia="Calibri" w:hAnsi="Calibri"/>
+                <w:b w:val="false"/>
+                <w:bCs w:val="false"/>
+                <w:i w:val="false"/>
+                <w:iCs w:val="false"/>
+                <w:caps w:val="false"/>
+                <w:color w:val="161616"/>
+                <w:sz w:val="19"/>
+                <w:szCs w:val="19"/>
+              </w:rPr>
+              <w:t xml:space="preserve">MTTR, incident volume, system availability</w:t>
             </w:r>
           </w:p>
         </w:tc>
@@ -5997,22 +6501,27 @@
             </w:tcBorders>
             <w:shd w:fill="F2F4F8" w:val="solid"/>
             <w:tcMar>
-              <w:top w:type="dxa" w:w="60"/>
-              <w:left w:type="dxa" w:w="120"/>
-              <w:bottom w:type="dxa" w:w="60"/>
-              <w:right w:type="dxa" w:w="120"/>
-            </w:tcMar>
-          </w:tcPr>
-          <w:p>
-            <w:pPr>
-              <w:spacing w:after="60" w:before="60"/>
-            </w:pPr>
-            <w:r>
-              <w:rPr>
-                <w:rFonts w:ascii="Calibri" w:cs="Calibri" w:eastAsia="Calibri" w:hAnsi="Calibri"/>
-                <w:color w:val="161616"/>
-                <w:sz w:val="9"/>
-                <w:szCs w:val="9"/>
+              <w:top w:type="dxa" w:w="40"/>
+              <w:left w:type="dxa" w:w="100"/>
+              <w:bottom w:type="dxa" w:w="40"/>
+              <w:right w:type="dxa" w:w="100"/>
+            </w:tcMar>
+          </w:tcPr>
+          <w:p>
+            <w:pPr>
+              <w:spacing w:after="50" w:before="50"/>
+            </w:pPr>
+            <w:r>
+              <w:rPr>
+                <w:rFonts w:ascii="Calibri" w:cs="Calibri" w:eastAsia="Calibri" w:hAnsi="Calibri"/>
+                <w:b w:val="false"/>
+                <w:bCs w:val="false"/>
+                <w:i w:val="false"/>
+                <w:iCs w:val="false"/>
+                <w:caps w:val="false"/>
+                <w:color w:val="161616"/>
+                <w:sz w:val="19"/>
+                <w:szCs w:val="19"/>
               </w:rPr>
               <w:t xml:space="preserve">ITSM + monitoring + AIOps telemetry</w:t>
             </w:r>
@@ -6030,24 +6539,27 @@
               <w:right w:val="single" w:color="DDDDDD" w:sz="2"/>
             </w:tcBorders>
             <w:tcMar>
-              <w:top w:type="dxa" w:w="60"/>
-              <w:left w:type="dxa" w:w="120"/>
-              <w:bottom w:type="dxa" w:w="60"/>
-              <w:right w:type="dxa" w:w="120"/>
-            </w:tcMar>
-          </w:tcPr>
-          <w:p>
-            <w:pPr>
-              <w:spacing w:after="60" w:before="60"/>
-            </w:pPr>
-            <w:r>
-              <w:rPr>
-                <w:rFonts w:ascii="Calibri" w:cs="Calibri" w:eastAsia="Calibri" w:hAnsi="Calibri"/>
-                <w:b/>
-                <w:bCs/>
-                <w:color w:val="161616"/>
-                <w:sz w:val="9"/>
-                <w:szCs w:val="9"/>
+              <w:top w:type="dxa" w:w="40"/>
+              <w:left w:type="dxa" w:w="100"/>
+              <w:bottom w:type="dxa" w:w="40"/>
+              <w:right w:type="dxa" w:w="100"/>
+            </w:tcMar>
+          </w:tcPr>
+          <w:p>
+            <w:pPr>
+              <w:spacing w:after="50" w:before="50"/>
+            </w:pPr>
+            <w:r>
+              <w:rPr>
+                <w:rFonts w:ascii="Calibri" w:cs="Calibri" w:eastAsia="Calibri" w:hAnsi="Calibri"/>
+                <w:b/>
+                <w:bCs/>
+                <w:i w:val="false"/>
+                <w:iCs w:val="false"/>
+                <w:caps w:val="false"/>
+                <w:color w:val="161616"/>
+                <w:sz w:val="19"/>
+                <w:szCs w:val="19"/>
               </w:rPr>
               <w:t xml:space="preserve">Automation &amp; Self-Heal</w:t>
             </w:r>
@@ -6063,22 +6575,27 @@
               <w:right w:val="single" w:color="DDDDDD" w:sz="2"/>
             </w:tcBorders>
             <w:tcMar>
-              <w:top w:type="dxa" w:w="60"/>
-              <w:left w:type="dxa" w:w="120"/>
-              <w:bottom w:type="dxa" w:w="60"/>
-              <w:right w:type="dxa" w:w="120"/>
-            </w:tcMar>
-          </w:tcPr>
-          <w:p>
-            <w:pPr>
-              <w:spacing w:after="60" w:before="60"/>
-            </w:pPr>
-            <w:r>
-              <w:rPr>
-                <w:rFonts w:ascii="Calibri" w:cs="Calibri" w:eastAsia="Calibri" w:hAnsi="Calibri"/>
-                <w:color w:val="161616"/>
-                <w:sz w:val="9"/>
-                <w:szCs w:val="9"/>
+              <w:top w:type="dxa" w:w="40"/>
+              <w:left w:type="dxa" w:w="100"/>
+              <w:bottom w:type="dxa" w:w="40"/>
+              <w:right w:type="dxa" w:w="100"/>
+            </w:tcMar>
+          </w:tcPr>
+          <w:p>
+            <w:pPr>
+              <w:spacing w:after="50" w:before="50"/>
+            </w:pPr>
+            <w:r>
+              <w:rPr>
+                <w:rFonts w:ascii="Calibri" w:cs="Calibri" w:eastAsia="Calibri" w:hAnsi="Calibri"/>
+                <w:b w:val="false"/>
+                <w:bCs w:val="false"/>
+                <w:i w:val="false"/>
+                <w:iCs w:val="false"/>
+                <w:caps w:val="false"/>
+                <w:color w:val="161616"/>
+                <w:sz w:val="19"/>
+                <w:szCs w:val="19"/>
               </w:rPr>
               <w:t xml:space="preserve">Auto-resolution %, self-heal count, noise reduction</w:t>
             </w:r>
@@ -6094,22 +6611,27 @@
               <w:right w:val="single" w:color="DDDDDD" w:sz="2"/>
             </w:tcBorders>
             <w:tcMar>
-              <w:top w:type="dxa" w:w="60"/>
-              <w:left w:type="dxa" w:w="120"/>
-              <w:bottom w:type="dxa" w:w="60"/>
-              <w:right w:type="dxa" w:w="120"/>
-            </w:tcMar>
-          </w:tcPr>
-          <w:p>
-            <w:pPr>
-              <w:spacing w:after="60" w:before="60"/>
-            </w:pPr>
-            <w:r>
-              <w:rPr>
-                <w:rFonts w:ascii="Calibri" w:cs="Calibri" w:eastAsia="Calibri" w:hAnsi="Calibri"/>
-                <w:color w:val="161616"/>
-                <w:sz w:val="9"/>
-                <w:szCs w:val="9"/>
+              <w:top w:type="dxa" w:w="40"/>
+              <w:left w:type="dxa" w:w="100"/>
+              <w:bottom w:type="dxa" w:w="40"/>
+              <w:right w:type="dxa" w:w="100"/>
+            </w:tcMar>
+          </w:tcPr>
+          <w:p>
+            <w:pPr>
+              <w:spacing w:after="50" w:before="50"/>
+            </w:pPr>
+            <w:r>
+              <w:rPr>
+                <w:rFonts w:ascii="Calibri" w:cs="Calibri" w:eastAsia="Calibri" w:hAnsi="Calibri"/>
+                <w:b w:val="false"/>
+                <w:bCs w:val="false"/>
+                <w:i w:val="false"/>
+                <w:iCs w:val="false"/>
+                <w:caps w:val="false"/>
+                <w:color w:val="161616"/>
+                <w:sz w:val="19"/>
+                <w:szCs w:val="19"/>
               </w:rPr>
               <w:t xml:space="preserve">ICA / AIOps telemetry</w:t>
             </w:r>
@@ -6128,24 +6650,27 @@
             </w:tcBorders>
             <w:shd w:fill="F2F4F8" w:val="solid"/>
             <w:tcMar>
-              <w:top w:type="dxa" w:w="60"/>
-              <w:left w:type="dxa" w:w="120"/>
-              <w:bottom w:type="dxa" w:w="60"/>
-              <w:right w:type="dxa" w:w="120"/>
-            </w:tcMar>
-          </w:tcPr>
-          <w:p>
-            <w:pPr>
-              <w:spacing w:after="60" w:before="60"/>
-            </w:pPr>
-            <w:r>
-              <w:rPr>
-                <w:rFonts w:ascii="Calibri" w:cs="Calibri" w:eastAsia="Calibri" w:hAnsi="Calibri"/>
-                <w:b/>
-                <w:bCs/>
-                <w:color w:val="161616"/>
-                <w:sz w:val="9"/>
-                <w:szCs w:val="9"/>
+              <w:top w:type="dxa" w:w="40"/>
+              <w:left w:type="dxa" w:w="100"/>
+              <w:bottom w:type="dxa" w:w="40"/>
+              <w:right w:type="dxa" w:w="100"/>
+            </w:tcMar>
+          </w:tcPr>
+          <w:p>
+            <w:pPr>
+              <w:spacing w:after="50" w:before="50"/>
+            </w:pPr>
+            <w:r>
+              <w:rPr>
+                <w:rFonts w:ascii="Calibri" w:cs="Calibri" w:eastAsia="Calibri" w:hAnsi="Calibri"/>
+                <w:b/>
+                <w:bCs/>
+                <w:i w:val="false"/>
+                <w:iCs w:val="false"/>
+                <w:caps w:val="false"/>
+                <w:color w:val="161616"/>
+                <w:sz w:val="19"/>
+                <w:szCs w:val="19"/>
               </w:rPr>
               <w:t xml:space="preserve">Quality Engineering</w:t>
             </w:r>
@@ -6162,22 +6687,27 @@
             </w:tcBorders>
             <w:shd w:fill="F2F4F8" w:val="solid"/>
             <w:tcMar>
-              <w:top w:type="dxa" w:w="60"/>
-              <w:left w:type="dxa" w:w="120"/>
-              <w:bottom w:type="dxa" w:w="60"/>
-              <w:right w:type="dxa" w:w="120"/>
-            </w:tcMar>
-          </w:tcPr>
-          <w:p>
-            <w:pPr>
-              <w:spacing w:after="60" w:before="60"/>
-            </w:pPr>
-            <w:r>
-              <w:rPr>
-                <w:rFonts w:ascii="Calibri" w:cs="Calibri" w:eastAsia="Calibri" w:hAnsi="Calibri"/>
-                <w:color w:val="161616"/>
-                <w:sz w:val="9"/>
-                <w:szCs w:val="9"/>
+              <w:top w:type="dxa" w:w="40"/>
+              <w:left w:type="dxa" w:w="100"/>
+              <w:bottom w:type="dxa" w:w="40"/>
+              <w:right w:type="dxa" w:w="100"/>
+            </w:tcMar>
+          </w:tcPr>
+          <w:p>
+            <w:pPr>
+              <w:spacing w:after="50" w:before="50"/>
+            </w:pPr>
+            <w:r>
+              <w:rPr>
+                <w:rFonts w:ascii="Calibri" w:cs="Calibri" w:eastAsia="Calibri" w:hAnsi="Calibri"/>
+                <w:b w:val="false"/>
+                <w:bCs w:val="false"/>
+                <w:i w:val="false"/>
+                <w:iCs w:val="false"/>
+                <w:caps w:val="false"/>
+                <w:color w:val="161616"/>
+                <w:sz w:val="19"/>
+                <w:szCs w:val="19"/>
               </w:rPr>
               <w:t xml:space="preserve">Automation coverage, defect leakage, regression time</w:t>
             </w:r>
@@ -6194,22 +6724,27 @@
             </w:tcBorders>
             <w:shd w:fill="F2F4F8" w:val="solid"/>
             <w:tcMar>
-              <w:top w:type="dxa" w:w="60"/>
-              <w:left w:type="dxa" w:w="120"/>
-              <w:bottom w:type="dxa" w:w="60"/>
-              <w:right w:type="dxa" w:w="120"/>
-            </w:tcMar>
-          </w:tcPr>
-          <w:p>
-            <w:pPr>
-              <w:spacing w:after="60" w:before="60"/>
-            </w:pPr>
-            <w:r>
-              <w:rPr>
-                <w:rFonts w:ascii="Calibri" w:cs="Calibri" w:eastAsia="Calibri" w:hAnsi="Calibri"/>
-                <w:color w:val="161616"/>
-                <w:sz w:val="9"/>
-                <w:szCs w:val="9"/>
+              <w:top w:type="dxa" w:w="40"/>
+              <w:left w:type="dxa" w:w="100"/>
+              <w:bottom w:type="dxa" w:w="40"/>
+              <w:right w:type="dxa" w:w="100"/>
+            </w:tcMar>
+          </w:tcPr>
+          <w:p>
+            <w:pPr>
+              <w:spacing w:after="50" w:before="50"/>
+            </w:pPr>
+            <w:r>
+              <w:rPr>
+                <w:rFonts w:ascii="Calibri" w:cs="Calibri" w:eastAsia="Calibri" w:hAnsi="Calibri"/>
+                <w:b w:val="false"/>
+                <w:bCs w:val="false"/>
+                <w:i w:val="false"/>
+                <w:iCs w:val="false"/>
+                <w:caps w:val="false"/>
+                <w:color w:val="161616"/>
+                <w:sz w:val="19"/>
+                <w:szCs w:val="19"/>
               </w:rPr>
               <w:t xml:space="preserve">QE toolchain + CI/CD</w:t>
             </w:r>
@@ -6227,24 +6762,27 @@
               <w:right w:val="single" w:color="DDDDDD" w:sz="2"/>
             </w:tcBorders>
             <w:tcMar>
-              <w:top w:type="dxa" w:w="60"/>
-              <w:left w:type="dxa" w:w="120"/>
-              <w:bottom w:type="dxa" w:w="60"/>
-              <w:right w:type="dxa" w:w="120"/>
-            </w:tcMar>
-          </w:tcPr>
-          <w:p>
-            <w:pPr>
-              <w:spacing w:after="60" w:before="60"/>
-            </w:pPr>
-            <w:r>
-              <w:rPr>
-                <w:rFonts w:ascii="Calibri" w:cs="Calibri" w:eastAsia="Calibri" w:hAnsi="Calibri"/>
-                <w:b/>
-                <w:bCs/>
-                <w:color w:val="161616"/>
-                <w:sz w:val="9"/>
-                <w:szCs w:val="9"/>
+              <w:top w:type="dxa" w:w="40"/>
+              <w:left w:type="dxa" w:w="100"/>
+              <w:bottom w:type="dxa" w:w="40"/>
+              <w:right w:type="dxa" w:w="100"/>
+            </w:tcMar>
+          </w:tcPr>
+          <w:p>
+            <w:pPr>
+              <w:spacing w:after="50" w:before="50"/>
+            </w:pPr>
+            <w:r>
+              <w:rPr>
+                <w:rFonts w:ascii="Calibri" w:cs="Calibri" w:eastAsia="Calibri" w:hAnsi="Calibri"/>
+                <w:b/>
+                <w:bCs/>
+                <w:i w:val="false"/>
+                <w:iCs w:val="false"/>
+                <w:caps w:val="false"/>
+                <w:color w:val="161616"/>
+                <w:sz w:val="19"/>
+                <w:szCs w:val="19"/>
               </w:rPr>
               <w:t xml:space="preserve">Modernization</w:t>
             </w:r>
@@ -6260,22 +6798,27 @@
               <w:right w:val="single" w:color="DDDDDD" w:sz="2"/>
             </w:tcBorders>
             <w:tcMar>
-              <w:top w:type="dxa" w:w="60"/>
-              <w:left w:type="dxa" w:w="120"/>
-              <w:bottom w:type="dxa" w:w="60"/>
-              <w:right w:type="dxa" w:w="120"/>
-            </w:tcMar>
-          </w:tcPr>
-          <w:p>
-            <w:pPr>
-              <w:spacing w:after="60" w:before="60"/>
-            </w:pPr>
-            <w:r>
-              <w:rPr>
-                <w:rFonts w:ascii="Calibri" w:cs="Calibri" w:eastAsia="Calibri" w:hAnsi="Calibri"/>
-                <w:color w:val="161616"/>
-                <w:sz w:val="9"/>
-                <w:szCs w:val="9"/>
+              <w:top w:type="dxa" w:w="40"/>
+              <w:left w:type="dxa" w:w="100"/>
+              <w:bottom w:type="dxa" w:w="40"/>
+              <w:right w:type="dxa" w:w="100"/>
+            </w:tcMar>
+          </w:tcPr>
+          <w:p>
+            <w:pPr>
+              <w:spacing w:after="50" w:before="50"/>
+            </w:pPr>
+            <w:r>
+              <w:rPr>
+                <w:rFonts w:ascii="Calibri" w:cs="Calibri" w:eastAsia="Calibri" w:hAnsi="Calibri"/>
+                <w:b w:val="false"/>
+                <w:bCs w:val="false"/>
+                <w:i w:val="false"/>
+                <w:iCs w:val="false"/>
+                <w:caps w:val="false"/>
+                <w:color w:val="161616"/>
+                <w:sz w:val="19"/>
+                <w:szCs w:val="19"/>
               </w:rPr>
               <w:t xml:space="preserve">Upgrade velocity, n-1 compliance %, tech debt burndown</w:t>
             </w:r>
@@ -6291,22 +6834,27 @@
               <w:right w:val="single" w:color="DDDDDD" w:sz="2"/>
             </w:tcBorders>
             <w:tcMar>
-              <w:top w:type="dxa" w:w="60"/>
-              <w:left w:type="dxa" w:w="120"/>
-              <w:bottom w:type="dxa" w:w="60"/>
-              <w:right w:type="dxa" w:w="120"/>
-            </w:tcMar>
-          </w:tcPr>
-          <w:p>
-            <w:pPr>
-              <w:spacing w:after="60" w:before="60"/>
-            </w:pPr>
-            <w:r>
-              <w:rPr>
-                <w:rFonts w:ascii="Calibri" w:cs="Calibri" w:eastAsia="Calibri" w:hAnsi="Calibri"/>
-                <w:color w:val="161616"/>
-                <w:sz w:val="9"/>
-                <w:szCs w:val="9"/>
+              <w:top w:type="dxa" w:w="40"/>
+              <w:left w:type="dxa" w:w="100"/>
+              <w:bottom w:type="dxa" w:w="40"/>
+              <w:right w:type="dxa" w:w="100"/>
+            </w:tcMar>
+          </w:tcPr>
+          <w:p>
+            <w:pPr>
+              <w:spacing w:after="50" w:before="50"/>
+            </w:pPr>
+            <w:r>
+              <w:rPr>
+                <w:rFonts w:ascii="Calibri" w:cs="Calibri" w:eastAsia="Calibri" w:hAnsi="Calibri"/>
+                <w:b w:val="false"/>
+                <w:bCs w:val="false"/>
+                <w:i w:val="false"/>
+                <w:iCs w:val="false"/>
+                <w:caps w:val="false"/>
+                <w:color w:val="161616"/>
+                <w:sz w:val="19"/>
+                <w:szCs w:val="19"/>
               </w:rPr>
               <w:t xml:space="preserve">Roadmap + CMDB + security scans</w:t>
             </w:r>
@@ -6325,24 +6873,27 @@
             </w:tcBorders>
             <w:shd w:fill="F2F4F8" w:val="solid"/>
             <w:tcMar>
-              <w:top w:type="dxa" w:w="60"/>
-              <w:left w:type="dxa" w:w="120"/>
-              <w:bottom w:type="dxa" w:w="60"/>
-              <w:right w:type="dxa" w:w="120"/>
-            </w:tcMar>
-          </w:tcPr>
-          <w:p>
-            <w:pPr>
-              <w:spacing w:after="60" w:before="60"/>
-            </w:pPr>
-            <w:r>
-              <w:rPr>
-                <w:rFonts w:ascii="Calibri" w:cs="Calibri" w:eastAsia="Calibri" w:hAnsi="Calibri"/>
-                <w:b/>
-                <w:bCs/>
-                <w:color w:val="161616"/>
-                <w:sz w:val="9"/>
-                <w:szCs w:val="9"/>
+              <w:top w:type="dxa" w:w="40"/>
+              <w:left w:type="dxa" w:w="100"/>
+              <w:bottom w:type="dxa" w:w="40"/>
+              <w:right w:type="dxa" w:w="100"/>
+            </w:tcMar>
+          </w:tcPr>
+          <w:p>
+            <w:pPr>
+              <w:spacing w:after="50" w:before="50"/>
+            </w:pPr>
+            <w:r>
+              <w:rPr>
+                <w:rFonts w:ascii="Calibri" w:cs="Calibri" w:eastAsia="Calibri" w:hAnsi="Calibri"/>
+                <w:b/>
+                <w:bCs/>
+                <w:i w:val="false"/>
+                <w:iCs w:val="false"/>
+                <w:caps w:val="false"/>
+                <w:color w:val="161616"/>
+                <w:sz w:val="19"/>
+                <w:szCs w:val="19"/>
               </w:rPr>
               <w:t xml:space="preserve">Business Outcomes</w:t>
             </w:r>
@@ -6359,22 +6910,27 @@
             </w:tcBorders>
             <w:shd w:fill="F2F4F8" w:val="solid"/>
             <w:tcMar>
-              <w:top w:type="dxa" w:w="60"/>
-              <w:left w:type="dxa" w:w="120"/>
-              <w:bottom w:type="dxa" w:w="60"/>
-              <w:right w:type="dxa" w:w="120"/>
-            </w:tcMar>
-          </w:tcPr>
-          <w:p>
-            <w:pPr>
-              <w:spacing w:after="60" w:before="60"/>
-            </w:pPr>
-            <w:r>
-              <w:rPr>
-                <w:rFonts w:ascii="Calibri" w:cs="Calibri" w:eastAsia="Calibri" w:hAnsi="Calibri"/>
-                <w:color w:val="161616"/>
-                <w:sz w:val="9"/>
-                <w:szCs w:val="9"/>
+              <w:top w:type="dxa" w:w="40"/>
+              <w:left w:type="dxa" w:w="100"/>
+              <w:bottom w:type="dxa" w:w="40"/>
+              <w:right w:type="dxa" w:w="100"/>
+            </w:tcMar>
+          </w:tcPr>
+          <w:p>
+            <w:pPr>
+              <w:spacing w:after="50" w:before="50"/>
+            </w:pPr>
+            <w:r>
+              <w:rPr>
+                <w:rFonts w:ascii="Calibri" w:cs="Calibri" w:eastAsia="Calibri" w:hAnsi="Calibri"/>
+                <w:b w:val="false"/>
+                <w:bCs w:val="false"/>
+                <w:i w:val="false"/>
+                <w:iCs w:val="false"/>
+                <w:caps w:val="false"/>
+                <w:color w:val="161616"/>
+                <w:sz w:val="19"/>
+                <w:szCs w:val="19"/>
               </w:rPr>
               <w:t xml:space="preserve">Claims cycle time, enrollment time-to-good, ASA/FCR</w:t>
             </w:r>
@@ -6391,22 +6947,27 @@
             </w:tcBorders>
             <w:shd w:fill="F2F4F8" w:val="solid"/>
             <w:tcMar>
-              <w:top w:type="dxa" w:w="60"/>
-              <w:left w:type="dxa" w:w="120"/>
-              <w:bottom w:type="dxa" w:w="60"/>
-              <w:right w:type="dxa" w:w="120"/>
-            </w:tcMar>
-          </w:tcPr>
-          <w:p>
-            <w:pPr>
-              <w:spacing w:after="60" w:before="60"/>
-            </w:pPr>
-            <w:r>
-              <w:rPr>
-                <w:rFonts w:ascii="Calibri" w:cs="Calibri" w:eastAsia="Calibri" w:hAnsi="Calibri"/>
-                <w:color w:val="161616"/>
-                <w:sz w:val="9"/>
-                <w:szCs w:val="9"/>
+              <w:top w:type="dxa" w:w="40"/>
+              <w:left w:type="dxa" w:w="100"/>
+              <w:bottom w:type="dxa" w:w="40"/>
+              <w:right w:type="dxa" w:w="100"/>
+            </w:tcMar>
+          </w:tcPr>
+          <w:p>
+            <w:pPr>
+              <w:spacing w:after="50" w:before="50"/>
+            </w:pPr>
+            <w:r>
+              <w:rPr>
+                <w:rFonts w:ascii="Calibri" w:cs="Calibri" w:eastAsia="Calibri" w:hAnsi="Calibri"/>
+                <w:b w:val="false"/>
+                <w:bCs w:val="false"/>
+                <w:i w:val="false"/>
+                <w:iCs w:val="false"/>
+                <w:caps w:val="false"/>
+                <w:color w:val="161616"/>
+                <w:sz w:val="19"/>
+                <w:szCs w:val="19"/>
               </w:rPr>
               <w:t xml:space="preserve">Ops domain dashboards</w:t>
             </w:r>
@@ -6416,14 +6977,19 @@
     </w:tbl>
     <w:p>
       <w:pPr>
-        <w:spacing w:after="60" w:before="60"/>
+        <w:spacing w:after="60" w:before="40"/>
       </w:pPr>
       <w:r>
         <w:rPr>
           <w:rFonts w:ascii="Calibri" w:cs="Calibri" w:eastAsia="Calibri" w:hAnsi="Calibri"/>
+          <w:b w:val="false"/>
+          <w:bCs w:val="false"/>
+          <w:i w:val="false"/>
+          <w:iCs w:val="false"/>
+          <w:caps w:val="false"/>
           <w:color w:val="161616"/>
-          <w:sz w:val="210"/>
-          <w:szCs w:val="210"/>
+          <w:sz w:val="21"/>
+          <w:szCs w:val="21"/>
         </w:rPr>
         <w:t xml:space="preserve">Reporting is transparent: operational dashboards reviewed monthly; executive outcomes reviewed quarterly. A continuous improvement loop ensures production insights feed both QE and automation backlogs.</w:t>
       </w:r>
@@ -6439,23 +7005,26 @@
     <w:p>
       <w:pPr>
         <w:pBdr>
-          <w:top w:val="single" w:color="0F62FE" w:sz="16" w:space="8"/>
+          <w:top w:val="single" w:color="0F62FE" w:sz="16" w:space="6"/>
         </w:pBdr>
         <w:spacing w:after="0" w:before="280"/>
       </w:pPr>
     </w:p>
     <w:p>
       <w:pPr>
-        <w:spacing w:after="80" w:before="60"/>
+        <w:spacing w:after="60" w:before="40"/>
       </w:pPr>
       <w:r>
         <w:rPr>
           <w:rFonts w:ascii="Calibri" w:cs="Calibri" w:eastAsia="Calibri" w:hAnsi="Calibri"/>
           <w:b/>
           <w:bCs/>
+          <w:i w:val="false"/>
+          <w:iCs w:val="false"/>
+          <w:caps w:val="false"/>
           <w:color w:val="0F62FE"/>
-          <w:sz w:val="9"/>
-          <w:szCs w:val="9"/>
+          <w:sz w:val="17"/>
+          <w:szCs w:val="17"/>
         </w:rPr>
         <w:t xml:space="preserve">7.0  </w:t>
       </w:r>
@@ -6464,52 +7033,58 @@
           <w:rFonts w:ascii="Calibri" w:cs="Calibri" w:eastAsia="Calibri" w:hAnsi="Calibri"/>
           <w:b/>
           <w:bCs/>
+          <w:i w:val="false"/>
+          <w:iCs w:val="false"/>
+          <w:caps w:val="false"/>
           <w:color w:val="001141"/>
-          <w:sz w:val="14"/>
-          <w:szCs w:val="14"/>
+          <w:sz w:val="26"/>
+          <w:szCs w:val="26"/>
         </w:rPr>
         <w:t xml:space="preserve">WHY IBM</w:t>
       </w:r>
     </w:p>
     <w:p>
       <w:pPr>
-        <w:spacing w:after="60" w:before="60"/>
+        <w:spacing w:after="60" w:before="40"/>
       </w:pPr>
       <w:r>
         <w:rPr>
           <w:rFonts w:ascii="Calibri" w:cs="Calibri" w:eastAsia="Calibri" w:hAnsi="Calibri"/>
+          <w:b w:val="false"/>
+          <w:bCs w:val="false"/>
+          <w:i w:val="false"/>
+          <w:iCs w:val="false"/>
+          <w:caps w:val="false"/>
           <w:color w:val="161616"/>
-          <w:sz w:val="210"/>
-          <w:szCs w:val="210"/>
+          <w:sz w:val="21"/>
+          <w:szCs w:val="21"/>
         </w:rPr>
-        <w:t xml:space="preserve">IBM brings deep institutional knowledge, healthcare payer expertise, and proven delivery at scale. Our platform assets are production-grade — not proofs-of-concept — and our governance model aligns teams to measurable outcomes.</w:t>
-      </w:r>
-    </w:p>
-    <w:p>
-      <w:pPr>
-        <w:spacing w:after="0" w:before="0"/>
-      </w:pPr>
-      <w:r>
-        <w:rPr>
-          <w:rFonts w:ascii="Calibri" w:cs="Calibri" w:eastAsia="Calibri" w:hAnsi="Calibri"/>
-          <w:sz w:val="210"/>
-          <w:szCs w:val="210"/>
-        </w:rPr>
+        <w:t xml:space="preserve">IBM brings deep institutional knowledge, healthcare payer expertise, and proven delivery at scale. Our platform assets are production-grade — not proofs-of-concept — and our governance model aligns teams to measurable business outcomes.</w:t>
+      </w:r>
+    </w:p>
+    <w:p>
+      <w:pPr>
+        <w:spacing w:after="40" w:before="0"/>
+      </w:pPr>
+      <w:r>
         <w:t xml:space="preserve"/>
       </w:r>
     </w:p>
     <w:p>
       <w:pPr>
-        <w:spacing w:after="60" w:before="160"/>
+        <w:spacing w:after="40" w:before="160"/>
       </w:pPr>
       <w:r>
         <w:rPr>
           <w:rFonts w:ascii="Calibri" w:cs="Calibri" w:eastAsia="Calibri" w:hAnsi="Calibri"/>
           <w:b/>
           <w:bCs/>
+          <w:i w:val="false"/>
+          <w:iCs w:val="false"/>
+          <w:caps w:val="false"/>
           <w:color w:val="0F62FE"/>
-          <w:sz w:val="11"/>
-          <w:szCs w:val="11"/>
+          <w:sz w:val="22"/>
+          <w:szCs w:val="22"/>
         </w:rPr>
         <w:t xml:space="preserve">7.1  IBM Differentiators</w:t>
       </w:r>
@@ -6521,25 +7096,22 @@
           <w:ilvl w:val="0"/>
           <w:numId w:val="1"/>
         </w:numPr>
-        <w:spacing w:after="40" w:before="40"/>
-      </w:pPr>
+        <w:spacing w:after="20" w:before="20"/>
+      </w:pPr>
+      <w:r>
+        <w:t xml:space="preserve"/>
+      </w:r>
       <w:r>
         <w:rPr>
           <w:rFonts w:ascii="Calibri" w:cs="Calibri" w:eastAsia="Calibri" w:hAnsi="Calibri"/>
-          <w:b/>
-          <w:bCs/>
-          <w:color w:val="001141"/>
-          <w:sz w:val="210"/>
-          <w:szCs w:val="210"/>
-        </w:rPr>
-        <w:t xml:space="preserve"/>
-      </w:r>
-      <w:r>
-        <w:rPr>
-          <w:rFonts w:ascii="Calibri" w:cs="Calibri" w:eastAsia="Calibri" w:hAnsi="Calibri"/>
+          <w:b w:val="false"/>
+          <w:bCs w:val="false"/>
+          <w:i w:val="false"/>
+          <w:iCs w:val="false"/>
+          <w:caps w:val="false"/>
           <w:color w:val="161616"/>
-          <w:sz w:val="210"/>
-          <w:szCs w:val="210"/>
+          <w:sz w:val="21"/>
+          <w:szCs w:val="21"/>
         </w:rPr>
         <w:t xml:space="preserve">Deep Horizon institutional knowledge and proven delivery execution across the full application estate.</w:t>
       </w:r>
@@ -6551,25 +7123,22 @@
           <w:ilvl w:val="0"/>
           <w:numId w:val="1"/>
         </w:numPr>
-        <w:spacing w:after="40" w:before="40"/>
-      </w:pPr>
+        <w:spacing w:after="20" w:before="20"/>
+      </w:pPr>
+      <w:r>
+        <w:t xml:space="preserve"/>
+      </w:r>
       <w:r>
         <w:rPr>
           <w:rFonts w:ascii="Calibri" w:cs="Calibri" w:eastAsia="Calibri" w:hAnsi="Calibri"/>
-          <w:b/>
-          <w:bCs/>
-          <w:color w:val="001141"/>
-          <w:sz w:val="210"/>
-          <w:szCs w:val="210"/>
-        </w:rPr>
-        <w:t xml:space="preserve"/>
-      </w:r>
-      <w:r>
-        <w:rPr>
-          <w:rFonts w:ascii="Calibri" w:cs="Calibri" w:eastAsia="Calibri" w:hAnsi="Calibri"/>
+          <w:b w:val="false"/>
+          <w:bCs w:val="false"/>
+          <w:i w:val="false"/>
+          <w:iCs w:val="false"/>
+          <w:caps w:val="false"/>
           <w:color w:val="161616"/>
-          <w:sz w:val="210"/>
-          <w:szCs w:val="210"/>
+          <w:sz w:val="21"/>
+          <w:szCs w:val="21"/>
         </w:rPr>
         <w:t xml:space="preserve">Production-grade assets — AIOps, ICA, CareOps360, IBM Consulting Advantage — aligned to enterprise governance from Day 1.</w:t>
       </w:r>
@@ -6581,25 +7150,22 @@
           <w:ilvl w:val="0"/>
           <w:numId w:val="1"/>
         </w:numPr>
-        <w:spacing w:after="40" w:before="40"/>
-      </w:pPr>
+        <w:spacing w:after="20" w:before="20"/>
+      </w:pPr>
+      <w:r>
+        <w:t xml:space="preserve"/>
+      </w:r>
       <w:r>
         <w:rPr>
           <w:rFonts w:ascii="Calibri" w:cs="Calibri" w:eastAsia="Calibri" w:hAnsi="Calibri"/>
-          <w:b/>
-          <w:bCs/>
-          <w:color w:val="001141"/>
-          <w:sz w:val="210"/>
-          <w:szCs w:val="210"/>
-        </w:rPr>
-        <w:t xml:space="preserve"/>
-      </w:r>
-      <w:r>
-        <w:rPr>
-          <w:rFonts w:ascii="Calibri" w:cs="Calibri" w:eastAsia="Calibri" w:hAnsi="Calibri"/>
+          <w:b w:val="false"/>
+          <w:bCs w:val="false"/>
+          <w:i w:val="false"/>
+          <w:iCs w:val="false"/>
+          <w:caps w:val="false"/>
           <w:color w:val="161616"/>
-          <w:sz w:val="210"/>
-          <w:szCs w:val="210"/>
+          <w:sz w:val="21"/>
+          <w:szCs w:val="21"/>
         </w:rPr>
         <w:t xml:space="preserve">Healthcare payer domain expertise with compliance-first delivery covering claims, enrollment, and member services.</w:t>
       </w:r>
@@ -6611,25 +7177,22 @@
           <w:ilvl w:val="0"/>
           <w:numId w:val="1"/>
         </w:numPr>
-        <w:spacing w:after="40" w:before="40"/>
-      </w:pPr>
+        <w:spacing w:after="20" w:before="20"/>
+      </w:pPr>
+      <w:r>
+        <w:t xml:space="preserve"/>
+      </w:r>
       <w:r>
         <w:rPr>
           <w:rFonts w:ascii="Calibri" w:cs="Calibri" w:eastAsia="Calibri" w:hAnsi="Calibri"/>
-          <w:b/>
-          <w:bCs/>
-          <w:color w:val="001141"/>
-          <w:sz w:val="210"/>
-          <w:szCs w:val="210"/>
-        </w:rPr>
-        <w:t xml:space="preserve"/>
-      </w:r>
-      <w:r>
-        <w:rPr>
-          <w:rFonts w:ascii="Calibri" w:cs="Calibri" w:eastAsia="Calibri" w:hAnsi="Calibri"/>
+          <w:b w:val="false"/>
+          <w:bCs w:val="false"/>
+          <w:i w:val="false"/>
+          <w:iCs w:val="false"/>
+          <w:caps w:val="false"/>
           <w:color w:val="161616"/>
-          <w:sz w:val="210"/>
-          <w:szCs w:val="210"/>
+          <w:sz w:val="21"/>
+          <w:szCs w:val="21"/>
         </w:rPr>
         <w:t xml:space="preserve">Outcome-based accountability with committed SLAs tied to measurable business outcomes and transparent monthly reporting.</w:t>
       </w:r>
@@ -6641,68 +7204,58 @@
           <w:ilvl w:val="0"/>
           <w:numId w:val="1"/>
         </w:numPr>
-        <w:spacing w:after="40" w:before="40"/>
+        <w:spacing w:after="20" w:before="20"/>
+      </w:pPr>
+      <w:r>
+        <w:t xml:space="preserve"/>
+      </w:r>
+      <w:r>
+        <w:rPr>
+          <w:rFonts w:ascii="Calibri" w:cs="Calibri" w:eastAsia="Calibri" w:hAnsi="Calibri"/>
+          <w:b w:val="false"/>
+          <w:bCs w:val="false"/>
+          <w:i w:val="false"/>
+          <w:iCs w:val="false"/>
+          <w:caps w:val="false"/>
+          <w:color w:val="161616"/>
+          <w:sz w:val="21"/>
+          <w:szCs w:val="21"/>
+        </w:rPr>
+        <w:t xml:space="preserve">Global delivery network with 24×7 coverage, local leadership engagement, and dedicated Horizon squads.</w:t>
+      </w:r>
+    </w:p>
+    <w:p>
+      <w:pPr>
+        <w:spacing w:after="120" w:before="0"/>
+      </w:pPr>
+      <w:r>
+        <w:t xml:space="preserve"/>
+      </w:r>
+    </w:p>
+    <w:p>
+      <w:pPr>
+        <w:spacing w:after="40" w:before="160"/>
       </w:pPr>
       <w:r>
         <w:rPr>
           <w:rFonts w:ascii="Calibri" w:cs="Calibri" w:eastAsia="Calibri" w:hAnsi="Calibri"/>
           <w:b/>
           <w:bCs/>
-          <w:color w:val="001141"/>
-          <w:sz w:val="210"/>
-          <w:szCs w:val="210"/>
-        </w:rPr>
-        <w:t xml:space="preserve"/>
-      </w:r>
-      <w:r>
-        <w:rPr>
-          <w:rFonts w:ascii="Calibri" w:cs="Calibri" w:eastAsia="Calibri" w:hAnsi="Calibri"/>
-          <w:color w:val="161616"/>
-          <w:sz w:val="210"/>
-          <w:szCs w:val="210"/>
-        </w:rPr>
-        <w:t xml:space="preserve">Global delivery network with 24×7 coverage, local leadership engagement, and dedicated Horizon squads.</w:t>
-      </w:r>
-    </w:p>
-    <w:p>
-      <w:pPr>
-        <w:spacing w:after="0" w:before="0"/>
-      </w:pPr>
-      <w:r>
-        <w:rPr>
-          <w:rFonts w:ascii="Calibri" w:cs="Calibri" w:eastAsia="Calibri" w:hAnsi="Calibri"/>
-          <w:sz w:val="210"/>
-          <w:szCs w:val="210"/>
-        </w:rPr>
-        <w:t xml:space="preserve"/>
-      </w:r>
-    </w:p>
-    <w:p>
-      <w:pPr>
-        <w:spacing w:after="60" w:before="160"/>
-      </w:pPr>
-      <w:r>
-        <w:rPr>
-          <w:rFonts w:ascii="Calibri" w:cs="Calibri" w:eastAsia="Calibri" w:hAnsi="Calibri"/>
-          <w:b/>
-          <w:bCs/>
+          <w:i w:val="false"/>
+          <w:iCs w:val="false"/>
+          <w:caps w:val="false"/>
           <w:color w:val="0F62FE"/>
-          <w:sz w:val="11"/>
-          <w:szCs w:val="11"/>
+          <w:sz w:val="22"/>
+          <w:szCs w:val="22"/>
         </w:rPr>
         <w:t xml:space="preserve">7.2  IBM at Scale — Behind This Proposal</w:t>
       </w:r>
     </w:p>
     <w:p>
       <w:pPr>
-        <w:spacing w:after="0" w:before="0"/>
-      </w:pPr>
-      <w:r>
-        <w:rPr>
-          <w:rFonts w:ascii="Calibri" w:cs="Calibri" w:eastAsia="Calibri" w:hAnsi="Calibri"/>
-          <w:sz w:val="210"/>
-          <w:szCs w:val="210"/>
-        </w:rPr>
+        <w:spacing w:after="40" w:before="0"/>
+      </w:pPr>
+      <w:r>
         <w:t xml:space="preserve"/>
       </w:r>
     </w:p>
@@ -6730,7 +7283,7 @@
           <w:tcPr>
             <w:tcW w:type="dxa" w:w="2340"/>
             <w:tcBorders>
-              <w:top w:val="single" w:color="0F62FE" w:sz="10"/>
+              <w:top w:val="single" w:color="0F62FE" w:sz="8"/>
               <w:left w:val="single" w:color="CCCCCC" w:sz="2"/>
               <w:bottom w:val="none"/>
               <w:right w:val="single" w:color="CCCCCC" w:sz="2"/>
@@ -6738,14 +7291,14 @@
             <w:shd w:fill="EBF2FF" w:val="solid"/>
             <w:tcMar>
               <w:top w:type="dxa" w:w="60"/>
-              <w:left w:type="dxa" w:w="80"/>
+              <w:left w:type="dxa" w:w="100"/>
               <w:bottom w:type="dxa" w:w="60"/>
-              <w:right w:type="dxa" w:w="80"/>
-            </w:tcMar>
-          </w:tcPr>
-          <w:p>
-            <w:pPr>
-              <w:spacing w:after="40" w:before="100"/>
+              <w:right w:type="dxa" w:w="100"/>
+            </w:tcMar>
+          </w:tcPr>
+          <w:p>
+            <w:pPr>
+              <w:spacing w:after="40" w:before="120"/>
               <w:jc w:val="center"/>
             </w:pPr>
             <w:r>
@@ -6753,16 +7306,19 @@
                 <w:rFonts w:ascii="Calibri" w:cs="Calibri" w:eastAsia="Calibri" w:hAnsi="Calibri"/>
                 <w:b/>
                 <w:bCs/>
+                <w:i w:val="false"/>
+                <w:iCs w:val="false"/>
+                <w:caps w:val="false"/>
                 <w:color w:val="0F62FE"/>
-                <w:sz w:val="20"/>
-                <w:szCs w:val="20"/>
+                <w:sz w:val="36"/>
+                <w:szCs w:val="36"/>
               </w:rPr>
               <w:t xml:space="preserve">20,000+</w:t>
             </w:r>
           </w:p>
           <w:p>
             <w:pPr>
-              <w:spacing w:after="100" w:before="0"/>
+              <w:spacing w:after="120" w:before="0"/>
               <w:jc w:val="center"/>
             </w:pPr>
             <w:r>
@@ -6770,9 +7326,12 @@
                 <w:rFonts w:ascii="Calibri" w:cs="Calibri" w:eastAsia="Calibri" w:hAnsi="Calibri"/>
                 <w:b/>
                 <w:bCs/>
+                <w:i w:val="false"/>
+                <w:iCs w:val="false"/>
+                <w:caps w:val="false"/>
                 <w:color w:val="001141"/>
-                <w:sz w:val="9"/>
-                <w:szCs w:val="9"/>
+                <w:sz w:val="17"/>
+                <w:szCs w:val="17"/>
               </w:rPr>
               <w:t xml:space="preserve">AI &amp; Data Practitioners</w:t>
             </w:r>
@@ -6782,7 +7341,7 @@
           <w:tcPr>
             <w:tcW w:type="dxa" w:w="2340"/>
             <w:tcBorders>
-              <w:top w:val="single" w:color="0F62FE" w:sz="10"/>
+              <w:top w:val="single" w:color="0F62FE" w:sz="8"/>
               <w:left w:val="single" w:color="CCCCCC" w:sz="2"/>
               <w:bottom w:val="none"/>
               <w:right w:val="single" w:color="CCCCCC" w:sz="2"/>
@@ -6790,14 +7349,14 @@
             <w:shd w:fill="EBF2FF" w:val="solid"/>
             <w:tcMar>
               <w:top w:type="dxa" w:w="60"/>
-              <w:left w:type="dxa" w:w="80"/>
+              <w:left w:type="dxa" w:w="100"/>
               <w:bottom w:type="dxa" w:w="60"/>
-              <w:right w:type="dxa" w:w="80"/>
-            </w:tcMar>
-          </w:tcPr>
-          <w:p>
-            <w:pPr>
-              <w:spacing w:after="40" w:before="100"/>
+              <w:right w:type="dxa" w:w="100"/>
+            </w:tcMar>
+          </w:tcPr>
+          <w:p>
+            <w:pPr>
+              <w:spacing w:after="40" w:before="120"/>
               <w:jc w:val="center"/>
             </w:pPr>
             <w:r>
@@ -6805,16 +7364,19 @@
                 <w:rFonts w:ascii="Calibri" w:cs="Calibri" w:eastAsia="Calibri" w:hAnsi="Calibri"/>
                 <w:b/>
                 <w:bCs/>
+                <w:i w:val="false"/>
+                <w:iCs w:val="false"/>
+                <w:caps w:val="false"/>
                 <w:color w:val="0F62FE"/>
-                <w:sz w:val="20"/>
-                <w:szCs w:val="20"/>
+                <w:sz w:val="36"/>
+                <w:szCs w:val="36"/>
               </w:rPr>
               <w:t xml:space="preserve">81,000+</w:t>
             </w:r>
           </w:p>
           <w:p>
             <w:pPr>
-              <w:spacing w:after="100" w:before="0"/>
+              <w:spacing w:after="120" w:before="0"/>
               <w:jc w:val="center"/>
             </w:pPr>
             <w:r>
@@ -6822,9 +7384,12 @@
                 <w:rFonts w:ascii="Calibri" w:cs="Calibri" w:eastAsia="Calibri" w:hAnsi="Calibri"/>
                 <w:b/>
                 <w:bCs/>
+                <w:i w:val="false"/>
+                <w:iCs w:val="false"/>
+                <w:caps w:val="false"/>
                 <w:color w:val="001141"/>
-                <w:sz w:val="9"/>
-                <w:szCs w:val="9"/>
+                <w:sz w:val="17"/>
+                <w:szCs w:val="17"/>
               </w:rPr>
               <w:t xml:space="preserve">Cloud &amp; Architecture Experts</w:t>
             </w:r>
@@ -6834,7 +7399,7 @@
           <w:tcPr>
             <w:tcW w:type="dxa" w:w="2340"/>
             <w:tcBorders>
-              <w:top w:val="single" w:color="0F62FE" w:sz="10"/>
+              <w:top w:val="single" w:color="0F62FE" w:sz="8"/>
               <w:left w:val="single" w:color="CCCCCC" w:sz="2"/>
               <w:bottom w:val="none"/>
               <w:right w:val="single" w:color="CCCCCC" w:sz="2"/>
@@ -6842,14 +7407,14 @@
             <w:shd w:fill="EBF2FF" w:val="solid"/>
             <w:tcMar>
               <w:top w:type="dxa" w:w="60"/>
-              <w:left w:type="dxa" w:w="80"/>
+              <w:left w:type="dxa" w:w="100"/>
               <w:bottom w:type="dxa" w:w="60"/>
-              <w:right w:type="dxa" w:w="80"/>
-            </w:tcMar>
-          </w:tcPr>
-          <w:p>
-            <w:pPr>
-              <w:spacing w:after="40" w:before="100"/>
+              <w:right w:type="dxa" w:w="100"/>
+            </w:tcMar>
+          </w:tcPr>
+          <w:p>
+            <w:pPr>
+              <w:spacing w:after="40" w:before="120"/>
               <w:jc w:val="center"/>
             </w:pPr>
             <w:r>
@@ -6857,16 +7422,19 @@
                 <w:rFonts w:ascii="Calibri" w:cs="Calibri" w:eastAsia="Calibri" w:hAnsi="Calibri"/>
                 <w:b/>
                 <w:bCs/>
+                <w:i w:val="false"/>
+                <w:iCs w:val="false"/>
+                <w:caps w:val="false"/>
                 <w:color w:val="0F62FE"/>
-                <w:sz w:val="20"/>
-                <w:szCs w:val="20"/>
+                <w:sz w:val="36"/>
+                <w:szCs w:val="36"/>
               </w:rPr>
               <w:t xml:space="preserve">40,000+</w:t>
             </w:r>
           </w:p>
           <w:p>
             <w:pPr>
-              <w:spacing w:after="100" w:before="0"/>
+              <w:spacing w:after="120" w:before="0"/>
               <w:jc w:val="center"/>
             </w:pPr>
             <w:r>
@@ -6874,9 +7442,12 @@
                 <w:rFonts w:ascii="Calibri" w:cs="Calibri" w:eastAsia="Calibri" w:hAnsi="Calibri"/>
                 <w:b/>
                 <w:bCs/>
+                <w:i w:val="false"/>
+                <w:iCs w:val="false"/>
+                <w:caps w:val="false"/>
                 <w:color w:val="001141"/>
-                <w:sz w:val="9"/>
-                <w:szCs w:val="9"/>
+                <w:sz w:val="17"/>
+                <w:szCs w:val="17"/>
               </w:rPr>
               <w:t xml:space="preserve">AI/Analytics Engagements Delivered</w:t>
             </w:r>
@@ -6886,7 +7457,7 @@
           <w:tcPr>
             <w:tcW w:type="dxa" w:w="2340"/>
             <w:tcBorders>
-              <w:top w:val="single" w:color="0F62FE" w:sz="10"/>
+              <w:top w:val="single" w:color="0F62FE" w:sz="8"/>
               <w:left w:val="single" w:color="CCCCCC" w:sz="2"/>
               <w:bottom w:val="none"/>
               <w:right w:val="single" w:color="CCCCCC" w:sz="2"/>
@@ -6894,14 +7465,14 @@
             <w:shd w:fill="EBF2FF" w:val="solid"/>
             <w:tcMar>
               <w:top w:type="dxa" w:w="60"/>
-              <w:left w:type="dxa" w:w="80"/>
+              <w:left w:type="dxa" w:w="100"/>
               <w:bottom w:type="dxa" w:w="60"/>
-              <w:right w:type="dxa" w:w="80"/>
-            </w:tcMar>
-          </w:tcPr>
-          <w:p>
-            <w:pPr>
-              <w:spacing w:after="40" w:before="100"/>
+              <w:right w:type="dxa" w:w="100"/>
+            </w:tcMar>
+          </w:tcPr>
+          <w:p>
+            <w:pPr>
+              <w:spacing w:after="40" w:before="120"/>
               <w:jc w:val="center"/>
             </w:pPr>
             <w:r>
@@ -6909,16 +7480,19 @@
                 <w:rFonts w:ascii="Calibri" w:cs="Calibri" w:eastAsia="Calibri" w:hAnsi="Calibri"/>
                 <w:b/>
                 <w:bCs/>
+                <w:i w:val="false"/>
+                <w:iCs w:val="false"/>
+                <w:caps w:val="false"/>
                 <w:color w:val="0F62FE"/>
-                <w:sz w:val="20"/>
-                <w:szCs w:val="20"/>
+                <w:sz w:val="36"/>
+                <w:szCs w:val="36"/>
               </w:rPr>
               <w:t xml:space="preserve">15,000+</w:t>
             </w:r>
           </w:p>
           <w:p>
             <w:pPr>
-              <w:spacing w:after="100" w:before="0"/>
+              <w:spacing w:after="120" w:before="0"/>
               <w:jc w:val="center"/>
             </w:pPr>
             <w:r>
@@ -6926,9 +7500,12 @@
                 <w:rFonts w:ascii="Calibri" w:cs="Calibri" w:eastAsia="Calibri" w:hAnsi="Calibri"/>
                 <w:b/>
                 <w:bCs/>
+                <w:i w:val="false"/>
+                <w:iCs w:val="false"/>
+                <w:caps w:val="false"/>
                 <w:color w:val="001141"/>
-                <w:sz w:val="9"/>
-                <w:szCs w:val="9"/>
+                <w:sz w:val="17"/>
+                <w:szCs w:val="17"/>
               </w:rPr>
               <w:t xml:space="preserve">Delivery Resources across 40 Centres</w:t>
             </w:r>
@@ -6938,27 +7515,9 @@
     </w:tbl>
     <w:p>
       <w:pPr>
-        <w:spacing w:after="0" w:before="0"/>
-      </w:pPr>
-      <w:r>
-        <w:rPr>
-          <w:rFonts w:ascii="Calibri" w:cs="Calibri" w:eastAsia="Calibri" w:hAnsi="Calibri"/>
-          <w:sz w:val="210"/>
-          <w:szCs w:val="210"/>
-        </w:rPr>
-        <w:t xml:space="preserve"/>
-      </w:r>
-    </w:p>
-    <w:p>
-      <w:pPr>
-        <w:spacing w:after="0" w:before="0"/>
-      </w:pPr>
-      <w:r>
-        <w:rPr>
-          <w:rFonts w:ascii="Calibri" w:cs="Calibri" w:eastAsia="Calibri" w:hAnsi="Calibri"/>
-          <w:sz w:val="210"/>
-          <w:szCs w:val="210"/>
-        </w:rPr>
+        <w:spacing w:after="200" w:before="0"/>
+      </w:pPr>
+      <w:r>
         <w:t xml:space="preserve"/>
       </w:r>
     </w:p>
@@ -6967,35 +7526,33 @@
         <w:pBdr>
           <w:bottom w:val="single" w:color="0F62FE" w:sz="12" w:space="4"/>
         </w:pBdr>
+        <w:spacing w:after="120" w:before="120"/>
+      </w:pPr>
+    </w:p>
+    <w:p>
+      <w:pPr>
+        <w:spacing w:after="80" w:before="0"/>
+      </w:pPr>
+      <w:r>
+        <w:t xml:space="preserve"/>
+      </w:r>
+    </w:p>
+    <w:p>
+      <w:pPr>
         <w:spacing w:after="80" w:before="80"/>
-      </w:pPr>
-    </w:p>
-    <w:p>
-      <w:pPr>
-        <w:spacing w:after="0" w:before="0"/>
+        <w:ind w:left="431" w:right="431"/>
       </w:pPr>
       <w:r>
         <w:rPr>
           <w:rFonts w:ascii="Calibri" w:cs="Calibri" w:eastAsia="Calibri" w:hAnsi="Calibri"/>
-          <w:sz w:val="210"/>
-          <w:szCs w:val="210"/>
-        </w:rPr>
-        <w:t xml:space="preserve"/>
-      </w:r>
-    </w:p>
-    <w:p>
-      <w:pPr>
-        <w:spacing w:after="80" w:before="80"/>
-        <w:ind w:left="431" w:right="431"/>
-      </w:pPr>
-      <w:r>
-        <w:rPr>
-          <w:rFonts w:ascii="Calibri" w:cs="Calibri" w:eastAsia="Calibri" w:hAnsi="Calibri"/>
+          <w:b w:val="false"/>
+          <w:bCs w:val="false"/>
           <w:i/>
           <w:iCs/>
+          <w:caps w:val="false"/>
           <w:color w:val="161616"/>
-          <w:sz w:val="210"/>
-          <w:szCs w:val="210"/>
+          <w:sz w:val="21"/>
+          <w:szCs w:val="21"/>
         </w:rPr>
         <w:t xml:space="preserve">“IBM’s commitment to Horizon is not measured in tickets resolved or servers managed — it is measured in </w:t>
       </w:r>
@@ -7006,27 +7563,31 @@
           <w:bCs/>
           <w:i/>
           <w:iCs/>
+          <w:caps w:val="false"/>
           <w:color w:val="001141"/>
-          <w:sz w:val="210"/>
-          <w:szCs w:val="210"/>
+          <w:sz w:val="21"/>
+          <w:szCs w:val="21"/>
         </w:rPr>
         <w:t xml:space="preserve">business outcomes delivered</w:t>
       </w:r>
       <w:r>
         <w:rPr>
           <w:rFonts w:ascii="Calibri" w:cs="Calibri" w:eastAsia="Calibri" w:hAnsi="Calibri"/>
+          <w:b w:val="false"/>
+          <w:bCs w:val="false"/>
           <w:i/>
           <w:iCs/>
+          <w:caps w:val="false"/>
           <w:color w:val="161616"/>
-          <w:sz w:val="210"/>
-          <w:szCs w:val="210"/>
+          <w:sz w:val="21"/>
+          <w:szCs w:val="21"/>
         </w:rPr>
         <w:t xml:space="preserve">. Every initiative in this proposal is connected to a measurable result — and every result is owned.”</w:t>
       </w:r>
     </w:p>
     <w:p>
       <w:pPr>
-        <w:spacing w:after="320" w:before="0"/>
+        <w:spacing w:after="240" w:before="0"/>
         <w:jc w:val="right"/>
       </w:pPr>
       <w:r>
@@ -7034,9 +7595,12 @@
           <w:rFonts w:ascii="Calibri" w:cs="Calibri" w:eastAsia="Calibri" w:hAnsi="Calibri"/>
           <w:b/>
           <w:bCs/>
+          <w:i w:val="false"/>
+          <w:iCs w:val="false"/>
+          <w:caps w:val="false"/>
           <w:color w:val="0F62FE"/>
-          <w:sz w:val="9"/>
-          <w:szCs w:val="9"/>
+          <w:sz w:val="19"/>
+          <w:szCs w:val="19"/>
         </w:rPr>
         <w:t xml:space="preserve">— IBM Consulting, Healthcare &amp; Payer Delivery</w:t>
       </w:r>
@@ -7044,22 +7608,27 @@
     <w:p>
       <w:pPr>
         <w:pBdr>
-          <w:bottom w:val="single" w:color="D0D0D0" w:sz="4" w:space="4"/>
+          <w:bottom w:val="single" w:color="CCCCCC" w:sz="4" w:space="4"/>
         </w:pBdr>
-        <w:spacing w:after="60" w:before="60"/>
-      </w:pPr>
-    </w:p>
-    <w:p>
-      <w:pPr>
-        <w:spacing w:after="0" w:before="40"/>
+        <w:spacing w:after="80" w:before="80"/>
+      </w:pPr>
+    </w:p>
+    <w:p>
+      <w:pPr>
+        <w:spacing w:after="0" w:before="60"/>
         <w:jc w:val="center"/>
       </w:pPr>
       <w:r>
         <w:rPr>
           <w:rFonts w:ascii="Calibri" w:cs="Calibri" w:eastAsia="Calibri" w:hAnsi="Calibri"/>
-          <w:color w:val="525252"/>
-          <w:sz w:val="8"/>
-          <w:szCs w:val="8"/>
+          <w:b w:val="false"/>
+          <w:bCs w:val="false"/>
+          <w:i w:val="false"/>
+          <w:iCs w:val="false"/>
+          <w:caps w:val="false"/>
+          <w:color w:val="6F6F6F"/>
+          <w:sz w:val="16"/>
+          <w:szCs w:val="16"/>
         </w:rPr>
         <w:t xml:space="preserve">© 2026 IBM Corporation. All rights reserved. Confidential — prepared exclusively for Horizon Healthcare Services.  Ref: IBM-HZN-AMS-RFP-2026-CAS</w:t>
       </w:r>
@@ -7129,18 +7698,23 @@
     <w:r>
       <w:rPr>
         <w:rFonts w:ascii="Calibri" w:cs="Calibri" w:eastAsia="Calibri" w:hAnsi="Calibri"/>
-        <w:color w:val="525252"/>
-        <w:sz w:val="8"/>
-        <w:szCs w:val="8"/>
+        <w:b w:val="false"/>
+        <w:bCs w:val="false"/>
+        <w:i w:val="false"/>
+        <w:iCs w:val="false"/>
+        <w:caps w:val="false"/>
+        <w:color w:val="6F6F6F"/>
+        <w:sz w:val="16"/>
+        <w:szCs w:val="16"/>
       </w:rPr>
       <w:t xml:space="preserve">© 2026 IBM Corporation   Page </w:t>
     </w:r>
     <w:r>
       <w:rPr>
         <w:rFonts w:ascii="Calibri" w:cs="Calibri" w:eastAsia="Calibri" w:hAnsi="Calibri"/>
-        <w:color w:val="525252"/>
-        <w:sz w:val="160"/>
-        <w:szCs w:val="160"/>
+        <w:color w:val="6F6F6F"/>
+        <w:sz w:val="16"/>
+        <w:szCs w:val="16"/>
       </w:rPr>
       <w:fldChar w:fldCharType="begin"/>
       <w:instrText xml:space="preserve">PAGE</w:instrText>
@@ -7200,9 +7774,14 @@
     <w:r>
       <w:rPr>
         <w:rFonts w:ascii="Calibri" w:cs="Calibri" w:eastAsia="Calibri" w:hAnsi="Calibri"/>
-        <w:color w:val="525252"/>
-        <w:sz w:val="8"/>
-        <w:szCs w:val="8"/>
+        <w:b w:val="false"/>
+        <w:bCs w:val="false"/>
+        <w:i w:val="false"/>
+        <w:iCs w:val="false"/>
+        <w:caps w:val="false"/>
+        <w:color w:val="6F6F6F"/>
+        <w:sz w:val="16"/>
+        <w:szCs w:val="16"/>
       </w:rPr>
       <w:t xml:space="preserve">IBM × Horizon BCBS — AMS Transformation Executive Summary</w:t>
     </w:r>
@@ -7211,11 +7790,14 @@
         <w:rFonts w:ascii="Calibri" w:cs="Calibri" w:eastAsia="Calibri" w:hAnsi="Calibri"/>
         <w:b/>
         <w:bCs/>
+        <w:i w:val="false"/>
+        <w:iCs w:val="false"/>
+        <w:caps w:val="false"/>
         <w:color w:val="0F62FE"/>
-        <w:sz w:val="8"/>
-        <w:szCs w:val="8"/>
+        <w:sz w:val="16"/>
+        <w:szCs w:val="16"/>
       </w:rPr>
-      <w:t xml:space="preserve">  |  CONFIDENTIAL</w:t>
+      <w:t xml:space="preserve">   |   CONFIDENTIAL</w:t>
     </w:r>
   </w:p>
 </w:hdr>

--- a/attached_assets/IBM_Horizon_AMS_Executive_Summary_April2026.docx
+++ b/attached_assets/IBM_Horizon_AMS_Executive_Summary_April2026.docx
@@ -30,7 +30,7 @@
     </w:p>
     <w:p>
       <w:pPr>
-        <w:spacing w:after="600" w:before="0"/>
+        <w:spacing w:after="560" w:before="0"/>
       </w:pPr>
       <w:r>
         <w:rPr>
@@ -43,7 +43,7 @@
           <w:sz w:val="21"/>
           <w:szCs w:val="21"/>
         </w:rPr>
-        <w:t xml:space="preserve"/>
+        <w:t xml:space="preserve"> </w:t>
       </w:r>
     </w:p>
     <w:p>
@@ -154,21 +154,21 @@
           <w:bCs w:val="false"/>
           <w:i/>
           <w:iCs/>
-          <w:color w:val="525252"/>
+          <w:color w:val="8D8D8D"/>
           <w:sz w:val="24"/>
           <w:szCs w:val="24"/>
         </w:rPr>
-        <w:t xml:space="preserve">AI-First  ·  Business-Led  ·  Zero-Touch Delivery  ·  Member-Centred</w:t>
+        <w:t xml:space="preserve">AI-First  ·  Business-Led  ·  Zero-Touch  ·  Member-Centred</w:t>
       </w:r>
     </w:p>
     <w:tbl>
       <w:tblPr>
-        <w:tblW w:type="dxa" w:w="9520"/>
+        <w:tblW w:type="dxa" w:w="9360"/>
         <w:tblBorders>
-          <w:top w:val="single" w:color="auto" w:sz="4"/>
-          <w:left w:val="single" w:color="auto" w:sz="4"/>
-          <w:bottom w:val="single" w:color="auto" w:sz="4"/>
-          <w:right w:val="single" w:color="auto" w:sz="4"/>
+          <w:top w:val="none"/>
+          <w:left w:val="none"/>
+          <w:bottom w:val="none"/>
+          <w:right w:val="none"/>
           <w:insideH w:val="single" w:color="auto" w:sz="4"/>
           <w:insideV w:val="single" w:color="auto" w:sz="4"/>
         </w:tblBorders>
@@ -183,12 +183,12 @@
       <w:tr>
         <w:tc>
           <w:tcPr>
-            <w:tcW w:type="dxa" w:w="2380"/>
+            <w:tcW w:type="dxa" w:w="2340"/>
             <w:tcBorders>
               <w:top w:val="single" w:color="0F62FE" w:sz="8"/>
-              <w:left w:val="single" w:color="E0E0E0" w:sz="2"/>
-              <w:bottom w:val="single" w:color="E0E0E0" w:sz="2"/>
-              <w:right w:val="single" w:color="E0E0E0" w:sz="2"/>
+              <w:left w:val="single" w:color="E0E0E0" w:sz="4"/>
+              <w:bottom w:val="single" w:color="E0E0E0" w:sz="4"/>
+              <w:right w:val="single" w:color="E0E0E0" w:sz="4"/>
             </w:tcBorders>
             <w:shd w:fill="EBF2FF" w:val="solid"/>
             <w:tcMar>
@@ -248,22 +248,22 @@
                 <w:bCs w:val="false"/>
                 <w:i/>
                 <w:iCs/>
-                <w:color w:val="525252"/>
+                <w:color w:val="8D8D8D"/>
                 <w:sz w:val="16"/>
                 <w:szCs w:val="16"/>
               </w:rPr>
-              <w:t xml:space="preserve">vs. current operational run-rate</w:t>
+              <w:t xml:space="preserve">vs. current run-rate</w:t>
             </w:r>
           </w:p>
         </w:tc>
         <w:tc>
           <w:tcPr>
-            <w:tcW w:type="dxa" w:w="2380"/>
+            <w:tcW w:type="dxa" w:w="2340"/>
             <w:tcBorders>
               <w:top w:val="single" w:color="0F62FE" w:sz="8"/>
-              <w:left w:val="single" w:color="E0E0E0" w:sz="2"/>
-              <w:bottom w:val="single" w:color="E0E0E0" w:sz="2"/>
-              <w:right w:val="single" w:color="E0E0E0" w:sz="2"/>
+              <w:left w:val="single" w:color="E0E0E0" w:sz="4"/>
+              <w:bottom w:val="single" w:color="E0E0E0" w:sz="4"/>
+              <w:right w:val="single" w:color="E0E0E0" w:sz="4"/>
             </w:tcBorders>
             <w:shd w:fill="EBF2FF" w:val="solid"/>
             <w:tcMar>
@@ -323,7 +323,7 @@
                 <w:bCs w:val="false"/>
                 <w:i/>
                 <w:iCs/>
-                <w:color w:val="525252"/>
+                <w:color w:val="8D8D8D"/>
                 <w:sz w:val="16"/>
                 <w:szCs w:val="16"/>
               </w:rPr>
@@ -333,12 +333,12 @@
         </w:tc>
         <w:tc>
           <w:tcPr>
-            <w:tcW w:type="dxa" w:w="2380"/>
+            <w:tcW w:type="dxa" w:w="2340"/>
             <w:tcBorders>
               <w:top w:val="single" w:color="0F62FE" w:sz="8"/>
-              <w:left w:val="single" w:color="E0E0E0" w:sz="2"/>
-              <w:bottom w:val="single" w:color="E0E0E0" w:sz="2"/>
-              <w:right w:val="single" w:color="E0E0E0" w:sz="2"/>
+              <w:left w:val="single" w:color="E0E0E0" w:sz="4"/>
+              <w:bottom w:val="single" w:color="E0E0E0" w:sz="4"/>
+              <w:right w:val="single" w:color="E0E0E0" w:sz="4"/>
             </w:tcBorders>
             <w:shd w:fill="EBF2FF" w:val="solid"/>
             <w:tcMar>
@@ -398,7 +398,7 @@
                 <w:bCs w:val="false"/>
                 <w:i/>
                 <w:iCs/>
-                <w:color w:val="525252"/>
+                <w:color w:val="8D8D8D"/>
                 <w:sz w:val="16"/>
                 <w:szCs w:val="16"/>
               </w:rPr>
@@ -408,12 +408,12 @@
         </w:tc>
         <w:tc>
           <w:tcPr>
-            <w:tcW w:type="dxa" w:w="2380"/>
+            <w:tcW w:type="dxa" w:w="2340"/>
             <w:tcBorders>
               <w:top w:val="single" w:color="0F62FE" w:sz="8"/>
-              <w:left w:val="single" w:color="E0E0E0" w:sz="2"/>
-              <w:bottom w:val="single" w:color="E0E0E0" w:sz="2"/>
-              <w:right w:val="single" w:color="E0E0E0" w:sz="2"/>
+              <w:left w:val="single" w:color="E0E0E0" w:sz="4"/>
+              <w:bottom w:val="single" w:color="E0E0E0" w:sz="4"/>
+              <w:right w:val="single" w:color="E0E0E0" w:sz="4"/>
             </w:tcBorders>
             <w:shd w:fill="EBF2FF" w:val="solid"/>
             <w:tcMar>
@@ -473,7 +473,7 @@
                 <w:bCs w:val="false"/>
                 <w:i/>
                 <w:iCs/>
-                <w:color w:val="525252"/>
+                <w:color w:val="8D8D8D"/>
                 <w:sz w:val="16"/>
                 <w:szCs w:val="16"/>
               </w:rPr>
@@ -498,7 +498,7 @@
           <w:sz w:val="21"/>
           <w:szCs w:val="21"/>
         </w:rPr>
-        <w:t xml:space="preserve"/>
+        <w:t xml:space="preserve"> </w:t>
       </w:r>
     </w:p>
     <w:p>
@@ -523,7 +523,7 @@
     </w:p>
     <w:p>
       <w:pPr>
-        <w:spacing w:after="280" w:before="0"/>
+        <w:spacing w:after="320" w:before="0"/>
         <w:ind w:right="1584"/>
         <w:jc w:val="right"/>
       </w:pPr>
@@ -669,7 +669,7 @@
     </w:p>
     <w:p>
       <w:pPr>
-        <w:spacing w:after="20" w:before="20"/>
+        <w:spacing w:after="80" w:before="20"/>
       </w:pPr>
       <w:r>
         <w:rPr>
@@ -713,7 +713,7 @@
     </w:p>
     <w:p>
       <w:pPr>
-        <w:spacing w:after="80" w:before="0"/>
+        <w:spacing w:after="40" w:before="0"/>
       </w:pPr>
       <w:r>
         <w:rPr>
@@ -726,13 +726,13 @@
           <w:sz w:val="21"/>
           <w:szCs w:val="21"/>
         </w:rPr>
-        <w:t xml:space="preserve"/>
+        <w:t xml:space="preserve"> </w:t>
       </w:r>
     </w:p>
     <w:p>
       <w:pPr>
-        <w:spacing w:after="40" w:before="80"/>
-        <w:ind w:left="720" w:right="720"/>
+        <w:spacing w:after="40" w:before="40"/>
+        <w:ind w:left="600" w:right="600"/>
         <w:jc w:val="center"/>
       </w:pPr>
       <w:r>
@@ -743,15 +743,15 @@
           <w:i/>
           <w:iCs/>
           <w:color w:val="001141"/>
-          <w:sz w:val="23"/>
-          <w:szCs w:val="23"/>
+          <w:sz w:val="22"/>
+          <w:szCs w:val="22"/>
         </w:rPr>
         <w:t xml:space="preserve">“A member delayed. A provider burdened. A payer absorbing the cost of inefficiency. These are not technology problems — they are human problems that technology must solve. That is the commitment IBM brings to Horizon.”</w:t>
       </w:r>
     </w:p>
     <w:p>
       <w:pPr>
-        <w:spacing w:after="100" w:before="0"/>
+        <w:spacing w:after="80" w:before="0"/>
         <w:jc w:val="center"/>
       </w:pPr>
       <w:r>
@@ -771,10 +771,10 @@
     <w:p>
       <w:pPr>
         <w:pBdr>
-          <w:bottom w:val="single" w:color="A6C8FF" w:sz="4" w:space="0"/>
+          <w:bottom w:val="single" w:color="D0E2FF" w:sz="4" w:space="0"/>
         </w:pBdr>
         <w:spacing w:after="100" w:before="0"/>
-        <w:ind w:left="2160" w:right="2160"/>
+        <w:ind w:left="2592" w:right="2592"/>
       </w:pPr>
     </w:p>
     <w:tbl>
@@ -805,6 +805,7 @@
               <w:bottom w:val="none"/>
               <w:right w:val="none"/>
             </w:tcBorders>
+            <w:shd w:fill="FFFFFF" w:val="solid"/>
             <w:tcMar>
               <w:right w:type="dxa" w:w="160"/>
             </w:tcMar>
@@ -829,7 +830,7 @@
           </w:p>
           <w:p>
             <w:pPr>
-              <w:spacing w:after="60" w:before="0"/>
+              <w:spacing w:after="80" w:before="0"/>
             </w:pPr>
             <w:r>
               <w:rPr>
@@ -842,25 +843,7 @@
                 <w:sz w:val="21"/>
                 <w:szCs w:val="21"/>
               </w:rPr>
-              <w:t xml:space="preserve">Horizon's 500+ applications are managed across siloed delivery teams. Speed, quality, and member experience all pay the price:</w:t>
-            </w:r>
-          </w:p>
-          <w:p>
-            <w:pPr>
-              <w:spacing w:after="40" w:before="0"/>
-            </w:pPr>
-            <w:r>
-              <w:rPr>
-                <w:rFonts w:ascii="Calibri" w:cs="Calibri" w:eastAsia="Calibri" w:hAnsi="Calibri"/>
-                <w:b w:val="false"/>
-                <w:bCs w:val="false"/>
-                <w:i w:val="false"/>
-                <w:iCs w:val="false"/>
-                <w:color w:val="161616"/>
-                <w:sz w:val="21"/>
-                <w:szCs w:val="21"/>
-              </w:rPr>
-              <w:t xml:space="preserve"/>
+              <w:t xml:space="preserve">Horizon’s 500+ applications are managed across siloed delivery teams. Speed, quality, and member experience all pay the price.</w:t>
             </w:r>
           </w:p>
           <w:p>
@@ -879,7 +862,7 @@
                 <w:bCs w:val="false"/>
                 <w:i w:val="false"/>
                 <w:iCs w:val="false"/>
-                <w:color w:val="161616"/>
+                <w:color w:val="525252"/>
                 <w:sz w:val="21"/>
                 <w:szCs w:val="21"/>
               </w:rPr>
@@ -902,7 +885,7 @@
                 <w:bCs w:val="false"/>
                 <w:i w:val="false"/>
                 <w:iCs w:val="false"/>
-                <w:color w:val="161616"/>
+                <w:color w:val="525252"/>
                 <w:sz w:val="21"/>
                 <w:szCs w:val="21"/>
               </w:rPr>
@@ -925,7 +908,7 @@
                 <w:bCs w:val="false"/>
                 <w:i w:val="false"/>
                 <w:iCs w:val="false"/>
-                <w:color w:val="161616"/>
+                <w:color w:val="525252"/>
                 <w:sz w:val="21"/>
                 <w:szCs w:val="21"/>
               </w:rPr>
@@ -948,11 +931,11 @@
                 <w:bCs w:val="false"/>
                 <w:i w:val="false"/>
                 <w:iCs w:val="false"/>
-                <w:color w:val="161616"/>
+                <w:color w:val="525252"/>
                 <w:sz w:val="21"/>
                 <w:szCs w:val="21"/>
               </w:rPr>
-              <w:t xml:space="preserve">Test automation at ~25% means the majority of quality assurance is slow, manual, and costly.</w:t>
+              <w:t xml:space="preserve">Test automation at ~25% means most quality assurance is slow, manual, and costly.</w:t>
             </w:r>
           </w:p>
           <w:p>
@@ -971,29 +954,29 @@
                 <w:bCs w:val="false"/>
                 <w:i w:val="false"/>
                 <w:iCs w:val="false"/>
+                <w:color w:val="525252"/>
+                <w:sz w:val="21"/>
+                <w:szCs w:val="21"/>
+              </w:rPr>
+              <w:t xml:space="preserve">Operations teams firefight recurring incidents instead of building capability.</w:t>
+            </w:r>
+          </w:p>
+          <w:p>
+            <w:pPr>
+              <w:spacing w:after="80" w:before="0"/>
+            </w:pPr>
+            <w:r>
+              <w:rPr>
+                <w:rFonts w:ascii="Calibri" w:cs="Calibri" w:eastAsia="Calibri" w:hAnsi="Calibri"/>
+                <w:b w:val="false"/>
+                <w:bCs w:val="false"/>
+                <w:i w:val="false"/>
+                <w:iCs w:val="false"/>
                 <w:color w:val="161616"/>
                 <w:sz w:val="21"/>
                 <w:szCs w:val="21"/>
               </w:rPr>
-              <w:t xml:space="preserve">Operations teams firefight recurring incidents instead of building the capability Horizon needs to grow.</w:t>
-            </w:r>
-          </w:p>
-          <w:p>
-            <w:pPr>
-              <w:spacing w:after="80" w:before="0"/>
-            </w:pPr>
-            <w:r>
-              <w:rPr>
-                <w:rFonts w:ascii="Calibri" w:cs="Calibri" w:eastAsia="Calibri" w:hAnsi="Calibri"/>
-                <w:b w:val="false"/>
-                <w:bCs w:val="false"/>
-                <w:i w:val="false"/>
-                <w:iCs w:val="false"/>
-                <w:color w:val="161616"/>
-                <w:sz w:val="21"/>
-                <w:szCs w:val="21"/>
-              </w:rPr>
-              <w:t xml:space="preserve"/>
+              <w:t xml:space="preserve"> </w:t>
             </w:r>
           </w:p>
           <w:tbl>
@@ -1018,12 +1001,12 @@
                 <w:tcPr>
                   <w:tcW w:type="dxa" w:w="2808"/>
                   <w:tcBorders>
-                    <w:top w:val="single" w:color="0F62FE" w:sz="6"/>
-                    <w:left w:val="single" w:color="E0E0E0" w:sz="2"/>
-                    <w:bottom w:val="single" w:color="0F62FE" w:sz="3"/>
-                    <w:right w:val="single" w:color="E0E0E0" w:sz="2"/>
-                  </w:tcBorders>
-                  <w:shd w:fill="D0E2FF" w:val="solid"/>
+                    <w:top w:val="single" w:color="0F62FE" w:sz="10"/>
+                    <w:left w:val="single" w:color="E0E0E0" w:sz="4"/>
+                    <w:bottom w:val="single" w:color="E0E0E0" w:sz="4"/>
+                    <w:right w:val="single" w:color="E0E0E0" w:sz="4"/>
+                  </w:tcBorders>
+                  <w:shd w:fill="EBF2FF" w:val="solid"/>
                   <w:tcMar>
                     <w:top w:type="dxa" w:w="40"/>
                     <w:left w:type="dxa" w:w="120"/>
@@ -1034,6 +1017,7 @@
                 <w:p>
                   <w:pPr>
                     <w:spacing w:after="60" w:before="60"/>
+                    <w:jc w:val="left"/>
                   </w:pPr>
                   <w:r>
                     <w:rPr>
@@ -1054,12 +1038,12 @@
                 <w:tcPr>
                   <w:tcW w:type="dxa" w:w="1685"/>
                   <w:tcBorders>
-                    <w:top w:val="single" w:color="0F62FE" w:sz="6"/>
-                    <w:left w:val="single" w:color="E0E0E0" w:sz="2"/>
-                    <w:bottom w:val="single" w:color="0F62FE" w:sz="3"/>
-                    <w:right w:val="single" w:color="E0E0E0" w:sz="2"/>
-                  </w:tcBorders>
-                  <w:shd w:fill="D0E2FF" w:val="solid"/>
+                    <w:top w:val="single" w:color="0F62FE" w:sz="10"/>
+                    <w:left w:val="single" w:color="E0E0E0" w:sz="4"/>
+                    <w:bottom w:val="single" w:color="E0E0E0" w:sz="4"/>
+                    <w:right w:val="single" w:color="E0E0E0" w:sz="4"/>
+                  </w:tcBorders>
+                  <w:shd w:fill="EBF2FF" w:val="solid"/>
                   <w:tcMar>
                     <w:top w:type="dxa" w:w="40"/>
                     <w:left w:type="dxa" w:w="120"/>
@@ -1070,6 +1054,7 @@
                 <w:p>
                   <w:pPr>
                     <w:spacing w:after="60" w:before="60"/>
+                    <w:jc w:val="left"/>
                   </w:pPr>
                   <w:r>
                     <w:rPr>
@@ -1082,7 +1067,7 @@
                       <w:sz w:val="19"/>
                       <w:szCs w:val="19"/>
                     </w:rPr>
-                    <w:t xml:space="preserve">Impact on Stakeholders</w:t>
+                    <w:t xml:space="preserve">Impact</w:t>
                   </w:r>
                 </w:p>
               </w:tc>
@@ -1092,10 +1077,10 @@
                 <w:tcPr>
                   <w:tcW w:type="dxa" w:w="2808"/>
                   <w:tcBorders>
-                    <w:top w:val="single" w:color="E0E0E0" w:sz="2"/>
-                    <w:left w:val="single" w:color="E0E0E0" w:sz="2"/>
-                    <w:bottom w:val="single" w:color="E0E0E0" w:sz="2"/>
-                    <w:right w:val="single" w:color="E0E0E0" w:sz="2"/>
+                    <w:top w:val="single" w:color="E0E0E0" w:sz="4"/>
+                    <w:left w:val="single" w:color="E0E0E0" w:sz="4"/>
+                    <w:bottom w:val="single" w:color="E0E0E0" w:sz="4"/>
+                    <w:right w:val="single" w:color="E0E0E0" w:sz="4"/>
                   </w:tcBorders>
                   <w:shd w:fill="FFFFFF" w:val="solid"/>
                   <w:tcMar>
@@ -1128,10 +1113,10 @@
                 <w:tcPr>
                   <w:tcW w:type="dxa" w:w="1685"/>
                   <w:tcBorders>
-                    <w:top w:val="single" w:color="E0E0E0" w:sz="2"/>
-                    <w:left w:val="single" w:color="E0E0E0" w:sz="2"/>
-                    <w:bottom w:val="single" w:color="E0E0E0" w:sz="2"/>
-                    <w:right w:val="single" w:color="E0E0E0" w:sz="2"/>
+                    <w:top w:val="single" w:color="E0E0E0" w:sz="4"/>
+                    <w:left w:val="single" w:color="E0E0E0" w:sz="4"/>
+                    <w:bottom w:val="single" w:color="E0E0E0" w:sz="4"/>
+                    <w:right w:val="single" w:color="E0E0E0" w:sz="4"/>
                   </w:tcBorders>
                   <w:shd w:fill="FFFFFF" w:val="solid"/>
                   <w:tcMar>
@@ -1153,8 +1138,8 @@
                       <w:i w:val="false"/>
                       <w:iCs w:val="false"/>
                       <w:color w:val="DA1E28"/>
-                      <w:sz w:val="18"/>
-                      <w:szCs w:val="18"/>
+                      <w:sz w:val="19"/>
+                      <w:szCs w:val="19"/>
                     </w:rPr>
                     <w:t xml:space="preserve">Members wait; trust erodes</w:t>
                   </w:r>
@@ -1166,10 +1151,10 @@
                 <w:tcPr>
                   <w:tcW w:type="dxa" w:w="2808"/>
                   <w:tcBorders>
-                    <w:top w:val="single" w:color="E0E0E0" w:sz="2"/>
-                    <w:left w:val="single" w:color="E0E0E0" w:sz="2"/>
-                    <w:bottom w:val="single" w:color="E0E0E0" w:sz="2"/>
-                    <w:right w:val="single" w:color="E0E0E0" w:sz="2"/>
+                    <w:top w:val="single" w:color="E0E0E0" w:sz="4"/>
+                    <w:left w:val="single" w:color="E0E0E0" w:sz="4"/>
+                    <w:bottom w:val="single" w:color="E0E0E0" w:sz="4"/>
+                    <w:right w:val="single" w:color="E0E0E0" w:sz="4"/>
                   </w:tcBorders>
                   <w:shd w:fill="F4F4F4" w:val="solid"/>
                   <w:tcMar>
@@ -1202,10 +1187,10 @@
                 <w:tcPr>
                   <w:tcW w:type="dxa" w:w="1685"/>
                   <w:tcBorders>
-                    <w:top w:val="single" w:color="E0E0E0" w:sz="2"/>
-                    <w:left w:val="single" w:color="E0E0E0" w:sz="2"/>
-                    <w:bottom w:val="single" w:color="E0E0E0" w:sz="2"/>
-                    <w:right w:val="single" w:color="E0E0E0" w:sz="2"/>
+                    <w:top w:val="single" w:color="E0E0E0" w:sz="4"/>
+                    <w:left w:val="single" w:color="E0E0E0" w:sz="4"/>
+                    <w:bottom w:val="single" w:color="E0E0E0" w:sz="4"/>
+                    <w:right w:val="single" w:color="E0E0E0" w:sz="4"/>
                   </w:tcBorders>
                   <w:shd w:fill="F4F4F4" w:val="solid"/>
                   <w:tcMar>
@@ -1227,10 +1212,10 @@
                       <w:i w:val="false"/>
                       <w:iCs w:val="false"/>
                       <w:color w:val="DA1E28"/>
-                      <w:sz w:val="18"/>
-                      <w:szCs w:val="18"/>
-                    </w:rPr>
-                    <w:t xml:space="preserve">Providers lose time with patients</w:t>
+                      <w:sz w:val="19"/>
+                      <w:szCs w:val="19"/>
+                    </w:rPr>
+                    <w:t xml:space="preserve">Providers lose time</w:t>
                   </w:r>
                 </w:p>
               </w:tc>
@@ -1240,10 +1225,10 @@
                 <w:tcPr>
                   <w:tcW w:type="dxa" w:w="2808"/>
                   <w:tcBorders>
-                    <w:top w:val="single" w:color="E0E0E0" w:sz="2"/>
-                    <w:left w:val="single" w:color="E0E0E0" w:sz="2"/>
-                    <w:bottom w:val="single" w:color="E0E0E0" w:sz="2"/>
-                    <w:right w:val="single" w:color="E0E0E0" w:sz="2"/>
+                    <w:top w:val="single" w:color="E0E0E0" w:sz="4"/>
+                    <w:left w:val="single" w:color="E0E0E0" w:sz="4"/>
+                    <w:bottom w:val="single" w:color="E0E0E0" w:sz="4"/>
+                    <w:right w:val="single" w:color="E0E0E0" w:sz="4"/>
                   </w:tcBorders>
                   <w:shd w:fill="FFFFFF" w:val="solid"/>
                   <w:tcMar>
@@ -1268,7 +1253,7 @@
                       <w:sz w:val="19"/>
                       <w:szCs w:val="19"/>
                     </w:rPr>
-                    <w:t xml:space="preserve">Low test automation</w:t>
+                    <w:t xml:space="preserve">Low test automation (~25%)</w:t>
                   </w:r>
                 </w:p>
               </w:tc>
@@ -1276,10 +1261,10 @@
                 <w:tcPr>
                   <w:tcW w:type="dxa" w:w="1685"/>
                   <w:tcBorders>
-                    <w:top w:val="single" w:color="E0E0E0" w:sz="2"/>
-                    <w:left w:val="single" w:color="E0E0E0" w:sz="2"/>
-                    <w:bottom w:val="single" w:color="E0E0E0" w:sz="2"/>
-                    <w:right w:val="single" w:color="E0E0E0" w:sz="2"/>
+                    <w:top w:val="single" w:color="E0E0E0" w:sz="4"/>
+                    <w:left w:val="single" w:color="E0E0E0" w:sz="4"/>
+                    <w:bottom w:val="single" w:color="E0E0E0" w:sz="4"/>
+                    <w:right w:val="single" w:color="E0E0E0" w:sz="4"/>
                   </w:tcBorders>
                   <w:shd w:fill="FFFFFF" w:val="solid"/>
                   <w:tcMar>
@@ -1301,8 +1286,8 @@
                       <w:i w:val="false"/>
                       <w:iCs w:val="false"/>
                       <w:color w:val="DA1E28"/>
-                      <w:sz w:val="18"/>
-                      <w:szCs w:val="18"/>
+                      <w:sz w:val="19"/>
+                      <w:szCs w:val="19"/>
                     </w:rPr>
                     <w:t xml:space="preserve">Defects reach production</w:t>
                   </w:r>
@@ -1314,10 +1299,10 @@
                 <w:tcPr>
                   <w:tcW w:type="dxa" w:w="2808"/>
                   <w:tcBorders>
-                    <w:top w:val="single" w:color="E0E0E0" w:sz="2"/>
-                    <w:left w:val="single" w:color="E0E0E0" w:sz="2"/>
-                    <w:bottom w:val="single" w:color="E0E0E0" w:sz="2"/>
-                    <w:right w:val="single" w:color="E0E0E0" w:sz="2"/>
+                    <w:top w:val="single" w:color="E0E0E0" w:sz="4"/>
+                    <w:left w:val="single" w:color="E0E0E0" w:sz="4"/>
+                    <w:bottom w:val="single" w:color="E0E0E0" w:sz="4"/>
+                    <w:right w:val="single" w:color="E0E0E0" w:sz="4"/>
                   </w:tcBorders>
                   <w:shd w:fill="F4F4F4" w:val="solid"/>
                   <w:tcMar>
@@ -1350,10 +1335,10 @@
                 <w:tcPr>
                   <w:tcW w:type="dxa" w:w="1685"/>
                   <w:tcBorders>
-                    <w:top w:val="single" w:color="E0E0E0" w:sz="2"/>
-                    <w:left w:val="single" w:color="E0E0E0" w:sz="2"/>
-                    <w:bottom w:val="single" w:color="E0E0E0" w:sz="2"/>
-                    <w:right w:val="single" w:color="E0E0E0" w:sz="2"/>
+                    <w:top w:val="single" w:color="E0E0E0" w:sz="4"/>
+                    <w:left w:val="single" w:color="E0E0E0" w:sz="4"/>
+                    <w:bottom w:val="single" w:color="E0E0E0" w:sz="4"/>
+                    <w:right w:val="single" w:color="E0E0E0" w:sz="4"/>
                   </w:tcBorders>
                   <w:shd w:fill="F4F4F4" w:val="solid"/>
                   <w:tcMar>
@@ -1375,8 +1360,8 @@
                       <w:i w:val="false"/>
                       <w:iCs w:val="false"/>
                       <w:color w:val="DA1E28"/>
-                      <w:sz w:val="18"/>
-                      <w:szCs w:val="18"/>
+                      <w:sz w:val="19"/>
+                      <w:szCs w:val="19"/>
                     </w:rPr>
                     <w:t xml:space="preserve">Unpredictable availability</w:t>
                   </w:r>
@@ -1388,10 +1373,10 @@
                 <w:tcPr>
                   <w:tcW w:type="dxa" w:w="2808"/>
                   <w:tcBorders>
-                    <w:top w:val="single" w:color="E0E0E0" w:sz="2"/>
-                    <w:left w:val="single" w:color="E0E0E0" w:sz="2"/>
-                    <w:bottom w:val="single" w:color="E0E0E0" w:sz="2"/>
-                    <w:right w:val="single" w:color="E0E0E0" w:sz="2"/>
+                    <w:top w:val="single" w:color="E0E0E0" w:sz="4"/>
+                    <w:left w:val="single" w:color="E0E0E0" w:sz="4"/>
+                    <w:bottom w:val="single" w:color="E0E0E0" w:sz="4"/>
+                    <w:right w:val="single" w:color="E0E0E0" w:sz="4"/>
                   </w:tcBorders>
                   <w:shd w:fill="FFFFFF" w:val="solid"/>
                   <w:tcMar>
@@ -1416,7 +1401,7 @@
                       <w:sz w:val="19"/>
                       <w:szCs w:val="19"/>
                     </w:rPr>
-                    <w:t xml:space="preserve">Technology debt growth</w:t>
+                    <w:t xml:space="preserve">Growing technology debt</w:t>
                   </w:r>
                 </w:p>
               </w:tc>
@@ -1424,10 +1409,10 @@
                 <w:tcPr>
                   <w:tcW w:type="dxa" w:w="1685"/>
                   <w:tcBorders>
-                    <w:top w:val="single" w:color="E0E0E0" w:sz="2"/>
-                    <w:left w:val="single" w:color="E0E0E0" w:sz="2"/>
-                    <w:bottom w:val="single" w:color="E0E0E0" w:sz="2"/>
-                    <w:right w:val="single" w:color="E0E0E0" w:sz="2"/>
+                    <w:top w:val="single" w:color="E0E0E0" w:sz="4"/>
+                    <w:left w:val="single" w:color="E0E0E0" w:sz="4"/>
+                    <w:bottom w:val="single" w:color="E0E0E0" w:sz="4"/>
+                    <w:right w:val="single" w:color="E0E0E0" w:sz="4"/>
                   </w:tcBorders>
                   <w:shd w:fill="FFFFFF" w:val="solid"/>
                   <w:tcMar>
@@ -1449,10 +1434,10 @@
                       <w:i w:val="false"/>
                       <w:iCs w:val="false"/>
                       <w:color w:val="DA1E28"/>
-                      <w:sz w:val="18"/>
-                      <w:szCs w:val="18"/>
-                    </w:rPr>
-                    <w:t xml:space="preserve">Rising cost &amp; compliance risk</w:t>
+                      <w:sz w:val="19"/>
+                      <w:szCs w:val="19"/>
+                    </w:rPr>
+                    <w:t xml:space="preserve">Rising cost &amp; risk</w:t>
                   </w:r>
                 </w:p>
               </w:tc>
@@ -1469,6 +1454,7 @@
               <w:bottom w:val="none"/>
               <w:right w:val="none"/>
             </w:tcBorders>
+            <w:shd w:fill="FFFFFF" w:val="solid"/>
           </w:tcPr>
           <w:p>
             <w:pPr>
@@ -1485,7 +1471,7 @@
                 <w:sz w:val="21"/>
                 <w:szCs w:val="21"/>
               </w:rPr>
-              <w:t xml:space="preserve"/>
+              <w:t xml:space="preserve"> </w:t>
             </w:r>
           </w:p>
         </w:tc>
@@ -1498,6 +1484,7 @@
               <w:bottom w:val="none"/>
               <w:right w:val="none"/>
             </w:tcBorders>
+            <w:shd w:fill="FFFFFF" w:val="solid"/>
             <w:tcMar>
               <w:left w:type="dxa" w:w="160"/>
             </w:tcMar>
@@ -1522,7 +1509,7 @@
           </w:p>
           <w:p>
             <w:pPr>
-              <w:spacing w:after="60" w:before="0"/>
+              <w:spacing w:after="80" w:before="0"/>
             </w:pPr>
             <w:r>
               <w:rPr>
@@ -1535,25 +1522,7 @@
                 <w:sz w:val="21"/>
                 <w:szCs w:val="21"/>
               </w:rPr>
-              <w:t xml:space="preserve">IBM proposes a unified partnership spanning Application Development, Quality Engineering, and Operations — with AI doing the heavy lifting so Horizon’s teams can focus on outcomes, not overhead.</w:t>
-            </w:r>
-          </w:p>
-          <w:p>
-            <w:pPr>
-              <w:spacing w:after="40" w:before="0"/>
-            </w:pPr>
-            <w:r>
-              <w:rPr>
-                <w:rFonts w:ascii="Calibri" w:cs="Calibri" w:eastAsia="Calibri" w:hAnsi="Calibri"/>
-                <w:b w:val="false"/>
-                <w:bCs w:val="false"/>
-                <w:i w:val="false"/>
-                <w:iCs w:val="false"/>
-                <w:color w:val="161616"/>
-                <w:sz w:val="21"/>
-                <w:szCs w:val="21"/>
-              </w:rPr>
-              <w:t xml:space="preserve"/>
+              <w:t xml:space="preserve">IBM proposes a unified partnership spanning Application Development, Quality Engineering, and Operations — with AI as the operating engine.</w:t>
             </w:r>
           </w:p>
           <w:p>
@@ -1572,11 +1541,11 @@
                 <w:bCs w:val="false"/>
                 <w:i w:val="false"/>
                 <w:iCs w:val="false"/>
-                <w:color w:val="161616"/>
+                <w:color w:val="525252"/>
                 <w:sz w:val="21"/>
                 <w:szCs w:val="21"/>
               </w:rPr>
-              <w:t xml:space="preserve">Faster development cycles through AI-assisted engineering and automated, risk-scored release pipelines.</w:t>
+              <w:t xml:space="preserve">Faster development through AI-assisted engineering and automated, risk-scored release pipelines.</w:t>
             </w:r>
           </w:p>
           <w:p>
@@ -1595,11 +1564,11 @@
                 <w:bCs w:val="false"/>
                 <w:i w:val="false"/>
                 <w:iCs w:val="false"/>
-                <w:color w:val="161616"/>
+                <w:color w:val="525252"/>
                 <w:sz w:val="21"/>
                 <w:szCs w:val="21"/>
               </w:rPr>
-              <w:t xml:space="preserve">Quality built into every stage — from commit to production — so defects are caught before members ever feel them.</w:t>
+              <w:t xml:space="preserve">Quality built into every stage — from commit to production — so defects are caught before members feel them.</w:t>
             </w:r>
           </w:p>
           <w:p>
@@ -1618,11 +1587,11 @@
                 <w:bCs w:val="false"/>
                 <w:i w:val="false"/>
                 <w:iCs w:val="false"/>
-                <w:color w:val="161616"/>
+                <w:color w:val="525252"/>
                 <w:sz w:val="21"/>
                 <w:szCs w:val="21"/>
               </w:rPr>
-              <w:t xml:space="preserve">Operations that self-heal: most incidents resolved automatically, before a provider or member notices anything.</w:t>
+              <w:t xml:space="preserve">Operations that self-heal: most incidents resolved automatically, before a provider or member notices.</w:t>
             </w:r>
           </w:p>
           <w:p>
@@ -1641,7 +1610,7 @@
                 <w:bCs w:val="false"/>
                 <w:i w:val="false"/>
                 <w:iCs w:val="false"/>
-                <w:color w:val="161616"/>
+                <w:color w:val="525252"/>
                 <w:sz w:val="21"/>
                 <w:szCs w:val="21"/>
               </w:rPr>
@@ -1664,29 +1633,29 @@
                 <w:bCs w:val="false"/>
                 <w:i w:val="false"/>
                 <w:iCs w:val="false"/>
+                <w:color w:val="525252"/>
+                <w:sz w:val="21"/>
+                <w:szCs w:val="21"/>
+              </w:rPr>
+              <w:t xml:space="preserve">Real-time executive visibility into cost, quality, speed, and member impact.</w:t>
+            </w:r>
+          </w:p>
+          <w:p>
+            <w:pPr>
+              <w:spacing w:after="80" w:before="0"/>
+            </w:pPr>
+            <w:r>
+              <w:rPr>
+                <w:rFonts w:ascii="Calibri" w:cs="Calibri" w:eastAsia="Calibri" w:hAnsi="Calibri"/>
+                <w:b w:val="false"/>
+                <w:bCs w:val="false"/>
+                <w:i w:val="false"/>
+                <w:iCs w:val="false"/>
                 <w:color w:val="161616"/>
                 <w:sz w:val="21"/>
                 <w:szCs w:val="21"/>
               </w:rPr>
-              <w:t xml:space="preserve">Executive transparency: real-time outcomes across cost, quality, speed, and member impact.</w:t>
-            </w:r>
-          </w:p>
-          <w:p>
-            <w:pPr>
-              <w:spacing w:after="80" w:before="0"/>
-            </w:pPr>
-            <w:r>
-              <w:rPr>
-                <w:rFonts w:ascii="Calibri" w:cs="Calibri" w:eastAsia="Calibri" w:hAnsi="Calibri"/>
-                <w:b w:val="false"/>
-                <w:bCs w:val="false"/>
-                <w:i w:val="false"/>
-                <w:iCs w:val="false"/>
-                <w:color w:val="161616"/>
-                <w:sz w:val="21"/>
-                <w:szCs w:val="21"/>
-              </w:rPr>
-              <w:t xml:space="preserve"/>
+              <w:t xml:space="preserve"> </w:t>
             </w:r>
           </w:p>
           <w:tbl>
@@ -1711,12 +1680,12 @@
                 <w:tcPr>
                   <w:tcW w:type="dxa" w:w="2621"/>
                   <w:tcBorders>
-                    <w:top w:val="single" w:color="0F62FE" w:sz="6"/>
-                    <w:left w:val="single" w:color="E0E0E0" w:sz="2"/>
-                    <w:bottom w:val="single" w:color="0F62FE" w:sz="3"/>
-                    <w:right w:val="single" w:color="E0E0E0" w:sz="2"/>
-                  </w:tcBorders>
-                  <w:shd w:fill="D0E2FF" w:val="solid"/>
+                    <w:top w:val="single" w:color="0F62FE" w:sz="10"/>
+                    <w:left w:val="single" w:color="E0E0E0" w:sz="4"/>
+                    <w:bottom w:val="single" w:color="E0E0E0" w:sz="4"/>
+                    <w:right w:val="single" w:color="E0E0E0" w:sz="4"/>
+                  </w:tcBorders>
+                  <w:shd w:fill="EBF2FF" w:val="solid"/>
                   <w:tcMar>
                     <w:top w:type="dxa" w:w="40"/>
                     <w:left w:type="dxa" w:w="120"/>
@@ -1727,6 +1696,7 @@
                 <w:p>
                   <w:pPr>
                     <w:spacing w:after="60" w:before="60"/>
+                    <w:jc w:val="left"/>
                   </w:pPr>
                   <w:r>
                     <w:rPr>
@@ -1747,12 +1717,12 @@
                 <w:tcPr>
                   <w:tcW w:type="dxa" w:w="1872"/>
                   <w:tcBorders>
-                    <w:top w:val="single" w:color="0F62FE" w:sz="6"/>
-                    <w:left w:val="single" w:color="E0E0E0" w:sz="2"/>
-                    <w:bottom w:val="single" w:color="0F62FE" w:sz="3"/>
-                    <w:right w:val="single" w:color="E0E0E0" w:sz="2"/>
-                  </w:tcBorders>
-                  <w:shd w:fill="D0E2FF" w:val="solid"/>
+                    <w:top w:val="single" w:color="0F62FE" w:sz="10"/>
+                    <w:left w:val="single" w:color="E0E0E0" w:sz="4"/>
+                    <w:bottom w:val="single" w:color="E0E0E0" w:sz="4"/>
+                    <w:right w:val="single" w:color="E0E0E0" w:sz="4"/>
+                  </w:tcBorders>
+                  <w:shd w:fill="EBF2FF" w:val="solid"/>
                   <w:tcMar>
                     <w:top w:type="dxa" w:w="40"/>
                     <w:left w:type="dxa" w:w="120"/>
@@ -1763,6 +1733,7 @@
                 <w:p>
                   <w:pPr>
                     <w:spacing w:after="60" w:before="60"/>
+                    <w:jc w:val="left"/>
                   </w:pPr>
                   <w:r>
                     <w:rPr>
@@ -1785,10 +1756,10 @@
                 <w:tcPr>
                   <w:tcW w:type="dxa" w:w="2621"/>
                   <w:tcBorders>
-                    <w:top w:val="single" w:color="E0E0E0" w:sz="2"/>
-                    <w:left w:val="single" w:color="E0E0E0" w:sz="2"/>
-                    <w:bottom w:val="single" w:color="E0E0E0" w:sz="2"/>
-                    <w:right w:val="single" w:color="E0E0E0" w:sz="2"/>
+                    <w:top w:val="single" w:color="E0E0E0" w:sz="4"/>
+                    <w:left w:val="single" w:color="E0E0E0" w:sz="4"/>
+                    <w:bottom w:val="single" w:color="E0E0E0" w:sz="4"/>
+                    <w:right w:val="single" w:color="E0E0E0" w:sz="4"/>
                   </w:tcBorders>
                   <w:shd w:fill="FFFFFF" w:val="solid"/>
                   <w:tcMar>
@@ -1821,10 +1792,10 @@
                 <w:tcPr>
                   <w:tcW w:type="dxa" w:w="1872"/>
                   <w:tcBorders>
-                    <w:top w:val="single" w:color="E0E0E0" w:sz="2"/>
-                    <w:left w:val="single" w:color="E0E0E0" w:sz="2"/>
-                    <w:bottom w:val="single" w:color="E0E0E0" w:sz="2"/>
-                    <w:right w:val="single" w:color="E0E0E0" w:sz="2"/>
+                    <w:top w:val="single" w:color="E0E0E0" w:sz="4"/>
+                    <w:left w:val="single" w:color="E0E0E0" w:sz="4"/>
+                    <w:bottom w:val="single" w:color="E0E0E0" w:sz="4"/>
+                    <w:right w:val="single" w:color="E0E0E0" w:sz="4"/>
                   </w:tcBorders>
                   <w:shd w:fill="EBF2FF" w:val="solid"/>
                   <w:tcMar>
@@ -1859,10 +1830,10 @@
                 <w:tcPr>
                   <w:tcW w:type="dxa" w:w="2621"/>
                   <w:tcBorders>
-                    <w:top w:val="single" w:color="E0E0E0" w:sz="2"/>
-                    <w:left w:val="single" w:color="E0E0E0" w:sz="2"/>
-                    <w:bottom w:val="single" w:color="E0E0E0" w:sz="2"/>
-                    <w:right w:val="single" w:color="E0E0E0" w:sz="2"/>
+                    <w:top w:val="single" w:color="E0E0E0" w:sz="4"/>
+                    <w:left w:val="single" w:color="E0E0E0" w:sz="4"/>
+                    <w:bottom w:val="single" w:color="E0E0E0" w:sz="4"/>
+                    <w:right w:val="single" w:color="E0E0E0" w:sz="4"/>
                   </w:tcBorders>
                   <w:shd w:fill="F4F4F4" w:val="solid"/>
                   <w:tcMar>
@@ -1895,10 +1866,10 @@
                 <w:tcPr>
                   <w:tcW w:type="dxa" w:w="1872"/>
                   <w:tcBorders>
-                    <w:top w:val="single" w:color="E0E0E0" w:sz="2"/>
-                    <w:left w:val="single" w:color="E0E0E0" w:sz="2"/>
-                    <w:bottom w:val="single" w:color="E0E0E0" w:sz="2"/>
-                    <w:right w:val="single" w:color="E0E0E0" w:sz="2"/>
+                    <w:top w:val="single" w:color="E0E0E0" w:sz="4"/>
+                    <w:left w:val="single" w:color="E0E0E0" w:sz="4"/>
+                    <w:bottom w:val="single" w:color="E0E0E0" w:sz="4"/>
+                    <w:right w:val="single" w:color="E0E0E0" w:sz="4"/>
                   </w:tcBorders>
                   <w:shd w:fill="EBF2FF" w:val="solid"/>
                   <w:tcMar>
@@ -1933,10 +1904,10 @@
                 <w:tcPr>
                   <w:tcW w:type="dxa" w:w="2621"/>
                   <w:tcBorders>
-                    <w:top w:val="single" w:color="E0E0E0" w:sz="2"/>
-                    <w:left w:val="single" w:color="E0E0E0" w:sz="2"/>
-                    <w:bottom w:val="single" w:color="E0E0E0" w:sz="2"/>
-                    <w:right w:val="single" w:color="E0E0E0" w:sz="2"/>
+                    <w:top w:val="single" w:color="E0E0E0" w:sz="4"/>
+                    <w:left w:val="single" w:color="E0E0E0" w:sz="4"/>
+                    <w:bottom w:val="single" w:color="E0E0E0" w:sz="4"/>
+                    <w:right w:val="single" w:color="E0E0E0" w:sz="4"/>
                   </w:tcBorders>
                   <w:shd w:fill="FFFFFF" w:val="solid"/>
                   <w:tcMar>
@@ -1969,10 +1940,10 @@
                 <w:tcPr>
                   <w:tcW w:type="dxa" w:w="1872"/>
                   <w:tcBorders>
-                    <w:top w:val="single" w:color="E0E0E0" w:sz="2"/>
-                    <w:left w:val="single" w:color="E0E0E0" w:sz="2"/>
-                    <w:bottom w:val="single" w:color="E0E0E0" w:sz="2"/>
-                    <w:right w:val="single" w:color="E0E0E0" w:sz="2"/>
+                    <w:top w:val="single" w:color="E0E0E0" w:sz="4"/>
+                    <w:left w:val="single" w:color="E0E0E0" w:sz="4"/>
+                    <w:bottom w:val="single" w:color="E0E0E0" w:sz="4"/>
+                    <w:right w:val="single" w:color="E0E0E0" w:sz="4"/>
                   </w:tcBorders>
                   <w:shd w:fill="EBF2FF" w:val="solid"/>
                   <w:tcMar>
@@ -2007,10 +1978,10 @@
                 <w:tcPr>
                   <w:tcW w:type="dxa" w:w="2621"/>
                   <w:tcBorders>
-                    <w:top w:val="single" w:color="E0E0E0" w:sz="2"/>
-                    <w:left w:val="single" w:color="E0E0E0" w:sz="2"/>
-                    <w:bottom w:val="single" w:color="E0E0E0" w:sz="2"/>
-                    <w:right w:val="single" w:color="E0E0E0" w:sz="2"/>
+                    <w:top w:val="single" w:color="E0E0E0" w:sz="4"/>
+                    <w:left w:val="single" w:color="E0E0E0" w:sz="4"/>
+                    <w:bottom w:val="single" w:color="E0E0E0" w:sz="4"/>
+                    <w:right w:val="single" w:color="E0E0E0" w:sz="4"/>
                   </w:tcBorders>
                   <w:shd w:fill="F4F4F4" w:val="solid"/>
                   <w:tcMar>
@@ -2043,10 +2014,10 @@
                 <w:tcPr>
                   <w:tcW w:type="dxa" w:w="1872"/>
                   <w:tcBorders>
-                    <w:top w:val="single" w:color="E0E0E0" w:sz="2"/>
-                    <w:left w:val="single" w:color="E0E0E0" w:sz="2"/>
-                    <w:bottom w:val="single" w:color="E0E0E0" w:sz="2"/>
-                    <w:right w:val="single" w:color="E0E0E0" w:sz="2"/>
+                    <w:top w:val="single" w:color="E0E0E0" w:sz="4"/>
+                    <w:left w:val="single" w:color="E0E0E0" w:sz="4"/>
+                    <w:bottom w:val="single" w:color="E0E0E0" w:sz="4"/>
+                    <w:right w:val="single" w:color="E0E0E0" w:sz="4"/>
                   </w:tcBorders>
                   <w:shd w:fill="EBF2FF" w:val="solid"/>
                   <w:tcMar>
@@ -2081,10 +2052,10 @@
                 <w:tcPr>
                   <w:tcW w:type="dxa" w:w="2621"/>
                   <w:tcBorders>
-                    <w:top w:val="single" w:color="E0E0E0" w:sz="2"/>
-                    <w:left w:val="single" w:color="E0E0E0" w:sz="2"/>
-                    <w:bottom w:val="single" w:color="E0E0E0" w:sz="2"/>
-                    <w:right w:val="single" w:color="E0E0E0" w:sz="2"/>
+                    <w:top w:val="single" w:color="E0E0E0" w:sz="4"/>
+                    <w:left w:val="single" w:color="E0E0E0" w:sz="4"/>
+                    <w:bottom w:val="single" w:color="E0E0E0" w:sz="4"/>
+                    <w:right w:val="single" w:color="E0E0E0" w:sz="4"/>
                   </w:tcBorders>
                   <w:shd w:fill="FFFFFF" w:val="solid"/>
                   <w:tcMar>
@@ -2117,10 +2088,10 @@
                 <w:tcPr>
                   <w:tcW w:type="dxa" w:w="1872"/>
                   <w:tcBorders>
-                    <w:top w:val="single" w:color="E0E0E0" w:sz="2"/>
-                    <w:left w:val="single" w:color="E0E0E0" w:sz="2"/>
-                    <w:bottom w:val="single" w:color="E0E0E0" w:sz="2"/>
-                    <w:right w:val="single" w:color="E0E0E0" w:sz="2"/>
+                    <w:top w:val="single" w:color="E0E0E0" w:sz="4"/>
+                    <w:left w:val="single" w:color="E0E0E0" w:sz="4"/>
+                    <w:bottom w:val="single" w:color="E0E0E0" w:sz="4"/>
+                    <w:right w:val="single" w:color="E0E0E0" w:sz="4"/>
                   </w:tcBorders>
                   <w:shd w:fill="EBF2FF" w:val="solid"/>
                   <w:tcMar>
@@ -2173,7 +2144,7 @@
     </w:p>
     <w:p>
       <w:pPr>
-        <w:spacing w:after="20" w:before="20"/>
+        <w:spacing w:after="80" w:before="20"/>
       </w:pPr>
       <w:r>
         <w:rPr>
@@ -2217,7 +2188,7 @@
     </w:p>
     <w:p>
       <w:pPr>
-        <w:spacing w:after="60" w:before="0"/>
+        <w:spacing w:after="80" w:before="0"/>
       </w:pPr>
       <w:r>
         <w:rPr>
@@ -2230,7 +2201,7 @@
           <w:sz w:val="21"/>
           <w:szCs w:val="21"/>
         </w:rPr>
-        <w:t xml:space="preserve">IBM collapses siloed delivery towers into product-aligned teams that own Application Development, Quality Engineering, and Operations end-to-end. AI runs the engine beneath — routing, healing, testing, and deploying — while Horizon’s teams own the outcomes.</w:t>
+        <w:t xml:space="preserve">IBM unifies Application Development, Quality Engineering, and Operations into product-aligned teams that own a business domain end-to-end. AI runs the engine beneath — routing, healing, testing, deploying — while teams focus on outcomes, not overhead.</w:t>
       </w:r>
     </w:p>
     <w:p>
@@ -2248,7 +2219,7 @@
           <w:sz w:val="21"/>
           <w:szCs w:val="21"/>
         </w:rPr>
-        <w:t xml:space="preserve"/>
+        <w:t xml:space="preserve"> </w:t>
       </w:r>
     </w:p>
     <w:tbl>
@@ -2277,9 +2248,9 @@
             <w:gridSpan w:val="5"/>
             <w:tcBorders>
               <w:top w:val="single" w:color="0F62FE" w:sz="8"/>
-              <w:left w:val="single" w:color="E0E0E0" w:sz="2"/>
-              <w:bottom w:val="single" w:color="0F62FE" w:sz="3"/>
-              <w:right w:val="single" w:color="E0E0E0" w:sz="2"/>
+              <w:left w:val="single" w:color="E0E0E0" w:sz="4"/>
+              <w:bottom w:val="single" w:color="E0E0E0" w:sz="4"/>
+              <w:right w:val="single" w:color="E0E0E0" w:sz="4"/>
             </w:tcBorders>
             <w:shd w:fill="D0E2FF" w:val="solid"/>
             <w:tcMar>
@@ -2335,9 +2306,9 @@
             <w:tcW w:type="dxa" w:w="1872"/>
             <w:tcBorders>
               <w:top w:val="single" w:color="0F62FE" w:sz="10"/>
-              <w:left w:val="single" w:color="E0E0E0" w:sz="2"/>
-              <w:bottom w:val="single" w:color="E0E0E0" w:sz="2"/>
-              <w:right w:val="single" w:color="E0E0E0" w:sz="2"/>
+              <w:left w:val="single" w:color="E0E0E0" w:sz="4"/>
+              <w:bottom w:val="single" w:color="E0E0E0" w:sz="4"/>
+              <w:right w:val="single" w:color="E0E0E0" w:sz="4"/>
             </w:tcBorders>
             <w:shd w:fill="FFFFFF" w:val="solid"/>
             <w:tcMar>
@@ -2373,9 +2344,9 @@
             <w:tcW w:type="dxa" w:w="1872"/>
             <w:tcBorders>
               <w:top w:val="single" w:color="007D79" w:sz="10"/>
-              <w:left w:val="single" w:color="E0E0E0" w:sz="2"/>
-              <w:bottom w:val="single" w:color="E0E0E0" w:sz="2"/>
-              <w:right w:val="single" w:color="E0E0E0" w:sz="2"/>
+              <w:left w:val="single" w:color="E0E0E0" w:sz="4"/>
+              <w:bottom w:val="single" w:color="E0E0E0" w:sz="4"/>
+              <w:right w:val="single" w:color="E0E0E0" w:sz="4"/>
             </w:tcBorders>
             <w:shd w:fill="FFFFFF" w:val="solid"/>
             <w:tcMar>
@@ -2411,9 +2382,9 @@
             <w:tcW w:type="dxa" w:w="1872"/>
             <w:tcBorders>
               <w:top w:val="single" w:color="0043CE" w:sz="10"/>
-              <w:left w:val="single" w:color="E0E0E0" w:sz="2"/>
-              <w:bottom w:val="single" w:color="E0E0E0" w:sz="2"/>
-              <w:right w:val="single" w:color="E0E0E0" w:sz="2"/>
+              <w:left w:val="single" w:color="E0E0E0" w:sz="4"/>
+              <w:bottom w:val="single" w:color="E0E0E0" w:sz="4"/>
+              <w:right w:val="single" w:color="E0E0E0" w:sz="4"/>
             </w:tcBorders>
             <w:shd w:fill="FFFFFF" w:val="solid"/>
             <w:tcMar>
@@ -2449,9 +2420,9 @@
             <w:tcW w:type="dxa" w:w="1872"/>
             <w:tcBorders>
               <w:top w:val="single" w:color="6929C4" w:sz="10"/>
-              <w:left w:val="single" w:color="E0E0E0" w:sz="2"/>
-              <w:bottom w:val="single" w:color="E0E0E0" w:sz="2"/>
-              <w:right w:val="single" w:color="E0E0E0" w:sz="2"/>
+              <w:left w:val="single" w:color="E0E0E0" w:sz="4"/>
+              <w:bottom w:val="single" w:color="E0E0E0" w:sz="4"/>
+              <w:right w:val="single" w:color="E0E0E0" w:sz="4"/>
             </w:tcBorders>
             <w:shd w:fill="FFFFFF" w:val="solid"/>
             <w:tcMar>
@@ -2487,9 +2458,9 @@
             <w:tcW w:type="dxa" w:w="1872"/>
             <w:tcBorders>
               <w:top w:val="single" w:color="005D5D" w:sz="10"/>
-              <w:left w:val="single" w:color="E0E0E0" w:sz="2"/>
-              <w:bottom w:val="single" w:color="E0E0E0" w:sz="2"/>
-              <w:right w:val="single" w:color="E0E0E0" w:sz="2"/>
+              <w:left w:val="single" w:color="E0E0E0" w:sz="4"/>
+              <w:bottom w:val="single" w:color="E0E0E0" w:sz="4"/>
+              <w:right w:val="single" w:color="E0E0E0" w:sz="4"/>
             </w:tcBorders>
             <w:shd w:fill="FFFFFF" w:val="solid"/>
             <w:tcMar>
@@ -2526,10 +2497,10 @@
           <w:tcPr>
             <w:gridSpan w:val="5"/>
             <w:tcBorders>
-              <w:top w:val="single" w:color="0F62FE" w:sz="4"/>
-              <w:left w:val="single" w:color="E0E0E0" w:sz="2"/>
-              <w:bottom w:val="single" w:color="0F62FE" w:sz="4"/>
-              <w:right w:val="single" w:color="E0E0E0" w:sz="2"/>
+              <w:top w:val="single" w:color="E0E0E0" w:sz="4"/>
+              <w:left w:val="single" w:color="E0E0E0" w:sz="4"/>
+              <w:bottom w:val="single" w:color="E0E0E0" w:sz="4"/>
+              <w:right w:val="single" w:color="E0E0E0" w:sz="4"/>
             </w:tcBorders>
             <w:shd w:fill="EBF2FF" w:val="solid"/>
             <w:tcMar>
@@ -2565,10 +2536,10 @@
           <w:tcPr>
             <w:gridSpan w:val="5"/>
             <w:tcBorders>
-              <w:top w:val="single" w:color="C6C6C6" w:sz="2"/>
-              <w:left w:val="single" w:color="E0E0E0" w:sz="2"/>
-              <w:bottom w:val="single" w:color="C6C6C6" w:sz="2"/>
-              <w:right w:val="single" w:color="E0E0E0" w:sz="2"/>
+              <w:top w:val="single" w:color="E0E0E0" w:sz="4"/>
+              <w:left w:val="single" w:color="E0E0E0" w:sz="4"/>
+              <w:bottom w:val="single" w:color="E0E0E0" w:sz="4"/>
+              <w:right w:val="single" w:color="E0E0E0" w:sz="4"/>
             </w:tcBorders>
             <w:shd w:fill="F4F4F4" w:val="solid"/>
             <w:tcMar>
@@ -2615,7 +2586,7 @@
           <w:sz w:val="21"/>
           <w:szCs w:val="21"/>
         </w:rPr>
-        <w:t xml:space="preserve"/>
+        <w:t xml:space="preserve"> </w:t>
       </w:r>
     </w:p>
     <w:tbl>
@@ -2646,6 +2617,7 @@
               <w:bottom w:val="none"/>
               <w:right w:val="none"/>
             </w:tcBorders>
+            <w:shd w:fill="FFFFFF" w:val="solid"/>
             <w:tcMar>
               <w:right w:type="dxa" w:w="160"/>
             </w:tcMar>
@@ -2701,7 +2673,7 @@
                 <w:sz w:val="19"/>
                 <w:szCs w:val="19"/>
               </w:rPr>
-              <w:t xml:space="preserve">AI-assisted engineering, automated pipelines, and risk-scored releases — teams build faster because the machine handles the routine.</w:t>
+              <w:t xml:space="preserve">AI-assisted engineering, automated pipelines, and risk-scored releases. Developers build faster because the machine handles the routine.</w:t>
             </w:r>
           </w:p>
           <w:p>
@@ -2786,6 +2758,7 @@
               <w:bottom w:val="none"/>
               <w:right w:val="none"/>
             </w:tcBorders>
+            <w:shd w:fill="FFFFFF" w:val="solid"/>
           </w:tcPr>
           <w:p>
             <w:pPr>
@@ -2802,7 +2775,7 @@
                 <w:sz w:val="21"/>
                 <w:szCs w:val="21"/>
               </w:rPr>
-              <w:t xml:space="preserve"/>
+              <w:t xml:space="preserve"> </w:t>
             </w:r>
           </w:p>
         </w:tc>
@@ -2815,6 +2788,7 @@
               <w:bottom w:val="none"/>
               <w:right w:val="none"/>
             </w:tcBorders>
+            <w:shd w:fill="FFFFFF" w:val="solid"/>
             <w:tcMar>
               <w:left w:type="dxa" w:w="160"/>
             </w:tcMar>
@@ -2834,7 +2808,7 @@
                 <w:sz w:val="21"/>
                 <w:szCs w:val="21"/>
               </w:rPr>
-              <w:t xml:space="preserve">What Changes for Horizon</w:t>
+              <w:t xml:space="preserve">Today vs. With IBM</w:t>
             </w:r>
           </w:p>
           <w:tbl>
@@ -2859,12 +2833,12 @@
                 <w:tcPr>
                   <w:tcW w:type="dxa" w:w="2246"/>
                   <w:tcBorders>
-                    <w:top w:val="single" w:color="0F62FE" w:sz="6"/>
-                    <w:left w:val="single" w:color="E0E0E0" w:sz="2"/>
-                    <w:bottom w:val="single" w:color="0F62FE" w:sz="3"/>
-                    <w:right w:val="single" w:color="E0E0E0" w:sz="2"/>
-                  </w:tcBorders>
-                  <w:shd w:fill="D0E2FF" w:val="solid"/>
+                    <w:top w:val="single" w:color="0F62FE" w:sz="10"/>
+                    <w:left w:val="single" w:color="E0E0E0" w:sz="4"/>
+                    <w:bottom w:val="single" w:color="E0E0E0" w:sz="4"/>
+                    <w:right w:val="single" w:color="E0E0E0" w:sz="4"/>
+                  </w:tcBorders>
+                  <w:shd w:fill="EBF2FF" w:val="solid"/>
                   <w:tcMar>
                     <w:top w:type="dxa" w:w="40"/>
                     <w:left w:type="dxa" w:w="120"/>
@@ -2875,6 +2849,7 @@
                 <w:p>
                   <w:pPr>
                     <w:spacing w:after="60" w:before="60"/>
+                    <w:jc w:val="left"/>
                   </w:pPr>
                   <w:r>
                     <w:rPr>
@@ -2895,12 +2870,12 @@
                 <w:tcPr>
                   <w:tcW w:type="dxa" w:w="2246"/>
                   <w:tcBorders>
-                    <w:top w:val="single" w:color="0F62FE" w:sz="6"/>
-                    <w:left w:val="single" w:color="E0E0E0" w:sz="2"/>
-                    <w:bottom w:val="single" w:color="0F62FE" w:sz="3"/>
-                    <w:right w:val="single" w:color="E0E0E0" w:sz="2"/>
-                  </w:tcBorders>
-                  <w:shd w:fill="D0E2FF" w:val="solid"/>
+                    <w:top w:val="single" w:color="0F62FE" w:sz="10"/>
+                    <w:left w:val="single" w:color="E0E0E0" w:sz="4"/>
+                    <w:bottom w:val="single" w:color="E0E0E0" w:sz="4"/>
+                    <w:right w:val="single" w:color="E0E0E0" w:sz="4"/>
+                  </w:tcBorders>
+                  <w:shd w:fill="EBF2FF" w:val="solid"/>
                   <w:tcMar>
                     <w:top w:type="dxa" w:w="40"/>
                     <w:left w:type="dxa" w:w="120"/>
@@ -2911,6 +2886,7 @@
                 <w:p>
                   <w:pPr>
                     <w:spacing w:after="60" w:before="60"/>
+                    <w:jc w:val="left"/>
                   </w:pPr>
                   <w:r>
                     <w:rPr>
@@ -2933,10 +2909,10 @@
                 <w:tcPr>
                   <w:tcW w:type="dxa" w:w="2246"/>
                   <w:tcBorders>
-                    <w:top w:val="single" w:color="E0E0E0" w:sz="2"/>
-                    <w:left w:val="single" w:color="E0E0E0" w:sz="2"/>
-                    <w:bottom w:val="single" w:color="E0E0E0" w:sz="2"/>
-                    <w:right w:val="single" w:color="E0E0E0" w:sz="2"/>
+                    <w:top w:val="single" w:color="E0E0E0" w:sz="4"/>
+                    <w:left w:val="single" w:color="E0E0E0" w:sz="4"/>
+                    <w:bottom w:val="single" w:color="E0E0E0" w:sz="4"/>
+                    <w:right w:val="single" w:color="E0E0E0" w:sz="4"/>
                   </w:tcBorders>
                   <w:shd w:fill="FFFFFF" w:val="solid"/>
                   <w:tcMar>
@@ -2958,8 +2934,8 @@
                       <w:i w:val="false"/>
                       <w:iCs w:val="false"/>
                       <w:color w:val="525252"/>
-                      <w:sz w:val="18"/>
-                      <w:szCs w:val="18"/>
+                      <w:sz w:val="19"/>
+                      <w:szCs w:val="19"/>
                     </w:rPr>
                     <w:t xml:space="preserve">Siloed delivery towers</w:t>
                   </w:r>
@@ -2969,10 +2945,10 @@
                 <w:tcPr>
                   <w:tcW w:type="dxa" w:w="2246"/>
                   <w:tcBorders>
-                    <w:top w:val="single" w:color="E0E0E0" w:sz="2"/>
-                    <w:left w:val="single" w:color="E0E0E0" w:sz="2"/>
-                    <w:bottom w:val="single" w:color="E0E0E0" w:sz="2"/>
-                    <w:right w:val="single" w:color="E0E0E0" w:sz="2"/>
+                    <w:top w:val="single" w:color="E0E0E0" w:sz="4"/>
+                    <w:left w:val="single" w:color="E0E0E0" w:sz="4"/>
+                    <w:bottom w:val="single" w:color="E0E0E0" w:sz="4"/>
+                    <w:right w:val="single" w:color="E0E0E0" w:sz="4"/>
                   </w:tcBorders>
                   <w:shd w:fill="EBF2FF" w:val="solid"/>
                   <w:tcMar>
@@ -2994,8 +2970,8 @@
                       <w:i w:val="false"/>
                       <w:iCs w:val="false"/>
                       <w:color w:val="0F62FE"/>
-                      <w:sz w:val="18"/>
-                      <w:szCs w:val="18"/>
+                      <w:sz w:val="19"/>
+                      <w:szCs w:val="19"/>
                     </w:rPr>
                     <w:t xml:space="preserve">Unified product pods</w:t>
                   </w:r>
@@ -3007,10 +2983,10 @@
                 <w:tcPr>
                   <w:tcW w:type="dxa" w:w="2246"/>
                   <w:tcBorders>
-                    <w:top w:val="single" w:color="E0E0E0" w:sz="2"/>
-                    <w:left w:val="single" w:color="E0E0E0" w:sz="2"/>
-                    <w:bottom w:val="single" w:color="E0E0E0" w:sz="2"/>
-                    <w:right w:val="single" w:color="E0E0E0" w:sz="2"/>
+                    <w:top w:val="single" w:color="E0E0E0" w:sz="4"/>
+                    <w:left w:val="single" w:color="E0E0E0" w:sz="4"/>
+                    <w:bottom w:val="single" w:color="E0E0E0" w:sz="4"/>
+                    <w:right w:val="single" w:color="E0E0E0" w:sz="4"/>
                   </w:tcBorders>
                   <w:shd w:fill="F4F4F4" w:val="solid"/>
                   <w:tcMar>
@@ -3032,8 +3008,8 @@
                       <w:i w:val="false"/>
                       <w:iCs w:val="false"/>
                       <w:color w:val="525252"/>
-                      <w:sz w:val="18"/>
-                      <w:szCs w:val="18"/>
+                      <w:sz w:val="19"/>
+                      <w:szCs w:val="19"/>
                     </w:rPr>
                     <w:t xml:space="preserve">Reactive firefighting</w:t>
                   </w:r>
@@ -3043,10 +3019,10 @@
                 <w:tcPr>
                   <w:tcW w:type="dxa" w:w="2246"/>
                   <w:tcBorders>
-                    <w:top w:val="single" w:color="E0E0E0" w:sz="2"/>
-                    <w:left w:val="single" w:color="E0E0E0" w:sz="2"/>
-                    <w:bottom w:val="single" w:color="E0E0E0" w:sz="2"/>
-                    <w:right w:val="single" w:color="E0E0E0" w:sz="2"/>
+                    <w:top w:val="single" w:color="E0E0E0" w:sz="4"/>
+                    <w:left w:val="single" w:color="E0E0E0" w:sz="4"/>
+                    <w:bottom w:val="single" w:color="E0E0E0" w:sz="4"/>
+                    <w:right w:val="single" w:color="E0E0E0" w:sz="4"/>
                   </w:tcBorders>
                   <w:shd w:fill="EBF2FF" w:val="solid"/>
                   <w:tcMar>
@@ -3068,8 +3044,8 @@
                       <w:i w:val="false"/>
                       <w:iCs w:val="false"/>
                       <w:color w:val="0F62FE"/>
-                      <w:sz w:val="18"/>
-                      <w:szCs w:val="18"/>
+                      <w:sz w:val="19"/>
+                      <w:szCs w:val="19"/>
                     </w:rPr>
                     <w:t xml:space="preserve">Predictive self-healing</w:t>
                   </w:r>
@@ -3081,10 +3057,10 @@
                 <w:tcPr>
                   <w:tcW w:type="dxa" w:w="2246"/>
                   <w:tcBorders>
-                    <w:top w:val="single" w:color="E0E0E0" w:sz="2"/>
-                    <w:left w:val="single" w:color="E0E0E0" w:sz="2"/>
-                    <w:bottom w:val="single" w:color="E0E0E0" w:sz="2"/>
-                    <w:right w:val="single" w:color="E0E0E0" w:sz="2"/>
+                    <w:top w:val="single" w:color="E0E0E0" w:sz="4"/>
+                    <w:left w:val="single" w:color="E0E0E0" w:sz="4"/>
+                    <w:bottom w:val="single" w:color="E0E0E0" w:sz="4"/>
+                    <w:right w:val="single" w:color="E0E0E0" w:sz="4"/>
                   </w:tcBorders>
                   <w:shd w:fill="FFFFFF" w:val="solid"/>
                   <w:tcMar>
@@ -3106,8 +3082,8 @@
                       <w:i w:val="false"/>
                       <w:iCs w:val="false"/>
                       <w:color w:val="525252"/>
-                      <w:sz w:val="18"/>
-                      <w:szCs w:val="18"/>
+                      <w:sz w:val="19"/>
+                      <w:szCs w:val="19"/>
                     </w:rPr>
                     <w:t xml:space="preserve">Late-stage testing</w:t>
                   </w:r>
@@ -3117,10 +3093,10 @@
                 <w:tcPr>
                   <w:tcW w:type="dxa" w:w="2246"/>
                   <w:tcBorders>
-                    <w:top w:val="single" w:color="E0E0E0" w:sz="2"/>
-                    <w:left w:val="single" w:color="E0E0E0" w:sz="2"/>
-                    <w:bottom w:val="single" w:color="E0E0E0" w:sz="2"/>
-                    <w:right w:val="single" w:color="E0E0E0" w:sz="2"/>
+                    <w:top w:val="single" w:color="E0E0E0" w:sz="4"/>
+                    <w:left w:val="single" w:color="E0E0E0" w:sz="4"/>
+                    <w:bottom w:val="single" w:color="E0E0E0" w:sz="4"/>
+                    <w:right w:val="single" w:color="E0E0E0" w:sz="4"/>
                   </w:tcBorders>
                   <w:shd w:fill="EBF2FF" w:val="solid"/>
                   <w:tcMar>
@@ -3142,8 +3118,8 @@
                       <w:i w:val="false"/>
                       <w:iCs w:val="false"/>
                       <w:color w:val="0F62FE"/>
-                      <w:sz w:val="18"/>
-                      <w:szCs w:val="18"/>
+                      <w:sz w:val="19"/>
+                      <w:szCs w:val="19"/>
                     </w:rPr>
                     <w:t xml:space="preserve">Shift-left quality gates</w:t>
                   </w:r>
@@ -3155,10 +3131,10 @@
                 <w:tcPr>
                   <w:tcW w:type="dxa" w:w="2246"/>
                   <w:tcBorders>
-                    <w:top w:val="single" w:color="E0E0E0" w:sz="2"/>
-                    <w:left w:val="single" w:color="E0E0E0" w:sz="2"/>
-                    <w:bottom w:val="single" w:color="E0E0E0" w:sz="2"/>
-                    <w:right w:val="single" w:color="E0E0E0" w:sz="2"/>
+                    <w:top w:val="single" w:color="E0E0E0" w:sz="4"/>
+                    <w:left w:val="single" w:color="E0E0E0" w:sz="4"/>
+                    <w:bottom w:val="single" w:color="E0E0E0" w:sz="4"/>
+                    <w:right w:val="single" w:color="E0E0E0" w:sz="4"/>
                   </w:tcBorders>
                   <w:shd w:fill="F4F4F4" w:val="solid"/>
                   <w:tcMar>
@@ -3180,8 +3156,8 @@
                       <w:i w:val="false"/>
                       <w:iCs w:val="false"/>
                       <w:color w:val="525252"/>
-                      <w:sz w:val="18"/>
-                      <w:szCs w:val="18"/>
+                      <w:sz w:val="19"/>
+                      <w:szCs w:val="19"/>
                     </w:rPr>
                     <w:t xml:space="preserve">Manual deployments</w:t>
                   </w:r>
@@ -3191,10 +3167,10 @@
                 <w:tcPr>
                   <w:tcW w:type="dxa" w:w="2246"/>
                   <w:tcBorders>
-                    <w:top w:val="single" w:color="E0E0E0" w:sz="2"/>
-                    <w:left w:val="single" w:color="E0E0E0" w:sz="2"/>
-                    <w:bottom w:val="single" w:color="E0E0E0" w:sz="2"/>
-                    <w:right w:val="single" w:color="E0E0E0" w:sz="2"/>
+                    <w:top w:val="single" w:color="E0E0E0" w:sz="4"/>
+                    <w:left w:val="single" w:color="E0E0E0" w:sz="4"/>
+                    <w:bottom w:val="single" w:color="E0E0E0" w:sz="4"/>
+                    <w:right w:val="single" w:color="E0E0E0" w:sz="4"/>
                   </w:tcBorders>
                   <w:shd w:fill="EBF2FF" w:val="solid"/>
                   <w:tcMar>
@@ -3216,8 +3192,8 @@
                       <w:i w:val="false"/>
                       <w:iCs w:val="false"/>
                       <w:color w:val="0F62FE"/>
-                      <w:sz w:val="18"/>
-                      <w:szCs w:val="18"/>
+                      <w:sz w:val="19"/>
+                      <w:szCs w:val="19"/>
                     </w:rPr>
                     <w:t xml:space="preserve">AI risk-scored pipelines</w:t>
                   </w:r>
@@ -3229,10 +3205,10 @@
                 <w:tcPr>
                   <w:tcW w:type="dxa" w:w="2246"/>
                   <w:tcBorders>
-                    <w:top w:val="single" w:color="E0E0E0" w:sz="2"/>
-                    <w:left w:val="single" w:color="E0E0E0" w:sz="2"/>
-                    <w:bottom w:val="single" w:color="E0E0E0" w:sz="2"/>
-                    <w:right w:val="single" w:color="E0E0E0" w:sz="2"/>
+                    <w:top w:val="single" w:color="E0E0E0" w:sz="4"/>
+                    <w:left w:val="single" w:color="E0E0E0" w:sz="4"/>
+                    <w:bottom w:val="single" w:color="E0E0E0" w:sz="4"/>
+                    <w:right w:val="single" w:color="E0E0E0" w:sz="4"/>
                   </w:tcBorders>
                   <w:shd w:fill="FFFFFF" w:val="solid"/>
                   <w:tcMar>
@@ -3254,8 +3230,8 @@
                       <w:i w:val="false"/>
                       <w:iCs w:val="false"/>
                       <w:color w:val="525252"/>
-                      <w:sz w:val="18"/>
-                      <w:szCs w:val="18"/>
+                      <w:sz w:val="19"/>
+                      <w:szCs w:val="19"/>
                     </w:rPr>
                     <w:t xml:space="preserve">Activity-metric reports</w:t>
                   </w:r>
@@ -3265,10 +3241,10 @@
                 <w:tcPr>
                   <w:tcW w:type="dxa" w:w="2246"/>
                   <w:tcBorders>
-                    <w:top w:val="single" w:color="E0E0E0" w:sz="2"/>
-                    <w:left w:val="single" w:color="E0E0E0" w:sz="2"/>
-                    <w:bottom w:val="single" w:color="E0E0E0" w:sz="2"/>
-                    <w:right w:val="single" w:color="E0E0E0" w:sz="2"/>
+                    <w:top w:val="single" w:color="E0E0E0" w:sz="4"/>
+                    <w:left w:val="single" w:color="E0E0E0" w:sz="4"/>
+                    <w:bottom w:val="single" w:color="E0E0E0" w:sz="4"/>
+                    <w:right w:val="single" w:color="E0E0E0" w:sz="4"/>
                   </w:tcBorders>
                   <w:shd w:fill="EBF2FF" w:val="solid"/>
                   <w:tcMar>
@@ -3290,8 +3266,8 @@
                       <w:i w:val="false"/>
                       <w:iCs w:val="false"/>
                       <w:color w:val="0F62FE"/>
-                      <w:sz w:val="18"/>
-                      <w:szCs w:val="18"/>
+                      <w:sz w:val="19"/>
+                      <w:szCs w:val="19"/>
                     </w:rPr>
                     <w:t xml:space="preserve">Business outcome dashboards</w:t>
                   </w:r>
@@ -3303,10 +3279,10 @@
                 <w:tcPr>
                   <w:tcW w:type="dxa" w:w="2246"/>
                   <w:tcBorders>
-                    <w:top w:val="single" w:color="E0E0E0" w:sz="2"/>
-                    <w:left w:val="single" w:color="E0E0E0" w:sz="2"/>
-                    <w:bottom w:val="single" w:color="E0E0E0" w:sz="2"/>
-                    <w:right w:val="single" w:color="E0E0E0" w:sz="2"/>
+                    <w:top w:val="single" w:color="E0E0E0" w:sz="4"/>
+                    <w:left w:val="single" w:color="E0E0E0" w:sz="4"/>
+                    <w:bottom w:val="single" w:color="E0E0E0" w:sz="4"/>
+                    <w:right w:val="single" w:color="E0E0E0" w:sz="4"/>
                   </w:tcBorders>
                   <w:shd w:fill="F4F4F4" w:val="solid"/>
                   <w:tcMar>
@@ -3328,8 +3304,8 @@
                       <w:i w:val="false"/>
                       <w:iCs w:val="false"/>
                       <w:color w:val="525252"/>
-                      <w:sz w:val="18"/>
-                      <w:szCs w:val="18"/>
+                      <w:sz w:val="19"/>
+                      <w:szCs w:val="19"/>
                     </w:rPr>
                     <w:t xml:space="preserve">Innovation as a project</w:t>
                   </w:r>
@@ -3339,10 +3315,10 @@
                 <w:tcPr>
                   <w:tcW w:type="dxa" w:w="2246"/>
                   <w:tcBorders>
-                    <w:top w:val="single" w:color="E0E0E0" w:sz="2"/>
-                    <w:left w:val="single" w:color="E0E0E0" w:sz="2"/>
-                    <w:bottom w:val="single" w:color="E0E0E0" w:sz="2"/>
-                    <w:right w:val="single" w:color="E0E0E0" w:sz="2"/>
+                    <w:top w:val="single" w:color="E0E0E0" w:sz="4"/>
+                    <w:left w:val="single" w:color="E0E0E0" w:sz="4"/>
+                    <w:bottom w:val="single" w:color="E0E0E0" w:sz="4"/>
+                    <w:right w:val="single" w:color="E0E0E0" w:sz="4"/>
                   </w:tcBorders>
                   <w:shd w:fill="EBF2FF" w:val="solid"/>
                   <w:tcMar>
@@ -3364,10 +3340,10 @@
                       <w:i w:val="false"/>
                       <w:iCs w:val="false"/>
                       <w:color w:val="0F62FE"/>
-                      <w:sz w:val="18"/>
-                      <w:szCs w:val="18"/>
-                    </w:rPr>
-                    <w:t xml:space="preserve">Innovation every sprint</w:t>
+                      <w:sz w:val="19"/>
+                      <w:szCs w:val="19"/>
+                    </w:rPr>
+                    <w:t xml:space="preserve">Innovation in every sprint</w:t>
                   </w:r>
                 </w:p>
               </w:tc>
@@ -3395,7 +3371,7 @@
     </w:p>
     <w:p>
       <w:pPr>
-        <w:spacing w:after="20" w:before="20"/>
+        <w:spacing w:after="80" w:before="20"/>
       </w:pPr>
       <w:r>
         <w:rPr>
@@ -3439,7 +3415,7 @@
     </w:p>
     <w:p>
       <w:pPr>
-        <w:spacing w:after="80" w:before="0"/>
+        <w:spacing w:after="40" w:before="0"/>
       </w:pPr>
       <w:r>
         <w:rPr>
@@ -3452,13 +3428,13 @@
           <w:sz w:val="21"/>
           <w:szCs w:val="21"/>
         </w:rPr>
-        <w:t xml:space="preserve"/>
+        <w:t xml:space="preserve"> </w:t>
       </w:r>
     </w:p>
     <w:p>
       <w:pPr>
-        <w:spacing w:after="40" w:before="80"/>
-        <w:ind w:left="720" w:right="720"/>
+        <w:spacing w:after="40" w:before="40"/>
+        <w:ind w:left="600" w:right="600"/>
         <w:jc w:val="center"/>
       </w:pPr>
       <w:r>
@@ -3469,15 +3445,15 @@
           <w:i/>
           <w:iCs/>
           <w:color w:val="001141"/>
-          <w:sz w:val="23"/>
-          <w:szCs w:val="23"/>
+          <w:sz w:val="22"/>
+          <w:szCs w:val="22"/>
         </w:rPr>
-        <w:t xml:space="preserve">“When a member’s enrollment takes two weeks because a downstream application is slow to update, that is not an acceptable user experience. IBM engineers the systems so that timeline shrinks to hours — not as an ambition, but as a commitment.”</w:t>
+        <w:t xml:space="preserve">“When a member’s enrollment takes two weeks because a downstream application is slow to update, that is not an IT problem — it is a trust problem. IBM engineers the systems so that wait shrinks to hours, not as an ambition, but as a commitment.”</w:t>
       </w:r>
     </w:p>
     <w:p>
       <w:pPr>
-        <w:spacing w:after="100" w:before="0"/>
+        <w:spacing w:after="80" w:before="0"/>
         <w:jc w:val="center"/>
       </w:pPr>
       <w:r>
@@ -3497,10 +3473,10 @@
     <w:p>
       <w:pPr>
         <w:pBdr>
-          <w:bottom w:val="single" w:color="A6C8FF" w:sz="4" w:space="0"/>
+          <w:bottom w:val="single" w:color="D0E2FF" w:sz="4" w:space="0"/>
         </w:pBdr>
         <w:spacing w:after="100" w:before="0"/>
-        <w:ind w:left="2160" w:right="2160"/>
+        <w:ind w:left="2592" w:right="2592"/>
       </w:pPr>
     </w:p>
     <w:tbl>
@@ -3531,6 +3507,7 @@
               <w:bottom w:val="none"/>
               <w:right w:val="none"/>
             </w:tcBorders>
+            <w:shd w:fill="FFFFFF" w:val="solid"/>
             <w:tcMar>
               <w:right w:type="dxa" w:w="160"/>
             </w:tcMar>
@@ -3586,7 +3563,7 @@
                 <w:sz w:val="19"/>
                 <w:szCs w:val="19"/>
               </w:rPr>
-              <w:t xml:space="preserve">AI coding assistants generate boilerplate, flag risk patterns, and suggest optimisations in real time — cutting delivery effort by 25–35% and freeing engineers for design and architecture.</w:t>
+              <w:t xml:space="preserve">AI coding assistants generate code, flag risk patterns, and suggest optimisations in real time — cutting delivery effort by 25–35%.</w:t>
             </w:r>
           </w:p>
           <w:p>
@@ -3622,7 +3599,7 @@
                 <w:sz w:val="19"/>
                 <w:szCs w:val="19"/>
               </w:rPr>
-              <w:t xml:space="preserve">Every change passes through AI-scored gates: security, performance, coverage, and risk. Low-risk changes deploy without human approval — only exceptions require sign-off.</w:t>
+              <w:t xml:space="preserve">Every change passes through AI-scored gates: security, performance, coverage, and risk. Low-risk changes deploy without human approval.</w:t>
             </w:r>
           </w:p>
           <w:p>
@@ -3658,7 +3635,7 @@
                 <w:sz w:val="19"/>
                 <w:szCs w:val="19"/>
               </w:rPr>
-              <w:t xml:space="preserve">No separate modernisation programme. Every sprint includes a modernisation action: an API-wrap, a library upgrade, a refactor. Progress compounds continuously without disrupting BAU.</w:t>
+              <w:t xml:space="preserve">No separate modernisation programme. Every sprint includes a modernisation action — an API-wrap, a library upgrade, a refactor.</w:t>
             </w:r>
           </w:p>
           <w:p>
@@ -3694,9 +3671,418 @@
                 <w:sz w:val="19"/>
                 <w:szCs w:val="19"/>
               </w:rPr>
-              <w:t xml:space="preserve">Development squads align to Horizon’s business domains — Claims, Enrollment, Member, Provider. Context stays with the team; nothing is lost in handoffs.</w:t>
-            </w:r>
-          </w:p>
+              <w:t xml:space="preserve">Development squads align to Horizon’s business domains — Claims, Enrollment, Member, Provider. Context stays with the team.</w:t>
+            </w:r>
+          </w:p>
+          <w:p>
+            <w:pPr>
+              <w:spacing w:after="60" w:before="0"/>
+            </w:pPr>
+            <w:r>
+              <w:rPr>
+                <w:rFonts w:ascii="Calibri" w:cs="Calibri" w:eastAsia="Calibri" w:hAnsi="Calibri"/>
+                <w:b w:val="false"/>
+                <w:bCs w:val="false"/>
+                <w:i w:val="false"/>
+                <w:iCs w:val="false"/>
+                <w:color w:val="161616"/>
+                <w:sz w:val="21"/>
+                <w:szCs w:val="21"/>
+              </w:rPr>
+              <w:t xml:space="preserve"> </w:t>
+            </w:r>
+          </w:p>
+          <w:tbl>
+            <w:tblPr>
+              <w:tblW w:type="dxa" w:w="4493"/>
+              <w:tblBorders>
+                <w:top w:val="single" w:color="auto" w:sz="4"/>
+                <w:left w:val="single" w:color="auto" w:sz="4"/>
+                <w:bottom w:val="single" w:color="auto" w:sz="4"/>
+                <w:right w:val="single" w:color="auto" w:sz="4"/>
+                <w:insideH w:val="single" w:color="auto" w:sz="4"/>
+                <w:insideV w:val="single" w:color="auto" w:sz="4"/>
+              </w:tblBorders>
+              <w:tblLayout w:type="fixed"/>
+            </w:tblPr>
+            <w:tblGrid>
+              <w:gridCol w:w="100"/>
+              <w:gridCol w:w="100"/>
+            </w:tblGrid>
+            <w:tr>
+              <w:tc>
+                <w:tcPr>
+                  <w:tcW w:type="dxa" w:w="2621"/>
+                  <w:tcBorders>
+                    <w:top w:val="single" w:color="0F62FE" w:sz="10"/>
+                    <w:left w:val="single" w:color="E0E0E0" w:sz="4"/>
+                    <w:bottom w:val="single" w:color="E0E0E0" w:sz="4"/>
+                    <w:right w:val="single" w:color="E0E0E0" w:sz="4"/>
+                  </w:tcBorders>
+                  <w:shd w:fill="EBF2FF" w:val="solid"/>
+                  <w:tcMar>
+                    <w:top w:type="dxa" w:w="40"/>
+                    <w:left w:type="dxa" w:w="120"/>
+                    <w:bottom w:type="dxa" w:w="40"/>
+                    <w:right w:type="dxa" w:w="120"/>
+                  </w:tcMar>
+                </w:tcPr>
+                <w:p>
+                  <w:pPr>
+                    <w:spacing w:after="60" w:before="60"/>
+                    <w:jc w:val="left"/>
+                  </w:pPr>
+                  <w:r>
+                    <w:rPr>
+                      <w:rFonts w:ascii="Calibri" w:cs="Calibri" w:eastAsia="Calibri" w:hAnsi="Calibri"/>
+                      <w:b/>
+                      <w:bCs/>
+                      <w:i w:val="false"/>
+                      <w:iCs w:val="false"/>
+                      <w:color w:val="001141"/>
+                      <w:sz w:val="19"/>
+                      <w:szCs w:val="19"/>
+                    </w:rPr>
+                    <w:t xml:space="preserve">Delivery Metric</w:t>
+                  </w:r>
+                </w:p>
+              </w:tc>
+              <w:tc>
+                <w:tcPr>
+                  <w:tcW w:type="dxa" w:w="1872"/>
+                  <w:tcBorders>
+                    <w:top w:val="single" w:color="0F62FE" w:sz="10"/>
+                    <w:left w:val="single" w:color="E0E0E0" w:sz="4"/>
+                    <w:bottom w:val="single" w:color="E0E0E0" w:sz="4"/>
+                    <w:right w:val="single" w:color="E0E0E0" w:sz="4"/>
+                  </w:tcBorders>
+                  <w:shd w:fill="EBF2FF" w:val="solid"/>
+                  <w:tcMar>
+                    <w:top w:type="dxa" w:w="40"/>
+                    <w:left w:type="dxa" w:w="120"/>
+                    <w:bottom w:type="dxa" w:w="40"/>
+                    <w:right w:type="dxa" w:w="120"/>
+                  </w:tcMar>
+                </w:tcPr>
+                <w:p>
+                  <w:pPr>
+                    <w:spacing w:after="60" w:before="60"/>
+                    <w:jc w:val="left"/>
+                  </w:pPr>
+                  <w:r>
+                    <w:rPr>
+                      <w:rFonts w:ascii="Calibri" w:cs="Calibri" w:eastAsia="Calibri" w:hAnsi="Calibri"/>
+                      <w:b/>
+                      <w:bCs/>
+                      <w:i w:val="false"/>
+                      <w:iCs w:val="false"/>
+                      <w:color w:val="001141"/>
+                      <w:sz w:val="19"/>
+                      <w:szCs w:val="19"/>
+                    </w:rPr>
+                    <w:t xml:space="preserve">12-Month Target</w:t>
+                  </w:r>
+                </w:p>
+              </w:tc>
+            </w:tr>
+            <w:tr>
+              <w:tc>
+                <w:tcPr>
+                  <w:tcW w:type="dxa" w:w="2621"/>
+                  <w:tcBorders>
+                    <w:top w:val="single" w:color="E0E0E0" w:sz="4"/>
+                    <w:left w:val="single" w:color="E0E0E0" w:sz="4"/>
+                    <w:bottom w:val="single" w:color="E0E0E0" w:sz="4"/>
+                    <w:right w:val="single" w:color="E0E0E0" w:sz="4"/>
+                  </w:tcBorders>
+                  <w:shd w:fill="FFFFFF" w:val="solid"/>
+                  <w:tcMar>
+                    <w:top w:type="dxa" w:w="40"/>
+                    <w:left w:type="dxa" w:w="120"/>
+                    <w:bottom w:type="dxa" w:w="40"/>
+                    <w:right w:type="dxa" w:w="120"/>
+                  </w:tcMar>
+                </w:tcPr>
+                <w:p>
+                  <w:pPr>
+                    <w:spacing w:after="40" w:before="40"/>
+                  </w:pPr>
+                  <w:r>
+                    <w:rPr>
+                      <w:rFonts w:ascii="Calibri" w:cs="Calibri" w:eastAsia="Calibri" w:hAnsi="Calibri"/>
+                      <w:b/>
+                      <w:bCs/>
+                      <w:i w:val="false"/>
+                      <w:iCs w:val="false"/>
+                      <w:color w:val="161616"/>
+                      <w:sz w:val="19"/>
+                      <w:szCs w:val="19"/>
+                    </w:rPr>
+                    <w:t xml:space="preserve">Time-to-market</w:t>
+                  </w:r>
+                </w:p>
+              </w:tc>
+              <w:tc>
+                <w:tcPr>
+                  <w:tcW w:type="dxa" w:w="1872"/>
+                  <w:tcBorders>
+                    <w:top w:val="single" w:color="E0E0E0" w:sz="4"/>
+                    <w:left w:val="single" w:color="E0E0E0" w:sz="4"/>
+                    <w:bottom w:val="single" w:color="E0E0E0" w:sz="4"/>
+                    <w:right w:val="single" w:color="E0E0E0" w:sz="4"/>
+                  </w:tcBorders>
+                  <w:shd w:fill="EBF2FF" w:val="solid"/>
+                  <w:tcMar>
+                    <w:top w:type="dxa" w:w="40"/>
+                    <w:left w:type="dxa" w:w="120"/>
+                    <w:bottom w:type="dxa" w:w="40"/>
+                    <w:right w:type="dxa" w:w="120"/>
+                  </w:tcMar>
+                </w:tcPr>
+                <w:p>
+                  <w:pPr>
+                    <w:spacing w:after="40" w:before="40"/>
+                  </w:pPr>
+                  <w:r>
+                    <w:rPr>
+                      <w:rFonts w:ascii="Calibri" w:cs="Calibri" w:eastAsia="Calibri" w:hAnsi="Calibri"/>
+                      <w:b/>
+                      <w:bCs/>
+                      <w:i w:val="false"/>
+                      <w:iCs w:val="false"/>
+                      <w:color w:val="0F62FE"/>
+                      <w:sz w:val="19"/>
+                      <w:szCs w:val="19"/>
+                    </w:rPr>
+                    <w:t xml:space="preserve">25–40% faster</w:t>
+                  </w:r>
+                </w:p>
+              </w:tc>
+            </w:tr>
+            <w:tr>
+              <w:tc>
+                <w:tcPr>
+                  <w:tcW w:type="dxa" w:w="2621"/>
+                  <w:tcBorders>
+                    <w:top w:val="single" w:color="E0E0E0" w:sz="4"/>
+                    <w:left w:val="single" w:color="E0E0E0" w:sz="4"/>
+                    <w:bottom w:val="single" w:color="E0E0E0" w:sz="4"/>
+                    <w:right w:val="single" w:color="E0E0E0" w:sz="4"/>
+                  </w:tcBorders>
+                  <w:shd w:fill="F4F4F4" w:val="solid"/>
+                  <w:tcMar>
+                    <w:top w:type="dxa" w:w="40"/>
+                    <w:left w:type="dxa" w:w="120"/>
+                    <w:bottom w:type="dxa" w:w="40"/>
+                    <w:right w:type="dxa" w:w="120"/>
+                  </w:tcMar>
+                </w:tcPr>
+                <w:p>
+                  <w:pPr>
+                    <w:spacing w:after="40" w:before="40"/>
+                  </w:pPr>
+                  <w:r>
+                    <w:rPr>
+                      <w:rFonts w:ascii="Calibri" w:cs="Calibri" w:eastAsia="Calibri" w:hAnsi="Calibri"/>
+                      <w:b/>
+                      <w:bCs/>
+                      <w:i w:val="false"/>
+                      <w:iCs w:val="false"/>
+                      <w:color w:val="161616"/>
+                      <w:sz w:val="19"/>
+                      <w:szCs w:val="19"/>
+                    </w:rPr>
+                    <w:t xml:space="preserve">Deployment frequency</w:t>
+                  </w:r>
+                </w:p>
+              </w:tc>
+              <w:tc>
+                <w:tcPr>
+                  <w:tcW w:type="dxa" w:w="1872"/>
+                  <w:tcBorders>
+                    <w:top w:val="single" w:color="E0E0E0" w:sz="4"/>
+                    <w:left w:val="single" w:color="E0E0E0" w:sz="4"/>
+                    <w:bottom w:val="single" w:color="E0E0E0" w:sz="4"/>
+                    <w:right w:val="single" w:color="E0E0E0" w:sz="4"/>
+                  </w:tcBorders>
+                  <w:shd w:fill="EBF2FF" w:val="solid"/>
+                  <w:tcMar>
+                    <w:top w:type="dxa" w:w="40"/>
+                    <w:left w:type="dxa" w:w="120"/>
+                    <w:bottom w:type="dxa" w:w="40"/>
+                    <w:right w:type="dxa" w:w="120"/>
+                  </w:tcMar>
+                </w:tcPr>
+                <w:p>
+                  <w:pPr>
+                    <w:spacing w:after="40" w:before="40"/>
+                  </w:pPr>
+                  <w:r>
+                    <w:rPr>
+                      <w:rFonts w:ascii="Calibri" w:cs="Calibri" w:eastAsia="Calibri" w:hAnsi="Calibri"/>
+                      <w:b/>
+                      <w:bCs/>
+                      <w:i w:val="false"/>
+                      <w:iCs w:val="false"/>
+                      <w:color w:val="0F62FE"/>
+                      <w:sz w:val="19"/>
+                      <w:szCs w:val="19"/>
+                    </w:rPr>
+                    <w:t xml:space="preserve">2× current pace</w:t>
+                  </w:r>
+                </w:p>
+              </w:tc>
+            </w:tr>
+            <w:tr>
+              <w:tc>
+                <w:tcPr>
+                  <w:tcW w:type="dxa" w:w="2621"/>
+                  <w:tcBorders>
+                    <w:top w:val="single" w:color="E0E0E0" w:sz="4"/>
+                    <w:left w:val="single" w:color="E0E0E0" w:sz="4"/>
+                    <w:bottom w:val="single" w:color="E0E0E0" w:sz="4"/>
+                    <w:right w:val="single" w:color="E0E0E0" w:sz="4"/>
+                  </w:tcBorders>
+                  <w:shd w:fill="FFFFFF" w:val="solid"/>
+                  <w:tcMar>
+                    <w:top w:type="dxa" w:w="40"/>
+                    <w:left w:type="dxa" w:w="120"/>
+                    <w:bottom w:type="dxa" w:w="40"/>
+                    <w:right w:type="dxa" w:w="120"/>
+                  </w:tcMar>
+                </w:tcPr>
+                <w:p>
+                  <w:pPr>
+                    <w:spacing w:after="40" w:before="40"/>
+                  </w:pPr>
+                  <w:r>
+                    <w:rPr>
+                      <w:rFonts w:ascii="Calibri" w:cs="Calibri" w:eastAsia="Calibri" w:hAnsi="Calibri"/>
+                      <w:b/>
+                      <w:bCs/>
+                      <w:i w:val="false"/>
+                      <w:iCs w:val="false"/>
+                      <w:color w:val="161616"/>
+                      <w:sz w:val="19"/>
+                      <w:szCs w:val="19"/>
+                    </w:rPr>
+                    <w:t xml:space="preserve">Change failure rate</w:t>
+                  </w:r>
+                </w:p>
+              </w:tc>
+              <w:tc>
+                <w:tcPr>
+                  <w:tcW w:type="dxa" w:w="1872"/>
+                  <w:tcBorders>
+                    <w:top w:val="single" w:color="E0E0E0" w:sz="4"/>
+                    <w:left w:val="single" w:color="E0E0E0" w:sz="4"/>
+                    <w:bottom w:val="single" w:color="E0E0E0" w:sz="4"/>
+                    <w:right w:val="single" w:color="E0E0E0" w:sz="4"/>
+                  </w:tcBorders>
+                  <w:shd w:fill="EBF2FF" w:val="solid"/>
+                  <w:tcMar>
+                    <w:top w:type="dxa" w:w="40"/>
+                    <w:left w:type="dxa" w:w="120"/>
+                    <w:bottom w:type="dxa" w:w="40"/>
+                    <w:right w:type="dxa" w:w="120"/>
+                  </w:tcMar>
+                </w:tcPr>
+                <w:p>
+                  <w:pPr>
+                    <w:spacing w:after="40" w:before="40"/>
+                  </w:pPr>
+                  <w:r>
+                    <w:rPr>
+                      <w:rFonts w:ascii="Calibri" w:cs="Calibri" w:eastAsia="Calibri" w:hAnsi="Calibri"/>
+                      <w:b/>
+                      <w:bCs/>
+                      <w:i w:val="false"/>
+                      <w:iCs w:val="false"/>
+                      <w:color w:val="0F62FE"/>
+                      <w:sz w:val="19"/>
+                      <w:szCs w:val="19"/>
+                    </w:rPr>
+                    <w:t xml:space="preserve">−60%</w:t>
+                  </w:r>
+                </w:p>
+              </w:tc>
+            </w:tr>
+            <w:tr>
+              <w:tc>
+                <w:tcPr>
+                  <w:tcW w:type="dxa" w:w="2621"/>
+                  <w:tcBorders>
+                    <w:top w:val="single" w:color="E0E0E0" w:sz="4"/>
+                    <w:left w:val="single" w:color="E0E0E0" w:sz="4"/>
+                    <w:bottom w:val="single" w:color="E0E0E0" w:sz="4"/>
+                    <w:right w:val="single" w:color="E0E0E0" w:sz="4"/>
+                  </w:tcBorders>
+                  <w:shd w:fill="F4F4F4" w:val="solid"/>
+                  <w:tcMar>
+                    <w:top w:type="dxa" w:w="40"/>
+                    <w:left w:type="dxa" w:w="120"/>
+                    <w:bottom w:type="dxa" w:w="40"/>
+                    <w:right w:type="dxa" w:w="120"/>
+                  </w:tcMar>
+                </w:tcPr>
+                <w:p>
+                  <w:pPr>
+                    <w:spacing w:after="40" w:before="40"/>
+                  </w:pPr>
+                  <w:r>
+                    <w:rPr>
+                      <w:rFonts w:ascii="Calibri" w:cs="Calibri" w:eastAsia="Calibri" w:hAnsi="Calibri"/>
+                      <w:b/>
+                      <w:bCs/>
+                      <w:i w:val="false"/>
+                      <w:iCs w:val="false"/>
+                      <w:color w:val="161616"/>
+                      <w:sz w:val="19"/>
+                      <w:szCs w:val="19"/>
+                    </w:rPr>
+                    <w:t xml:space="preserve">Rollback / recovery</w:t>
+                  </w:r>
+                </w:p>
+              </w:tc>
+              <w:tc>
+                <w:tcPr>
+                  <w:tcW w:type="dxa" w:w="1872"/>
+                  <w:tcBorders>
+                    <w:top w:val="single" w:color="E0E0E0" w:sz="4"/>
+                    <w:left w:val="single" w:color="E0E0E0" w:sz="4"/>
+                    <w:bottom w:val="single" w:color="E0E0E0" w:sz="4"/>
+                    <w:right w:val="single" w:color="E0E0E0" w:sz="4"/>
+                  </w:tcBorders>
+                  <w:shd w:fill="EBF2FF" w:val="solid"/>
+                  <w:tcMar>
+                    <w:top w:type="dxa" w:w="40"/>
+                    <w:left w:type="dxa" w:w="120"/>
+                    <w:bottom w:type="dxa" w:w="40"/>
+                    <w:right w:type="dxa" w:w="120"/>
+                  </w:tcMar>
+                </w:tcPr>
+                <w:p>
+                  <w:pPr>
+                    <w:spacing w:after="40" w:before="40"/>
+                  </w:pPr>
+                  <w:r>
+                    <w:rPr>
+                      <w:rFonts w:ascii="Calibri" w:cs="Calibri" w:eastAsia="Calibri" w:hAnsi="Calibri"/>
+                      <w:b/>
+                      <w:bCs/>
+                      <w:i w:val="false"/>
+                      <w:iCs w:val="false"/>
+                      <w:color w:val="0F62FE"/>
+                      <w:sz w:val="19"/>
+                      <w:szCs w:val="19"/>
+                    </w:rPr>
+                    <w:t xml:space="preserve">&lt;15 minutes</w:t>
+                  </w:r>
+                </w:p>
+              </w:tc>
+            </w:tr>
+          </w:tbl>
+          <w:p/>
         </w:tc>
         <w:tc>
           <w:tcPr>
@@ -3707,6 +4093,7 @@
               <w:bottom w:val="none"/>
               <w:right w:val="none"/>
             </w:tcBorders>
+            <w:shd w:fill="FFFFFF" w:val="solid"/>
           </w:tcPr>
           <w:p>
             <w:pPr>
@@ -3723,7 +4110,7 @@
                 <w:sz w:val="21"/>
                 <w:szCs w:val="21"/>
               </w:rPr>
-              <w:t xml:space="preserve"/>
+              <w:t xml:space="preserve"> </w:t>
             </w:r>
           </w:p>
         </w:tc>
@@ -3736,6 +4123,7 @@
               <w:bottom w:val="none"/>
               <w:right w:val="none"/>
             </w:tcBorders>
+            <w:shd w:fill="FFFFFF" w:val="solid"/>
             <w:tcMar>
               <w:left w:type="dxa" w:w="160"/>
             </w:tcMar>
@@ -3773,7 +4161,7 @@
                 <w:sz w:val="18"/>
                 <w:szCs w:val="18"/>
               </w:rPr>
-              <w:t xml:space="preserve">Efficiency improvement vs. traditional delivery:</w:t>
+              <w:t xml:space="preserve">Efficiency gain vs. traditional delivery:</w:t>
             </w:r>
           </w:p>
           <w:tbl>
@@ -3805,6 +4193,7 @@
                     <w:bottom w:val="none"/>
                     <w:right w:val="none"/>
                   </w:tcBorders>
+                  <w:shd w:fill="FFFFFF" w:val="solid"/>
                   <w:tcMar>
                     <w:top w:type="dxa" w:w="40"/>
                     <w:bottom w:type="dxa" w:w="40"/>
@@ -3841,6 +4230,12 @@
                     <w:right w:val="none"/>
                   </w:tcBorders>
                   <w:shd w:fill="0F62FE" w:val="solid"/>
+                  <w:tcMar>
+                    <w:top w:type="dxa" w:w="0"/>
+                    <w:left w:type="dxa" w:w="0"/>
+                    <w:bottom w:type="dxa" w:w="0"/>
+                    <w:right w:type="dxa" w:w="0"/>
+                  </w:tcMar>
                 </w:tcPr>
                 <w:p>
                   <w:pPr>
@@ -3857,7 +4252,7 @@
                       <w:sz w:val="21"/>
                       <w:szCs w:val="21"/>
                     </w:rPr>
-                    <w:t xml:space="preserve"/>
+                    <w:t xml:space="preserve"> </w:t>
                   </w:r>
                 </w:p>
               </w:tc>
@@ -3871,6 +4266,12 @@
                     <w:right w:val="none"/>
                   </w:tcBorders>
                   <w:shd w:fill="E0E0E0" w:val="solid"/>
+                  <w:tcMar>
+                    <w:top w:type="dxa" w:w="0"/>
+                    <w:left w:type="dxa" w:w="0"/>
+                    <w:bottom w:type="dxa" w:w="0"/>
+                    <w:right w:type="dxa" w:w="0"/>
+                  </w:tcMar>
                 </w:tcPr>
                 <w:p>
                   <w:pPr>
@@ -3887,7 +4288,7 @@
                       <w:sz w:val="21"/>
                       <w:szCs w:val="21"/>
                     </w:rPr>
-                    <w:t xml:space="preserve"/>
+                    <w:t xml:space="preserve"> </w:t>
                   </w:r>
                 </w:p>
               </w:tc>
@@ -3900,6 +4301,7 @@
                     <w:bottom w:val="none"/>
                     <w:right w:val="none"/>
                   </w:tcBorders>
+                  <w:shd w:fill="FFFFFF" w:val="solid"/>
                   <w:tcMar>
                     <w:top w:type="dxa" w:w="40"/>
                     <w:left w:type="dxa" w:w="80"/>
@@ -3938,6 +4340,7 @@
                     <w:bottom w:val="none"/>
                     <w:right w:val="none"/>
                   </w:tcBorders>
+                  <w:shd w:fill="FFFFFF" w:val="solid"/>
                   <w:tcMar>
                     <w:top w:type="dxa" w:w="40"/>
                     <w:bottom w:type="dxa" w:w="40"/>
@@ -3974,6 +4377,12 @@
                     <w:right w:val="none"/>
                   </w:tcBorders>
                   <w:shd w:fill="007D79" w:val="solid"/>
+                  <w:tcMar>
+                    <w:top w:type="dxa" w:w="0"/>
+                    <w:left w:type="dxa" w:w="0"/>
+                    <w:bottom w:type="dxa" w:w="0"/>
+                    <w:right w:type="dxa" w:w="0"/>
+                  </w:tcMar>
                 </w:tcPr>
                 <w:p>
                   <w:pPr>
@@ -3990,7 +4399,7 @@
                       <w:sz w:val="21"/>
                       <w:szCs w:val="21"/>
                     </w:rPr>
-                    <w:t xml:space="preserve"/>
+                    <w:t xml:space="preserve"> </w:t>
                   </w:r>
                 </w:p>
               </w:tc>
@@ -4004,6 +4413,12 @@
                     <w:right w:val="none"/>
                   </w:tcBorders>
                   <w:shd w:fill="E0E0E0" w:val="solid"/>
+                  <w:tcMar>
+                    <w:top w:type="dxa" w:w="0"/>
+                    <w:left w:type="dxa" w:w="0"/>
+                    <w:bottom w:type="dxa" w:w="0"/>
+                    <w:right w:type="dxa" w:w="0"/>
+                  </w:tcMar>
                 </w:tcPr>
                 <w:p>
                   <w:pPr>
@@ -4020,7 +4435,7 @@
                       <w:sz w:val="21"/>
                       <w:szCs w:val="21"/>
                     </w:rPr>
-                    <w:t xml:space="preserve"/>
+                    <w:t xml:space="preserve"> </w:t>
                   </w:r>
                 </w:p>
               </w:tc>
@@ -4033,6 +4448,7 @@
                     <w:bottom w:val="none"/>
                     <w:right w:val="none"/>
                   </w:tcBorders>
+                  <w:shd w:fill="FFFFFF" w:val="solid"/>
                   <w:tcMar>
                     <w:top w:type="dxa" w:w="40"/>
                     <w:left w:type="dxa" w:w="80"/>
@@ -4071,6 +4487,7 @@
                     <w:bottom w:val="none"/>
                     <w:right w:val="none"/>
                   </w:tcBorders>
+                  <w:shd w:fill="FFFFFF" w:val="solid"/>
                   <w:tcMar>
                     <w:top w:type="dxa" w:w="40"/>
                     <w:bottom w:type="dxa" w:w="40"/>
@@ -4107,6 +4524,12 @@
                     <w:right w:val="none"/>
                   </w:tcBorders>
                   <w:shd w:fill="0043CE" w:val="solid"/>
+                  <w:tcMar>
+                    <w:top w:type="dxa" w:w="0"/>
+                    <w:left w:type="dxa" w:w="0"/>
+                    <w:bottom w:type="dxa" w:w="0"/>
+                    <w:right w:type="dxa" w:w="0"/>
+                  </w:tcMar>
                 </w:tcPr>
                 <w:p>
                   <w:pPr>
@@ -4123,7 +4546,7 @@
                       <w:sz w:val="21"/>
                       <w:szCs w:val="21"/>
                     </w:rPr>
-                    <w:t xml:space="preserve"/>
+                    <w:t xml:space="preserve"> </w:t>
                   </w:r>
                 </w:p>
               </w:tc>
@@ -4137,6 +4560,12 @@
                     <w:right w:val="none"/>
                   </w:tcBorders>
                   <w:shd w:fill="E0E0E0" w:val="solid"/>
+                  <w:tcMar>
+                    <w:top w:type="dxa" w:w="0"/>
+                    <w:left w:type="dxa" w:w="0"/>
+                    <w:bottom w:type="dxa" w:w="0"/>
+                    <w:right w:type="dxa" w:w="0"/>
+                  </w:tcMar>
                 </w:tcPr>
                 <w:p>
                   <w:pPr>
@@ -4153,7 +4582,7 @@
                       <w:sz w:val="21"/>
                       <w:szCs w:val="21"/>
                     </w:rPr>
-                    <w:t xml:space="preserve"/>
+                    <w:t xml:space="preserve"> </w:t>
                   </w:r>
                 </w:p>
               </w:tc>
@@ -4166,6 +4595,7 @@
                     <w:bottom w:val="none"/>
                     <w:right w:val="none"/>
                   </w:tcBorders>
+                  <w:shd w:fill="FFFFFF" w:val="solid"/>
                   <w:tcMar>
                     <w:top w:type="dxa" w:w="40"/>
                     <w:left w:type="dxa" w:w="80"/>
@@ -4204,6 +4634,7 @@
                     <w:bottom w:val="none"/>
                     <w:right w:val="none"/>
                   </w:tcBorders>
+                  <w:shd w:fill="FFFFFF" w:val="solid"/>
                   <w:tcMar>
                     <w:top w:type="dxa" w:w="40"/>
                     <w:bottom w:type="dxa" w:w="40"/>
@@ -4240,6 +4671,12 @@
                     <w:right w:val="none"/>
                   </w:tcBorders>
                   <w:shd w:fill="6929C4" w:val="solid"/>
+                  <w:tcMar>
+                    <w:top w:type="dxa" w:w="0"/>
+                    <w:left w:type="dxa" w:w="0"/>
+                    <w:bottom w:type="dxa" w:w="0"/>
+                    <w:right w:type="dxa" w:w="0"/>
+                  </w:tcMar>
                 </w:tcPr>
                 <w:p>
                   <w:pPr>
@@ -4256,7 +4693,7 @@
                       <w:sz w:val="21"/>
                       <w:szCs w:val="21"/>
                     </w:rPr>
-                    <w:t xml:space="preserve"/>
+                    <w:t xml:space="preserve"> </w:t>
                   </w:r>
                 </w:p>
               </w:tc>
@@ -4270,6 +4707,12 @@
                     <w:right w:val="none"/>
                   </w:tcBorders>
                   <w:shd w:fill="E0E0E0" w:val="solid"/>
+                  <w:tcMar>
+                    <w:top w:type="dxa" w:w="0"/>
+                    <w:left w:type="dxa" w:w="0"/>
+                    <w:bottom w:type="dxa" w:w="0"/>
+                    <w:right w:type="dxa" w:w="0"/>
+                  </w:tcMar>
                 </w:tcPr>
                 <w:p>
                   <w:pPr>
@@ -4286,7 +4729,7 @@
                       <w:sz w:val="21"/>
                       <w:szCs w:val="21"/>
                     </w:rPr>
-                    <w:t xml:space="preserve"/>
+                    <w:t xml:space="preserve"> </w:t>
                   </w:r>
                 </w:p>
               </w:tc>
@@ -4299,6 +4742,7 @@
                     <w:bottom w:val="none"/>
                     <w:right w:val="none"/>
                   </w:tcBorders>
+                  <w:shd w:fill="FFFFFF" w:val="solid"/>
                   <w:tcMar>
                     <w:top w:type="dxa" w:w="40"/>
                     <w:left w:type="dxa" w:w="80"/>
@@ -4337,6 +4781,7 @@
                     <w:bottom w:val="none"/>
                     <w:right w:val="none"/>
                   </w:tcBorders>
+                  <w:shd w:fill="FFFFFF" w:val="solid"/>
                   <w:tcMar>
                     <w:top w:type="dxa" w:w="40"/>
                     <w:bottom w:type="dxa" w:w="40"/>
@@ -4373,6 +4818,12 @@
                     <w:right w:val="none"/>
                   </w:tcBorders>
                   <w:shd w:fill="005D5D" w:val="solid"/>
+                  <w:tcMar>
+                    <w:top w:type="dxa" w:w="0"/>
+                    <w:left w:type="dxa" w:w="0"/>
+                    <w:bottom w:type="dxa" w:w="0"/>
+                    <w:right w:type="dxa" w:w="0"/>
+                  </w:tcMar>
                 </w:tcPr>
                 <w:p>
                   <w:pPr>
@@ -4389,7 +4840,7 @@
                       <w:sz w:val="21"/>
                       <w:szCs w:val="21"/>
                     </w:rPr>
-                    <w:t xml:space="preserve"/>
+                    <w:t xml:space="preserve"> </w:t>
                   </w:r>
                 </w:p>
               </w:tc>
@@ -4403,6 +4854,12 @@
                     <w:right w:val="none"/>
                   </w:tcBorders>
                   <w:shd w:fill="E0E0E0" w:val="solid"/>
+                  <w:tcMar>
+                    <w:top w:type="dxa" w:w="0"/>
+                    <w:left w:type="dxa" w:w="0"/>
+                    <w:bottom w:type="dxa" w:w="0"/>
+                    <w:right w:type="dxa" w:w="0"/>
+                  </w:tcMar>
                 </w:tcPr>
                 <w:p>
                   <w:pPr>
@@ -4419,7 +4876,7 @@
                       <w:sz w:val="21"/>
                       <w:szCs w:val="21"/>
                     </w:rPr>
-                    <w:t xml:space="preserve"/>
+                    <w:t xml:space="preserve"> </w:t>
                   </w:r>
                 </w:p>
               </w:tc>
@@ -4432,6 +4889,7 @@
                     <w:bottom w:val="none"/>
                     <w:right w:val="none"/>
                   </w:tcBorders>
+                  <w:shd w:fill="FFFFFF" w:val="solid"/>
                   <w:tcMar>
                     <w:top w:type="dxa" w:w="40"/>
                     <w:left w:type="dxa" w:w="80"/>
@@ -4476,7 +4934,25 @@
                 <w:sz w:val="21"/>
                 <w:szCs w:val="21"/>
               </w:rPr>
-              <w:t xml:space="preserve"/>
+              <w:t xml:space="preserve"> </w:t>
+            </w:r>
+          </w:p>
+          <w:p>
+            <w:pPr>
+              <w:spacing w:after="60" w:before="80"/>
+            </w:pPr>
+            <w:r>
+              <w:rPr>
+                <w:rFonts w:ascii="Calibri" w:cs="Calibri" w:eastAsia="Calibri" w:hAnsi="Calibri"/>
+                <w:b/>
+                <w:bCs/>
+                <w:i w:val="false"/>
+                <w:iCs w:val="false"/>
+                <w:color w:val="001141"/>
+                <w:sz w:val="21"/>
+                <w:szCs w:val="21"/>
+              </w:rPr>
+              <w:t xml:space="preserve">Modernisation Approach</w:t>
             </w:r>
           </w:p>
           <w:tbl>
@@ -4495,18 +4971,19 @@
             <w:tblGrid>
               <w:gridCol w:w="100"/>
               <w:gridCol w:w="100"/>
+              <w:gridCol w:w="100"/>
             </w:tblGrid>
             <w:tr>
               <w:tc>
                 <w:tcPr>
-                  <w:tcW w:type="dxa" w:w="2621"/>
-                  <w:tcBorders>
-                    <w:top w:val="single" w:color="0F62FE" w:sz="6"/>
-                    <w:left w:val="single" w:color="E0E0E0" w:sz="2"/>
-                    <w:bottom w:val="single" w:color="0F62FE" w:sz="3"/>
-                    <w:right w:val="single" w:color="E0E0E0" w:sz="2"/>
-                  </w:tcBorders>
-                  <w:shd w:fill="D0E2FF" w:val="solid"/>
+                  <w:tcW w:type="dxa" w:w="1685"/>
+                  <w:tcBorders>
+                    <w:top w:val="single" w:color="0F62FE" w:sz="10"/>
+                    <w:left w:val="single" w:color="E0E0E0" w:sz="4"/>
+                    <w:bottom w:val="single" w:color="E0E0E0" w:sz="4"/>
+                    <w:right w:val="single" w:color="E0E0E0" w:sz="4"/>
+                  </w:tcBorders>
+                  <w:shd w:fill="EBF2FF" w:val="solid"/>
                   <w:tcMar>
                     <w:top w:type="dxa" w:w="40"/>
                     <w:left w:type="dxa" w:w="120"/>
@@ -4517,6 +4994,7 @@
                 <w:p>
                   <w:pPr>
                     <w:spacing w:after="60" w:before="60"/>
+                    <w:jc w:val="left"/>
                   </w:pPr>
                   <w:r>
                     <w:rPr>
@@ -4529,20 +5007,20 @@
                       <w:sz w:val="19"/>
                       <w:szCs w:val="19"/>
                     </w:rPr>
-                    <w:t xml:space="preserve">Delivery Metric</w:t>
-                  </w:r>
-                </w:p>
-              </w:tc>
-              <w:tc>
-                <w:tcPr>
-                  <w:tcW w:type="dxa" w:w="1872"/>
-                  <w:tcBorders>
-                    <w:top w:val="single" w:color="0F62FE" w:sz="6"/>
-                    <w:left w:val="single" w:color="E0E0E0" w:sz="2"/>
-                    <w:bottom w:val="single" w:color="0F62FE" w:sz="3"/>
-                    <w:right w:val="single" w:color="E0E0E0" w:sz="2"/>
-                  </w:tcBorders>
-                  <w:shd w:fill="D0E2FF" w:val="solid"/>
+                    <w:t xml:space="preserve">Action</w:t>
+                  </w:r>
+                </w:p>
+              </w:tc>
+              <w:tc>
+                <w:tcPr>
+                  <w:tcW w:type="dxa" w:w="1685"/>
+                  <w:tcBorders>
+                    <w:top w:val="single" w:color="0F62FE" w:sz="10"/>
+                    <w:left w:val="single" w:color="E0E0E0" w:sz="4"/>
+                    <w:bottom w:val="single" w:color="E0E0E0" w:sz="4"/>
+                    <w:right w:val="single" w:color="E0E0E0" w:sz="4"/>
+                  </w:tcBorders>
+                  <w:shd w:fill="EBF2FF" w:val="solid"/>
                   <w:tcMar>
                     <w:top w:type="dxa" w:w="40"/>
                     <w:left w:type="dxa" w:w="120"/>
@@ -4553,6 +5031,7 @@
                 <w:p>
                   <w:pPr>
                     <w:spacing w:after="60" w:before="60"/>
+                    <w:jc w:val="left"/>
                   </w:pPr>
                   <w:r>
                     <w:rPr>
@@ -4565,7 +5044,44 @@
                       <w:sz w:val="19"/>
                       <w:szCs w:val="19"/>
                     </w:rPr>
-                    <w:t xml:space="preserve">12-Month Target</w:t>
+                    <w:t xml:space="preserve">Approach</w:t>
+                  </w:r>
+                </w:p>
+              </w:tc>
+              <w:tc>
+                <w:tcPr>
+                  <w:tcW w:type="dxa" w:w="1123"/>
+                  <w:tcBorders>
+                    <w:top w:val="single" w:color="0F62FE" w:sz="10"/>
+                    <w:left w:val="single" w:color="E0E0E0" w:sz="4"/>
+                    <w:bottom w:val="single" w:color="E0E0E0" w:sz="4"/>
+                    <w:right w:val="single" w:color="E0E0E0" w:sz="4"/>
+                  </w:tcBorders>
+                  <w:shd w:fill="EBF2FF" w:val="solid"/>
+                  <w:tcMar>
+                    <w:top w:type="dxa" w:w="40"/>
+                    <w:left w:type="dxa" w:w="120"/>
+                    <w:bottom w:type="dxa" w:w="40"/>
+                    <w:right w:type="dxa" w:w="120"/>
+                  </w:tcMar>
+                </w:tcPr>
+                <w:p>
+                  <w:pPr>
+                    <w:spacing w:after="60" w:before="60"/>
+                    <w:jc w:val="left"/>
+                  </w:pPr>
+                  <w:r>
+                    <w:rPr>
+                      <w:rFonts w:ascii="Calibri" w:cs="Calibri" w:eastAsia="Calibri" w:hAnsi="Calibri"/>
+                      <w:b/>
+                      <w:bCs/>
+                      <w:i w:val="false"/>
+                      <w:iCs w:val="false"/>
+                      <w:color w:val="001141"/>
+                      <w:sz w:val="19"/>
+                      <w:szCs w:val="19"/>
+                    </w:rPr>
+                    <w:t xml:space="preserve">Wave</w:t>
                   </w:r>
                 </w:p>
               </w:tc>
@@ -4573,12 +5089,12 @@
             <w:tr>
               <w:tc>
                 <w:tcPr>
-                  <w:tcW w:type="dxa" w:w="2621"/>
-                  <w:tcBorders>
-                    <w:top w:val="single" w:color="E0E0E0" w:sz="2"/>
-                    <w:left w:val="single" w:color="E0E0E0" w:sz="2"/>
-                    <w:bottom w:val="single" w:color="E0E0E0" w:sz="2"/>
-                    <w:right w:val="single" w:color="E0E0E0" w:sz="2"/>
+                  <w:tcW w:type="dxa" w:w="1685"/>
+                  <w:tcBorders>
+                    <w:top w:val="single" w:color="E0E0E0" w:sz="4"/>
+                    <w:left w:val="single" w:color="E0E0E0" w:sz="4"/>
+                    <w:bottom w:val="single" w:color="E0E0E0" w:sz="4"/>
+                    <w:right w:val="single" w:color="E0E0E0" w:sz="4"/>
                   </w:tcBorders>
                   <w:shd w:fill="FFFFFF" w:val="solid"/>
                   <w:tcMar>
@@ -4603,18 +5119,54 @@
                       <w:sz w:val="19"/>
                       <w:szCs w:val="19"/>
                     </w:rPr>
-                    <w:t xml:space="preserve">Time-to-market</w:t>
-                  </w:r>
-                </w:p>
-              </w:tc>
-              <w:tc>
-                <w:tcPr>
-                  <w:tcW w:type="dxa" w:w="1872"/>
-                  <w:tcBorders>
-                    <w:top w:val="single" w:color="E0E0E0" w:sz="2"/>
-                    <w:left w:val="single" w:color="E0E0E0" w:sz="2"/>
-                    <w:bottom w:val="single" w:color="E0E0E0" w:sz="2"/>
-                    <w:right w:val="single" w:color="E0E0E0" w:sz="2"/>
+                    <w:t xml:space="preserve">API-wrap legacy</w:t>
+                  </w:r>
+                </w:p>
+              </w:tc>
+              <w:tc>
+                <w:tcPr>
+                  <w:tcW w:type="dxa" w:w="1685"/>
+                  <w:tcBorders>
+                    <w:top w:val="single" w:color="E0E0E0" w:sz="4"/>
+                    <w:left w:val="single" w:color="E0E0E0" w:sz="4"/>
+                    <w:bottom w:val="single" w:color="E0E0E0" w:sz="4"/>
+                    <w:right w:val="single" w:color="E0E0E0" w:sz="4"/>
+                  </w:tcBorders>
+                  <w:shd w:fill="FFFFFF" w:val="solid"/>
+                  <w:tcMar>
+                    <w:top w:type="dxa" w:w="40"/>
+                    <w:left w:type="dxa" w:w="120"/>
+                    <w:bottom w:type="dxa" w:w="40"/>
+                    <w:right w:type="dxa" w:w="120"/>
+                  </w:tcMar>
+                </w:tcPr>
+                <w:p>
+                  <w:pPr>
+                    <w:spacing w:after="40" w:before="40"/>
+                  </w:pPr>
+                  <w:r>
+                    <w:rPr>
+                      <w:rFonts w:ascii="Calibri" w:cs="Calibri" w:eastAsia="Calibri" w:hAnsi="Calibri"/>
+                      <w:b w:val="false"/>
+                      <w:bCs w:val="false"/>
+                      <w:i w:val="false"/>
+                      <w:iCs w:val="false"/>
+                      <w:color w:val="525252"/>
+                      <w:sz w:val="19"/>
+                      <w:szCs w:val="19"/>
+                    </w:rPr>
+                    <w:t xml:space="preserve">Expose as service</w:t>
+                  </w:r>
+                </w:p>
+              </w:tc>
+              <w:tc>
+                <w:tcPr>
+                  <w:tcW w:type="dxa" w:w="1123"/>
+                  <w:tcBorders>
+                    <w:top w:val="single" w:color="E0E0E0" w:sz="4"/>
+                    <w:left w:val="single" w:color="E0E0E0" w:sz="4"/>
+                    <w:bottom w:val="single" w:color="E0E0E0" w:sz="4"/>
+                    <w:right w:val="single" w:color="E0E0E0" w:sz="4"/>
                   </w:tcBorders>
                   <w:shd w:fill="EBF2FF" w:val="solid"/>
                   <w:tcMar>
@@ -4639,7 +5191,7 @@
                       <w:sz w:val="19"/>
                       <w:szCs w:val="19"/>
                     </w:rPr>
-                    <w:t xml:space="preserve">25–40% faster</w:t>
+                    <w:t xml:space="preserve">Wave 1</w:t>
                   </w:r>
                 </w:p>
               </w:tc>
@@ -4647,12 +5199,12 @@
             <w:tr>
               <w:tc>
                 <w:tcPr>
-                  <w:tcW w:type="dxa" w:w="2621"/>
-                  <w:tcBorders>
-                    <w:top w:val="single" w:color="E0E0E0" w:sz="2"/>
-                    <w:left w:val="single" w:color="E0E0E0" w:sz="2"/>
-                    <w:bottom w:val="single" w:color="E0E0E0" w:sz="2"/>
-                    <w:right w:val="single" w:color="E0E0E0" w:sz="2"/>
+                  <w:tcW w:type="dxa" w:w="1685"/>
+                  <w:tcBorders>
+                    <w:top w:val="single" w:color="E0E0E0" w:sz="4"/>
+                    <w:left w:val="single" w:color="E0E0E0" w:sz="4"/>
+                    <w:bottom w:val="single" w:color="E0E0E0" w:sz="4"/>
+                    <w:right w:val="single" w:color="E0E0E0" w:sz="4"/>
                   </w:tcBorders>
                   <w:shd w:fill="F4F4F4" w:val="solid"/>
                   <w:tcMar>
@@ -4677,18 +5229,54 @@
                       <w:sz w:val="19"/>
                       <w:szCs w:val="19"/>
                     </w:rPr>
-                    <w:t xml:space="preserve">Deployment frequency</w:t>
-                  </w:r>
-                </w:p>
-              </w:tc>
-              <w:tc>
-                <w:tcPr>
-                  <w:tcW w:type="dxa" w:w="1872"/>
-                  <w:tcBorders>
-                    <w:top w:val="single" w:color="E0E0E0" w:sz="2"/>
-                    <w:left w:val="single" w:color="E0E0E0" w:sz="2"/>
-                    <w:bottom w:val="single" w:color="E0E0E0" w:sz="2"/>
-                    <w:right w:val="single" w:color="E0E0E0" w:sz="2"/>
+                    <w:t xml:space="preserve">Rehost workloads</w:t>
+                  </w:r>
+                </w:p>
+              </w:tc>
+              <w:tc>
+                <w:tcPr>
+                  <w:tcW w:type="dxa" w:w="1685"/>
+                  <w:tcBorders>
+                    <w:top w:val="single" w:color="E0E0E0" w:sz="4"/>
+                    <w:left w:val="single" w:color="E0E0E0" w:sz="4"/>
+                    <w:bottom w:val="single" w:color="E0E0E0" w:sz="4"/>
+                    <w:right w:val="single" w:color="E0E0E0" w:sz="4"/>
+                  </w:tcBorders>
+                  <w:shd w:fill="F4F4F4" w:val="solid"/>
+                  <w:tcMar>
+                    <w:top w:type="dxa" w:w="40"/>
+                    <w:left w:type="dxa" w:w="120"/>
+                    <w:bottom w:type="dxa" w:w="40"/>
+                    <w:right w:type="dxa" w:w="120"/>
+                  </w:tcMar>
+                </w:tcPr>
+                <w:p>
+                  <w:pPr>
+                    <w:spacing w:after="40" w:before="40"/>
+                  </w:pPr>
+                  <w:r>
+                    <w:rPr>
+                      <w:rFonts w:ascii="Calibri" w:cs="Calibri" w:eastAsia="Calibri" w:hAnsi="Calibri"/>
+                      <w:b w:val="false"/>
+                      <w:bCs w:val="false"/>
+                      <w:i w:val="false"/>
+                      <w:iCs w:val="false"/>
+                      <w:color w:val="525252"/>
+                      <w:sz w:val="19"/>
+                      <w:szCs w:val="19"/>
+                    </w:rPr>
+                    <w:t xml:space="preserve">Lift &amp; validate</w:t>
+                  </w:r>
+                </w:p>
+              </w:tc>
+              <w:tc>
+                <w:tcPr>
+                  <w:tcW w:type="dxa" w:w="1123"/>
+                  <w:tcBorders>
+                    <w:top w:val="single" w:color="E0E0E0" w:sz="4"/>
+                    <w:left w:val="single" w:color="E0E0E0" w:sz="4"/>
+                    <w:bottom w:val="single" w:color="E0E0E0" w:sz="4"/>
+                    <w:right w:val="single" w:color="E0E0E0" w:sz="4"/>
                   </w:tcBorders>
                   <w:shd w:fill="EBF2FF" w:val="solid"/>
                   <w:tcMar>
@@ -4713,7 +5301,7 @@
                       <w:sz w:val="19"/>
                       <w:szCs w:val="19"/>
                     </w:rPr>
-                    <w:t xml:space="preserve">2× current pace</w:t>
+                    <w:t xml:space="preserve">Wave 2</w:t>
                   </w:r>
                 </w:p>
               </w:tc>
@@ -4721,12 +5309,12 @@
             <w:tr>
               <w:tc>
                 <w:tcPr>
-                  <w:tcW w:type="dxa" w:w="2621"/>
-                  <w:tcBorders>
-                    <w:top w:val="single" w:color="E0E0E0" w:sz="2"/>
-                    <w:left w:val="single" w:color="E0E0E0" w:sz="2"/>
-                    <w:bottom w:val="single" w:color="E0E0E0" w:sz="2"/>
-                    <w:right w:val="single" w:color="E0E0E0" w:sz="2"/>
+                  <w:tcW w:type="dxa" w:w="1685"/>
+                  <w:tcBorders>
+                    <w:top w:val="single" w:color="E0E0E0" w:sz="4"/>
+                    <w:left w:val="single" w:color="E0E0E0" w:sz="4"/>
+                    <w:bottom w:val="single" w:color="E0E0E0" w:sz="4"/>
+                    <w:right w:val="single" w:color="E0E0E0" w:sz="4"/>
                   </w:tcBorders>
                   <w:shd w:fill="FFFFFF" w:val="solid"/>
                   <w:tcMar>
@@ -4751,18 +5339,54 @@
                       <w:sz w:val="19"/>
                       <w:szCs w:val="19"/>
                     </w:rPr>
-                    <w:t xml:space="preserve">Change failure rate</w:t>
-                  </w:r>
-                </w:p>
-              </w:tc>
-              <w:tc>
-                <w:tcPr>
-                  <w:tcW w:type="dxa" w:w="1872"/>
-                  <w:tcBorders>
-                    <w:top w:val="single" w:color="E0E0E0" w:sz="2"/>
-                    <w:left w:val="single" w:color="E0E0E0" w:sz="2"/>
-                    <w:bottom w:val="single" w:color="E0E0E0" w:sz="2"/>
-                    <w:right w:val="single" w:color="E0E0E0" w:sz="2"/>
+                    <w:t xml:space="preserve">Refactor priority</w:t>
+                  </w:r>
+                </w:p>
+              </w:tc>
+              <w:tc>
+                <w:tcPr>
+                  <w:tcW w:type="dxa" w:w="1685"/>
+                  <w:tcBorders>
+                    <w:top w:val="single" w:color="E0E0E0" w:sz="4"/>
+                    <w:left w:val="single" w:color="E0E0E0" w:sz="4"/>
+                    <w:bottom w:val="single" w:color="E0E0E0" w:sz="4"/>
+                    <w:right w:val="single" w:color="E0E0E0" w:sz="4"/>
+                  </w:tcBorders>
+                  <w:shd w:fill="FFFFFF" w:val="solid"/>
+                  <w:tcMar>
+                    <w:top w:type="dxa" w:w="40"/>
+                    <w:left w:type="dxa" w:w="120"/>
+                    <w:bottom w:type="dxa" w:w="40"/>
+                    <w:right w:type="dxa" w:w="120"/>
+                  </w:tcMar>
+                </w:tcPr>
+                <w:p>
+                  <w:pPr>
+                    <w:spacing w:after="40" w:before="40"/>
+                  </w:pPr>
+                  <w:r>
+                    <w:rPr>
+                      <w:rFonts w:ascii="Calibri" w:cs="Calibri" w:eastAsia="Calibri" w:hAnsi="Calibri"/>
+                      <w:b w:val="false"/>
+                      <w:bCs w:val="false"/>
+                      <w:i w:val="false"/>
+                      <w:iCs w:val="false"/>
+                      <w:color w:val="525252"/>
+                      <w:sz w:val="19"/>
+                      <w:szCs w:val="19"/>
+                    </w:rPr>
+                    <w:t xml:space="preserve">Selective rebuild</w:t>
+                  </w:r>
+                </w:p>
+              </w:tc>
+              <w:tc>
+                <w:tcPr>
+                  <w:tcW w:type="dxa" w:w="1123"/>
+                  <w:tcBorders>
+                    <w:top w:val="single" w:color="E0E0E0" w:sz="4"/>
+                    <w:left w:val="single" w:color="E0E0E0" w:sz="4"/>
+                    <w:bottom w:val="single" w:color="E0E0E0" w:sz="4"/>
+                    <w:right w:val="single" w:color="E0E0E0" w:sz="4"/>
                   </w:tcBorders>
                   <w:shd w:fill="EBF2FF" w:val="solid"/>
                   <w:tcMar>
@@ -4787,7 +5411,7 @@
                       <w:sz w:val="19"/>
                       <w:szCs w:val="19"/>
                     </w:rPr>
-                    <w:t xml:space="preserve">−60%</w:t>
+                    <w:t xml:space="preserve">Wave 3</w:t>
                   </w:r>
                 </w:p>
               </w:tc>
@@ -4795,12 +5419,12 @@
             <w:tr>
               <w:tc>
                 <w:tcPr>
-                  <w:tcW w:type="dxa" w:w="2621"/>
-                  <w:tcBorders>
-                    <w:top w:val="single" w:color="E0E0E0" w:sz="2"/>
-                    <w:left w:val="single" w:color="E0E0E0" w:sz="2"/>
-                    <w:bottom w:val="single" w:color="E0E0E0" w:sz="2"/>
-                    <w:right w:val="single" w:color="E0E0E0" w:sz="2"/>
+                  <w:tcW w:type="dxa" w:w="1685"/>
+                  <w:tcBorders>
+                    <w:top w:val="single" w:color="E0E0E0" w:sz="4"/>
+                    <w:left w:val="single" w:color="E0E0E0" w:sz="4"/>
+                    <w:bottom w:val="single" w:color="E0E0E0" w:sz="4"/>
+                    <w:right w:val="single" w:color="E0E0E0" w:sz="4"/>
                   </w:tcBorders>
                   <w:shd w:fill="F4F4F4" w:val="solid"/>
                   <w:tcMar>
@@ -4825,18 +5449,54 @@
                       <w:sz w:val="19"/>
                       <w:szCs w:val="19"/>
                     </w:rPr>
-                    <w:t xml:space="preserve">Rollback / recovery</w:t>
-                  </w:r>
-                </w:p>
-              </w:tc>
-              <w:tc>
-                <w:tcPr>
-                  <w:tcW w:type="dxa" w:w="1872"/>
-                  <w:tcBorders>
-                    <w:top w:val="single" w:color="E0E0E0" w:sz="2"/>
-                    <w:left w:val="single" w:color="E0E0E0" w:sz="2"/>
-                    <w:bottom w:val="single" w:color="E0E0E0" w:sz="2"/>
-                    <w:right w:val="single" w:color="E0E0E0" w:sz="2"/>
+                    <w:t xml:space="preserve">Retire &amp; replace</w:t>
+                  </w:r>
+                </w:p>
+              </w:tc>
+              <w:tc>
+                <w:tcPr>
+                  <w:tcW w:type="dxa" w:w="1685"/>
+                  <w:tcBorders>
+                    <w:top w:val="single" w:color="E0E0E0" w:sz="4"/>
+                    <w:left w:val="single" w:color="E0E0E0" w:sz="4"/>
+                    <w:bottom w:val="single" w:color="E0E0E0" w:sz="4"/>
+                    <w:right w:val="single" w:color="E0E0E0" w:sz="4"/>
+                  </w:tcBorders>
+                  <w:shd w:fill="F4F4F4" w:val="solid"/>
+                  <w:tcMar>
+                    <w:top w:type="dxa" w:w="40"/>
+                    <w:left w:type="dxa" w:w="120"/>
+                    <w:bottom w:type="dxa" w:w="40"/>
+                    <w:right w:type="dxa" w:w="120"/>
+                  </w:tcMar>
+                </w:tcPr>
+                <w:p>
+                  <w:pPr>
+                    <w:spacing w:after="40" w:before="40"/>
+                  </w:pPr>
+                  <w:r>
+                    <w:rPr>
+                      <w:rFonts w:ascii="Calibri" w:cs="Calibri" w:eastAsia="Calibri" w:hAnsi="Calibri"/>
+                      <w:b w:val="false"/>
+                      <w:bCs w:val="false"/>
+                      <w:i w:val="false"/>
+                      <w:iCs w:val="false"/>
+                      <w:color w:val="525252"/>
+                      <w:sz w:val="19"/>
+                      <w:szCs w:val="19"/>
+                    </w:rPr>
+                    <w:t xml:space="preserve">Replace with SaaS</w:t>
+                  </w:r>
+                </w:p>
+              </w:tc>
+              <w:tc>
+                <w:tcPr>
+                  <w:tcW w:type="dxa" w:w="1123"/>
+                  <w:tcBorders>
+                    <w:top w:val="single" w:color="E0E0E0" w:sz="4"/>
+                    <w:left w:val="single" w:color="E0E0E0" w:sz="4"/>
+                    <w:bottom w:val="single" w:color="E0E0E0" w:sz="4"/>
+                    <w:right w:val="single" w:color="E0E0E0" w:sz="4"/>
                   </w:tcBorders>
                   <w:shd w:fill="EBF2FF" w:val="solid"/>
                   <w:tcMar>
@@ -4861,7 +5521,7 @@
                       <w:sz w:val="19"/>
                       <w:szCs w:val="19"/>
                     </w:rPr>
-                    <w:t xml:space="preserve">&lt;15 minutes</w:t>
+                    <w:t xml:space="preserve">Ongoing</w:t>
                   </w:r>
                 </w:p>
               </w:tc>
@@ -4889,7 +5549,7 @@
     </w:p>
     <w:p>
       <w:pPr>
-        <w:spacing w:after="20" w:before="20"/>
+        <w:spacing w:after="80" w:before="20"/>
       </w:pPr>
       <w:r>
         <w:rPr>
@@ -4933,7 +5593,7 @@
     </w:p>
     <w:p>
       <w:pPr>
-        <w:spacing w:after="80" w:before="0"/>
+        <w:spacing w:after="40" w:before="0"/>
       </w:pPr>
       <w:r>
         <w:rPr>
@@ -4946,13 +5606,13 @@
           <w:sz w:val="21"/>
           <w:szCs w:val="21"/>
         </w:rPr>
-        <w:t xml:space="preserve"/>
+        <w:t xml:space="preserve"> </w:t>
       </w:r>
     </w:p>
     <w:p>
       <w:pPr>
-        <w:spacing w:after="40" w:before="80"/>
-        <w:ind w:left="720" w:right="720"/>
+        <w:spacing w:after="40" w:before="40"/>
+        <w:ind w:left="600" w:right="600"/>
         <w:jc w:val="center"/>
       </w:pPr>
       <w:r>
@@ -4963,15 +5623,15 @@
           <w:i/>
           <w:iCs/>
           <w:color w:val="001141"/>
-          <w:sz w:val="23"/>
-          <w:szCs w:val="23"/>
+          <w:sz w:val="22"/>
+          <w:szCs w:val="22"/>
         </w:rPr>
-        <w:t xml:space="preserve">“Every defect that reaches production is a promise broken to someone: a provider whose claim was processed incorrectly, a member whose benefits were delayed, a payer whose SLA was missed. IBM’s quality engine is designed so that defect never leaves the building.”</w:t>
+        <w:t xml:space="preserve">“Every defect that reaches production is a promise broken — a provider whose claim was processed incorrectly, a member whose benefits were delayed, a payer whose SLA was missed. IBM’s quality engine is designed so that defect never leaves the building.”</w:t>
       </w:r>
     </w:p>
     <w:p>
       <w:pPr>
-        <w:spacing w:after="100" w:before="0"/>
+        <w:spacing w:after="80" w:before="0"/>
         <w:jc w:val="center"/>
       </w:pPr>
       <w:r>
@@ -4991,10 +5651,10 @@
     <w:p>
       <w:pPr>
         <w:pBdr>
-          <w:bottom w:val="single" w:color="A6C8FF" w:sz="4" w:space="0"/>
+          <w:bottom w:val="single" w:color="D0E2FF" w:sz="4" w:space="0"/>
         </w:pBdr>
         <w:spacing w:after="100" w:before="0"/>
-        <w:ind w:left="2160" w:right="2160"/>
+        <w:ind w:left="2592" w:right="2592"/>
       </w:pPr>
     </w:p>
     <w:tbl>
@@ -5025,6 +5685,7 @@
               <w:bottom w:val="none"/>
               <w:right w:val="none"/>
             </w:tcBorders>
+            <w:shd w:fill="FFFFFF" w:val="solid"/>
             <w:tcMar>
               <w:right w:type="dxa" w:w="160"/>
             </w:tcMar>
@@ -5116,7 +5777,7 @@
                 <w:sz w:val="19"/>
                 <w:szCs w:val="19"/>
               </w:rPr>
-              <w:t xml:space="preserve">AI synthesises regression, integration, and edge-case tests from code changes at commit speed. Coverage grows automatically — no manual test authoring.</w:t>
+              <w:t xml:space="preserve">AI synthesises regression, integration, and edge-case tests from code changes at commit speed. Coverage grows automatically.</w:t>
             </w:r>
           </w:p>
           <w:p>
@@ -5152,7 +5813,7 @@
                 <w:sz w:val="19"/>
                 <w:szCs w:val="19"/>
               </w:rPr>
-              <w:t xml:space="preserve">AI models trained on Horizon’s own incident history identify high-risk code paths before they reach UAT. Fewer defects reach staging; far fewer reach production.</w:t>
+              <w:t xml:space="preserve">AI models trained on Horizon’s own incident history identify high-risk code paths before they reach UAT.</w:t>
             </w:r>
           </w:p>
           <w:p>
@@ -5188,7 +5849,7 @@
                 <w:sz w:val="19"/>
                 <w:szCs w:val="19"/>
               </w:rPr>
-              <w:t xml:space="preserve">Every production defect teaches the quality engine. The test suite improves with every release — a tightening net that never stays static.</w:t>
+              <w:t xml:space="preserve">Every production defect teaches the quality engine. The test suite tightens with every release cycle.</w:t>
             </w:r>
           </w:p>
           <w:p>
@@ -5206,7 +5867,7 @@
                 <w:sz w:val="21"/>
                 <w:szCs w:val="21"/>
               </w:rPr>
-              <w:t xml:space="preserve"/>
+              <w:t xml:space="preserve"> </w:t>
             </w:r>
           </w:p>
           <w:tbl>
@@ -5232,12 +5893,12 @@
                 <w:tcPr>
                   <w:tcW w:type="dxa" w:w="2246"/>
                   <w:tcBorders>
-                    <w:top w:val="single" w:color="0F62FE" w:sz="6"/>
-                    <w:left w:val="single" w:color="E0E0E0" w:sz="2"/>
-                    <w:bottom w:val="single" w:color="0F62FE" w:sz="3"/>
-                    <w:right w:val="single" w:color="E0E0E0" w:sz="2"/>
-                  </w:tcBorders>
-                  <w:shd w:fill="D0E2FF" w:val="solid"/>
+                    <w:top w:val="single" w:color="0F62FE" w:sz="10"/>
+                    <w:left w:val="single" w:color="E0E0E0" w:sz="4"/>
+                    <w:bottom w:val="single" w:color="E0E0E0" w:sz="4"/>
+                    <w:right w:val="single" w:color="E0E0E0" w:sz="4"/>
+                  </w:tcBorders>
+                  <w:shd w:fill="EBF2FF" w:val="solid"/>
                   <w:tcMar>
                     <w:top w:type="dxa" w:w="40"/>
                     <w:left w:type="dxa" w:w="120"/>
@@ -5248,6 +5909,7 @@
                 <w:p>
                   <w:pPr>
                     <w:spacing w:after="60" w:before="60"/>
+                    <w:jc w:val="left"/>
                   </w:pPr>
                   <w:r>
                     <w:rPr>
@@ -5268,12 +5930,12 @@
                 <w:tcPr>
                   <w:tcW w:type="dxa" w:w="936"/>
                   <w:tcBorders>
-                    <w:top w:val="single" w:color="0F62FE" w:sz="6"/>
-                    <w:left w:val="single" w:color="E0E0E0" w:sz="2"/>
-                    <w:bottom w:val="single" w:color="0F62FE" w:sz="3"/>
-                    <w:right w:val="single" w:color="E0E0E0" w:sz="2"/>
-                  </w:tcBorders>
-                  <w:shd w:fill="D0E2FF" w:val="solid"/>
+                    <w:top w:val="single" w:color="0F62FE" w:sz="10"/>
+                    <w:left w:val="single" w:color="E0E0E0" w:sz="4"/>
+                    <w:bottom w:val="single" w:color="E0E0E0" w:sz="4"/>
+                    <w:right w:val="single" w:color="E0E0E0" w:sz="4"/>
+                  </w:tcBorders>
+                  <w:shd w:fill="EBF2FF" w:val="solid"/>
                   <w:tcMar>
                     <w:top w:type="dxa" w:w="40"/>
                     <w:left w:type="dxa" w:w="120"/>
@@ -5284,6 +5946,7 @@
                 <w:p>
                   <w:pPr>
                     <w:spacing w:after="60" w:before="60"/>
+                    <w:jc w:val="left"/>
                   </w:pPr>
                   <w:r>
                     <w:rPr>
@@ -5304,12 +5967,12 @@
                 <w:tcPr>
                   <w:tcW w:type="dxa" w:w="1310"/>
                   <w:tcBorders>
-                    <w:top w:val="single" w:color="0F62FE" w:sz="6"/>
-                    <w:left w:val="single" w:color="E0E0E0" w:sz="2"/>
-                    <w:bottom w:val="single" w:color="0F62FE" w:sz="3"/>
-                    <w:right w:val="single" w:color="E0E0E0" w:sz="2"/>
-                  </w:tcBorders>
-                  <w:shd w:fill="D0E2FF" w:val="solid"/>
+                    <w:top w:val="single" w:color="0F62FE" w:sz="10"/>
+                    <w:left w:val="single" w:color="E0E0E0" w:sz="4"/>
+                    <w:bottom w:val="single" w:color="E0E0E0" w:sz="4"/>
+                    <w:right w:val="single" w:color="E0E0E0" w:sz="4"/>
+                  </w:tcBorders>
+                  <w:shd w:fill="EBF2FF" w:val="solid"/>
                   <w:tcMar>
                     <w:top w:type="dxa" w:w="40"/>
                     <w:left w:type="dxa" w:w="120"/>
@@ -5320,6 +5983,7 @@
                 <w:p>
                   <w:pPr>
                     <w:spacing w:after="60" w:before="60"/>
+                    <w:jc w:val="left"/>
                   </w:pPr>
                   <w:r>
                     <w:rPr>
@@ -5342,10 +6006,10 @@
                 <w:tcPr>
                   <w:tcW w:type="dxa" w:w="2246"/>
                   <w:tcBorders>
-                    <w:top w:val="single" w:color="E0E0E0" w:sz="2"/>
-                    <w:left w:val="single" w:color="E0E0E0" w:sz="2"/>
-                    <w:bottom w:val="single" w:color="E0E0E0" w:sz="2"/>
-                    <w:right w:val="single" w:color="E0E0E0" w:sz="2"/>
+                    <w:top w:val="single" w:color="E0E0E0" w:sz="4"/>
+                    <w:left w:val="single" w:color="E0E0E0" w:sz="4"/>
+                    <w:bottom w:val="single" w:color="E0E0E0" w:sz="4"/>
+                    <w:right w:val="single" w:color="E0E0E0" w:sz="4"/>
                   </w:tcBorders>
                   <w:shd w:fill="FFFFFF" w:val="solid"/>
                   <w:tcMar>
@@ -5378,10 +6042,10 @@
                 <w:tcPr>
                   <w:tcW w:type="dxa" w:w="936"/>
                   <w:tcBorders>
-                    <w:top w:val="single" w:color="E0E0E0" w:sz="2"/>
-                    <w:left w:val="single" w:color="E0E0E0" w:sz="2"/>
-                    <w:bottom w:val="single" w:color="E0E0E0" w:sz="2"/>
-                    <w:right w:val="single" w:color="E0E0E0" w:sz="2"/>
+                    <w:top w:val="single" w:color="E0E0E0" w:sz="4"/>
+                    <w:left w:val="single" w:color="E0E0E0" w:sz="4"/>
+                    <w:bottom w:val="single" w:color="E0E0E0" w:sz="4"/>
+                    <w:right w:val="single" w:color="E0E0E0" w:sz="4"/>
                   </w:tcBorders>
                   <w:shd w:fill="FFFFFF" w:val="solid"/>
                   <w:tcMar>
@@ -5414,10 +6078,10 @@
                 <w:tcPr>
                   <w:tcW w:type="dxa" w:w="1310"/>
                   <w:tcBorders>
-                    <w:top w:val="single" w:color="E0E0E0" w:sz="2"/>
-                    <w:left w:val="single" w:color="E0E0E0" w:sz="2"/>
-                    <w:bottom w:val="single" w:color="E0E0E0" w:sz="2"/>
-                    <w:right w:val="single" w:color="E0E0E0" w:sz="2"/>
+                    <w:top w:val="single" w:color="E0E0E0" w:sz="4"/>
+                    <w:left w:val="single" w:color="E0E0E0" w:sz="4"/>
+                    <w:bottom w:val="single" w:color="E0E0E0" w:sz="4"/>
+                    <w:right w:val="single" w:color="E0E0E0" w:sz="4"/>
                   </w:tcBorders>
                   <w:shd w:fill="EBF2FF" w:val="solid"/>
                   <w:tcMar>
@@ -5452,10 +6116,10 @@
                 <w:tcPr>
                   <w:tcW w:type="dxa" w:w="2246"/>
                   <w:tcBorders>
-                    <w:top w:val="single" w:color="E0E0E0" w:sz="2"/>
-                    <w:left w:val="single" w:color="E0E0E0" w:sz="2"/>
-                    <w:bottom w:val="single" w:color="E0E0E0" w:sz="2"/>
-                    <w:right w:val="single" w:color="E0E0E0" w:sz="2"/>
+                    <w:top w:val="single" w:color="E0E0E0" w:sz="4"/>
+                    <w:left w:val="single" w:color="E0E0E0" w:sz="4"/>
+                    <w:bottom w:val="single" w:color="E0E0E0" w:sz="4"/>
+                    <w:right w:val="single" w:color="E0E0E0" w:sz="4"/>
                   </w:tcBorders>
                   <w:shd w:fill="F4F4F4" w:val="solid"/>
                   <w:tcMar>
@@ -5488,10 +6152,10 @@
                 <w:tcPr>
                   <w:tcW w:type="dxa" w:w="936"/>
                   <w:tcBorders>
-                    <w:top w:val="single" w:color="E0E0E0" w:sz="2"/>
-                    <w:left w:val="single" w:color="E0E0E0" w:sz="2"/>
-                    <w:bottom w:val="single" w:color="E0E0E0" w:sz="2"/>
-                    <w:right w:val="single" w:color="E0E0E0" w:sz="2"/>
+                    <w:top w:val="single" w:color="E0E0E0" w:sz="4"/>
+                    <w:left w:val="single" w:color="E0E0E0" w:sz="4"/>
+                    <w:bottom w:val="single" w:color="E0E0E0" w:sz="4"/>
+                    <w:right w:val="single" w:color="E0E0E0" w:sz="4"/>
                   </w:tcBorders>
                   <w:shd w:fill="F4F4F4" w:val="solid"/>
                   <w:tcMar>
@@ -5524,10 +6188,10 @@
                 <w:tcPr>
                   <w:tcW w:type="dxa" w:w="1310"/>
                   <w:tcBorders>
-                    <w:top w:val="single" w:color="E0E0E0" w:sz="2"/>
-                    <w:left w:val="single" w:color="E0E0E0" w:sz="2"/>
-                    <w:bottom w:val="single" w:color="E0E0E0" w:sz="2"/>
-                    <w:right w:val="single" w:color="E0E0E0" w:sz="2"/>
+                    <w:top w:val="single" w:color="E0E0E0" w:sz="4"/>
+                    <w:left w:val="single" w:color="E0E0E0" w:sz="4"/>
+                    <w:bottom w:val="single" w:color="E0E0E0" w:sz="4"/>
+                    <w:right w:val="single" w:color="E0E0E0" w:sz="4"/>
                   </w:tcBorders>
                   <w:shd w:fill="EBF2FF" w:val="solid"/>
                   <w:tcMar>
@@ -5562,10 +6226,10 @@
                 <w:tcPr>
                   <w:tcW w:type="dxa" w:w="2246"/>
                   <w:tcBorders>
-                    <w:top w:val="single" w:color="E0E0E0" w:sz="2"/>
-                    <w:left w:val="single" w:color="E0E0E0" w:sz="2"/>
-                    <w:bottom w:val="single" w:color="E0E0E0" w:sz="2"/>
-                    <w:right w:val="single" w:color="E0E0E0" w:sz="2"/>
+                    <w:top w:val="single" w:color="E0E0E0" w:sz="4"/>
+                    <w:left w:val="single" w:color="E0E0E0" w:sz="4"/>
+                    <w:bottom w:val="single" w:color="E0E0E0" w:sz="4"/>
+                    <w:right w:val="single" w:color="E0E0E0" w:sz="4"/>
                   </w:tcBorders>
                   <w:shd w:fill="FFFFFF" w:val="solid"/>
                   <w:tcMar>
@@ -5598,10 +6262,10 @@
                 <w:tcPr>
                   <w:tcW w:type="dxa" w:w="936"/>
                   <w:tcBorders>
-                    <w:top w:val="single" w:color="E0E0E0" w:sz="2"/>
-                    <w:left w:val="single" w:color="E0E0E0" w:sz="2"/>
-                    <w:bottom w:val="single" w:color="E0E0E0" w:sz="2"/>
-                    <w:right w:val="single" w:color="E0E0E0" w:sz="2"/>
+                    <w:top w:val="single" w:color="E0E0E0" w:sz="4"/>
+                    <w:left w:val="single" w:color="E0E0E0" w:sz="4"/>
+                    <w:bottom w:val="single" w:color="E0E0E0" w:sz="4"/>
+                    <w:right w:val="single" w:color="E0E0E0" w:sz="4"/>
                   </w:tcBorders>
                   <w:shd w:fill="FFFFFF" w:val="solid"/>
                   <w:tcMar>
@@ -5634,10 +6298,10 @@
                 <w:tcPr>
                   <w:tcW w:type="dxa" w:w="1310"/>
                   <w:tcBorders>
-                    <w:top w:val="single" w:color="E0E0E0" w:sz="2"/>
-                    <w:left w:val="single" w:color="E0E0E0" w:sz="2"/>
-                    <w:bottom w:val="single" w:color="E0E0E0" w:sz="2"/>
-                    <w:right w:val="single" w:color="E0E0E0" w:sz="2"/>
+                    <w:top w:val="single" w:color="E0E0E0" w:sz="4"/>
+                    <w:left w:val="single" w:color="E0E0E0" w:sz="4"/>
+                    <w:bottom w:val="single" w:color="E0E0E0" w:sz="4"/>
+                    <w:right w:val="single" w:color="E0E0E0" w:sz="4"/>
                   </w:tcBorders>
                   <w:shd w:fill="EBF2FF" w:val="solid"/>
                   <w:tcMar>
@@ -5672,10 +6336,10 @@
                 <w:tcPr>
                   <w:tcW w:type="dxa" w:w="2246"/>
                   <w:tcBorders>
-                    <w:top w:val="single" w:color="E0E0E0" w:sz="2"/>
-                    <w:left w:val="single" w:color="E0E0E0" w:sz="2"/>
-                    <w:bottom w:val="single" w:color="E0E0E0" w:sz="2"/>
-                    <w:right w:val="single" w:color="E0E0E0" w:sz="2"/>
+                    <w:top w:val="single" w:color="E0E0E0" w:sz="4"/>
+                    <w:left w:val="single" w:color="E0E0E0" w:sz="4"/>
+                    <w:bottom w:val="single" w:color="E0E0E0" w:sz="4"/>
+                    <w:right w:val="single" w:color="E0E0E0" w:sz="4"/>
                   </w:tcBorders>
                   <w:shd w:fill="F4F4F4" w:val="solid"/>
                   <w:tcMar>
@@ -5708,10 +6372,10 @@
                 <w:tcPr>
                   <w:tcW w:type="dxa" w:w="936"/>
                   <w:tcBorders>
-                    <w:top w:val="single" w:color="E0E0E0" w:sz="2"/>
-                    <w:left w:val="single" w:color="E0E0E0" w:sz="2"/>
-                    <w:bottom w:val="single" w:color="E0E0E0" w:sz="2"/>
-                    <w:right w:val="single" w:color="E0E0E0" w:sz="2"/>
+                    <w:top w:val="single" w:color="E0E0E0" w:sz="4"/>
+                    <w:left w:val="single" w:color="E0E0E0" w:sz="4"/>
+                    <w:bottom w:val="single" w:color="E0E0E0" w:sz="4"/>
+                    <w:right w:val="single" w:color="E0E0E0" w:sz="4"/>
                   </w:tcBorders>
                   <w:shd w:fill="F4F4F4" w:val="solid"/>
                   <w:tcMar>
@@ -5744,10 +6408,10 @@
                 <w:tcPr>
                   <w:tcW w:type="dxa" w:w="1310"/>
                   <w:tcBorders>
-                    <w:top w:val="single" w:color="E0E0E0" w:sz="2"/>
-                    <w:left w:val="single" w:color="E0E0E0" w:sz="2"/>
-                    <w:bottom w:val="single" w:color="E0E0E0" w:sz="2"/>
-                    <w:right w:val="single" w:color="E0E0E0" w:sz="2"/>
+                    <w:top w:val="single" w:color="E0E0E0" w:sz="4"/>
+                    <w:left w:val="single" w:color="E0E0E0" w:sz="4"/>
+                    <w:bottom w:val="single" w:color="E0E0E0" w:sz="4"/>
+                    <w:right w:val="single" w:color="E0E0E0" w:sz="4"/>
                   </w:tcBorders>
                   <w:shd w:fill="EBF2FF" w:val="solid"/>
                   <w:tcMar>
@@ -5789,6 +6453,7 @@
               <w:bottom w:val="none"/>
               <w:right w:val="none"/>
             </w:tcBorders>
+            <w:shd w:fill="FFFFFF" w:val="solid"/>
           </w:tcPr>
           <w:p>
             <w:pPr>
@@ -5805,7 +6470,7 @@
                 <w:sz w:val="21"/>
                 <w:szCs w:val="21"/>
               </w:rPr>
-              <w:t xml:space="preserve"/>
+              <w:t xml:space="preserve"> </w:t>
             </w:r>
           </w:p>
         </w:tc>
@@ -5818,6 +6483,7 @@
               <w:bottom w:val="none"/>
               <w:right w:val="none"/>
             </w:tcBorders>
+            <w:shd w:fill="FFFFFF" w:val="solid"/>
             <w:tcMar>
               <w:left w:type="dxa" w:w="160"/>
             </w:tcMar>
@@ -5855,7 +6521,7 @@
                 <w:sz w:val="18"/>
                 <w:szCs w:val="18"/>
               </w:rPr>
-              <w:t xml:space="preserve">Month-by-month progression to 80%+ coverage:</w:t>
+              <w:t xml:space="preserve">Month-by-month progression:</w:t>
             </w:r>
           </w:p>
           <w:tbl>
@@ -5887,6 +6553,7 @@
                     <w:bottom w:val="none"/>
                     <w:right w:val="none"/>
                   </w:tcBorders>
+                  <w:shd w:fill="FFFFFF" w:val="solid"/>
                   <w:tcMar>
                     <w:top w:type="dxa" w:w="40"/>
                     <w:bottom w:type="dxa" w:w="40"/>
@@ -5923,6 +6590,12 @@
                     <w:right w:val="none"/>
                   </w:tcBorders>
                   <w:shd w:fill="8D8D8D" w:val="solid"/>
+                  <w:tcMar>
+                    <w:top w:type="dxa" w:w="0"/>
+                    <w:left w:type="dxa" w:w="0"/>
+                    <w:bottom w:type="dxa" w:w="0"/>
+                    <w:right w:type="dxa" w:w="0"/>
+                  </w:tcMar>
                 </w:tcPr>
                 <w:p>
                   <w:pPr>
@@ -5939,7 +6612,7 @@
                       <w:sz w:val="21"/>
                       <w:szCs w:val="21"/>
                     </w:rPr>
-                    <w:t xml:space="preserve"/>
+                    <w:t xml:space="preserve"> </w:t>
                   </w:r>
                 </w:p>
               </w:tc>
@@ -5953,6 +6626,12 @@
                     <w:right w:val="none"/>
                   </w:tcBorders>
                   <w:shd w:fill="E0E0E0" w:val="solid"/>
+                  <w:tcMar>
+                    <w:top w:type="dxa" w:w="0"/>
+                    <w:left w:type="dxa" w:w="0"/>
+                    <w:bottom w:type="dxa" w:w="0"/>
+                    <w:right w:type="dxa" w:w="0"/>
+                  </w:tcMar>
                 </w:tcPr>
                 <w:p>
                   <w:pPr>
@@ -5969,7 +6648,7 @@
                       <w:sz w:val="21"/>
                       <w:szCs w:val="21"/>
                     </w:rPr>
-                    <w:t xml:space="preserve"/>
+                    <w:t xml:space="preserve"> </w:t>
                   </w:r>
                 </w:p>
               </w:tc>
@@ -5982,6 +6661,7 @@
                     <w:bottom w:val="none"/>
                     <w:right w:val="none"/>
                   </w:tcBorders>
+                  <w:shd w:fill="FFFFFF" w:val="solid"/>
                   <w:tcMar>
                     <w:top w:type="dxa" w:w="40"/>
                     <w:left w:type="dxa" w:w="80"/>
@@ -6020,6 +6700,7 @@
                     <w:bottom w:val="none"/>
                     <w:right w:val="none"/>
                   </w:tcBorders>
+                  <w:shd w:fill="FFFFFF" w:val="solid"/>
                   <w:tcMar>
                     <w:top w:type="dxa" w:w="40"/>
                     <w:bottom w:type="dxa" w:w="40"/>
@@ -6056,6 +6737,12 @@
                     <w:right w:val="none"/>
                   </w:tcBorders>
                   <w:shd w:fill="0072C3" w:val="solid"/>
+                  <w:tcMar>
+                    <w:top w:type="dxa" w:w="0"/>
+                    <w:left w:type="dxa" w:w="0"/>
+                    <w:bottom w:type="dxa" w:w="0"/>
+                    <w:right w:type="dxa" w:w="0"/>
+                  </w:tcMar>
                 </w:tcPr>
                 <w:p>
                   <w:pPr>
@@ -6072,7 +6759,7 @@
                       <w:sz w:val="21"/>
                       <w:szCs w:val="21"/>
                     </w:rPr>
-                    <w:t xml:space="preserve"/>
+                    <w:t xml:space="preserve"> </w:t>
                   </w:r>
                 </w:p>
               </w:tc>
@@ -6086,6 +6773,12 @@
                     <w:right w:val="none"/>
                   </w:tcBorders>
                   <w:shd w:fill="E0E0E0" w:val="solid"/>
+                  <w:tcMar>
+                    <w:top w:type="dxa" w:w="0"/>
+                    <w:left w:type="dxa" w:w="0"/>
+                    <w:bottom w:type="dxa" w:w="0"/>
+                    <w:right w:type="dxa" w:w="0"/>
+                  </w:tcMar>
                 </w:tcPr>
                 <w:p>
                   <w:pPr>
@@ -6102,7 +6795,7 @@
                       <w:sz w:val="21"/>
                       <w:szCs w:val="21"/>
                     </w:rPr>
-                    <w:t xml:space="preserve"/>
+                    <w:t xml:space="preserve"> </w:t>
                   </w:r>
                 </w:p>
               </w:tc>
@@ -6115,6 +6808,7 @@
                     <w:bottom w:val="none"/>
                     <w:right w:val="none"/>
                   </w:tcBorders>
+                  <w:shd w:fill="FFFFFF" w:val="solid"/>
                   <w:tcMar>
                     <w:top w:type="dxa" w:w="40"/>
                     <w:left w:type="dxa" w:w="80"/>
@@ -6153,6 +6847,7 @@
                     <w:bottom w:val="none"/>
                     <w:right w:val="none"/>
                   </w:tcBorders>
+                  <w:shd w:fill="FFFFFF" w:val="solid"/>
                   <w:tcMar>
                     <w:top w:type="dxa" w:w="40"/>
                     <w:bottom w:type="dxa" w:w="40"/>
@@ -6189,6 +6884,12 @@
                     <w:right w:val="none"/>
                   </w:tcBorders>
                   <w:shd w:fill="0043CE" w:val="solid"/>
+                  <w:tcMar>
+                    <w:top w:type="dxa" w:w="0"/>
+                    <w:left w:type="dxa" w:w="0"/>
+                    <w:bottom w:type="dxa" w:w="0"/>
+                    <w:right w:type="dxa" w:w="0"/>
+                  </w:tcMar>
                 </w:tcPr>
                 <w:p>
                   <w:pPr>
@@ -6205,7 +6906,7 @@
                       <w:sz w:val="21"/>
                       <w:szCs w:val="21"/>
                     </w:rPr>
-                    <w:t xml:space="preserve"/>
+                    <w:t xml:space="preserve"> </w:t>
                   </w:r>
                 </w:p>
               </w:tc>
@@ -6219,6 +6920,12 @@
                     <w:right w:val="none"/>
                   </w:tcBorders>
                   <w:shd w:fill="E0E0E0" w:val="solid"/>
+                  <w:tcMar>
+                    <w:top w:type="dxa" w:w="0"/>
+                    <w:left w:type="dxa" w:w="0"/>
+                    <w:bottom w:type="dxa" w:w="0"/>
+                    <w:right w:type="dxa" w:w="0"/>
+                  </w:tcMar>
                 </w:tcPr>
                 <w:p>
                   <w:pPr>
@@ -6235,7 +6942,7 @@
                       <w:sz w:val="21"/>
                       <w:szCs w:val="21"/>
                     </w:rPr>
-                    <w:t xml:space="preserve"/>
+                    <w:t xml:space="preserve"> </w:t>
                   </w:r>
                 </w:p>
               </w:tc>
@@ -6248,6 +6955,7 @@
                     <w:bottom w:val="none"/>
                     <w:right w:val="none"/>
                   </w:tcBorders>
+                  <w:shd w:fill="FFFFFF" w:val="solid"/>
                   <w:tcMar>
                     <w:top w:type="dxa" w:w="40"/>
                     <w:left w:type="dxa" w:w="80"/>
@@ -6286,6 +6994,7 @@
                     <w:bottom w:val="none"/>
                     <w:right w:val="none"/>
                   </w:tcBorders>
+                  <w:shd w:fill="FFFFFF" w:val="solid"/>
                   <w:tcMar>
                     <w:top w:type="dxa" w:w="40"/>
                     <w:bottom w:type="dxa" w:w="40"/>
@@ -6322,6 +7031,12 @@
                     <w:right w:val="none"/>
                   </w:tcBorders>
                   <w:shd w:fill="0F62FE" w:val="solid"/>
+                  <w:tcMar>
+                    <w:top w:type="dxa" w:w="0"/>
+                    <w:left w:type="dxa" w:w="0"/>
+                    <w:bottom w:type="dxa" w:w="0"/>
+                    <w:right w:type="dxa" w:w="0"/>
+                  </w:tcMar>
                 </w:tcPr>
                 <w:p>
                   <w:pPr>
@@ -6338,7 +7053,7 @@
                       <w:sz w:val="21"/>
                       <w:szCs w:val="21"/>
                     </w:rPr>
-                    <w:t xml:space="preserve"/>
+                    <w:t xml:space="preserve"> </w:t>
                   </w:r>
                 </w:p>
               </w:tc>
@@ -6352,6 +7067,12 @@
                     <w:right w:val="none"/>
                   </w:tcBorders>
                   <w:shd w:fill="E0E0E0" w:val="solid"/>
+                  <w:tcMar>
+                    <w:top w:type="dxa" w:w="0"/>
+                    <w:left w:type="dxa" w:w="0"/>
+                    <w:bottom w:type="dxa" w:w="0"/>
+                    <w:right w:type="dxa" w:w="0"/>
+                  </w:tcMar>
                 </w:tcPr>
                 <w:p>
                   <w:pPr>
@@ -6368,7 +7089,7 @@
                       <w:sz w:val="21"/>
                       <w:szCs w:val="21"/>
                     </w:rPr>
-                    <w:t xml:space="preserve"/>
+                    <w:t xml:space="preserve"> </w:t>
                   </w:r>
                 </w:p>
               </w:tc>
@@ -6381,6 +7102,7 @@
                     <w:bottom w:val="none"/>
                     <w:right w:val="none"/>
                   </w:tcBorders>
+                  <w:shd w:fill="FFFFFF" w:val="solid"/>
                   <w:tcMar>
                     <w:top w:type="dxa" w:w="40"/>
                     <w:left w:type="dxa" w:w="80"/>
@@ -6419,6 +7141,7 @@
                     <w:bottom w:val="none"/>
                     <w:right w:val="none"/>
                   </w:tcBorders>
+                  <w:shd w:fill="FFFFFF" w:val="solid"/>
                   <w:tcMar>
                     <w:top w:type="dxa" w:w="40"/>
                     <w:bottom w:type="dxa" w:w="40"/>
@@ -6455,6 +7178,12 @@
                     <w:right w:val="none"/>
                   </w:tcBorders>
                   <w:shd w:fill="001141" w:val="solid"/>
+                  <w:tcMar>
+                    <w:top w:type="dxa" w:w="0"/>
+                    <w:left w:type="dxa" w:w="0"/>
+                    <w:bottom w:type="dxa" w:w="0"/>
+                    <w:right w:type="dxa" w:w="0"/>
+                  </w:tcMar>
                 </w:tcPr>
                 <w:p>
                   <w:pPr>
@@ -6471,7 +7200,7 @@
                       <w:sz w:val="21"/>
                       <w:szCs w:val="21"/>
                     </w:rPr>
-                    <w:t xml:space="preserve"/>
+                    <w:t xml:space="preserve"> </w:t>
                   </w:r>
                 </w:p>
               </w:tc>
@@ -6485,6 +7214,12 @@
                     <w:right w:val="none"/>
                   </w:tcBorders>
                   <w:shd w:fill="E0E0E0" w:val="solid"/>
+                  <w:tcMar>
+                    <w:top w:type="dxa" w:w="0"/>
+                    <w:left w:type="dxa" w:w="0"/>
+                    <w:bottom w:type="dxa" w:w="0"/>
+                    <w:right w:type="dxa" w:w="0"/>
+                  </w:tcMar>
                 </w:tcPr>
                 <w:p>
                   <w:pPr>
@@ -6501,7 +7236,7 @@
                       <w:sz w:val="21"/>
                       <w:szCs w:val="21"/>
                     </w:rPr>
-                    <w:t xml:space="preserve"/>
+                    <w:t xml:space="preserve"> </w:t>
                   </w:r>
                 </w:p>
               </w:tc>
@@ -6514,6 +7249,7 @@
                     <w:bottom w:val="none"/>
                     <w:right w:val="none"/>
                   </w:tcBorders>
+                  <w:shd w:fill="FFFFFF" w:val="solid"/>
                   <w:tcMar>
                     <w:top w:type="dxa" w:w="40"/>
                     <w:left w:type="dxa" w:w="80"/>
@@ -6558,7 +7294,7 @@
                 <w:sz w:val="21"/>
                 <w:szCs w:val="21"/>
               </w:rPr>
-              <w:t xml:space="preserve"/>
+              <w:t xml:space="preserve"> </w:t>
             </w:r>
           </w:p>
           <w:p>
@@ -6576,7 +7312,7 @@
                 <w:sz w:val="21"/>
                 <w:szCs w:val="21"/>
               </w:rPr>
-              <w:t xml:space="preserve">Quality Release Gates</w:t>
+              <w:t xml:space="preserve">Release Gate Checklist</w:t>
             </w:r>
           </w:p>
           <w:tbl>
@@ -6602,12 +7338,12 @@
                 <w:tcPr>
                   <w:tcW w:type="dxa" w:w="1872"/>
                   <w:tcBorders>
-                    <w:top w:val="single" w:color="0F62FE" w:sz="6"/>
-                    <w:left w:val="single" w:color="E0E0E0" w:sz="2"/>
-                    <w:bottom w:val="single" w:color="0F62FE" w:sz="3"/>
-                    <w:right w:val="single" w:color="E0E0E0" w:sz="2"/>
-                  </w:tcBorders>
-                  <w:shd w:fill="D0E2FF" w:val="solid"/>
+                    <w:top w:val="single" w:color="0F62FE" w:sz="10"/>
+                    <w:left w:val="single" w:color="E0E0E0" w:sz="4"/>
+                    <w:bottom w:val="single" w:color="E0E0E0" w:sz="4"/>
+                    <w:right w:val="single" w:color="E0E0E0" w:sz="4"/>
+                  </w:tcBorders>
+                  <w:shd w:fill="EBF2FF" w:val="solid"/>
                   <w:tcMar>
                     <w:top w:type="dxa" w:w="40"/>
                     <w:left w:type="dxa" w:w="120"/>
@@ -6618,6 +7354,7 @@
                 <w:p>
                   <w:pPr>
                     <w:spacing w:after="60" w:before="60"/>
+                    <w:jc w:val="left"/>
                   </w:pPr>
                   <w:r>
                     <w:rPr>
@@ -6638,12 +7375,12 @@
                 <w:tcPr>
                   <w:tcW w:type="dxa" w:w="1872"/>
                   <w:tcBorders>
-                    <w:top w:val="single" w:color="0F62FE" w:sz="6"/>
-                    <w:left w:val="single" w:color="E0E0E0" w:sz="2"/>
-                    <w:bottom w:val="single" w:color="0F62FE" w:sz="3"/>
-                    <w:right w:val="single" w:color="E0E0E0" w:sz="2"/>
-                  </w:tcBorders>
-                  <w:shd w:fill="D0E2FF" w:val="solid"/>
+                    <w:top w:val="single" w:color="0F62FE" w:sz="10"/>
+                    <w:left w:val="single" w:color="E0E0E0" w:sz="4"/>
+                    <w:bottom w:val="single" w:color="E0E0E0" w:sz="4"/>
+                    <w:right w:val="single" w:color="E0E0E0" w:sz="4"/>
+                  </w:tcBorders>
+                  <w:shd w:fill="EBF2FF" w:val="solid"/>
                   <w:tcMar>
                     <w:top w:type="dxa" w:w="40"/>
                     <w:left w:type="dxa" w:w="120"/>
@@ -6654,6 +7391,7 @@
                 <w:p>
                   <w:pPr>
                     <w:spacing w:after="60" w:before="60"/>
+                    <w:jc w:val="left"/>
                   </w:pPr>
                   <w:r>
                     <w:rPr>
@@ -6674,12 +7412,12 @@
                 <w:tcPr>
                   <w:tcW w:type="dxa" w:w="749"/>
                   <w:tcBorders>
-                    <w:top w:val="single" w:color="0F62FE" w:sz="6"/>
-                    <w:left w:val="single" w:color="E0E0E0" w:sz="2"/>
-                    <w:bottom w:val="single" w:color="0F62FE" w:sz="3"/>
-                    <w:right w:val="single" w:color="E0E0E0" w:sz="2"/>
-                  </w:tcBorders>
-                  <w:shd w:fill="D0E2FF" w:val="solid"/>
+                    <w:top w:val="single" w:color="0F62FE" w:sz="10"/>
+                    <w:left w:val="single" w:color="E0E0E0" w:sz="4"/>
+                    <w:bottom w:val="single" w:color="E0E0E0" w:sz="4"/>
+                    <w:right w:val="single" w:color="E0E0E0" w:sz="4"/>
+                  </w:tcBorders>
+                  <w:shd w:fill="EBF2FF" w:val="solid"/>
                   <w:tcMar>
                     <w:top w:type="dxa" w:w="40"/>
                     <w:left w:type="dxa" w:w="120"/>
@@ -6690,6 +7428,7 @@
                 <w:p>
                   <w:pPr>
                     <w:spacing w:after="60" w:before="60"/>
+                    <w:jc w:val="left"/>
                   </w:pPr>
                   <w:r>
                     <w:rPr>
@@ -6712,10 +7451,10 @@
                 <w:tcPr>
                   <w:tcW w:type="dxa" w:w="1872"/>
                   <w:tcBorders>
-                    <w:top w:val="single" w:color="E0E0E0" w:sz="2"/>
-                    <w:left w:val="single" w:color="E0E0E0" w:sz="2"/>
-                    <w:bottom w:val="single" w:color="E0E0E0" w:sz="2"/>
-                    <w:right w:val="single" w:color="E0E0E0" w:sz="2"/>
+                    <w:top w:val="single" w:color="E0E0E0" w:sz="4"/>
+                    <w:left w:val="single" w:color="E0E0E0" w:sz="4"/>
+                    <w:bottom w:val="single" w:color="E0E0E0" w:sz="4"/>
+                    <w:right w:val="single" w:color="E0E0E0" w:sz="4"/>
                   </w:tcBorders>
                   <w:shd w:fill="FFFFFF" w:val="solid"/>
                   <w:tcMar>
@@ -6748,10 +7487,10 @@
                 <w:tcPr>
                   <w:tcW w:type="dxa" w:w="1872"/>
                   <w:tcBorders>
-                    <w:top w:val="single" w:color="E0E0E0" w:sz="2"/>
-                    <w:left w:val="single" w:color="E0E0E0" w:sz="2"/>
-                    <w:bottom w:val="single" w:color="E0E0E0" w:sz="2"/>
-                    <w:right w:val="single" w:color="E0E0E0" w:sz="2"/>
+                    <w:top w:val="single" w:color="E0E0E0" w:sz="4"/>
+                    <w:left w:val="single" w:color="E0E0E0" w:sz="4"/>
+                    <w:bottom w:val="single" w:color="E0E0E0" w:sz="4"/>
+                    <w:right w:val="single" w:color="E0E0E0" w:sz="4"/>
                   </w:tcBorders>
                   <w:shd w:fill="FFFFFF" w:val="solid"/>
                   <w:tcMar>
@@ -6773,10 +7512,10 @@
                       <w:i w:val="false"/>
                       <w:iCs w:val="false"/>
                       <w:color w:val="525252"/>
-                      <w:sz w:val="18"/>
-                      <w:szCs w:val="18"/>
-                    </w:rPr>
-                    <w:t xml:space="preserve">AI review + coverage delta check</w:t>
+                      <w:sz w:val="19"/>
+                      <w:szCs w:val="19"/>
+                    </w:rPr>
+                    <w:t xml:space="preserve">AI review + coverage delta</w:t>
                   </w:r>
                 </w:p>
               </w:tc>
@@ -6784,10 +7523,10 @@
                 <w:tcPr>
                   <w:tcW w:type="dxa" w:w="749"/>
                   <w:tcBorders>
-                    <w:top w:val="single" w:color="E0E0E0" w:sz="2"/>
-                    <w:left w:val="single" w:color="E0E0E0" w:sz="2"/>
-                    <w:bottom w:val="single" w:color="E0E0E0" w:sz="2"/>
-                    <w:right w:val="single" w:color="E0E0E0" w:sz="2"/>
+                    <w:top w:val="single" w:color="E0E0E0" w:sz="4"/>
+                    <w:left w:val="single" w:color="E0E0E0" w:sz="4"/>
+                    <w:bottom w:val="single" w:color="E0E0E0" w:sz="4"/>
+                    <w:right w:val="single" w:color="E0E0E0" w:sz="4"/>
                   </w:tcBorders>
                   <w:shd w:fill="FFFFFF" w:val="solid"/>
                   <w:tcMar>
@@ -6809,8 +7548,8 @@
                       <w:i w:val="false"/>
                       <w:iCs w:val="false"/>
                       <w:color w:val="198038"/>
-                      <w:sz w:val="18"/>
-                      <w:szCs w:val="18"/>
+                      <w:sz w:val="19"/>
+                      <w:szCs w:val="19"/>
                     </w:rPr>
                     <w:t xml:space="preserve">None</w:t>
                   </w:r>
@@ -6822,10 +7561,10 @@
                 <w:tcPr>
                   <w:tcW w:type="dxa" w:w="1872"/>
                   <w:tcBorders>
-                    <w:top w:val="single" w:color="E0E0E0" w:sz="2"/>
-                    <w:left w:val="single" w:color="E0E0E0" w:sz="2"/>
-                    <w:bottom w:val="single" w:color="E0E0E0" w:sz="2"/>
-                    <w:right w:val="single" w:color="E0E0E0" w:sz="2"/>
+                    <w:top w:val="single" w:color="E0E0E0" w:sz="4"/>
+                    <w:left w:val="single" w:color="E0E0E0" w:sz="4"/>
+                    <w:bottom w:val="single" w:color="E0E0E0" w:sz="4"/>
+                    <w:right w:val="single" w:color="E0E0E0" w:sz="4"/>
                   </w:tcBorders>
                   <w:shd w:fill="F4F4F4" w:val="solid"/>
                   <w:tcMar>
@@ -6858,10 +7597,10 @@
                 <w:tcPr>
                   <w:tcW w:type="dxa" w:w="1872"/>
                   <w:tcBorders>
-                    <w:top w:val="single" w:color="E0E0E0" w:sz="2"/>
-                    <w:left w:val="single" w:color="E0E0E0" w:sz="2"/>
-                    <w:bottom w:val="single" w:color="E0E0E0" w:sz="2"/>
-                    <w:right w:val="single" w:color="E0E0E0" w:sz="2"/>
+                    <w:top w:val="single" w:color="E0E0E0" w:sz="4"/>
+                    <w:left w:val="single" w:color="E0E0E0" w:sz="4"/>
+                    <w:bottom w:val="single" w:color="E0E0E0" w:sz="4"/>
+                    <w:right w:val="single" w:color="E0E0E0" w:sz="4"/>
                   </w:tcBorders>
                   <w:shd w:fill="F4F4F4" w:val="solid"/>
                   <w:tcMar>
@@ -6883,10 +7622,10 @@
                       <w:i w:val="false"/>
                       <w:iCs w:val="false"/>
                       <w:color w:val="525252"/>
-                      <w:sz w:val="18"/>
-                      <w:szCs w:val="18"/>
-                    </w:rPr>
-                    <w:t xml:space="preserve">Unit test pass rate &gt;98%</w:t>
+                      <w:sz w:val="19"/>
+                      <w:szCs w:val="19"/>
+                    </w:rPr>
+                    <w:t xml:space="preserve">Unit pass rate &gt;98%</w:t>
                   </w:r>
                 </w:p>
               </w:tc>
@@ -6894,10 +7633,10 @@
                 <w:tcPr>
                   <w:tcW w:type="dxa" w:w="749"/>
                   <w:tcBorders>
-                    <w:top w:val="single" w:color="E0E0E0" w:sz="2"/>
-                    <w:left w:val="single" w:color="E0E0E0" w:sz="2"/>
-                    <w:bottom w:val="single" w:color="E0E0E0" w:sz="2"/>
-                    <w:right w:val="single" w:color="E0E0E0" w:sz="2"/>
+                    <w:top w:val="single" w:color="E0E0E0" w:sz="4"/>
+                    <w:left w:val="single" w:color="E0E0E0" w:sz="4"/>
+                    <w:bottom w:val="single" w:color="E0E0E0" w:sz="4"/>
+                    <w:right w:val="single" w:color="E0E0E0" w:sz="4"/>
                   </w:tcBorders>
                   <w:shd w:fill="F4F4F4" w:val="solid"/>
                   <w:tcMar>
@@ -6919,8 +7658,8 @@
                       <w:i w:val="false"/>
                       <w:iCs w:val="false"/>
                       <w:color w:val="198038"/>
-                      <w:sz w:val="18"/>
-                      <w:szCs w:val="18"/>
+                      <w:sz w:val="19"/>
+                      <w:szCs w:val="19"/>
                     </w:rPr>
                     <w:t xml:space="preserve">None</w:t>
                   </w:r>
@@ -6932,10 +7671,10 @@
                 <w:tcPr>
                   <w:tcW w:type="dxa" w:w="1872"/>
                   <w:tcBorders>
-                    <w:top w:val="single" w:color="E0E0E0" w:sz="2"/>
-                    <w:left w:val="single" w:color="E0E0E0" w:sz="2"/>
-                    <w:bottom w:val="single" w:color="E0E0E0" w:sz="2"/>
-                    <w:right w:val="single" w:color="E0E0E0" w:sz="2"/>
+                    <w:top w:val="single" w:color="E0E0E0" w:sz="4"/>
+                    <w:left w:val="single" w:color="E0E0E0" w:sz="4"/>
+                    <w:bottom w:val="single" w:color="E0E0E0" w:sz="4"/>
+                    <w:right w:val="single" w:color="E0E0E0" w:sz="4"/>
                   </w:tcBorders>
                   <w:shd w:fill="FFFFFF" w:val="solid"/>
                   <w:tcMar>
@@ -6968,10 +7707,10 @@
                 <w:tcPr>
                   <w:tcW w:type="dxa" w:w="1872"/>
                   <w:tcBorders>
-                    <w:top w:val="single" w:color="E0E0E0" w:sz="2"/>
-                    <w:left w:val="single" w:color="E0E0E0" w:sz="2"/>
-                    <w:bottom w:val="single" w:color="E0E0E0" w:sz="2"/>
-                    <w:right w:val="single" w:color="E0E0E0" w:sz="2"/>
+                    <w:top w:val="single" w:color="E0E0E0" w:sz="4"/>
+                    <w:left w:val="single" w:color="E0E0E0" w:sz="4"/>
+                    <w:bottom w:val="single" w:color="E0E0E0" w:sz="4"/>
+                    <w:right w:val="single" w:color="E0E0E0" w:sz="4"/>
                   </w:tcBorders>
                   <w:shd w:fill="FFFFFF" w:val="solid"/>
                   <w:tcMar>
@@ -6993,10 +7732,10 @@
                       <w:i w:val="false"/>
                       <w:iCs w:val="false"/>
                       <w:color w:val="525252"/>
-                      <w:sz w:val="18"/>
-                      <w:szCs w:val="18"/>
-                    </w:rPr>
-                    <w:t xml:space="preserve">Integration + performance benchmarks</w:t>
+                      <w:sz w:val="19"/>
+                      <w:szCs w:val="19"/>
+                    </w:rPr>
+                    <w:t xml:space="preserve">Integration + perf benchmarks</w:t>
                   </w:r>
                 </w:p>
               </w:tc>
@@ -7004,10 +7743,10 @@
                 <w:tcPr>
                   <w:tcW w:type="dxa" w:w="749"/>
                   <w:tcBorders>
-                    <w:top w:val="single" w:color="E0E0E0" w:sz="2"/>
-                    <w:left w:val="single" w:color="E0E0E0" w:sz="2"/>
-                    <w:bottom w:val="single" w:color="E0E0E0" w:sz="2"/>
-                    <w:right w:val="single" w:color="E0E0E0" w:sz="2"/>
+                    <w:top w:val="single" w:color="E0E0E0" w:sz="4"/>
+                    <w:left w:val="single" w:color="E0E0E0" w:sz="4"/>
+                    <w:bottom w:val="single" w:color="E0E0E0" w:sz="4"/>
+                    <w:right w:val="single" w:color="E0E0E0" w:sz="4"/>
                   </w:tcBorders>
                   <w:shd w:fill="FFFFFF" w:val="solid"/>
                   <w:tcMar>
@@ -7029,8 +7768,8 @@
                       <w:i w:val="false"/>
                       <w:iCs w:val="false"/>
                       <w:color w:val="198038"/>
-                      <w:sz w:val="18"/>
-                      <w:szCs w:val="18"/>
+                      <w:sz w:val="19"/>
+                      <w:szCs w:val="19"/>
                     </w:rPr>
                     <w:t xml:space="preserve">None</w:t>
                   </w:r>
@@ -7042,10 +7781,10 @@
                 <w:tcPr>
                   <w:tcW w:type="dxa" w:w="1872"/>
                   <w:tcBorders>
-                    <w:top w:val="single" w:color="E0E0E0" w:sz="2"/>
-                    <w:left w:val="single" w:color="E0E0E0" w:sz="2"/>
-                    <w:bottom w:val="single" w:color="E0E0E0" w:sz="2"/>
-                    <w:right w:val="single" w:color="E0E0E0" w:sz="2"/>
+                    <w:top w:val="single" w:color="E0E0E0" w:sz="4"/>
+                    <w:left w:val="single" w:color="E0E0E0" w:sz="4"/>
+                    <w:bottom w:val="single" w:color="E0E0E0" w:sz="4"/>
+                    <w:right w:val="single" w:color="E0E0E0" w:sz="4"/>
                   </w:tcBorders>
                   <w:shd w:fill="F4F4F4" w:val="solid"/>
                   <w:tcMar>
@@ -7078,10 +7817,10 @@
                 <w:tcPr>
                   <w:tcW w:type="dxa" w:w="1872"/>
                   <w:tcBorders>
-                    <w:top w:val="single" w:color="E0E0E0" w:sz="2"/>
-                    <w:left w:val="single" w:color="E0E0E0" w:sz="2"/>
-                    <w:bottom w:val="single" w:color="E0E0E0" w:sz="2"/>
-                    <w:right w:val="single" w:color="E0E0E0" w:sz="2"/>
+                    <w:top w:val="single" w:color="E0E0E0" w:sz="4"/>
+                    <w:left w:val="single" w:color="E0E0E0" w:sz="4"/>
+                    <w:bottom w:val="single" w:color="E0E0E0" w:sz="4"/>
+                    <w:right w:val="single" w:color="E0E0E0" w:sz="4"/>
                   </w:tcBorders>
                   <w:shd w:fill="F4F4F4" w:val="solid"/>
                   <w:tcMar>
@@ -7103,8 +7842,8 @@
                       <w:i w:val="false"/>
                       <w:iCs w:val="false"/>
                       <w:color w:val="525252"/>
-                      <w:sz w:val="18"/>
-                      <w:szCs w:val="18"/>
+                      <w:sz w:val="19"/>
+                      <w:szCs w:val="19"/>
                     </w:rPr>
                     <w:t xml:space="preserve">AI risk score + readiness signal</w:t>
                   </w:r>
@@ -7114,10 +7853,10 @@
                 <w:tcPr>
                   <w:tcW w:type="dxa" w:w="749"/>
                   <w:tcBorders>
-                    <w:top w:val="single" w:color="E0E0E0" w:sz="2"/>
-                    <w:left w:val="single" w:color="E0E0E0" w:sz="2"/>
-                    <w:bottom w:val="single" w:color="E0E0E0" w:sz="2"/>
-                    <w:right w:val="single" w:color="E0E0E0" w:sz="2"/>
+                    <w:top w:val="single" w:color="E0E0E0" w:sz="4"/>
+                    <w:left w:val="single" w:color="E0E0E0" w:sz="4"/>
+                    <w:bottom w:val="single" w:color="E0E0E0" w:sz="4"/>
+                    <w:right w:val="single" w:color="E0E0E0" w:sz="4"/>
                   </w:tcBorders>
                   <w:shd w:fill="F4F4F4" w:val="solid"/>
                   <w:tcMar>
@@ -7139,8 +7878,8 @@
                       <w:i w:val="false"/>
                       <w:iCs w:val="false"/>
                       <w:color w:val="525252"/>
-                      <w:sz w:val="18"/>
-                      <w:szCs w:val="18"/>
+                      <w:sz w:val="19"/>
+                      <w:szCs w:val="19"/>
                     </w:rPr>
                     <w:t xml:space="preserve">Tier 1 only</w:t>
                   </w:r>
@@ -7170,7 +7909,7 @@
     </w:p>
     <w:p>
       <w:pPr>
-        <w:spacing w:after="20" w:before="20"/>
+        <w:spacing w:after="80" w:before="20"/>
       </w:pPr>
       <w:r>
         <w:rPr>
@@ -7214,7 +7953,7 @@
     </w:p>
     <w:p>
       <w:pPr>
-        <w:spacing w:after="80" w:before="0"/>
+        <w:spacing w:after="40" w:before="0"/>
       </w:pPr>
       <w:r>
         <w:rPr>
@@ -7227,13 +7966,13 @@
           <w:sz w:val="21"/>
           <w:szCs w:val="21"/>
         </w:rPr>
-        <w:t xml:space="preserve"/>
+        <w:t xml:space="preserve"> </w:t>
       </w:r>
     </w:p>
     <w:p>
       <w:pPr>
-        <w:spacing w:after="40" w:before="80"/>
-        <w:ind w:left="720" w:right="720"/>
+        <w:spacing w:after="40" w:before="40"/>
+        <w:ind w:left="600" w:right="600"/>
         <w:jc w:val="center"/>
       </w:pPr>
       <w:r>
@@ -7244,15 +7983,15 @@
           <w:i/>
           <w:iCs/>
           <w:color w:val="001141"/>
-          <w:sz w:val="23"/>
-          <w:szCs w:val="23"/>
+          <w:sz w:val="22"/>
+          <w:szCs w:val="22"/>
         </w:rPr>
         <w:t xml:space="preserve">“A provider should never have to call a helpdesk because a claims system is slow. A member should never see an error because two systems failed to sync overnight. IBM’s AI operations model is designed so those moments simply stop happening.”</w:t>
       </w:r>
     </w:p>
     <w:p>
       <w:pPr>
-        <w:spacing w:after="100" w:before="0"/>
+        <w:spacing w:after="80" w:before="0"/>
         <w:jc w:val="center"/>
       </w:pPr>
       <w:r>
@@ -7272,10 +8011,10 @@
     <w:p>
       <w:pPr>
         <w:pBdr>
-          <w:bottom w:val="single" w:color="A6C8FF" w:sz="4" w:space="0"/>
+          <w:bottom w:val="single" w:color="D0E2FF" w:sz="4" w:space="0"/>
         </w:pBdr>
         <w:spacing w:after="100" w:before="0"/>
-        <w:ind w:left="2160" w:right="2160"/>
+        <w:ind w:left="2592" w:right="2592"/>
       </w:pPr>
     </w:p>
     <w:p>
@@ -7300,10 +8039,10 @@
       <w:tblPr>
         <w:tblW w:type="dxa" w:w="9360"/>
         <w:tblBorders>
-          <w:top w:val="single" w:color="auto" w:sz="4"/>
-          <w:left w:val="single" w:color="auto" w:sz="4"/>
-          <w:bottom w:val="single" w:color="auto" w:sz="4"/>
-          <w:right w:val="single" w:color="auto" w:sz="4"/>
+          <w:top w:val="none"/>
+          <w:left w:val="none"/>
+          <w:bottom w:val="none"/>
+          <w:right w:val="none"/>
           <w:insideH w:val="single" w:color="auto" w:sz="4"/>
           <w:insideV w:val="single" w:color="auto" w:sz="4"/>
         </w:tblBorders>
@@ -7321,17 +8060,17 @@
           <w:tcPr>
             <w:tcW w:type="dxa" w:w="1872"/>
             <w:tcBorders>
-              <w:top w:val="single" w:color="0F62FE" w:sz="12"/>
-              <w:left w:val="single" w:color="E0E0E0" w:sz="2"/>
-              <w:bottom w:val="single" w:color="E0E0E0" w:sz="2"/>
-              <w:right w:val="single" w:color="E0E0E0" w:sz="2"/>
+              <w:top w:val="single" w:color="0F62FE" w:sz="14"/>
+              <w:left w:val="single" w:color="E0E0E0" w:sz="4"/>
+              <w:bottom w:val="single" w:color="E0E0E0" w:sz="4"/>
+              <w:right w:val="single" w:color="E0E0E0" w:sz="4"/>
             </w:tcBorders>
             <w:shd w:fill="FFFFFF" w:val="solid"/>
             <w:tcMar>
-              <w:top w:type="dxa" w:w="40"/>
-              <w:left w:type="dxa" w:w="80"/>
-              <w:bottom w:type="dxa" w:w="40"/>
-              <w:right w:type="dxa" w:w="80"/>
+              <w:top w:type="dxa" w:w="60"/>
+              <w:left w:type="dxa" w:w="100"/>
+              <w:bottom w:type="dxa" w:w="60"/>
+              <w:right w:type="dxa" w:w="100"/>
             </w:tcMar>
           </w:tcPr>
           <w:p>
@@ -7444,7 +8183,7 @@
                 <w:sz w:val="21"/>
                 <w:szCs w:val="21"/>
               </w:rPr>
-              <w:t xml:space="preserve"/>
+              <w:t xml:space="preserve"> </w:t>
             </w:r>
           </w:p>
         </w:tc>
@@ -7452,17 +8191,17 @@
           <w:tcPr>
             <w:tcW w:type="dxa" w:w="1872"/>
             <w:tcBorders>
-              <w:top w:val="single" w:color="0072C3" w:sz="12"/>
-              <w:left w:val="single" w:color="E0E0E0" w:sz="2"/>
-              <w:bottom w:val="single" w:color="E0E0E0" w:sz="2"/>
-              <w:right w:val="single" w:color="E0E0E0" w:sz="2"/>
+              <w:top w:val="single" w:color="0072C3" w:sz="14"/>
+              <w:left w:val="single" w:color="E0E0E0" w:sz="4"/>
+              <w:bottom w:val="single" w:color="E0E0E0" w:sz="4"/>
+              <w:right w:val="single" w:color="E0E0E0" w:sz="4"/>
             </w:tcBorders>
             <w:shd w:fill="FFFFFF" w:val="solid"/>
             <w:tcMar>
-              <w:top w:type="dxa" w:w="40"/>
-              <w:left w:type="dxa" w:w="80"/>
-              <w:bottom w:type="dxa" w:w="40"/>
-              <w:right w:type="dxa" w:w="80"/>
+              <w:top w:type="dxa" w:w="60"/>
+              <w:left w:type="dxa" w:w="100"/>
+              <w:bottom w:type="dxa" w:w="60"/>
+              <w:right w:type="dxa" w:w="100"/>
             </w:tcMar>
           </w:tcPr>
           <w:p>
@@ -7575,7 +8314,7 @@
                 <w:sz w:val="21"/>
                 <w:szCs w:val="21"/>
               </w:rPr>
-              <w:t xml:space="preserve"/>
+              <w:t xml:space="preserve"> </w:t>
             </w:r>
           </w:p>
         </w:tc>
@@ -7583,17 +8322,17 @@
           <w:tcPr>
             <w:tcW w:type="dxa" w:w="1872"/>
             <w:tcBorders>
-              <w:top w:val="single" w:color="0043CE" w:sz="12"/>
-              <w:left w:val="single" w:color="E0E0E0" w:sz="2"/>
-              <w:bottom w:val="single" w:color="E0E0E0" w:sz="2"/>
-              <w:right w:val="single" w:color="E0E0E0" w:sz="2"/>
+              <w:top w:val="single" w:color="0043CE" w:sz="14"/>
+              <w:left w:val="single" w:color="E0E0E0" w:sz="4"/>
+              <w:bottom w:val="single" w:color="E0E0E0" w:sz="4"/>
+              <w:right w:val="single" w:color="E0E0E0" w:sz="4"/>
             </w:tcBorders>
             <w:shd w:fill="FFFFFF" w:val="solid"/>
             <w:tcMar>
-              <w:top w:type="dxa" w:w="40"/>
-              <w:left w:type="dxa" w:w="80"/>
-              <w:bottom w:type="dxa" w:w="40"/>
-              <w:right w:type="dxa" w:w="80"/>
+              <w:top w:type="dxa" w:w="60"/>
+              <w:left w:type="dxa" w:w="100"/>
+              <w:bottom w:type="dxa" w:w="60"/>
+              <w:right w:type="dxa" w:w="100"/>
             </w:tcMar>
           </w:tcPr>
           <w:p>
@@ -7706,7 +8445,7 @@
                 <w:sz w:val="21"/>
                 <w:szCs w:val="21"/>
               </w:rPr>
-              <w:t xml:space="preserve"/>
+              <w:t xml:space="preserve"> </w:t>
             </w:r>
           </w:p>
         </w:tc>
@@ -7714,17 +8453,17 @@
           <w:tcPr>
             <w:tcW w:type="dxa" w:w="1872"/>
             <w:tcBorders>
-              <w:top w:val="single" w:color="007D79" w:sz="12"/>
-              <w:left w:val="single" w:color="E0E0E0" w:sz="2"/>
-              <w:bottom w:val="single" w:color="E0E0E0" w:sz="2"/>
-              <w:right w:val="single" w:color="E0E0E0" w:sz="2"/>
+              <w:top w:val="single" w:color="007D79" w:sz="14"/>
+              <w:left w:val="single" w:color="E0E0E0" w:sz="4"/>
+              <w:bottom w:val="single" w:color="E0E0E0" w:sz="4"/>
+              <w:right w:val="single" w:color="E0E0E0" w:sz="4"/>
             </w:tcBorders>
             <w:shd w:fill="FFFFFF" w:val="solid"/>
             <w:tcMar>
-              <w:top w:type="dxa" w:w="40"/>
-              <w:left w:type="dxa" w:w="80"/>
-              <w:bottom w:type="dxa" w:w="40"/>
-              <w:right w:type="dxa" w:w="80"/>
+              <w:top w:type="dxa" w:w="60"/>
+              <w:left w:type="dxa" w:w="100"/>
+              <w:bottom w:type="dxa" w:w="60"/>
+              <w:right w:type="dxa" w:w="100"/>
             </w:tcMar>
           </w:tcPr>
           <w:p>
@@ -7837,7 +8576,7 @@
                 <w:sz w:val="21"/>
                 <w:szCs w:val="21"/>
               </w:rPr>
-              <w:t xml:space="preserve"/>
+              <w:t xml:space="preserve"> </w:t>
             </w:r>
           </w:p>
         </w:tc>
@@ -7845,17 +8584,17 @@
           <w:tcPr>
             <w:tcW w:type="dxa" w:w="1872"/>
             <w:tcBorders>
-              <w:top w:val="single" w:color="005D5D" w:sz="12"/>
-              <w:left w:val="single" w:color="E0E0E0" w:sz="2"/>
-              <w:bottom w:val="single" w:color="E0E0E0" w:sz="2"/>
-              <w:right w:val="single" w:color="E0E0E0" w:sz="2"/>
+              <w:top w:val="single" w:color="005D5D" w:sz="14"/>
+              <w:left w:val="single" w:color="E0E0E0" w:sz="4"/>
+              <w:bottom w:val="single" w:color="E0E0E0" w:sz="4"/>
+              <w:right w:val="single" w:color="E0E0E0" w:sz="4"/>
             </w:tcBorders>
             <w:shd w:fill="FFFFFF" w:val="solid"/>
             <w:tcMar>
-              <w:top w:type="dxa" w:w="40"/>
-              <w:left w:type="dxa" w:w="80"/>
-              <w:bottom w:type="dxa" w:w="40"/>
-              <w:right w:type="dxa" w:w="80"/>
+              <w:top w:type="dxa" w:w="60"/>
+              <w:left w:type="dxa" w:w="100"/>
+              <w:bottom w:type="dxa" w:w="60"/>
+              <w:right w:type="dxa" w:w="100"/>
             </w:tcMar>
           </w:tcPr>
           <w:p>
@@ -7968,7 +8707,7 @@
                 <w:sz w:val="21"/>
                 <w:szCs w:val="21"/>
               </w:rPr>
-              <w:t xml:space="preserve"/>
+              <w:t xml:space="preserve"> </w:t>
             </w:r>
           </w:p>
         </w:tc>
@@ -7989,7 +8728,7 @@
           <w:sz w:val="21"/>
           <w:szCs w:val="21"/>
         </w:rPr>
-        <w:t xml:space="preserve"/>
+        <w:t xml:space="preserve"> </w:t>
       </w:r>
     </w:p>
     <w:tbl>
@@ -8020,6 +8759,7 @@
               <w:bottom w:val="none"/>
               <w:right w:val="none"/>
             </w:tcBorders>
+            <w:shd w:fill="FFFFFF" w:val="solid"/>
             <w:tcMar>
               <w:right w:type="dxa" w:w="160"/>
             </w:tcMar>
@@ -8065,12 +8805,12 @@
                 <w:tcPr>
                   <w:tcW w:type="dxa" w:w="1872"/>
                   <w:tcBorders>
-                    <w:top w:val="single" w:color="0F62FE" w:sz="6"/>
-                    <w:left w:val="single" w:color="E0E0E0" w:sz="2"/>
-                    <w:bottom w:val="single" w:color="0F62FE" w:sz="3"/>
-                    <w:right w:val="single" w:color="E0E0E0" w:sz="2"/>
-                  </w:tcBorders>
-                  <w:shd w:fill="D0E2FF" w:val="solid"/>
+                    <w:top w:val="single" w:color="0F62FE" w:sz="10"/>
+                    <w:left w:val="single" w:color="E0E0E0" w:sz="4"/>
+                    <w:bottom w:val="single" w:color="E0E0E0" w:sz="4"/>
+                    <w:right w:val="single" w:color="E0E0E0" w:sz="4"/>
+                  </w:tcBorders>
+                  <w:shd w:fill="EBF2FF" w:val="solid"/>
                   <w:tcMar>
                     <w:top w:type="dxa" w:w="40"/>
                     <w:left w:type="dxa" w:w="120"/>
@@ -8081,6 +8821,7 @@
                 <w:p>
                   <w:pPr>
                     <w:spacing w:after="60" w:before="60"/>
+                    <w:jc w:val="left"/>
                   </w:pPr>
                   <w:r>
                     <w:rPr>
@@ -8101,12 +8842,12 @@
                 <w:tcPr>
                   <w:tcW w:type="dxa" w:w="1685"/>
                   <w:tcBorders>
-                    <w:top w:val="single" w:color="0F62FE" w:sz="6"/>
-                    <w:left w:val="single" w:color="E0E0E0" w:sz="2"/>
-                    <w:bottom w:val="single" w:color="0F62FE" w:sz="3"/>
-                    <w:right w:val="single" w:color="E0E0E0" w:sz="2"/>
-                  </w:tcBorders>
-                  <w:shd w:fill="D0E2FF" w:val="solid"/>
+                    <w:top w:val="single" w:color="0F62FE" w:sz="10"/>
+                    <w:left w:val="single" w:color="E0E0E0" w:sz="4"/>
+                    <w:bottom w:val="single" w:color="E0E0E0" w:sz="4"/>
+                    <w:right w:val="single" w:color="E0E0E0" w:sz="4"/>
+                  </w:tcBorders>
+                  <w:shd w:fill="EBF2FF" w:val="solid"/>
                   <w:tcMar>
                     <w:top w:type="dxa" w:w="40"/>
                     <w:left w:type="dxa" w:w="120"/>
@@ -8117,6 +8858,7 @@
                 <w:p>
                   <w:pPr>
                     <w:spacing w:after="60" w:before="60"/>
+                    <w:jc w:val="left"/>
                   </w:pPr>
                   <w:r>
                     <w:rPr>
@@ -8137,12 +8879,12 @@
                 <w:tcPr>
                   <w:tcW w:type="dxa" w:w="936"/>
                   <w:tcBorders>
-                    <w:top w:val="single" w:color="0F62FE" w:sz="6"/>
-                    <w:left w:val="single" w:color="E0E0E0" w:sz="2"/>
-                    <w:bottom w:val="single" w:color="0F62FE" w:sz="3"/>
-                    <w:right w:val="single" w:color="E0E0E0" w:sz="2"/>
-                  </w:tcBorders>
-                  <w:shd w:fill="D0E2FF" w:val="solid"/>
+                    <w:top w:val="single" w:color="0F62FE" w:sz="10"/>
+                    <w:left w:val="single" w:color="E0E0E0" w:sz="4"/>
+                    <w:bottom w:val="single" w:color="E0E0E0" w:sz="4"/>
+                    <w:right w:val="single" w:color="E0E0E0" w:sz="4"/>
+                  </w:tcBorders>
+                  <w:shd w:fill="EBF2FF" w:val="solid"/>
                   <w:tcMar>
                     <w:top w:type="dxa" w:w="40"/>
                     <w:left w:type="dxa" w:w="120"/>
@@ -8153,6 +8895,7 @@
                 <w:p>
                   <w:pPr>
                     <w:spacing w:after="60" w:before="60"/>
+                    <w:jc w:val="left"/>
                   </w:pPr>
                   <w:r>
                     <w:rPr>
@@ -8175,10 +8918,10 @@
                 <w:tcPr>
                   <w:tcW w:type="dxa" w:w="1872"/>
                   <w:tcBorders>
-                    <w:top w:val="single" w:color="E0E0E0" w:sz="2"/>
-                    <w:left w:val="single" w:color="E0E0E0" w:sz="2"/>
-                    <w:bottom w:val="single" w:color="E0E0E0" w:sz="2"/>
-                    <w:right w:val="single" w:color="E0E0E0" w:sz="2"/>
+                    <w:top w:val="single" w:color="E0E0E0" w:sz="4"/>
+                    <w:left w:val="single" w:color="E0E0E0" w:sz="4"/>
+                    <w:bottom w:val="single" w:color="E0E0E0" w:sz="4"/>
+                    <w:right w:val="single" w:color="E0E0E0" w:sz="4"/>
                   </w:tcBorders>
                   <w:shd w:fill="FFFFFF" w:val="solid"/>
                   <w:tcMar>
@@ -8211,10 +8954,10 @@
                 <w:tcPr>
                   <w:tcW w:type="dxa" w:w="1685"/>
                   <w:tcBorders>
-                    <w:top w:val="single" w:color="E0E0E0" w:sz="2"/>
-                    <w:left w:val="single" w:color="E0E0E0" w:sz="2"/>
-                    <w:bottom w:val="single" w:color="E0E0E0" w:sz="2"/>
-                    <w:right w:val="single" w:color="E0E0E0" w:sz="2"/>
+                    <w:top w:val="single" w:color="E0E0E0" w:sz="4"/>
+                    <w:left w:val="single" w:color="E0E0E0" w:sz="4"/>
+                    <w:bottom w:val="single" w:color="E0E0E0" w:sz="4"/>
+                    <w:right w:val="single" w:color="E0E0E0" w:sz="4"/>
                   </w:tcBorders>
                   <w:shd w:fill="FFFFFF" w:val="solid"/>
                   <w:tcMar>
@@ -8236,10 +8979,10 @@
                       <w:i w:val="false"/>
                       <w:iCs w:val="false"/>
                       <w:color w:val="525252"/>
-                      <w:sz w:val="18"/>
-                      <w:szCs w:val="18"/>
-                    </w:rPr>
-                    <w:t xml:space="preserve">Cuts alert noise &gt;60%</w:t>
+                      <w:sz w:val="19"/>
+                      <w:szCs w:val="19"/>
+                    </w:rPr>
+                    <w:t xml:space="preserve">Cuts alert noise by &gt;60%</w:t>
                   </w:r>
                 </w:p>
               </w:tc>
@@ -8247,10 +8990,10 @@
                 <w:tcPr>
                   <w:tcW w:type="dxa" w:w="936"/>
                   <w:tcBorders>
-                    <w:top w:val="single" w:color="E0E0E0" w:sz="2"/>
-                    <w:left w:val="single" w:color="E0E0E0" w:sz="2"/>
-                    <w:bottom w:val="single" w:color="E0E0E0" w:sz="2"/>
-                    <w:right w:val="single" w:color="E0E0E0" w:sz="2"/>
+                    <w:top w:val="single" w:color="E0E0E0" w:sz="4"/>
+                    <w:left w:val="single" w:color="E0E0E0" w:sz="4"/>
+                    <w:bottom w:val="single" w:color="E0E0E0" w:sz="4"/>
+                    <w:right w:val="single" w:color="E0E0E0" w:sz="4"/>
                   </w:tcBorders>
                   <w:shd w:fill="EBF2FF" w:val="solid"/>
                   <w:tcMar>
@@ -8272,8 +9015,8 @@
                       <w:i w:val="false"/>
                       <w:iCs w:val="false"/>
                       <w:color w:val="0F62FE"/>
-                      <w:sz w:val="18"/>
-                      <w:szCs w:val="18"/>
+                      <w:sz w:val="19"/>
+                      <w:szCs w:val="19"/>
                     </w:rPr>
                     <w:t xml:space="preserve">$2.5–3.5M</w:t>
                   </w:r>
@@ -8285,10 +9028,10 @@
                 <w:tcPr>
                   <w:tcW w:type="dxa" w:w="1872"/>
                   <w:tcBorders>
-                    <w:top w:val="single" w:color="E0E0E0" w:sz="2"/>
-                    <w:left w:val="single" w:color="E0E0E0" w:sz="2"/>
-                    <w:bottom w:val="single" w:color="E0E0E0" w:sz="2"/>
-                    <w:right w:val="single" w:color="E0E0E0" w:sz="2"/>
+                    <w:top w:val="single" w:color="E0E0E0" w:sz="4"/>
+                    <w:left w:val="single" w:color="E0E0E0" w:sz="4"/>
+                    <w:bottom w:val="single" w:color="E0E0E0" w:sz="4"/>
+                    <w:right w:val="single" w:color="E0E0E0" w:sz="4"/>
                   </w:tcBorders>
                   <w:shd w:fill="F4F4F4" w:val="solid"/>
                   <w:tcMar>
@@ -8321,10 +9064,10 @@
                 <w:tcPr>
                   <w:tcW w:type="dxa" w:w="1685"/>
                   <w:tcBorders>
-                    <w:top w:val="single" w:color="E0E0E0" w:sz="2"/>
-                    <w:left w:val="single" w:color="E0E0E0" w:sz="2"/>
-                    <w:bottom w:val="single" w:color="E0E0E0" w:sz="2"/>
-                    <w:right w:val="single" w:color="E0E0E0" w:sz="2"/>
+                    <w:top w:val="single" w:color="E0E0E0" w:sz="4"/>
+                    <w:left w:val="single" w:color="E0E0E0" w:sz="4"/>
+                    <w:bottom w:val="single" w:color="E0E0E0" w:sz="4"/>
+                    <w:right w:val="single" w:color="E0E0E0" w:sz="4"/>
                   </w:tcBorders>
                   <w:shd w:fill="F4F4F4" w:val="solid"/>
                   <w:tcMar>
@@ -8346,8 +9089,8 @@
                       <w:i w:val="false"/>
                       <w:iCs w:val="false"/>
                       <w:color w:val="525252"/>
-                      <w:sz w:val="18"/>
-                      <w:szCs w:val="18"/>
+                      <w:sz w:val="19"/>
+                      <w:szCs w:val="19"/>
                     </w:rPr>
                     <w:t xml:space="preserve">Routes issues instantly</w:t>
                   </w:r>
@@ -8357,10 +9100,10 @@
                 <w:tcPr>
                   <w:tcW w:type="dxa" w:w="936"/>
                   <w:tcBorders>
-                    <w:top w:val="single" w:color="E0E0E0" w:sz="2"/>
-                    <w:left w:val="single" w:color="E0E0E0" w:sz="2"/>
-                    <w:bottom w:val="single" w:color="E0E0E0" w:sz="2"/>
-                    <w:right w:val="single" w:color="E0E0E0" w:sz="2"/>
+                    <w:top w:val="single" w:color="E0E0E0" w:sz="4"/>
+                    <w:left w:val="single" w:color="E0E0E0" w:sz="4"/>
+                    <w:bottom w:val="single" w:color="E0E0E0" w:sz="4"/>
+                    <w:right w:val="single" w:color="E0E0E0" w:sz="4"/>
                   </w:tcBorders>
                   <w:shd w:fill="EBF2FF" w:val="solid"/>
                   <w:tcMar>
@@ -8382,8 +9125,8 @@
                       <w:i w:val="false"/>
                       <w:iCs w:val="false"/>
                       <w:color w:val="0F62FE"/>
-                      <w:sz w:val="18"/>
-                      <w:szCs w:val="18"/>
+                      <w:sz w:val="19"/>
+                      <w:szCs w:val="19"/>
                     </w:rPr>
                     <w:t xml:space="preserve">$1.3–1.5M</w:t>
                   </w:r>
@@ -8395,10 +9138,10 @@
                 <w:tcPr>
                   <w:tcW w:type="dxa" w:w="1872"/>
                   <w:tcBorders>
-                    <w:top w:val="single" w:color="E0E0E0" w:sz="2"/>
-                    <w:left w:val="single" w:color="E0E0E0" w:sz="2"/>
-                    <w:bottom w:val="single" w:color="E0E0E0" w:sz="2"/>
-                    <w:right w:val="single" w:color="E0E0E0" w:sz="2"/>
+                    <w:top w:val="single" w:color="E0E0E0" w:sz="4"/>
+                    <w:left w:val="single" w:color="E0E0E0" w:sz="4"/>
+                    <w:bottom w:val="single" w:color="E0E0E0" w:sz="4"/>
+                    <w:right w:val="single" w:color="E0E0E0" w:sz="4"/>
                   </w:tcBorders>
                   <w:shd w:fill="FFFFFF" w:val="solid"/>
                   <w:tcMar>
@@ -8431,10 +9174,10 @@
                 <w:tcPr>
                   <w:tcW w:type="dxa" w:w="1685"/>
                   <w:tcBorders>
-                    <w:top w:val="single" w:color="E0E0E0" w:sz="2"/>
-                    <w:left w:val="single" w:color="E0E0E0" w:sz="2"/>
-                    <w:bottom w:val="single" w:color="E0E0E0" w:sz="2"/>
-                    <w:right w:val="single" w:color="E0E0E0" w:sz="2"/>
+                    <w:top w:val="single" w:color="E0E0E0" w:sz="4"/>
+                    <w:left w:val="single" w:color="E0E0E0" w:sz="4"/>
+                    <w:bottom w:val="single" w:color="E0E0E0" w:sz="4"/>
+                    <w:right w:val="single" w:color="E0E0E0" w:sz="4"/>
                   </w:tcBorders>
                   <w:shd w:fill="FFFFFF" w:val="solid"/>
                   <w:tcMar>
@@ -8456,10 +9199,10 @@
                       <w:i w:val="false"/>
                       <w:iCs w:val="false"/>
                       <w:color w:val="525252"/>
-                      <w:sz w:val="18"/>
-                      <w:szCs w:val="18"/>
-                    </w:rPr>
-                    <w:t xml:space="preserve">Diagnoses in seconds</w:t>
+                      <w:sz w:val="19"/>
+                      <w:szCs w:val="19"/>
+                    </w:rPr>
+                    <w:t xml:space="preserve">Diagnoses in seconds, not hours</w:t>
                   </w:r>
                 </w:p>
               </w:tc>
@@ -8467,10 +9210,10 @@
                 <w:tcPr>
                   <w:tcW w:type="dxa" w:w="936"/>
                   <w:tcBorders>
-                    <w:top w:val="single" w:color="E0E0E0" w:sz="2"/>
-                    <w:left w:val="single" w:color="E0E0E0" w:sz="2"/>
-                    <w:bottom w:val="single" w:color="E0E0E0" w:sz="2"/>
-                    <w:right w:val="single" w:color="E0E0E0" w:sz="2"/>
+                    <w:top w:val="single" w:color="E0E0E0" w:sz="4"/>
+                    <w:left w:val="single" w:color="E0E0E0" w:sz="4"/>
+                    <w:bottom w:val="single" w:color="E0E0E0" w:sz="4"/>
+                    <w:right w:val="single" w:color="E0E0E0" w:sz="4"/>
                   </w:tcBorders>
                   <w:shd w:fill="EBF2FF" w:val="solid"/>
                   <w:tcMar>
@@ -8492,8 +9235,8 @@
                       <w:i w:val="false"/>
                       <w:iCs w:val="false"/>
                       <w:color w:val="0F62FE"/>
-                      <w:sz w:val="18"/>
-                      <w:szCs w:val="18"/>
+                      <w:sz w:val="19"/>
+                      <w:szCs w:val="19"/>
                     </w:rPr>
                     <w:t xml:space="preserve">$2.0–3.0M</w:t>
                   </w:r>
@@ -8505,10 +9248,10 @@
                 <w:tcPr>
                   <w:tcW w:type="dxa" w:w="1872"/>
                   <w:tcBorders>
-                    <w:top w:val="single" w:color="E0E0E0" w:sz="2"/>
-                    <w:left w:val="single" w:color="E0E0E0" w:sz="2"/>
-                    <w:bottom w:val="single" w:color="E0E0E0" w:sz="2"/>
-                    <w:right w:val="single" w:color="E0E0E0" w:sz="2"/>
+                    <w:top w:val="single" w:color="E0E0E0" w:sz="4"/>
+                    <w:left w:val="single" w:color="E0E0E0" w:sz="4"/>
+                    <w:bottom w:val="single" w:color="E0E0E0" w:sz="4"/>
+                    <w:right w:val="single" w:color="E0E0E0" w:sz="4"/>
                   </w:tcBorders>
                   <w:shd w:fill="F4F4F4" w:val="solid"/>
                   <w:tcMar>
@@ -8541,10 +9284,10 @@
                 <w:tcPr>
                   <w:tcW w:type="dxa" w:w="1685"/>
                   <w:tcBorders>
-                    <w:top w:val="single" w:color="E0E0E0" w:sz="2"/>
-                    <w:left w:val="single" w:color="E0E0E0" w:sz="2"/>
-                    <w:bottom w:val="single" w:color="E0E0E0" w:sz="2"/>
-                    <w:right w:val="single" w:color="E0E0E0" w:sz="2"/>
+                    <w:top w:val="single" w:color="E0E0E0" w:sz="4"/>
+                    <w:left w:val="single" w:color="E0E0E0" w:sz="4"/>
+                    <w:bottom w:val="single" w:color="E0E0E0" w:sz="4"/>
+                    <w:right w:val="single" w:color="E0E0E0" w:sz="4"/>
                   </w:tcBorders>
                   <w:shd w:fill="F4F4F4" w:val="solid"/>
                   <w:tcMar>
@@ -8566,8 +9309,8 @@
                       <w:i w:val="false"/>
                       <w:iCs w:val="false"/>
                       <w:color w:val="525252"/>
-                      <w:sz w:val="18"/>
-                      <w:szCs w:val="18"/>
+                      <w:sz w:val="19"/>
+                      <w:szCs w:val="19"/>
                     </w:rPr>
                     <w:t xml:space="preserve">Resolves P3/P4 without human touch</w:t>
                   </w:r>
@@ -8577,10 +9320,10 @@
                 <w:tcPr>
                   <w:tcW w:type="dxa" w:w="936"/>
                   <w:tcBorders>
-                    <w:top w:val="single" w:color="E0E0E0" w:sz="2"/>
-                    <w:left w:val="single" w:color="E0E0E0" w:sz="2"/>
-                    <w:bottom w:val="single" w:color="E0E0E0" w:sz="2"/>
-                    <w:right w:val="single" w:color="E0E0E0" w:sz="2"/>
+                    <w:top w:val="single" w:color="E0E0E0" w:sz="4"/>
+                    <w:left w:val="single" w:color="E0E0E0" w:sz="4"/>
+                    <w:bottom w:val="single" w:color="E0E0E0" w:sz="4"/>
+                    <w:right w:val="single" w:color="E0E0E0" w:sz="4"/>
                   </w:tcBorders>
                   <w:shd w:fill="EBF2FF" w:val="solid"/>
                   <w:tcMar>
@@ -8602,8 +9345,8 @@
                       <w:i w:val="false"/>
                       <w:iCs w:val="false"/>
                       <w:color w:val="0F62FE"/>
-                      <w:sz w:val="18"/>
-                      <w:szCs w:val="18"/>
+                      <w:sz w:val="19"/>
+                      <w:szCs w:val="19"/>
                     </w:rPr>
                     <w:t xml:space="preserve">$1.5–2.0M</w:t>
                   </w:r>
@@ -8615,10 +9358,10 @@
                 <w:tcPr>
                   <w:tcW w:type="dxa" w:w="1872"/>
                   <w:tcBorders>
-                    <w:top w:val="single" w:color="E0E0E0" w:sz="2"/>
-                    <w:left w:val="single" w:color="E0E0E0" w:sz="2"/>
-                    <w:bottom w:val="single" w:color="E0E0E0" w:sz="2"/>
-                    <w:right w:val="single" w:color="E0E0E0" w:sz="2"/>
+                    <w:top w:val="single" w:color="E0E0E0" w:sz="4"/>
+                    <w:left w:val="single" w:color="E0E0E0" w:sz="4"/>
+                    <w:bottom w:val="single" w:color="E0E0E0" w:sz="4"/>
+                    <w:right w:val="single" w:color="E0E0E0" w:sz="4"/>
                   </w:tcBorders>
                   <w:shd w:fill="FFFFFF" w:val="solid"/>
                   <w:tcMar>
@@ -8651,10 +9394,10 @@
                 <w:tcPr>
                   <w:tcW w:type="dxa" w:w="1685"/>
                   <w:tcBorders>
-                    <w:top w:val="single" w:color="E0E0E0" w:sz="2"/>
-                    <w:left w:val="single" w:color="E0E0E0" w:sz="2"/>
-                    <w:bottom w:val="single" w:color="E0E0E0" w:sz="2"/>
-                    <w:right w:val="single" w:color="E0E0E0" w:sz="2"/>
+                    <w:top w:val="single" w:color="E0E0E0" w:sz="4"/>
+                    <w:left w:val="single" w:color="E0E0E0" w:sz="4"/>
+                    <w:bottom w:val="single" w:color="E0E0E0" w:sz="4"/>
+                    <w:right w:val="single" w:color="E0E0E0" w:sz="4"/>
                   </w:tcBorders>
                   <w:shd w:fill="FFFFFF" w:val="solid"/>
                   <w:tcMar>
@@ -8676,8 +9419,8 @@
                       <w:i w:val="false"/>
                       <w:iCs w:val="false"/>
                       <w:color w:val="525252"/>
-                      <w:sz w:val="18"/>
-                      <w:szCs w:val="18"/>
+                      <w:sz w:val="19"/>
+                      <w:szCs w:val="19"/>
                     </w:rPr>
                     <w:t xml:space="preserve">Learns from every incident</w:t>
                   </w:r>
@@ -8687,10 +9430,10 @@
                 <w:tcPr>
                   <w:tcW w:type="dxa" w:w="936"/>
                   <w:tcBorders>
-                    <w:top w:val="single" w:color="E0E0E0" w:sz="2"/>
-                    <w:left w:val="single" w:color="E0E0E0" w:sz="2"/>
-                    <w:bottom w:val="single" w:color="E0E0E0" w:sz="2"/>
-                    <w:right w:val="single" w:color="E0E0E0" w:sz="2"/>
+                    <w:top w:val="single" w:color="E0E0E0" w:sz="4"/>
+                    <w:left w:val="single" w:color="E0E0E0" w:sz="4"/>
+                    <w:bottom w:val="single" w:color="E0E0E0" w:sz="4"/>
+                    <w:right w:val="single" w:color="E0E0E0" w:sz="4"/>
                   </w:tcBorders>
                   <w:shd w:fill="EBF2FF" w:val="solid"/>
                   <w:tcMar>
@@ -8712,8 +9455,8 @@
                       <w:i w:val="false"/>
                       <w:iCs w:val="false"/>
                       <w:color w:val="0F62FE"/>
-                      <w:sz w:val="18"/>
-                      <w:szCs w:val="18"/>
+                      <w:sz w:val="19"/>
+                      <w:szCs w:val="19"/>
                     </w:rPr>
                     <w:t xml:space="preserve">$1.0–1.3M</w:t>
                   </w:r>
@@ -8725,10 +9468,10 @@
                 <w:tcPr>
                   <w:tcW w:type="dxa" w:w="1872"/>
                   <w:tcBorders>
-                    <w:top w:val="single" w:color="E0E0E0" w:sz="2"/>
-                    <w:left w:val="single" w:color="E0E0E0" w:sz="2"/>
-                    <w:bottom w:val="single" w:color="E0E0E0" w:sz="2"/>
-                    <w:right w:val="single" w:color="E0E0E0" w:sz="2"/>
+                    <w:top w:val="single" w:color="E0E0E0" w:sz="4"/>
+                    <w:left w:val="single" w:color="E0E0E0" w:sz="4"/>
+                    <w:bottom w:val="single" w:color="E0E0E0" w:sz="4"/>
+                    <w:right w:val="single" w:color="E0E0E0" w:sz="4"/>
                   </w:tcBorders>
                   <w:shd w:fill="F4F4F4" w:val="solid"/>
                   <w:tcMar>
@@ -8761,10 +9504,10 @@
                 <w:tcPr>
                   <w:tcW w:type="dxa" w:w="1685"/>
                   <w:tcBorders>
-                    <w:top w:val="single" w:color="E0E0E0" w:sz="2"/>
-                    <w:left w:val="single" w:color="E0E0E0" w:sz="2"/>
-                    <w:bottom w:val="single" w:color="E0E0E0" w:sz="2"/>
-                    <w:right w:val="single" w:color="E0E0E0" w:sz="2"/>
+                    <w:top w:val="single" w:color="E0E0E0" w:sz="4"/>
+                    <w:left w:val="single" w:color="E0E0E0" w:sz="4"/>
+                    <w:bottom w:val="single" w:color="E0E0E0" w:sz="4"/>
+                    <w:right w:val="single" w:color="E0E0E0" w:sz="4"/>
                   </w:tcBorders>
                   <w:shd w:fill="F4F4F4" w:val="solid"/>
                   <w:tcMar>
@@ -8786,8 +9529,8 @@
                       <w:i w:val="false"/>
                       <w:iCs w:val="false"/>
                       <w:color w:val="525252"/>
-                      <w:sz w:val="18"/>
-                      <w:szCs w:val="18"/>
+                      <w:sz w:val="19"/>
+                      <w:szCs w:val="19"/>
                     </w:rPr>
                     <w:t xml:space="preserve">Risk-scores every release</w:t>
                   </w:r>
@@ -8797,10 +9540,10 @@
                 <w:tcPr>
                   <w:tcW w:type="dxa" w:w="936"/>
                   <w:tcBorders>
-                    <w:top w:val="single" w:color="E0E0E0" w:sz="2"/>
-                    <w:left w:val="single" w:color="E0E0E0" w:sz="2"/>
-                    <w:bottom w:val="single" w:color="E0E0E0" w:sz="2"/>
-                    <w:right w:val="single" w:color="E0E0E0" w:sz="2"/>
+                    <w:top w:val="single" w:color="E0E0E0" w:sz="4"/>
+                    <w:left w:val="single" w:color="E0E0E0" w:sz="4"/>
+                    <w:bottom w:val="single" w:color="E0E0E0" w:sz="4"/>
+                    <w:right w:val="single" w:color="E0E0E0" w:sz="4"/>
                   </w:tcBorders>
                   <w:shd w:fill="EBF2FF" w:val="solid"/>
                   <w:tcMar>
@@ -8822,8 +9565,8 @@
                       <w:i w:val="false"/>
                       <w:iCs w:val="false"/>
                       <w:color w:val="0F62FE"/>
-                      <w:sz w:val="18"/>
-                      <w:szCs w:val="18"/>
+                      <w:sz w:val="19"/>
+                      <w:szCs w:val="19"/>
                     </w:rPr>
                     <w:t xml:space="preserve">$0.8–1.2M</w:t>
                   </w:r>
@@ -8842,6 +9585,7 @@
               <w:bottom w:val="none"/>
               <w:right w:val="none"/>
             </w:tcBorders>
+            <w:shd w:fill="FFFFFF" w:val="solid"/>
           </w:tcPr>
           <w:p>
             <w:pPr>
@@ -8858,7 +9602,7 @@
                 <w:sz w:val="21"/>
                 <w:szCs w:val="21"/>
               </w:rPr>
-              <w:t xml:space="preserve"/>
+              <w:t xml:space="preserve"> </w:t>
             </w:r>
           </w:p>
         </w:tc>
@@ -8871,6 +9615,7 @@
               <w:bottom w:val="none"/>
               <w:right w:val="none"/>
             </w:tcBorders>
+            <w:shd w:fill="FFFFFF" w:val="solid"/>
             <w:tcMar>
               <w:left w:type="dxa" w:w="160"/>
             </w:tcMar>
@@ -8890,7 +9635,7 @@
                 <w:sz w:val="21"/>
                 <w:szCs w:val="21"/>
               </w:rPr>
-              <w:t xml:space="preserve">Before vs. After — Key Metrics</w:t>
+              <w:t xml:space="preserve">Before vs. After</w:t>
             </w:r>
           </w:p>
           <w:tbl>
@@ -8916,12 +9661,12 @@
                 <w:tcPr>
                   <w:tcW w:type="dxa" w:w="2059"/>
                   <w:tcBorders>
-                    <w:top w:val="single" w:color="0F62FE" w:sz="6"/>
-                    <w:left w:val="single" w:color="E0E0E0" w:sz="2"/>
-                    <w:bottom w:val="single" w:color="0F62FE" w:sz="3"/>
-                    <w:right w:val="single" w:color="E0E0E0" w:sz="2"/>
-                  </w:tcBorders>
-                  <w:shd w:fill="D0E2FF" w:val="solid"/>
+                    <w:top w:val="single" w:color="0F62FE" w:sz="10"/>
+                    <w:left w:val="single" w:color="E0E0E0" w:sz="4"/>
+                    <w:bottom w:val="single" w:color="E0E0E0" w:sz="4"/>
+                    <w:right w:val="single" w:color="E0E0E0" w:sz="4"/>
+                  </w:tcBorders>
+                  <w:shd w:fill="EBF2FF" w:val="solid"/>
                   <w:tcMar>
                     <w:top w:type="dxa" w:w="40"/>
                     <w:left w:type="dxa" w:w="120"/>
@@ -8932,6 +9677,7 @@
                 <w:p>
                   <w:pPr>
                     <w:spacing w:after="60" w:before="60"/>
+                    <w:jc w:val="left"/>
                   </w:pPr>
                   <w:r>
                     <w:rPr>
@@ -8952,12 +9698,12 @@
                 <w:tcPr>
                   <w:tcW w:type="dxa" w:w="1123"/>
                   <w:tcBorders>
-                    <w:top w:val="single" w:color="0F62FE" w:sz="6"/>
-                    <w:left w:val="single" w:color="E0E0E0" w:sz="2"/>
-                    <w:bottom w:val="single" w:color="0F62FE" w:sz="3"/>
-                    <w:right w:val="single" w:color="E0E0E0" w:sz="2"/>
-                  </w:tcBorders>
-                  <w:shd w:fill="D0E2FF" w:val="solid"/>
+                    <w:top w:val="single" w:color="0F62FE" w:sz="10"/>
+                    <w:left w:val="single" w:color="E0E0E0" w:sz="4"/>
+                    <w:bottom w:val="single" w:color="E0E0E0" w:sz="4"/>
+                    <w:right w:val="single" w:color="E0E0E0" w:sz="4"/>
+                  </w:tcBorders>
+                  <w:shd w:fill="EBF2FF" w:val="solid"/>
                   <w:tcMar>
                     <w:top w:type="dxa" w:w="40"/>
                     <w:left w:type="dxa" w:w="120"/>
@@ -8968,6 +9714,7 @@
                 <w:p>
                   <w:pPr>
                     <w:spacing w:after="60" w:before="60"/>
+                    <w:jc w:val="left"/>
                   </w:pPr>
                   <w:r>
                     <w:rPr>
@@ -8988,12 +9735,12 @@
                 <w:tcPr>
                   <w:tcW w:type="dxa" w:w="1310"/>
                   <w:tcBorders>
-                    <w:top w:val="single" w:color="0F62FE" w:sz="6"/>
-                    <w:left w:val="single" w:color="E0E0E0" w:sz="2"/>
-                    <w:bottom w:val="single" w:color="0F62FE" w:sz="3"/>
-                    <w:right w:val="single" w:color="E0E0E0" w:sz="2"/>
-                  </w:tcBorders>
-                  <w:shd w:fill="D0E2FF" w:val="solid"/>
+                    <w:top w:val="single" w:color="0F62FE" w:sz="10"/>
+                    <w:left w:val="single" w:color="E0E0E0" w:sz="4"/>
+                    <w:bottom w:val="single" w:color="E0E0E0" w:sz="4"/>
+                    <w:right w:val="single" w:color="E0E0E0" w:sz="4"/>
+                  </w:tcBorders>
+                  <w:shd w:fill="EBF2FF" w:val="solid"/>
                   <w:tcMar>
                     <w:top w:type="dxa" w:w="40"/>
                     <w:left w:type="dxa" w:w="120"/>
@@ -9004,6 +9751,7 @@
                 <w:p>
                   <w:pPr>
                     <w:spacing w:after="60" w:before="60"/>
+                    <w:jc w:val="left"/>
                   </w:pPr>
                   <w:r>
                     <w:rPr>
@@ -9026,10 +9774,10 @@
                 <w:tcPr>
                   <w:tcW w:type="dxa" w:w="2059"/>
                   <w:tcBorders>
-                    <w:top w:val="single" w:color="E0E0E0" w:sz="2"/>
-                    <w:left w:val="single" w:color="E0E0E0" w:sz="2"/>
-                    <w:bottom w:val="single" w:color="E0E0E0" w:sz="2"/>
-                    <w:right w:val="single" w:color="E0E0E0" w:sz="2"/>
+                    <w:top w:val="single" w:color="E0E0E0" w:sz="4"/>
+                    <w:left w:val="single" w:color="E0E0E0" w:sz="4"/>
+                    <w:bottom w:val="single" w:color="E0E0E0" w:sz="4"/>
+                    <w:right w:val="single" w:color="E0E0E0" w:sz="4"/>
                   </w:tcBorders>
                   <w:shd w:fill="FFFFFF" w:val="solid"/>
                   <w:tcMar>
@@ -9062,10 +9810,10 @@
                 <w:tcPr>
                   <w:tcW w:type="dxa" w:w="1123"/>
                   <w:tcBorders>
-                    <w:top w:val="single" w:color="E0E0E0" w:sz="2"/>
-                    <w:left w:val="single" w:color="E0E0E0" w:sz="2"/>
-                    <w:bottom w:val="single" w:color="E0E0E0" w:sz="2"/>
-                    <w:right w:val="single" w:color="E0E0E0" w:sz="2"/>
+                    <w:top w:val="single" w:color="E0E0E0" w:sz="4"/>
+                    <w:left w:val="single" w:color="E0E0E0" w:sz="4"/>
+                    <w:bottom w:val="single" w:color="E0E0E0" w:sz="4"/>
+                    <w:right w:val="single" w:color="E0E0E0" w:sz="4"/>
                   </w:tcBorders>
                   <w:shd w:fill="FFFFFF" w:val="solid"/>
                   <w:tcMar>
@@ -9098,10 +9846,10 @@
                 <w:tcPr>
                   <w:tcW w:type="dxa" w:w="1310"/>
                   <w:tcBorders>
-                    <w:top w:val="single" w:color="E0E0E0" w:sz="2"/>
-                    <w:left w:val="single" w:color="E0E0E0" w:sz="2"/>
-                    <w:bottom w:val="single" w:color="E0E0E0" w:sz="2"/>
-                    <w:right w:val="single" w:color="E0E0E0" w:sz="2"/>
+                    <w:top w:val="single" w:color="E0E0E0" w:sz="4"/>
+                    <w:left w:val="single" w:color="E0E0E0" w:sz="4"/>
+                    <w:bottom w:val="single" w:color="E0E0E0" w:sz="4"/>
+                    <w:right w:val="single" w:color="E0E0E0" w:sz="4"/>
                   </w:tcBorders>
                   <w:shd w:fill="EBF2FF" w:val="solid"/>
                   <w:tcMar>
@@ -9136,10 +9884,10 @@
                 <w:tcPr>
                   <w:tcW w:type="dxa" w:w="2059"/>
                   <w:tcBorders>
-                    <w:top w:val="single" w:color="E0E0E0" w:sz="2"/>
-                    <w:left w:val="single" w:color="E0E0E0" w:sz="2"/>
-                    <w:bottom w:val="single" w:color="E0E0E0" w:sz="2"/>
-                    <w:right w:val="single" w:color="E0E0E0" w:sz="2"/>
+                    <w:top w:val="single" w:color="E0E0E0" w:sz="4"/>
+                    <w:left w:val="single" w:color="E0E0E0" w:sz="4"/>
+                    <w:bottom w:val="single" w:color="E0E0E0" w:sz="4"/>
+                    <w:right w:val="single" w:color="E0E0E0" w:sz="4"/>
                   </w:tcBorders>
                   <w:shd w:fill="F4F4F4" w:val="solid"/>
                   <w:tcMar>
@@ -9172,10 +9920,10 @@
                 <w:tcPr>
                   <w:tcW w:type="dxa" w:w="1123"/>
                   <w:tcBorders>
-                    <w:top w:val="single" w:color="E0E0E0" w:sz="2"/>
-                    <w:left w:val="single" w:color="E0E0E0" w:sz="2"/>
-                    <w:bottom w:val="single" w:color="E0E0E0" w:sz="2"/>
-                    <w:right w:val="single" w:color="E0E0E0" w:sz="2"/>
+                    <w:top w:val="single" w:color="E0E0E0" w:sz="4"/>
+                    <w:left w:val="single" w:color="E0E0E0" w:sz="4"/>
+                    <w:bottom w:val="single" w:color="E0E0E0" w:sz="4"/>
+                    <w:right w:val="single" w:color="E0E0E0" w:sz="4"/>
                   </w:tcBorders>
                   <w:shd w:fill="F4F4F4" w:val="solid"/>
                   <w:tcMar>
@@ -9208,10 +9956,10 @@
                 <w:tcPr>
                   <w:tcW w:type="dxa" w:w="1310"/>
                   <w:tcBorders>
-                    <w:top w:val="single" w:color="E0E0E0" w:sz="2"/>
-                    <w:left w:val="single" w:color="E0E0E0" w:sz="2"/>
-                    <w:bottom w:val="single" w:color="E0E0E0" w:sz="2"/>
-                    <w:right w:val="single" w:color="E0E0E0" w:sz="2"/>
+                    <w:top w:val="single" w:color="E0E0E0" w:sz="4"/>
+                    <w:left w:val="single" w:color="E0E0E0" w:sz="4"/>
+                    <w:bottom w:val="single" w:color="E0E0E0" w:sz="4"/>
+                    <w:right w:val="single" w:color="E0E0E0" w:sz="4"/>
                   </w:tcBorders>
                   <w:shd w:fill="EBF2FF" w:val="solid"/>
                   <w:tcMar>
@@ -9246,10 +9994,10 @@
                 <w:tcPr>
                   <w:tcW w:type="dxa" w:w="2059"/>
                   <w:tcBorders>
-                    <w:top w:val="single" w:color="E0E0E0" w:sz="2"/>
-                    <w:left w:val="single" w:color="E0E0E0" w:sz="2"/>
-                    <w:bottom w:val="single" w:color="E0E0E0" w:sz="2"/>
-                    <w:right w:val="single" w:color="E0E0E0" w:sz="2"/>
+                    <w:top w:val="single" w:color="E0E0E0" w:sz="4"/>
+                    <w:left w:val="single" w:color="E0E0E0" w:sz="4"/>
+                    <w:bottom w:val="single" w:color="E0E0E0" w:sz="4"/>
+                    <w:right w:val="single" w:color="E0E0E0" w:sz="4"/>
                   </w:tcBorders>
                   <w:shd w:fill="FFFFFF" w:val="solid"/>
                   <w:tcMar>
@@ -9282,10 +10030,10 @@
                 <w:tcPr>
                   <w:tcW w:type="dxa" w:w="1123"/>
                   <w:tcBorders>
-                    <w:top w:val="single" w:color="E0E0E0" w:sz="2"/>
-                    <w:left w:val="single" w:color="E0E0E0" w:sz="2"/>
-                    <w:bottom w:val="single" w:color="E0E0E0" w:sz="2"/>
-                    <w:right w:val="single" w:color="E0E0E0" w:sz="2"/>
+                    <w:top w:val="single" w:color="E0E0E0" w:sz="4"/>
+                    <w:left w:val="single" w:color="E0E0E0" w:sz="4"/>
+                    <w:bottom w:val="single" w:color="E0E0E0" w:sz="4"/>
+                    <w:right w:val="single" w:color="E0E0E0" w:sz="4"/>
                   </w:tcBorders>
                   <w:shd w:fill="FFFFFF" w:val="solid"/>
                   <w:tcMar>
@@ -9318,10 +10066,10 @@
                 <w:tcPr>
                   <w:tcW w:type="dxa" w:w="1310"/>
                   <w:tcBorders>
-                    <w:top w:val="single" w:color="E0E0E0" w:sz="2"/>
-                    <w:left w:val="single" w:color="E0E0E0" w:sz="2"/>
-                    <w:bottom w:val="single" w:color="E0E0E0" w:sz="2"/>
-                    <w:right w:val="single" w:color="E0E0E0" w:sz="2"/>
+                    <w:top w:val="single" w:color="E0E0E0" w:sz="4"/>
+                    <w:left w:val="single" w:color="E0E0E0" w:sz="4"/>
+                    <w:bottom w:val="single" w:color="E0E0E0" w:sz="4"/>
+                    <w:right w:val="single" w:color="E0E0E0" w:sz="4"/>
                   </w:tcBorders>
                   <w:shd w:fill="EBF2FF" w:val="solid"/>
                   <w:tcMar>
@@ -9356,10 +10104,10 @@
                 <w:tcPr>
                   <w:tcW w:type="dxa" w:w="2059"/>
                   <w:tcBorders>
-                    <w:top w:val="single" w:color="E0E0E0" w:sz="2"/>
-                    <w:left w:val="single" w:color="E0E0E0" w:sz="2"/>
-                    <w:bottom w:val="single" w:color="E0E0E0" w:sz="2"/>
-                    <w:right w:val="single" w:color="E0E0E0" w:sz="2"/>
+                    <w:top w:val="single" w:color="E0E0E0" w:sz="4"/>
+                    <w:left w:val="single" w:color="E0E0E0" w:sz="4"/>
+                    <w:bottom w:val="single" w:color="E0E0E0" w:sz="4"/>
+                    <w:right w:val="single" w:color="E0E0E0" w:sz="4"/>
                   </w:tcBorders>
                   <w:shd w:fill="F4F4F4" w:val="solid"/>
                   <w:tcMar>
@@ -9392,10 +10140,10 @@
                 <w:tcPr>
                   <w:tcW w:type="dxa" w:w="1123"/>
                   <w:tcBorders>
-                    <w:top w:val="single" w:color="E0E0E0" w:sz="2"/>
-                    <w:left w:val="single" w:color="E0E0E0" w:sz="2"/>
-                    <w:bottom w:val="single" w:color="E0E0E0" w:sz="2"/>
-                    <w:right w:val="single" w:color="E0E0E0" w:sz="2"/>
+                    <w:top w:val="single" w:color="E0E0E0" w:sz="4"/>
+                    <w:left w:val="single" w:color="E0E0E0" w:sz="4"/>
+                    <w:bottom w:val="single" w:color="E0E0E0" w:sz="4"/>
+                    <w:right w:val="single" w:color="E0E0E0" w:sz="4"/>
                   </w:tcBorders>
                   <w:shd w:fill="F4F4F4" w:val="solid"/>
                   <w:tcMar>
@@ -9428,10 +10176,10 @@
                 <w:tcPr>
                   <w:tcW w:type="dxa" w:w="1310"/>
                   <w:tcBorders>
-                    <w:top w:val="single" w:color="E0E0E0" w:sz="2"/>
-                    <w:left w:val="single" w:color="E0E0E0" w:sz="2"/>
-                    <w:bottom w:val="single" w:color="E0E0E0" w:sz="2"/>
-                    <w:right w:val="single" w:color="E0E0E0" w:sz="2"/>
+                    <w:top w:val="single" w:color="E0E0E0" w:sz="4"/>
+                    <w:left w:val="single" w:color="E0E0E0" w:sz="4"/>
+                    <w:bottom w:val="single" w:color="E0E0E0" w:sz="4"/>
+                    <w:right w:val="single" w:color="E0E0E0" w:sz="4"/>
                   </w:tcBorders>
                   <w:shd w:fill="EBF2FF" w:val="solid"/>
                   <w:tcMar>
@@ -9466,10 +10214,10 @@
                 <w:tcPr>
                   <w:tcW w:type="dxa" w:w="2059"/>
                   <w:tcBorders>
-                    <w:top w:val="single" w:color="E0E0E0" w:sz="2"/>
-                    <w:left w:val="single" w:color="E0E0E0" w:sz="2"/>
-                    <w:bottom w:val="single" w:color="E0E0E0" w:sz="2"/>
-                    <w:right w:val="single" w:color="E0E0E0" w:sz="2"/>
+                    <w:top w:val="single" w:color="E0E0E0" w:sz="4"/>
+                    <w:left w:val="single" w:color="E0E0E0" w:sz="4"/>
+                    <w:bottom w:val="single" w:color="E0E0E0" w:sz="4"/>
+                    <w:right w:val="single" w:color="E0E0E0" w:sz="4"/>
                   </w:tcBorders>
                   <w:shd w:fill="FFFFFF" w:val="solid"/>
                   <w:tcMar>
@@ -9502,10 +10250,10 @@
                 <w:tcPr>
                   <w:tcW w:type="dxa" w:w="1123"/>
                   <w:tcBorders>
-                    <w:top w:val="single" w:color="E0E0E0" w:sz="2"/>
-                    <w:left w:val="single" w:color="E0E0E0" w:sz="2"/>
-                    <w:bottom w:val="single" w:color="E0E0E0" w:sz="2"/>
-                    <w:right w:val="single" w:color="E0E0E0" w:sz="2"/>
+                    <w:top w:val="single" w:color="E0E0E0" w:sz="4"/>
+                    <w:left w:val="single" w:color="E0E0E0" w:sz="4"/>
+                    <w:bottom w:val="single" w:color="E0E0E0" w:sz="4"/>
+                    <w:right w:val="single" w:color="E0E0E0" w:sz="4"/>
                   </w:tcBorders>
                   <w:shd w:fill="FFFFFF" w:val="solid"/>
                   <w:tcMar>
@@ -9538,10 +10286,10 @@
                 <w:tcPr>
                   <w:tcW w:type="dxa" w:w="1310"/>
                   <w:tcBorders>
-                    <w:top w:val="single" w:color="E0E0E0" w:sz="2"/>
-                    <w:left w:val="single" w:color="E0E0E0" w:sz="2"/>
-                    <w:bottom w:val="single" w:color="E0E0E0" w:sz="2"/>
-                    <w:right w:val="single" w:color="E0E0E0" w:sz="2"/>
+                    <w:top w:val="single" w:color="E0E0E0" w:sz="4"/>
+                    <w:left w:val="single" w:color="E0E0E0" w:sz="4"/>
+                    <w:bottom w:val="single" w:color="E0E0E0" w:sz="4"/>
+                    <w:right w:val="single" w:color="E0E0E0" w:sz="4"/>
                   </w:tcBorders>
                   <w:shd w:fill="EBF2FF" w:val="solid"/>
                   <w:tcMar>
@@ -9587,7 +10335,7 @@
                 <w:sz w:val="21"/>
                 <w:szCs w:val="21"/>
               </w:rPr>
-              <w:t xml:space="preserve"/>
+              <w:t xml:space="preserve"> </w:t>
             </w:r>
           </w:p>
           <w:p>
@@ -9607,7 +10355,7 @@
                 <w:sz w:val="19"/>
                 <w:szCs w:val="19"/>
               </w:rPr>
-              <w:t xml:space="preserve">Target: most P3/P4 incidents are resolved before a human is notified. That is zero-touch operations.</w:t>
+              <w:t xml:space="preserve">Target: most P3/P4 incidents resolved before a human is notified. Zero-touch operations.</w:t>
             </w:r>
           </w:p>
         </w:tc>
@@ -9631,7 +10379,7 @@
     </w:p>
     <w:p>
       <w:pPr>
-        <w:spacing w:after="20" w:before="20"/>
+        <w:spacing w:after="80" w:before="20"/>
       </w:pPr>
       <w:r>
         <w:rPr>
@@ -9675,7 +10423,7 @@
     </w:p>
     <w:p>
       <w:pPr>
-        <w:spacing w:after="80" w:before="0"/>
+        <w:spacing w:after="40" w:before="0"/>
       </w:pPr>
       <w:r>
         <w:rPr>
@@ -9688,13 +10436,13 @@
           <w:sz w:val="21"/>
           <w:szCs w:val="21"/>
         </w:rPr>
-        <w:t xml:space="preserve"/>
+        <w:t xml:space="preserve"> </w:t>
       </w:r>
     </w:p>
     <w:p>
       <w:pPr>
-        <w:spacing w:after="40" w:before="80"/>
-        <w:ind w:left="720" w:right="720"/>
+        <w:spacing w:after="40" w:before="40"/>
+        <w:ind w:left="600" w:right="600"/>
         <w:jc w:val="center"/>
       </w:pPr>
       <w:r>
@@ -9705,15 +10453,15 @@
           <w:i/>
           <w:iCs/>
           <w:color w:val="001141"/>
-          <w:sz w:val="23"/>
-          <w:szCs w:val="23"/>
+          <w:sz w:val="22"/>
+          <w:szCs w:val="22"/>
         </w:rPr>
         <w:t xml:space="preserve">“A payer that processes a claim faster spends less on administration and earns more member trust. A payer whose systems self-heal spends less on incidents and more on care. IBM is building the infrastructure of that future for Horizon.”</w:t>
       </w:r>
     </w:p>
     <w:p>
       <w:pPr>
-        <w:spacing w:after="100" w:before="0"/>
+        <w:spacing w:after="80" w:before="0"/>
         <w:jc w:val="center"/>
       </w:pPr>
       <w:r>
@@ -9733,10 +10481,10 @@
     <w:p>
       <w:pPr>
         <w:pBdr>
-          <w:bottom w:val="single" w:color="A6C8FF" w:sz="4" w:space="0"/>
+          <w:bottom w:val="single" w:color="D0E2FF" w:sz="4" w:space="0"/>
         </w:pBdr>
         <w:spacing w:after="100" w:before="0"/>
-        <w:ind w:left="2160" w:right="2160"/>
+        <w:ind w:left="2592" w:right="2592"/>
       </w:pPr>
     </w:p>
     <w:tbl>
@@ -9767,6 +10515,7 @@
               <w:bottom w:val="none"/>
               <w:right w:val="none"/>
             </w:tcBorders>
+            <w:shd w:fill="FFFFFF" w:val="solid"/>
             <w:tcMar>
               <w:right w:type="dxa" w:w="160"/>
             </w:tcMar>
@@ -9812,12 +10561,12 @@
                 <w:tcPr>
                   <w:tcW w:type="dxa" w:w="1685"/>
                   <w:tcBorders>
-                    <w:top w:val="single" w:color="0F62FE" w:sz="6"/>
-                    <w:left w:val="single" w:color="E0E0E0" w:sz="2"/>
-                    <w:bottom w:val="single" w:color="0F62FE" w:sz="3"/>
-                    <w:right w:val="single" w:color="E0E0E0" w:sz="2"/>
-                  </w:tcBorders>
-                  <w:shd w:fill="D0E2FF" w:val="solid"/>
+                    <w:top w:val="single" w:color="0F62FE" w:sz="10"/>
+                    <w:left w:val="single" w:color="E0E0E0" w:sz="4"/>
+                    <w:bottom w:val="single" w:color="E0E0E0" w:sz="4"/>
+                    <w:right w:val="single" w:color="E0E0E0" w:sz="4"/>
+                  </w:tcBorders>
+                  <w:shd w:fill="EBF2FF" w:val="solid"/>
                   <w:tcMar>
                     <w:top w:type="dxa" w:w="40"/>
                     <w:left w:type="dxa" w:w="120"/>
@@ -9828,6 +10577,7 @@
                 <w:p>
                   <w:pPr>
                     <w:spacing w:after="60" w:before="60"/>
+                    <w:jc w:val="left"/>
                   </w:pPr>
                   <w:r>
                     <w:rPr>
@@ -9848,12 +10598,12 @@
                 <w:tcPr>
                   <w:tcW w:type="dxa" w:w="1685"/>
                   <w:tcBorders>
-                    <w:top w:val="single" w:color="0F62FE" w:sz="6"/>
-                    <w:left w:val="single" w:color="E0E0E0" w:sz="2"/>
-                    <w:bottom w:val="single" w:color="0F62FE" w:sz="3"/>
-                    <w:right w:val="single" w:color="E0E0E0" w:sz="2"/>
-                  </w:tcBorders>
-                  <w:shd w:fill="D0E2FF" w:val="solid"/>
+                    <w:top w:val="single" w:color="0F62FE" w:sz="10"/>
+                    <w:left w:val="single" w:color="E0E0E0" w:sz="4"/>
+                    <w:bottom w:val="single" w:color="E0E0E0" w:sz="4"/>
+                    <w:right w:val="single" w:color="E0E0E0" w:sz="4"/>
+                  </w:tcBorders>
+                  <w:shd w:fill="EBF2FF" w:val="solid"/>
                   <w:tcMar>
                     <w:top w:type="dxa" w:w="40"/>
                     <w:left w:type="dxa" w:w="120"/>
@@ -9864,6 +10614,7 @@
                 <w:p>
                   <w:pPr>
                     <w:spacing w:after="60" w:before="60"/>
+                    <w:jc w:val="left"/>
                   </w:pPr>
                   <w:r>
                     <w:rPr>
@@ -9884,12 +10635,12 @@
                 <w:tcPr>
                   <w:tcW w:type="dxa" w:w="1123"/>
                   <w:tcBorders>
-                    <w:top w:val="single" w:color="0F62FE" w:sz="6"/>
-                    <w:left w:val="single" w:color="E0E0E0" w:sz="2"/>
-                    <w:bottom w:val="single" w:color="0F62FE" w:sz="3"/>
-                    <w:right w:val="single" w:color="E0E0E0" w:sz="2"/>
-                  </w:tcBorders>
-                  <w:shd w:fill="D0E2FF" w:val="solid"/>
+                    <w:top w:val="single" w:color="0F62FE" w:sz="10"/>
+                    <w:left w:val="single" w:color="E0E0E0" w:sz="4"/>
+                    <w:bottom w:val="single" w:color="E0E0E0" w:sz="4"/>
+                    <w:right w:val="single" w:color="E0E0E0" w:sz="4"/>
+                  </w:tcBorders>
+                  <w:shd w:fill="EBF2FF" w:val="solid"/>
                   <w:tcMar>
                     <w:top w:type="dxa" w:w="40"/>
                     <w:left w:type="dxa" w:w="120"/>
@@ -9900,6 +10651,7 @@
                 <w:p>
                   <w:pPr>
                     <w:spacing w:after="60" w:before="60"/>
+                    <w:jc w:val="left"/>
                   </w:pPr>
                   <w:r>
                     <w:rPr>
@@ -9922,10 +10674,10 @@
                 <w:tcPr>
                   <w:tcW w:type="dxa" w:w="1685"/>
                   <w:tcBorders>
-                    <w:top w:val="single" w:color="E0E0E0" w:sz="2"/>
-                    <w:left w:val="single" w:color="E0E0E0" w:sz="2"/>
-                    <w:bottom w:val="single" w:color="E0E0E0" w:sz="2"/>
-                    <w:right w:val="single" w:color="E0E0E0" w:sz="2"/>
+                    <w:top w:val="single" w:color="E0E0E0" w:sz="4"/>
+                    <w:left w:val="single" w:color="E0E0E0" w:sz="4"/>
+                    <w:bottom w:val="single" w:color="E0E0E0" w:sz="4"/>
+                    <w:right w:val="single" w:color="E0E0E0" w:sz="4"/>
                   </w:tcBorders>
                   <w:shd w:fill="FFFFFF" w:val="solid"/>
                   <w:tcMar>
@@ -9958,10 +10710,10 @@
                 <w:tcPr>
                   <w:tcW w:type="dxa" w:w="1685"/>
                   <w:tcBorders>
-                    <w:top w:val="single" w:color="E0E0E0" w:sz="2"/>
-                    <w:left w:val="single" w:color="E0E0E0" w:sz="2"/>
-                    <w:bottom w:val="single" w:color="E0E0E0" w:sz="2"/>
-                    <w:right w:val="single" w:color="E0E0E0" w:sz="2"/>
+                    <w:top w:val="single" w:color="E0E0E0" w:sz="4"/>
+                    <w:left w:val="single" w:color="E0E0E0" w:sz="4"/>
+                    <w:bottom w:val="single" w:color="E0E0E0" w:sz="4"/>
+                    <w:right w:val="single" w:color="E0E0E0" w:sz="4"/>
                   </w:tcBorders>
                   <w:shd w:fill="FFFFFF" w:val="solid"/>
                   <w:tcMar>
@@ -9983,8 +10735,8 @@
                       <w:i w:val="false"/>
                       <w:iCs w:val="false"/>
                       <w:color w:val="525252"/>
-                      <w:sz w:val="18"/>
-                      <w:szCs w:val="18"/>
+                      <w:sz w:val="19"/>
+                      <w:szCs w:val="19"/>
                     </w:rPr>
                     <w:t xml:space="preserve">Adjudication cycle time</w:t>
                   </w:r>
@@ -9994,10 +10746,10 @@
                 <w:tcPr>
                   <w:tcW w:type="dxa" w:w="1123"/>
                   <w:tcBorders>
-                    <w:top w:val="single" w:color="E0E0E0" w:sz="2"/>
-                    <w:left w:val="single" w:color="E0E0E0" w:sz="2"/>
-                    <w:bottom w:val="single" w:color="E0E0E0" w:sz="2"/>
-                    <w:right w:val="single" w:color="E0E0E0" w:sz="2"/>
+                    <w:top w:val="single" w:color="E0E0E0" w:sz="4"/>
+                    <w:left w:val="single" w:color="E0E0E0" w:sz="4"/>
+                    <w:bottom w:val="single" w:color="E0E0E0" w:sz="4"/>
+                    <w:right w:val="single" w:color="E0E0E0" w:sz="4"/>
                   </w:tcBorders>
                   <w:shd w:fill="EBF2FF" w:val="solid"/>
                   <w:tcMar>
@@ -10032,10 +10784,10 @@
                 <w:tcPr>
                   <w:tcW w:type="dxa" w:w="1685"/>
                   <w:tcBorders>
-                    <w:top w:val="single" w:color="E0E0E0" w:sz="2"/>
-                    <w:left w:val="single" w:color="E0E0E0" w:sz="2"/>
-                    <w:bottom w:val="single" w:color="E0E0E0" w:sz="2"/>
-                    <w:right w:val="single" w:color="E0E0E0" w:sz="2"/>
+                    <w:top w:val="single" w:color="E0E0E0" w:sz="4"/>
+                    <w:left w:val="single" w:color="E0E0E0" w:sz="4"/>
+                    <w:bottom w:val="single" w:color="E0E0E0" w:sz="4"/>
+                    <w:right w:val="single" w:color="E0E0E0" w:sz="4"/>
                   </w:tcBorders>
                   <w:shd w:fill="F4F4F4" w:val="solid"/>
                   <w:tcMar>
@@ -10068,10 +10820,10 @@
                 <w:tcPr>
                   <w:tcW w:type="dxa" w:w="1685"/>
                   <w:tcBorders>
-                    <w:top w:val="single" w:color="E0E0E0" w:sz="2"/>
-                    <w:left w:val="single" w:color="E0E0E0" w:sz="2"/>
-                    <w:bottom w:val="single" w:color="E0E0E0" w:sz="2"/>
-                    <w:right w:val="single" w:color="E0E0E0" w:sz="2"/>
+                    <w:top w:val="single" w:color="E0E0E0" w:sz="4"/>
+                    <w:left w:val="single" w:color="E0E0E0" w:sz="4"/>
+                    <w:bottom w:val="single" w:color="E0E0E0" w:sz="4"/>
+                    <w:right w:val="single" w:color="E0E0E0" w:sz="4"/>
                   </w:tcBorders>
                   <w:shd w:fill="F4F4F4" w:val="solid"/>
                   <w:tcMar>
@@ -10093,8 +10845,8 @@
                       <w:i w:val="false"/>
                       <w:iCs w:val="false"/>
                       <w:color w:val="525252"/>
-                      <w:sz w:val="18"/>
-                      <w:szCs w:val="18"/>
+                      <w:sz w:val="19"/>
+                      <w:szCs w:val="19"/>
                     </w:rPr>
                     <w:t xml:space="preserve">Time-to-activation</w:t>
                   </w:r>
@@ -10104,10 +10856,10 @@
                 <w:tcPr>
                   <w:tcW w:type="dxa" w:w="1123"/>
                   <w:tcBorders>
-                    <w:top w:val="single" w:color="E0E0E0" w:sz="2"/>
-                    <w:left w:val="single" w:color="E0E0E0" w:sz="2"/>
-                    <w:bottom w:val="single" w:color="E0E0E0" w:sz="2"/>
-                    <w:right w:val="single" w:color="E0E0E0" w:sz="2"/>
+                    <w:top w:val="single" w:color="E0E0E0" w:sz="4"/>
+                    <w:left w:val="single" w:color="E0E0E0" w:sz="4"/>
+                    <w:bottom w:val="single" w:color="E0E0E0" w:sz="4"/>
+                    <w:right w:val="single" w:color="E0E0E0" w:sz="4"/>
                   </w:tcBorders>
                   <w:shd w:fill="EBF2FF" w:val="solid"/>
                   <w:tcMar>
@@ -10142,10 +10894,10 @@
                 <w:tcPr>
                   <w:tcW w:type="dxa" w:w="1685"/>
                   <w:tcBorders>
-                    <w:top w:val="single" w:color="E0E0E0" w:sz="2"/>
-                    <w:left w:val="single" w:color="E0E0E0" w:sz="2"/>
-                    <w:bottom w:val="single" w:color="E0E0E0" w:sz="2"/>
-                    <w:right w:val="single" w:color="E0E0E0" w:sz="2"/>
+                    <w:top w:val="single" w:color="E0E0E0" w:sz="4"/>
+                    <w:left w:val="single" w:color="E0E0E0" w:sz="4"/>
+                    <w:bottom w:val="single" w:color="E0E0E0" w:sz="4"/>
+                    <w:right w:val="single" w:color="E0E0E0" w:sz="4"/>
                   </w:tcBorders>
                   <w:shd w:fill="FFFFFF" w:val="solid"/>
                   <w:tcMar>
@@ -10178,10 +10930,10 @@
                 <w:tcPr>
                   <w:tcW w:type="dxa" w:w="1685"/>
                   <w:tcBorders>
-                    <w:top w:val="single" w:color="E0E0E0" w:sz="2"/>
-                    <w:left w:val="single" w:color="E0E0E0" w:sz="2"/>
-                    <w:bottom w:val="single" w:color="E0E0E0" w:sz="2"/>
-                    <w:right w:val="single" w:color="E0E0E0" w:sz="2"/>
+                    <w:top w:val="single" w:color="E0E0E0" w:sz="4"/>
+                    <w:left w:val="single" w:color="E0E0E0" w:sz="4"/>
+                    <w:bottom w:val="single" w:color="E0E0E0" w:sz="4"/>
+                    <w:right w:val="single" w:color="E0E0E0" w:sz="4"/>
                   </w:tcBorders>
                   <w:shd w:fill="FFFFFF" w:val="solid"/>
                   <w:tcMar>
@@ -10203,8 +10955,8 @@
                       <w:i w:val="false"/>
                       <w:iCs w:val="false"/>
                       <w:color w:val="525252"/>
-                      <w:sz w:val="18"/>
-                      <w:szCs w:val="18"/>
+                      <w:sz w:val="19"/>
+                      <w:szCs w:val="19"/>
                     </w:rPr>
                     <w:t xml:space="preserve">First-call resolution</w:t>
                   </w:r>
@@ -10214,10 +10966,10 @@
                 <w:tcPr>
                   <w:tcW w:type="dxa" w:w="1123"/>
                   <w:tcBorders>
-                    <w:top w:val="single" w:color="E0E0E0" w:sz="2"/>
-                    <w:left w:val="single" w:color="E0E0E0" w:sz="2"/>
-                    <w:bottom w:val="single" w:color="E0E0E0" w:sz="2"/>
-                    <w:right w:val="single" w:color="E0E0E0" w:sz="2"/>
+                    <w:top w:val="single" w:color="E0E0E0" w:sz="4"/>
+                    <w:left w:val="single" w:color="E0E0E0" w:sz="4"/>
+                    <w:bottom w:val="single" w:color="E0E0E0" w:sz="4"/>
+                    <w:right w:val="single" w:color="E0E0E0" w:sz="4"/>
                   </w:tcBorders>
                   <w:shd w:fill="EBF2FF" w:val="solid"/>
                   <w:tcMar>
@@ -10252,10 +11004,10 @@
                 <w:tcPr>
                   <w:tcW w:type="dxa" w:w="1685"/>
                   <w:tcBorders>
-                    <w:top w:val="single" w:color="E0E0E0" w:sz="2"/>
-                    <w:left w:val="single" w:color="E0E0E0" w:sz="2"/>
-                    <w:bottom w:val="single" w:color="E0E0E0" w:sz="2"/>
-                    <w:right w:val="single" w:color="E0E0E0" w:sz="2"/>
+                    <w:top w:val="single" w:color="E0E0E0" w:sz="4"/>
+                    <w:left w:val="single" w:color="E0E0E0" w:sz="4"/>
+                    <w:bottom w:val="single" w:color="E0E0E0" w:sz="4"/>
+                    <w:right w:val="single" w:color="E0E0E0" w:sz="4"/>
                   </w:tcBorders>
                   <w:shd w:fill="F4F4F4" w:val="solid"/>
                   <w:tcMar>
@@ -10288,10 +11040,10 @@
                 <w:tcPr>
                   <w:tcW w:type="dxa" w:w="1685"/>
                   <w:tcBorders>
-                    <w:top w:val="single" w:color="E0E0E0" w:sz="2"/>
-                    <w:left w:val="single" w:color="E0E0E0" w:sz="2"/>
-                    <w:bottom w:val="single" w:color="E0E0E0" w:sz="2"/>
-                    <w:right w:val="single" w:color="E0E0E0" w:sz="2"/>
+                    <w:top w:val="single" w:color="E0E0E0" w:sz="4"/>
+                    <w:left w:val="single" w:color="E0E0E0" w:sz="4"/>
+                    <w:bottom w:val="single" w:color="E0E0E0" w:sz="4"/>
+                    <w:right w:val="single" w:color="E0E0E0" w:sz="4"/>
                   </w:tcBorders>
                   <w:shd w:fill="F4F4F4" w:val="solid"/>
                   <w:tcMar>
@@ -10313,8 +11065,8 @@
                       <w:i w:val="false"/>
                       <w:iCs w:val="false"/>
                       <w:color w:val="525252"/>
-                      <w:sz w:val="18"/>
-                      <w:szCs w:val="18"/>
+                      <w:sz w:val="19"/>
+                      <w:szCs w:val="19"/>
                     </w:rPr>
                     <w:t xml:space="preserve">Auth processing time</w:t>
                   </w:r>
@@ -10324,10 +11076,10 @@
                 <w:tcPr>
                   <w:tcW w:type="dxa" w:w="1123"/>
                   <w:tcBorders>
-                    <w:top w:val="single" w:color="E0E0E0" w:sz="2"/>
-                    <w:left w:val="single" w:color="E0E0E0" w:sz="2"/>
-                    <w:bottom w:val="single" w:color="E0E0E0" w:sz="2"/>
-                    <w:right w:val="single" w:color="E0E0E0" w:sz="2"/>
+                    <w:top w:val="single" w:color="E0E0E0" w:sz="4"/>
+                    <w:left w:val="single" w:color="E0E0E0" w:sz="4"/>
+                    <w:bottom w:val="single" w:color="E0E0E0" w:sz="4"/>
+                    <w:right w:val="single" w:color="E0E0E0" w:sz="4"/>
                   </w:tcBorders>
                   <w:shd w:fill="EBF2FF" w:val="solid"/>
                   <w:tcMar>
@@ -10362,10 +11114,10 @@
                 <w:tcPr>
                   <w:tcW w:type="dxa" w:w="1685"/>
                   <w:tcBorders>
-                    <w:top w:val="single" w:color="E0E0E0" w:sz="2"/>
-                    <w:left w:val="single" w:color="E0E0E0" w:sz="2"/>
-                    <w:bottom w:val="single" w:color="E0E0E0" w:sz="2"/>
-                    <w:right w:val="single" w:color="E0E0E0" w:sz="2"/>
+                    <w:top w:val="single" w:color="E0E0E0" w:sz="4"/>
+                    <w:left w:val="single" w:color="E0E0E0" w:sz="4"/>
+                    <w:bottom w:val="single" w:color="E0E0E0" w:sz="4"/>
+                    <w:right w:val="single" w:color="E0E0E0" w:sz="4"/>
                   </w:tcBorders>
                   <w:shd w:fill="FFFFFF" w:val="solid"/>
                   <w:tcMar>
@@ -10398,10 +11150,10 @@
                 <w:tcPr>
                   <w:tcW w:type="dxa" w:w="1685"/>
                   <w:tcBorders>
-                    <w:top w:val="single" w:color="E0E0E0" w:sz="2"/>
-                    <w:left w:val="single" w:color="E0E0E0" w:sz="2"/>
-                    <w:bottom w:val="single" w:color="E0E0E0" w:sz="2"/>
-                    <w:right w:val="single" w:color="E0E0E0" w:sz="2"/>
+                    <w:top w:val="single" w:color="E0E0E0" w:sz="4"/>
+                    <w:left w:val="single" w:color="E0E0E0" w:sz="4"/>
+                    <w:bottom w:val="single" w:color="E0E0E0" w:sz="4"/>
+                    <w:right w:val="single" w:color="E0E0E0" w:sz="4"/>
                   </w:tcBorders>
                   <w:shd w:fill="FFFFFF" w:val="solid"/>
                   <w:tcMar>
@@ -10423,8 +11175,8 @@
                       <w:i w:val="false"/>
                       <w:iCs w:val="false"/>
                       <w:color w:val="525252"/>
-                      <w:sz w:val="18"/>
-                      <w:szCs w:val="18"/>
+                      <w:sz w:val="19"/>
+                      <w:szCs w:val="19"/>
                     </w:rPr>
                     <w:t xml:space="preserve">Report delivery latency</w:t>
                   </w:r>
@@ -10434,10 +11186,10 @@
                 <w:tcPr>
                   <w:tcW w:type="dxa" w:w="1123"/>
                   <w:tcBorders>
-                    <w:top w:val="single" w:color="E0E0E0" w:sz="2"/>
-                    <w:left w:val="single" w:color="E0E0E0" w:sz="2"/>
-                    <w:bottom w:val="single" w:color="E0E0E0" w:sz="2"/>
-                    <w:right w:val="single" w:color="E0E0E0" w:sz="2"/>
+                    <w:top w:val="single" w:color="E0E0E0" w:sz="4"/>
+                    <w:left w:val="single" w:color="E0E0E0" w:sz="4"/>
+                    <w:bottom w:val="single" w:color="E0E0E0" w:sz="4"/>
+                    <w:right w:val="single" w:color="E0E0E0" w:sz="4"/>
                   </w:tcBorders>
                   <w:shd w:fill="EBF2FF" w:val="solid"/>
                   <w:tcMar>
@@ -10472,10 +11224,10 @@
                 <w:tcPr>
                   <w:tcW w:type="dxa" w:w="1685"/>
                   <w:tcBorders>
-                    <w:top w:val="single" w:color="E0E0E0" w:sz="2"/>
-                    <w:left w:val="single" w:color="E0E0E0" w:sz="2"/>
-                    <w:bottom w:val="single" w:color="E0E0E0" w:sz="2"/>
-                    <w:right w:val="single" w:color="E0E0E0" w:sz="2"/>
+                    <w:top w:val="single" w:color="E0E0E0" w:sz="4"/>
+                    <w:left w:val="single" w:color="E0E0E0" w:sz="4"/>
+                    <w:bottom w:val="single" w:color="E0E0E0" w:sz="4"/>
+                    <w:right w:val="single" w:color="E0E0E0" w:sz="4"/>
                   </w:tcBorders>
                   <w:shd w:fill="F4F4F4" w:val="solid"/>
                   <w:tcMar>
@@ -10508,10 +11260,10 @@
                 <w:tcPr>
                   <w:tcW w:type="dxa" w:w="1685"/>
                   <w:tcBorders>
-                    <w:top w:val="single" w:color="E0E0E0" w:sz="2"/>
-                    <w:left w:val="single" w:color="E0E0E0" w:sz="2"/>
-                    <w:bottom w:val="single" w:color="E0E0E0" w:sz="2"/>
-                    <w:right w:val="single" w:color="E0E0E0" w:sz="2"/>
+                    <w:top w:val="single" w:color="E0E0E0" w:sz="4"/>
+                    <w:left w:val="single" w:color="E0E0E0" w:sz="4"/>
+                    <w:bottom w:val="single" w:color="E0E0E0" w:sz="4"/>
+                    <w:right w:val="single" w:color="E0E0E0" w:sz="4"/>
                   </w:tcBorders>
                   <w:shd w:fill="F4F4F4" w:val="solid"/>
                   <w:tcMar>
@@ -10533,8 +11285,8 @@
                       <w:i w:val="false"/>
                       <w:iCs w:val="false"/>
                       <w:color w:val="525252"/>
-                      <w:sz w:val="18"/>
-                      <w:szCs w:val="18"/>
+                      <w:sz w:val="19"/>
+                      <w:szCs w:val="19"/>
                     </w:rPr>
                     <w:t xml:space="preserve">Auto-resolution rate</w:t>
                   </w:r>
@@ -10544,10 +11296,10 @@
                 <w:tcPr>
                   <w:tcW w:type="dxa" w:w="1123"/>
                   <w:tcBorders>
-                    <w:top w:val="single" w:color="E0E0E0" w:sz="2"/>
-                    <w:left w:val="single" w:color="E0E0E0" w:sz="2"/>
-                    <w:bottom w:val="single" w:color="E0E0E0" w:sz="2"/>
-                    <w:right w:val="single" w:color="E0E0E0" w:sz="2"/>
+                    <w:top w:val="single" w:color="E0E0E0" w:sz="4"/>
+                    <w:left w:val="single" w:color="E0E0E0" w:sz="4"/>
+                    <w:bottom w:val="single" w:color="E0E0E0" w:sz="4"/>
+                    <w:right w:val="single" w:color="E0E0E0" w:sz="4"/>
                   </w:tcBorders>
                   <w:shd w:fill="EBF2FF" w:val="solid"/>
                   <w:tcMar>
@@ -10593,7 +11345,7 @@
                 <w:sz w:val="21"/>
                 <w:szCs w:val="21"/>
               </w:rPr>
-              <w:t xml:space="preserve"/>
+              <w:t xml:space="preserve"> </w:t>
             </w:r>
           </w:p>
           <w:p>
@@ -10661,6 +11413,7 @@
                     <w:bottom w:val="none"/>
                     <w:right w:val="none"/>
                   </w:tcBorders>
+                  <w:shd w:fill="FFFFFF" w:val="solid"/>
                   <w:tcMar>
                     <w:top w:type="dxa" w:w="40"/>
                     <w:bottom w:type="dxa" w:w="40"/>
@@ -10697,6 +11450,12 @@
                     <w:right w:val="none"/>
                   </w:tcBorders>
                   <w:shd w:fill="0072C3" w:val="solid"/>
+                  <w:tcMar>
+                    <w:top w:type="dxa" w:w="0"/>
+                    <w:left w:type="dxa" w:w="0"/>
+                    <w:bottom w:type="dxa" w:w="0"/>
+                    <w:right w:type="dxa" w:w="0"/>
+                  </w:tcMar>
                 </w:tcPr>
                 <w:p>
                   <w:pPr>
@@ -10713,7 +11472,7 @@
                       <w:sz w:val="21"/>
                       <w:szCs w:val="21"/>
                     </w:rPr>
-                    <w:t xml:space="preserve"/>
+                    <w:t xml:space="preserve"> </w:t>
                   </w:r>
                 </w:p>
               </w:tc>
@@ -10727,6 +11486,12 @@
                     <w:right w:val="none"/>
                   </w:tcBorders>
                   <w:shd w:fill="E0E0E0" w:val="solid"/>
+                  <w:tcMar>
+                    <w:top w:type="dxa" w:w="0"/>
+                    <w:left w:type="dxa" w:w="0"/>
+                    <w:bottom w:type="dxa" w:w="0"/>
+                    <w:right w:type="dxa" w:w="0"/>
+                  </w:tcMar>
                 </w:tcPr>
                 <w:p>
                   <w:pPr>
@@ -10743,7 +11508,7 @@
                       <w:sz w:val="21"/>
                       <w:szCs w:val="21"/>
                     </w:rPr>
-                    <w:t xml:space="preserve"/>
+                    <w:t xml:space="preserve"> </w:t>
                   </w:r>
                 </w:p>
               </w:tc>
@@ -10756,6 +11521,7 @@
                     <w:bottom w:val="none"/>
                     <w:right w:val="none"/>
                   </w:tcBorders>
+                  <w:shd w:fill="FFFFFF" w:val="solid"/>
                   <w:tcMar>
                     <w:top w:type="dxa" w:w="40"/>
                     <w:left w:type="dxa" w:w="80"/>
@@ -10794,6 +11560,7 @@
                     <w:bottom w:val="none"/>
                     <w:right w:val="none"/>
                   </w:tcBorders>
+                  <w:shd w:fill="FFFFFF" w:val="solid"/>
                   <w:tcMar>
                     <w:top w:type="dxa" w:w="40"/>
                     <w:bottom w:type="dxa" w:w="40"/>
@@ -10830,6 +11597,12 @@
                     <w:right w:val="none"/>
                   </w:tcBorders>
                   <w:shd w:fill="0043CE" w:val="solid"/>
+                  <w:tcMar>
+                    <w:top w:type="dxa" w:w="0"/>
+                    <w:left w:type="dxa" w:w="0"/>
+                    <w:bottom w:type="dxa" w:w="0"/>
+                    <w:right w:type="dxa" w:w="0"/>
+                  </w:tcMar>
                 </w:tcPr>
                 <w:p>
                   <w:pPr>
@@ -10846,7 +11619,7 @@
                       <w:sz w:val="21"/>
                       <w:szCs w:val="21"/>
                     </w:rPr>
-                    <w:t xml:space="preserve"/>
+                    <w:t xml:space="preserve"> </w:t>
                   </w:r>
                 </w:p>
               </w:tc>
@@ -10860,6 +11633,12 @@
                     <w:right w:val="none"/>
                   </w:tcBorders>
                   <w:shd w:fill="E0E0E0" w:val="solid"/>
+                  <w:tcMar>
+                    <w:top w:type="dxa" w:w="0"/>
+                    <w:left w:type="dxa" w:w="0"/>
+                    <w:bottom w:type="dxa" w:w="0"/>
+                    <w:right w:type="dxa" w:w="0"/>
+                  </w:tcMar>
                 </w:tcPr>
                 <w:p>
                   <w:pPr>
@@ -10876,7 +11655,7 @@
                       <w:sz w:val="21"/>
                       <w:szCs w:val="21"/>
                     </w:rPr>
-                    <w:t xml:space="preserve"/>
+                    <w:t xml:space="preserve"> </w:t>
                   </w:r>
                 </w:p>
               </w:tc>
@@ -10889,6 +11668,7 @@
                     <w:bottom w:val="none"/>
                     <w:right w:val="none"/>
                   </w:tcBorders>
+                  <w:shd w:fill="FFFFFF" w:val="solid"/>
                   <w:tcMar>
                     <w:top w:type="dxa" w:w="40"/>
                     <w:left w:type="dxa" w:w="80"/>
@@ -10927,6 +11707,7 @@
                     <w:bottom w:val="none"/>
                     <w:right w:val="none"/>
                   </w:tcBorders>
+                  <w:shd w:fill="FFFFFF" w:val="solid"/>
                   <w:tcMar>
                     <w:top w:type="dxa" w:w="40"/>
                     <w:bottom w:type="dxa" w:w="40"/>
@@ -10963,6 +11744,12 @@
                     <w:right w:val="none"/>
                   </w:tcBorders>
                   <w:shd w:fill="0F62FE" w:val="solid"/>
+                  <w:tcMar>
+                    <w:top w:type="dxa" w:w="0"/>
+                    <w:left w:type="dxa" w:w="0"/>
+                    <w:bottom w:type="dxa" w:w="0"/>
+                    <w:right w:type="dxa" w:w="0"/>
+                  </w:tcMar>
                 </w:tcPr>
                 <w:p>
                   <w:pPr>
@@ -10979,7 +11766,7 @@
                       <w:sz w:val="21"/>
                       <w:szCs w:val="21"/>
                     </w:rPr>
-                    <w:t xml:space="preserve"/>
+                    <w:t xml:space="preserve"> </w:t>
                   </w:r>
                 </w:p>
               </w:tc>
@@ -10993,6 +11780,12 @@
                     <w:right w:val="none"/>
                   </w:tcBorders>
                   <w:shd w:fill="E0E0E0" w:val="solid"/>
+                  <w:tcMar>
+                    <w:top w:type="dxa" w:w="0"/>
+                    <w:left w:type="dxa" w:w="0"/>
+                    <w:bottom w:type="dxa" w:w="0"/>
+                    <w:right w:type="dxa" w:w="0"/>
+                  </w:tcMar>
                 </w:tcPr>
                 <w:p>
                   <w:pPr>
@@ -11009,7 +11802,7 @@
                       <w:sz w:val="21"/>
                       <w:szCs w:val="21"/>
                     </w:rPr>
-                    <w:t xml:space="preserve"/>
+                    <w:t xml:space="preserve"> </w:t>
                   </w:r>
                 </w:p>
               </w:tc>
@@ -11022,6 +11815,7 @@
                     <w:bottom w:val="none"/>
                     <w:right w:val="none"/>
                   </w:tcBorders>
+                  <w:shd w:fill="FFFFFF" w:val="solid"/>
                   <w:tcMar>
                     <w:top w:type="dxa" w:w="40"/>
                     <w:left w:type="dxa" w:w="80"/>
@@ -11060,6 +11854,7 @@
                     <w:bottom w:val="none"/>
                     <w:right w:val="none"/>
                   </w:tcBorders>
+                  <w:shd w:fill="FFFFFF" w:val="solid"/>
                   <w:tcMar>
                     <w:top w:type="dxa" w:w="40"/>
                     <w:bottom w:type="dxa" w:w="40"/>
@@ -11096,6 +11891,12 @@
                     <w:right w:val="none"/>
                   </w:tcBorders>
                   <w:shd w:fill="001141" w:val="solid"/>
+                  <w:tcMar>
+                    <w:top w:type="dxa" w:w="0"/>
+                    <w:left w:type="dxa" w:w="0"/>
+                    <w:bottom w:type="dxa" w:w="0"/>
+                    <w:right w:type="dxa" w:w="0"/>
+                  </w:tcMar>
                 </w:tcPr>
                 <w:p>
                   <w:pPr>
@@ -11112,7 +11913,7 @@
                       <w:sz w:val="21"/>
                       <w:szCs w:val="21"/>
                     </w:rPr>
-                    <w:t xml:space="preserve"/>
+                    <w:t xml:space="preserve"> </w:t>
                   </w:r>
                 </w:p>
               </w:tc>
@@ -11126,6 +11927,12 @@
                     <w:right w:val="none"/>
                   </w:tcBorders>
                   <w:shd w:fill="E0E0E0" w:val="solid"/>
+                  <w:tcMar>
+                    <w:top w:type="dxa" w:w="0"/>
+                    <w:left w:type="dxa" w:w="0"/>
+                    <w:bottom w:type="dxa" w:w="0"/>
+                    <w:right w:type="dxa" w:w="0"/>
+                  </w:tcMar>
                 </w:tcPr>
                 <w:p>
                   <w:pPr>
@@ -11142,7 +11949,7 @@
                       <w:sz w:val="21"/>
                       <w:szCs w:val="21"/>
                     </w:rPr>
-                    <w:t xml:space="preserve"/>
+                    <w:t xml:space="preserve"> </w:t>
                   </w:r>
                 </w:p>
               </w:tc>
@@ -11155,6 +11962,7 @@
                     <w:bottom w:val="none"/>
                     <w:right w:val="none"/>
                   </w:tcBorders>
+                  <w:shd w:fill="FFFFFF" w:val="solid"/>
                   <w:tcMar>
                     <w:top w:type="dxa" w:w="40"/>
                     <w:left w:type="dxa" w:w="80"/>
@@ -11195,6 +12003,7 @@
               <w:bottom w:val="none"/>
               <w:right w:val="none"/>
             </w:tcBorders>
+            <w:shd w:fill="FFFFFF" w:val="solid"/>
           </w:tcPr>
           <w:p>
             <w:pPr>
@@ -11211,7 +12020,7 @@
                 <w:sz w:val="21"/>
                 <w:szCs w:val="21"/>
               </w:rPr>
-              <w:t xml:space="preserve"/>
+              <w:t xml:space="preserve"> </w:t>
             </w:r>
           </w:p>
         </w:tc>
@@ -11224,6 +12033,7 @@
               <w:bottom w:val="none"/>
               <w:right w:val="none"/>
             </w:tcBorders>
+            <w:shd w:fill="FFFFFF" w:val="solid"/>
             <w:tcMar>
               <w:left w:type="dxa" w:w="160"/>
             </w:tcMar>
@@ -11293,6 +12103,7 @@
                     <w:bottom w:val="none"/>
                     <w:right w:val="none"/>
                   </w:tcBorders>
+                  <w:shd w:fill="FFFFFF" w:val="solid"/>
                   <w:tcMar>
                     <w:top w:type="dxa" w:w="40"/>
                     <w:bottom w:type="dxa" w:w="40"/>
@@ -11329,6 +12140,12 @@
                     <w:right w:val="none"/>
                   </w:tcBorders>
                   <w:shd w:fill="0F62FE" w:val="solid"/>
+                  <w:tcMar>
+                    <w:top w:type="dxa" w:w="0"/>
+                    <w:left w:type="dxa" w:w="0"/>
+                    <w:bottom w:type="dxa" w:w="0"/>
+                    <w:right w:type="dxa" w:w="0"/>
+                  </w:tcMar>
                 </w:tcPr>
                 <w:p>
                   <w:pPr>
@@ -11345,7 +12162,7 @@
                       <w:sz w:val="21"/>
                       <w:szCs w:val="21"/>
                     </w:rPr>
-                    <w:t xml:space="preserve"/>
+                    <w:t xml:space="preserve"> </w:t>
                   </w:r>
                 </w:p>
               </w:tc>
@@ -11359,6 +12176,12 @@
                     <w:right w:val="none"/>
                   </w:tcBorders>
                   <w:shd w:fill="E0E0E0" w:val="solid"/>
+                  <w:tcMar>
+                    <w:top w:type="dxa" w:w="0"/>
+                    <w:left w:type="dxa" w:w="0"/>
+                    <w:bottom w:type="dxa" w:w="0"/>
+                    <w:right w:type="dxa" w:w="0"/>
+                  </w:tcMar>
                 </w:tcPr>
                 <w:p>
                   <w:pPr>
@@ -11375,7 +12198,7 @@
                       <w:sz w:val="21"/>
                       <w:szCs w:val="21"/>
                     </w:rPr>
-                    <w:t xml:space="preserve"/>
+                    <w:t xml:space="preserve"> </w:t>
                   </w:r>
                 </w:p>
               </w:tc>
@@ -11388,6 +12211,7 @@
                     <w:bottom w:val="none"/>
                     <w:right w:val="none"/>
                   </w:tcBorders>
+                  <w:shd w:fill="FFFFFF" w:val="solid"/>
                   <w:tcMar>
                     <w:top w:type="dxa" w:w="40"/>
                     <w:left w:type="dxa" w:w="80"/>
@@ -11426,6 +12250,7 @@
                     <w:bottom w:val="none"/>
                     <w:right w:val="none"/>
                   </w:tcBorders>
+                  <w:shd w:fill="FFFFFF" w:val="solid"/>
                   <w:tcMar>
                     <w:top w:type="dxa" w:w="40"/>
                     <w:bottom w:type="dxa" w:w="40"/>
@@ -11462,6 +12287,12 @@
                     <w:right w:val="none"/>
                   </w:tcBorders>
                   <w:shd w:fill="007D79" w:val="solid"/>
+                  <w:tcMar>
+                    <w:top w:type="dxa" w:w="0"/>
+                    <w:left w:type="dxa" w:w="0"/>
+                    <w:bottom w:type="dxa" w:w="0"/>
+                    <w:right w:type="dxa" w:w="0"/>
+                  </w:tcMar>
                 </w:tcPr>
                 <w:p>
                   <w:pPr>
@@ -11478,7 +12309,7 @@
                       <w:sz w:val="21"/>
                       <w:szCs w:val="21"/>
                     </w:rPr>
-                    <w:t xml:space="preserve"/>
+                    <w:t xml:space="preserve"> </w:t>
                   </w:r>
                 </w:p>
               </w:tc>
@@ -11492,6 +12323,12 @@
                     <w:right w:val="none"/>
                   </w:tcBorders>
                   <w:shd w:fill="E0E0E0" w:val="solid"/>
+                  <w:tcMar>
+                    <w:top w:type="dxa" w:w="0"/>
+                    <w:left w:type="dxa" w:w="0"/>
+                    <w:bottom w:type="dxa" w:w="0"/>
+                    <w:right w:type="dxa" w:w="0"/>
+                  </w:tcMar>
                 </w:tcPr>
                 <w:p>
                   <w:pPr>
@@ -11508,7 +12345,7 @@
                       <w:sz w:val="21"/>
                       <w:szCs w:val="21"/>
                     </w:rPr>
-                    <w:t xml:space="preserve"/>
+                    <w:t xml:space="preserve"> </w:t>
                   </w:r>
                 </w:p>
               </w:tc>
@@ -11521,6 +12358,7 @@
                     <w:bottom w:val="none"/>
                     <w:right w:val="none"/>
                   </w:tcBorders>
+                  <w:shd w:fill="FFFFFF" w:val="solid"/>
                   <w:tcMar>
                     <w:top w:type="dxa" w:w="40"/>
                     <w:left w:type="dxa" w:w="80"/>
@@ -11559,6 +12397,7 @@
                     <w:bottom w:val="none"/>
                     <w:right w:val="none"/>
                   </w:tcBorders>
+                  <w:shd w:fill="FFFFFF" w:val="solid"/>
                   <w:tcMar>
                     <w:top w:type="dxa" w:w="40"/>
                     <w:bottom w:type="dxa" w:w="40"/>
@@ -11595,6 +12434,12 @@
                     <w:right w:val="none"/>
                   </w:tcBorders>
                   <w:shd w:fill="0043CE" w:val="solid"/>
+                  <w:tcMar>
+                    <w:top w:type="dxa" w:w="0"/>
+                    <w:left w:type="dxa" w:w="0"/>
+                    <w:bottom w:type="dxa" w:w="0"/>
+                    <w:right w:type="dxa" w:w="0"/>
+                  </w:tcMar>
                 </w:tcPr>
                 <w:p>
                   <w:pPr>
@@ -11611,7 +12456,7 @@
                       <w:sz w:val="21"/>
                       <w:szCs w:val="21"/>
                     </w:rPr>
-                    <w:t xml:space="preserve"/>
+                    <w:t xml:space="preserve"> </w:t>
                   </w:r>
                 </w:p>
               </w:tc>
@@ -11625,6 +12470,12 @@
                     <w:right w:val="none"/>
                   </w:tcBorders>
                   <w:shd w:fill="E0E0E0" w:val="solid"/>
+                  <w:tcMar>
+                    <w:top w:type="dxa" w:w="0"/>
+                    <w:left w:type="dxa" w:w="0"/>
+                    <w:bottom w:type="dxa" w:w="0"/>
+                    <w:right w:type="dxa" w:w="0"/>
+                  </w:tcMar>
                 </w:tcPr>
                 <w:p>
                   <w:pPr>
@@ -11641,7 +12492,7 @@
                       <w:sz w:val="21"/>
                       <w:szCs w:val="21"/>
                     </w:rPr>
-                    <w:t xml:space="preserve"/>
+                    <w:t xml:space="preserve"> </w:t>
                   </w:r>
                 </w:p>
               </w:tc>
@@ -11654,6 +12505,7 @@
                     <w:bottom w:val="none"/>
                     <w:right w:val="none"/>
                   </w:tcBorders>
+                  <w:shd w:fill="FFFFFF" w:val="solid"/>
                   <w:tcMar>
                     <w:top w:type="dxa" w:w="40"/>
                     <w:left w:type="dxa" w:w="80"/>
@@ -11692,6 +12544,7 @@
                     <w:bottom w:val="none"/>
                     <w:right w:val="none"/>
                   </w:tcBorders>
+                  <w:shd w:fill="FFFFFF" w:val="solid"/>
                   <w:tcMar>
                     <w:top w:type="dxa" w:w="40"/>
                     <w:bottom w:type="dxa" w:w="40"/>
@@ -11728,6 +12581,12 @@
                     <w:right w:val="none"/>
                   </w:tcBorders>
                   <w:shd w:fill="6929C4" w:val="solid"/>
+                  <w:tcMar>
+                    <w:top w:type="dxa" w:w="0"/>
+                    <w:left w:type="dxa" w:w="0"/>
+                    <w:bottom w:type="dxa" w:w="0"/>
+                    <w:right w:type="dxa" w:w="0"/>
+                  </w:tcMar>
                 </w:tcPr>
                 <w:p>
                   <w:pPr>
@@ -11744,7 +12603,7 @@
                       <w:sz w:val="21"/>
                       <w:szCs w:val="21"/>
                     </w:rPr>
-                    <w:t xml:space="preserve"/>
+                    <w:t xml:space="preserve"> </w:t>
                   </w:r>
                 </w:p>
               </w:tc>
@@ -11758,6 +12617,12 @@
                     <w:right w:val="none"/>
                   </w:tcBorders>
                   <w:shd w:fill="E0E0E0" w:val="solid"/>
+                  <w:tcMar>
+                    <w:top w:type="dxa" w:w="0"/>
+                    <w:left w:type="dxa" w:w="0"/>
+                    <w:bottom w:type="dxa" w:w="0"/>
+                    <w:right w:type="dxa" w:w="0"/>
+                  </w:tcMar>
                 </w:tcPr>
                 <w:p>
                   <w:pPr>
@@ -11774,7 +12639,7 @@
                       <w:sz w:val="21"/>
                       <w:szCs w:val="21"/>
                     </w:rPr>
-                    <w:t xml:space="preserve"/>
+                    <w:t xml:space="preserve"> </w:t>
                   </w:r>
                 </w:p>
               </w:tc>
@@ -11787,6 +12652,7 @@
                     <w:bottom w:val="none"/>
                     <w:right w:val="none"/>
                   </w:tcBorders>
+                  <w:shd w:fill="FFFFFF" w:val="solid"/>
                   <w:tcMar>
                     <w:top w:type="dxa" w:w="40"/>
                     <w:left w:type="dxa" w:w="80"/>
@@ -11825,6 +12691,7 @@
                     <w:bottom w:val="none"/>
                     <w:right w:val="none"/>
                   </w:tcBorders>
+                  <w:shd w:fill="FFFFFF" w:val="solid"/>
                   <w:tcMar>
                     <w:top w:type="dxa" w:w="40"/>
                     <w:bottom w:type="dxa" w:w="40"/>
@@ -11861,6 +12728,12 @@
                     <w:right w:val="none"/>
                   </w:tcBorders>
                   <w:shd w:fill="005D5D" w:val="solid"/>
+                  <w:tcMar>
+                    <w:top w:type="dxa" w:w="0"/>
+                    <w:left w:type="dxa" w:w="0"/>
+                    <w:bottom w:type="dxa" w:w="0"/>
+                    <w:right w:type="dxa" w:w="0"/>
+                  </w:tcMar>
                 </w:tcPr>
                 <w:p>
                   <w:pPr>
@@ -11877,7 +12750,7 @@
                       <w:sz w:val="21"/>
                       <w:szCs w:val="21"/>
                     </w:rPr>
-                    <w:t xml:space="preserve"/>
+                    <w:t xml:space="preserve"> </w:t>
                   </w:r>
                 </w:p>
               </w:tc>
@@ -11891,6 +12764,12 @@
                     <w:right w:val="none"/>
                   </w:tcBorders>
                   <w:shd w:fill="E0E0E0" w:val="solid"/>
+                  <w:tcMar>
+                    <w:top w:type="dxa" w:w="0"/>
+                    <w:left w:type="dxa" w:w="0"/>
+                    <w:bottom w:type="dxa" w:w="0"/>
+                    <w:right w:type="dxa" w:w="0"/>
+                  </w:tcMar>
                 </w:tcPr>
                 <w:p>
                   <w:pPr>
@@ -11907,7 +12786,7 @@
                       <w:sz w:val="21"/>
                       <w:szCs w:val="21"/>
                     </w:rPr>
-                    <w:t xml:space="preserve"/>
+                    <w:t xml:space="preserve"> </w:t>
                   </w:r>
                 </w:p>
               </w:tc>
@@ -11920,6 +12799,7 @@
                     <w:bottom w:val="none"/>
                     <w:right w:val="none"/>
                   </w:tcBorders>
+                  <w:shd w:fill="FFFFFF" w:val="solid"/>
                   <w:tcMar>
                     <w:top w:type="dxa" w:w="40"/>
                     <w:left w:type="dxa" w:w="80"/>
@@ -11964,7 +12844,7 @@
                 <w:sz w:val="21"/>
                 <w:szCs w:val="21"/>
               </w:rPr>
-              <w:t xml:space="preserve"/>
+              <w:t xml:space="preserve"> </w:t>
             </w:r>
           </w:p>
           <w:p>
@@ -11982,7 +12862,7 @@
                 <w:sz w:val="21"/>
                 <w:szCs w:val="21"/>
               </w:rPr>
-              <w:t xml:space="preserve">Three-Tier Governance</w:t>
+              <w:t xml:space="preserve">Governance Cadence</w:t>
             </w:r>
           </w:p>
           <w:p>
@@ -12090,7 +12970,7 @@
                 <w:sz w:val="19"/>
                 <w:szCs w:val="19"/>
               </w:rPr>
-              <w:t xml:space="preserve">Strategic outcomes: total value realised, innovation delivered.</w:t>
+              <w:t xml:space="preserve">Total value realised, innovation delivered, year-ahead priorities.</w:t>
             </w:r>
           </w:p>
         </w:tc>
@@ -12114,7 +12994,7 @@
     </w:p>
     <w:p>
       <w:pPr>
-        <w:spacing w:after="20" w:before="20"/>
+        <w:spacing w:after="80" w:before="20"/>
       </w:pPr>
       <w:r>
         <w:rPr>
@@ -12153,7 +13033,25 @@
           <w:sz w:val="19"/>
           <w:szCs w:val="19"/>
         </w:rPr>
-        <w:t xml:space="preserve">   Eliminating the debt that slows everything down</w:t>
+        <w:t xml:space="preserve">   Eliminating the debt that slows Horizon down</w:t>
+      </w:r>
+    </w:p>
+    <w:p>
+      <w:pPr>
+        <w:spacing w:after="80" w:before="0"/>
+      </w:pPr>
+      <w:r>
+        <w:rPr>
+          <w:rFonts w:ascii="Calibri" w:cs="Calibri" w:eastAsia="Calibri" w:hAnsi="Calibri"/>
+          <w:b w:val="false"/>
+          <w:bCs w:val="false"/>
+          <w:i w:val="false"/>
+          <w:iCs w:val="false"/>
+          <w:color w:val="161616"/>
+          <w:sz w:val="21"/>
+          <w:szCs w:val="21"/>
+        </w:rPr>
+        <w:t xml:space="preserve">IBM embeds modernisation into steady-state delivery — no separate programme, no disruption to BAU. Every sprint may include a modernisation action. Technical debt is tracked by business impact and burned down systematically and continuously.</w:t>
       </w:r>
     </w:p>
     <w:p>
@@ -12171,25 +13069,7 @@
           <w:sz w:val="21"/>
           <w:szCs w:val="21"/>
         </w:rPr>
-        <w:t xml:space="preserve">IBM embeds modernisation into steady-state delivery — no separate programme, no disruption to BAU. Every sprint may include a modernisation action. Technical debt is tracked by business impact and burned down systematically, continuously.</w:t>
-      </w:r>
-    </w:p>
-    <w:p>
-      <w:pPr>
-        <w:spacing w:after="60" w:before="0"/>
-      </w:pPr>
-      <w:r>
-        <w:rPr>
-          <w:rFonts w:ascii="Calibri" w:cs="Calibri" w:eastAsia="Calibri" w:hAnsi="Calibri"/>
-          <w:b w:val="false"/>
-          <w:bCs w:val="false"/>
-          <w:i w:val="false"/>
-          <w:iCs w:val="false"/>
-          <w:color w:val="161616"/>
-          <w:sz w:val="21"/>
-          <w:szCs w:val="21"/>
-        </w:rPr>
-        <w:t xml:space="preserve"/>
+        <w:t xml:space="preserve"> </w:t>
       </w:r>
     </w:p>
     <w:tbl>
@@ -12220,6 +13100,7 @@
               <w:bottom w:val="none"/>
               <w:right w:val="none"/>
             </w:tcBorders>
+            <w:shd w:fill="FFFFFF" w:val="solid"/>
             <w:tcMar>
               <w:right w:type="dxa" w:w="160"/>
             </w:tcMar>
@@ -12265,12 +13146,12 @@
                 <w:tcPr>
                   <w:tcW w:type="dxa" w:w="1872"/>
                   <w:tcBorders>
-                    <w:top w:val="single" w:color="0F62FE" w:sz="6"/>
-                    <w:left w:val="single" w:color="E0E0E0" w:sz="2"/>
-                    <w:bottom w:val="single" w:color="0F62FE" w:sz="3"/>
-                    <w:right w:val="single" w:color="E0E0E0" w:sz="2"/>
-                  </w:tcBorders>
-                  <w:shd w:fill="D0E2FF" w:val="solid"/>
+                    <w:top w:val="single" w:color="0F62FE" w:sz="10"/>
+                    <w:left w:val="single" w:color="E0E0E0" w:sz="4"/>
+                    <w:bottom w:val="single" w:color="E0E0E0" w:sz="4"/>
+                    <w:right w:val="single" w:color="E0E0E0" w:sz="4"/>
+                  </w:tcBorders>
+                  <w:shd w:fill="EBF2FF" w:val="solid"/>
                   <w:tcMar>
                     <w:top w:type="dxa" w:w="40"/>
                     <w:left w:type="dxa" w:w="120"/>
@@ -12281,6 +13162,7 @@
                 <w:p>
                   <w:pPr>
                     <w:spacing w:after="60" w:before="60"/>
+                    <w:jc w:val="left"/>
                   </w:pPr>
                   <w:r>
                     <w:rPr>
@@ -12301,12 +13183,12 @@
                 <w:tcPr>
                   <w:tcW w:type="dxa" w:w="1685"/>
                   <w:tcBorders>
-                    <w:top w:val="single" w:color="0F62FE" w:sz="6"/>
-                    <w:left w:val="single" w:color="E0E0E0" w:sz="2"/>
-                    <w:bottom w:val="single" w:color="0F62FE" w:sz="3"/>
-                    <w:right w:val="single" w:color="E0E0E0" w:sz="2"/>
-                  </w:tcBorders>
-                  <w:shd w:fill="D0E2FF" w:val="solid"/>
+                    <w:top w:val="single" w:color="0F62FE" w:sz="10"/>
+                    <w:left w:val="single" w:color="E0E0E0" w:sz="4"/>
+                    <w:bottom w:val="single" w:color="E0E0E0" w:sz="4"/>
+                    <w:right w:val="single" w:color="E0E0E0" w:sz="4"/>
+                  </w:tcBorders>
+                  <w:shd w:fill="EBF2FF" w:val="solid"/>
                   <w:tcMar>
                     <w:top w:type="dxa" w:w="40"/>
                     <w:left w:type="dxa" w:w="120"/>
@@ -12317,6 +13199,7 @@
                 <w:p>
                   <w:pPr>
                     <w:spacing w:after="60" w:before="60"/>
+                    <w:jc w:val="left"/>
                   </w:pPr>
                   <w:r>
                     <w:rPr>
@@ -12337,12 +13220,12 @@
                 <w:tcPr>
                   <w:tcW w:type="dxa" w:w="936"/>
                   <w:tcBorders>
-                    <w:top w:val="single" w:color="0F62FE" w:sz="6"/>
-                    <w:left w:val="single" w:color="E0E0E0" w:sz="2"/>
-                    <w:bottom w:val="single" w:color="0F62FE" w:sz="3"/>
-                    <w:right w:val="single" w:color="E0E0E0" w:sz="2"/>
-                  </w:tcBorders>
-                  <w:shd w:fill="D0E2FF" w:val="solid"/>
+                    <w:top w:val="single" w:color="0F62FE" w:sz="10"/>
+                    <w:left w:val="single" w:color="E0E0E0" w:sz="4"/>
+                    <w:bottom w:val="single" w:color="E0E0E0" w:sz="4"/>
+                    <w:right w:val="single" w:color="E0E0E0" w:sz="4"/>
+                  </w:tcBorders>
+                  <w:shd w:fill="EBF2FF" w:val="solid"/>
                   <w:tcMar>
                     <w:top w:type="dxa" w:w="40"/>
                     <w:left w:type="dxa" w:w="120"/>
@@ -12353,6 +13236,7 @@
                 <w:p>
                   <w:pPr>
                     <w:spacing w:after="60" w:before="60"/>
+                    <w:jc w:val="left"/>
                   </w:pPr>
                   <w:r>
                     <w:rPr>
@@ -12375,10 +13259,10 @@
                 <w:tcPr>
                   <w:tcW w:type="dxa" w:w="1872"/>
                   <w:tcBorders>
-                    <w:top w:val="single" w:color="E0E0E0" w:sz="2"/>
-                    <w:left w:val="single" w:color="E0E0E0" w:sz="2"/>
-                    <w:bottom w:val="single" w:color="E0E0E0" w:sz="2"/>
-                    <w:right w:val="single" w:color="E0E0E0" w:sz="2"/>
+                    <w:top w:val="single" w:color="E0E0E0" w:sz="4"/>
+                    <w:left w:val="single" w:color="E0E0E0" w:sz="4"/>
+                    <w:bottom w:val="single" w:color="E0E0E0" w:sz="4"/>
+                    <w:right w:val="single" w:color="E0E0E0" w:sz="4"/>
                   </w:tcBorders>
                   <w:shd w:fill="FFFFFF" w:val="solid"/>
                   <w:tcMar>
@@ -12411,10 +13295,10 @@
                 <w:tcPr>
                   <w:tcW w:type="dxa" w:w="1685"/>
                   <w:tcBorders>
-                    <w:top w:val="single" w:color="E0E0E0" w:sz="2"/>
-                    <w:left w:val="single" w:color="E0E0E0" w:sz="2"/>
-                    <w:bottom w:val="single" w:color="E0E0E0" w:sz="2"/>
-                    <w:right w:val="single" w:color="E0E0E0" w:sz="2"/>
+                    <w:top w:val="single" w:color="E0E0E0" w:sz="4"/>
+                    <w:left w:val="single" w:color="E0E0E0" w:sz="4"/>
+                    <w:bottom w:val="single" w:color="E0E0E0" w:sz="4"/>
+                    <w:right w:val="single" w:color="E0E0E0" w:sz="4"/>
                   </w:tcBorders>
                   <w:shd w:fill="FFFFFF" w:val="solid"/>
                   <w:tcMar>
@@ -12436,8 +13320,8 @@
                       <w:i w:val="false"/>
                       <w:iCs w:val="false"/>
                       <w:color w:val="525252"/>
-                      <w:sz w:val="18"/>
-                      <w:szCs w:val="18"/>
+                      <w:sz w:val="19"/>
+                      <w:szCs w:val="19"/>
                     </w:rPr>
                     <w:t xml:space="preserve">API-first + event streaming</w:t>
                   </w:r>
@@ -12447,10 +13331,10 @@
                 <w:tcPr>
                   <w:tcW w:type="dxa" w:w="936"/>
                   <w:tcBorders>
-                    <w:top w:val="single" w:color="E0E0E0" w:sz="2"/>
-                    <w:left w:val="single" w:color="E0E0E0" w:sz="2"/>
-                    <w:bottom w:val="single" w:color="E0E0E0" w:sz="2"/>
-                    <w:right w:val="single" w:color="E0E0E0" w:sz="2"/>
+                    <w:top w:val="single" w:color="E0E0E0" w:sz="4"/>
+                    <w:left w:val="single" w:color="E0E0E0" w:sz="4"/>
+                    <w:bottom w:val="single" w:color="E0E0E0" w:sz="4"/>
+                    <w:right w:val="single" w:color="E0E0E0" w:sz="4"/>
                   </w:tcBorders>
                   <w:shd w:fill="EBF2FF" w:val="solid"/>
                   <w:tcMar>
@@ -12472,8 +13356,8 @@
                       <w:i w:val="false"/>
                       <w:iCs w:val="false"/>
                       <w:color w:val="0F62FE"/>
-                      <w:sz w:val="18"/>
-                      <w:szCs w:val="18"/>
+                      <w:sz w:val="19"/>
+                      <w:szCs w:val="19"/>
                     </w:rPr>
                     <w:t xml:space="preserve">Wave 1</w:t>
                   </w:r>
@@ -12485,10 +13369,10 @@
                 <w:tcPr>
                   <w:tcW w:type="dxa" w:w="1872"/>
                   <w:tcBorders>
-                    <w:top w:val="single" w:color="E0E0E0" w:sz="2"/>
-                    <w:left w:val="single" w:color="E0E0E0" w:sz="2"/>
-                    <w:bottom w:val="single" w:color="E0E0E0" w:sz="2"/>
-                    <w:right w:val="single" w:color="E0E0E0" w:sz="2"/>
+                    <w:top w:val="single" w:color="E0E0E0" w:sz="4"/>
+                    <w:left w:val="single" w:color="E0E0E0" w:sz="4"/>
+                    <w:bottom w:val="single" w:color="E0E0E0" w:sz="4"/>
+                    <w:right w:val="single" w:color="E0E0E0" w:sz="4"/>
                   </w:tcBorders>
                   <w:shd w:fill="F4F4F4" w:val="solid"/>
                   <w:tcMar>
@@ -12521,10 +13405,10 @@
                 <w:tcPr>
                   <w:tcW w:type="dxa" w:w="1685"/>
                   <w:tcBorders>
-                    <w:top w:val="single" w:color="E0E0E0" w:sz="2"/>
-                    <w:left w:val="single" w:color="E0E0E0" w:sz="2"/>
-                    <w:bottom w:val="single" w:color="E0E0E0" w:sz="2"/>
-                    <w:right w:val="single" w:color="E0E0E0" w:sz="2"/>
+                    <w:top w:val="single" w:color="E0E0E0" w:sz="4"/>
+                    <w:left w:val="single" w:color="E0E0E0" w:sz="4"/>
+                    <w:bottom w:val="single" w:color="E0E0E0" w:sz="4"/>
+                    <w:right w:val="single" w:color="E0E0E0" w:sz="4"/>
                   </w:tcBorders>
                   <w:shd w:fill="F4F4F4" w:val="solid"/>
                   <w:tcMar>
@@ -12546,8 +13430,8 @@
                       <w:i w:val="false"/>
                       <w:iCs w:val="false"/>
                       <w:color w:val="525252"/>
-                      <w:sz w:val="18"/>
-                      <w:szCs w:val="18"/>
+                      <w:sz w:val="19"/>
+                      <w:szCs w:val="19"/>
                     </w:rPr>
                     <w:t xml:space="preserve">API-wrap strategy</w:t>
                   </w:r>
@@ -12557,10 +13441,10 @@
                 <w:tcPr>
                   <w:tcW w:type="dxa" w:w="936"/>
                   <w:tcBorders>
-                    <w:top w:val="single" w:color="E0E0E0" w:sz="2"/>
-                    <w:left w:val="single" w:color="E0E0E0" w:sz="2"/>
-                    <w:bottom w:val="single" w:color="E0E0E0" w:sz="2"/>
-                    <w:right w:val="single" w:color="E0E0E0" w:sz="2"/>
+                    <w:top w:val="single" w:color="E0E0E0" w:sz="4"/>
+                    <w:left w:val="single" w:color="E0E0E0" w:sz="4"/>
+                    <w:bottom w:val="single" w:color="E0E0E0" w:sz="4"/>
+                    <w:right w:val="single" w:color="E0E0E0" w:sz="4"/>
                   </w:tcBorders>
                   <w:shd w:fill="EBF2FF" w:val="solid"/>
                   <w:tcMar>
@@ -12582,8 +13466,8 @@
                       <w:i w:val="false"/>
                       <w:iCs w:val="false"/>
                       <w:color w:val="0F62FE"/>
-                      <w:sz w:val="18"/>
-                      <w:szCs w:val="18"/>
+                      <w:sz w:val="19"/>
+                      <w:szCs w:val="19"/>
                     </w:rPr>
                     <w:t xml:space="preserve">Wave 1</w:t>
                   </w:r>
@@ -12595,10 +13479,10 @@
                 <w:tcPr>
                   <w:tcW w:type="dxa" w:w="1872"/>
                   <w:tcBorders>
-                    <w:top w:val="single" w:color="E0E0E0" w:sz="2"/>
-                    <w:left w:val="single" w:color="E0E0E0" w:sz="2"/>
-                    <w:bottom w:val="single" w:color="E0E0E0" w:sz="2"/>
-                    <w:right w:val="single" w:color="E0E0E0" w:sz="2"/>
+                    <w:top w:val="single" w:color="E0E0E0" w:sz="4"/>
+                    <w:left w:val="single" w:color="E0E0E0" w:sz="4"/>
+                    <w:bottom w:val="single" w:color="E0E0E0" w:sz="4"/>
+                    <w:right w:val="single" w:color="E0E0E0" w:sz="4"/>
                   </w:tcBorders>
                   <w:shd w:fill="FFFFFF" w:val="solid"/>
                   <w:tcMar>
@@ -12631,10 +13515,10 @@
                 <w:tcPr>
                   <w:tcW w:type="dxa" w:w="1685"/>
                   <w:tcBorders>
-                    <w:top w:val="single" w:color="E0E0E0" w:sz="2"/>
-                    <w:left w:val="single" w:color="E0E0E0" w:sz="2"/>
-                    <w:bottom w:val="single" w:color="E0E0E0" w:sz="2"/>
-                    <w:right w:val="single" w:color="E0E0E0" w:sz="2"/>
+                    <w:top w:val="single" w:color="E0E0E0" w:sz="4"/>
+                    <w:left w:val="single" w:color="E0E0E0" w:sz="4"/>
+                    <w:bottom w:val="single" w:color="E0E0E0" w:sz="4"/>
+                    <w:right w:val="single" w:color="E0E0E0" w:sz="4"/>
                   </w:tcBorders>
                   <w:shd w:fill="FFFFFF" w:val="solid"/>
                   <w:tcMar>
@@ -12656,8 +13540,8 @@
                       <w:i w:val="false"/>
                       <w:iCs w:val="false"/>
                       <w:color w:val="525252"/>
-                      <w:sz w:val="18"/>
-                      <w:szCs w:val="18"/>
+                      <w:sz w:val="19"/>
+                      <w:szCs w:val="19"/>
                     </w:rPr>
                     <w:t xml:space="preserve">AI-driven quality engine</w:t>
                   </w:r>
@@ -12667,10 +13551,10 @@
                 <w:tcPr>
                   <w:tcW w:type="dxa" w:w="936"/>
                   <w:tcBorders>
-                    <w:top w:val="single" w:color="E0E0E0" w:sz="2"/>
-                    <w:left w:val="single" w:color="E0E0E0" w:sz="2"/>
-                    <w:bottom w:val="single" w:color="E0E0E0" w:sz="2"/>
-                    <w:right w:val="single" w:color="E0E0E0" w:sz="2"/>
+                    <w:top w:val="single" w:color="E0E0E0" w:sz="4"/>
+                    <w:left w:val="single" w:color="E0E0E0" w:sz="4"/>
+                    <w:bottom w:val="single" w:color="E0E0E0" w:sz="4"/>
+                    <w:right w:val="single" w:color="E0E0E0" w:sz="4"/>
                   </w:tcBorders>
                   <w:shd w:fill="EBF2FF" w:val="solid"/>
                   <w:tcMar>
@@ -12692,8 +13576,8 @@
                       <w:i w:val="false"/>
                       <w:iCs w:val="false"/>
                       <w:color w:val="0F62FE"/>
-                      <w:sz w:val="18"/>
-                      <w:szCs w:val="18"/>
+                      <w:sz w:val="19"/>
+                      <w:szCs w:val="19"/>
                     </w:rPr>
                     <w:t xml:space="preserve">Wave 1</w:t>
                   </w:r>
@@ -12705,10 +13589,10 @@
                 <w:tcPr>
                   <w:tcW w:type="dxa" w:w="1872"/>
                   <w:tcBorders>
-                    <w:top w:val="single" w:color="E0E0E0" w:sz="2"/>
-                    <w:left w:val="single" w:color="E0E0E0" w:sz="2"/>
-                    <w:bottom w:val="single" w:color="E0E0E0" w:sz="2"/>
-                    <w:right w:val="single" w:color="E0E0E0" w:sz="2"/>
+                    <w:top w:val="single" w:color="E0E0E0" w:sz="4"/>
+                    <w:left w:val="single" w:color="E0E0E0" w:sz="4"/>
+                    <w:bottom w:val="single" w:color="E0E0E0" w:sz="4"/>
+                    <w:right w:val="single" w:color="E0E0E0" w:sz="4"/>
                   </w:tcBorders>
                   <w:shd w:fill="F4F4F4" w:val="solid"/>
                   <w:tcMar>
@@ -12741,10 +13625,10 @@
                 <w:tcPr>
                   <w:tcW w:type="dxa" w:w="1685"/>
                   <w:tcBorders>
-                    <w:top w:val="single" w:color="E0E0E0" w:sz="2"/>
-                    <w:left w:val="single" w:color="E0E0E0" w:sz="2"/>
-                    <w:bottom w:val="single" w:color="E0E0E0" w:sz="2"/>
-                    <w:right w:val="single" w:color="E0E0E0" w:sz="2"/>
+                    <w:top w:val="single" w:color="E0E0E0" w:sz="4"/>
+                    <w:left w:val="single" w:color="E0E0E0" w:sz="4"/>
+                    <w:bottom w:val="single" w:color="E0E0E0" w:sz="4"/>
+                    <w:right w:val="single" w:color="E0E0E0" w:sz="4"/>
                   </w:tcBorders>
                   <w:shd w:fill="F4F4F4" w:val="solid"/>
                   <w:tcMar>
@@ -12766,8 +13650,8 @@
                       <w:i w:val="false"/>
                       <w:iCs w:val="false"/>
                       <w:color w:val="525252"/>
-                      <w:sz w:val="18"/>
-                      <w:szCs w:val="18"/>
+                      <w:sz w:val="19"/>
+                      <w:szCs w:val="19"/>
                     </w:rPr>
                     <w:t xml:space="preserve">Assess → rationalise</w:t>
                   </w:r>
@@ -12777,10 +13661,10 @@
                 <w:tcPr>
                   <w:tcW w:type="dxa" w:w="936"/>
                   <w:tcBorders>
-                    <w:top w:val="single" w:color="E0E0E0" w:sz="2"/>
-                    <w:left w:val="single" w:color="E0E0E0" w:sz="2"/>
-                    <w:bottom w:val="single" w:color="E0E0E0" w:sz="2"/>
-                    <w:right w:val="single" w:color="E0E0E0" w:sz="2"/>
+                    <w:top w:val="single" w:color="E0E0E0" w:sz="4"/>
+                    <w:left w:val="single" w:color="E0E0E0" w:sz="4"/>
+                    <w:bottom w:val="single" w:color="E0E0E0" w:sz="4"/>
+                    <w:right w:val="single" w:color="E0E0E0" w:sz="4"/>
                   </w:tcBorders>
                   <w:shd w:fill="EBF2FF" w:val="solid"/>
                   <w:tcMar>
@@ -12802,8 +13686,8 @@
                       <w:i w:val="false"/>
                       <w:iCs w:val="false"/>
                       <w:color w:val="0F62FE"/>
-                      <w:sz w:val="18"/>
-                      <w:szCs w:val="18"/>
+                      <w:sz w:val="19"/>
+                      <w:szCs w:val="19"/>
                     </w:rPr>
                     <w:t xml:space="preserve">Wave 2</w:t>
                   </w:r>
@@ -12815,10 +13699,10 @@
                 <w:tcPr>
                   <w:tcW w:type="dxa" w:w="1872"/>
                   <w:tcBorders>
-                    <w:top w:val="single" w:color="E0E0E0" w:sz="2"/>
-                    <w:left w:val="single" w:color="E0E0E0" w:sz="2"/>
-                    <w:bottom w:val="single" w:color="E0E0E0" w:sz="2"/>
-                    <w:right w:val="single" w:color="E0E0E0" w:sz="2"/>
+                    <w:top w:val="single" w:color="E0E0E0" w:sz="4"/>
+                    <w:left w:val="single" w:color="E0E0E0" w:sz="4"/>
+                    <w:bottom w:val="single" w:color="E0E0E0" w:sz="4"/>
+                    <w:right w:val="single" w:color="E0E0E0" w:sz="4"/>
                   </w:tcBorders>
                   <w:shd w:fill="FFFFFF" w:val="solid"/>
                   <w:tcMar>
@@ -12851,10 +13735,10 @@
                 <w:tcPr>
                   <w:tcW w:type="dxa" w:w="1685"/>
                   <w:tcBorders>
-                    <w:top w:val="single" w:color="E0E0E0" w:sz="2"/>
-                    <w:left w:val="single" w:color="E0E0E0" w:sz="2"/>
-                    <w:bottom w:val="single" w:color="E0E0E0" w:sz="2"/>
-                    <w:right w:val="single" w:color="E0E0E0" w:sz="2"/>
+                    <w:top w:val="single" w:color="E0E0E0" w:sz="4"/>
+                    <w:left w:val="single" w:color="E0E0E0" w:sz="4"/>
+                    <w:bottom w:val="single" w:color="E0E0E0" w:sz="4"/>
+                    <w:right w:val="single" w:color="E0E0E0" w:sz="4"/>
                   </w:tcBorders>
                   <w:shd w:fill="FFFFFF" w:val="solid"/>
                   <w:tcMar>
@@ -12876,8 +13760,8 @@
                       <w:i w:val="false"/>
                       <w:iCs w:val="false"/>
                       <w:color w:val="525252"/>
-                      <w:sz w:val="18"/>
-                      <w:szCs w:val="18"/>
+                      <w:sz w:val="19"/>
+                      <w:szCs w:val="19"/>
                     </w:rPr>
                     <w:t xml:space="preserve">Lift-and-validate</w:t>
                   </w:r>
@@ -12887,10 +13771,10 @@
                 <w:tcPr>
                   <w:tcW w:type="dxa" w:w="936"/>
                   <w:tcBorders>
-                    <w:top w:val="single" w:color="E0E0E0" w:sz="2"/>
-                    <w:left w:val="single" w:color="E0E0E0" w:sz="2"/>
-                    <w:bottom w:val="single" w:color="E0E0E0" w:sz="2"/>
-                    <w:right w:val="single" w:color="E0E0E0" w:sz="2"/>
+                    <w:top w:val="single" w:color="E0E0E0" w:sz="4"/>
+                    <w:left w:val="single" w:color="E0E0E0" w:sz="4"/>
+                    <w:bottom w:val="single" w:color="E0E0E0" w:sz="4"/>
+                    <w:right w:val="single" w:color="E0E0E0" w:sz="4"/>
                   </w:tcBorders>
                   <w:shd w:fill="EBF2FF" w:val="solid"/>
                   <w:tcMar>
@@ -12912,8 +13796,8 @@
                       <w:i w:val="false"/>
                       <w:iCs w:val="false"/>
                       <w:color w:val="0F62FE"/>
-                      <w:sz w:val="18"/>
-                      <w:szCs w:val="18"/>
+                      <w:sz w:val="19"/>
+                      <w:szCs w:val="19"/>
                     </w:rPr>
                     <w:t xml:space="preserve">Wave 2</w:t>
                   </w:r>
@@ -12925,10 +13809,10 @@
                 <w:tcPr>
                   <w:tcW w:type="dxa" w:w="1872"/>
                   <w:tcBorders>
-                    <w:top w:val="single" w:color="E0E0E0" w:sz="2"/>
-                    <w:left w:val="single" w:color="E0E0E0" w:sz="2"/>
-                    <w:bottom w:val="single" w:color="E0E0E0" w:sz="2"/>
-                    <w:right w:val="single" w:color="E0E0E0" w:sz="2"/>
+                    <w:top w:val="single" w:color="E0E0E0" w:sz="4"/>
+                    <w:left w:val="single" w:color="E0E0E0" w:sz="4"/>
+                    <w:bottom w:val="single" w:color="E0E0E0" w:sz="4"/>
+                    <w:right w:val="single" w:color="E0E0E0" w:sz="4"/>
                   </w:tcBorders>
                   <w:shd w:fill="F4F4F4" w:val="solid"/>
                   <w:tcMar>
@@ -12961,10 +13845,10 @@
                 <w:tcPr>
                   <w:tcW w:type="dxa" w:w="1685"/>
                   <w:tcBorders>
-                    <w:top w:val="single" w:color="E0E0E0" w:sz="2"/>
-                    <w:left w:val="single" w:color="E0E0E0" w:sz="2"/>
-                    <w:bottom w:val="single" w:color="E0E0E0" w:sz="2"/>
-                    <w:right w:val="single" w:color="E0E0E0" w:sz="2"/>
+                    <w:top w:val="single" w:color="E0E0E0" w:sz="4"/>
+                    <w:left w:val="single" w:color="E0E0E0" w:sz="4"/>
+                    <w:bottom w:val="single" w:color="E0E0E0" w:sz="4"/>
+                    <w:right w:val="single" w:color="E0E0E0" w:sz="4"/>
                   </w:tcBorders>
                   <w:shd w:fill="F4F4F4" w:val="solid"/>
                   <w:tcMar>
@@ -12986,8 +13870,8 @@
                       <w:i w:val="false"/>
                       <w:iCs w:val="false"/>
                       <w:color w:val="525252"/>
-                      <w:sz w:val="18"/>
-                      <w:szCs w:val="18"/>
+                      <w:sz w:val="19"/>
+                      <w:szCs w:val="19"/>
                     </w:rPr>
                     <w:t xml:space="preserve">Cost + performance tuning</w:t>
                   </w:r>
@@ -12997,10 +13881,10 @@
                 <w:tcPr>
                   <w:tcW w:type="dxa" w:w="936"/>
                   <w:tcBorders>
-                    <w:top w:val="single" w:color="E0E0E0" w:sz="2"/>
-                    <w:left w:val="single" w:color="E0E0E0" w:sz="2"/>
-                    <w:bottom w:val="single" w:color="E0E0E0" w:sz="2"/>
-                    <w:right w:val="single" w:color="E0E0E0" w:sz="2"/>
+                    <w:top w:val="single" w:color="E0E0E0" w:sz="4"/>
+                    <w:left w:val="single" w:color="E0E0E0" w:sz="4"/>
+                    <w:bottom w:val="single" w:color="E0E0E0" w:sz="4"/>
+                    <w:right w:val="single" w:color="E0E0E0" w:sz="4"/>
                   </w:tcBorders>
                   <w:shd w:fill="EBF2FF" w:val="solid"/>
                   <w:tcMar>
@@ -13022,8 +13906,8 @@
                       <w:i w:val="false"/>
                       <w:iCs w:val="false"/>
                       <w:color w:val="0F62FE"/>
-                      <w:sz w:val="18"/>
-                      <w:szCs w:val="18"/>
+                      <w:sz w:val="19"/>
+                      <w:szCs w:val="19"/>
                     </w:rPr>
                     <w:t xml:space="preserve">Wave 2</w:t>
                   </w:r>
@@ -13035,10 +13919,10 @@
                 <w:tcPr>
                   <w:tcW w:type="dxa" w:w="1872"/>
                   <w:tcBorders>
-                    <w:top w:val="single" w:color="E0E0E0" w:sz="2"/>
-                    <w:left w:val="single" w:color="E0E0E0" w:sz="2"/>
-                    <w:bottom w:val="single" w:color="E0E0E0" w:sz="2"/>
-                    <w:right w:val="single" w:color="E0E0E0" w:sz="2"/>
+                    <w:top w:val="single" w:color="E0E0E0" w:sz="4"/>
+                    <w:left w:val="single" w:color="E0E0E0" w:sz="4"/>
+                    <w:bottom w:val="single" w:color="E0E0E0" w:sz="4"/>
+                    <w:right w:val="single" w:color="E0E0E0" w:sz="4"/>
                   </w:tcBorders>
                   <w:shd w:fill="FFFFFF" w:val="solid"/>
                   <w:tcMar>
@@ -13071,10 +13955,10 @@
                 <w:tcPr>
                   <w:tcW w:type="dxa" w:w="1685"/>
                   <w:tcBorders>
-                    <w:top w:val="single" w:color="E0E0E0" w:sz="2"/>
-                    <w:left w:val="single" w:color="E0E0E0" w:sz="2"/>
-                    <w:bottom w:val="single" w:color="E0E0E0" w:sz="2"/>
-                    <w:right w:val="single" w:color="E0E0E0" w:sz="2"/>
+                    <w:top w:val="single" w:color="E0E0E0" w:sz="4"/>
+                    <w:left w:val="single" w:color="E0E0E0" w:sz="4"/>
+                    <w:bottom w:val="single" w:color="E0E0E0" w:sz="4"/>
+                    <w:right w:val="single" w:color="E0E0E0" w:sz="4"/>
                   </w:tcBorders>
                   <w:shd w:fill="FFFFFF" w:val="solid"/>
                   <w:tcMar>
@@ -13096,8 +13980,8 @@
                       <w:i w:val="false"/>
                       <w:iCs w:val="false"/>
                       <w:color w:val="525252"/>
-                      <w:sz w:val="18"/>
-                      <w:szCs w:val="18"/>
+                      <w:sz w:val="19"/>
+                      <w:szCs w:val="19"/>
                     </w:rPr>
                     <w:t xml:space="preserve">Selective modernise</w:t>
                   </w:r>
@@ -13107,10 +13991,10 @@
                 <w:tcPr>
                   <w:tcW w:type="dxa" w:w="936"/>
                   <w:tcBorders>
-                    <w:top w:val="single" w:color="E0E0E0" w:sz="2"/>
-                    <w:left w:val="single" w:color="E0E0E0" w:sz="2"/>
-                    <w:bottom w:val="single" w:color="E0E0E0" w:sz="2"/>
-                    <w:right w:val="single" w:color="E0E0E0" w:sz="2"/>
+                    <w:top w:val="single" w:color="E0E0E0" w:sz="4"/>
+                    <w:left w:val="single" w:color="E0E0E0" w:sz="4"/>
+                    <w:bottom w:val="single" w:color="E0E0E0" w:sz="4"/>
+                    <w:right w:val="single" w:color="E0E0E0" w:sz="4"/>
                   </w:tcBorders>
                   <w:shd w:fill="EBF2FF" w:val="solid"/>
                   <w:tcMar>
@@ -13132,8 +14016,8 @@
                       <w:i w:val="false"/>
                       <w:iCs w:val="false"/>
                       <w:color w:val="0F62FE"/>
-                      <w:sz w:val="18"/>
-                      <w:szCs w:val="18"/>
+                      <w:sz w:val="19"/>
+                      <w:szCs w:val="19"/>
                     </w:rPr>
                     <w:t xml:space="preserve">Wave 3</w:t>
                   </w:r>
@@ -13145,10 +14029,10 @@
                 <w:tcPr>
                   <w:tcW w:type="dxa" w:w="1872"/>
                   <w:tcBorders>
-                    <w:top w:val="single" w:color="E0E0E0" w:sz="2"/>
-                    <w:left w:val="single" w:color="E0E0E0" w:sz="2"/>
-                    <w:bottom w:val="single" w:color="E0E0E0" w:sz="2"/>
-                    <w:right w:val="single" w:color="E0E0E0" w:sz="2"/>
+                    <w:top w:val="single" w:color="E0E0E0" w:sz="4"/>
+                    <w:left w:val="single" w:color="E0E0E0" w:sz="4"/>
+                    <w:bottom w:val="single" w:color="E0E0E0" w:sz="4"/>
+                    <w:right w:val="single" w:color="E0E0E0" w:sz="4"/>
                   </w:tcBorders>
                   <w:shd w:fill="F4F4F4" w:val="solid"/>
                   <w:tcMar>
@@ -13181,10 +14065,10 @@
                 <w:tcPr>
                   <w:tcW w:type="dxa" w:w="1685"/>
                   <w:tcBorders>
-                    <w:top w:val="single" w:color="E0E0E0" w:sz="2"/>
-                    <w:left w:val="single" w:color="E0E0E0" w:sz="2"/>
-                    <w:bottom w:val="single" w:color="E0E0E0" w:sz="2"/>
-                    <w:right w:val="single" w:color="E0E0E0" w:sz="2"/>
+                    <w:top w:val="single" w:color="E0E0E0" w:sz="4"/>
+                    <w:left w:val="single" w:color="E0E0E0" w:sz="4"/>
+                    <w:bottom w:val="single" w:color="E0E0E0" w:sz="4"/>
+                    <w:right w:val="single" w:color="E0E0E0" w:sz="4"/>
                   </w:tcBorders>
                   <w:shd w:fill="F4F4F4" w:val="solid"/>
                   <w:tcMar>
@@ -13206,8 +14090,8 @@
                       <w:i w:val="false"/>
                       <w:iCs w:val="false"/>
                       <w:color w:val="525252"/>
-                      <w:sz w:val="18"/>
-                      <w:szCs w:val="18"/>
+                      <w:sz w:val="19"/>
+                      <w:szCs w:val="19"/>
                     </w:rPr>
                     <w:t xml:space="preserve">n-1 standard + auto-patch</w:t>
                   </w:r>
@@ -13217,10 +14101,10 @@
                 <w:tcPr>
                   <w:tcW w:type="dxa" w:w="936"/>
                   <w:tcBorders>
-                    <w:top w:val="single" w:color="E0E0E0" w:sz="2"/>
-                    <w:left w:val="single" w:color="E0E0E0" w:sz="2"/>
-                    <w:bottom w:val="single" w:color="E0E0E0" w:sz="2"/>
-                    <w:right w:val="single" w:color="E0E0E0" w:sz="2"/>
+                    <w:top w:val="single" w:color="E0E0E0" w:sz="4"/>
+                    <w:left w:val="single" w:color="E0E0E0" w:sz="4"/>
+                    <w:bottom w:val="single" w:color="E0E0E0" w:sz="4"/>
+                    <w:right w:val="single" w:color="E0E0E0" w:sz="4"/>
                   </w:tcBorders>
                   <w:shd w:fill="EBF2FF" w:val="solid"/>
                   <w:tcMar>
@@ -13242,8 +14126,8 @@
                       <w:i w:val="false"/>
                       <w:iCs w:val="false"/>
                       <w:color w:val="0F62FE"/>
-                      <w:sz w:val="18"/>
-                      <w:szCs w:val="18"/>
+                      <w:sz w:val="19"/>
+                      <w:szCs w:val="19"/>
                     </w:rPr>
                     <w:t xml:space="preserve">Ongoing</w:t>
                   </w:r>
@@ -13262,6 +14146,7 @@
               <w:bottom w:val="none"/>
               <w:right w:val="none"/>
             </w:tcBorders>
+            <w:shd w:fill="FFFFFF" w:val="solid"/>
           </w:tcPr>
           <w:p>
             <w:pPr>
@@ -13278,7 +14163,7 @@
                 <w:sz w:val="21"/>
                 <w:szCs w:val="21"/>
               </w:rPr>
-              <w:t xml:space="preserve"/>
+              <w:t xml:space="preserve"> </w:t>
             </w:r>
           </w:p>
         </w:tc>
@@ -13291,6 +14176,7 @@
               <w:bottom w:val="none"/>
               <w:right w:val="none"/>
             </w:tcBorders>
+            <w:shd w:fill="FFFFFF" w:val="solid"/>
             <w:tcMar>
               <w:left w:type="dxa" w:w="160"/>
             </w:tcMar>
@@ -13360,6 +14246,7 @@
                     <w:bottom w:val="none"/>
                     <w:right w:val="none"/>
                   </w:tcBorders>
+                  <w:shd w:fill="FFFFFF" w:val="solid"/>
                   <w:tcMar>
                     <w:top w:type="dxa" w:w="40"/>
                     <w:bottom w:type="dxa" w:w="40"/>
@@ -13396,6 +14283,12 @@
                     <w:right w:val="none"/>
                   </w:tcBorders>
                   <w:shd w:fill="DA1E28" w:val="solid"/>
+                  <w:tcMar>
+                    <w:top w:type="dxa" w:w="0"/>
+                    <w:left w:type="dxa" w:w="0"/>
+                    <w:bottom w:type="dxa" w:w="0"/>
+                    <w:right w:type="dxa" w:w="0"/>
+                  </w:tcMar>
                 </w:tcPr>
                 <w:p>
                   <w:pPr>
@@ -13412,7 +14305,7 @@
                       <w:sz w:val="21"/>
                       <w:szCs w:val="21"/>
                     </w:rPr>
-                    <w:t xml:space="preserve"/>
+                    <w:t xml:space="preserve"> </w:t>
                   </w:r>
                 </w:p>
               </w:tc>
@@ -13426,6 +14319,12 @@
                     <w:right w:val="none"/>
                   </w:tcBorders>
                   <w:shd w:fill="E0E0E0" w:val="solid"/>
+                  <w:tcMar>
+                    <w:top w:type="dxa" w:w="0"/>
+                    <w:left w:type="dxa" w:w="0"/>
+                    <w:bottom w:type="dxa" w:w="0"/>
+                    <w:right w:type="dxa" w:w="0"/>
+                  </w:tcMar>
                 </w:tcPr>
                 <w:p>
                   <w:pPr>
@@ -13442,7 +14341,7 @@
                       <w:sz w:val="21"/>
                       <w:szCs w:val="21"/>
                     </w:rPr>
-                    <w:t xml:space="preserve"/>
+                    <w:t xml:space="preserve"> </w:t>
                   </w:r>
                 </w:p>
               </w:tc>
@@ -13455,6 +14354,7 @@
                     <w:bottom w:val="none"/>
                     <w:right w:val="none"/>
                   </w:tcBorders>
+                  <w:shd w:fill="FFFFFF" w:val="solid"/>
                   <w:tcMar>
                     <w:top w:type="dxa" w:w="40"/>
                     <w:left w:type="dxa" w:w="80"/>
@@ -13493,6 +14393,7 @@
                     <w:bottom w:val="none"/>
                     <w:right w:val="none"/>
                   </w:tcBorders>
+                  <w:shd w:fill="FFFFFF" w:val="solid"/>
                   <w:tcMar>
                     <w:top w:type="dxa" w:w="40"/>
                     <w:bottom w:type="dxa" w:w="40"/>
@@ -13528,7 +14429,13 @@
                     <w:bottom w:val="none"/>
                     <w:right w:val="none"/>
                   </w:tcBorders>
-                  <w:shd w:fill="FF8389" w:val="solid"/>
+                  <w:shd w:fill="E57373" w:val="solid"/>
+                  <w:tcMar>
+                    <w:top w:type="dxa" w:w="0"/>
+                    <w:left w:type="dxa" w:w="0"/>
+                    <w:bottom w:type="dxa" w:w="0"/>
+                    <w:right w:type="dxa" w:w="0"/>
+                  </w:tcMar>
                 </w:tcPr>
                 <w:p>
                   <w:pPr>
@@ -13545,7 +14452,7 @@
                       <w:sz w:val="21"/>
                       <w:szCs w:val="21"/>
                     </w:rPr>
-                    <w:t xml:space="preserve"/>
+                    <w:t xml:space="preserve"> </w:t>
                   </w:r>
                 </w:p>
               </w:tc>
@@ -13559,6 +14466,12 @@
                     <w:right w:val="none"/>
                   </w:tcBorders>
                   <w:shd w:fill="E0E0E0" w:val="solid"/>
+                  <w:tcMar>
+                    <w:top w:type="dxa" w:w="0"/>
+                    <w:left w:type="dxa" w:w="0"/>
+                    <w:bottom w:type="dxa" w:w="0"/>
+                    <w:right w:type="dxa" w:w="0"/>
+                  </w:tcMar>
                 </w:tcPr>
                 <w:p>
                   <w:pPr>
@@ -13575,7 +14488,7 @@
                       <w:sz w:val="21"/>
                       <w:szCs w:val="21"/>
                     </w:rPr>
-                    <w:t xml:space="preserve"/>
+                    <w:t xml:space="preserve"> </w:t>
                   </w:r>
                 </w:p>
               </w:tc>
@@ -13588,6 +14501,7 @@
                     <w:bottom w:val="none"/>
                     <w:right w:val="none"/>
                   </w:tcBorders>
+                  <w:shd w:fill="FFFFFF" w:val="solid"/>
                   <w:tcMar>
                     <w:top w:type="dxa" w:w="40"/>
                     <w:left w:type="dxa" w:w="80"/>
@@ -13607,7 +14521,7 @@
                       <w:bCs/>
                       <w:i w:val="false"/>
                       <w:iCs w:val="false"/>
-                      <w:color w:val="FF8389"/>
+                      <w:color w:val="E57373"/>
                       <w:sz w:val="18"/>
                       <w:szCs w:val="18"/>
                     </w:rPr>
@@ -13626,6 +14540,7 @@
                     <w:bottom w:val="none"/>
                     <w:right w:val="none"/>
                   </w:tcBorders>
+                  <w:shd w:fill="FFFFFF" w:val="solid"/>
                   <w:tcMar>
                     <w:top w:type="dxa" w:w="40"/>
                     <w:bottom w:type="dxa" w:w="40"/>
@@ -13662,6 +14577,12 @@
                     <w:right w:val="none"/>
                   </w:tcBorders>
                   <w:shd w:fill="0072C3" w:val="solid"/>
+                  <w:tcMar>
+                    <w:top w:type="dxa" w:w="0"/>
+                    <w:left w:type="dxa" w:w="0"/>
+                    <w:bottom w:type="dxa" w:w="0"/>
+                    <w:right w:type="dxa" w:w="0"/>
+                  </w:tcMar>
                 </w:tcPr>
                 <w:p>
                   <w:pPr>
@@ -13678,7 +14599,7 @@
                       <w:sz w:val="21"/>
                       <w:szCs w:val="21"/>
                     </w:rPr>
-                    <w:t xml:space="preserve"/>
+                    <w:t xml:space="preserve"> </w:t>
                   </w:r>
                 </w:p>
               </w:tc>
@@ -13692,6 +14613,12 @@
                     <w:right w:val="none"/>
                   </w:tcBorders>
                   <w:shd w:fill="E0E0E0" w:val="solid"/>
+                  <w:tcMar>
+                    <w:top w:type="dxa" w:w="0"/>
+                    <w:left w:type="dxa" w:w="0"/>
+                    <w:bottom w:type="dxa" w:w="0"/>
+                    <w:right w:type="dxa" w:w="0"/>
+                  </w:tcMar>
                 </w:tcPr>
                 <w:p>
                   <w:pPr>
@@ -13708,7 +14635,7 @@
                       <w:sz w:val="21"/>
                       <w:szCs w:val="21"/>
                     </w:rPr>
-                    <w:t xml:space="preserve"/>
+                    <w:t xml:space="preserve"> </w:t>
                   </w:r>
                 </w:p>
               </w:tc>
@@ -13721,6 +14648,7 @@
                     <w:bottom w:val="none"/>
                     <w:right w:val="none"/>
                   </w:tcBorders>
+                  <w:shd w:fill="FFFFFF" w:val="solid"/>
                   <w:tcMar>
                     <w:top w:type="dxa" w:w="40"/>
                     <w:left w:type="dxa" w:w="80"/>
@@ -13759,6 +14687,7 @@
                     <w:bottom w:val="none"/>
                     <w:right w:val="none"/>
                   </w:tcBorders>
+                  <w:shd w:fill="FFFFFF" w:val="solid"/>
                   <w:tcMar>
                     <w:top w:type="dxa" w:w="40"/>
                     <w:bottom w:type="dxa" w:w="40"/>
@@ -13795,6 +14724,12 @@
                     <w:right w:val="none"/>
                   </w:tcBorders>
                   <w:shd w:fill="0F62FE" w:val="solid"/>
+                  <w:tcMar>
+                    <w:top w:type="dxa" w:w="0"/>
+                    <w:left w:type="dxa" w:w="0"/>
+                    <w:bottom w:type="dxa" w:w="0"/>
+                    <w:right w:type="dxa" w:w="0"/>
+                  </w:tcMar>
                 </w:tcPr>
                 <w:p>
                   <w:pPr>
@@ -13811,7 +14746,7 @@
                       <w:sz w:val="21"/>
                       <w:szCs w:val="21"/>
                     </w:rPr>
-                    <w:t xml:space="preserve"/>
+                    <w:t xml:space="preserve"> </w:t>
                   </w:r>
                 </w:p>
               </w:tc>
@@ -13825,6 +14760,12 @@
                     <w:right w:val="none"/>
                   </w:tcBorders>
                   <w:shd w:fill="E0E0E0" w:val="solid"/>
+                  <w:tcMar>
+                    <w:top w:type="dxa" w:w="0"/>
+                    <w:left w:type="dxa" w:w="0"/>
+                    <w:bottom w:type="dxa" w:w="0"/>
+                    <w:right w:type="dxa" w:w="0"/>
+                  </w:tcMar>
                 </w:tcPr>
                 <w:p>
                   <w:pPr>
@@ -13841,7 +14782,7 @@
                       <w:sz w:val="21"/>
                       <w:szCs w:val="21"/>
                     </w:rPr>
-                    <w:t xml:space="preserve"/>
+                    <w:t xml:space="preserve"> </w:t>
                   </w:r>
                 </w:p>
               </w:tc>
@@ -13854,6 +14795,7 @@
                     <w:bottom w:val="none"/>
                     <w:right w:val="none"/>
                   </w:tcBorders>
+                  <w:shd w:fill="FFFFFF" w:val="solid"/>
                   <w:tcMar>
                     <w:top w:type="dxa" w:w="40"/>
                     <w:left w:type="dxa" w:w="80"/>
@@ -13892,6 +14834,7 @@
                     <w:bottom w:val="none"/>
                     <w:right w:val="none"/>
                   </w:tcBorders>
+                  <w:shd w:fill="FFFFFF" w:val="solid"/>
                   <w:tcMar>
                     <w:top w:type="dxa" w:w="40"/>
                     <w:bottom w:type="dxa" w:w="40"/>
@@ -13928,6 +14871,12 @@
                     <w:right w:val="none"/>
                   </w:tcBorders>
                   <w:shd w:fill="001141" w:val="solid"/>
+                  <w:tcMar>
+                    <w:top w:type="dxa" w:w="0"/>
+                    <w:left w:type="dxa" w:w="0"/>
+                    <w:bottom w:type="dxa" w:w="0"/>
+                    <w:right w:type="dxa" w:w="0"/>
+                  </w:tcMar>
                 </w:tcPr>
                 <w:p>
                   <w:pPr>
@@ -13944,7 +14893,7 @@
                       <w:sz w:val="21"/>
                       <w:szCs w:val="21"/>
                     </w:rPr>
-                    <w:t xml:space="preserve"/>
+                    <w:t xml:space="preserve"> </w:t>
                   </w:r>
                 </w:p>
               </w:tc>
@@ -13958,6 +14907,12 @@
                     <w:right w:val="none"/>
                   </w:tcBorders>
                   <w:shd w:fill="E0E0E0" w:val="solid"/>
+                  <w:tcMar>
+                    <w:top w:type="dxa" w:w="0"/>
+                    <w:left w:type="dxa" w:w="0"/>
+                    <w:bottom w:type="dxa" w:w="0"/>
+                    <w:right w:type="dxa" w:w="0"/>
+                  </w:tcMar>
                 </w:tcPr>
                 <w:p>
                   <w:pPr>
@@ -13974,7 +14929,7 @@
                       <w:sz w:val="21"/>
                       <w:szCs w:val="21"/>
                     </w:rPr>
-                    <w:t xml:space="preserve"/>
+                    <w:t xml:space="preserve"> </w:t>
                   </w:r>
                 </w:p>
               </w:tc>
@@ -13987,6 +14942,7 @@
                     <w:bottom w:val="none"/>
                     <w:right w:val="none"/>
                   </w:tcBorders>
+                  <w:shd w:fill="FFFFFF" w:val="solid"/>
                   <w:tcMar>
                     <w:top w:type="dxa" w:w="40"/>
                     <w:left w:type="dxa" w:w="80"/>
@@ -14031,7 +14987,7 @@
                 <w:sz w:val="21"/>
                 <w:szCs w:val="21"/>
               </w:rPr>
-              <w:t xml:space="preserve"/>
+              <w:t xml:space="preserve"> </w:t>
             </w:r>
           </w:p>
           <w:p>
@@ -14074,12 +15030,12 @@
                 <w:tcPr>
                   <w:tcW w:type="dxa" w:w="2246"/>
                   <w:tcBorders>
-                    <w:top w:val="single" w:color="0F62FE" w:sz="6"/>
-                    <w:left w:val="single" w:color="E0E0E0" w:sz="2"/>
-                    <w:bottom w:val="single" w:color="0F62FE" w:sz="3"/>
-                    <w:right w:val="single" w:color="E0E0E0" w:sz="2"/>
-                  </w:tcBorders>
-                  <w:shd w:fill="D0E2FF" w:val="solid"/>
+                    <w:top w:val="single" w:color="0F62FE" w:sz="10"/>
+                    <w:left w:val="single" w:color="E0E0E0" w:sz="4"/>
+                    <w:bottom w:val="single" w:color="E0E0E0" w:sz="4"/>
+                    <w:right w:val="single" w:color="E0E0E0" w:sz="4"/>
+                  </w:tcBorders>
+                  <w:shd w:fill="EBF2FF" w:val="solid"/>
                   <w:tcMar>
                     <w:top w:type="dxa" w:w="40"/>
                     <w:left w:type="dxa" w:w="120"/>
@@ -14090,6 +15046,7 @@
                 <w:p>
                   <w:pPr>
                     <w:spacing w:after="60" w:before="60"/>
+                    <w:jc w:val="left"/>
                   </w:pPr>
                   <w:r>
                     <w:rPr>
@@ -14110,12 +15067,12 @@
                 <w:tcPr>
                   <w:tcW w:type="dxa" w:w="2246"/>
                   <w:tcBorders>
-                    <w:top w:val="single" w:color="0F62FE" w:sz="6"/>
-                    <w:left w:val="single" w:color="E0E0E0" w:sz="2"/>
-                    <w:bottom w:val="single" w:color="0F62FE" w:sz="3"/>
-                    <w:right w:val="single" w:color="E0E0E0" w:sz="2"/>
-                  </w:tcBorders>
-                  <w:shd w:fill="D0E2FF" w:val="solid"/>
+                    <w:top w:val="single" w:color="0F62FE" w:sz="10"/>
+                    <w:left w:val="single" w:color="E0E0E0" w:sz="4"/>
+                    <w:bottom w:val="single" w:color="E0E0E0" w:sz="4"/>
+                    <w:right w:val="single" w:color="E0E0E0" w:sz="4"/>
+                  </w:tcBorders>
+                  <w:shd w:fill="EBF2FF" w:val="solid"/>
                   <w:tcMar>
                     <w:top w:type="dxa" w:w="40"/>
                     <w:left w:type="dxa" w:w="120"/>
@@ -14126,6 +15083,7 @@
                 <w:p>
                   <w:pPr>
                     <w:spacing w:after="60" w:before="60"/>
+                    <w:jc w:val="left"/>
                   </w:pPr>
                   <w:r>
                     <w:rPr>
@@ -14148,10 +15106,10 @@
                 <w:tcPr>
                   <w:tcW w:type="dxa" w:w="2246"/>
                   <w:tcBorders>
-                    <w:top w:val="single" w:color="E0E0E0" w:sz="2"/>
-                    <w:left w:val="single" w:color="E0E0E0" w:sz="2"/>
-                    <w:bottom w:val="single" w:color="E0E0E0" w:sz="2"/>
-                    <w:right w:val="single" w:color="E0E0E0" w:sz="2"/>
+                    <w:top w:val="single" w:color="E0E0E0" w:sz="4"/>
+                    <w:left w:val="single" w:color="E0E0E0" w:sz="4"/>
+                    <w:bottom w:val="single" w:color="E0E0E0" w:sz="4"/>
+                    <w:right w:val="single" w:color="E0E0E0" w:sz="4"/>
                   </w:tcBorders>
                   <w:shd w:fill="FFFFFF" w:val="solid"/>
                   <w:tcMar>
@@ -14173,8 +15131,8 @@
                       <w:i w:val="false"/>
                       <w:iCs w:val="false"/>
                       <w:color w:val="DA1E28"/>
-                      <w:sz w:val="18"/>
-                      <w:szCs w:val="18"/>
+                      <w:sz w:val="19"/>
+                      <w:szCs w:val="19"/>
                     </w:rPr>
                     <w:t xml:space="preserve">Point-to-point coupling</w:t>
                   </w:r>
@@ -14184,10 +15142,10 @@
                 <w:tcPr>
                   <w:tcW w:type="dxa" w:w="2246"/>
                   <w:tcBorders>
-                    <w:top w:val="single" w:color="E0E0E0" w:sz="2"/>
-                    <w:left w:val="single" w:color="E0E0E0" w:sz="2"/>
-                    <w:bottom w:val="single" w:color="E0E0E0" w:sz="2"/>
-                    <w:right w:val="single" w:color="E0E0E0" w:sz="2"/>
+                    <w:top w:val="single" w:color="E0E0E0" w:sz="4"/>
+                    <w:left w:val="single" w:color="E0E0E0" w:sz="4"/>
+                    <w:bottom w:val="single" w:color="E0E0E0" w:sz="4"/>
+                    <w:right w:val="single" w:color="E0E0E0" w:sz="4"/>
                   </w:tcBorders>
                   <w:shd w:fill="EBF2FF" w:val="solid"/>
                   <w:tcMar>
@@ -14209,8 +15167,8 @@
                       <w:i w:val="false"/>
                       <w:iCs w:val="false"/>
                       <w:color w:val="0F62FE"/>
-                      <w:sz w:val="18"/>
-                      <w:szCs w:val="18"/>
+                      <w:sz w:val="19"/>
+                      <w:szCs w:val="19"/>
                     </w:rPr>
                     <w:t xml:space="preserve">API-first Integration Hub</w:t>
                   </w:r>
@@ -14222,10 +15180,10 @@
                 <w:tcPr>
                   <w:tcW w:type="dxa" w:w="2246"/>
                   <w:tcBorders>
-                    <w:top w:val="single" w:color="E0E0E0" w:sz="2"/>
-                    <w:left w:val="single" w:color="E0E0E0" w:sz="2"/>
-                    <w:bottom w:val="single" w:color="E0E0E0" w:sz="2"/>
-                    <w:right w:val="single" w:color="E0E0E0" w:sz="2"/>
+                    <w:top w:val="single" w:color="E0E0E0" w:sz="4"/>
+                    <w:left w:val="single" w:color="E0E0E0" w:sz="4"/>
+                    <w:bottom w:val="single" w:color="E0E0E0" w:sz="4"/>
+                    <w:right w:val="single" w:color="E0E0E0" w:sz="4"/>
                   </w:tcBorders>
                   <w:shd w:fill="F4F4F4" w:val="solid"/>
                   <w:tcMar>
@@ -14247,8 +15205,8 @@
                       <w:i w:val="false"/>
                       <w:iCs w:val="false"/>
                       <w:color w:val="DA1E28"/>
-                      <w:sz w:val="18"/>
-                      <w:szCs w:val="18"/>
+                      <w:sz w:val="19"/>
+                      <w:szCs w:val="19"/>
                     </w:rPr>
                     <w:t xml:space="preserve">Batch-heavy processing</w:t>
                   </w:r>
@@ -14258,10 +15216,10 @@
                 <w:tcPr>
                   <w:tcW w:type="dxa" w:w="2246"/>
                   <w:tcBorders>
-                    <w:top w:val="single" w:color="E0E0E0" w:sz="2"/>
-                    <w:left w:val="single" w:color="E0E0E0" w:sz="2"/>
-                    <w:bottom w:val="single" w:color="E0E0E0" w:sz="2"/>
-                    <w:right w:val="single" w:color="E0E0E0" w:sz="2"/>
+                    <w:top w:val="single" w:color="E0E0E0" w:sz="4"/>
+                    <w:left w:val="single" w:color="E0E0E0" w:sz="4"/>
+                    <w:bottom w:val="single" w:color="E0E0E0" w:sz="4"/>
+                    <w:right w:val="single" w:color="E0E0E0" w:sz="4"/>
                   </w:tcBorders>
                   <w:shd w:fill="EBF2FF" w:val="solid"/>
                   <w:tcMar>
@@ -14283,8 +15241,8 @@
                       <w:i w:val="false"/>
                       <w:iCs w:val="false"/>
                       <w:color w:val="0F62FE"/>
-                      <w:sz w:val="18"/>
-                      <w:szCs w:val="18"/>
+                      <w:sz w:val="19"/>
+                      <w:szCs w:val="19"/>
                     </w:rPr>
                     <w:t xml:space="preserve">Event-driven streaming</w:t>
                   </w:r>
@@ -14296,10 +15254,10 @@
                 <w:tcPr>
                   <w:tcW w:type="dxa" w:w="2246"/>
                   <w:tcBorders>
-                    <w:top w:val="single" w:color="E0E0E0" w:sz="2"/>
-                    <w:left w:val="single" w:color="E0E0E0" w:sz="2"/>
-                    <w:bottom w:val="single" w:color="E0E0E0" w:sz="2"/>
-                    <w:right w:val="single" w:color="E0E0E0" w:sz="2"/>
+                    <w:top w:val="single" w:color="E0E0E0" w:sz="4"/>
+                    <w:left w:val="single" w:color="E0E0E0" w:sz="4"/>
+                    <w:bottom w:val="single" w:color="E0E0E0" w:sz="4"/>
+                    <w:right w:val="single" w:color="E0E0E0" w:sz="4"/>
                   </w:tcBorders>
                   <w:shd w:fill="FFFFFF" w:val="solid"/>
                   <w:tcMar>
@@ -14321,8 +15279,8 @@
                       <w:i w:val="false"/>
                       <w:iCs w:val="false"/>
                       <w:color w:val="DA1E28"/>
-                      <w:sz w:val="18"/>
-                      <w:szCs w:val="18"/>
+                      <w:sz w:val="19"/>
+                      <w:szCs w:val="19"/>
                     </w:rPr>
                     <w:t xml:space="preserve">Manual data pipelines</w:t>
                   </w:r>
@@ -14332,10 +15290,10 @@
                 <w:tcPr>
                   <w:tcW w:type="dxa" w:w="2246"/>
                   <w:tcBorders>
-                    <w:top w:val="single" w:color="E0E0E0" w:sz="2"/>
-                    <w:left w:val="single" w:color="E0E0E0" w:sz="2"/>
-                    <w:bottom w:val="single" w:color="E0E0E0" w:sz="2"/>
-                    <w:right w:val="single" w:color="E0E0E0" w:sz="2"/>
+                    <w:top w:val="single" w:color="E0E0E0" w:sz="4"/>
+                    <w:left w:val="single" w:color="E0E0E0" w:sz="4"/>
+                    <w:bottom w:val="single" w:color="E0E0E0" w:sz="4"/>
+                    <w:right w:val="single" w:color="E0E0E0" w:sz="4"/>
                   </w:tcBorders>
                   <w:shd w:fill="EBF2FF" w:val="solid"/>
                   <w:tcMar>
@@ -14357,8 +15315,8 @@
                       <w:i w:val="false"/>
                       <w:iCs w:val="false"/>
                       <w:color w:val="0F62FE"/>
-                      <w:sz w:val="18"/>
-                      <w:szCs w:val="18"/>
+                      <w:sz w:val="19"/>
+                      <w:szCs w:val="19"/>
                     </w:rPr>
                     <w:t xml:space="preserve">AI-quality DataOps</w:t>
                   </w:r>
@@ -14370,10 +15328,10 @@
                 <w:tcPr>
                   <w:tcW w:type="dxa" w:w="2246"/>
                   <w:tcBorders>
-                    <w:top w:val="single" w:color="E0E0E0" w:sz="2"/>
-                    <w:left w:val="single" w:color="E0E0E0" w:sz="2"/>
-                    <w:bottom w:val="single" w:color="E0E0E0" w:sz="2"/>
-                    <w:right w:val="single" w:color="E0E0E0" w:sz="2"/>
+                    <w:top w:val="single" w:color="E0E0E0" w:sz="4"/>
+                    <w:left w:val="single" w:color="E0E0E0" w:sz="4"/>
+                    <w:bottom w:val="single" w:color="E0E0E0" w:sz="4"/>
+                    <w:right w:val="single" w:color="E0E0E0" w:sz="4"/>
                   </w:tcBorders>
                   <w:shd w:fill="F4F4F4" w:val="solid"/>
                   <w:tcMar>
@@ -14395,8 +15353,8 @@
                       <w:i w:val="false"/>
                       <w:iCs w:val="false"/>
                       <w:color w:val="DA1E28"/>
-                      <w:sz w:val="18"/>
-                      <w:szCs w:val="18"/>
+                      <w:sz w:val="19"/>
+                      <w:szCs w:val="19"/>
                     </w:rPr>
                     <w:t xml:space="preserve">Siloed observability</w:t>
                   </w:r>
@@ -14406,10 +15364,10 @@
                 <w:tcPr>
                   <w:tcW w:type="dxa" w:w="2246"/>
                   <w:tcBorders>
-                    <w:top w:val="single" w:color="E0E0E0" w:sz="2"/>
-                    <w:left w:val="single" w:color="E0E0E0" w:sz="2"/>
-                    <w:bottom w:val="single" w:color="E0E0E0" w:sz="2"/>
-                    <w:right w:val="single" w:color="E0E0E0" w:sz="2"/>
+                    <w:top w:val="single" w:color="E0E0E0" w:sz="4"/>
+                    <w:left w:val="single" w:color="E0E0E0" w:sz="4"/>
+                    <w:bottom w:val="single" w:color="E0E0E0" w:sz="4"/>
+                    <w:right w:val="single" w:color="E0E0E0" w:sz="4"/>
                   </w:tcBorders>
                   <w:shd w:fill="EBF2FF" w:val="solid"/>
                   <w:tcMar>
@@ -14431,8 +15389,8 @@
                       <w:i w:val="false"/>
                       <w:iCs w:val="false"/>
                       <w:color w:val="0F62FE"/>
-                      <w:sz w:val="18"/>
-                      <w:szCs w:val="18"/>
+                      <w:sz w:val="19"/>
+                      <w:szCs w:val="19"/>
                     </w:rPr>
                     <w:t xml:space="preserve">Unified estate monitoring</w:t>
                   </w:r>
@@ -14444,10 +15402,10 @@
                 <w:tcPr>
                   <w:tcW w:type="dxa" w:w="2246"/>
                   <w:tcBorders>
-                    <w:top w:val="single" w:color="E0E0E0" w:sz="2"/>
-                    <w:left w:val="single" w:color="E0E0E0" w:sz="2"/>
-                    <w:bottom w:val="single" w:color="E0E0E0" w:sz="2"/>
-                    <w:right w:val="single" w:color="E0E0E0" w:sz="2"/>
+                    <w:top w:val="single" w:color="E0E0E0" w:sz="4"/>
+                    <w:left w:val="single" w:color="E0E0E0" w:sz="4"/>
+                    <w:bottom w:val="single" w:color="E0E0E0" w:sz="4"/>
+                    <w:right w:val="single" w:color="E0E0E0" w:sz="4"/>
                   </w:tcBorders>
                   <w:shd w:fill="FFFFFF" w:val="solid"/>
                   <w:tcMar>
@@ -14469,8 +15427,8 @@
                       <w:i w:val="false"/>
                       <w:iCs w:val="false"/>
                       <w:color w:val="DA1E28"/>
-                      <w:sz w:val="18"/>
-                      <w:szCs w:val="18"/>
+                      <w:sz w:val="19"/>
+                      <w:szCs w:val="19"/>
                     </w:rPr>
                     <w:t xml:space="preserve">Manual patching cycles</w:t>
                   </w:r>
@@ -14480,10 +15438,10 @@
                 <w:tcPr>
                   <w:tcW w:type="dxa" w:w="2246"/>
                   <w:tcBorders>
-                    <w:top w:val="single" w:color="E0E0E0" w:sz="2"/>
-                    <w:left w:val="single" w:color="E0E0E0" w:sz="2"/>
-                    <w:bottom w:val="single" w:color="E0E0E0" w:sz="2"/>
-                    <w:right w:val="single" w:color="E0E0E0" w:sz="2"/>
+                    <w:top w:val="single" w:color="E0E0E0" w:sz="4"/>
+                    <w:left w:val="single" w:color="E0E0E0" w:sz="4"/>
+                    <w:bottom w:val="single" w:color="E0E0E0" w:sz="4"/>
+                    <w:right w:val="single" w:color="E0E0E0" w:sz="4"/>
                   </w:tcBorders>
                   <w:shd w:fill="EBF2FF" w:val="solid"/>
                   <w:tcMar>
@@ -14505,8 +15463,8 @@
                       <w:i w:val="false"/>
                       <w:iCs w:val="false"/>
                       <w:color w:val="0F62FE"/>
-                      <w:sz w:val="18"/>
-                      <w:szCs w:val="18"/>
+                      <w:sz w:val="19"/>
+                      <w:szCs w:val="19"/>
                     </w:rPr>
                     <w:t xml:space="preserve">Auto-patch + n-1 standard</w:t>
                   </w:r>
@@ -14536,7 +15494,7 @@
     </w:p>
     <w:p>
       <w:pPr>
-        <w:spacing w:after="20" w:before="20"/>
+        <w:spacing w:after="80" w:before="20"/>
       </w:pPr>
       <w:r>
         <w:rPr>
@@ -14580,7 +15538,7 @@
     </w:p>
     <w:p>
       <w:pPr>
-        <w:spacing w:after="80" w:before="0"/>
+        <w:spacing w:after="40" w:before="0"/>
       </w:pPr>
       <w:r>
         <w:rPr>
@@ -14593,13 +15551,13 @@
           <w:sz w:val="21"/>
           <w:szCs w:val="21"/>
         </w:rPr>
-        <w:t xml:space="preserve"/>
+        <w:t xml:space="preserve"> </w:t>
       </w:r>
     </w:p>
     <w:p>
       <w:pPr>
-        <w:spacing w:after="40" w:before="80"/>
-        <w:ind w:left="720" w:right="720"/>
+        <w:spacing w:after="40" w:before="40"/>
+        <w:ind w:left="600" w:right="600"/>
         <w:jc w:val="center"/>
       </w:pPr>
       <w:r>
@@ -14610,15 +15568,15 @@
           <w:i/>
           <w:iCs/>
           <w:color w:val="001141"/>
-          <w:sz w:val="23"/>
-          <w:szCs w:val="23"/>
+          <w:sz w:val="22"/>
+          <w:szCs w:val="22"/>
         </w:rPr>
         <w:t xml:space="preserve">“Every day a claim processes faster, a prior auth returns sooner, or an outage is resolved before it is noticed — that is a day Horizon’s members and providers experience the difference. IBM’s roadmap is structured so those days start in Week 1, not Year 2.”</w:t>
       </w:r>
     </w:p>
     <w:p>
       <w:pPr>
-        <w:spacing w:after="100" w:before="0"/>
+        <w:spacing w:after="80" w:before="0"/>
         <w:jc w:val="center"/>
       </w:pPr>
       <w:r>
@@ -14638,10 +15596,10 @@
     <w:p>
       <w:pPr>
         <w:pBdr>
-          <w:bottom w:val="single" w:color="A6C8FF" w:sz="4" w:space="0"/>
+          <w:bottom w:val="single" w:color="D0E2FF" w:sz="4" w:space="0"/>
         </w:pBdr>
         <w:spacing w:after="100" w:before="0"/>
-        <w:ind w:left="2160" w:right="2160"/>
+        <w:ind w:left="2592" w:right="2592"/>
       </w:pPr>
     </w:p>
     <w:p>
@@ -14686,12 +15644,12 @@
           <w:tcPr>
             <w:tcW w:type="dxa" w:w="1404"/>
             <w:tcBorders>
-              <w:top w:val="single" w:color="0F62FE" w:sz="6"/>
-              <w:left w:val="single" w:color="E0E0E0" w:sz="2"/>
-              <w:bottom w:val="single" w:color="0F62FE" w:sz="3"/>
-              <w:right w:val="single" w:color="E0E0E0" w:sz="2"/>
+              <w:top w:val="single" w:color="0F62FE" w:sz="10"/>
+              <w:left w:val="single" w:color="E0E0E0" w:sz="4"/>
+              <w:bottom w:val="single" w:color="E0E0E0" w:sz="4"/>
+              <w:right w:val="single" w:color="E0E0E0" w:sz="4"/>
             </w:tcBorders>
-            <w:shd w:fill="D0E2FF" w:val="solid"/>
+            <w:shd w:fill="EBF2FF" w:val="solid"/>
             <w:tcMar>
               <w:top w:type="dxa" w:w="40"/>
               <w:left w:type="dxa" w:w="120"/>
@@ -14702,6 +15660,7 @@
           <w:p>
             <w:pPr>
               <w:spacing w:after="60" w:before="60"/>
+              <w:jc w:val="left"/>
             </w:pPr>
             <w:r>
               <w:rPr>
@@ -14722,12 +15681,12 @@
           <w:tcPr>
             <w:tcW w:type="dxa" w:w="1029"/>
             <w:tcBorders>
-              <w:top w:val="single" w:color="0F62FE" w:sz="6"/>
-              <w:left w:val="single" w:color="E0E0E0" w:sz="2"/>
-              <w:bottom w:val="single" w:color="0F62FE" w:sz="3"/>
-              <w:right w:val="single" w:color="E0E0E0" w:sz="2"/>
+              <w:top w:val="single" w:color="0F62FE" w:sz="10"/>
+              <w:left w:val="single" w:color="E0E0E0" w:sz="4"/>
+              <w:bottom w:val="single" w:color="E0E0E0" w:sz="4"/>
+              <w:right w:val="single" w:color="E0E0E0" w:sz="4"/>
             </w:tcBorders>
-            <w:shd w:fill="D0E2FF" w:val="solid"/>
+            <w:shd w:fill="EBF2FF" w:val="solid"/>
             <w:tcMar>
               <w:top w:type="dxa" w:w="40"/>
               <w:left w:type="dxa" w:w="120"/>
@@ -14738,6 +15697,7 @@
           <w:p>
             <w:pPr>
               <w:spacing w:after="60" w:before="60"/>
+              <w:jc w:val="left"/>
             </w:pPr>
             <w:r>
               <w:rPr>
@@ -14758,12 +15718,12 @@
           <w:tcPr>
             <w:tcW w:type="dxa" w:w="4118"/>
             <w:tcBorders>
-              <w:top w:val="single" w:color="0F62FE" w:sz="6"/>
-              <w:left w:val="single" w:color="E0E0E0" w:sz="2"/>
-              <w:bottom w:val="single" w:color="0F62FE" w:sz="3"/>
-              <w:right w:val="single" w:color="E0E0E0" w:sz="2"/>
+              <w:top w:val="single" w:color="0F62FE" w:sz="10"/>
+              <w:left w:val="single" w:color="E0E0E0" w:sz="4"/>
+              <w:bottom w:val="single" w:color="E0E0E0" w:sz="4"/>
+              <w:right w:val="single" w:color="E0E0E0" w:sz="4"/>
             </w:tcBorders>
-            <w:shd w:fill="D0E2FF" w:val="solid"/>
+            <w:shd w:fill="EBF2FF" w:val="solid"/>
             <w:tcMar>
               <w:top w:type="dxa" w:w="40"/>
               <w:left w:type="dxa" w:w="120"/>
@@ -14774,6 +15734,7 @@
           <w:p>
             <w:pPr>
               <w:spacing w:after="60" w:before="60"/>
+              <w:jc w:val="left"/>
             </w:pPr>
             <w:r>
               <w:rPr>
@@ -14794,12 +15755,12 @@
           <w:tcPr>
             <w:tcW w:type="dxa" w:w="2808"/>
             <w:tcBorders>
-              <w:top w:val="single" w:color="0F62FE" w:sz="6"/>
-              <w:left w:val="single" w:color="E0E0E0" w:sz="2"/>
-              <w:bottom w:val="single" w:color="0F62FE" w:sz="3"/>
-              <w:right w:val="single" w:color="E0E0E0" w:sz="2"/>
+              <w:top w:val="single" w:color="0F62FE" w:sz="10"/>
+              <w:left w:val="single" w:color="E0E0E0" w:sz="4"/>
+              <w:bottom w:val="single" w:color="E0E0E0" w:sz="4"/>
+              <w:right w:val="single" w:color="E0E0E0" w:sz="4"/>
             </w:tcBorders>
-            <w:shd w:fill="D0E2FF" w:val="solid"/>
+            <w:shd w:fill="EBF2FF" w:val="solid"/>
             <w:tcMar>
               <w:top w:type="dxa" w:w="40"/>
               <w:left w:type="dxa" w:w="120"/>
@@ -14810,6 +15771,7 @@
           <w:p>
             <w:pPr>
               <w:spacing w:after="60" w:before="60"/>
+              <w:jc w:val="left"/>
             </w:pPr>
             <w:r>
               <w:rPr>
@@ -14832,10 +15794,10 @@
           <w:tcPr>
             <w:tcW w:type="dxa" w:w="1404"/>
             <w:tcBorders>
-              <w:top w:val="single" w:color="E0E0E0" w:sz="2"/>
-              <w:left w:val="single" w:color="E0E0E0" w:sz="2"/>
-              <w:bottom w:val="single" w:color="E0E0E0" w:sz="2"/>
-              <w:right w:val="single" w:color="E0E0E0" w:sz="2"/>
+              <w:top w:val="single" w:color="E0E0E0" w:sz="4"/>
+              <w:left w:val="single" w:color="E0E0E0" w:sz="4"/>
+              <w:bottom w:val="single" w:color="E0E0E0" w:sz="4"/>
+              <w:right w:val="single" w:color="E0E0E0" w:sz="4"/>
             </w:tcBorders>
             <w:shd w:fill="FFFFFF" w:val="solid"/>
             <w:tcMar>
@@ -14857,8 +15819,8 @@
                 <w:i w:val="false"/>
                 <w:iCs w:val="false"/>
                 <w:color w:val="001141"/>
-                <w:sz w:val="18"/>
-                <w:szCs w:val="18"/>
+                <w:sz w:val="19"/>
+                <w:szCs w:val="19"/>
               </w:rPr>
               <w:t xml:space="preserve">Phase 0
 Foundation</w:t>
@@ -14869,10 +15831,10 @@
           <w:tcPr>
             <w:tcW w:type="dxa" w:w="1029"/>
             <w:tcBorders>
-              <w:top w:val="single" w:color="E0E0E0" w:sz="2"/>
-              <w:left w:val="single" w:color="E0E0E0" w:sz="2"/>
-              <w:bottom w:val="single" w:color="E0E0E0" w:sz="2"/>
-              <w:right w:val="single" w:color="E0E0E0" w:sz="2"/>
+              <w:top w:val="single" w:color="E0E0E0" w:sz="4"/>
+              <w:left w:val="single" w:color="E0E0E0" w:sz="4"/>
+              <w:bottom w:val="single" w:color="E0E0E0" w:sz="4"/>
+              <w:right w:val="single" w:color="E0E0E0" w:sz="4"/>
             </w:tcBorders>
             <w:shd w:fill="FFFFFF" w:val="solid"/>
             <w:tcMar>
@@ -14894,8 +15856,8 @@
                 <w:i w:val="false"/>
                 <w:iCs w:val="false"/>
                 <w:color w:val="525252"/>
-                <w:sz w:val="18"/>
-                <w:szCs w:val="18"/>
+                <w:sz w:val="19"/>
+                <w:szCs w:val="19"/>
               </w:rPr>
               <w:t xml:space="preserve">0–8 weeks</w:t>
             </w:r>
@@ -14905,10 +15867,10 @@
           <w:tcPr>
             <w:tcW w:type="dxa" w:w="4118"/>
             <w:tcBorders>
-              <w:top w:val="single" w:color="E0E0E0" w:sz="2"/>
-              <w:left w:val="single" w:color="E0E0E0" w:sz="2"/>
-              <w:bottom w:val="single" w:color="E0E0E0" w:sz="2"/>
-              <w:right w:val="single" w:color="E0E0E0" w:sz="2"/>
+              <w:top w:val="single" w:color="E0E0E0" w:sz="4"/>
+              <w:left w:val="single" w:color="E0E0E0" w:sz="4"/>
+              <w:bottom w:val="single" w:color="E0E0E0" w:sz="4"/>
+              <w:right w:val="single" w:color="E0E0E0" w:sz="4"/>
             </w:tcBorders>
             <w:shd w:fill="FFFFFF" w:val="solid"/>
             <w:tcMar>
@@ -14930,10 +15892,10 @@
                 <w:i w:val="false"/>
                 <w:iCs w:val="false"/>
                 <w:color w:val="161616"/>
-                <w:sz w:val="18"/>
-                <w:szCs w:val="18"/>
-              </w:rPr>
-              <w:t xml:space="preserve">Telemetry onboarding  ·  Baseline measurement  ·  Transition plan  ·  AI environment setup  ·  Innovation council launch</w:t>
+                <w:sz w:val="19"/>
+                <w:szCs w:val="19"/>
+              </w:rPr>
+              <w:t xml:space="preserve">Telemetry onboarding  ·  Baseline measurement  ·  Transition plan  ·  AI environment setup  ·  Innovation council</w:t>
             </w:r>
           </w:p>
         </w:tc>
@@ -14941,10 +15903,10 @@
           <w:tcPr>
             <w:tcW w:type="dxa" w:w="2808"/>
             <w:tcBorders>
-              <w:top w:val="single" w:color="E0E0E0" w:sz="2"/>
-              <w:left w:val="single" w:color="E0E0E0" w:sz="2"/>
-              <w:bottom w:val="single" w:color="E0E0E0" w:sz="2"/>
-              <w:right w:val="single" w:color="E0E0E0" w:sz="2"/>
+              <w:top w:val="single" w:color="E0E0E0" w:sz="4"/>
+              <w:left w:val="single" w:color="E0E0E0" w:sz="4"/>
+              <w:bottom w:val="single" w:color="E0E0E0" w:sz="4"/>
+              <w:right w:val="single" w:color="E0E0E0" w:sz="4"/>
             </w:tcBorders>
             <w:shd w:fill="EBF2FF" w:val="solid"/>
             <w:tcMar>
@@ -14966,8 +15928,8 @@
                 <w:i w:val="false"/>
                 <w:iCs w:val="false"/>
                 <w:color w:val="0F62FE"/>
-                <w:sz w:val="18"/>
-                <w:szCs w:val="18"/>
+                <w:sz w:val="19"/>
+                <w:szCs w:val="19"/>
               </w:rPr>
               <w:t xml:space="preserve">Live dashboards; baselines locked; zero BAU disruption</w:t>
             </w:r>
@@ -14979,10 +15941,10 @@
           <w:tcPr>
             <w:tcW w:type="dxa" w:w="1404"/>
             <w:tcBorders>
-              <w:top w:val="single" w:color="E0E0E0" w:sz="2"/>
-              <w:left w:val="single" w:color="E0E0E0" w:sz="2"/>
-              <w:bottom w:val="single" w:color="E0E0E0" w:sz="2"/>
-              <w:right w:val="single" w:color="E0E0E0" w:sz="2"/>
+              <w:top w:val="single" w:color="E0E0E0" w:sz="4"/>
+              <w:left w:val="single" w:color="E0E0E0" w:sz="4"/>
+              <w:bottom w:val="single" w:color="E0E0E0" w:sz="4"/>
+              <w:right w:val="single" w:color="E0E0E0" w:sz="4"/>
             </w:tcBorders>
             <w:shd w:fill="F4F4F4" w:val="solid"/>
             <w:tcMar>
@@ -15004,8 +15966,8 @@
                 <w:i w:val="false"/>
                 <w:iCs w:val="false"/>
                 <w:color w:val="001141"/>
-                <w:sz w:val="18"/>
-                <w:szCs w:val="18"/>
+                <w:sz w:val="19"/>
+                <w:szCs w:val="19"/>
               </w:rPr>
               <w:t xml:space="preserve">Phase 1
 Ignite</w:t>
@@ -15016,10 +15978,10 @@
           <w:tcPr>
             <w:tcW w:type="dxa" w:w="1029"/>
             <w:tcBorders>
-              <w:top w:val="single" w:color="E0E0E0" w:sz="2"/>
-              <w:left w:val="single" w:color="E0E0E0" w:sz="2"/>
-              <w:bottom w:val="single" w:color="E0E0E0" w:sz="2"/>
-              <w:right w:val="single" w:color="E0E0E0" w:sz="2"/>
+              <w:top w:val="single" w:color="E0E0E0" w:sz="4"/>
+              <w:left w:val="single" w:color="E0E0E0" w:sz="4"/>
+              <w:bottom w:val="single" w:color="E0E0E0" w:sz="4"/>
+              <w:right w:val="single" w:color="E0E0E0" w:sz="4"/>
             </w:tcBorders>
             <w:shd w:fill="F4F4F4" w:val="solid"/>
             <w:tcMar>
@@ -15041,8 +16003,8 @@
                 <w:i w:val="false"/>
                 <w:iCs w:val="false"/>
                 <w:color w:val="525252"/>
-                <w:sz w:val="18"/>
-                <w:szCs w:val="18"/>
+                <w:sz w:val="19"/>
+                <w:szCs w:val="19"/>
               </w:rPr>
               <w:t xml:space="preserve">Month 1–3</w:t>
             </w:r>
@@ -15052,10 +16014,10 @@
           <w:tcPr>
             <w:tcW w:type="dxa" w:w="4118"/>
             <w:tcBorders>
-              <w:top w:val="single" w:color="E0E0E0" w:sz="2"/>
-              <w:left w:val="single" w:color="E0E0E0" w:sz="2"/>
-              <w:bottom w:val="single" w:color="E0E0E0" w:sz="2"/>
-              <w:right w:val="single" w:color="E0E0E0" w:sz="2"/>
+              <w:top w:val="single" w:color="E0E0E0" w:sz="4"/>
+              <w:left w:val="single" w:color="E0E0E0" w:sz="4"/>
+              <w:bottom w:val="single" w:color="E0E0E0" w:sz="4"/>
+              <w:right w:val="single" w:color="E0E0E0" w:sz="4"/>
             </w:tcBorders>
             <w:shd w:fill="F4F4F4" w:val="solid"/>
             <w:tcMar>
@@ -15077,10 +16039,10 @@
                 <w:i w:val="false"/>
                 <w:iCs w:val="false"/>
                 <w:color w:val="161616"/>
-                <w:sz w:val="18"/>
-                <w:szCs w:val="18"/>
-              </w:rPr>
-              <w:t xml:space="preserve">AIOps live  ·  P3/P4 self-heal pilots  ·  GenAI QE framework  ·  AI-assisted dev sprints start  ·  Quick-win automations</w:t>
+                <w:sz w:val="19"/>
+                <w:szCs w:val="19"/>
+              </w:rPr>
+              <w:t xml:space="preserve">AIOps live  ·  P3/P4 self-heal pilots  ·  GenAI QE framework  ·  AI dev sprints start  ·  Quick-win automations</w:t>
             </w:r>
           </w:p>
         </w:tc>
@@ -15088,10 +16050,10 @@
           <w:tcPr>
             <w:tcW w:type="dxa" w:w="2808"/>
             <w:tcBorders>
-              <w:top w:val="single" w:color="E0E0E0" w:sz="2"/>
-              <w:left w:val="single" w:color="E0E0E0" w:sz="2"/>
-              <w:bottom w:val="single" w:color="E0E0E0" w:sz="2"/>
-              <w:right w:val="single" w:color="E0E0E0" w:sz="2"/>
+              <w:top w:val="single" w:color="E0E0E0" w:sz="4"/>
+              <w:left w:val="single" w:color="E0E0E0" w:sz="4"/>
+              <w:bottom w:val="single" w:color="E0E0E0" w:sz="4"/>
+              <w:right w:val="single" w:color="E0E0E0" w:sz="4"/>
             </w:tcBorders>
             <w:shd w:fill="EBF2FF" w:val="solid"/>
             <w:tcMar>
@@ -15113,10 +16075,10 @@
                 <w:i w:val="false"/>
                 <w:iCs w:val="false"/>
                 <w:color w:val="0F62FE"/>
-                <w:sz w:val="18"/>
-                <w:szCs w:val="18"/>
-              </w:rPr>
-              <w:t xml:space="preserve">MTTR −20%  ·  First automation ROI  ·  QE coverage 45%</w:t>
+                <w:sz w:val="19"/>
+                <w:szCs w:val="19"/>
+              </w:rPr>
+              <w:t xml:space="preserve">MTTR −20%  ·  First automation ROI  ·  QE 45%</w:t>
             </w:r>
           </w:p>
         </w:tc>
@@ -15126,10 +16088,10 @@
           <w:tcPr>
             <w:tcW w:type="dxa" w:w="1404"/>
             <w:tcBorders>
-              <w:top w:val="single" w:color="E0E0E0" w:sz="2"/>
-              <w:left w:val="single" w:color="E0E0E0" w:sz="2"/>
-              <w:bottom w:val="single" w:color="E0E0E0" w:sz="2"/>
-              <w:right w:val="single" w:color="E0E0E0" w:sz="2"/>
+              <w:top w:val="single" w:color="E0E0E0" w:sz="4"/>
+              <w:left w:val="single" w:color="E0E0E0" w:sz="4"/>
+              <w:bottom w:val="single" w:color="E0E0E0" w:sz="4"/>
+              <w:right w:val="single" w:color="E0E0E0" w:sz="4"/>
             </w:tcBorders>
             <w:shd w:fill="FFFFFF" w:val="solid"/>
             <w:tcMar>
@@ -15151,8 +16113,8 @@
                 <w:i w:val="false"/>
                 <w:iCs w:val="false"/>
                 <w:color w:val="001141"/>
-                <w:sz w:val="18"/>
-                <w:szCs w:val="18"/>
+                <w:sz w:val="19"/>
+                <w:szCs w:val="19"/>
               </w:rPr>
               <w:t xml:space="preserve">Phase 2
 Scale</w:t>
@@ -15163,10 +16125,10 @@
           <w:tcPr>
             <w:tcW w:type="dxa" w:w="1029"/>
             <w:tcBorders>
-              <w:top w:val="single" w:color="E0E0E0" w:sz="2"/>
-              <w:left w:val="single" w:color="E0E0E0" w:sz="2"/>
-              <w:bottom w:val="single" w:color="E0E0E0" w:sz="2"/>
-              <w:right w:val="single" w:color="E0E0E0" w:sz="2"/>
+              <w:top w:val="single" w:color="E0E0E0" w:sz="4"/>
+              <w:left w:val="single" w:color="E0E0E0" w:sz="4"/>
+              <w:bottom w:val="single" w:color="E0E0E0" w:sz="4"/>
+              <w:right w:val="single" w:color="E0E0E0" w:sz="4"/>
             </w:tcBorders>
             <w:shd w:fill="FFFFFF" w:val="solid"/>
             <w:tcMar>
@@ -15188,8 +16150,8 @@
                 <w:i w:val="false"/>
                 <w:iCs w:val="false"/>
                 <w:color w:val="525252"/>
-                <w:sz w:val="18"/>
-                <w:szCs w:val="18"/>
+                <w:sz w:val="19"/>
+                <w:szCs w:val="19"/>
               </w:rPr>
               <w:t xml:space="preserve">Month 3–6</w:t>
             </w:r>
@@ -15199,10 +16161,10 @@
           <w:tcPr>
             <w:tcW w:type="dxa" w:w="4118"/>
             <w:tcBorders>
-              <w:top w:val="single" w:color="E0E0E0" w:sz="2"/>
-              <w:left w:val="single" w:color="E0E0E0" w:sz="2"/>
-              <w:bottom w:val="single" w:color="E0E0E0" w:sz="2"/>
-              <w:right w:val="single" w:color="E0E0E0" w:sz="2"/>
+              <w:top w:val="single" w:color="E0E0E0" w:sz="4"/>
+              <w:left w:val="single" w:color="E0E0E0" w:sz="4"/>
+              <w:bottom w:val="single" w:color="E0E0E0" w:sz="4"/>
+              <w:right w:val="single" w:color="E0E0E0" w:sz="4"/>
             </w:tcBorders>
             <w:shd w:fill="FFFFFF" w:val="solid"/>
             <w:tcMar>
@@ -15224,10 +16186,10 @@
                 <w:i w:val="false"/>
                 <w:iCs w:val="false"/>
                 <w:color w:val="161616"/>
-                <w:sz w:val="18"/>
-                <w:szCs w:val="18"/>
-              </w:rPr>
-              <w:t xml:space="preserve">Agentic triage at scale  ·  Integration Hub Wave 1  ·  QE 60%  ·  DataOps monitoring  ·  AI dev across all domain pods</w:t>
+                <w:sz w:val="19"/>
+                <w:szCs w:val="19"/>
+              </w:rPr>
+              <w:t xml:space="preserve">Agentic triage at scale  ·  Integration Hub Wave 1  ·  QE 60%  ·  DataOps monitoring  ·  AI dev across all pods</w:t>
             </w:r>
           </w:p>
         </w:tc>
@@ -15235,10 +16197,10 @@
           <w:tcPr>
             <w:tcW w:type="dxa" w:w="2808"/>
             <w:tcBorders>
-              <w:top w:val="single" w:color="E0E0E0" w:sz="2"/>
-              <w:left w:val="single" w:color="E0E0E0" w:sz="2"/>
-              <w:bottom w:val="single" w:color="E0E0E0" w:sz="2"/>
-              <w:right w:val="single" w:color="E0E0E0" w:sz="2"/>
+              <w:top w:val="single" w:color="E0E0E0" w:sz="4"/>
+              <w:left w:val="single" w:color="E0E0E0" w:sz="4"/>
+              <w:bottom w:val="single" w:color="E0E0E0" w:sz="4"/>
+              <w:right w:val="single" w:color="E0E0E0" w:sz="4"/>
             </w:tcBorders>
             <w:shd w:fill="EBF2FF" w:val="solid"/>
             <w:tcMar>
@@ -15260,8 +16222,8 @@
                 <w:i w:val="false"/>
                 <w:iCs w:val="false"/>
                 <w:color w:val="0F62FE"/>
-                <w:sz w:val="18"/>
-                <w:szCs w:val="18"/>
+                <w:sz w:val="19"/>
+                <w:szCs w:val="19"/>
               </w:rPr>
               <w:t xml:space="preserve">Auto-resolve &gt;50%  ·  Defect escape −40%  ·  $3–5M cumulative</w:t>
             </w:r>
@@ -15273,10 +16235,10 @@
           <w:tcPr>
             <w:tcW w:type="dxa" w:w="1404"/>
             <w:tcBorders>
-              <w:top w:val="single" w:color="E0E0E0" w:sz="2"/>
-              <w:left w:val="single" w:color="E0E0E0" w:sz="2"/>
-              <w:bottom w:val="single" w:color="E0E0E0" w:sz="2"/>
-              <w:right w:val="single" w:color="E0E0E0" w:sz="2"/>
+              <w:top w:val="single" w:color="E0E0E0" w:sz="4"/>
+              <w:left w:val="single" w:color="E0E0E0" w:sz="4"/>
+              <w:bottom w:val="single" w:color="E0E0E0" w:sz="4"/>
+              <w:right w:val="single" w:color="E0E0E0" w:sz="4"/>
             </w:tcBorders>
             <w:shd w:fill="F4F4F4" w:val="solid"/>
             <w:tcMar>
@@ -15298,8 +16260,8 @@
                 <w:i w:val="false"/>
                 <w:iCs w:val="false"/>
                 <w:color w:val="001141"/>
-                <w:sz w:val="18"/>
-                <w:szCs w:val="18"/>
+                <w:sz w:val="19"/>
+                <w:szCs w:val="19"/>
               </w:rPr>
               <w:t xml:space="preserve">Phase 3
 Optimise</w:t>
@@ -15310,10 +16272,10 @@
           <w:tcPr>
             <w:tcW w:type="dxa" w:w="1029"/>
             <w:tcBorders>
-              <w:top w:val="single" w:color="E0E0E0" w:sz="2"/>
-              <w:left w:val="single" w:color="E0E0E0" w:sz="2"/>
-              <w:bottom w:val="single" w:color="E0E0E0" w:sz="2"/>
-              <w:right w:val="single" w:color="E0E0E0" w:sz="2"/>
+              <w:top w:val="single" w:color="E0E0E0" w:sz="4"/>
+              <w:left w:val="single" w:color="E0E0E0" w:sz="4"/>
+              <w:bottom w:val="single" w:color="E0E0E0" w:sz="4"/>
+              <w:right w:val="single" w:color="E0E0E0" w:sz="4"/>
             </w:tcBorders>
             <w:shd w:fill="F4F4F4" w:val="solid"/>
             <w:tcMar>
@@ -15335,8 +16297,8 @@
                 <w:i w:val="false"/>
                 <w:iCs w:val="false"/>
                 <w:color w:val="525252"/>
-                <w:sz w:val="18"/>
-                <w:szCs w:val="18"/>
+                <w:sz w:val="19"/>
+                <w:szCs w:val="19"/>
               </w:rPr>
               <w:t xml:space="preserve">Month 6–12</w:t>
             </w:r>
@@ -15346,10 +16308,10 @@
           <w:tcPr>
             <w:tcW w:type="dxa" w:w="4118"/>
             <w:tcBorders>
-              <w:top w:val="single" w:color="E0E0E0" w:sz="2"/>
-              <w:left w:val="single" w:color="E0E0E0" w:sz="2"/>
-              <w:bottom w:val="single" w:color="E0E0E0" w:sz="2"/>
-              <w:right w:val="single" w:color="E0E0E0" w:sz="2"/>
+              <w:top w:val="single" w:color="E0E0E0" w:sz="4"/>
+              <w:left w:val="single" w:color="E0E0E0" w:sz="4"/>
+              <w:bottom w:val="single" w:color="E0E0E0" w:sz="4"/>
+              <w:right w:val="single" w:color="E0E0E0" w:sz="4"/>
             </w:tcBorders>
             <w:shd w:fill="F4F4F4" w:val="solid"/>
             <w:tcMar>
@@ -15371,10 +16333,10 @@
                 <w:i w:val="false"/>
                 <w:iCs w:val="false"/>
                 <w:color w:val="161616"/>
-                <w:sz w:val="18"/>
-                <w:szCs w:val="18"/>
-              </w:rPr>
-              <w:t xml:space="preserve">Autonomous ops for common patterns  ·  QE 80%+  ·  Continuous modernisation sprints  ·  Full outcome governance live</w:t>
+                <w:sz w:val="19"/>
+                <w:szCs w:val="19"/>
+              </w:rPr>
+              <w:t xml:space="preserve">Autonomous ops for common patterns  ·  QE 80%+  ·  Modernisation sprints  ·  Full outcome governance live</w:t>
             </w:r>
           </w:p>
         </w:tc>
@@ -15382,10 +16344,10 @@
           <w:tcPr>
             <w:tcW w:type="dxa" w:w="2808"/>
             <w:tcBorders>
-              <w:top w:val="single" w:color="E0E0E0" w:sz="2"/>
-              <w:left w:val="single" w:color="E0E0E0" w:sz="2"/>
-              <w:bottom w:val="single" w:color="E0E0E0" w:sz="2"/>
-              <w:right w:val="single" w:color="E0E0E0" w:sz="2"/>
+              <w:top w:val="single" w:color="E0E0E0" w:sz="4"/>
+              <w:left w:val="single" w:color="E0E0E0" w:sz="4"/>
+              <w:bottom w:val="single" w:color="E0E0E0" w:sz="4"/>
+              <w:right w:val="single" w:color="E0E0E0" w:sz="4"/>
             </w:tcBorders>
             <w:shd w:fill="EBF2FF" w:val="solid"/>
             <w:tcMar>
@@ -15407,10 +16369,10 @@
                 <w:i w:val="false"/>
                 <w:iCs w:val="false"/>
                 <w:color w:val="0F62FE"/>
-                <w:sz w:val="18"/>
-                <w:szCs w:val="18"/>
-              </w:rPr>
-              <w:t xml:space="preserve">Cost takeout $6–10M  ·  MTTR &lt;1.8 hrs  ·  Availability 99.9%+</w:t>
+                <w:sz w:val="19"/>
+                <w:szCs w:val="19"/>
+              </w:rPr>
+              <w:t xml:space="preserve">Cost takeout $6–10M  ·  MTTR &lt;1.8 hrs  ·  99.9%+ availability</w:t>
             </w:r>
           </w:p>
         </w:tc>
@@ -15420,10 +16382,10 @@
           <w:tcPr>
             <w:tcW w:type="dxa" w:w="1404"/>
             <w:tcBorders>
-              <w:top w:val="single" w:color="E0E0E0" w:sz="2"/>
-              <w:left w:val="single" w:color="E0E0E0" w:sz="2"/>
-              <w:bottom w:val="single" w:color="E0E0E0" w:sz="2"/>
-              <w:right w:val="single" w:color="E0E0E0" w:sz="2"/>
+              <w:top w:val="single" w:color="E0E0E0" w:sz="4"/>
+              <w:left w:val="single" w:color="E0E0E0" w:sz="4"/>
+              <w:bottom w:val="single" w:color="E0E0E0" w:sz="4"/>
+              <w:right w:val="single" w:color="E0E0E0" w:sz="4"/>
             </w:tcBorders>
             <w:shd w:fill="FFFFFF" w:val="solid"/>
             <w:tcMar>
@@ -15445,8 +16407,8 @@
                 <w:i w:val="false"/>
                 <w:iCs w:val="false"/>
                 <w:color w:val="001141"/>
-                <w:sz w:val="18"/>
-                <w:szCs w:val="18"/>
+                <w:sz w:val="19"/>
+                <w:szCs w:val="19"/>
               </w:rPr>
               <w:t xml:space="preserve">Phase 4
 Transform</w:t>
@@ -15457,10 +16419,10 @@
           <w:tcPr>
             <w:tcW w:type="dxa" w:w="1029"/>
             <w:tcBorders>
-              <w:top w:val="single" w:color="E0E0E0" w:sz="2"/>
-              <w:left w:val="single" w:color="E0E0E0" w:sz="2"/>
-              <w:bottom w:val="single" w:color="E0E0E0" w:sz="2"/>
-              <w:right w:val="single" w:color="E0E0E0" w:sz="2"/>
+              <w:top w:val="single" w:color="E0E0E0" w:sz="4"/>
+              <w:left w:val="single" w:color="E0E0E0" w:sz="4"/>
+              <w:bottom w:val="single" w:color="E0E0E0" w:sz="4"/>
+              <w:right w:val="single" w:color="E0E0E0" w:sz="4"/>
             </w:tcBorders>
             <w:shd w:fill="FFFFFF" w:val="solid"/>
             <w:tcMar>
@@ -15482,8 +16444,8 @@
                 <w:i w:val="false"/>
                 <w:iCs w:val="false"/>
                 <w:color w:val="525252"/>
-                <w:sz w:val="18"/>
-                <w:szCs w:val="18"/>
+                <w:sz w:val="19"/>
+                <w:szCs w:val="19"/>
               </w:rPr>
               <w:t xml:space="preserve">Year 1–2</w:t>
             </w:r>
@@ -15493,10 +16455,10 @@
           <w:tcPr>
             <w:tcW w:type="dxa" w:w="4118"/>
             <w:tcBorders>
-              <w:top w:val="single" w:color="E0E0E0" w:sz="2"/>
-              <w:left w:val="single" w:color="E0E0E0" w:sz="2"/>
-              <w:bottom w:val="single" w:color="E0E0E0" w:sz="2"/>
-              <w:right w:val="single" w:color="E0E0E0" w:sz="2"/>
+              <w:top w:val="single" w:color="E0E0E0" w:sz="4"/>
+              <w:left w:val="single" w:color="E0E0E0" w:sz="4"/>
+              <w:bottom w:val="single" w:color="E0E0E0" w:sz="4"/>
+              <w:right w:val="single" w:color="E0E0E0" w:sz="4"/>
             </w:tcBorders>
             <w:shd w:fill="FFFFFF" w:val="solid"/>
             <w:tcMar>
@@ -15518,8 +16480,8 @@
                 <w:i w:val="false"/>
                 <w:iCs w:val="false"/>
                 <w:color w:val="161616"/>
-                <w:sz w:val="18"/>
-                <w:szCs w:val="18"/>
+                <w:sz w:val="19"/>
+                <w:szCs w:val="19"/>
               </w:rPr>
               <w:t xml:space="preserve">Full autonomy across estate  ·  Mainframe rehost/refactor  ·  Enterprise observability  ·  Co-invest pipeline</w:t>
             </w:r>
@@ -15529,10 +16491,10 @@
           <w:tcPr>
             <w:tcW w:type="dxa" w:w="2808"/>
             <w:tcBorders>
-              <w:top w:val="single" w:color="E0E0E0" w:sz="2"/>
-              <w:left w:val="single" w:color="E0E0E0" w:sz="2"/>
-              <w:bottom w:val="single" w:color="E0E0E0" w:sz="2"/>
-              <w:right w:val="single" w:color="E0E0E0" w:sz="2"/>
+              <w:top w:val="single" w:color="E0E0E0" w:sz="4"/>
+              <w:left w:val="single" w:color="E0E0E0" w:sz="4"/>
+              <w:bottom w:val="single" w:color="E0E0E0" w:sz="4"/>
+              <w:right w:val="single" w:color="E0E0E0" w:sz="4"/>
             </w:tcBorders>
             <w:shd w:fill="EBF2FF" w:val="solid"/>
             <w:tcMar>
@@ -15554,8 +16516,8 @@
                 <w:i w:val="false"/>
                 <w:iCs w:val="false"/>
                 <w:color w:val="0F62FE"/>
-                <w:sz w:val="18"/>
-                <w:szCs w:val="18"/>
+                <w:sz w:val="19"/>
+                <w:szCs w:val="19"/>
               </w:rPr>
               <w:t xml:space="preserve">Structural cost takeout 40–50%  ·  Total value $12–18M+</w:t>
             </w:r>
@@ -15578,7 +16540,7 @@
           <w:sz w:val="21"/>
           <w:szCs w:val="21"/>
         </w:rPr>
-        <w:t xml:space="preserve"/>
+        <w:t xml:space="preserve"> </w:t>
       </w:r>
     </w:p>
     <w:p>
@@ -15623,12 +16585,12 @@
           <w:tcPr>
             <w:tcW w:type="dxa" w:w="1872"/>
             <w:tcBorders>
-              <w:top w:val="single" w:color="0F62FE" w:sz="6"/>
-              <w:left w:val="single" w:color="E0E0E0" w:sz="2"/>
-              <w:bottom w:val="single" w:color="0F62FE" w:sz="3"/>
-              <w:right w:val="single" w:color="E0E0E0" w:sz="2"/>
+              <w:top w:val="single" w:color="0F62FE" w:sz="10"/>
+              <w:left w:val="single" w:color="E0E0E0" w:sz="4"/>
+              <w:bottom w:val="single" w:color="E0E0E0" w:sz="4"/>
+              <w:right w:val="single" w:color="E0E0E0" w:sz="4"/>
             </w:tcBorders>
-            <w:shd w:fill="D0E2FF" w:val="solid"/>
+            <w:shd w:fill="EBF2FF" w:val="solid"/>
             <w:tcMar>
               <w:top w:type="dxa" w:w="40"/>
               <w:left w:type="dxa" w:w="120"/>
@@ -15639,6 +16601,7 @@
           <w:p>
             <w:pPr>
               <w:spacing w:after="60" w:before="60"/>
+              <w:jc w:val="left"/>
             </w:pPr>
             <w:r>
               <w:rPr>
@@ -15659,12 +16622,12 @@
           <w:tcPr>
             <w:tcW w:type="dxa" w:w="3369"/>
             <w:tcBorders>
-              <w:top w:val="single" w:color="0F62FE" w:sz="6"/>
-              <w:left w:val="single" w:color="E0E0E0" w:sz="2"/>
-              <w:bottom w:val="single" w:color="0F62FE" w:sz="3"/>
-              <w:right w:val="single" w:color="E0E0E0" w:sz="2"/>
+              <w:top w:val="single" w:color="0F62FE" w:sz="10"/>
+              <w:left w:val="single" w:color="E0E0E0" w:sz="4"/>
+              <w:bottom w:val="single" w:color="E0E0E0" w:sz="4"/>
+              <w:right w:val="single" w:color="E0E0E0" w:sz="4"/>
             </w:tcBorders>
-            <w:shd w:fill="D0E2FF" w:val="solid"/>
+            <w:shd w:fill="EBF2FF" w:val="solid"/>
             <w:tcMar>
               <w:top w:type="dxa" w:w="40"/>
               <w:left w:type="dxa" w:w="120"/>
@@ -15675,6 +16638,7 @@
           <w:p>
             <w:pPr>
               <w:spacing w:after="60" w:before="60"/>
+              <w:jc w:val="left"/>
             </w:pPr>
             <w:r>
               <w:rPr>
@@ -15695,12 +16659,12 @@
           <w:tcPr>
             <w:tcW w:type="dxa" w:w="2246"/>
             <w:tcBorders>
-              <w:top w:val="single" w:color="0F62FE" w:sz="6"/>
-              <w:left w:val="single" w:color="E0E0E0" w:sz="2"/>
-              <w:bottom w:val="single" w:color="0F62FE" w:sz="3"/>
-              <w:right w:val="single" w:color="E0E0E0" w:sz="2"/>
+              <w:top w:val="single" w:color="0F62FE" w:sz="10"/>
+              <w:left w:val="single" w:color="E0E0E0" w:sz="4"/>
+              <w:bottom w:val="single" w:color="E0E0E0" w:sz="4"/>
+              <w:right w:val="single" w:color="E0E0E0" w:sz="4"/>
             </w:tcBorders>
-            <w:shd w:fill="D0E2FF" w:val="solid"/>
+            <w:shd w:fill="EBF2FF" w:val="solid"/>
             <w:tcMar>
               <w:top w:type="dxa" w:w="40"/>
               <w:left w:type="dxa" w:w="120"/>
@@ -15711,6 +16675,7 @@
           <w:p>
             <w:pPr>
               <w:spacing w:after="60" w:before="60"/>
+              <w:jc w:val="left"/>
             </w:pPr>
             <w:r>
               <w:rPr>
@@ -15723,7 +16688,7 @@
                 <w:sz w:val="19"/>
                 <w:szCs w:val="19"/>
               </w:rPr>
-              <w:t xml:space="preserve">Data Source</w:t>
+              <w:t xml:space="preserve">Source</w:t>
             </w:r>
           </w:p>
         </w:tc>
@@ -15731,12 +16696,12 @@
           <w:tcPr>
             <w:tcW w:type="dxa" w:w="1872"/>
             <w:tcBorders>
-              <w:top w:val="single" w:color="0F62FE" w:sz="6"/>
-              <w:left w:val="single" w:color="E0E0E0" w:sz="2"/>
-              <w:bottom w:val="single" w:color="0F62FE" w:sz="3"/>
-              <w:right w:val="single" w:color="E0E0E0" w:sz="2"/>
+              <w:top w:val="single" w:color="0F62FE" w:sz="10"/>
+              <w:left w:val="single" w:color="E0E0E0" w:sz="4"/>
+              <w:bottom w:val="single" w:color="E0E0E0" w:sz="4"/>
+              <w:right w:val="single" w:color="E0E0E0" w:sz="4"/>
             </w:tcBorders>
-            <w:shd w:fill="D0E2FF" w:val="solid"/>
+            <w:shd w:fill="EBF2FF" w:val="solid"/>
             <w:tcMar>
               <w:top w:type="dxa" w:w="40"/>
               <w:left w:type="dxa" w:w="120"/>
@@ -15747,6 +16712,7 @@
           <w:p>
             <w:pPr>
               <w:spacing w:after="60" w:before="60"/>
+              <w:jc w:val="left"/>
             </w:pPr>
             <w:r>
               <w:rPr>
@@ -15769,10 +16735,10 @@
           <w:tcPr>
             <w:tcW w:type="dxa" w:w="1872"/>
             <w:tcBorders>
-              <w:top w:val="single" w:color="E0E0E0" w:sz="2"/>
-              <w:left w:val="single" w:color="E0E0E0" w:sz="2"/>
-              <w:bottom w:val="single" w:color="E0E0E0" w:sz="2"/>
-              <w:right w:val="single" w:color="E0E0E0" w:sz="2"/>
+              <w:top w:val="single" w:color="E0E0E0" w:sz="4"/>
+              <w:left w:val="single" w:color="E0E0E0" w:sz="4"/>
+              <w:bottom w:val="single" w:color="E0E0E0" w:sz="4"/>
+              <w:right w:val="single" w:color="E0E0E0" w:sz="4"/>
             </w:tcBorders>
             <w:shd w:fill="FFFFFF" w:val="solid"/>
             <w:tcMar>
@@ -15805,10 +16771,10 @@
           <w:tcPr>
             <w:tcW w:type="dxa" w:w="3369"/>
             <w:tcBorders>
-              <w:top w:val="single" w:color="E0E0E0" w:sz="2"/>
-              <w:left w:val="single" w:color="E0E0E0" w:sz="2"/>
-              <w:bottom w:val="single" w:color="E0E0E0" w:sz="2"/>
-              <w:right w:val="single" w:color="E0E0E0" w:sz="2"/>
+              <w:top w:val="single" w:color="E0E0E0" w:sz="4"/>
+              <w:left w:val="single" w:color="E0E0E0" w:sz="4"/>
+              <w:bottom w:val="single" w:color="E0E0E0" w:sz="4"/>
+              <w:right w:val="single" w:color="E0E0E0" w:sz="4"/>
             </w:tcBorders>
             <w:shd w:fill="FFFFFF" w:val="solid"/>
             <w:tcMar>
@@ -15830,8 +16796,8 @@
                 <w:i w:val="false"/>
                 <w:iCs w:val="false"/>
                 <w:color w:val="525252"/>
-                <w:sz w:val="18"/>
-                <w:szCs w:val="18"/>
+                <w:sz w:val="19"/>
+                <w:szCs w:val="19"/>
               </w:rPr>
               <w:t xml:space="preserve">MTTR, availability, incident volume, auto-resolution %</w:t>
             </w:r>
@@ -15841,10 +16807,10 @@
           <w:tcPr>
             <w:tcW w:type="dxa" w:w="2246"/>
             <w:tcBorders>
-              <w:top w:val="single" w:color="E0E0E0" w:sz="2"/>
-              <w:left w:val="single" w:color="E0E0E0" w:sz="2"/>
-              <w:bottom w:val="single" w:color="E0E0E0" w:sz="2"/>
-              <w:right w:val="single" w:color="E0E0E0" w:sz="2"/>
+              <w:top w:val="single" w:color="E0E0E0" w:sz="4"/>
+              <w:left w:val="single" w:color="E0E0E0" w:sz="4"/>
+              <w:bottom w:val="single" w:color="E0E0E0" w:sz="4"/>
+              <w:right w:val="single" w:color="E0E0E0" w:sz="4"/>
             </w:tcBorders>
             <w:shd w:fill="FFFFFF" w:val="solid"/>
             <w:tcMar>
@@ -15866,8 +16832,8 @@
                 <w:i w:val="false"/>
                 <w:iCs w:val="false"/>
                 <w:color w:val="525252"/>
-                <w:sz w:val="18"/>
-                <w:szCs w:val="18"/>
+                <w:sz w:val="19"/>
+                <w:szCs w:val="19"/>
               </w:rPr>
               <w:t xml:space="preserve">ITSM + AIOps telemetry</w:t>
             </w:r>
@@ -15877,10 +16843,10 @@
           <w:tcPr>
             <w:tcW w:type="dxa" w:w="1872"/>
             <w:tcBorders>
-              <w:top w:val="single" w:color="E0E0E0" w:sz="2"/>
-              <w:left w:val="single" w:color="E0E0E0" w:sz="2"/>
-              <w:bottom w:val="single" w:color="E0E0E0" w:sz="2"/>
-              <w:right w:val="single" w:color="E0E0E0" w:sz="2"/>
+              <w:top w:val="single" w:color="E0E0E0" w:sz="4"/>
+              <w:left w:val="single" w:color="E0E0E0" w:sz="4"/>
+              <w:bottom w:val="single" w:color="E0E0E0" w:sz="4"/>
+              <w:right w:val="single" w:color="E0E0E0" w:sz="4"/>
             </w:tcBorders>
             <w:shd w:fill="EBF2FF" w:val="solid"/>
             <w:tcMar>
@@ -15915,10 +16881,10 @@
           <w:tcPr>
             <w:tcW w:type="dxa" w:w="1872"/>
             <w:tcBorders>
-              <w:top w:val="single" w:color="E0E0E0" w:sz="2"/>
-              <w:left w:val="single" w:color="E0E0E0" w:sz="2"/>
-              <w:bottom w:val="single" w:color="E0E0E0" w:sz="2"/>
-              <w:right w:val="single" w:color="E0E0E0" w:sz="2"/>
+              <w:top w:val="single" w:color="E0E0E0" w:sz="4"/>
+              <w:left w:val="single" w:color="E0E0E0" w:sz="4"/>
+              <w:bottom w:val="single" w:color="E0E0E0" w:sz="4"/>
+              <w:right w:val="single" w:color="E0E0E0" w:sz="4"/>
             </w:tcBorders>
             <w:shd w:fill="F4F4F4" w:val="solid"/>
             <w:tcMar>
@@ -15951,10 +16917,10 @@
           <w:tcPr>
             <w:tcW w:type="dxa" w:w="3369"/>
             <w:tcBorders>
-              <w:top w:val="single" w:color="E0E0E0" w:sz="2"/>
-              <w:left w:val="single" w:color="E0E0E0" w:sz="2"/>
-              <w:bottom w:val="single" w:color="E0E0E0" w:sz="2"/>
-              <w:right w:val="single" w:color="E0E0E0" w:sz="2"/>
+              <w:top w:val="single" w:color="E0E0E0" w:sz="4"/>
+              <w:left w:val="single" w:color="E0E0E0" w:sz="4"/>
+              <w:bottom w:val="single" w:color="E0E0E0" w:sz="4"/>
+              <w:right w:val="single" w:color="E0E0E0" w:sz="4"/>
             </w:tcBorders>
             <w:shd w:fill="F4F4F4" w:val="solid"/>
             <w:tcMar>
@@ -15976,8 +16942,8 @@
                 <w:i w:val="false"/>
                 <w:iCs w:val="false"/>
                 <w:color w:val="525252"/>
-                <w:sz w:val="18"/>
-                <w:szCs w:val="18"/>
+                <w:sz w:val="19"/>
+                <w:szCs w:val="19"/>
               </w:rPr>
               <w:t xml:space="preserve">Automation ROI, demand reduction, delivery velocity</w:t>
             </w:r>
@@ -15987,10 +16953,10 @@
           <w:tcPr>
             <w:tcW w:type="dxa" w:w="2246"/>
             <w:tcBorders>
-              <w:top w:val="single" w:color="E0E0E0" w:sz="2"/>
-              <w:left w:val="single" w:color="E0E0E0" w:sz="2"/>
-              <w:bottom w:val="single" w:color="E0E0E0" w:sz="2"/>
-              <w:right w:val="single" w:color="E0E0E0" w:sz="2"/>
+              <w:top w:val="single" w:color="E0E0E0" w:sz="4"/>
+              <w:left w:val="single" w:color="E0E0E0" w:sz="4"/>
+              <w:bottom w:val="single" w:color="E0E0E0" w:sz="4"/>
+              <w:right w:val="single" w:color="E0E0E0" w:sz="4"/>
             </w:tcBorders>
             <w:shd w:fill="F4F4F4" w:val="solid"/>
             <w:tcMar>
@@ -16012,8 +16978,8 @@
                 <w:i w:val="false"/>
                 <w:iCs w:val="false"/>
                 <w:color w:val="525252"/>
-                <w:sz w:val="18"/>
-                <w:szCs w:val="18"/>
+                <w:sz w:val="19"/>
+                <w:szCs w:val="19"/>
               </w:rPr>
               <w:t xml:space="preserve">Finance + ITSM</w:t>
             </w:r>
@@ -16023,10 +16989,10 @@
           <w:tcPr>
             <w:tcW w:type="dxa" w:w="1872"/>
             <w:tcBorders>
-              <w:top w:val="single" w:color="E0E0E0" w:sz="2"/>
-              <w:left w:val="single" w:color="E0E0E0" w:sz="2"/>
-              <w:bottom w:val="single" w:color="E0E0E0" w:sz="2"/>
-              <w:right w:val="single" w:color="E0E0E0" w:sz="2"/>
+              <w:top w:val="single" w:color="E0E0E0" w:sz="4"/>
+              <w:left w:val="single" w:color="E0E0E0" w:sz="4"/>
+              <w:bottom w:val="single" w:color="E0E0E0" w:sz="4"/>
+              <w:right w:val="single" w:color="E0E0E0" w:sz="4"/>
             </w:tcBorders>
             <w:shd w:fill="EBF2FF" w:val="solid"/>
             <w:tcMar>
@@ -16061,10 +17027,10 @@
           <w:tcPr>
             <w:tcW w:type="dxa" w:w="1872"/>
             <w:tcBorders>
-              <w:top w:val="single" w:color="E0E0E0" w:sz="2"/>
-              <w:left w:val="single" w:color="E0E0E0" w:sz="2"/>
-              <w:bottom w:val="single" w:color="E0E0E0" w:sz="2"/>
-              <w:right w:val="single" w:color="E0E0E0" w:sz="2"/>
+              <w:top w:val="single" w:color="E0E0E0" w:sz="4"/>
+              <w:left w:val="single" w:color="E0E0E0" w:sz="4"/>
+              <w:bottom w:val="single" w:color="E0E0E0" w:sz="4"/>
+              <w:right w:val="single" w:color="E0E0E0" w:sz="4"/>
             </w:tcBorders>
             <w:shd w:fill="FFFFFF" w:val="solid"/>
             <w:tcMar>
@@ -16097,10 +17063,10 @@
           <w:tcPr>
             <w:tcW w:type="dxa" w:w="3369"/>
             <w:tcBorders>
-              <w:top w:val="single" w:color="E0E0E0" w:sz="2"/>
-              <w:left w:val="single" w:color="E0E0E0" w:sz="2"/>
-              <w:bottom w:val="single" w:color="E0E0E0" w:sz="2"/>
-              <w:right w:val="single" w:color="E0E0E0" w:sz="2"/>
+              <w:top w:val="single" w:color="E0E0E0" w:sz="4"/>
+              <w:left w:val="single" w:color="E0E0E0" w:sz="4"/>
+              <w:bottom w:val="single" w:color="E0E0E0" w:sz="4"/>
+              <w:right w:val="single" w:color="E0E0E0" w:sz="4"/>
             </w:tcBorders>
             <w:shd w:fill="FFFFFF" w:val="solid"/>
             <w:tcMar>
@@ -16122,10 +17088,10 @@
                 <w:i w:val="false"/>
                 <w:iCs w:val="false"/>
                 <w:color w:val="525252"/>
-                <w:sz w:val="18"/>
-                <w:szCs w:val="18"/>
-              </w:rPr>
-              <w:t xml:space="preserve">Coverage, defect escape, regression time, MTTD</w:t>
+                <w:sz w:val="19"/>
+                <w:szCs w:val="19"/>
+              </w:rPr>
+              <w:t xml:space="preserve">Coverage, defect escape rate, regression time, MTTD</w:t>
             </w:r>
           </w:p>
         </w:tc>
@@ -16133,10 +17099,10 @@
           <w:tcPr>
             <w:tcW w:type="dxa" w:w="2246"/>
             <w:tcBorders>
-              <w:top w:val="single" w:color="E0E0E0" w:sz="2"/>
-              <w:left w:val="single" w:color="E0E0E0" w:sz="2"/>
-              <w:bottom w:val="single" w:color="E0E0E0" w:sz="2"/>
-              <w:right w:val="single" w:color="E0E0E0" w:sz="2"/>
+              <w:top w:val="single" w:color="E0E0E0" w:sz="4"/>
+              <w:left w:val="single" w:color="E0E0E0" w:sz="4"/>
+              <w:bottom w:val="single" w:color="E0E0E0" w:sz="4"/>
+              <w:right w:val="single" w:color="E0E0E0" w:sz="4"/>
             </w:tcBorders>
             <w:shd w:fill="FFFFFF" w:val="solid"/>
             <w:tcMar>
@@ -16158,8 +17124,8 @@
                 <w:i w:val="false"/>
                 <w:iCs w:val="false"/>
                 <w:color w:val="525252"/>
-                <w:sz w:val="18"/>
-                <w:szCs w:val="18"/>
+                <w:sz w:val="19"/>
+                <w:szCs w:val="19"/>
               </w:rPr>
               <w:t xml:space="preserve">QE toolchain + CI/CD</w:t>
             </w:r>
@@ -16169,10 +17135,10 @@
           <w:tcPr>
             <w:tcW w:type="dxa" w:w="1872"/>
             <w:tcBorders>
-              <w:top w:val="single" w:color="E0E0E0" w:sz="2"/>
-              <w:left w:val="single" w:color="E0E0E0" w:sz="2"/>
-              <w:bottom w:val="single" w:color="E0E0E0" w:sz="2"/>
-              <w:right w:val="single" w:color="E0E0E0" w:sz="2"/>
+              <w:top w:val="single" w:color="E0E0E0" w:sz="4"/>
+              <w:left w:val="single" w:color="E0E0E0" w:sz="4"/>
+              <w:bottom w:val="single" w:color="E0E0E0" w:sz="4"/>
+              <w:right w:val="single" w:color="E0E0E0" w:sz="4"/>
             </w:tcBorders>
             <w:shd w:fill="EBF2FF" w:val="solid"/>
             <w:tcMar>
@@ -16207,10 +17173,10 @@
           <w:tcPr>
             <w:tcW w:type="dxa" w:w="1872"/>
             <w:tcBorders>
-              <w:top w:val="single" w:color="E0E0E0" w:sz="2"/>
-              <w:left w:val="single" w:color="E0E0E0" w:sz="2"/>
-              <w:bottom w:val="single" w:color="E0E0E0" w:sz="2"/>
-              <w:right w:val="single" w:color="E0E0E0" w:sz="2"/>
+              <w:top w:val="single" w:color="E0E0E0" w:sz="4"/>
+              <w:left w:val="single" w:color="E0E0E0" w:sz="4"/>
+              <w:bottom w:val="single" w:color="E0E0E0" w:sz="4"/>
+              <w:right w:val="single" w:color="E0E0E0" w:sz="4"/>
             </w:tcBorders>
             <w:shd w:fill="F4F4F4" w:val="solid"/>
             <w:tcMar>
@@ -16235,7 +17201,7 @@
                 <w:sz w:val="19"/>
                 <w:szCs w:val="19"/>
               </w:rPr>
-              <w:t xml:space="preserve">Platform</w:t>
+              <w:t xml:space="preserve">Platform &amp; Modernisation</w:t>
             </w:r>
           </w:p>
         </w:tc>
@@ -16243,10 +17209,10 @@
           <w:tcPr>
             <w:tcW w:type="dxa" w:w="3369"/>
             <w:tcBorders>
-              <w:top w:val="single" w:color="E0E0E0" w:sz="2"/>
-              <w:left w:val="single" w:color="E0E0E0" w:sz="2"/>
-              <w:bottom w:val="single" w:color="E0E0E0" w:sz="2"/>
-              <w:right w:val="single" w:color="E0E0E0" w:sz="2"/>
+              <w:top w:val="single" w:color="E0E0E0" w:sz="4"/>
+              <w:left w:val="single" w:color="E0E0E0" w:sz="4"/>
+              <w:bottom w:val="single" w:color="E0E0E0" w:sz="4"/>
+              <w:right w:val="single" w:color="E0E0E0" w:sz="4"/>
             </w:tcBorders>
             <w:shd w:fill="F4F4F4" w:val="solid"/>
             <w:tcMar>
@@ -16268,10 +17234,10 @@
                 <w:i w:val="false"/>
                 <w:iCs w:val="false"/>
                 <w:color w:val="525252"/>
-                <w:sz w:val="18"/>
-                <w:szCs w:val="18"/>
-              </w:rPr>
-              <w:t xml:space="preserve">n-1 compliance, debt index, upgrade velocity</w:t>
+                <w:sz w:val="19"/>
+                <w:szCs w:val="19"/>
+              </w:rPr>
+              <w:t xml:space="preserve">n-1 compliance, debt index, upgrade velocity, CVE status</w:t>
             </w:r>
           </w:p>
         </w:tc>
@@ -16279,10 +17245,10 @@
           <w:tcPr>
             <w:tcW w:type="dxa" w:w="2246"/>
             <w:tcBorders>
-              <w:top w:val="single" w:color="E0E0E0" w:sz="2"/>
-              <w:left w:val="single" w:color="E0E0E0" w:sz="2"/>
-              <w:bottom w:val="single" w:color="E0E0E0" w:sz="2"/>
-              <w:right w:val="single" w:color="E0E0E0" w:sz="2"/>
+              <w:top w:val="single" w:color="E0E0E0" w:sz="4"/>
+              <w:left w:val="single" w:color="E0E0E0" w:sz="4"/>
+              <w:bottom w:val="single" w:color="E0E0E0" w:sz="4"/>
+              <w:right w:val="single" w:color="E0E0E0" w:sz="4"/>
             </w:tcBorders>
             <w:shd w:fill="F4F4F4" w:val="solid"/>
             <w:tcMar>
@@ -16304,8 +17270,8 @@
                 <w:i w:val="false"/>
                 <w:iCs w:val="false"/>
                 <w:color w:val="525252"/>
-                <w:sz w:val="18"/>
-                <w:szCs w:val="18"/>
+                <w:sz w:val="19"/>
+                <w:szCs w:val="19"/>
               </w:rPr>
               <w:t xml:space="preserve">CMDB + security scans</w:t>
             </w:r>
@@ -16315,10 +17281,10 @@
           <w:tcPr>
             <w:tcW w:type="dxa" w:w="1872"/>
             <w:tcBorders>
-              <w:top w:val="single" w:color="E0E0E0" w:sz="2"/>
-              <w:left w:val="single" w:color="E0E0E0" w:sz="2"/>
-              <w:bottom w:val="single" w:color="E0E0E0" w:sz="2"/>
-              <w:right w:val="single" w:color="E0E0E0" w:sz="2"/>
+              <w:top w:val="single" w:color="E0E0E0" w:sz="4"/>
+              <w:left w:val="single" w:color="E0E0E0" w:sz="4"/>
+              <w:bottom w:val="single" w:color="E0E0E0" w:sz="4"/>
+              <w:right w:val="single" w:color="E0E0E0" w:sz="4"/>
             </w:tcBorders>
             <w:shd w:fill="EBF2FF" w:val="solid"/>
             <w:tcMar>
@@ -16353,10 +17319,10 @@
           <w:tcPr>
             <w:tcW w:type="dxa" w:w="1872"/>
             <w:tcBorders>
-              <w:top w:val="single" w:color="E0E0E0" w:sz="2"/>
-              <w:left w:val="single" w:color="E0E0E0" w:sz="2"/>
-              <w:bottom w:val="single" w:color="E0E0E0" w:sz="2"/>
-              <w:right w:val="single" w:color="E0E0E0" w:sz="2"/>
+              <w:top w:val="single" w:color="E0E0E0" w:sz="4"/>
+              <w:left w:val="single" w:color="E0E0E0" w:sz="4"/>
+              <w:bottom w:val="single" w:color="E0E0E0" w:sz="4"/>
+              <w:right w:val="single" w:color="E0E0E0" w:sz="4"/>
             </w:tcBorders>
             <w:shd w:fill="FFFFFF" w:val="solid"/>
             <w:tcMar>
@@ -16389,10 +17355,10 @@
           <w:tcPr>
             <w:tcW w:type="dxa" w:w="3369"/>
             <w:tcBorders>
-              <w:top w:val="single" w:color="E0E0E0" w:sz="2"/>
-              <w:left w:val="single" w:color="E0E0E0" w:sz="2"/>
-              <w:bottom w:val="single" w:color="E0E0E0" w:sz="2"/>
-              <w:right w:val="single" w:color="E0E0E0" w:sz="2"/>
+              <w:top w:val="single" w:color="E0E0E0" w:sz="4"/>
+              <w:left w:val="single" w:color="E0E0E0" w:sz="4"/>
+              <w:bottom w:val="single" w:color="E0E0E0" w:sz="4"/>
+              <w:right w:val="single" w:color="E0E0E0" w:sz="4"/>
             </w:tcBorders>
             <w:shd w:fill="FFFFFF" w:val="solid"/>
             <w:tcMar>
@@ -16414,10 +17380,10 @@
                 <w:i w:val="false"/>
                 <w:iCs w:val="false"/>
                 <w:color w:val="525252"/>
-                <w:sz w:val="18"/>
-                <w:szCs w:val="18"/>
-              </w:rPr>
-              <w:t xml:space="preserve">Claims cycle, enrollment time, FCR, provider ASA</w:t>
+                <w:sz w:val="19"/>
+                <w:szCs w:val="19"/>
+              </w:rPr>
+              <w:t xml:space="preserve">Claims cycle, enrollment time, first-call resolution, provider ASA</w:t>
             </w:r>
           </w:p>
         </w:tc>
@@ -16425,10 +17391,10 @@
           <w:tcPr>
             <w:tcW w:type="dxa" w:w="2246"/>
             <w:tcBorders>
-              <w:top w:val="single" w:color="E0E0E0" w:sz="2"/>
-              <w:left w:val="single" w:color="E0E0E0" w:sz="2"/>
-              <w:bottom w:val="single" w:color="E0E0E0" w:sz="2"/>
-              <w:right w:val="single" w:color="E0E0E0" w:sz="2"/>
+              <w:top w:val="single" w:color="E0E0E0" w:sz="4"/>
+              <w:left w:val="single" w:color="E0E0E0" w:sz="4"/>
+              <w:bottom w:val="single" w:color="E0E0E0" w:sz="4"/>
+              <w:right w:val="single" w:color="E0E0E0" w:sz="4"/>
             </w:tcBorders>
             <w:shd w:fill="FFFFFF" w:val="solid"/>
             <w:tcMar>
@@ -16450,8 +17416,8 @@
                 <w:i w:val="false"/>
                 <w:iCs w:val="false"/>
                 <w:color w:val="525252"/>
-                <w:sz w:val="18"/>
-                <w:szCs w:val="18"/>
+                <w:sz w:val="19"/>
+                <w:szCs w:val="19"/>
               </w:rPr>
               <w:t xml:space="preserve">Domain dashboards</w:t>
             </w:r>
@@ -16461,10 +17427,10 @@
           <w:tcPr>
             <w:tcW w:type="dxa" w:w="1872"/>
             <w:tcBorders>
-              <w:top w:val="single" w:color="E0E0E0" w:sz="2"/>
-              <w:left w:val="single" w:color="E0E0E0" w:sz="2"/>
-              <w:bottom w:val="single" w:color="E0E0E0" w:sz="2"/>
-              <w:right w:val="single" w:color="E0E0E0" w:sz="2"/>
+              <w:top w:val="single" w:color="E0E0E0" w:sz="4"/>
+              <w:left w:val="single" w:color="E0E0E0" w:sz="4"/>
+              <w:bottom w:val="single" w:color="E0E0E0" w:sz="4"/>
+              <w:right w:val="single" w:color="E0E0E0" w:sz="4"/>
             </w:tcBorders>
             <w:shd w:fill="EBF2FF" w:val="solid"/>
             <w:tcMar>
@@ -16513,7 +17479,7 @@
     </w:p>
     <w:p>
       <w:pPr>
-        <w:spacing w:after="20" w:before="20"/>
+        <w:spacing w:after="80" w:before="20"/>
       </w:pPr>
       <w:r>
         <w:rPr>
@@ -16570,17 +17536,17 @@
           <w:sz w:val="21"/>
           <w:szCs w:val="21"/>
         </w:rPr>
-        <w:t xml:space="preserve"/>
+        <w:t xml:space="preserve"> </w:t>
       </w:r>
     </w:p>
     <w:tbl>
       <w:tblPr>
         <w:tblW w:type="dxa" w:w="9360"/>
         <w:tblBorders>
-          <w:top w:val="single" w:color="auto" w:sz="4"/>
-          <w:left w:val="single" w:color="auto" w:sz="4"/>
-          <w:bottom w:val="single" w:color="auto" w:sz="4"/>
-          <w:right w:val="single" w:color="auto" w:sz="4"/>
+          <w:top w:val="none"/>
+          <w:left w:val="none"/>
+          <w:bottom w:val="none"/>
+          <w:right w:val="none"/>
           <w:insideH w:val="single" w:color="auto" w:sz="4"/>
           <w:insideV w:val="single" w:color="auto" w:sz="4"/>
         </w:tblBorders>
@@ -16598,9 +17564,9 @@
             <w:tcW w:type="dxa" w:w="2340"/>
             <w:tcBorders>
               <w:top w:val="single" w:color="0F62FE" w:sz="8"/>
-              <w:left w:val="single" w:color="E0E0E0" w:sz="2"/>
-              <w:bottom w:val="single" w:color="E0E0E0" w:sz="2"/>
-              <w:right w:val="single" w:color="E0E0E0" w:sz="2"/>
+              <w:left w:val="single" w:color="E0E0E0" w:sz="4"/>
+              <w:bottom w:val="single" w:color="E0E0E0" w:sz="4"/>
+              <w:right w:val="single" w:color="E0E0E0" w:sz="4"/>
             </w:tcBorders>
             <w:shd w:fill="EBF2FF" w:val="solid"/>
             <w:tcMar>
@@ -16660,7 +17626,7 @@
                 <w:bCs w:val="false"/>
                 <w:i/>
                 <w:iCs/>
-                <w:color w:val="525252"/>
+                <w:color w:val="8D8D8D"/>
                 <w:sz w:val="16"/>
                 <w:szCs w:val="16"/>
               </w:rPr>
@@ -16673,9 +17639,9 @@
             <w:tcW w:type="dxa" w:w="2340"/>
             <w:tcBorders>
               <w:top w:val="single" w:color="0F62FE" w:sz="8"/>
-              <w:left w:val="single" w:color="E0E0E0" w:sz="2"/>
-              <w:bottom w:val="single" w:color="E0E0E0" w:sz="2"/>
-              <w:right w:val="single" w:color="E0E0E0" w:sz="2"/>
+              <w:left w:val="single" w:color="E0E0E0" w:sz="4"/>
+              <w:bottom w:val="single" w:color="E0E0E0" w:sz="4"/>
+              <w:right w:val="single" w:color="E0E0E0" w:sz="4"/>
             </w:tcBorders>
             <w:shd w:fill="EBF2FF" w:val="solid"/>
             <w:tcMar>
@@ -16735,7 +17701,7 @@
                 <w:bCs w:val="false"/>
                 <w:i/>
                 <w:iCs/>
-                <w:color w:val="525252"/>
+                <w:color w:val="8D8D8D"/>
                 <w:sz w:val="16"/>
                 <w:szCs w:val="16"/>
               </w:rPr>
@@ -16748,9 +17714,9 @@
             <w:tcW w:type="dxa" w:w="2340"/>
             <w:tcBorders>
               <w:top w:val="single" w:color="0F62FE" w:sz="8"/>
-              <w:left w:val="single" w:color="E0E0E0" w:sz="2"/>
-              <w:bottom w:val="single" w:color="E0E0E0" w:sz="2"/>
-              <w:right w:val="single" w:color="E0E0E0" w:sz="2"/>
+              <w:left w:val="single" w:color="E0E0E0" w:sz="4"/>
+              <w:bottom w:val="single" w:color="E0E0E0" w:sz="4"/>
+              <w:right w:val="single" w:color="E0E0E0" w:sz="4"/>
             </w:tcBorders>
             <w:shd w:fill="EBF2FF" w:val="solid"/>
             <w:tcMar>
@@ -16810,7 +17776,7 @@
                 <w:bCs w:val="false"/>
                 <w:i/>
                 <w:iCs/>
-                <w:color w:val="525252"/>
+                <w:color w:val="8D8D8D"/>
                 <w:sz w:val="16"/>
                 <w:szCs w:val="16"/>
               </w:rPr>
@@ -16823,9 +17789,9 @@
             <w:tcW w:type="dxa" w:w="2340"/>
             <w:tcBorders>
               <w:top w:val="single" w:color="0F62FE" w:sz="8"/>
-              <w:left w:val="single" w:color="E0E0E0" w:sz="2"/>
-              <w:bottom w:val="single" w:color="E0E0E0" w:sz="2"/>
-              <w:right w:val="single" w:color="E0E0E0" w:sz="2"/>
+              <w:left w:val="single" w:color="E0E0E0" w:sz="4"/>
+              <w:bottom w:val="single" w:color="E0E0E0" w:sz="4"/>
+              <w:right w:val="single" w:color="E0E0E0" w:sz="4"/>
             </w:tcBorders>
             <w:shd w:fill="EBF2FF" w:val="solid"/>
             <w:tcMar>
@@ -16885,7 +17851,7 @@
                 <w:bCs w:val="false"/>
                 <w:i/>
                 <w:iCs/>
-                <w:color w:val="525252"/>
+                <w:color w:val="8D8D8D"/>
                 <w:sz w:val="16"/>
                 <w:szCs w:val="16"/>
               </w:rPr>
@@ -16910,12 +17876,12 @@
           <w:sz w:val="21"/>
           <w:szCs w:val="21"/>
         </w:rPr>
-        <w:t xml:space="preserve"/>
+        <w:t xml:space="preserve"> </w:t>
       </w:r>
     </w:p>
     <w:p>
       <w:pPr>
-        <w:spacing w:after="80" w:before="0"/>
+        <w:spacing w:after="40" w:before="0"/>
       </w:pPr>
       <w:r>
         <w:rPr>
@@ -16928,13 +17894,13 @@
           <w:sz w:val="21"/>
           <w:szCs w:val="21"/>
         </w:rPr>
-        <w:t xml:space="preserve"/>
+        <w:t xml:space="preserve"> </w:t>
       </w:r>
     </w:p>
     <w:p>
       <w:pPr>
-        <w:spacing w:after="40" w:before="80"/>
-        <w:ind w:left="720" w:right="720"/>
+        <w:spacing w:after="40" w:before="40"/>
+        <w:ind w:left="600" w:right="600"/>
         <w:jc w:val="center"/>
       </w:pPr>
       <w:r>
@@ -16945,15 +17911,15 @@
           <w:i/>
           <w:iCs/>
           <w:color w:val="001141"/>
-          <w:sz w:val="23"/>
-          <w:szCs w:val="23"/>
+          <w:sz w:val="22"/>
+          <w:szCs w:val="22"/>
         </w:rPr>
         <w:t xml:space="preserve">“IBM’s ultimate accountability is not to a contract. It is to the 3.7 million members who rely on Horizon’s systems every day — the patient waiting for a prior auth, the provider navigating a claims dispute, the family enrolling in coverage for the first time. That is who we are building for.”</w:t>
       </w:r>
     </w:p>
     <w:p>
       <w:pPr>
-        <w:spacing w:after="100" w:before="0"/>
+        <w:spacing w:after="80" w:before="0"/>
         <w:jc w:val="center"/>
       </w:pPr>
       <w:r>
@@ -16973,10 +17939,10 @@
     <w:p>
       <w:pPr>
         <w:pBdr>
-          <w:bottom w:val="single" w:color="A6C8FF" w:sz="4" w:space="0"/>
+          <w:bottom w:val="single" w:color="D0E2FF" w:sz="4" w:space="0"/>
         </w:pBdr>
         <w:spacing w:after="100" w:before="0"/>
-        <w:ind w:left="2160" w:right="2160"/>
+        <w:ind w:left="2592" w:right="2592"/>
       </w:pPr>
     </w:p>
     <w:tbl>
@@ -17007,6 +17973,7 @@
               <w:bottom w:val="none"/>
               <w:right w:val="none"/>
             </w:tcBorders>
+            <w:shd w:fill="FFFFFF" w:val="solid"/>
             <w:tcMar>
               <w:right w:type="dxa" w:w="160"/>
             </w:tcMar>
@@ -17062,7 +18029,7 @@
                 <w:sz w:val="19"/>
                 <w:szCs w:val="19"/>
               </w:rPr>
-              <w:t xml:space="preserve">IBM AIOps, ICA, CareOps360, GenAI Quality Engine, and IBM Consulting Advantage are live in production at comparable payers today — not promised in a roadmap.</w:t>
+              <w:t xml:space="preserve">IBM AIOps, ICA, CareOps360, and GenAI Quality Engine are live at comparable payers today — not promised in a roadmap.</w:t>
             </w:r>
           </w:p>
           <w:p>
@@ -17098,7 +18065,7 @@
                 <w:sz w:val="19"/>
                 <w:szCs w:val="19"/>
               </w:rPr>
-              <w:t xml:space="preserve">IBM brings institutional knowledge of Horizon’s application estate and change history — reducing transition risk to near-zero and accelerating Phase 0.</w:t>
+              <w:t xml:space="preserve">IBM brings institutional knowledge of Horizon’s estate and change history, reducing transition risk to near-zero.</w:t>
             </w:r>
           </w:p>
           <w:p>
@@ -17134,7 +18101,7 @@
                 <w:sz w:val="19"/>
                 <w:szCs w:val="19"/>
               </w:rPr>
-              <w:t xml:space="preserve">Claims, enrollment, prior authorisation, member services — IBM has modernised these for the nation’s largest payers. The patterns are proven.</w:t>
+              <w:t xml:space="preserve">Claims, enrollment, prior auth, member services — IBM has modernised these for the nation’s largest payers. The patterns are proven.</w:t>
             </w:r>
           </w:p>
           <w:p>
@@ -17170,7 +18137,7 @@
                 <w:sz w:val="19"/>
                 <w:szCs w:val="19"/>
               </w:rPr>
-              <w:t xml:space="preserve">IBM commits to outcome-based SLAs. Targets missed trigger IBM remediation — not renegotiation. Accountability, not aspiration.</w:t>
+              <w:t xml:space="preserve">IBM commits to outcome-based SLAs. Targets missed trigger IBM remediation plans — not contract renegotiations.</w:t>
             </w:r>
           </w:p>
           <w:p>
@@ -17206,7 +18173,7 @@
                 <w:sz w:val="19"/>
                 <w:szCs w:val="19"/>
               </w:rPr>
-              <w:t xml:space="preserve">Innovation sprints, AI tooling, and accelerators are built into the base model. Horizon does not pay separately for transformation.</w:t>
+              <w:t xml:space="preserve">Innovation sprints, AI tooling, and accelerators are built into the base model. Transformation is not a separate invoice.</w:t>
             </w:r>
           </w:p>
         </w:tc>
@@ -17219,6 +18186,7 @@
               <w:bottom w:val="none"/>
               <w:right w:val="none"/>
             </w:tcBorders>
+            <w:shd w:fill="FFFFFF" w:val="solid"/>
           </w:tcPr>
           <w:p>
             <w:pPr>
@@ -17235,7 +18203,7 @@
                 <w:sz w:val="21"/>
                 <w:szCs w:val="21"/>
               </w:rPr>
-              <w:t xml:space="preserve"/>
+              <w:t xml:space="preserve"> </w:t>
             </w:r>
           </w:p>
         </w:tc>
@@ -17248,6 +18216,7 @@
               <w:bottom w:val="none"/>
               <w:right w:val="none"/>
             </w:tcBorders>
+            <w:shd w:fill="FFFFFF" w:val="solid"/>
             <w:tcMar>
               <w:left w:type="dxa" w:w="160"/>
             </w:tcMar>
@@ -17378,7 +18347,7 @@
                 <w:sz w:val="21"/>
                 <w:szCs w:val="21"/>
               </w:rPr>
-              <w:t xml:space="preserve"/>
+              <w:t xml:space="preserve"> </w:t>
             </w:r>
           </w:p>
           <w:p>
@@ -17422,12 +18391,12 @@
                 <w:tcPr>
                   <w:tcW w:type="dxa" w:w="1498"/>
                   <w:tcBorders>
-                    <w:top w:val="single" w:color="0F62FE" w:sz="6"/>
-                    <w:left w:val="single" w:color="E0E0E0" w:sz="2"/>
-                    <w:bottom w:val="single" w:color="0F62FE" w:sz="3"/>
-                    <w:right w:val="single" w:color="E0E0E0" w:sz="2"/>
-                  </w:tcBorders>
-                  <w:shd w:fill="D0E2FF" w:val="solid"/>
+                    <w:top w:val="single" w:color="0F62FE" w:sz="10"/>
+                    <w:left w:val="single" w:color="E0E0E0" w:sz="4"/>
+                    <w:bottom w:val="single" w:color="E0E0E0" w:sz="4"/>
+                    <w:right w:val="single" w:color="E0E0E0" w:sz="4"/>
+                  </w:tcBorders>
+                  <w:shd w:fill="EBF2FF" w:val="solid"/>
                   <w:tcMar>
                     <w:top w:type="dxa" w:w="40"/>
                     <w:left w:type="dxa" w:w="120"/>
@@ -17438,6 +18407,7 @@
                 <w:p>
                   <w:pPr>
                     <w:spacing w:after="60" w:before="60"/>
+                    <w:jc w:val="left"/>
                   </w:pPr>
                   <w:r>
                     <w:rPr>
@@ -17458,12 +18428,12 @@
                 <w:tcPr>
                   <w:tcW w:type="dxa" w:w="1498"/>
                   <w:tcBorders>
-                    <w:top w:val="single" w:color="0F62FE" w:sz="6"/>
-                    <w:left w:val="single" w:color="E0E0E0" w:sz="2"/>
-                    <w:bottom w:val="single" w:color="0F62FE" w:sz="3"/>
-                    <w:right w:val="single" w:color="E0E0E0" w:sz="2"/>
-                  </w:tcBorders>
-                  <w:shd w:fill="D0E2FF" w:val="solid"/>
+                    <w:top w:val="single" w:color="0F62FE" w:sz="10"/>
+                    <w:left w:val="single" w:color="E0E0E0" w:sz="4"/>
+                    <w:bottom w:val="single" w:color="E0E0E0" w:sz="4"/>
+                    <w:right w:val="single" w:color="E0E0E0" w:sz="4"/>
+                  </w:tcBorders>
+                  <w:shd w:fill="EBF2FF" w:val="solid"/>
                   <w:tcMar>
                     <w:top w:type="dxa" w:w="40"/>
                     <w:left w:type="dxa" w:w="120"/>
@@ -17474,6 +18444,7 @@
                 <w:p>
                   <w:pPr>
                     <w:spacing w:after="60" w:before="60"/>
+                    <w:jc w:val="left"/>
                   </w:pPr>
                   <w:r>
                     <w:rPr>
@@ -17494,12 +18465,12 @@
                 <w:tcPr>
                   <w:tcW w:type="dxa" w:w="1498"/>
                   <w:tcBorders>
-                    <w:top w:val="single" w:color="0F62FE" w:sz="6"/>
-                    <w:left w:val="single" w:color="E0E0E0" w:sz="2"/>
-                    <w:bottom w:val="single" w:color="0F62FE" w:sz="3"/>
-                    <w:right w:val="single" w:color="E0E0E0" w:sz="2"/>
-                  </w:tcBorders>
-                  <w:shd w:fill="D0E2FF" w:val="solid"/>
+                    <w:top w:val="single" w:color="0F62FE" w:sz="10"/>
+                    <w:left w:val="single" w:color="E0E0E0" w:sz="4"/>
+                    <w:bottom w:val="single" w:color="E0E0E0" w:sz="4"/>
+                    <w:right w:val="single" w:color="E0E0E0" w:sz="4"/>
+                  </w:tcBorders>
+                  <w:shd w:fill="EBF2FF" w:val="solid"/>
                   <w:tcMar>
                     <w:top w:type="dxa" w:w="40"/>
                     <w:left w:type="dxa" w:w="120"/>
@@ -17510,6 +18481,7 @@
                 <w:p>
                   <w:pPr>
                     <w:spacing w:after="60" w:before="60"/>
+                    <w:jc w:val="left"/>
                   </w:pPr>
                   <w:r>
                     <w:rPr>
@@ -17532,10 +18504,10 @@
                 <w:tcPr>
                   <w:tcW w:type="dxa" w:w="1498"/>
                   <w:tcBorders>
-                    <w:top w:val="single" w:color="E0E0E0" w:sz="2"/>
-                    <w:left w:val="single" w:color="E0E0E0" w:sz="2"/>
-                    <w:bottom w:val="single" w:color="E0E0E0" w:sz="2"/>
-                    <w:right w:val="single" w:color="E0E0E0" w:sz="2"/>
+                    <w:top w:val="single" w:color="E0E0E0" w:sz="4"/>
+                    <w:left w:val="single" w:color="E0E0E0" w:sz="4"/>
+                    <w:bottom w:val="single" w:color="E0E0E0" w:sz="4"/>
+                    <w:right w:val="single" w:color="E0E0E0" w:sz="4"/>
                   </w:tcBorders>
                   <w:shd w:fill="FFFFFF" w:val="solid"/>
                   <w:tcMar>
@@ -17557,8 +18529,8 @@
                       <w:i w:val="false"/>
                       <w:iCs w:val="false"/>
                       <w:color w:val="161616"/>
-                      <w:sz w:val="18"/>
-                      <w:szCs w:val="18"/>
+                      <w:sz w:val="19"/>
+                      <w:szCs w:val="19"/>
                     </w:rPr>
                     <w:t xml:space="preserve">Model</w:t>
                   </w:r>
@@ -17568,10 +18540,10 @@
                 <w:tcPr>
                   <w:tcW w:type="dxa" w:w="1498"/>
                   <w:tcBorders>
-                    <w:top w:val="single" w:color="E0E0E0" w:sz="2"/>
-                    <w:left w:val="single" w:color="E0E0E0" w:sz="2"/>
-                    <w:bottom w:val="single" w:color="E0E0E0" w:sz="2"/>
-                    <w:right w:val="single" w:color="E0E0E0" w:sz="2"/>
+                    <w:top w:val="single" w:color="E0E0E0" w:sz="4"/>
+                    <w:left w:val="single" w:color="E0E0E0" w:sz="4"/>
+                    <w:bottom w:val="single" w:color="E0E0E0" w:sz="4"/>
+                    <w:right w:val="single" w:color="E0E0E0" w:sz="4"/>
                   </w:tcBorders>
                   <w:shd w:fill="FFFFFF" w:val="solid"/>
                   <w:tcMar>
@@ -17593,8 +18565,8 @@
                       <w:i w:val="false"/>
                       <w:iCs w:val="false"/>
                       <w:color w:val="DA1E28"/>
-                      <w:sz w:val="18"/>
-                      <w:szCs w:val="18"/>
+                      <w:sz w:val="19"/>
+                      <w:szCs w:val="19"/>
                     </w:rPr>
                     <w:t xml:space="preserve">Towers, reactive</w:t>
                   </w:r>
@@ -17604,10 +18576,10 @@
                 <w:tcPr>
                   <w:tcW w:type="dxa" w:w="1498"/>
                   <w:tcBorders>
-                    <w:top w:val="single" w:color="E0E0E0" w:sz="2"/>
-                    <w:left w:val="single" w:color="E0E0E0" w:sz="2"/>
-                    <w:bottom w:val="single" w:color="E0E0E0" w:sz="2"/>
-                    <w:right w:val="single" w:color="E0E0E0" w:sz="2"/>
+                    <w:top w:val="single" w:color="E0E0E0" w:sz="4"/>
+                    <w:left w:val="single" w:color="E0E0E0" w:sz="4"/>
+                    <w:bottom w:val="single" w:color="E0E0E0" w:sz="4"/>
+                    <w:right w:val="single" w:color="E0E0E0" w:sz="4"/>
                   </w:tcBorders>
                   <w:shd w:fill="EBF2FF" w:val="solid"/>
                   <w:tcMar>
@@ -17629,8 +18601,8 @@
                       <w:i w:val="false"/>
                       <w:iCs w:val="false"/>
                       <w:color w:val="0F62FE"/>
-                      <w:sz w:val="18"/>
-                      <w:szCs w:val="18"/>
+                      <w:sz w:val="19"/>
+                      <w:szCs w:val="19"/>
                     </w:rPr>
                     <w:t xml:space="preserve">Unified pods, AI-first</w:t>
                   </w:r>
@@ -17642,10 +18614,10 @@
                 <w:tcPr>
                   <w:tcW w:type="dxa" w:w="1498"/>
                   <w:tcBorders>
-                    <w:top w:val="single" w:color="E0E0E0" w:sz="2"/>
-                    <w:left w:val="single" w:color="E0E0E0" w:sz="2"/>
-                    <w:bottom w:val="single" w:color="E0E0E0" w:sz="2"/>
-                    <w:right w:val="single" w:color="E0E0E0" w:sz="2"/>
+                    <w:top w:val="single" w:color="E0E0E0" w:sz="4"/>
+                    <w:left w:val="single" w:color="E0E0E0" w:sz="4"/>
+                    <w:bottom w:val="single" w:color="E0E0E0" w:sz="4"/>
+                    <w:right w:val="single" w:color="E0E0E0" w:sz="4"/>
                   </w:tcBorders>
                   <w:shd w:fill="F4F4F4" w:val="solid"/>
                   <w:tcMar>
@@ -17667,8 +18639,8 @@
                       <w:i w:val="false"/>
                       <w:iCs w:val="false"/>
                       <w:color w:val="161616"/>
-                      <w:sz w:val="18"/>
-                      <w:szCs w:val="18"/>
+                      <w:sz w:val="19"/>
+                      <w:szCs w:val="19"/>
                     </w:rPr>
                     <w:t xml:space="preserve">Dev</w:t>
                   </w:r>
@@ -17678,10 +18650,10 @@
                 <w:tcPr>
                   <w:tcW w:type="dxa" w:w="1498"/>
                   <w:tcBorders>
-                    <w:top w:val="single" w:color="E0E0E0" w:sz="2"/>
-                    <w:left w:val="single" w:color="E0E0E0" w:sz="2"/>
-                    <w:bottom w:val="single" w:color="E0E0E0" w:sz="2"/>
-                    <w:right w:val="single" w:color="E0E0E0" w:sz="2"/>
+                    <w:top w:val="single" w:color="E0E0E0" w:sz="4"/>
+                    <w:left w:val="single" w:color="E0E0E0" w:sz="4"/>
+                    <w:bottom w:val="single" w:color="E0E0E0" w:sz="4"/>
+                    <w:right w:val="single" w:color="E0E0E0" w:sz="4"/>
                   </w:tcBorders>
                   <w:shd w:fill="F4F4F4" w:val="solid"/>
                   <w:tcMar>
@@ -17703,8 +18675,8 @@
                       <w:i w:val="false"/>
                       <w:iCs w:val="false"/>
                       <w:color w:val="DA1E28"/>
-                      <w:sz w:val="18"/>
-                      <w:szCs w:val="18"/>
+                      <w:sz w:val="19"/>
+                      <w:szCs w:val="19"/>
                     </w:rPr>
                     <w:t xml:space="preserve">Manual pipelines</w:t>
                   </w:r>
@@ -17714,10 +18686,10 @@
                 <w:tcPr>
                   <w:tcW w:type="dxa" w:w="1498"/>
                   <w:tcBorders>
-                    <w:top w:val="single" w:color="E0E0E0" w:sz="2"/>
-                    <w:left w:val="single" w:color="E0E0E0" w:sz="2"/>
-                    <w:bottom w:val="single" w:color="E0E0E0" w:sz="2"/>
-                    <w:right w:val="single" w:color="E0E0E0" w:sz="2"/>
+                    <w:top w:val="single" w:color="E0E0E0" w:sz="4"/>
+                    <w:left w:val="single" w:color="E0E0E0" w:sz="4"/>
+                    <w:bottom w:val="single" w:color="E0E0E0" w:sz="4"/>
+                    <w:right w:val="single" w:color="E0E0E0" w:sz="4"/>
                   </w:tcBorders>
                   <w:shd w:fill="EBF2FF" w:val="solid"/>
                   <w:tcMar>
@@ -17739,8 +18711,8 @@
                       <w:i w:val="false"/>
                       <w:iCs w:val="false"/>
                       <w:color w:val="0F62FE"/>
-                      <w:sz w:val="18"/>
-                      <w:szCs w:val="18"/>
+                      <w:sz w:val="19"/>
+                      <w:szCs w:val="19"/>
                     </w:rPr>
                     <w:t xml:space="preserve">AI-assisted, +30%</w:t>
                   </w:r>
@@ -17752,10 +18724,10 @@
                 <w:tcPr>
                   <w:tcW w:type="dxa" w:w="1498"/>
                   <w:tcBorders>
-                    <w:top w:val="single" w:color="E0E0E0" w:sz="2"/>
-                    <w:left w:val="single" w:color="E0E0E0" w:sz="2"/>
-                    <w:bottom w:val="single" w:color="E0E0E0" w:sz="2"/>
-                    <w:right w:val="single" w:color="E0E0E0" w:sz="2"/>
+                    <w:top w:val="single" w:color="E0E0E0" w:sz="4"/>
+                    <w:left w:val="single" w:color="E0E0E0" w:sz="4"/>
+                    <w:bottom w:val="single" w:color="E0E0E0" w:sz="4"/>
+                    <w:right w:val="single" w:color="E0E0E0" w:sz="4"/>
                   </w:tcBorders>
                   <w:shd w:fill="FFFFFF" w:val="solid"/>
                   <w:tcMar>
@@ -17777,8 +18749,8 @@
                       <w:i w:val="false"/>
                       <w:iCs w:val="false"/>
                       <w:color w:val="161616"/>
-                      <w:sz w:val="18"/>
-                      <w:szCs w:val="18"/>
+                      <w:sz w:val="19"/>
+                      <w:szCs w:val="19"/>
                     </w:rPr>
                     <w:t xml:space="preserve">Quality</w:t>
                   </w:r>
@@ -17788,10 +18760,10 @@
                 <w:tcPr>
                   <w:tcW w:type="dxa" w:w="1498"/>
                   <w:tcBorders>
-                    <w:top w:val="single" w:color="E0E0E0" w:sz="2"/>
-                    <w:left w:val="single" w:color="E0E0E0" w:sz="2"/>
-                    <w:bottom w:val="single" w:color="E0E0E0" w:sz="2"/>
-                    <w:right w:val="single" w:color="E0E0E0" w:sz="2"/>
+                    <w:top w:val="single" w:color="E0E0E0" w:sz="4"/>
+                    <w:left w:val="single" w:color="E0E0E0" w:sz="4"/>
+                    <w:bottom w:val="single" w:color="E0E0E0" w:sz="4"/>
+                    <w:right w:val="single" w:color="E0E0E0" w:sz="4"/>
                   </w:tcBorders>
                   <w:shd w:fill="FFFFFF" w:val="solid"/>
                   <w:tcMar>
@@ -17813,8 +18785,8 @@
                       <w:i w:val="false"/>
                       <w:iCs w:val="false"/>
                       <w:color w:val="DA1E28"/>
-                      <w:sz w:val="18"/>
-                      <w:szCs w:val="18"/>
+                      <w:sz w:val="19"/>
+                      <w:szCs w:val="19"/>
                     </w:rPr>
                     <w:t xml:space="preserve">End-stage testing</w:t>
                   </w:r>
@@ -17824,10 +18796,10 @@
                 <w:tcPr>
                   <w:tcW w:type="dxa" w:w="1498"/>
                   <w:tcBorders>
-                    <w:top w:val="single" w:color="E0E0E0" w:sz="2"/>
-                    <w:left w:val="single" w:color="E0E0E0" w:sz="2"/>
-                    <w:bottom w:val="single" w:color="E0E0E0" w:sz="2"/>
-                    <w:right w:val="single" w:color="E0E0E0" w:sz="2"/>
+                    <w:top w:val="single" w:color="E0E0E0" w:sz="4"/>
+                    <w:left w:val="single" w:color="E0E0E0" w:sz="4"/>
+                    <w:bottom w:val="single" w:color="E0E0E0" w:sz="4"/>
+                    <w:right w:val="single" w:color="E0E0E0" w:sz="4"/>
                   </w:tcBorders>
                   <w:shd w:fill="EBF2FF" w:val="solid"/>
                   <w:tcMar>
@@ -17849,8 +18821,8 @@
                       <w:i w:val="false"/>
                       <w:iCs w:val="false"/>
                       <w:color w:val="0F62FE"/>
-                      <w:sz w:val="18"/>
-                      <w:szCs w:val="18"/>
+                      <w:sz w:val="19"/>
+                      <w:szCs w:val="19"/>
                     </w:rPr>
                     <w:t xml:space="preserve">Shift-left, GenAI</w:t>
                   </w:r>
@@ -17862,10 +18834,10 @@
                 <w:tcPr>
                   <w:tcW w:type="dxa" w:w="1498"/>
                   <w:tcBorders>
-                    <w:top w:val="single" w:color="E0E0E0" w:sz="2"/>
-                    <w:left w:val="single" w:color="E0E0E0" w:sz="2"/>
-                    <w:bottom w:val="single" w:color="E0E0E0" w:sz="2"/>
-                    <w:right w:val="single" w:color="E0E0E0" w:sz="2"/>
+                    <w:top w:val="single" w:color="E0E0E0" w:sz="4"/>
+                    <w:left w:val="single" w:color="E0E0E0" w:sz="4"/>
+                    <w:bottom w:val="single" w:color="E0E0E0" w:sz="4"/>
+                    <w:right w:val="single" w:color="E0E0E0" w:sz="4"/>
                   </w:tcBorders>
                   <w:shd w:fill="F4F4F4" w:val="solid"/>
                   <w:tcMar>
@@ -17887,10 +18859,10 @@
                       <w:i w:val="false"/>
                       <w:iCs w:val="false"/>
                       <w:color w:val="161616"/>
-                      <w:sz w:val="18"/>
-                      <w:szCs w:val="18"/>
-                    </w:rPr>
-                    <w:t xml:space="preserve">Ops</w:t>
+                      <w:sz w:val="19"/>
+                      <w:szCs w:val="19"/>
+                    </w:rPr>
+                    <w:t xml:space="preserve">Operations</w:t>
                   </w:r>
                 </w:p>
               </w:tc>
@@ -17898,10 +18870,10 @@
                 <w:tcPr>
                   <w:tcW w:type="dxa" w:w="1498"/>
                   <w:tcBorders>
-                    <w:top w:val="single" w:color="E0E0E0" w:sz="2"/>
-                    <w:left w:val="single" w:color="E0E0E0" w:sz="2"/>
-                    <w:bottom w:val="single" w:color="E0E0E0" w:sz="2"/>
-                    <w:right w:val="single" w:color="E0E0E0" w:sz="2"/>
+                    <w:top w:val="single" w:color="E0E0E0" w:sz="4"/>
+                    <w:left w:val="single" w:color="E0E0E0" w:sz="4"/>
+                    <w:bottom w:val="single" w:color="E0E0E0" w:sz="4"/>
+                    <w:right w:val="single" w:color="E0E0E0" w:sz="4"/>
                   </w:tcBorders>
                   <w:shd w:fill="F4F4F4" w:val="solid"/>
                   <w:tcMar>
@@ -17923,8 +18895,8 @@
                       <w:i w:val="false"/>
                       <w:iCs w:val="false"/>
                       <w:color w:val="DA1E28"/>
-                      <w:sz w:val="18"/>
-                      <w:szCs w:val="18"/>
+                      <w:sz w:val="19"/>
+                      <w:szCs w:val="19"/>
                     </w:rPr>
                     <w:t xml:space="preserve">Firefighting</w:t>
                   </w:r>
@@ -17934,10 +18906,10 @@
                 <w:tcPr>
                   <w:tcW w:type="dxa" w:w="1498"/>
                   <w:tcBorders>
-                    <w:top w:val="single" w:color="E0E0E0" w:sz="2"/>
-                    <w:left w:val="single" w:color="E0E0E0" w:sz="2"/>
-                    <w:bottom w:val="single" w:color="E0E0E0" w:sz="2"/>
-                    <w:right w:val="single" w:color="E0E0E0" w:sz="2"/>
+                    <w:top w:val="single" w:color="E0E0E0" w:sz="4"/>
+                    <w:left w:val="single" w:color="E0E0E0" w:sz="4"/>
+                    <w:bottom w:val="single" w:color="E0E0E0" w:sz="4"/>
+                    <w:right w:val="single" w:color="E0E0E0" w:sz="4"/>
                   </w:tcBorders>
                   <w:shd w:fill="EBF2FF" w:val="solid"/>
                   <w:tcMar>
@@ -17959,8 +18931,8 @@
                       <w:i w:val="false"/>
                       <w:iCs w:val="false"/>
                       <w:color w:val="0F62FE"/>
-                      <w:sz w:val="18"/>
-                      <w:szCs w:val="18"/>
+                      <w:sz w:val="19"/>
+                      <w:szCs w:val="19"/>
                     </w:rPr>
                     <w:t xml:space="preserve">Self-healing, 0-touch</w:t>
                   </w:r>
@@ -17972,10 +18944,10 @@
                 <w:tcPr>
                   <w:tcW w:type="dxa" w:w="1498"/>
                   <w:tcBorders>
-                    <w:top w:val="single" w:color="E0E0E0" w:sz="2"/>
-                    <w:left w:val="single" w:color="E0E0E0" w:sz="2"/>
-                    <w:bottom w:val="single" w:color="E0E0E0" w:sz="2"/>
-                    <w:right w:val="single" w:color="E0E0E0" w:sz="2"/>
+                    <w:top w:val="single" w:color="E0E0E0" w:sz="4"/>
+                    <w:left w:val="single" w:color="E0E0E0" w:sz="4"/>
+                    <w:bottom w:val="single" w:color="E0E0E0" w:sz="4"/>
+                    <w:right w:val="single" w:color="E0E0E0" w:sz="4"/>
                   </w:tcBorders>
                   <w:shd w:fill="FFFFFF" w:val="solid"/>
                   <w:tcMar>
@@ -17997,8 +18969,8 @@
                       <w:i w:val="false"/>
                       <w:iCs w:val="false"/>
                       <w:color w:val="161616"/>
-                      <w:sz w:val="18"/>
-                      <w:szCs w:val="18"/>
+                      <w:sz w:val="19"/>
+                      <w:szCs w:val="19"/>
                     </w:rPr>
                     <w:t xml:space="preserve">Reporting</w:t>
                   </w:r>
@@ -18008,10 +18980,10 @@
                 <w:tcPr>
                   <w:tcW w:type="dxa" w:w="1498"/>
                   <w:tcBorders>
-                    <w:top w:val="single" w:color="E0E0E0" w:sz="2"/>
-                    <w:left w:val="single" w:color="E0E0E0" w:sz="2"/>
-                    <w:bottom w:val="single" w:color="E0E0E0" w:sz="2"/>
-                    <w:right w:val="single" w:color="E0E0E0" w:sz="2"/>
+                    <w:top w:val="single" w:color="E0E0E0" w:sz="4"/>
+                    <w:left w:val="single" w:color="E0E0E0" w:sz="4"/>
+                    <w:bottom w:val="single" w:color="E0E0E0" w:sz="4"/>
+                    <w:right w:val="single" w:color="E0E0E0" w:sz="4"/>
                   </w:tcBorders>
                   <w:shd w:fill="FFFFFF" w:val="solid"/>
                   <w:tcMar>
@@ -18033,8 +19005,8 @@
                       <w:i w:val="false"/>
                       <w:iCs w:val="false"/>
                       <w:color w:val="DA1E28"/>
-                      <w:sz w:val="18"/>
-                      <w:szCs w:val="18"/>
+                      <w:sz w:val="19"/>
+                      <w:szCs w:val="19"/>
                     </w:rPr>
                     <w:t xml:space="preserve">Activity metrics</w:t>
                   </w:r>
@@ -18044,10 +19016,10 @@
                 <w:tcPr>
                   <w:tcW w:type="dxa" w:w="1498"/>
                   <w:tcBorders>
-                    <w:top w:val="single" w:color="E0E0E0" w:sz="2"/>
-                    <w:left w:val="single" w:color="E0E0E0" w:sz="2"/>
-                    <w:bottom w:val="single" w:color="E0E0E0" w:sz="2"/>
-                    <w:right w:val="single" w:color="E0E0E0" w:sz="2"/>
+                    <w:top w:val="single" w:color="E0E0E0" w:sz="4"/>
+                    <w:left w:val="single" w:color="E0E0E0" w:sz="4"/>
+                    <w:bottom w:val="single" w:color="E0E0E0" w:sz="4"/>
+                    <w:right w:val="single" w:color="E0E0E0" w:sz="4"/>
                   </w:tcBorders>
                   <w:shd w:fill="EBF2FF" w:val="solid"/>
                   <w:tcMar>
@@ -18069,8 +19041,8 @@
                       <w:i w:val="false"/>
                       <w:iCs w:val="false"/>
                       <w:color w:val="0F62FE"/>
-                      <w:sz w:val="18"/>
-                      <w:szCs w:val="18"/>
+                      <w:sz w:val="19"/>
+                      <w:szCs w:val="19"/>
                     </w:rPr>
                     <w:t xml:space="preserve">Business outcomes</w:t>
                   </w:r>
@@ -18082,10 +19054,10 @@
                 <w:tcPr>
                   <w:tcW w:type="dxa" w:w="1498"/>
                   <w:tcBorders>
-                    <w:top w:val="single" w:color="E0E0E0" w:sz="2"/>
-                    <w:left w:val="single" w:color="E0E0E0" w:sz="2"/>
-                    <w:bottom w:val="single" w:color="E0E0E0" w:sz="2"/>
-                    <w:right w:val="single" w:color="E0E0E0" w:sz="2"/>
+                    <w:top w:val="single" w:color="E0E0E0" w:sz="4"/>
+                    <w:left w:val="single" w:color="E0E0E0" w:sz="4"/>
+                    <w:bottom w:val="single" w:color="E0E0E0" w:sz="4"/>
+                    <w:right w:val="single" w:color="E0E0E0" w:sz="4"/>
                   </w:tcBorders>
                   <w:shd w:fill="F4F4F4" w:val="solid"/>
                   <w:tcMar>
@@ -18107,8 +19079,8 @@
                       <w:i w:val="false"/>
                       <w:iCs w:val="false"/>
                       <w:color w:val="161616"/>
-                      <w:sz w:val="18"/>
-                      <w:szCs w:val="18"/>
+                      <w:sz w:val="19"/>
+                      <w:szCs w:val="19"/>
                     </w:rPr>
                     <w:t xml:space="preserve">Risk</w:t>
                   </w:r>
@@ -18118,10 +19090,10 @@
                 <w:tcPr>
                   <w:tcW w:type="dxa" w:w="1498"/>
                   <w:tcBorders>
-                    <w:top w:val="single" w:color="E0E0E0" w:sz="2"/>
-                    <w:left w:val="single" w:color="E0E0E0" w:sz="2"/>
-                    <w:bottom w:val="single" w:color="E0E0E0" w:sz="2"/>
-                    <w:right w:val="single" w:color="E0E0E0" w:sz="2"/>
+                    <w:top w:val="single" w:color="E0E0E0" w:sz="4"/>
+                    <w:left w:val="single" w:color="E0E0E0" w:sz="4"/>
+                    <w:bottom w:val="single" w:color="E0E0E0" w:sz="4"/>
+                    <w:right w:val="single" w:color="E0E0E0" w:sz="4"/>
                   </w:tcBorders>
                   <w:shd w:fill="F4F4F4" w:val="solid"/>
                   <w:tcMar>
@@ -18143,8 +19115,8 @@
                       <w:i w:val="false"/>
                       <w:iCs w:val="false"/>
                       <w:color w:val="DA1E28"/>
-                      <w:sz w:val="18"/>
-                      <w:szCs w:val="18"/>
+                      <w:sz w:val="19"/>
+                      <w:szCs w:val="19"/>
                     </w:rPr>
                     <w:t xml:space="preserve">Vendor bears none</w:t>
                   </w:r>
@@ -18154,10 +19126,10 @@
                 <w:tcPr>
                   <w:tcW w:type="dxa" w:w="1498"/>
                   <w:tcBorders>
-                    <w:top w:val="single" w:color="E0E0E0" w:sz="2"/>
-                    <w:left w:val="single" w:color="E0E0E0" w:sz="2"/>
-                    <w:bottom w:val="single" w:color="E0E0E0" w:sz="2"/>
-                    <w:right w:val="single" w:color="E0E0E0" w:sz="2"/>
+                    <w:top w:val="single" w:color="E0E0E0" w:sz="4"/>
+                    <w:left w:val="single" w:color="E0E0E0" w:sz="4"/>
+                    <w:bottom w:val="single" w:color="E0E0E0" w:sz="4"/>
+                    <w:right w:val="single" w:color="E0E0E0" w:sz="4"/>
                   </w:tcBorders>
                   <w:shd w:fill="EBF2FF" w:val="solid"/>
                   <w:tcMar>
@@ -18179,8 +19151,8 @@
                       <w:i w:val="false"/>
                       <w:iCs w:val="false"/>
                       <w:color w:val="0F62FE"/>
-                      <w:sz w:val="18"/>
-                      <w:szCs w:val="18"/>
+                      <w:sz w:val="19"/>
+                      <w:szCs w:val="19"/>
                     </w:rPr>
                     <w:t xml:space="preserve">Shared, outcome SLAs</w:t>
                   </w:r>
@@ -18207,7 +19179,7 @@
           <w:sz w:val="21"/>
           <w:szCs w:val="21"/>
         </w:rPr>
-        <w:t xml:space="preserve"/>
+        <w:t xml:space="preserve"> </w:t>
       </w:r>
     </w:p>
     <w:p>
@@ -18233,7 +19205,7 @@
           <w:sz w:val="21"/>
           <w:szCs w:val="21"/>
         </w:rPr>
-        <w:t xml:space="preserve"/>
+        <w:t xml:space="preserve"> </w:t>
       </w:r>
     </w:p>
     <w:p>
@@ -18266,7 +19238,7 @@
           <w:sz w:val="22"/>
           <w:szCs w:val="22"/>
         </w:rPr>
-        <w:t xml:space="preserve">payer that can finally direct every saved dollar back toward the care that matters.</w:t>
+        <w:t xml:space="preserve">payer that directs every saved dollar back toward the care that matters.</w:t>
       </w:r>
       <w:r>
         <w:rPr>
@@ -18386,7 +19358,7 @@
   <w:p>
     <w:pPr>
       <w:pBdr>
-        <w:top w:val="single" w:color="E0E0E0" w:sz="2"/>
+        <w:top w:val="single" w:color="E0E0E0" w:sz="2" w:space="3"/>
       </w:pBdr>
       <w:spacing w:before="60"/>
     </w:pPr>
@@ -18474,7 +19446,7 @@
   <w:p>
     <w:pPr>
       <w:pBdr>
-        <w:bottom w:val="single" w:color="0F62FE" w:sz="4"/>
+        <w:bottom w:val="single" w:color="0F62FE" w:sz="4" w:space="4"/>
       </w:pBdr>
       <w:jc w:val="right"/>
     </w:pPr>

--- a/attached_assets/IBM_Horizon_AMS_Executive_Summary_April2026.docx
+++ b/attached_assets/IBM_Horizon_AMS_Executive_Summary_April2026.docx
@@ -4,7 +4,7 @@
   <w:body>
     <w:p>
       <w:pPr>
-        <w:shd w:fill="001141" w:val="solid"/>
+        <w:shd w:fill="001141" w:val="clear"/>
         <w:spacing w:after="280" w:before="280"/>
         <w:jc w:val="center"/>
       </w:pPr>
@@ -24,7 +24,7 @@
     </w:p>
     <w:p>
       <w:pPr>
-        <w:shd w:fill="0F62FE" w:val="solid"/>
+        <w:shd w:fill="0F62FE" w:val="clear"/>
         <w:spacing w:after="40" w:before="0"/>
       </w:pPr>
     </w:p>
@@ -33,17 +33,7 @@
         <w:spacing w:after="560" w:before="0"/>
       </w:pPr>
       <w:r>
-        <w:rPr>
-          <w:rFonts w:ascii="Calibri" w:cs="Calibri" w:eastAsia="Calibri" w:hAnsi="Calibri"/>
-          <w:b w:val="false"/>
-          <w:bCs w:val="false"/>
-          <w:i w:val="false"/>
-          <w:iCs w:val="false"/>
-          <w:color w:val="161616"/>
-          <w:sz w:val="21"/>
-          <w:szCs w:val="21"/>
-        </w:rPr>
-        <w:t xml:space="preserve"> </w:t>
+        <w:t xml:space="preserve"/>
       </w:r>
     </w:p>
     <w:p>
@@ -165,10 +155,10 @@
       <w:tblPr>
         <w:tblW w:type="dxa" w:w="9360"/>
         <w:tblBorders>
-          <w:top w:val="none"/>
-          <w:left w:val="none"/>
-          <w:bottom w:val="none"/>
-          <w:right w:val="none"/>
+          <w:top w:val="none" w:color="auto" w:sz="0"/>
+          <w:left w:val="none" w:color="auto" w:sz="0"/>
+          <w:bottom w:val="none" w:color="auto" w:sz="0"/>
+          <w:right w:val="none" w:color="auto" w:sz="0"/>
           <w:insideH w:val="single" w:color="auto" w:sz="4"/>
           <w:insideV w:val="single" w:color="auto" w:sz="4"/>
         </w:tblBorders>
@@ -185,12 +175,12 @@
           <w:tcPr>
             <w:tcW w:type="dxa" w:w="2340"/>
             <w:tcBorders>
-              <w:top w:val="single" w:color="0F62FE" w:sz="8"/>
+              <w:top w:val="single" w:color="0F62FE" w:sz="12"/>
               <w:left w:val="single" w:color="E0E0E0" w:sz="4"/>
               <w:bottom w:val="single" w:color="E0E0E0" w:sz="4"/>
               <w:right w:val="single" w:color="E0E0E0" w:sz="4"/>
             </w:tcBorders>
-            <w:shd w:fill="EBF2FF" w:val="solid"/>
+            <w:shd w:fill="EBF2FF" w:val="clear"/>
             <w:tcMar>
               <w:top w:type="dxa" w:w="80"/>
               <w:left w:type="dxa" w:w="120"/>
@@ -260,12 +250,12 @@
           <w:tcPr>
             <w:tcW w:type="dxa" w:w="2340"/>
             <w:tcBorders>
-              <w:top w:val="single" w:color="0F62FE" w:sz="8"/>
+              <w:top w:val="single" w:color="0F62FE" w:sz="12"/>
               <w:left w:val="single" w:color="E0E0E0" w:sz="4"/>
               <w:bottom w:val="single" w:color="E0E0E0" w:sz="4"/>
               <w:right w:val="single" w:color="E0E0E0" w:sz="4"/>
             </w:tcBorders>
-            <w:shd w:fill="EBF2FF" w:val="solid"/>
+            <w:shd w:fill="EBF2FF" w:val="clear"/>
             <w:tcMar>
               <w:top w:type="dxa" w:w="80"/>
               <w:left w:type="dxa" w:w="120"/>
@@ -335,12 +325,12 @@
           <w:tcPr>
             <w:tcW w:type="dxa" w:w="2340"/>
             <w:tcBorders>
-              <w:top w:val="single" w:color="0F62FE" w:sz="8"/>
+              <w:top w:val="single" w:color="0F62FE" w:sz="12"/>
               <w:left w:val="single" w:color="E0E0E0" w:sz="4"/>
               <w:bottom w:val="single" w:color="E0E0E0" w:sz="4"/>
               <w:right w:val="single" w:color="E0E0E0" w:sz="4"/>
             </w:tcBorders>
-            <w:shd w:fill="EBF2FF" w:val="solid"/>
+            <w:shd w:fill="EBF2FF" w:val="clear"/>
             <w:tcMar>
               <w:top w:type="dxa" w:w="80"/>
               <w:left w:type="dxa" w:w="120"/>
@@ -410,12 +400,12 @@
           <w:tcPr>
             <w:tcW w:type="dxa" w:w="2340"/>
             <w:tcBorders>
-              <w:top w:val="single" w:color="0F62FE" w:sz="8"/>
+              <w:top w:val="single" w:color="0F62FE" w:sz="12"/>
               <w:left w:val="single" w:color="E0E0E0" w:sz="4"/>
               <w:bottom w:val="single" w:color="E0E0E0" w:sz="4"/>
               <w:right w:val="single" w:color="E0E0E0" w:sz="4"/>
             </w:tcBorders>
-            <w:shd w:fill="EBF2FF" w:val="solid"/>
+            <w:shd w:fill="EBF2FF" w:val="clear"/>
             <w:tcMar>
               <w:top w:type="dxa" w:w="80"/>
               <w:left w:type="dxa" w:w="120"/>
@@ -488,22 +478,12 @@
         <w:spacing w:after="240" w:before="0"/>
       </w:pPr>
       <w:r>
-        <w:rPr>
-          <w:rFonts w:ascii="Calibri" w:cs="Calibri" w:eastAsia="Calibri" w:hAnsi="Calibri"/>
-          <w:b w:val="false"/>
-          <w:bCs w:val="false"/>
-          <w:i w:val="false"/>
-          <w:iCs w:val="false"/>
-          <w:color w:val="161616"/>
-          <w:sz w:val="21"/>
-          <w:szCs w:val="21"/>
-        </w:rPr>
-        <w:t xml:space="preserve"> </w:t>
+        <w:t xml:space="preserve"/>
       </w:r>
     </w:p>
     <w:p>
       <w:pPr>
-        <w:spacing w:after="80" w:before="120"/>
+        <w:spacing w:after="80" w:before="80"/>
         <w:ind w:left="1584" w:right="1584"/>
         <w:jc w:val="center"/>
       </w:pPr>
@@ -523,8 +503,8 @@
     </w:p>
     <w:p>
       <w:pPr>
-        <w:spacing w:after="320" w:before="0"/>
-        <w:ind w:right="1584"/>
+        <w:spacing w:after="280" w:before="0"/>
+        <w:ind w:left="0" w:right="440"/>
         <w:jc w:val="right"/>
       </w:pPr>
       <w:r>
@@ -546,7 +526,7 @@
         <w:pBdr>
           <w:top w:val="single" w:color="E0E0E0" w:sz="4"/>
         </w:pBdr>
-        <w:spacing w:after="0" w:before="120"/>
+        <w:spacing w:after="0" w:before="80"/>
         <w:ind w:left="1584" w:right="1584"/>
       </w:pPr>
     </w:p>
@@ -605,7 +585,7 @@
           <w:sz w:val="17"/>
           <w:szCs w:val="17"/>
         </w:rPr>
-        <w:t xml:space="preserve">IBM Consulting — Healthcare &amp; Payer     </w:t>
+        <w:t xml:space="preserve">IBM Consulting     </w:t>
       </w:r>
       <w:r>
         <w:rPr>
@@ -623,7 +603,7 @@
     </w:p>
     <w:p>
       <w:pPr>
-        <w:shd w:fill="001141" w:val="solid"/>
+        <w:shd w:fill="001141" w:val="clear"/>
         <w:spacing w:after="100" w:before="100"/>
         <w:jc w:val="center"/>
       </w:pPr>
@@ -713,20 +693,10 @@
     </w:p>
     <w:p>
       <w:pPr>
-        <w:spacing w:after="40" w:before="0"/>
+        <w:spacing w:after="60" w:before="0"/>
       </w:pPr>
       <w:r>
-        <w:rPr>
-          <w:rFonts w:ascii="Calibri" w:cs="Calibri" w:eastAsia="Calibri" w:hAnsi="Calibri"/>
-          <w:b w:val="false"/>
-          <w:bCs w:val="false"/>
-          <w:i w:val="false"/>
-          <w:iCs w:val="false"/>
-          <w:color w:val="161616"/>
-          <w:sz w:val="21"/>
-          <w:szCs w:val="21"/>
-        </w:rPr>
-        <w:t xml:space="preserve"> </w:t>
+        <w:t xml:space="preserve"/>
       </w:r>
     </w:p>
     <w:p>
@@ -781,10 +751,10 @@
       <w:tblPr>
         <w:tblW w:type="dxa" w:w="9360"/>
         <w:tblBorders>
-          <w:top w:val="none"/>
-          <w:left w:val="none"/>
-          <w:bottom w:val="none"/>
-          <w:right w:val="none"/>
+          <w:top w:val="none" w:color="auto" w:sz="0"/>
+          <w:left w:val="none" w:color="auto" w:sz="0"/>
+          <w:bottom w:val="none" w:color="auto" w:sz="0"/>
+          <w:right w:val="none" w:color="auto" w:sz="0"/>
           <w:insideH w:val="single" w:color="auto" w:sz="4"/>
           <w:insideV w:val="single" w:color="auto" w:sz="4"/>
         </w:tblBorders>
@@ -800,12 +770,12 @@
           <w:tcPr>
             <w:tcW w:type="dxa" w:w="4493"/>
             <w:tcBorders>
-              <w:top w:val="none"/>
-              <w:left w:val="none"/>
-              <w:bottom w:val="none"/>
-              <w:right w:val="none"/>
+              <w:top w:val="none" w:color="auto" w:sz="0"/>
+              <w:left w:val="none" w:color="auto" w:sz="0"/>
+              <w:bottom w:val="none" w:color="auto" w:sz="0"/>
+              <w:right w:val="none" w:color="auto" w:sz="0"/>
             </w:tcBorders>
-            <w:shd w:fill="FFFFFF" w:val="solid"/>
+            <w:shd w:fill="FFFFFF" w:val="clear"/>
             <w:tcMar>
               <w:right w:type="dxa" w:w="160"/>
             </w:tcMar>
@@ -839,7 +809,7 @@
                 <w:bCs w:val="false"/>
                 <w:i w:val="false"/>
                 <w:iCs w:val="false"/>
-                <w:color w:val="161616"/>
+                <w:color w:val="525252"/>
                 <w:sz w:val="21"/>
                 <w:szCs w:val="21"/>
               </w:rPr>
@@ -966,27 +936,17 @@
               <w:spacing w:after="80" w:before="0"/>
             </w:pPr>
             <w:r>
-              <w:rPr>
-                <w:rFonts w:ascii="Calibri" w:cs="Calibri" w:eastAsia="Calibri" w:hAnsi="Calibri"/>
-                <w:b w:val="false"/>
-                <w:bCs w:val="false"/>
-                <w:i w:val="false"/>
-                <w:iCs w:val="false"/>
-                <w:color w:val="161616"/>
-                <w:sz w:val="21"/>
-                <w:szCs w:val="21"/>
-              </w:rPr>
-              <w:t xml:space="preserve"> </w:t>
+              <w:t xml:space="preserve"/>
             </w:r>
           </w:p>
           <w:tbl>
             <w:tblPr>
               <w:tblW w:type="dxa" w:w="4493"/>
               <w:tblBorders>
-                <w:top w:val="single" w:color="auto" w:sz="4"/>
-                <w:left w:val="single" w:color="auto" w:sz="4"/>
-                <w:bottom w:val="single" w:color="auto" w:sz="4"/>
-                <w:right w:val="single" w:color="auto" w:sz="4"/>
+                <w:top w:val="none" w:color="auto" w:sz="0"/>
+                <w:left w:val="none" w:color="auto" w:sz="0"/>
+                <w:bottom w:val="none" w:color="auto" w:sz="0"/>
+                <w:right w:val="none" w:color="auto" w:sz="0"/>
                 <w:insideH w:val="single" w:color="auto" w:sz="4"/>
                 <w:insideV w:val="single" w:color="auto" w:sz="4"/>
               </w:tblBorders>
@@ -1001,12 +961,12 @@
                 <w:tcPr>
                   <w:tcW w:type="dxa" w:w="2808"/>
                   <w:tcBorders>
-                    <w:top w:val="single" w:color="0F62FE" w:sz="10"/>
-                    <w:left w:val="single" w:color="E0E0E0" w:sz="4"/>
-                    <w:bottom w:val="single" w:color="E0E0E0" w:sz="4"/>
-                    <w:right w:val="single" w:color="E0E0E0" w:sz="4"/>
-                  </w:tcBorders>
-                  <w:shd w:fill="EBF2FF" w:val="solid"/>
+                    <w:top w:val="single" w:color="0F62FE" w:sz="12"/>
+                    <w:left w:val="single" w:color="E0E0E0" w:sz="4"/>
+                    <w:bottom w:val="single" w:color="E0E0E0" w:sz="4"/>
+                    <w:right w:val="single" w:color="E0E0E0" w:sz="4"/>
+                  </w:tcBorders>
+                  <w:shd w:fill="D0E2FF" w:val="clear"/>
                   <w:tcMar>
                     <w:top w:type="dxa" w:w="40"/>
                     <w:left w:type="dxa" w:w="120"/>
@@ -1017,7 +977,6 @@
                 <w:p>
                   <w:pPr>
                     <w:spacing w:after="60" w:before="60"/>
-                    <w:jc w:val="left"/>
                   </w:pPr>
                   <w:r>
                     <w:rPr>
@@ -1038,12 +997,12 @@
                 <w:tcPr>
                   <w:tcW w:type="dxa" w:w="1685"/>
                   <w:tcBorders>
-                    <w:top w:val="single" w:color="0F62FE" w:sz="10"/>
-                    <w:left w:val="single" w:color="E0E0E0" w:sz="4"/>
-                    <w:bottom w:val="single" w:color="E0E0E0" w:sz="4"/>
-                    <w:right w:val="single" w:color="E0E0E0" w:sz="4"/>
-                  </w:tcBorders>
-                  <w:shd w:fill="EBF2FF" w:val="solid"/>
+                    <w:top w:val="single" w:color="0F62FE" w:sz="12"/>
+                    <w:left w:val="single" w:color="E0E0E0" w:sz="4"/>
+                    <w:bottom w:val="single" w:color="E0E0E0" w:sz="4"/>
+                    <w:right w:val="single" w:color="E0E0E0" w:sz="4"/>
+                  </w:tcBorders>
+                  <w:shd w:fill="D0E2FF" w:val="clear"/>
                   <w:tcMar>
                     <w:top w:type="dxa" w:w="40"/>
                     <w:left w:type="dxa" w:w="120"/>
@@ -1054,7 +1013,6 @@
                 <w:p>
                   <w:pPr>
                     <w:spacing w:after="60" w:before="60"/>
-                    <w:jc w:val="left"/>
                   </w:pPr>
                   <w:r>
                     <w:rPr>
@@ -1082,7 +1040,7 @@
                     <w:bottom w:val="single" w:color="E0E0E0" w:sz="4"/>
                     <w:right w:val="single" w:color="E0E0E0" w:sz="4"/>
                   </w:tcBorders>
-                  <w:shd w:fill="FFFFFF" w:val="solid"/>
+                  <w:shd w:fill="FFFFFF" w:val="clear"/>
                   <w:tcMar>
                     <w:top w:type="dxa" w:w="40"/>
                     <w:left w:type="dxa" w:w="120"/>
@@ -1118,7 +1076,7 @@
                     <w:bottom w:val="single" w:color="E0E0E0" w:sz="4"/>
                     <w:right w:val="single" w:color="E0E0E0" w:sz="4"/>
                   </w:tcBorders>
-                  <w:shd w:fill="FFFFFF" w:val="solid"/>
+                  <w:shd w:fill="FFFFFF" w:val="clear"/>
                   <w:tcMar>
                     <w:top w:type="dxa" w:w="40"/>
                     <w:left w:type="dxa" w:w="120"/>
@@ -1156,7 +1114,7 @@
                     <w:bottom w:val="single" w:color="E0E0E0" w:sz="4"/>
                     <w:right w:val="single" w:color="E0E0E0" w:sz="4"/>
                   </w:tcBorders>
-                  <w:shd w:fill="F4F4F4" w:val="solid"/>
+                  <w:shd w:fill="F4F4F4" w:val="clear"/>
                   <w:tcMar>
                     <w:top w:type="dxa" w:w="40"/>
                     <w:left w:type="dxa" w:w="120"/>
@@ -1192,7 +1150,7 @@
                     <w:bottom w:val="single" w:color="E0E0E0" w:sz="4"/>
                     <w:right w:val="single" w:color="E0E0E0" w:sz="4"/>
                   </w:tcBorders>
-                  <w:shd w:fill="F4F4F4" w:val="solid"/>
+                  <w:shd w:fill="F4F4F4" w:val="clear"/>
                   <w:tcMar>
                     <w:top w:type="dxa" w:w="40"/>
                     <w:left w:type="dxa" w:w="120"/>
@@ -1230,7 +1188,7 @@
                     <w:bottom w:val="single" w:color="E0E0E0" w:sz="4"/>
                     <w:right w:val="single" w:color="E0E0E0" w:sz="4"/>
                   </w:tcBorders>
-                  <w:shd w:fill="FFFFFF" w:val="solid"/>
+                  <w:shd w:fill="FFFFFF" w:val="clear"/>
                   <w:tcMar>
                     <w:top w:type="dxa" w:w="40"/>
                     <w:left w:type="dxa" w:w="120"/>
@@ -1253,7 +1211,7 @@
                       <w:sz w:val="19"/>
                       <w:szCs w:val="19"/>
                     </w:rPr>
-                    <w:t xml:space="preserve">Low test automation (~25%)</w:t>
+                    <w:t xml:space="preserve">Low test automation</w:t>
                   </w:r>
                 </w:p>
               </w:tc>
@@ -1266,7 +1224,7 @@
                     <w:bottom w:val="single" w:color="E0E0E0" w:sz="4"/>
                     <w:right w:val="single" w:color="E0E0E0" w:sz="4"/>
                   </w:tcBorders>
-                  <w:shd w:fill="FFFFFF" w:val="solid"/>
+                  <w:shd w:fill="FFFFFF" w:val="clear"/>
                   <w:tcMar>
                     <w:top w:type="dxa" w:w="40"/>
                     <w:left w:type="dxa" w:w="120"/>
@@ -1304,7 +1262,7 @@
                     <w:bottom w:val="single" w:color="E0E0E0" w:sz="4"/>
                     <w:right w:val="single" w:color="E0E0E0" w:sz="4"/>
                   </w:tcBorders>
-                  <w:shd w:fill="F4F4F4" w:val="solid"/>
+                  <w:shd w:fill="F4F4F4" w:val="clear"/>
                   <w:tcMar>
                     <w:top w:type="dxa" w:w="40"/>
                     <w:left w:type="dxa" w:w="120"/>
@@ -1340,7 +1298,7 @@
                     <w:bottom w:val="single" w:color="E0E0E0" w:sz="4"/>
                     <w:right w:val="single" w:color="E0E0E0" w:sz="4"/>
                   </w:tcBorders>
-                  <w:shd w:fill="F4F4F4" w:val="solid"/>
+                  <w:shd w:fill="F4F4F4" w:val="clear"/>
                   <w:tcMar>
                     <w:top w:type="dxa" w:w="40"/>
                     <w:left w:type="dxa" w:w="120"/>
@@ -1378,7 +1336,7 @@
                     <w:bottom w:val="single" w:color="E0E0E0" w:sz="4"/>
                     <w:right w:val="single" w:color="E0E0E0" w:sz="4"/>
                   </w:tcBorders>
-                  <w:shd w:fill="FFFFFF" w:val="solid"/>
+                  <w:shd w:fill="FFFFFF" w:val="clear"/>
                   <w:tcMar>
                     <w:top w:type="dxa" w:w="40"/>
                     <w:left w:type="dxa" w:w="120"/>
@@ -1401,7 +1359,7 @@
                       <w:sz w:val="19"/>
                       <w:szCs w:val="19"/>
                     </w:rPr>
-                    <w:t xml:space="preserve">Growing technology debt</w:t>
+                    <w:t xml:space="preserve">Growing tech debt</w:t>
                   </w:r>
                 </w:p>
               </w:tc>
@@ -1414,7 +1372,7 @@
                     <w:bottom w:val="single" w:color="E0E0E0" w:sz="4"/>
                     <w:right w:val="single" w:color="E0E0E0" w:sz="4"/>
                   </w:tcBorders>
-                  <w:shd w:fill="FFFFFF" w:val="solid"/>
+                  <w:shd w:fill="FFFFFF" w:val="clear"/>
                   <w:tcMar>
                     <w:top w:type="dxa" w:w="40"/>
                     <w:left w:type="dxa" w:w="120"/>
@@ -1449,29 +1407,19 @@
           <w:tcPr>
             <w:tcW w:type="dxa" w:w="374"/>
             <w:tcBorders>
-              <w:top w:val="none"/>
-              <w:left w:val="none"/>
-              <w:bottom w:val="none"/>
-              <w:right w:val="none"/>
+              <w:top w:val="none" w:color="auto" w:sz="0"/>
+              <w:left w:val="none" w:color="auto" w:sz="0"/>
+              <w:bottom w:val="none" w:color="auto" w:sz="0"/>
+              <w:right w:val="none" w:color="auto" w:sz="0"/>
             </w:tcBorders>
-            <w:shd w:fill="FFFFFF" w:val="solid"/>
+            <w:shd w:fill="FFFFFF" w:val="clear"/>
           </w:tcPr>
           <w:p>
             <w:pPr>
               <w:spacing w:after="0" w:before="0"/>
             </w:pPr>
             <w:r>
-              <w:rPr>
-                <w:rFonts w:ascii="Calibri" w:cs="Calibri" w:eastAsia="Calibri" w:hAnsi="Calibri"/>
-                <w:b w:val="false"/>
-                <w:bCs w:val="false"/>
-                <w:i w:val="false"/>
-                <w:iCs w:val="false"/>
-                <w:color w:val="161616"/>
-                <w:sz w:val="21"/>
-                <w:szCs w:val="21"/>
-              </w:rPr>
-              <w:t xml:space="preserve"> </w:t>
+              <w:t xml:space="preserve"/>
             </w:r>
           </w:p>
         </w:tc>
@@ -1479,12 +1427,12 @@
           <w:tcPr>
             <w:tcW w:type="dxa" w:w="4493"/>
             <w:tcBorders>
-              <w:top w:val="none"/>
-              <w:left w:val="none"/>
-              <w:bottom w:val="none"/>
-              <w:right w:val="none"/>
+              <w:top w:val="none" w:color="auto" w:sz="0"/>
+              <w:left w:val="none" w:color="auto" w:sz="0"/>
+              <w:bottom w:val="none" w:color="auto" w:sz="0"/>
+              <w:right w:val="none" w:color="auto" w:sz="0"/>
             </w:tcBorders>
-            <w:shd w:fill="FFFFFF" w:val="solid"/>
+            <w:shd w:fill="FFFFFF" w:val="clear"/>
             <w:tcMar>
               <w:left w:type="dxa" w:w="160"/>
             </w:tcMar>
@@ -1518,11 +1466,11 @@
                 <w:bCs w:val="false"/>
                 <w:i w:val="false"/>
                 <w:iCs w:val="false"/>
-                <w:color w:val="161616"/>
+                <w:color w:val="525252"/>
                 <w:sz w:val="21"/>
                 <w:szCs w:val="21"/>
               </w:rPr>
-              <w:t xml:space="preserve">IBM proposes a unified partnership spanning Application Development, Quality Engineering, and Operations — with AI as the operating engine.</w:t>
+              <w:t xml:space="preserve">IBM proposes a unified partnership spanning Application Development, Quality Engineering, and Operations — with AI as the operating engine so Horizon’s teams focus on outcomes, not overhead.</w:t>
             </w:r>
           </w:p>
           <w:p>
@@ -1545,7 +1493,7 @@
                 <w:sz w:val="21"/>
                 <w:szCs w:val="21"/>
               </w:rPr>
-              <w:t xml:space="preserve">Faster development through AI-assisted engineering and automated, risk-scored release pipelines.</w:t>
+              <w:t xml:space="preserve">Faster development cycles through AI-assisted engineering and risk-scored release pipelines.</w:t>
             </w:r>
           </w:p>
           <w:p>
@@ -1591,7 +1539,7 @@
                 <w:sz w:val="21"/>
                 <w:szCs w:val="21"/>
               </w:rPr>
-              <w:t xml:space="preserve">Operations that self-heal: most incidents resolved automatically, before a provider or member notices.</w:t>
+              <w:t xml:space="preserve">Operations that self-heal: most incidents resolved automatically, before anyone notices.</w:t>
             </w:r>
           </w:p>
           <w:p>
@@ -1637,7 +1585,7 @@
                 <w:sz w:val="21"/>
                 <w:szCs w:val="21"/>
               </w:rPr>
-              <w:t xml:space="preserve">Real-time executive visibility into cost, quality, speed, and member impact.</w:t>
+              <w:t xml:space="preserve">Executive visibility into cost, quality, speed, and member impact in real time.</w:t>
             </w:r>
           </w:p>
           <w:p>
@@ -1645,27 +1593,17 @@
               <w:spacing w:after="80" w:before="0"/>
             </w:pPr>
             <w:r>
-              <w:rPr>
-                <w:rFonts w:ascii="Calibri" w:cs="Calibri" w:eastAsia="Calibri" w:hAnsi="Calibri"/>
-                <w:b w:val="false"/>
-                <w:bCs w:val="false"/>
-                <w:i w:val="false"/>
-                <w:iCs w:val="false"/>
-                <w:color w:val="161616"/>
-                <w:sz w:val="21"/>
-                <w:szCs w:val="21"/>
-              </w:rPr>
-              <w:t xml:space="preserve"> </w:t>
+              <w:t xml:space="preserve"/>
             </w:r>
           </w:p>
           <w:tbl>
             <w:tblPr>
               <w:tblW w:type="dxa" w:w="4493"/>
               <w:tblBorders>
-                <w:top w:val="single" w:color="auto" w:sz="4"/>
-                <w:left w:val="single" w:color="auto" w:sz="4"/>
-                <w:bottom w:val="single" w:color="auto" w:sz="4"/>
-                <w:right w:val="single" w:color="auto" w:sz="4"/>
+                <w:top w:val="none" w:color="auto" w:sz="0"/>
+                <w:left w:val="none" w:color="auto" w:sz="0"/>
+                <w:bottom w:val="none" w:color="auto" w:sz="0"/>
+                <w:right w:val="none" w:color="auto" w:sz="0"/>
                 <w:insideH w:val="single" w:color="auto" w:sz="4"/>
                 <w:insideV w:val="single" w:color="auto" w:sz="4"/>
               </w:tblBorders>
@@ -1680,12 +1618,12 @@
                 <w:tcPr>
                   <w:tcW w:type="dxa" w:w="2621"/>
                   <w:tcBorders>
-                    <w:top w:val="single" w:color="0F62FE" w:sz="10"/>
-                    <w:left w:val="single" w:color="E0E0E0" w:sz="4"/>
-                    <w:bottom w:val="single" w:color="E0E0E0" w:sz="4"/>
-                    <w:right w:val="single" w:color="E0E0E0" w:sz="4"/>
-                  </w:tcBorders>
-                  <w:shd w:fill="EBF2FF" w:val="solid"/>
+                    <w:top w:val="single" w:color="0F62FE" w:sz="12"/>
+                    <w:left w:val="single" w:color="E0E0E0" w:sz="4"/>
+                    <w:bottom w:val="single" w:color="E0E0E0" w:sz="4"/>
+                    <w:right w:val="single" w:color="E0E0E0" w:sz="4"/>
+                  </w:tcBorders>
+                  <w:shd w:fill="D0E2FF" w:val="clear"/>
                   <w:tcMar>
                     <w:top w:type="dxa" w:w="40"/>
                     <w:left w:type="dxa" w:w="120"/>
@@ -1696,7 +1634,6 @@
                 <w:p>
                   <w:pPr>
                     <w:spacing w:after="60" w:before="60"/>
-                    <w:jc w:val="left"/>
                   </w:pPr>
                   <w:r>
                     <w:rPr>
@@ -1717,12 +1654,12 @@
                 <w:tcPr>
                   <w:tcW w:type="dxa" w:w="1872"/>
                   <w:tcBorders>
-                    <w:top w:val="single" w:color="0F62FE" w:sz="10"/>
-                    <w:left w:val="single" w:color="E0E0E0" w:sz="4"/>
-                    <w:bottom w:val="single" w:color="E0E0E0" w:sz="4"/>
-                    <w:right w:val="single" w:color="E0E0E0" w:sz="4"/>
-                  </w:tcBorders>
-                  <w:shd w:fill="EBF2FF" w:val="solid"/>
+                    <w:top w:val="single" w:color="0F62FE" w:sz="12"/>
+                    <w:left w:val="single" w:color="E0E0E0" w:sz="4"/>
+                    <w:bottom w:val="single" w:color="E0E0E0" w:sz="4"/>
+                    <w:right w:val="single" w:color="E0E0E0" w:sz="4"/>
+                  </w:tcBorders>
+                  <w:shd w:fill="D0E2FF" w:val="clear"/>
                   <w:tcMar>
                     <w:top w:type="dxa" w:w="40"/>
                     <w:left w:type="dxa" w:w="120"/>
@@ -1733,7 +1670,6 @@
                 <w:p>
                   <w:pPr>
                     <w:spacing w:after="60" w:before="60"/>
-                    <w:jc w:val="left"/>
                   </w:pPr>
                   <w:r>
                     <w:rPr>
@@ -1761,7 +1697,7 @@
                     <w:bottom w:val="single" w:color="E0E0E0" w:sz="4"/>
                     <w:right w:val="single" w:color="E0E0E0" w:sz="4"/>
                   </w:tcBorders>
-                  <w:shd w:fill="FFFFFF" w:val="solid"/>
+                  <w:shd w:fill="FFFFFF" w:val="clear"/>
                   <w:tcMar>
                     <w:top w:type="dxa" w:w="40"/>
                     <w:left w:type="dxa" w:w="120"/>
@@ -1797,7 +1733,7 @@
                     <w:bottom w:val="single" w:color="E0E0E0" w:sz="4"/>
                     <w:right w:val="single" w:color="E0E0E0" w:sz="4"/>
                   </w:tcBorders>
-                  <w:shd w:fill="EBF2FF" w:val="solid"/>
+                  <w:shd w:fill="EBF2FF" w:val="clear"/>
                   <w:tcMar>
                     <w:top w:type="dxa" w:w="40"/>
                     <w:left w:type="dxa" w:w="120"/>
@@ -1835,7 +1771,7 @@
                     <w:bottom w:val="single" w:color="E0E0E0" w:sz="4"/>
                     <w:right w:val="single" w:color="E0E0E0" w:sz="4"/>
                   </w:tcBorders>
-                  <w:shd w:fill="F4F4F4" w:val="solid"/>
+                  <w:shd w:fill="F4F4F4" w:val="clear"/>
                   <w:tcMar>
                     <w:top w:type="dxa" w:w="40"/>
                     <w:left w:type="dxa" w:w="120"/>
@@ -1871,7 +1807,7 @@
                     <w:bottom w:val="single" w:color="E0E0E0" w:sz="4"/>
                     <w:right w:val="single" w:color="E0E0E0" w:sz="4"/>
                   </w:tcBorders>
-                  <w:shd w:fill="EBF2FF" w:val="solid"/>
+                  <w:shd w:fill="EBF2FF" w:val="clear"/>
                   <w:tcMar>
                     <w:top w:type="dxa" w:w="40"/>
                     <w:left w:type="dxa" w:w="120"/>
@@ -1909,7 +1845,7 @@
                     <w:bottom w:val="single" w:color="E0E0E0" w:sz="4"/>
                     <w:right w:val="single" w:color="E0E0E0" w:sz="4"/>
                   </w:tcBorders>
-                  <w:shd w:fill="FFFFFF" w:val="solid"/>
+                  <w:shd w:fill="FFFFFF" w:val="clear"/>
                   <w:tcMar>
                     <w:top w:type="dxa" w:w="40"/>
                     <w:left w:type="dxa" w:w="120"/>
@@ -1945,7 +1881,7 @@
                     <w:bottom w:val="single" w:color="E0E0E0" w:sz="4"/>
                     <w:right w:val="single" w:color="E0E0E0" w:sz="4"/>
                   </w:tcBorders>
-                  <w:shd w:fill="EBF2FF" w:val="solid"/>
+                  <w:shd w:fill="EBF2FF" w:val="clear"/>
                   <w:tcMar>
                     <w:top w:type="dxa" w:w="40"/>
                     <w:left w:type="dxa" w:w="120"/>
@@ -1983,7 +1919,7 @@
                     <w:bottom w:val="single" w:color="E0E0E0" w:sz="4"/>
                     <w:right w:val="single" w:color="E0E0E0" w:sz="4"/>
                   </w:tcBorders>
-                  <w:shd w:fill="F4F4F4" w:val="solid"/>
+                  <w:shd w:fill="F4F4F4" w:val="clear"/>
                   <w:tcMar>
                     <w:top w:type="dxa" w:w="40"/>
                     <w:left w:type="dxa" w:w="120"/>
@@ -2019,7 +1955,7 @@
                     <w:bottom w:val="single" w:color="E0E0E0" w:sz="4"/>
                     <w:right w:val="single" w:color="E0E0E0" w:sz="4"/>
                   </w:tcBorders>
-                  <w:shd w:fill="EBF2FF" w:val="solid"/>
+                  <w:shd w:fill="EBF2FF" w:val="clear"/>
                   <w:tcMar>
                     <w:top w:type="dxa" w:w="40"/>
                     <w:left w:type="dxa" w:w="120"/>
@@ -2057,7 +1993,7 @@
                     <w:bottom w:val="single" w:color="E0E0E0" w:sz="4"/>
                     <w:right w:val="single" w:color="E0E0E0" w:sz="4"/>
                   </w:tcBorders>
-                  <w:shd w:fill="FFFFFF" w:val="solid"/>
+                  <w:shd w:fill="FFFFFF" w:val="clear"/>
                   <w:tcMar>
                     <w:top w:type="dxa" w:w="40"/>
                     <w:left w:type="dxa" w:w="120"/>
@@ -2093,7 +2029,7 @@
                     <w:bottom w:val="single" w:color="E0E0E0" w:sz="4"/>
                     <w:right w:val="single" w:color="E0E0E0" w:sz="4"/>
                   </w:tcBorders>
-                  <w:shd w:fill="EBF2FF" w:val="solid"/>
+                  <w:shd w:fill="EBF2FF" w:val="clear"/>
                   <w:tcMar>
                     <w:top w:type="dxa" w:w="40"/>
                     <w:left w:type="dxa" w:w="120"/>
@@ -2197,11 +2133,11 @@
           <w:bCs w:val="false"/>
           <w:i w:val="false"/>
           <w:iCs w:val="false"/>
-          <w:color w:val="161616"/>
+          <w:color w:val="525252"/>
           <w:sz w:val="21"/>
           <w:szCs w:val="21"/>
         </w:rPr>
-        <w:t xml:space="preserve">IBM unifies Application Development, Quality Engineering, and Operations into product-aligned teams that own a business domain end-to-end. AI runs the engine beneath — routing, healing, testing, deploying — while teams focus on outcomes, not overhead.</w:t>
+        <w:t xml:space="preserve">IBM unifies Application Development, Quality Engineering, and Operations into product-aligned teams that own a business domain end-to-end. AI runs the engine beneath — routing, healing, testing, deploying — while teams focus on outcomes.</w:t>
       </w:r>
     </w:p>
     <w:p>
@@ -2209,27 +2145,17 @@
         <w:spacing w:after="80" w:before="0"/>
       </w:pPr>
       <w:r>
-        <w:rPr>
-          <w:rFonts w:ascii="Calibri" w:cs="Calibri" w:eastAsia="Calibri" w:hAnsi="Calibri"/>
-          <w:b w:val="false"/>
-          <w:bCs w:val="false"/>
-          <w:i w:val="false"/>
-          <w:iCs w:val="false"/>
-          <w:color w:val="161616"/>
-          <w:sz w:val="21"/>
-          <w:szCs w:val="21"/>
-        </w:rPr>
-        <w:t xml:space="preserve"> </w:t>
+        <w:t xml:space="preserve"/>
       </w:r>
     </w:p>
     <w:tbl>
       <w:tblPr>
         <w:tblW w:type="dxa" w:w="9360"/>
         <w:tblBorders>
-          <w:top w:val="single" w:color="auto" w:sz="4"/>
-          <w:left w:val="single" w:color="auto" w:sz="4"/>
-          <w:bottom w:val="single" w:color="auto" w:sz="4"/>
-          <w:right w:val="single" w:color="auto" w:sz="4"/>
+          <w:top w:val="none" w:color="auto" w:sz="0"/>
+          <w:left w:val="none" w:color="auto" w:sz="0"/>
+          <w:bottom w:val="none" w:color="auto" w:sz="0"/>
+          <w:right w:val="none" w:color="auto" w:sz="0"/>
           <w:insideH w:val="single" w:color="auto" w:sz="4"/>
           <w:insideV w:val="single" w:color="auto" w:sz="4"/>
         </w:tblBorders>
@@ -2247,12 +2173,12 @@
           <w:tcPr>
             <w:gridSpan w:val="5"/>
             <w:tcBorders>
-              <w:top w:val="single" w:color="0F62FE" w:sz="8"/>
+              <w:top w:val="single" w:color="0F62FE" w:sz="12"/>
               <w:left w:val="single" w:color="E0E0E0" w:sz="4"/>
               <w:bottom w:val="single" w:color="E0E0E0" w:sz="4"/>
               <w:right w:val="single" w:color="E0E0E0" w:sz="4"/>
             </w:tcBorders>
-            <w:shd w:fill="D0E2FF" w:val="solid"/>
+            <w:shd w:fill="D0E2FF" w:val="clear"/>
             <w:tcMar>
               <w:top w:type="dxa" w:w="60"/>
               <w:left w:type="dxa" w:w="160"/>
@@ -2310,7 +2236,7 @@
               <w:bottom w:val="single" w:color="E0E0E0" w:sz="4"/>
               <w:right w:val="single" w:color="E0E0E0" w:sz="4"/>
             </w:tcBorders>
-            <w:shd w:fill="FFFFFF" w:val="solid"/>
+            <w:shd w:fill="FFFFFF" w:val="clear"/>
             <w:tcMar>
               <w:top w:type="dxa" w:w="80"/>
               <w:left w:type="dxa" w:w="80"/>
@@ -2348,7 +2274,7 @@
               <w:bottom w:val="single" w:color="E0E0E0" w:sz="4"/>
               <w:right w:val="single" w:color="E0E0E0" w:sz="4"/>
             </w:tcBorders>
-            <w:shd w:fill="FFFFFF" w:val="solid"/>
+            <w:shd w:fill="FFFFFF" w:val="clear"/>
             <w:tcMar>
               <w:top w:type="dxa" w:w="80"/>
               <w:left w:type="dxa" w:w="80"/>
@@ -2386,7 +2312,7 @@
               <w:bottom w:val="single" w:color="E0E0E0" w:sz="4"/>
               <w:right w:val="single" w:color="E0E0E0" w:sz="4"/>
             </w:tcBorders>
-            <w:shd w:fill="FFFFFF" w:val="solid"/>
+            <w:shd w:fill="FFFFFF" w:val="clear"/>
             <w:tcMar>
               <w:top w:type="dxa" w:w="80"/>
               <w:left w:type="dxa" w:w="80"/>
@@ -2424,7 +2350,7 @@
               <w:bottom w:val="single" w:color="E0E0E0" w:sz="4"/>
               <w:right w:val="single" w:color="E0E0E0" w:sz="4"/>
             </w:tcBorders>
-            <w:shd w:fill="FFFFFF" w:val="solid"/>
+            <w:shd w:fill="FFFFFF" w:val="clear"/>
             <w:tcMar>
               <w:top w:type="dxa" w:w="80"/>
               <w:left w:type="dxa" w:w="80"/>
@@ -2462,7 +2388,7 @@
               <w:bottom w:val="single" w:color="E0E0E0" w:sz="4"/>
               <w:right w:val="single" w:color="E0E0E0" w:sz="4"/>
             </w:tcBorders>
-            <w:shd w:fill="FFFFFF" w:val="solid"/>
+            <w:shd w:fill="FFFFFF" w:val="clear"/>
             <w:tcMar>
               <w:top w:type="dxa" w:w="80"/>
               <w:left w:type="dxa" w:w="80"/>
@@ -2502,7 +2428,7 @@
               <w:bottom w:val="single" w:color="E0E0E0" w:sz="4"/>
               <w:right w:val="single" w:color="E0E0E0" w:sz="4"/>
             </w:tcBorders>
-            <w:shd w:fill="EBF2FF" w:val="solid"/>
+            <w:shd w:fill="EBF2FF" w:val="clear"/>
             <w:tcMar>
               <w:top w:type="dxa" w:w="60"/>
               <w:left w:type="dxa" w:w="160"/>
@@ -2541,7 +2467,7 @@
               <w:bottom w:val="single" w:color="E0E0E0" w:sz="4"/>
               <w:right w:val="single" w:color="E0E0E0" w:sz="4"/>
             </w:tcBorders>
-            <w:shd w:fill="F4F4F4" w:val="solid"/>
+            <w:shd w:fill="F4F4F4" w:val="clear"/>
             <w:tcMar>
               <w:top w:type="dxa" w:w="60"/>
               <w:left w:type="dxa" w:w="160"/>
@@ -2576,27 +2502,17 @@
         <w:spacing w:after="120" w:before="0"/>
       </w:pPr>
       <w:r>
-        <w:rPr>
-          <w:rFonts w:ascii="Calibri" w:cs="Calibri" w:eastAsia="Calibri" w:hAnsi="Calibri"/>
-          <w:b w:val="false"/>
-          <w:bCs w:val="false"/>
-          <w:i w:val="false"/>
-          <w:iCs w:val="false"/>
-          <w:color w:val="161616"/>
-          <w:sz w:val="21"/>
-          <w:szCs w:val="21"/>
-        </w:rPr>
-        <w:t xml:space="preserve"> </w:t>
+        <w:t xml:space="preserve"/>
       </w:r>
     </w:p>
     <w:tbl>
       <w:tblPr>
         <w:tblW w:type="dxa" w:w="9360"/>
         <w:tblBorders>
-          <w:top w:val="none"/>
-          <w:left w:val="none"/>
-          <w:bottom w:val="none"/>
-          <w:right w:val="none"/>
+          <w:top w:val="none" w:color="auto" w:sz="0"/>
+          <w:left w:val="none" w:color="auto" w:sz="0"/>
+          <w:bottom w:val="none" w:color="auto" w:sz="0"/>
+          <w:right w:val="none" w:color="auto" w:sz="0"/>
           <w:insideH w:val="single" w:color="auto" w:sz="4"/>
           <w:insideV w:val="single" w:color="auto" w:sz="4"/>
         </w:tblBorders>
@@ -2612,12 +2528,12 @@
           <w:tcPr>
             <w:tcW w:type="dxa" w:w="4493"/>
             <w:tcBorders>
-              <w:top w:val="none"/>
-              <w:left w:val="none"/>
-              <w:bottom w:val="none"/>
-              <w:right w:val="none"/>
+              <w:top w:val="none" w:color="auto" w:sz="0"/>
+              <w:left w:val="none" w:color="auto" w:sz="0"/>
+              <w:bottom w:val="none" w:color="auto" w:sz="0"/>
+              <w:right w:val="none" w:color="auto" w:sz="0"/>
             </w:tcBorders>
-            <w:shd w:fill="FFFFFF" w:val="solid"/>
+            <w:shd w:fill="FFFFFF" w:val="clear"/>
             <w:tcMar>
               <w:right w:type="dxa" w:w="160"/>
             </w:tcMar>
@@ -2753,29 +2669,19 @@
           <w:tcPr>
             <w:tcW w:type="dxa" w:w="374"/>
             <w:tcBorders>
-              <w:top w:val="none"/>
-              <w:left w:val="none"/>
-              <w:bottom w:val="none"/>
-              <w:right w:val="none"/>
+              <w:top w:val="none" w:color="auto" w:sz="0"/>
+              <w:left w:val="none" w:color="auto" w:sz="0"/>
+              <w:bottom w:val="none" w:color="auto" w:sz="0"/>
+              <w:right w:val="none" w:color="auto" w:sz="0"/>
             </w:tcBorders>
-            <w:shd w:fill="FFFFFF" w:val="solid"/>
+            <w:shd w:fill="FFFFFF" w:val="clear"/>
           </w:tcPr>
           <w:p>
             <w:pPr>
               <w:spacing w:after="0" w:before="0"/>
             </w:pPr>
             <w:r>
-              <w:rPr>
-                <w:rFonts w:ascii="Calibri" w:cs="Calibri" w:eastAsia="Calibri" w:hAnsi="Calibri"/>
-                <w:b w:val="false"/>
-                <w:bCs w:val="false"/>
-                <w:i w:val="false"/>
-                <w:iCs w:val="false"/>
-                <w:color w:val="161616"/>
-                <w:sz w:val="21"/>
-                <w:szCs w:val="21"/>
-              </w:rPr>
-              <w:t xml:space="preserve"> </w:t>
+              <w:t xml:space="preserve"/>
             </w:r>
           </w:p>
         </w:tc>
@@ -2783,12 +2689,12 @@
           <w:tcPr>
             <w:tcW w:type="dxa" w:w="4493"/>
             <w:tcBorders>
-              <w:top w:val="none"/>
-              <w:left w:val="none"/>
-              <w:bottom w:val="none"/>
-              <w:right w:val="none"/>
+              <w:top w:val="none" w:color="auto" w:sz="0"/>
+              <w:left w:val="none" w:color="auto" w:sz="0"/>
+              <w:bottom w:val="none" w:color="auto" w:sz="0"/>
+              <w:right w:val="none" w:color="auto" w:sz="0"/>
             </w:tcBorders>
-            <w:shd w:fill="FFFFFF" w:val="solid"/>
+            <w:shd w:fill="FFFFFF" w:val="clear"/>
             <w:tcMar>
               <w:left w:type="dxa" w:w="160"/>
             </w:tcMar>
@@ -2815,10 +2721,10 @@
             <w:tblPr>
               <w:tblW w:type="dxa" w:w="4493"/>
               <w:tblBorders>
-                <w:top w:val="single" w:color="auto" w:sz="4"/>
-                <w:left w:val="single" w:color="auto" w:sz="4"/>
-                <w:bottom w:val="single" w:color="auto" w:sz="4"/>
-                <w:right w:val="single" w:color="auto" w:sz="4"/>
+                <w:top w:val="none" w:color="auto" w:sz="0"/>
+                <w:left w:val="none" w:color="auto" w:sz="0"/>
+                <w:bottom w:val="none" w:color="auto" w:sz="0"/>
+                <w:right w:val="none" w:color="auto" w:sz="0"/>
                 <w:insideH w:val="single" w:color="auto" w:sz="4"/>
                 <w:insideV w:val="single" w:color="auto" w:sz="4"/>
               </w:tblBorders>
@@ -2833,12 +2739,12 @@
                 <w:tcPr>
                   <w:tcW w:type="dxa" w:w="2246"/>
                   <w:tcBorders>
-                    <w:top w:val="single" w:color="0F62FE" w:sz="10"/>
-                    <w:left w:val="single" w:color="E0E0E0" w:sz="4"/>
-                    <w:bottom w:val="single" w:color="E0E0E0" w:sz="4"/>
-                    <w:right w:val="single" w:color="E0E0E0" w:sz="4"/>
-                  </w:tcBorders>
-                  <w:shd w:fill="EBF2FF" w:val="solid"/>
+                    <w:top w:val="single" w:color="0F62FE" w:sz="12"/>
+                    <w:left w:val="single" w:color="E0E0E0" w:sz="4"/>
+                    <w:bottom w:val="single" w:color="E0E0E0" w:sz="4"/>
+                    <w:right w:val="single" w:color="E0E0E0" w:sz="4"/>
+                  </w:tcBorders>
+                  <w:shd w:fill="D0E2FF" w:val="clear"/>
                   <w:tcMar>
                     <w:top w:type="dxa" w:w="40"/>
                     <w:left w:type="dxa" w:w="120"/>
@@ -2849,7 +2755,6 @@
                 <w:p>
                   <w:pPr>
                     <w:spacing w:after="60" w:before="60"/>
-                    <w:jc w:val="left"/>
                   </w:pPr>
                   <w:r>
                     <w:rPr>
@@ -2870,12 +2775,12 @@
                 <w:tcPr>
                   <w:tcW w:type="dxa" w:w="2246"/>
                   <w:tcBorders>
-                    <w:top w:val="single" w:color="0F62FE" w:sz="10"/>
-                    <w:left w:val="single" w:color="E0E0E0" w:sz="4"/>
-                    <w:bottom w:val="single" w:color="E0E0E0" w:sz="4"/>
-                    <w:right w:val="single" w:color="E0E0E0" w:sz="4"/>
-                  </w:tcBorders>
-                  <w:shd w:fill="EBF2FF" w:val="solid"/>
+                    <w:top w:val="single" w:color="0F62FE" w:sz="12"/>
+                    <w:left w:val="single" w:color="E0E0E0" w:sz="4"/>
+                    <w:bottom w:val="single" w:color="E0E0E0" w:sz="4"/>
+                    <w:right w:val="single" w:color="E0E0E0" w:sz="4"/>
+                  </w:tcBorders>
+                  <w:shd w:fill="D0E2FF" w:val="clear"/>
                   <w:tcMar>
                     <w:top w:type="dxa" w:w="40"/>
                     <w:left w:type="dxa" w:w="120"/>
@@ -2886,7 +2791,6 @@
                 <w:p>
                   <w:pPr>
                     <w:spacing w:after="60" w:before="60"/>
-                    <w:jc w:val="left"/>
                   </w:pPr>
                   <w:r>
                     <w:rPr>
@@ -2914,7 +2818,7 @@
                     <w:bottom w:val="single" w:color="E0E0E0" w:sz="4"/>
                     <w:right w:val="single" w:color="E0E0E0" w:sz="4"/>
                   </w:tcBorders>
-                  <w:shd w:fill="FFFFFF" w:val="solid"/>
+                  <w:shd w:fill="FFFFFF" w:val="clear"/>
                   <w:tcMar>
                     <w:top w:type="dxa" w:w="40"/>
                     <w:left w:type="dxa" w:w="120"/>
@@ -2950,7 +2854,7 @@
                     <w:bottom w:val="single" w:color="E0E0E0" w:sz="4"/>
                     <w:right w:val="single" w:color="E0E0E0" w:sz="4"/>
                   </w:tcBorders>
-                  <w:shd w:fill="EBF2FF" w:val="solid"/>
+                  <w:shd w:fill="EBF2FF" w:val="clear"/>
                   <w:tcMar>
                     <w:top w:type="dxa" w:w="40"/>
                     <w:left w:type="dxa" w:w="120"/>
@@ -2988,7 +2892,7 @@
                     <w:bottom w:val="single" w:color="E0E0E0" w:sz="4"/>
                     <w:right w:val="single" w:color="E0E0E0" w:sz="4"/>
                   </w:tcBorders>
-                  <w:shd w:fill="F4F4F4" w:val="solid"/>
+                  <w:shd w:fill="F4F4F4" w:val="clear"/>
                   <w:tcMar>
                     <w:top w:type="dxa" w:w="40"/>
                     <w:left w:type="dxa" w:w="120"/>
@@ -3024,7 +2928,7 @@
                     <w:bottom w:val="single" w:color="E0E0E0" w:sz="4"/>
                     <w:right w:val="single" w:color="E0E0E0" w:sz="4"/>
                   </w:tcBorders>
-                  <w:shd w:fill="EBF2FF" w:val="solid"/>
+                  <w:shd w:fill="EBF2FF" w:val="clear"/>
                   <w:tcMar>
                     <w:top w:type="dxa" w:w="40"/>
                     <w:left w:type="dxa" w:w="120"/>
@@ -3062,7 +2966,7 @@
                     <w:bottom w:val="single" w:color="E0E0E0" w:sz="4"/>
                     <w:right w:val="single" w:color="E0E0E0" w:sz="4"/>
                   </w:tcBorders>
-                  <w:shd w:fill="FFFFFF" w:val="solid"/>
+                  <w:shd w:fill="FFFFFF" w:val="clear"/>
                   <w:tcMar>
                     <w:top w:type="dxa" w:w="40"/>
                     <w:left w:type="dxa" w:w="120"/>
@@ -3098,7 +3002,7 @@
                     <w:bottom w:val="single" w:color="E0E0E0" w:sz="4"/>
                     <w:right w:val="single" w:color="E0E0E0" w:sz="4"/>
                   </w:tcBorders>
-                  <w:shd w:fill="EBF2FF" w:val="solid"/>
+                  <w:shd w:fill="EBF2FF" w:val="clear"/>
                   <w:tcMar>
                     <w:top w:type="dxa" w:w="40"/>
                     <w:left w:type="dxa" w:w="120"/>
@@ -3136,7 +3040,7 @@
                     <w:bottom w:val="single" w:color="E0E0E0" w:sz="4"/>
                     <w:right w:val="single" w:color="E0E0E0" w:sz="4"/>
                   </w:tcBorders>
-                  <w:shd w:fill="F4F4F4" w:val="solid"/>
+                  <w:shd w:fill="F4F4F4" w:val="clear"/>
                   <w:tcMar>
                     <w:top w:type="dxa" w:w="40"/>
                     <w:left w:type="dxa" w:w="120"/>
@@ -3172,7 +3076,7 @@
                     <w:bottom w:val="single" w:color="E0E0E0" w:sz="4"/>
                     <w:right w:val="single" w:color="E0E0E0" w:sz="4"/>
                   </w:tcBorders>
-                  <w:shd w:fill="EBF2FF" w:val="solid"/>
+                  <w:shd w:fill="EBF2FF" w:val="clear"/>
                   <w:tcMar>
                     <w:top w:type="dxa" w:w="40"/>
                     <w:left w:type="dxa" w:w="120"/>
@@ -3210,7 +3114,7 @@
                     <w:bottom w:val="single" w:color="E0E0E0" w:sz="4"/>
                     <w:right w:val="single" w:color="E0E0E0" w:sz="4"/>
                   </w:tcBorders>
-                  <w:shd w:fill="FFFFFF" w:val="solid"/>
+                  <w:shd w:fill="FFFFFF" w:val="clear"/>
                   <w:tcMar>
                     <w:top w:type="dxa" w:w="40"/>
                     <w:left w:type="dxa" w:w="120"/>
@@ -3246,7 +3150,7 @@
                     <w:bottom w:val="single" w:color="E0E0E0" w:sz="4"/>
                     <w:right w:val="single" w:color="E0E0E0" w:sz="4"/>
                   </w:tcBorders>
-                  <w:shd w:fill="EBF2FF" w:val="solid"/>
+                  <w:shd w:fill="EBF2FF" w:val="clear"/>
                   <w:tcMar>
                     <w:top w:type="dxa" w:w="40"/>
                     <w:left w:type="dxa" w:w="120"/>
@@ -3284,7 +3188,7 @@
                     <w:bottom w:val="single" w:color="E0E0E0" w:sz="4"/>
                     <w:right w:val="single" w:color="E0E0E0" w:sz="4"/>
                   </w:tcBorders>
-                  <w:shd w:fill="F4F4F4" w:val="solid"/>
+                  <w:shd w:fill="F4F4F4" w:val="clear"/>
                   <w:tcMar>
                     <w:top w:type="dxa" w:w="40"/>
                     <w:left w:type="dxa" w:w="120"/>
@@ -3320,7 +3224,7 @@
                     <w:bottom w:val="single" w:color="E0E0E0" w:sz="4"/>
                     <w:right w:val="single" w:color="E0E0E0" w:sz="4"/>
                   </w:tcBorders>
-                  <w:shd w:fill="EBF2FF" w:val="solid"/>
+                  <w:shd w:fill="EBF2FF" w:val="clear"/>
                   <w:tcMar>
                     <w:top w:type="dxa" w:w="40"/>
                     <w:left w:type="dxa" w:w="120"/>
@@ -3415,20 +3319,10 @@
     </w:p>
     <w:p>
       <w:pPr>
-        <w:spacing w:after="40" w:before="0"/>
+        <w:spacing w:after="60" w:before="0"/>
       </w:pPr>
       <w:r>
-        <w:rPr>
-          <w:rFonts w:ascii="Calibri" w:cs="Calibri" w:eastAsia="Calibri" w:hAnsi="Calibri"/>
-          <w:b w:val="false"/>
-          <w:bCs w:val="false"/>
-          <w:i w:val="false"/>
-          <w:iCs w:val="false"/>
-          <w:color w:val="161616"/>
-          <w:sz w:val="21"/>
-          <w:szCs w:val="21"/>
-        </w:rPr>
-        <w:t xml:space="preserve"> </w:t>
+        <w:t xml:space="preserve"/>
       </w:r>
     </w:p>
     <w:p>
@@ -3483,10 +3377,10 @@
       <w:tblPr>
         <w:tblW w:type="dxa" w:w="9360"/>
         <w:tblBorders>
-          <w:top w:val="none"/>
-          <w:left w:val="none"/>
-          <w:bottom w:val="none"/>
-          <w:right w:val="none"/>
+          <w:top w:val="none" w:color="auto" w:sz="0"/>
+          <w:left w:val="none" w:color="auto" w:sz="0"/>
+          <w:bottom w:val="none" w:color="auto" w:sz="0"/>
+          <w:right w:val="none" w:color="auto" w:sz="0"/>
           <w:insideH w:val="single" w:color="auto" w:sz="4"/>
           <w:insideV w:val="single" w:color="auto" w:sz="4"/>
         </w:tblBorders>
@@ -3502,12 +3396,12 @@
           <w:tcPr>
             <w:tcW w:type="dxa" w:w="4493"/>
             <w:tcBorders>
-              <w:top w:val="none"/>
-              <w:left w:val="none"/>
-              <w:bottom w:val="none"/>
-              <w:right w:val="none"/>
+              <w:top w:val="none" w:color="auto" w:sz="0"/>
+              <w:left w:val="none" w:color="auto" w:sz="0"/>
+              <w:bottom w:val="none" w:color="auto" w:sz="0"/>
+              <w:right w:val="none" w:color="auto" w:sz="0"/>
             </w:tcBorders>
-            <w:shd w:fill="FFFFFF" w:val="solid"/>
+            <w:shd w:fill="FFFFFF" w:val="clear"/>
             <w:tcMar>
               <w:right w:type="dxa" w:w="160"/>
             </w:tcMar>
@@ -3599,7 +3493,7 @@
                 <w:sz w:val="19"/>
                 <w:szCs w:val="19"/>
               </w:rPr>
-              <w:t xml:space="preserve">Every change passes through AI-scored gates: security, performance, coverage, and risk. Low-risk changes deploy without human approval.</w:t>
+              <w:t xml:space="preserve">Every change passes AI-scored gates: security, performance, coverage, and risk. Low-risk changes deploy without human approval.</w:t>
             </w:r>
           </w:p>
           <w:p>
@@ -3679,27 +3573,17 @@
               <w:spacing w:after="60" w:before="0"/>
             </w:pPr>
             <w:r>
-              <w:rPr>
-                <w:rFonts w:ascii="Calibri" w:cs="Calibri" w:eastAsia="Calibri" w:hAnsi="Calibri"/>
-                <w:b w:val="false"/>
-                <w:bCs w:val="false"/>
-                <w:i w:val="false"/>
-                <w:iCs w:val="false"/>
-                <w:color w:val="161616"/>
-                <w:sz w:val="21"/>
-                <w:szCs w:val="21"/>
-              </w:rPr>
-              <w:t xml:space="preserve"> </w:t>
+              <w:t xml:space="preserve"/>
             </w:r>
           </w:p>
           <w:tbl>
             <w:tblPr>
               <w:tblW w:type="dxa" w:w="4493"/>
               <w:tblBorders>
-                <w:top w:val="single" w:color="auto" w:sz="4"/>
-                <w:left w:val="single" w:color="auto" w:sz="4"/>
-                <w:bottom w:val="single" w:color="auto" w:sz="4"/>
-                <w:right w:val="single" w:color="auto" w:sz="4"/>
+                <w:top w:val="none" w:color="auto" w:sz="0"/>
+                <w:left w:val="none" w:color="auto" w:sz="0"/>
+                <w:bottom w:val="none" w:color="auto" w:sz="0"/>
+                <w:right w:val="none" w:color="auto" w:sz="0"/>
                 <w:insideH w:val="single" w:color="auto" w:sz="4"/>
                 <w:insideV w:val="single" w:color="auto" w:sz="4"/>
               </w:tblBorders>
@@ -3714,12 +3598,12 @@
                 <w:tcPr>
                   <w:tcW w:type="dxa" w:w="2621"/>
                   <w:tcBorders>
-                    <w:top w:val="single" w:color="0F62FE" w:sz="10"/>
-                    <w:left w:val="single" w:color="E0E0E0" w:sz="4"/>
-                    <w:bottom w:val="single" w:color="E0E0E0" w:sz="4"/>
-                    <w:right w:val="single" w:color="E0E0E0" w:sz="4"/>
-                  </w:tcBorders>
-                  <w:shd w:fill="EBF2FF" w:val="solid"/>
+                    <w:top w:val="single" w:color="0F62FE" w:sz="12"/>
+                    <w:left w:val="single" w:color="E0E0E0" w:sz="4"/>
+                    <w:bottom w:val="single" w:color="E0E0E0" w:sz="4"/>
+                    <w:right w:val="single" w:color="E0E0E0" w:sz="4"/>
+                  </w:tcBorders>
+                  <w:shd w:fill="D0E2FF" w:val="clear"/>
                   <w:tcMar>
                     <w:top w:type="dxa" w:w="40"/>
                     <w:left w:type="dxa" w:w="120"/>
@@ -3730,7 +3614,6 @@
                 <w:p>
                   <w:pPr>
                     <w:spacing w:after="60" w:before="60"/>
-                    <w:jc w:val="left"/>
                   </w:pPr>
                   <w:r>
                     <w:rPr>
@@ -3751,12 +3634,12 @@
                 <w:tcPr>
                   <w:tcW w:type="dxa" w:w="1872"/>
                   <w:tcBorders>
-                    <w:top w:val="single" w:color="0F62FE" w:sz="10"/>
-                    <w:left w:val="single" w:color="E0E0E0" w:sz="4"/>
-                    <w:bottom w:val="single" w:color="E0E0E0" w:sz="4"/>
-                    <w:right w:val="single" w:color="E0E0E0" w:sz="4"/>
-                  </w:tcBorders>
-                  <w:shd w:fill="EBF2FF" w:val="solid"/>
+                    <w:top w:val="single" w:color="0F62FE" w:sz="12"/>
+                    <w:left w:val="single" w:color="E0E0E0" w:sz="4"/>
+                    <w:bottom w:val="single" w:color="E0E0E0" w:sz="4"/>
+                    <w:right w:val="single" w:color="E0E0E0" w:sz="4"/>
+                  </w:tcBorders>
+                  <w:shd w:fill="D0E2FF" w:val="clear"/>
                   <w:tcMar>
                     <w:top w:type="dxa" w:w="40"/>
                     <w:left w:type="dxa" w:w="120"/>
@@ -3767,7 +3650,6 @@
                 <w:p>
                   <w:pPr>
                     <w:spacing w:after="60" w:before="60"/>
-                    <w:jc w:val="left"/>
                   </w:pPr>
                   <w:r>
                     <w:rPr>
@@ -3795,7 +3677,7 @@
                     <w:bottom w:val="single" w:color="E0E0E0" w:sz="4"/>
                     <w:right w:val="single" w:color="E0E0E0" w:sz="4"/>
                   </w:tcBorders>
-                  <w:shd w:fill="FFFFFF" w:val="solid"/>
+                  <w:shd w:fill="FFFFFF" w:val="clear"/>
                   <w:tcMar>
                     <w:top w:type="dxa" w:w="40"/>
                     <w:left w:type="dxa" w:w="120"/>
@@ -3831,7 +3713,7 @@
                     <w:bottom w:val="single" w:color="E0E0E0" w:sz="4"/>
                     <w:right w:val="single" w:color="E0E0E0" w:sz="4"/>
                   </w:tcBorders>
-                  <w:shd w:fill="EBF2FF" w:val="solid"/>
+                  <w:shd w:fill="EBF2FF" w:val="clear"/>
                   <w:tcMar>
                     <w:top w:type="dxa" w:w="40"/>
                     <w:left w:type="dxa" w:w="120"/>
@@ -3869,7 +3751,7 @@
                     <w:bottom w:val="single" w:color="E0E0E0" w:sz="4"/>
                     <w:right w:val="single" w:color="E0E0E0" w:sz="4"/>
                   </w:tcBorders>
-                  <w:shd w:fill="F4F4F4" w:val="solid"/>
+                  <w:shd w:fill="F4F4F4" w:val="clear"/>
                   <w:tcMar>
                     <w:top w:type="dxa" w:w="40"/>
                     <w:left w:type="dxa" w:w="120"/>
@@ -3905,7 +3787,7 @@
                     <w:bottom w:val="single" w:color="E0E0E0" w:sz="4"/>
                     <w:right w:val="single" w:color="E0E0E0" w:sz="4"/>
                   </w:tcBorders>
-                  <w:shd w:fill="EBF2FF" w:val="solid"/>
+                  <w:shd w:fill="EBF2FF" w:val="clear"/>
                   <w:tcMar>
                     <w:top w:type="dxa" w:w="40"/>
                     <w:left w:type="dxa" w:w="120"/>
@@ -3943,7 +3825,7 @@
                     <w:bottom w:val="single" w:color="E0E0E0" w:sz="4"/>
                     <w:right w:val="single" w:color="E0E0E0" w:sz="4"/>
                   </w:tcBorders>
-                  <w:shd w:fill="FFFFFF" w:val="solid"/>
+                  <w:shd w:fill="FFFFFF" w:val="clear"/>
                   <w:tcMar>
                     <w:top w:type="dxa" w:w="40"/>
                     <w:left w:type="dxa" w:w="120"/>
@@ -3979,7 +3861,7 @@
                     <w:bottom w:val="single" w:color="E0E0E0" w:sz="4"/>
                     <w:right w:val="single" w:color="E0E0E0" w:sz="4"/>
                   </w:tcBorders>
-                  <w:shd w:fill="EBF2FF" w:val="solid"/>
+                  <w:shd w:fill="EBF2FF" w:val="clear"/>
                   <w:tcMar>
                     <w:top w:type="dxa" w:w="40"/>
                     <w:left w:type="dxa" w:w="120"/>
@@ -4017,7 +3899,7 @@
                     <w:bottom w:val="single" w:color="E0E0E0" w:sz="4"/>
                     <w:right w:val="single" w:color="E0E0E0" w:sz="4"/>
                   </w:tcBorders>
-                  <w:shd w:fill="F4F4F4" w:val="solid"/>
+                  <w:shd w:fill="F4F4F4" w:val="clear"/>
                   <w:tcMar>
                     <w:top w:type="dxa" w:w="40"/>
                     <w:left w:type="dxa" w:w="120"/>
@@ -4053,7 +3935,7 @@
                     <w:bottom w:val="single" w:color="E0E0E0" w:sz="4"/>
                     <w:right w:val="single" w:color="E0E0E0" w:sz="4"/>
                   </w:tcBorders>
-                  <w:shd w:fill="EBF2FF" w:val="solid"/>
+                  <w:shd w:fill="EBF2FF" w:val="clear"/>
                   <w:tcMar>
                     <w:top w:type="dxa" w:w="40"/>
                     <w:left w:type="dxa" w:w="120"/>
@@ -4088,29 +3970,19 @@
           <w:tcPr>
             <w:tcW w:type="dxa" w:w="374"/>
             <w:tcBorders>
-              <w:top w:val="none"/>
-              <w:left w:val="none"/>
-              <w:bottom w:val="none"/>
-              <w:right w:val="none"/>
+              <w:top w:val="none" w:color="auto" w:sz="0"/>
+              <w:left w:val="none" w:color="auto" w:sz="0"/>
+              <w:bottom w:val="none" w:color="auto" w:sz="0"/>
+              <w:right w:val="none" w:color="auto" w:sz="0"/>
             </w:tcBorders>
-            <w:shd w:fill="FFFFFF" w:val="solid"/>
+            <w:shd w:fill="FFFFFF" w:val="clear"/>
           </w:tcPr>
           <w:p>
             <w:pPr>
               <w:spacing w:after="0" w:before="0"/>
             </w:pPr>
             <w:r>
-              <w:rPr>
-                <w:rFonts w:ascii="Calibri" w:cs="Calibri" w:eastAsia="Calibri" w:hAnsi="Calibri"/>
-                <w:b w:val="false"/>
-                <w:bCs w:val="false"/>
-                <w:i w:val="false"/>
-                <w:iCs w:val="false"/>
-                <w:color w:val="161616"/>
-                <w:sz w:val="21"/>
-                <w:szCs w:val="21"/>
-              </w:rPr>
-              <w:t xml:space="preserve"> </w:t>
+              <w:t xml:space="preserve"/>
             </w:r>
           </w:p>
         </w:tc>
@@ -4118,12 +3990,12 @@
           <w:tcPr>
             <w:tcW w:type="dxa" w:w="4493"/>
             <w:tcBorders>
-              <w:top w:val="none"/>
-              <w:left w:val="none"/>
-              <w:bottom w:val="none"/>
-              <w:right w:val="none"/>
+              <w:top w:val="none" w:color="auto" w:sz="0"/>
+              <w:left w:val="none" w:color="auto" w:sz="0"/>
+              <w:bottom w:val="none" w:color="auto" w:sz="0"/>
+              <w:right w:val="none" w:color="auto" w:sz="0"/>
             </w:tcBorders>
-            <w:shd w:fill="FFFFFF" w:val="solid"/>
+            <w:shd w:fill="FFFFFF" w:val="clear"/>
             <w:tcMar>
               <w:left w:type="dxa" w:w="160"/>
             </w:tcMar>
@@ -4143,7 +4015,7 @@
                 <w:sz w:val="21"/>
                 <w:szCs w:val="21"/>
               </w:rPr>
-              <w:t xml:space="preserve">Development Speed Gains</w:t>
+              <w:t xml:space="preserve">Speed Gains by Capability</w:t>
             </w:r>
           </w:p>
           <w:p>
@@ -4168,10 +4040,10 @@
             <w:tblPr>
               <w:tblW w:type="dxa" w:w="4493"/>
               <w:tblBorders>
-                <w:top w:val="none"/>
-                <w:left w:val="none"/>
-                <w:bottom w:val="none"/>
-                <w:right w:val="none"/>
+                <w:top w:val="none" w:color="auto" w:sz="0"/>
+                <w:left w:val="none" w:color="auto" w:sz="0"/>
+                <w:bottom w:val="none" w:color="auto" w:sz="0"/>
+                <w:right w:val="none" w:color="auto" w:sz="0"/>
                 <w:insideH w:val="single" w:color="auto" w:sz="4"/>
                 <w:insideV w:val="single" w:color="auto" w:sz="4"/>
               </w:tblBorders>
@@ -4188,12 +4060,12 @@
                 <w:tcPr>
                   <w:tcW w:type="dxa" w:w="2200"/>
                   <w:tcBorders>
-                    <w:top w:val="none"/>
-                    <w:left w:val="none"/>
-                    <w:bottom w:val="none"/>
-                    <w:right w:val="none"/>
-                  </w:tcBorders>
-                  <w:shd w:fill="FFFFFF" w:val="solid"/>
+                    <w:top w:val="none" w:color="auto" w:sz="0"/>
+                    <w:left w:val="none" w:color="auto" w:sz="0"/>
+                    <w:bottom w:val="none" w:color="auto" w:sz="0"/>
+                    <w:right w:val="none" w:color="auto" w:sz="0"/>
+                  </w:tcBorders>
+                  <w:shd w:fill="FFFFFF" w:val="clear"/>
                   <w:tcMar>
                     <w:top w:type="dxa" w:w="40"/>
                     <w:bottom w:type="dxa" w:w="40"/>
@@ -4224,12 +4096,12 @@
                 <w:tcPr>
                   <w:tcW w:type="dxa" w:w="3360"/>
                   <w:tcBorders>
-                    <w:top w:val="none"/>
-                    <w:left w:val="none"/>
-                    <w:bottom w:val="none"/>
-                    <w:right w:val="none"/>
-                  </w:tcBorders>
-                  <w:shd w:fill="0F62FE" w:val="solid"/>
+                    <w:top w:val="none" w:color="auto" w:sz="0"/>
+                    <w:left w:val="none" w:color="auto" w:sz="0"/>
+                    <w:bottom w:val="none" w:color="auto" w:sz="0"/>
+                    <w:right w:val="none" w:color="auto" w:sz="0"/>
+                  </w:tcBorders>
+                  <w:shd w:fill="0F62FE" w:val="clear"/>
                   <w:tcMar>
                     <w:top w:type="dxa" w:w="0"/>
                     <w:left w:type="dxa" w:w="0"/>
@@ -4242,17 +4114,7 @@
                     <w:spacing w:after="0" w:before="0"/>
                   </w:pPr>
                   <w:r>
-                    <w:rPr>
-                      <w:rFonts w:ascii="Calibri" w:cs="Calibri" w:eastAsia="Calibri" w:hAnsi="Calibri"/>
-                      <w:b w:val="false"/>
-                      <w:bCs w:val="false"/>
-                      <w:i w:val="false"/>
-                      <w:iCs w:val="false"/>
-                      <w:color w:val="161616"/>
-                      <w:sz w:val="21"/>
-                      <w:szCs w:val="21"/>
-                    </w:rPr>
-                    <w:t xml:space="preserve"> </w:t>
+                    <w:t xml:space="preserve"/>
                   </w:r>
                 </w:p>
               </w:tc>
@@ -4260,12 +4122,12 @@
                 <w:tcPr>
                   <w:tcW w:type="dxa" w:w="840"/>
                   <w:tcBorders>
-                    <w:top w:val="none"/>
-                    <w:left w:val="none"/>
-                    <w:bottom w:val="none"/>
-                    <w:right w:val="none"/>
-                  </w:tcBorders>
-                  <w:shd w:fill="E0E0E0" w:val="solid"/>
+                    <w:top w:val="none" w:color="auto" w:sz="0"/>
+                    <w:left w:val="none" w:color="auto" w:sz="0"/>
+                    <w:bottom w:val="none" w:color="auto" w:sz="0"/>
+                    <w:right w:val="none" w:color="auto" w:sz="0"/>
+                  </w:tcBorders>
+                  <w:shd w:fill="E0E0E0" w:val="clear"/>
                   <w:tcMar>
                     <w:top w:type="dxa" w:w="0"/>
                     <w:left w:type="dxa" w:w="0"/>
@@ -4278,17 +4140,7 @@
                     <w:spacing w:after="0" w:before="0"/>
                   </w:pPr>
                   <w:r>
-                    <w:rPr>
-                      <w:rFonts w:ascii="Calibri" w:cs="Calibri" w:eastAsia="Calibri" w:hAnsi="Calibri"/>
-                      <w:b w:val="false"/>
-                      <w:bCs w:val="false"/>
-                      <w:i w:val="false"/>
-                      <w:iCs w:val="false"/>
-                      <w:color w:val="161616"/>
-                      <w:sz w:val="21"/>
-                      <w:szCs w:val="21"/>
-                    </w:rPr>
-                    <w:t xml:space="preserve"> </w:t>
+                    <w:t xml:space="preserve"/>
                   </w:r>
                 </w:p>
               </w:tc>
@@ -4296,12 +4148,12 @@
                 <w:tcPr>
                   <w:tcW w:type="dxa" w:w="1560"/>
                   <w:tcBorders>
-                    <w:top w:val="none"/>
-                    <w:left w:val="none"/>
-                    <w:bottom w:val="none"/>
-                    <w:right w:val="none"/>
-                  </w:tcBorders>
-                  <w:shd w:fill="FFFFFF" w:val="solid"/>
+                    <w:top w:val="none" w:color="auto" w:sz="0"/>
+                    <w:left w:val="none" w:color="auto" w:sz="0"/>
+                    <w:bottom w:val="none" w:color="auto" w:sz="0"/>
+                    <w:right w:val="none" w:color="auto" w:sz="0"/>
+                  </w:tcBorders>
+                  <w:shd w:fill="FFFFFF" w:val="clear"/>
                   <w:tcMar>
                     <w:top w:type="dxa" w:w="40"/>
                     <w:left w:type="dxa" w:w="80"/>
@@ -4335,12 +4187,12 @@
                 <w:tcPr>
                   <w:tcW w:type="dxa" w:w="2200"/>
                   <w:tcBorders>
-                    <w:top w:val="none"/>
-                    <w:left w:val="none"/>
-                    <w:bottom w:val="none"/>
-                    <w:right w:val="none"/>
-                  </w:tcBorders>
-                  <w:shd w:fill="FFFFFF" w:val="solid"/>
+                    <w:top w:val="none" w:color="auto" w:sz="0"/>
+                    <w:left w:val="none" w:color="auto" w:sz="0"/>
+                    <w:bottom w:val="none" w:color="auto" w:sz="0"/>
+                    <w:right w:val="none" w:color="auto" w:sz="0"/>
+                  </w:tcBorders>
+                  <w:shd w:fill="FFFFFF" w:val="clear"/>
                   <w:tcMar>
                     <w:top w:type="dxa" w:w="40"/>
                     <w:bottom w:type="dxa" w:w="40"/>
@@ -4371,12 +4223,12 @@
                 <w:tcPr>
                   <w:tcW w:type="dxa" w:w="3150"/>
                   <w:tcBorders>
-                    <w:top w:val="none"/>
-                    <w:left w:val="none"/>
-                    <w:bottom w:val="none"/>
-                    <w:right w:val="none"/>
-                  </w:tcBorders>
-                  <w:shd w:fill="007D79" w:val="solid"/>
+                    <w:top w:val="none" w:color="auto" w:sz="0"/>
+                    <w:left w:val="none" w:color="auto" w:sz="0"/>
+                    <w:bottom w:val="none" w:color="auto" w:sz="0"/>
+                    <w:right w:val="none" w:color="auto" w:sz="0"/>
+                  </w:tcBorders>
+                  <w:shd w:fill="007D79" w:val="clear"/>
                   <w:tcMar>
                     <w:top w:type="dxa" w:w="0"/>
                     <w:left w:type="dxa" w:w="0"/>
@@ -4389,17 +4241,7 @@
                     <w:spacing w:after="0" w:before="0"/>
                   </w:pPr>
                   <w:r>
-                    <w:rPr>
-                      <w:rFonts w:ascii="Calibri" w:cs="Calibri" w:eastAsia="Calibri" w:hAnsi="Calibri"/>
-                      <w:b w:val="false"/>
-                      <w:bCs w:val="false"/>
-                      <w:i w:val="false"/>
-                      <w:iCs w:val="false"/>
-                      <w:color w:val="161616"/>
-                      <w:sz w:val="21"/>
-                      <w:szCs w:val="21"/>
-                    </w:rPr>
-                    <w:t xml:space="preserve"> </w:t>
+                    <w:t xml:space="preserve"/>
                   </w:r>
                 </w:p>
               </w:tc>
@@ -4407,12 +4249,12 @@
                 <w:tcPr>
                   <w:tcW w:type="dxa" w:w="1050"/>
                   <w:tcBorders>
-                    <w:top w:val="none"/>
-                    <w:left w:val="none"/>
-                    <w:bottom w:val="none"/>
-                    <w:right w:val="none"/>
-                  </w:tcBorders>
-                  <w:shd w:fill="E0E0E0" w:val="solid"/>
+                    <w:top w:val="none" w:color="auto" w:sz="0"/>
+                    <w:left w:val="none" w:color="auto" w:sz="0"/>
+                    <w:bottom w:val="none" w:color="auto" w:sz="0"/>
+                    <w:right w:val="none" w:color="auto" w:sz="0"/>
+                  </w:tcBorders>
+                  <w:shd w:fill="E0E0E0" w:val="clear"/>
                   <w:tcMar>
                     <w:top w:type="dxa" w:w="0"/>
                     <w:left w:type="dxa" w:w="0"/>
@@ -4425,17 +4267,7 @@
                     <w:spacing w:after="0" w:before="0"/>
                   </w:pPr>
                   <w:r>
-                    <w:rPr>
-                      <w:rFonts w:ascii="Calibri" w:cs="Calibri" w:eastAsia="Calibri" w:hAnsi="Calibri"/>
-                      <w:b w:val="false"/>
-                      <w:bCs w:val="false"/>
-                      <w:i w:val="false"/>
-                      <w:iCs w:val="false"/>
-                      <w:color w:val="161616"/>
-                      <w:sz w:val="21"/>
-                      <w:szCs w:val="21"/>
-                    </w:rPr>
-                    <w:t xml:space="preserve"> </w:t>
+                    <w:t xml:space="preserve"/>
                   </w:r>
                 </w:p>
               </w:tc>
@@ -4443,12 +4275,12 @@
                 <w:tcPr>
                   <w:tcW w:type="dxa" w:w="1560"/>
                   <w:tcBorders>
-                    <w:top w:val="none"/>
-                    <w:left w:val="none"/>
-                    <w:bottom w:val="none"/>
-                    <w:right w:val="none"/>
-                  </w:tcBorders>
-                  <w:shd w:fill="FFFFFF" w:val="solid"/>
+                    <w:top w:val="none" w:color="auto" w:sz="0"/>
+                    <w:left w:val="none" w:color="auto" w:sz="0"/>
+                    <w:bottom w:val="none" w:color="auto" w:sz="0"/>
+                    <w:right w:val="none" w:color="auto" w:sz="0"/>
+                  </w:tcBorders>
+                  <w:shd w:fill="FFFFFF" w:val="clear"/>
                   <w:tcMar>
                     <w:top w:type="dxa" w:w="40"/>
                     <w:left w:type="dxa" w:w="80"/>
@@ -4482,12 +4314,12 @@
                 <w:tcPr>
                   <w:tcW w:type="dxa" w:w="2200"/>
                   <w:tcBorders>
-                    <w:top w:val="none"/>
-                    <w:left w:val="none"/>
-                    <w:bottom w:val="none"/>
-                    <w:right w:val="none"/>
-                  </w:tcBorders>
-                  <w:shd w:fill="FFFFFF" w:val="solid"/>
+                    <w:top w:val="none" w:color="auto" w:sz="0"/>
+                    <w:left w:val="none" w:color="auto" w:sz="0"/>
+                    <w:bottom w:val="none" w:color="auto" w:sz="0"/>
+                    <w:right w:val="none" w:color="auto" w:sz="0"/>
+                  </w:tcBorders>
+                  <w:shd w:fill="FFFFFF" w:val="clear"/>
                   <w:tcMar>
                     <w:top w:type="dxa" w:w="40"/>
                     <w:bottom w:type="dxa" w:w="40"/>
@@ -4518,12 +4350,12 @@
                 <w:tcPr>
                   <w:tcW w:type="dxa" w:w="2940"/>
                   <w:tcBorders>
-                    <w:top w:val="none"/>
-                    <w:left w:val="none"/>
-                    <w:bottom w:val="none"/>
-                    <w:right w:val="none"/>
-                  </w:tcBorders>
-                  <w:shd w:fill="0043CE" w:val="solid"/>
+                    <w:top w:val="none" w:color="auto" w:sz="0"/>
+                    <w:left w:val="none" w:color="auto" w:sz="0"/>
+                    <w:bottom w:val="none" w:color="auto" w:sz="0"/>
+                    <w:right w:val="none" w:color="auto" w:sz="0"/>
+                  </w:tcBorders>
+                  <w:shd w:fill="0043CE" w:val="clear"/>
                   <w:tcMar>
                     <w:top w:type="dxa" w:w="0"/>
                     <w:left w:type="dxa" w:w="0"/>
@@ -4536,17 +4368,7 @@
                     <w:spacing w:after="0" w:before="0"/>
                   </w:pPr>
                   <w:r>
-                    <w:rPr>
-                      <w:rFonts w:ascii="Calibri" w:cs="Calibri" w:eastAsia="Calibri" w:hAnsi="Calibri"/>
-                      <w:b w:val="false"/>
-                      <w:bCs w:val="false"/>
-                      <w:i w:val="false"/>
-                      <w:iCs w:val="false"/>
-                      <w:color w:val="161616"/>
-                      <w:sz w:val="21"/>
-                      <w:szCs w:val="21"/>
-                    </w:rPr>
-                    <w:t xml:space="preserve"> </w:t>
+                    <w:t xml:space="preserve"/>
                   </w:r>
                 </w:p>
               </w:tc>
@@ -4554,12 +4376,12 @@
                 <w:tcPr>
                   <w:tcW w:type="dxa" w:w="1260"/>
                   <w:tcBorders>
-                    <w:top w:val="none"/>
-                    <w:left w:val="none"/>
-                    <w:bottom w:val="none"/>
-                    <w:right w:val="none"/>
-                  </w:tcBorders>
-                  <w:shd w:fill="E0E0E0" w:val="solid"/>
+                    <w:top w:val="none" w:color="auto" w:sz="0"/>
+                    <w:left w:val="none" w:color="auto" w:sz="0"/>
+                    <w:bottom w:val="none" w:color="auto" w:sz="0"/>
+                    <w:right w:val="none" w:color="auto" w:sz="0"/>
+                  </w:tcBorders>
+                  <w:shd w:fill="E0E0E0" w:val="clear"/>
                   <w:tcMar>
                     <w:top w:type="dxa" w:w="0"/>
                     <w:left w:type="dxa" w:w="0"/>
@@ -4572,17 +4394,7 @@
                     <w:spacing w:after="0" w:before="0"/>
                   </w:pPr>
                   <w:r>
-                    <w:rPr>
-                      <w:rFonts w:ascii="Calibri" w:cs="Calibri" w:eastAsia="Calibri" w:hAnsi="Calibri"/>
-                      <w:b w:val="false"/>
-                      <w:bCs w:val="false"/>
-                      <w:i w:val="false"/>
-                      <w:iCs w:val="false"/>
-                      <w:color w:val="161616"/>
-                      <w:sz w:val="21"/>
-                      <w:szCs w:val="21"/>
-                    </w:rPr>
-                    <w:t xml:space="preserve"> </w:t>
+                    <w:t xml:space="preserve"/>
                   </w:r>
                 </w:p>
               </w:tc>
@@ -4590,12 +4402,12 @@
                 <w:tcPr>
                   <w:tcW w:type="dxa" w:w="1560"/>
                   <w:tcBorders>
-                    <w:top w:val="none"/>
-                    <w:left w:val="none"/>
-                    <w:bottom w:val="none"/>
-                    <w:right w:val="none"/>
-                  </w:tcBorders>
-                  <w:shd w:fill="FFFFFF" w:val="solid"/>
+                    <w:top w:val="none" w:color="auto" w:sz="0"/>
+                    <w:left w:val="none" w:color="auto" w:sz="0"/>
+                    <w:bottom w:val="none" w:color="auto" w:sz="0"/>
+                    <w:right w:val="none" w:color="auto" w:sz="0"/>
+                  </w:tcBorders>
+                  <w:shd w:fill="FFFFFF" w:val="clear"/>
                   <w:tcMar>
                     <w:top w:type="dxa" w:w="40"/>
                     <w:left w:type="dxa" w:w="80"/>
@@ -4629,12 +4441,12 @@
                 <w:tcPr>
                   <w:tcW w:type="dxa" w:w="2200"/>
                   <w:tcBorders>
-                    <w:top w:val="none"/>
-                    <w:left w:val="none"/>
-                    <w:bottom w:val="none"/>
-                    <w:right w:val="none"/>
-                  </w:tcBorders>
-                  <w:shd w:fill="FFFFFF" w:val="solid"/>
+                    <w:top w:val="none" w:color="auto" w:sz="0"/>
+                    <w:left w:val="none" w:color="auto" w:sz="0"/>
+                    <w:bottom w:val="none" w:color="auto" w:sz="0"/>
+                    <w:right w:val="none" w:color="auto" w:sz="0"/>
+                  </w:tcBorders>
+                  <w:shd w:fill="FFFFFF" w:val="clear"/>
                   <w:tcMar>
                     <w:top w:type="dxa" w:w="40"/>
                     <w:bottom w:type="dxa" w:w="40"/>
@@ -4665,12 +4477,12 @@
                 <w:tcPr>
                   <w:tcW w:type="dxa" w:w="2520"/>
                   <w:tcBorders>
-                    <w:top w:val="none"/>
-                    <w:left w:val="none"/>
-                    <w:bottom w:val="none"/>
-                    <w:right w:val="none"/>
-                  </w:tcBorders>
-                  <w:shd w:fill="6929C4" w:val="solid"/>
+                    <w:top w:val="none" w:color="auto" w:sz="0"/>
+                    <w:left w:val="none" w:color="auto" w:sz="0"/>
+                    <w:bottom w:val="none" w:color="auto" w:sz="0"/>
+                    <w:right w:val="none" w:color="auto" w:sz="0"/>
+                  </w:tcBorders>
+                  <w:shd w:fill="6929C4" w:val="clear"/>
                   <w:tcMar>
                     <w:top w:type="dxa" w:w="0"/>
                     <w:left w:type="dxa" w:w="0"/>
@@ -4683,17 +4495,7 @@
                     <w:spacing w:after="0" w:before="0"/>
                   </w:pPr>
                   <w:r>
-                    <w:rPr>
-                      <w:rFonts w:ascii="Calibri" w:cs="Calibri" w:eastAsia="Calibri" w:hAnsi="Calibri"/>
-                      <w:b w:val="false"/>
-                      <w:bCs w:val="false"/>
-                      <w:i w:val="false"/>
-                      <w:iCs w:val="false"/>
-                      <w:color w:val="161616"/>
-                      <w:sz w:val="21"/>
-                      <w:szCs w:val="21"/>
-                    </w:rPr>
-                    <w:t xml:space="preserve"> </w:t>
+                    <w:t xml:space="preserve"/>
                   </w:r>
                 </w:p>
               </w:tc>
@@ -4701,12 +4503,12 @@
                 <w:tcPr>
                   <w:tcW w:type="dxa" w:w="1680"/>
                   <w:tcBorders>
-                    <w:top w:val="none"/>
-                    <w:left w:val="none"/>
-                    <w:bottom w:val="none"/>
-                    <w:right w:val="none"/>
-                  </w:tcBorders>
-                  <w:shd w:fill="E0E0E0" w:val="solid"/>
+                    <w:top w:val="none" w:color="auto" w:sz="0"/>
+                    <w:left w:val="none" w:color="auto" w:sz="0"/>
+                    <w:bottom w:val="none" w:color="auto" w:sz="0"/>
+                    <w:right w:val="none" w:color="auto" w:sz="0"/>
+                  </w:tcBorders>
+                  <w:shd w:fill="E0E0E0" w:val="clear"/>
                   <w:tcMar>
                     <w:top w:type="dxa" w:w="0"/>
                     <w:left w:type="dxa" w:w="0"/>
@@ -4719,17 +4521,7 @@
                     <w:spacing w:after="0" w:before="0"/>
                   </w:pPr>
                   <w:r>
-                    <w:rPr>
-                      <w:rFonts w:ascii="Calibri" w:cs="Calibri" w:eastAsia="Calibri" w:hAnsi="Calibri"/>
-                      <w:b w:val="false"/>
-                      <w:bCs w:val="false"/>
-                      <w:i w:val="false"/>
-                      <w:iCs w:val="false"/>
-                      <w:color w:val="161616"/>
-                      <w:sz w:val="21"/>
-                      <w:szCs w:val="21"/>
-                    </w:rPr>
-                    <w:t xml:space="preserve"> </w:t>
+                    <w:t xml:space="preserve"/>
                   </w:r>
                 </w:p>
               </w:tc>
@@ -4737,12 +4529,12 @@
                 <w:tcPr>
                   <w:tcW w:type="dxa" w:w="1560"/>
                   <w:tcBorders>
-                    <w:top w:val="none"/>
-                    <w:left w:val="none"/>
-                    <w:bottom w:val="none"/>
-                    <w:right w:val="none"/>
-                  </w:tcBorders>
-                  <w:shd w:fill="FFFFFF" w:val="solid"/>
+                    <w:top w:val="none" w:color="auto" w:sz="0"/>
+                    <w:left w:val="none" w:color="auto" w:sz="0"/>
+                    <w:bottom w:val="none" w:color="auto" w:sz="0"/>
+                    <w:right w:val="none" w:color="auto" w:sz="0"/>
+                  </w:tcBorders>
+                  <w:shd w:fill="FFFFFF" w:val="clear"/>
                   <w:tcMar>
                     <w:top w:type="dxa" w:w="40"/>
                     <w:left w:type="dxa" w:w="80"/>
@@ -4776,12 +4568,12 @@
                 <w:tcPr>
                   <w:tcW w:type="dxa" w:w="2200"/>
                   <w:tcBorders>
-                    <w:top w:val="none"/>
-                    <w:left w:val="none"/>
-                    <w:bottom w:val="none"/>
-                    <w:right w:val="none"/>
-                  </w:tcBorders>
-                  <w:shd w:fill="FFFFFF" w:val="solid"/>
+                    <w:top w:val="none" w:color="auto" w:sz="0"/>
+                    <w:left w:val="none" w:color="auto" w:sz="0"/>
+                    <w:bottom w:val="none" w:color="auto" w:sz="0"/>
+                    <w:right w:val="none" w:color="auto" w:sz="0"/>
+                  </w:tcBorders>
+                  <w:shd w:fill="FFFFFF" w:val="clear"/>
                   <w:tcMar>
                     <w:top w:type="dxa" w:w="40"/>
                     <w:bottom w:type="dxa" w:w="40"/>
@@ -4812,12 +4604,12 @@
                 <w:tcPr>
                   <w:tcW w:type="dxa" w:w="2730"/>
                   <w:tcBorders>
-                    <w:top w:val="none"/>
-                    <w:left w:val="none"/>
-                    <w:bottom w:val="none"/>
-                    <w:right w:val="none"/>
-                  </w:tcBorders>
-                  <w:shd w:fill="005D5D" w:val="solid"/>
+                    <w:top w:val="none" w:color="auto" w:sz="0"/>
+                    <w:left w:val="none" w:color="auto" w:sz="0"/>
+                    <w:bottom w:val="none" w:color="auto" w:sz="0"/>
+                    <w:right w:val="none" w:color="auto" w:sz="0"/>
+                  </w:tcBorders>
+                  <w:shd w:fill="005D5D" w:val="clear"/>
                   <w:tcMar>
                     <w:top w:type="dxa" w:w="0"/>
                     <w:left w:type="dxa" w:w="0"/>
@@ -4830,17 +4622,7 @@
                     <w:spacing w:after="0" w:before="0"/>
                   </w:pPr>
                   <w:r>
-                    <w:rPr>
-                      <w:rFonts w:ascii="Calibri" w:cs="Calibri" w:eastAsia="Calibri" w:hAnsi="Calibri"/>
-                      <w:b w:val="false"/>
-                      <w:bCs w:val="false"/>
-                      <w:i w:val="false"/>
-                      <w:iCs w:val="false"/>
-                      <w:color w:val="161616"/>
-                      <w:sz w:val="21"/>
-                      <w:szCs w:val="21"/>
-                    </w:rPr>
-                    <w:t xml:space="preserve"> </w:t>
+                    <w:t xml:space="preserve"/>
                   </w:r>
                 </w:p>
               </w:tc>
@@ -4848,12 +4630,12 @@
                 <w:tcPr>
                   <w:tcW w:type="dxa" w:w="1470"/>
                   <w:tcBorders>
-                    <w:top w:val="none"/>
-                    <w:left w:val="none"/>
-                    <w:bottom w:val="none"/>
-                    <w:right w:val="none"/>
-                  </w:tcBorders>
-                  <w:shd w:fill="E0E0E0" w:val="solid"/>
+                    <w:top w:val="none" w:color="auto" w:sz="0"/>
+                    <w:left w:val="none" w:color="auto" w:sz="0"/>
+                    <w:bottom w:val="none" w:color="auto" w:sz="0"/>
+                    <w:right w:val="none" w:color="auto" w:sz="0"/>
+                  </w:tcBorders>
+                  <w:shd w:fill="E0E0E0" w:val="clear"/>
                   <w:tcMar>
                     <w:top w:type="dxa" w:w="0"/>
                     <w:left w:type="dxa" w:w="0"/>
@@ -4866,17 +4648,7 @@
                     <w:spacing w:after="0" w:before="0"/>
                   </w:pPr>
                   <w:r>
-                    <w:rPr>
-                      <w:rFonts w:ascii="Calibri" w:cs="Calibri" w:eastAsia="Calibri" w:hAnsi="Calibri"/>
-                      <w:b w:val="false"/>
-                      <w:bCs w:val="false"/>
-                      <w:i w:val="false"/>
-                      <w:iCs w:val="false"/>
-                      <w:color w:val="161616"/>
-                      <w:sz w:val="21"/>
-                      <w:szCs w:val="21"/>
-                    </w:rPr>
-                    <w:t xml:space="preserve"> </w:t>
+                    <w:t xml:space="preserve"/>
                   </w:r>
                 </w:p>
               </w:tc>
@@ -4884,12 +4656,12 @@
                 <w:tcPr>
                   <w:tcW w:type="dxa" w:w="1560"/>
                   <w:tcBorders>
-                    <w:top w:val="none"/>
-                    <w:left w:val="none"/>
-                    <w:bottom w:val="none"/>
-                    <w:right w:val="none"/>
-                  </w:tcBorders>
-                  <w:shd w:fill="FFFFFF" w:val="solid"/>
+                    <w:top w:val="none" w:color="auto" w:sz="0"/>
+                    <w:left w:val="none" w:color="auto" w:sz="0"/>
+                    <w:bottom w:val="none" w:color="auto" w:sz="0"/>
+                    <w:right w:val="none" w:color="auto" w:sz="0"/>
+                  </w:tcBorders>
+                  <w:shd w:fill="FFFFFF" w:val="clear"/>
                   <w:tcMar>
                     <w:top w:type="dxa" w:w="40"/>
                     <w:left w:type="dxa" w:w="80"/>
@@ -4924,17 +4696,7 @@
               <w:spacing w:after="100" w:before="0"/>
             </w:pPr>
             <w:r>
-              <w:rPr>
-                <w:rFonts w:ascii="Calibri" w:cs="Calibri" w:eastAsia="Calibri" w:hAnsi="Calibri"/>
-                <w:b w:val="false"/>
-                <w:bCs w:val="false"/>
-                <w:i w:val="false"/>
-                <w:iCs w:val="false"/>
-                <w:color w:val="161616"/>
-                <w:sz w:val="21"/>
-                <w:szCs w:val="21"/>
-              </w:rPr>
-              <w:t xml:space="preserve"> </w:t>
+              <w:t xml:space="preserve"/>
             </w:r>
           </w:p>
           <w:p>
@@ -4959,10 +4721,10 @@
             <w:tblPr>
               <w:tblW w:type="dxa" w:w="4493"/>
               <w:tblBorders>
-                <w:top w:val="single" w:color="auto" w:sz="4"/>
-                <w:left w:val="single" w:color="auto" w:sz="4"/>
-                <w:bottom w:val="single" w:color="auto" w:sz="4"/>
-                <w:right w:val="single" w:color="auto" w:sz="4"/>
+                <w:top w:val="none" w:color="auto" w:sz="0"/>
+                <w:left w:val="none" w:color="auto" w:sz="0"/>
+                <w:bottom w:val="none" w:color="auto" w:sz="0"/>
+                <w:right w:val="none" w:color="auto" w:sz="0"/>
                 <w:insideH w:val="single" w:color="auto" w:sz="4"/>
                 <w:insideV w:val="single" w:color="auto" w:sz="4"/>
               </w:tblBorders>
@@ -4978,12 +4740,12 @@
                 <w:tcPr>
                   <w:tcW w:type="dxa" w:w="1685"/>
                   <w:tcBorders>
-                    <w:top w:val="single" w:color="0F62FE" w:sz="10"/>
-                    <w:left w:val="single" w:color="E0E0E0" w:sz="4"/>
-                    <w:bottom w:val="single" w:color="E0E0E0" w:sz="4"/>
-                    <w:right w:val="single" w:color="E0E0E0" w:sz="4"/>
-                  </w:tcBorders>
-                  <w:shd w:fill="EBF2FF" w:val="solid"/>
+                    <w:top w:val="single" w:color="0F62FE" w:sz="12"/>
+                    <w:left w:val="single" w:color="E0E0E0" w:sz="4"/>
+                    <w:bottom w:val="single" w:color="E0E0E0" w:sz="4"/>
+                    <w:right w:val="single" w:color="E0E0E0" w:sz="4"/>
+                  </w:tcBorders>
+                  <w:shd w:fill="D0E2FF" w:val="clear"/>
                   <w:tcMar>
                     <w:top w:type="dxa" w:w="40"/>
                     <w:left w:type="dxa" w:w="120"/>
@@ -4994,7 +4756,6 @@
                 <w:p>
                   <w:pPr>
                     <w:spacing w:after="60" w:before="60"/>
-                    <w:jc w:val="left"/>
                   </w:pPr>
                   <w:r>
                     <w:rPr>
@@ -5015,12 +4776,12 @@
                 <w:tcPr>
                   <w:tcW w:type="dxa" w:w="1685"/>
                   <w:tcBorders>
-                    <w:top w:val="single" w:color="0F62FE" w:sz="10"/>
-                    <w:left w:val="single" w:color="E0E0E0" w:sz="4"/>
-                    <w:bottom w:val="single" w:color="E0E0E0" w:sz="4"/>
-                    <w:right w:val="single" w:color="E0E0E0" w:sz="4"/>
-                  </w:tcBorders>
-                  <w:shd w:fill="EBF2FF" w:val="solid"/>
+                    <w:top w:val="single" w:color="0F62FE" w:sz="12"/>
+                    <w:left w:val="single" w:color="E0E0E0" w:sz="4"/>
+                    <w:bottom w:val="single" w:color="E0E0E0" w:sz="4"/>
+                    <w:right w:val="single" w:color="E0E0E0" w:sz="4"/>
+                  </w:tcBorders>
+                  <w:shd w:fill="D0E2FF" w:val="clear"/>
                   <w:tcMar>
                     <w:top w:type="dxa" w:w="40"/>
                     <w:left w:type="dxa" w:w="120"/>
@@ -5031,7 +4792,6 @@
                 <w:p>
                   <w:pPr>
                     <w:spacing w:after="60" w:before="60"/>
-                    <w:jc w:val="left"/>
                   </w:pPr>
                   <w:r>
                     <w:rPr>
@@ -5052,12 +4812,12 @@
                 <w:tcPr>
                   <w:tcW w:type="dxa" w:w="1123"/>
                   <w:tcBorders>
-                    <w:top w:val="single" w:color="0F62FE" w:sz="10"/>
-                    <w:left w:val="single" w:color="E0E0E0" w:sz="4"/>
-                    <w:bottom w:val="single" w:color="E0E0E0" w:sz="4"/>
-                    <w:right w:val="single" w:color="E0E0E0" w:sz="4"/>
-                  </w:tcBorders>
-                  <w:shd w:fill="EBF2FF" w:val="solid"/>
+                    <w:top w:val="single" w:color="0F62FE" w:sz="12"/>
+                    <w:left w:val="single" w:color="E0E0E0" w:sz="4"/>
+                    <w:bottom w:val="single" w:color="E0E0E0" w:sz="4"/>
+                    <w:right w:val="single" w:color="E0E0E0" w:sz="4"/>
+                  </w:tcBorders>
+                  <w:shd w:fill="D0E2FF" w:val="clear"/>
                   <w:tcMar>
                     <w:top w:type="dxa" w:w="40"/>
                     <w:left w:type="dxa" w:w="120"/>
@@ -5068,7 +4828,6 @@
                 <w:p>
                   <w:pPr>
                     <w:spacing w:after="60" w:before="60"/>
-                    <w:jc w:val="left"/>
                   </w:pPr>
                   <w:r>
                     <w:rPr>
@@ -5096,7 +4855,7 @@
                     <w:bottom w:val="single" w:color="E0E0E0" w:sz="4"/>
                     <w:right w:val="single" w:color="E0E0E0" w:sz="4"/>
                   </w:tcBorders>
-                  <w:shd w:fill="FFFFFF" w:val="solid"/>
+                  <w:shd w:fill="FFFFFF" w:val="clear"/>
                   <w:tcMar>
                     <w:top w:type="dxa" w:w="40"/>
                     <w:left w:type="dxa" w:w="120"/>
@@ -5132,7 +4891,7 @@
                     <w:bottom w:val="single" w:color="E0E0E0" w:sz="4"/>
                     <w:right w:val="single" w:color="E0E0E0" w:sz="4"/>
                   </w:tcBorders>
-                  <w:shd w:fill="FFFFFF" w:val="solid"/>
+                  <w:shd w:fill="FFFFFF" w:val="clear"/>
                   <w:tcMar>
                     <w:top w:type="dxa" w:w="40"/>
                     <w:left w:type="dxa" w:w="120"/>
@@ -5168,7 +4927,7 @@
                     <w:bottom w:val="single" w:color="E0E0E0" w:sz="4"/>
                     <w:right w:val="single" w:color="E0E0E0" w:sz="4"/>
                   </w:tcBorders>
-                  <w:shd w:fill="EBF2FF" w:val="solid"/>
+                  <w:shd w:fill="EBF2FF" w:val="clear"/>
                   <w:tcMar>
                     <w:top w:type="dxa" w:w="40"/>
                     <w:left w:type="dxa" w:w="120"/>
@@ -5206,7 +4965,7 @@
                     <w:bottom w:val="single" w:color="E0E0E0" w:sz="4"/>
                     <w:right w:val="single" w:color="E0E0E0" w:sz="4"/>
                   </w:tcBorders>
-                  <w:shd w:fill="F4F4F4" w:val="solid"/>
+                  <w:shd w:fill="F4F4F4" w:val="clear"/>
                   <w:tcMar>
                     <w:top w:type="dxa" w:w="40"/>
                     <w:left w:type="dxa" w:w="120"/>
@@ -5242,7 +5001,7 @@
                     <w:bottom w:val="single" w:color="E0E0E0" w:sz="4"/>
                     <w:right w:val="single" w:color="E0E0E0" w:sz="4"/>
                   </w:tcBorders>
-                  <w:shd w:fill="F4F4F4" w:val="solid"/>
+                  <w:shd w:fill="F4F4F4" w:val="clear"/>
                   <w:tcMar>
                     <w:top w:type="dxa" w:w="40"/>
                     <w:left w:type="dxa" w:w="120"/>
@@ -5278,7 +5037,7 @@
                     <w:bottom w:val="single" w:color="E0E0E0" w:sz="4"/>
                     <w:right w:val="single" w:color="E0E0E0" w:sz="4"/>
                   </w:tcBorders>
-                  <w:shd w:fill="EBF2FF" w:val="solid"/>
+                  <w:shd w:fill="EBF2FF" w:val="clear"/>
                   <w:tcMar>
                     <w:top w:type="dxa" w:w="40"/>
                     <w:left w:type="dxa" w:w="120"/>
@@ -5316,7 +5075,7 @@
                     <w:bottom w:val="single" w:color="E0E0E0" w:sz="4"/>
                     <w:right w:val="single" w:color="E0E0E0" w:sz="4"/>
                   </w:tcBorders>
-                  <w:shd w:fill="FFFFFF" w:val="solid"/>
+                  <w:shd w:fill="FFFFFF" w:val="clear"/>
                   <w:tcMar>
                     <w:top w:type="dxa" w:w="40"/>
                     <w:left w:type="dxa" w:w="120"/>
@@ -5352,7 +5111,7 @@
                     <w:bottom w:val="single" w:color="E0E0E0" w:sz="4"/>
                     <w:right w:val="single" w:color="E0E0E0" w:sz="4"/>
                   </w:tcBorders>
-                  <w:shd w:fill="FFFFFF" w:val="solid"/>
+                  <w:shd w:fill="FFFFFF" w:val="clear"/>
                   <w:tcMar>
                     <w:top w:type="dxa" w:w="40"/>
                     <w:left w:type="dxa" w:w="120"/>
@@ -5388,7 +5147,7 @@
                     <w:bottom w:val="single" w:color="E0E0E0" w:sz="4"/>
                     <w:right w:val="single" w:color="E0E0E0" w:sz="4"/>
                   </w:tcBorders>
-                  <w:shd w:fill="EBF2FF" w:val="solid"/>
+                  <w:shd w:fill="EBF2FF" w:val="clear"/>
                   <w:tcMar>
                     <w:top w:type="dxa" w:w="40"/>
                     <w:left w:type="dxa" w:w="120"/>
@@ -5426,7 +5185,7 @@
                     <w:bottom w:val="single" w:color="E0E0E0" w:sz="4"/>
                     <w:right w:val="single" w:color="E0E0E0" w:sz="4"/>
                   </w:tcBorders>
-                  <w:shd w:fill="F4F4F4" w:val="solid"/>
+                  <w:shd w:fill="F4F4F4" w:val="clear"/>
                   <w:tcMar>
                     <w:top w:type="dxa" w:w="40"/>
                     <w:left w:type="dxa" w:w="120"/>
@@ -5462,7 +5221,7 @@
                     <w:bottom w:val="single" w:color="E0E0E0" w:sz="4"/>
                     <w:right w:val="single" w:color="E0E0E0" w:sz="4"/>
                   </w:tcBorders>
-                  <w:shd w:fill="F4F4F4" w:val="solid"/>
+                  <w:shd w:fill="F4F4F4" w:val="clear"/>
                   <w:tcMar>
                     <w:top w:type="dxa" w:w="40"/>
                     <w:left w:type="dxa" w:w="120"/>
@@ -5485,7 +5244,7 @@
                       <w:sz w:val="19"/>
                       <w:szCs w:val="19"/>
                     </w:rPr>
-                    <w:t xml:space="preserve">Replace with SaaS</w:t>
+                    <w:t xml:space="preserve">SaaS substitution</w:t>
                   </w:r>
                 </w:p>
               </w:tc>
@@ -5498,7 +5257,7 @@
                     <w:bottom w:val="single" w:color="E0E0E0" w:sz="4"/>
                     <w:right w:val="single" w:color="E0E0E0" w:sz="4"/>
                   </w:tcBorders>
-                  <w:shd w:fill="EBF2FF" w:val="solid"/>
+                  <w:shd w:fill="EBF2FF" w:val="clear"/>
                   <w:tcMar>
                     <w:top w:type="dxa" w:w="40"/>
                     <w:left w:type="dxa" w:w="120"/>
@@ -5593,20 +5352,10 @@
     </w:p>
     <w:p>
       <w:pPr>
-        <w:spacing w:after="40" w:before="0"/>
+        <w:spacing w:after="60" w:before="0"/>
       </w:pPr>
       <w:r>
-        <w:rPr>
-          <w:rFonts w:ascii="Calibri" w:cs="Calibri" w:eastAsia="Calibri" w:hAnsi="Calibri"/>
-          <w:b w:val="false"/>
-          <w:bCs w:val="false"/>
-          <w:i w:val="false"/>
-          <w:iCs w:val="false"/>
-          <w:color w:val="161616"/>
-          <w:sz w:val="21"/>
-          <w:szCs w:val="21"/>
-        </w:rPr>
-        <w:t xml:space="preserve"> </w:t>
+        <w:t xml:space="preserve"/>
       </w:r>
     </w:p>
     <w:p>
@@ -5661,10 +5410,10 @@
       <w:tblPr>
         <w:tblW w:type="dxa" w:w="9360"/>
         <w:tblBorders>
-          <w:top w:val="none"/>
-          <w:left w:val="none"/>
-          <w:bottom w:val="none"/>
-          <w:right w:val="none"/>
+          <w:top w:val="none" w:color="auto" w:sz="0"/>
+          <w:left w:val="none" w:color="auto" w:sz="0"/>
+          <w:bottom w:val="none" w:color="auto" w:sz="0"/>
+          <w:right w:val="none" w:color="auto" w:sz="0"/>
           <w:insideH w:val="single" w:color="auto" w:sz="4"/>
           <w:insideV w:val="single" w:color="auto" w:sz="4"/>
         </w:tblBorders>
@@ -5680,12 +5429,12 @@
           <w:tcPr>
             <w:tcW w:type="dxa" w:w="4493"/>
             <w:tcBorders>
-              <w:top w:val="none"/>
-              <w:left w:val="none"/>
-              <w:bottom w:val="none"/>
-              <w:right w:val="none"/>
+              <w:top w:val="none" w:color="auto" w:sz="0"/>
+              <w:left w:val="none" w:color="auto" w:sz="0"/>
+              <w:bottom w:val="none" w:color="auto" w:sz="0"/>
+              <w:right w:val="none" w:color="auto" w:sz="0"/>
             </w:tcBorders>
-            <w:shd w:fill="FFFFFF" w:val="solid"/>
+            <w:shd w:fill="FFFFFF" w:val="clear"/>
             <w:tcMar>
               <w:right w:type="dxa" w:w="160"/>
             </w:tcMar>
@@ -5777,7 +5526,7 @@
                 <w:sz w:val="19"/>
                 <w:szCs w:val="19"/>
               </w:rPr>
-              <w:t xml:space="preserve">AI synthesises regression, integration, and edge-case tests from code changes at commit speed. Coverage grows automatically.</w:t>
+              <w:t xml:space="preserve">AI synthesises regression, integration, and edge-case tests at commit speed. Coverage grows automatically — no manual test authoring required.</w:t>
             </w:r>
           </w:p>
           <w:p>
@@ -5857,27 +5606,17 @@
               <w:spacing w:after="80" w:before="0"/>
             </w:pPr>
             <w:r>
-              <w:rPr>
-                <w:rFonts w:ascii="Calibri" w:cs="Calibri" w:eastAsia="Calibri" w:hAnsi="Calibri"/>
-                <w:b w:val="false"/>
-                <w:bCs w:val="false"/>
-                <w:i w:val="false"/>
-                <w:iCs w:val="false"/>
-                <w:color w:val="161616"/>
-                <w:sz w:val="21"/>
-                <w:szCs w:val="21"/>
-              </w:rPr>
-              <w:t xml:space="preserve"> </w:t>
+              <w:t xml:space="preserve"/>
             </w:r>
           </w:p>
           <w:tbl>
             <w:tblPr>
               <w:tblW w:type="dxa" w:w="4493"/>
               <w:tblBorders>
-                <w:top w:val="single" w:color="auto" w:sz="4"/>
-                <w:left w:val="single" w:color="auto" w:sz="4"/>
-                <w:bottom w:val="single" w:color="auto" w:sz="4"/>
-                <w:right w:val="single" w:color="auto" w:sz="4"/>
+                <w:top w:val="none" w:color="auto" w:sz="0"/>
+                <w:left w:val="none" w:color="auto" w:sz="0"/>
+                <w:bottom w:val="none" w:color="auto" w:sz="0"/>
+                <w:right w:val="none" w:color="auto" w:sz="0"/>
                 <w:insideH w:val="single" w:color="auto" w:sz="4"/>
                 <w:insideV w:val="single" w:color="auto" w:sz="4"/>
               </w:tblBorders>
@@ -5893,12 +5632,12 @@
                 <w:tcPr>
                   <w:tcW w:type="dxa" w:w="2246"/>
                   <w:tcBorders>
-                    <w:top w:val="single" w:color="0F62FE" w:sz="10"/>
-                    <w:left w:val="single" w:color="E0E0E0" w:sz="4"/>
-                    <w:bottom w:val="single" w:color="E0E0E0" w:sz="4"/>
-                    <w:right w:val="single" w:color="E0E0E0" w:sz="4"/>
-                  </w:tcBorders>
-                  <w:shd w:fill="EBF2FF" w:val="solid"/>
+                    <w:top w:val="single" w:color="0F62FE" w:sz="12"/>
+                    <w:left w:val="single" w:color="E0E0E0" w:sz="4"/>
+                    <w:bottom w:val="single" w:color="E0E0E0" w:sz="4"/>
+                    <w:right w:val="single" w:color="E0E0E0" w:sz="4"/>
+                  </w:tcBorders>
+                  <w:shd w:fill="D0E2FF" w:val="clear"/>
                   <w:tcMar>
                     <w:top w:type="dxa" w:w="40"/>
                     <w:left w:type="dxa" w:w="120"/>
@@ -5909,7 +5648,6 @@
                 <w:p>
                   <w:pPr>
                     <w:spacing w:after="60" w:before="60"/>
-                    <w:jc w:val="left"/>
                   </w:pPr>
                   <w:r>
                     <w:rPr>
@@ -5930,12 +5668,12 @@
                 <w:tcPr>
                   <w:tcW w:type="dxa" w:w="936"/>
                   <w:tcBorders>
-                    <w:top w:val="single" w:color="0F62FE" w:sz="10"/>
-                    <w:left w:val="single" w:color="E0E0E0" w:sz="4"/>
-                    <w:bottom w:val="single" w:color="E0E0E0" w:sz="4"/>
-                    <w:right w:val="single" w:color="E0E0E0" w:sz="4"/>
-                  </w:tcBorders>
-                  <w:shd w:fill="EBF2FF" w:val="solid"/>
+                    <w:top w:val="single" w:color="0F62FE" w:sz="12"/>
+                    <w:left w:val="single" w:color="E0E0E0" w:sz="4"/>
+                    <w:bottom w:val="single" w:color="E0E0E0" w:sz="4"/>
+                    <w:right w:val="single" w:color="E0E0E0" w:sz="4"/>
+                  </w:tcBorders>
+                  <w:shd w:fill="D0E2FF" w:val="clear"/>
                   <w:tcMar>
                     <w:top w:type="dxa" w:w="40"/>
                     <w:left w:type="dxa" w:w="120"/>
@@ -5946,7 +5684,6 @@
                 <w:p>
                   <w:pPr>
                     <w:spacing w:after="60" w:before="60"/>
-                    <w:jc w:val="left"/>
                   </w:pPr>
                   <w:r>
                     <w:rPr>
@@ -5967,12 +5704,12 @@
                 <w:tcPr>
                   <w:tcW w:type="dxa" w:w="1310"/>
                   <w:tcBorders>
-                    <w:top w:val="single" w:color="0F62FE" w:sz="10"/>
-                    <w:left w:val="single" w:color="E0E0E0" w:sz="4"/>
-                    <w:bottom w:val="single" w:color="E0E0E0" w:sz="4"/>
-                    <w:right w:val="single" w:color="E0E0E0" w:sz="4"/>
-                  </w:tcBorders>
-                  <w:shd w:fill="EBF2FF" w:val="solid"/>
+                    <w:top w:val="single" w:color="0F62FE" w:sz="12"/>
+                    <w:left w:val="single" w:color="E0E0E0" w:sz="4"/>
+                    <w:bottom w:val="single" w:color="E0E0E0" w:sz="4"/>
+                    <w:right w:val="single" w:color="E0E0E0" w:sz="4"/>
+                  </w:tcBorders>
+                  <w:shd w:fill="D0E2FF" w:val="clear"/>
                   <w:tcMar>
                     <w:top w:type="dxa" w:w="40"/>
                     <w:left w:type="dxa" w:w="120"/>
@@ -5983,7 +5720,6 @@
                 <w:p>
                   <w:pPr>
                     <w:spacing w:after="60" w:before="60"/>
-                    <w:jc w:val="left"/>
                   </w:pPr>
                   <w:r>
                     <w:rPr>
@@ -6011,7 +5747,7 @@
                     <w:bottom w:val="single" w:color="E0E0E0" w:sz="4"/>
                     <w:right w:val="single" w:color="E0E0E0" w:sz="4"/>
                   </w:tcBorders>
-                  <w:shd w:fill="FFFFFF" w:val="solid"/>
+                  <w:shd w:fill="FFFFFF" w:val="clear"/>
                   <w:tcMar>
                     <w:top w:type="dxa" w:w="40"/>
                     <w:left w:type="dxa" w:w="120"/>
@@ -6047,7 +5783,7 @@
                     <w:bottom w:val="single" w:color="E0E0E0" w:sz="4"/>
                     <w:right w:val="single" w:color="E0E0E0" w:sz="4"/>
                   </w:tcBorders>
-                  <w:shd w:fill="FFFFFF" w:val="solid"/>
+                  <w:shd w:fill="FFFFFF" w:val="clear"/>
                   <w:tcMar>
                     <w:top w:type="dxa" w:w="40"/>
                     <w:left w:type="dxa" w:w="120"/>
@@ -6083,7 +5819,7 @@
                     <w:bottom w:val="single" w:color="E0E0E0" w:sz="4"/>
                     <w:right w:val="single" w:color="E0E0E0" w:sz="4"/>
                   </w:tcBorders>
-                  <w:shd w:fill="EBF2FF" w:val="solid"/>
+                  <w:shd w:fill="EBF2FF" w:val="clear"/>
                   <w:tcMar>
                     <w:top w:type="dxa" w:w="40"/>
                     <w:left w:type="dxa" w:w="120"/>
@@ -6121,7 +5857,7 @@
                     <w:bottom w:val="single" w:color="E0E0E0" w:sz="4"/>
                     <w:right w:val="single" w:color="E0E0E0" w:sz="4"/>
                   </w:tcBorders>
-                  <w:shd w:fill="F4F4F4" w:val="solid"/>
+                  <w:shd w:fill="F4F4F4" w:val="clear"/>
                   <w:tcMar>
                     <w:top w:type="dxa" w:w="40"/>
                     <w:left w:type="dxa" w:w="120"/>
@@ -6157,7 +5893,7 @@
                     <w:bottom w:val="single" w:color="E0E0E0" w:sz="4"/>
                     <w:right w:val="single" w:color="E0E0E0" w:sz="4"/>
                   </w:tcBorders>
-                  <w:shd w:fill="F4F4F4" w:val="solid"/>
+                  <w:shd w:fill="F4F4F4" w:val="clear"/>
                   <w:tcMar>
                     <w:top w:type="dxa" w:w="40"/>
                     <w:left w:type="dxa" w:w="120"/>
@@ -6193,7 +5929,7 @@
                     <w:bottom w:val="single" w:color="E0E0E0" w:sz="4"/>
                     <w:right w:val="single" w:color="E0E0E0" w:sz="4"/>
                   </w:tcBorders>
-                  <w:shd w:fill="EBF2FF" w:val="solid"/>
+                  <w:shd w:fill="EBF2FF" w:val="clear"/>
                   <w:tcMar>
                     <w:top w:type="dxa" w:w="40"/>
                     <w:left w:type="dxa" w:w="120"/>
@@ -6231,7 +5967,7 @@
                     <w:bottom w:val="single" w:color="E0E0E0" w:sz="4"/>
                     <w:right w:val="single" w:color="E0E0E0" w:sz="4"/>
                   </w:tcBorders>
-                  <w:shd w:fill="FFFFFF" w:val="solid"/>
+                  <w:shd w:fill="FFFFFF" w:val="clear"/>
                   <w:tcMar>
                     <w:top w:type="dxa" w:w="40"/>
                     <w:left w:type="dxa" w:w="120"/>
@@ -6267,7 +6003,7 @@
                     <w:bottom w:val="single" w:color="E0E0E0" w:sz="4"/>
                     <w:right w:val="single" w:color="E0E0E0" w:sz="4"/>
                   </w:tcBorders>
-                  <w:shd w:fill="FFFFFF" w:val="solid"/>
+                  <w:shd w:fill="FFFFFF" w:val="clear"/>
                   <w:tcMar>
                     <w:top w:type="dxa" w:w="40"/>
                     <w:left w:type="dxa" w:w="120"/>
@@ -6303,7 +6039,7 @@
                     <w:bottom w:val="single" w:color="E0E0E0" w:sz="4"/>
                     <w:right w:val="single" w:color="E0E0E0" w:sz="4"/>
                   </w:tcBorders>
-                  <w:shd w:fill="EBF2FF" w:val="solid"/>
+                  <w:shd w:fill="EBF2FF" w:val="clear"/>
                   <w:tcMar>
                     <w:top w:type="dxa" w:w="40"/>
                     <w:left w:type="dxa" w:w="120"/>
@@ -6341,7 +6077,7 @@
                     <w:bottom w:val="single" w:color="E0E0E0" w:sz="4"/>
                     <w:right w:val="single" w:color="E0E0E0" w:sz="4"/>
                   </w:tcBorders>
-                  <w:shd w:fill="F4F4F4" w:val="solid"/>
+                  <w:shd w:fill="F4F4F4" w:val="clear"/>
                   <w:tcMar>
                     <w:top w:type="dxa" w:w="40"/>
                     <w:left w:type="dxa" w:w="120"/>
@@ -6377,7 +6113,7 @@
                     <w:bottom w:val="single" w:color="E0E0E0" w:sz="4"/>
                     <w:right w:val="single" w:color="E0E0E0" w:sz="4"/>
                   </w:tcBorders>
-                  <w:shd w:fill="F4F4F4" w:val="solid"/>
+                  <w:shd w:fill="F4F4F4" w:val="clear"/>
                   <w:tcMar>
                     <w:top w:type="dxa" w:w="40"/>
                     <w:left w:type="dxa" w:w="120"/>
@@ -6413,7 +6149,7 @@
                     <w:bottom w:val="single" w:color="E0E0E0" w:sz="4"/>
                     <w:right w:val="single" w:color="E0E0E0" w:sz="4"/>
                   </w:tcBorders>
-                  <w:shd w:fill="EBF2FF" w:val="solid"/>
+                  <w:shd w:fill="EBF2FF" w:val="clear"/>
                   <w:tcMar>
                     <w:top w:type="dxa" w:w="40"/>
                     <w:left w:type="dxa" w:w="120"/>
@@ -6448,29 +6184,19 @@
           <w:tcPr>
             <w:tcW w:type="dxa" w:w="374"/>
             <w:tcBorders>
-              <w:top w:val="none"/>
-              <w:left w:val="none"/>
-              <w:bottom w:val="none"/>
-              <w:right w:val="none"/>
+              <w:top w:val="none" w:color="auto" w:sz="0"/>
+              <w:left w:val="none" w:color="auto" w:sz="0"/>
+              <w:bottom w:val="none" w:color="auto" w:sz="0"/>
+              <w:right w:val="none" w:color="auto" w:sz="0"/>
             </w:tcBorders>
-            <w:shd w:fill="FFFFFF" w:val="solid"/>
+            <w:shd w:fill="FFFFFF" w:val="clear"/>
           </w:tcPr>
           <w:p>
             <w:pPr>
               <w:spacing w:after="0" w:before="0"/>
             </w:pPr>
             <w:r>
-              <w:rPr>
-                <w:rFonts w:ascii="Calibri" w:cs="Calibri" w:eastAsia="Calibri" w:hAnsi="Calibri"/>
-                <w:b w:val="false"/>
-                <w:bCs w:val="false"/>
-                <w:i w:val="false"/>
-                <w:iCs w:val="false"/>
-                <w:color w:val="161616"/>
-                <w:sz w:val="21"/>
-                <w:szCs w:val="21"/>
-              </w:rPr>
-              <w:t xml:space="preserve"> </w:t>
+              <w:t xml:space="preserve"/>
             </w:r>
           </w:p>
         </w:tc>
@@ -6478,12 +6204,12 @@
           <w:tcPr>
             <w:tcW w:type="dxa" w:w="4493"/>
             <w:tcBorders>
-              <w:top w:val="none"/>
-              <w:left w:val="none"/>
-              <w:bottom w:val="none"/>
-              <w:right w:val="none"/>
+              <w:top w:val="none" w:color="auto" w:sz="0"/>
+              <w:left w:val="none" w:color="auto" w:sz="0"/>
+              <w:bottom w:val="none" w:color="auto" w:sz="0"/>
+              <w:right w:val="none" w:color="auto" w:sz="0"/>
             </w:tcBorders>
-            <w:shd w:fill="FFFFFF" w:val="solid"/>
+            <w:shd w:fill="FFFFFF" w:val="clear"/>
             <w:tcMar>
               <w:left w:type="dxa" w:w="160"/>
             </w:tcMar>
@@ -6528,10 +6254,10 @@
             <w:tblPr>
               <w:tblW w:type="dxa" w:w="4493"/>
               <w:tblBorders>
-                <w:top w:val="none"/>
-                <w:left w:val="none"/>
-                <w:bottom w:val="none"/>
-                <w:right w:val="none"/>
+                <w:top w:val="none" w:color="auto" w:sz="0"/>
+                <w:left w:val="none" w:color="auto" w:sz="0"/>
+                <w:bottom w:val="none" w:color="auto" w:sz="0"/>
+                <w:right w:val="none" w:color="auto" w:sz="0"/>
                 <w:insideH w:val="single" w:color="auto" w:sz="4"/>
                 <w:insideV w:val="single" w:color="auto" w:sz="4"/>
               </w:tblBorders>
@@ -6548,12 +6274,12 @@
                 <w:tcPr>
                   <w:tcW w:type="dxa" w:w="2000"/>
                   <w:tcBorders>
-                    <w:top w:val="none"/>
-                    <w:left w:val="none"/>
-                    <w:bottom w:val="none"/>
-                    <w:right w:val="none"/>
-                  </w:tcBorders>
-                  <w:shd w:fill="FFFFFF" w:val="solid"/>
+                    <w:top w:val="none" w:color="auto" w:sz="0"/>
+                    <w:left w:val="none" w:color="auto" w:sz="0"/>
+                    <w:bottom w:val="none" w:color="auto" w:sz="0"/>
+                    <w:right w:val="none" w:color="auto" w:sz="0"/>
+                  </w:tcBorders>
+                  <w:shd w:fill="FFFFFF" w:val="clear"/>
                   <w:tcMar>
                     <w:top w:type="dxa" w:w="40"/>
                     <w:bottom w:type="dxa" w:w="40"/>
@@ -6584,12 +6310,12 @@
                 <w:tcPr>
                   <w:tcW w:type="dxa" w:w="1100"/>
                   <w:tcBorders>
-                    <w:top w:val="none"/>
-                    <w:left w:val="none"/>
-                    <w:bottom w:val="none"/>
-                    <w:right w:val="none"/>
-                  </w:tcBorders>
-                  <w:shd w:fill="8D8D8D" w:val="solid"/>
+                    <w:top w:val="none" w:color="auto" w:sz="0"/>
+                    <w:left w:val="none" w:color="auto" w:sz="0"/>
+                    <w:bottom w:val="none" w:color="auto" w:sz="0"/>
+                    <w:right w:val="none" w:color="auto" w:sz="0"/>
+                  </w:tcBorders>
+                  <w:shd w:fill="8D8D8D" w:val="clear"/>
                   <w:tcMar>
                     <w:top w:type="dxa" w:w="0"/>
                     <w:left w:type="dxa" w:w="0"/>
@@ -6602,17 +6328,7 @@
                     <w:spacing w:after="0" w:before="0"/>
                   </w:pPr>
                   <w:r>
-                    <w:rPr>
-                      <w:rFonts w:ascii="Calibri" w:cs="Calibri" w:eastAsia="Calibri" w:hAnsi="Calibri"/>
-                      <w:b w:val="false"/>
-                      <w:bCs w:val="false"/>
-                      <w:i w:val="false"/>
-                      <w:iCs w:val="false"/>
-                      <w:color w:val="161616"/>
-                      <w:sz w:val="21"/>
-                      <w:szCs w:val="21"/>
-                    </w:rPr>
-                    <w:t xml:space="preserve"> </w:t>
+                    <w:t xml:space="preserve"/>
                   </w:r>
                 </w:p>
               </w:tc>
@@ -6620,12 +6336,12 @@
                 <w:tcPr>
                   <w:tcW w:type="dxa" w:w="3300"/>
                   <w:tcBorders>
-                    <w:top w:val="none"/>
-                    <w:left w:val="none"/>
-                    <w:bottom w:val="none"/>
-                    <w:right w:val="none"/>
-                  </w:tcBorders>
-                  <w:shd w:fill="E0E0E0" w:val="solid"/>
+                    <w:top w:val="none" w:color="auto" w:sz="0"/>
+                    <w:left w:val="none" w:color="auto" w:sz="0"/>
+                    <w:bottom w:val="none" w:color="auto" w:sz="0"/>
+                    <w:right w:val="none" w:color="auto" w:sz="0"/>
+                  </w:tcBorders>
+                  <w:shd w:fill="E0E0E0" w:val="clear"/>
                   <w:tcMar>
                     <w:top w:type="dxa" w:w="0"/>
                     <w:left w:type="dxa" w:w="0"/>
@@ -6638,17 +6354,7 @@
                     <w:spacing w:after="0" w:before="0"/>
                   </w:pPr>
                   <w:r>
-                    <w:rPr>
-                      <w:rFonts w:ascii="Calibri" w:cs="Calibri" w:eastAsia="Calibri" w:hAnsi="Calibri"/>
-                      <w:b w:val="false"/>
-                      <w:bCs w:val="false"/>
-                      <w:i w:val="false"/>
-                      <w:iCs w:val="false"/>
-                      <w:color w:val="161616"/>
-                      <w:sz w:val="21"/>
-                      <w:szCs w:val="21"/>
-                    </w:rPr>
-                    <w:t xml:space="preserve"> </w:t>
+                    <w:t xml:space="preserve"/>
                   </w:r>
                 </w:p>
               </w:tc>
@@ -6656,12 +6362,12 @@
                 <w:tcPr>
                   <w:tcW w:type="dxa" w:w="1560"/>
                   <w:tcBorders>
-                    <w:top w:val="none"/>
-                    <w:left w:val="none"/>
-                    <w:bottom w:val="none"/>
-                    <w:right w:val="none"/>
-                  </w:tcBorders>
-                  <w:shd w:fill="FFFFFF" w:val="solid"/>
+                    <w:top w:val="none" w:color="auto" w:sz="0"/>
+                    <w:left w:val="none" w:color="auto" w:sz="0"/>
+                    <w:bottom w:val="none" w:color="auto" w:sz="0"/>
+                    <w:right w:val="none" w:color="auto" w:sz="0"/>
+                  </w:tcBorders>
+                  <w:shd w:fill="FFFFFF" w:val="clear"/>
                   <w:tcMar>
                     <w:top w:type="dxa" w:w="40"/>
                     <w:left w:type="dxa" w:w="80"/>
@@ -6695,12 +6401,12 @@
                 <w:tcPr>
                   <w:tcW w:type="dxa" w:w="2000"/>
                   <w:tcBorders>
-                    <w:top w:val="none"/>
-                    <w:left w:val="none"/>
-                    <w:bottom w:val="none"/>
-                    <w:right w:val="none"/>
-                  </w:tcBorders>
-                  <w:shd w:fill="FFFFFF" w:val="solid"/>
+                    <w:top w:val="none" w:color="auto" w:sz="0"/>
+                    <w:left w:val="none" w:color="auto" w:sz="0"/>
+                    <w:bottom w:val="none" w:color="auto" w:sz="0"/>
+                    <w:right w:val="none" w:color="auto" w:sz="0"/>
+                  </w:tcBorders>
+                  <w:shd w:fill="FFFFFF" w:val="clear"/>
                   <w:tcMar>
                     <w:top w:type="dxa" w:w="40"/>
                     <w:bottom w:type="dxa" w:w="40"/>
@@ -6731,12 +6437,12 @@
                 <w:tcPr>
                   <w:tcW w:type="dxa" w:w="1980"/>
                   <w:tcBorders>
-                    <w:top w:val="none"/>
-                    <w:left w:val="none"/>
-                    <w:bottom w:val="none"/>
-                    <w:right w:val="none"/>
-                  </w:tcBorders>
-                  <w:shd w:fill="0072C3" w:val="solid"/>
+                    <w:top w:val="none" w:color="auto" w:sz="0"/>
+                    <w:left w:val="none" w:color="auto" w:sz="0"/>
+                    <w:bottom w:val="none" w:color="auto" w:sz="0"/>
+                    <w:right w:val="none" w:color="auto" w:sz="0"/>
+                  </w:tcBorders>
+                  <w:shd w:fill="0072C3" w:val="clear"/>
                   <w:tcMar>
                     <w:top w:type="dxa" w:w="0"/>
                     <w:left w:type="dxa" w:w="0"/>
@@ -6749,17 +6455,7 @@
                     <w:spacing w:after="0" w:before="0"/>
                   </w:pPr>
                   <w:r>
-                    <w:rPr>
-                      <w:rFonts w:ascii="Calibri" w:cs="Calibri" w:eastAsia="Calibri" w:hAnsi="Calibri"/>
-                      <w:b w:val="false"/>
-                      <w:bCs w:val="false"/>
-                      <w:i w:val="false"/>
-                      <w:iCs w:val="false"/>
-                      <w:color w:val="161616"/>
-                      <w:sz w:val="21"/>
-                      <w:szCs w:val="21"/>
-                    </w:rPr>
-                    <w:t xml:space="preserve"> </w:t>
+                    <w:t xml:space="preserve"/>
                   </w:r>
                 </w:p>
               </w:tc>
@@ -6767,12 +6463,12 @@
                 <w:tcPr>
                   <w:tcW w:type="dxa" w:w="2420"/>
                   <w:tcBorders>
-                    <w:top w:val="none"/>
-                    <w:left w:val="none"/>
-                    <w:bottom w:val="none"/>
-                    <w:right w:val="none"/>
-                  </w:tcBorders>
-                  <w:shd w:fill="E0E0E0" w:val="solid"/>
+                    <w:top w:val="none" w:color="auto" w:sz="0"/>
+                    <w:left w:val="none" w:color="auto" w:sz="0"/>
+                    <w:bottom w:val="none" w:color="auto" w:sz="0"/>
+                    <w:right w:val="none" w:color="auto" w:sz="0"/>
+                  </w:tcBorders>
+                  <w:shd w:fill="E0E0E0" w:val="clear"/>
                   <w:tcMar>
                     <w:top w:type="dxa" w:w="0"/>
                     <w:left w:type="dxa" w:w="0"/>
@@ -6785,17 +6481,7 @@
                     <w:spacing w:after="0" w:before="0"/>
                   </w:pPr>
                   <w:r>
-                    <w:rPr>
-                      <w:rFonts w:ascii="Calibri" w:cs="Calibri" w:eastAsia="Calibri" w:hAnsi="Calibri"/>
-                      <w:b w:val="false"/>
-                      <w:bCs w:val="false"/>
-                      <w:i w:val="false"/>
-                      <w:iCs w:val="false"/>
-                      <w:color w:val="161616"/>
-                      <w:sz w:val="21"/>
-                      <w:szCs w:val="21"/>
-                    </w:rPr>
-                    <w:t xml:space="preserve"> </w:t>
+                    <w:t xml:space="preserve"/>
                   </w:r>
                 </w:p>
               </w:tc>
@@ -6803,12 +6489,12 @@
                 <w:tcPr>
                   <w:tcW w:type="dxa" w:w="1560"/>
                   <w:tcBorders>
-                    <w:top w:val="none"/>
-                    <w:left w:val="none"/>
-                    <w:bottom w:val="none"/>
-                    <w:right w:val="none"/>
-                  </w:tcBorders>
-                  <w:shd w:fill="FFFFFF" w:val="solid"/>
+                    <w:top w:val="none" w:color="auto" w:sz="0"/>
+                    <w:left w:val="none" w:color="auto" w:sz="0"/>
+                    <w:bottom w:val="none" w:color="auto" w:sz="0"/>
+                    <w:right w:val="none" w:color="auto" w:sz="0"/>
+                  </w:tcBorders>
+                  <w:shd w:fill="FFFFFF" w:val="clear"/>
                   <w:tcMar>
                     <w:top w:type="dxa" w:w="40"/>
                     <w:left w:type="dxa" w:w="80"/>
@@ -6842,12 +6528,12 @@
                 <w:tcPr>
                   <w:tcW w:type="dxa" w:w="2000"/>
                   <w:tcBorders>
-                    <w:top w:val="none"/>
-                    <w:left w:val="none"/>
-                    <w:bottom w:val="none"/>
-                    <w:right w:val="none"/>
-                  </w:tcBorders>
-                  <w:shd w:fill="FFFFFF" w:val="solid"/>
+                    <w:top w:val="none" w:color="auto" w:sz="0"/>
+                    <w:left w:val="none" w:color="auto" w:sz="0"/>
+                    <w:bottom w:val="none" w:color="auto" w:sz="0"/>
+                    <w:right w:val="none" w:color="auto" w:sz="0"/>
+                  </w:tcBorders>
+                  <w:shd w:fill="FFFFFF" w:val="clear"/>
                   <w:tcMar>
                     <w:top w:type="dxa" w:w="40"/>
                     <w:bottom w:type="dxa" w:w="40"/>
@@ -6878,12 +6564,12 @@
                 <w:tcPr>
                   <w:tcW w:type="dxa" w:w="2728"/>
                   <w:tcBorders>
-                    <w:top w:val="none"/>
-                    <w:left w:val="none"/>
-                    <w:bottom w:val="none"/>
-                    <w:right w:val="none"/>
-                  </w:tcBorders>
-                  <w:shd w:fill="0043CE" w:val="solid"/>
+                    <w:top w:val="none" w:color="auto" w:sz="0"/>
+                    <w:left w:val="none" w:color="auto" w:sz="0"/>
+                    <w:bottom w:val="none" w:color="auto" w:sz="0"/>
+                    <w:right w:val="none" w:color="auto" w:sz="0"/>
+                  </w:tcBorders>
+                  <w:shd w:fill="0043CE" w:val="clear"/>
                   <w:tcMar>
                     <w:top w:type="dxa" w:w="0"/>
                     <w:left w:type="dxa" w:w="0"/>
@@ -6896,17 +6582,7 @@
                     <w:spacing w:after="0" w:before="0"/>
                   </w:pPr>
                   <w:r>
-                    <w:rPr>
-                      <w:rFonts w:ascii="Calibri" w:cs="Calibri" w:eastAsia="Calibri" w:hAnsi="Calibri"/>
-                      <w:b w:val="false"/>
-                      <w:bCs w:val="false"/>
-                      <w:i w:val="false"/>
-                      <w:iCs w:val="false"/>
-                      <w:color w:val="161616"/>
-                      <w:sz w:val="21"/>
-                      <w:szCs w:val="21"/>
-                    </w:rPr>
-                    <w:t xml:space="preserve"> </w:t>
+                    <w:t xml:space="preserve"/>
                   </w:r>
                 </w:p>
               </w:tc>
@@ -6914,12 +6590,12 @@
                 <w:tcPr>
                   <w:tcW w:type="dxa" w:w="1672"/>
                   <w:tcBorders>
-                    <w:top w:val="none"/>
-                    <w:left w:val="none"/>
-                    <w:bottom w:val="none"/>
-                    <w:right w:val="none"/>
-                  </w:tcBorders>
-                  <w:shd w:fill="E0E0E0" w:val="solid"/>
+                    <w:top w:val="none" w:color="auto" w:sz="0"/>
+                    <w:left w:val="none" w:color="auto" w:sz="0"/>
+                    <w:bottom w:val="none" w:color="auto" w:sz="0"/>
+                    <w:right w:val="none" w:color="auto" w:sz="0"/>
+                  </w:tcBorders>
+                  <w:shd w:fill="E0E0E0" w:val="clear"/>
                   <w:tcMar>
                     <w:top w:type="dxa" w:w="0"/>
                     <w:left w:type="dxa" w:w="0"/>
@@ -6932,17 +6608,7 @@
                     <w:spacing w:after="0" w:before="0"/>
                   </w:pPr>
                   <w:r>
-                    <w:rPr>
-                      <w:rFonts w:ascii="Calibri" w:cs="Calibri" w:eastAsia="Calibri" w:hAnsi="Calibri"/>
-                      <w:b w:val="false"/>
-                      <w:bCs w:val="false"/>
-                      <w:i w:val="false"/>
-                      <w:iCs w:val="false"/>
-                      <w:color w:val="161616"/>
-                      <w:sz w:val="21"/>
-                      <w:szCs w:val="21"/>
-                    </w:rPr>
-                    <w:t xml:space="preserve"> </w:t>
+                    <w:t xml:space="preserve"/>
                   </w:r>
                 </w:p>
               </w:tc>
@@ -6950,12 +6616,12 @@
                 <w:tcPr>
                   <w:tcW w:type="dxa" w:w="1560"/>
                   <w:tcBorders>
-                    <w:top w:val="none"/>
-                    <w:left w:val="none"/>
-                    <w:bottom w:val="none"/>
-                    <w:right w:val="none"/>
-                  </w:tcBorders>
-                  <w:shd w:fill="FFFFFF" w:val="solid"/>
+                    <w:top w:val="none" w:color="auto" w:sz="0"/>
+                    <w:left w:val="none" w:color="auto" w:sz="0"/>
+                    <w:bottom w:val="none" w:color="auto" w:sz="0"/>
+                    <w:right w:val="none" w:color="auto" w:sz="0"/>
+                  </w:tcBorders>
+                  <w:shd w:fill="FFFFFF" w:val="clear"/>
                   <w:tcMar>
                     <w:top w:type="dxa" w:w="40"/>
                     <w:left w:type="dxa" w:w="80"/>
@@ -6989,12 +6655,12 @@
                 <w:tcPr>
                   <w:tcW w:type="dxa" w:w="2000"/>
                   <w:tcBorders>
-                    <w:top w:val="none"/>
-                    <w:left w:val="none"/>
-                    <w:bottom w:val="none"/>
-                    <w:right w:val="none"/>
-                  </w:tcBorders>
-                  <w:shd w:fill="FFFFFF" w:val="solid"/>
+                    <w:top w:val="none" w:color="auto" w:sz="0"/>
+                    <w:left w:val="none" w:color="auto" w:sz="0"/>
+                    <w:bottom w:val="none" w:color="auto" w:sz="0"/>
+                    <w:right w:val="none" w:color="auto" w:sz="0"/>
+                  </w:tcBorders>
+                  <w:shd w:fill="FFFFFF" w:val="clear"/>
                   <w:tcMar>
                     <w:top w:type="dxa" w:w="40"/>
                     <w:bottom w:type="dxa" w:w="40"/>
@@ -7025,12 +6691,12 @@
                 <w:tcPr>
                   <w:tcW w:type="dxa" w:w="3300"/>
                   <w:tcBorders>
-                    <w:top w:val="none"/>
-                    <w:left w:val="none"/>
-                    <w:bottom w:val="none"/>
-                    <w:right w:val="none"/>
-                  </w:tcBorders>
-                  <w:shd w:fill="0F62FE" w:val="solid"/>
+                    <w:top w:val="none" w:color="auto" w:sz="0"/>
+                    <w:left w:val="none" w:color="auto" w:sz="0"/>
+                    <w:bottom w:val="none" w:color="auto" w:sz="0"/>
+                    <w:right w:val="none" w:color="auto" w:sz="0"/>
+                  </w:tcBorders>
+                  <w:shd w:fill="0F62FE" w:val="clear"/>
                   <w:tcMar>
                     <w:top w:type="dxa" w:w="0"/>
                     <w:left w:type="dxa" w:w="0"/>
@@ -7043,17 +6709,7 @@
                     <w:spacing w:after="0" w:before="0"/>
                   </w:pPr>
                   <w:r>
-                    <w:rPr>
-                      <w:rFonts w:ascii="Calibri" w:cs="Calibri" w:eastAsia="Calibri" w:hAnsi="Calibri"/>
-                      <w:b w:val="false"/>
-                      <w:bCs w:val="false"/>
-                      <w:i w:val="false"/>
-                      <w:iCs w:val="false"/>
-                      <w:color w:val="161616"/>
-                      <w:sz w:val="21"/>
-                      <w:szCs w:val="21"/>
-                    </w:rPr>
-                    <w:t xml:space="preserve"> </w:t>
+                    <w:t xml:space="preserve"/>
                   </w:r>
                 </w:p>
               </w:tc>
@@ -7061,12 +6717,12 @@
                 <w:tcPr>
                   <w:tcW w:type="dxa" w:w="1100"/>
                   <w:tcBorders>
-                    <w:top w:val="none"/>
-                    <w:left w:val="none"/>
-                    <w:bottom w:val="none"/>
-                    <w:right w:val="none"/>
-                  </w:tcBorders>
-                  <w:shd w:fill="E0E0E0" w:val="solid"/>
+                    <w:top w:val="none" w:color="auto" w:sz="0"/>
+                    <w:left w:val="none" w:color="auto" w:sz="0"/>
+                    <w:bottom w:val="none" w:color="auto" w:sz="0"/>
+                    <w:right w:val="none" w:color="auto" w:sz="0"/>
+                  </w:tcBorders>
+                  <w:shd w:fill="E0E0E0" w:val="clear"/>
                   <w:tcMar>
                     <w:top w:type="dxa" w:w="0"/>
                     <w:left w:type="dxa" w:w="0"/>
@@ -7079,17 +6735,7 @@
                     <w:spacing w:after="0" w:before="0"/>
                   </w:pPr>
                   <w:r>
-                    <w:rPr>
-                      <w:rFonts w:ascii="Calibri" w:cs="Calibri" w:eastAsia="Calibri" w:hAnsi="Calibri"/>
-                      <w:b w:val="false"/>
-                      <w:bCs w:val="false"/>
-                      <w:i w:val="false"/>
-                      <w:iCs w:val="false"/>
-                      <w:color w:val="161616"/>
-                      <w:sz w:val="21"/>
-                      <w:szCs w:val="21"/>
-                    </w:rPr>
-                    <w:t xml:space="preserve"> </w:t>
+                    <w:t xml:space="preserve"/>
                   </w:r>
                 </w:p>
               </w:tc>
@@ -7097,12 +6743,12 @@
                 <w:tcPr>
                   <w:tcW w:type="dxa" w:w="1560"/>
                   <w:tcBorders>
-                    <w:top w:val="none"/>
-                    <w:left w:val="none"/>
-                    <w:bottom w:val="none"/>
-                    <w:right w:val="none"/>
-                  </w:tcBorders>
-                  <w:shd w:fill="FFFFFF" w:val="solid"/>
+                    <w:top w:val="none" w:color="auto" w:sz="0"/>
+                    <w:left w:val="none" w:color="auto" w:sz="0"/>
+                    <w:bottom w:val="none" w:color="auto" w:sz="0"/>
+                    <w:right w:val="none" w:color="auto" w:sz="0"/>
+                  </w:tcBorders>
+                  <w:shd w:fill="FFFFFF" w:val="clear"/>
                   <w:tcMar>
                     <w:top w:type="dxa" w:w="40"/>
                     <w:left w:type="dxa" w:w="80"/>
@@ -7136,12 +6782,12 @@
                 <w:tcPr>
                   <w:tcW w:type="dxa" w:w="2000"/>
                   <w:tcBorders>
-                    <w:top w:val="none"/>
-                    <w:left w:val="none"/>
-                    <w:bottom w:val="none"/>
-                    <w:right w:val="none"/>
-                  </w:tcBorders>
-                  <w:shd w:fill="FFFFFF" w:val="solid"/>
+                    <w:top w:val="none" w:color="auto" w:sz="0"/>
+                    <w:left w:val="none" w:color="auto" w:sz="0"/>
+                    <w:bottom w:val="none" w:color="auto" w:sz="0"/>
+                    <w:right w:val="none" w:color="auto" w:sz="0"/>
+                  </w:tcBorders>
+                  <w:shd w:fill="FFFFFF" w:val="clear"/>
                   <w:tcMar>
                     <w:top w:type="dxa" w:w="40"/>
                     <w:bottom w:type="dxa" w:w="40"/>
@@ -7172,12 +6818,12 @@
                 <w:tcPr>
                   <w:tcW w:type="dxa" w:w="3608"/>
                   <w:tcBorders>
-                    <w:top w:val="none"/>
-                    <w:left w:val="none"/>
-                    <w:bottom w:val="none"/>
-                    <w:right w:val="none"/>
-                  </w:tcBorders>
-                  <w:shd w:fill="001141" w:val="solid"/>
+                    <w:top w:val="none" w:color="auto" w:sz="0"/>
+                    <w:left w:val="none" w:color="auto" w:sz="0"/>
+                    <w:bottom w:val="none" w:color="auto" w:sz="0"/>
+                    <w:right w:val="none" w:color="auto" w:sz="0"/>
+                  </w:tcBorders>
+                  <w:shd w:fill="001141" w:val="clear"/>
                   <w:tcMar>
                     <w:top w:type="dxa" w:w="0"/>
                     <w:left w:type="dxa" w:w="0"/>
@@ -7190,17 +6836,7 @@
                     <w:spacing w:after="0" w:before="0"/>
                   </w:pPr>
                   <w:r>
-                    <w:rPr>
-                      <w:rFonts w:ascii="Calibri" w:cs="Calibri" w:eastAsia="Calibri" w:hAnsi="Calibri"/>
-                      <w:b w:val="false"/>
-                      <w:bCs w:val="false"/>
-                      <w:i w:val="false"/>
-                      <w:iCs w:val="false"/>
-                      <w:color w:val="161616"/>
-                      <w:sz w:val="21"/>
-                      <w:szCs w:val="21"/>
-                    </w:rPr>
-                    <w:t xml:space="preserve"> </w:t>
+                    <w:t xml:space="preserve"/>
                   </w:r>
                 </w:p>
               </w:tc>
@@ -7208,12 +6844,12 @@
                 <w:tcPr>
                   <w:tcW w:type="dxa" w:w="792"/>
                   <w:tcBorders>
-                    <w:top w:val="none"/>
-                    <w:left w:val="none"/>
-                    <w:bottom w:val="none"/>
-                    <w:right w:val="none"/>
-                  </w:tcBorders>
-                  <w:shd w:fill="E0E0E0" w:val="solid"/>
+                    <w:top w:val="none" w:color="auto" w:sz="0"/>
+                    <w:left w:val="none" w:color="auto" w:sz="0"/>
+                    <w:bottom w:val="none" w:color="auto" w:sz="0"/>
+                    <w:right w:val="none" w:color="auto" w:sz="0"/>
+                  </w:tcBorders>
+                  <w:shd w:fill="E0E0E0" w:val="clear"/>
                   <w:tcMar>
                     <w:top w:type="dxa" w:w="0"/>
                     <w:left w:type="dxa" w:w="0"/>
@@ -7226,17 +6862,7 @@
                     <w:spacing w:after="0" w:before="0"/>
                   </w:pPr>
                   <w:r>
-                    <w:rPr>
-                      <w:rFonts w:ascii="Calibri" w:cs="Calibri" w:eastAsia="Calibri" w:hAnsi="Calibri"/>
-                      <w:b w:val="false"/>
-                      <w:bCs w:val="false"/>
-                      <w:i w:val="false"/>
-                      <w:iCs w:val="false"/>
-                      <w:color w:val="161616"/>
-                      <w:sz w:val="21"/>
-                      <w:szCs w:val="21"/>
-                    </w:rPr>
-                    <w:t xml:space="preserve"> </w:t>
+                    <w:t xml:space="preserve"/>
                   </w:r>
                 </w:p>
               </w:tc>
@@ -7244,12 +6870,12 @@
                 <w:tcPr>
                   <w:tcW w:type="dxa" w:w="1560"/>
                   <w:tcBorders>
-                    <w:top w:val="none"/>
-                    <w:left w:val="none"/>
-                    <w:bottom w:val="none"/>
-                    <w:right w:val="none"/>
-                  </w:tcBorders>
-                  <w:shd w:fill="FFFFFF" w:val="solid"/>
+                    <w:top w:val="none" w:color="auto" w:sz="0"/>
+                    <w:left w:val="none" w:color="auto" w:sz="0"/>
+                    <w:bottom w:val="none" w:color="auto" w:sz="0"/>
+                    <w:right w:val="none" w:color="auto" w:sz="0"/>
+                  </w:tcBorders>
+                  <w:shd w:fill="FFFFFF" w:val="clear"/>
                   <w:tcMar>
                     <w:top w:type="dxa" w:w="40"/>
                     <w:left w:type="dxa" w:w="80"/>
@@ -7284,17 +6910,7 @@
               <w:spacing w:after="100" w:before="0"/>
             </w:pPr>
             <w:r>
-              <w:rPr>
-                <w:rFonts w:ascii="Calibri" w:cs="Calibri" w:eastAsia="Calibri" w:hAnsi="Calibri"/>
-                <w:b w:val="false"/>
-                <w:bCs w:val="false"/>
-                <w:i w:val="false"/>
-                <w:iCs w:val="false"/>
-                <w:color w:val="161616"/>
-                <w:sz w:val="21"/>
-                <w:szCs w:val="21"/>
-              </w:rPr>
-              <w:t xml:space="preserve"> </w:t>
+              <w:t xml:space="preserve"/>
             </w:r>
           </w:p>
           <w:p>
@@ -7319,10 +6935,10 @@
             <w:tblPr>
               <w:tblW w:type="dxa" w:w="4493"/>
               <w:tblBorders>
-                <w:top w:val="single" w:color="auto" w:sz="4"/>
-                <w:left w:val="single" w:color="auto" w:sz="4"/>
-                <w:bottom w:val="single" w:color="auto" w:sz="4"/>
-                <w:right w:val="single" w:color="auto" w:sz="4"/>
+                <w:top w:val="none" w:color="auto" w:sz="0"/>
+                <w:left w:val="none" w:color="auto" w:sz="0"/>
+                <w:bottom w:val="none" w:color="auto" w:sz="0"/>
+                <w:right w:val="none" w:color="auto" w:sz="0"/>
                 <w:insideH w:val="single" w:color="auto" w:sz="4"/>
                 <w:insideV w:val="single" w:color="auto" w:sz="4"/>
               </w:tblBorders>
@@ -7338,12 +6954,12 @@
                 <w:tcPr>
                   <w:tcW w:type="dxa" w:w="1872"/>
                   <w:tcBorders>
-                    <w:top w:val="single" w:color="0F62FE" w:sz="10"/>
-                    <w:left w:val="single" w:color="E0E0E0" w:sz="4"/>
-                    <w:bottom w:val="single" w:color="E0E0E0" w:sz="4"/>
-                    <w:right w:val="single" w:color="E0E0E0" w:sz="4"/>
-                  </w:tcBorders>
-                  <w:shd w:fill="EBF2FF" w:val="solid"/>
+                    <w:top w:val="single" w:color="0F62FE" w:sz="12"/>
+                    <w:left w:val="single" w:color="E0E0E0" w:sz="4"/>
+                    <w:bottom w:val="single" w:color="E0E0E0" w:sz="4"/>
+                    <w:right w:val="single" w:color="E0E0E0" w:sz="4"/>
+                  </w:tcBorders>
+                  <w:shd w:fill="D0E2FF" w:val="clear"/>
                   <w:tcMar>
                     <w:top w:type="dxa" w:w="40"/>
                     <w:left w:type="dxa" w:w="120"/>
@@ -7354,7 +6970,6 @@
                 <w:p>
                   <w:pPr>
                     <w:spacing w:after="60" w:before="60"/>
-                    <w:jc w:val="left"/>
                   </w:pPr>
                   <w:r>
                     <w:rPr>
@@ -7375,12 +6990,12 @@
                 <w:tcPr>
                   <w:tcW w:type="dxa" w:w="1872"/>
                   <w:tcBorders>
-                    <w:top w:val="single" w:color="0F62FE" w:sz="10"/>
-                    <w:left w:val="single" w:color="E0E0E0" w:sz="4"/>
-                    <w:bottom w:val="single" w:color="E0E0E0" w:sz="4"/>
-                    <w:right w:val="single" w:color="E0E0E0" w:sz="4"/>
-                  </w:tcBorders>
-                  <w:shd w:fill="EBF2FF" w:val="solid"/>
+                    <w:top w:val="single" w:color="0F62FE" w:sz="12"/>
+                    <w:left w:val="single" w:color="E0E0E0" w:sz="4"/>
+                    <w:bottom w:val="single" w:color="E0E0E0" w:sz="4"/>
+                    <w:right w:val="single" w:color="E0E0E0" w:sz="4"/>
+                  </w:tcBorders>
+                  <w:shd w:fill="D0E2FF" w:val="clear"/>
                   <w:tcMar>
                     <w:top w:type="dxa" w:w="40"/>
                     <w:left w:type="dxa" w:w="120"/>
@@ -7391,7 +7006,6 @@
                 <w:p>
                   <w:pPr>
                     <w:spacing w:after="60" w:before="60"/>
-                    <w:jc w:val="left"/>
                   </w:pPr>
                   <w:r>
                     <w:rPr>
@@ -7412,12 +7026,12 @@
                 <w:tcPr>
                   <w:tcW w:type="dxa" w:w="749"/>
                   <w:tcBorders>
-                    <w:top w:val="single" w:color="0F62FE" w:sz="10"/>
-                    <w:left w:val="single" w:color="E0E0E0" w:sz="4"/>
-                    <w:bottom w:val="single" w:color="E0E0E0" w:sz="4"/>
-                    <w:right w:val="single" w:color="E0E0E0" w:sz="4"/>
-                  </w:tcBorders>
-                  <w:shd w:fill="EBF2FF" w:val="solid"/>
+                    <w:top w:val="single" w:color="0F62FE" w:sz="12"/>
+                    <w:left w:val="single" w:color="E0E0E0" w:sz="4"/>
+                    <w:bottom w:val="single" w:color="E0E0E0" w:sz="4"/>
+                    <w:right w:val="single" w:color="E0E0E0" w:sz="4"/>
+                  </w:tcBorders>
+                  <w:shd w:fill="D0E2FF" w:val="clear"/>
                   <w:tcMar>
                     <w:top w:type="dxa" w:w="40"/>
                     <w:left w:type="dxa" w:w="120"/>
@@ -7428,7 +7042,6 @@
                 <w:p>
                   <w:pPr>
                     <w:spacing w:after="60" w:before="60"/>
-                    <w:jc w:val="left"/>
                   </w:pPr>
                   <w:r>
                     <w:rPr>
@@ -7456,7 +7069,7 @@
                     <w:bottom w:val="single" w:color="E0E0E0" w:sz="4"/>
                     <w:right w:val="single" w:color="E0E0E0" w:sz="4"/>
                   </w:tcBorders>
-                  <w:shd w:fill="FFFFFF" w:val="solid"/>
+                  <w:shd w:fill="FFFFFF" w:val="clear"/>
                   <w:tcMar>
                     <w:top w:type="dxa" w:w="40"/>
                     <w:left w:type="dxa" w:w="120"/>
@@ -7492,7 +7105,7 @@
                     <w:bottom w:val="single" w:color="E0E0E0" w:sz="4"/>
                     <w:right w:val="single" w:color="E0E0E0" w:sz="4"/>
                   </w:tcBorders>
-                  <w:shd w:fill="FFFFFF" w:val="solid"/>
+                  <w:shd w:fill="FFFFFF" w:val="clear"/>
                   <w:tcMar>
                     <w:top w:type="dxa" w:w="40"/>
                     <w:left w:type="dxa" w:w="120"/>
@@ -7528,7 +7141,7 @@
                     <w:bottom w:val="single" w:color="E0E0E0" w:sz="4"/>
                     <w:right w:val="single" w:color="E0E0E0" w:sz="4"/>
                   </w:tcBorders>
-                  <w:shd w:fill="FFFFFF" w:val="solid"/>
+                  <w:shd w:fill="FFFFFF" w:val="clear"/>
                   <w:tcMar>
                     <w:top w:type="dxa" w:w="40"/>
                     <w:left w:type="dxa" w:w="120"/>
@@ -7566,7 +7179,7 @@
                     <w:bottom w:val="single" w:color="E0E0E0" w:sz="4"/>
                     <w:right w:val="single" w:color="E0E0E0" w:sz="4"/>
                   </w:tcBorders>
-                  <w:shd w:fill="F4F4F4" w:val="solid"/>
+                  <w:shd w:fill="F4F4F4" w:val="clear"/>
                   <w:tcMar>
                     <w:top w:type="dxa" w:w="40"/>
                     <w:left w:type="dxa" w:w="120"/>
@@ -7602,7 +7215,7 @@
                     <w:bottom w:val="single" w:color="E0E0E0" w:sz="4"/>
                     <w:right w:val="single" w:color="E0E0E0" w:sz="4"/>
                   </w:tcBorders>
-                  <w:shd w:fill="F4F4F4" w:val="solid"/>
+                  <w:shd w:fill="F4F4F4" w:val="clear"/>
                   <w:tcMar>
                     <w:top w:type="dxa" w:w="40"/>
                     <w:left w:type="dxa" w:w="120"/>
@@ -7638,7 +7251,7 @@
                     <w:bottom w:val="single" w:color="E0E0E0" w:sz="4"/>
                     <w:right w:val="single" w:color="E0E0E0" w:sz="4"/>
                   </w:tcBorders>
-                  <w:shd w:fill="F4F4F4" w:val="solid"/>
+                  <w:shd w:fill="F4F4F4" w:val="clear"/>
                   <w:tcMar>
                     <w:top w:type="dxa" w:w="40"/>
                     <w:left w:type="dxa" w:w="120"/>
@@ -7676,7 +7289,7 @@
                     <w:bottom w:val="single" w:color="E0E0E0" w:sz="4"/>
                     <w:right w:val="single" w:color="E0E0E0" w:sz="4"/>
                   </w:tcBorders>
-                  <w:shd w:fill="FFFFFF" w:val="solid"/>
+                  <w:shd w:fill="FFFFFF" w:val="clear"/>
                   <w:tcMar>
                     <w:top w:type="dxa" w:w="40"/>
                     <w:left w:type="dxa" w:w="120"/>
@@ -7712,7 +7325,7 @@
                     <w:bottom w:val="single" w:color="E0E0E0" w:sz="4"/>
                     <w:right w:val="single" w:color="E0E0E0" w:sz="4"/>
                   </w:tcBorders>
-                  <w:shd w:fill="FFFFFF" w:val="solid"/>
+                  <w:shd w:fill="FFFFFF" w:val="clear"/>
                   <w:tcMar>
                     <w:top w:type="dxa" w:w="40"/>
                     <w:left w:type="dxa" w:w="120"/>
@@ -7748,7 +7361,7 @@
                     <w:bottom w:val="single" w:color="E0E0E0" w:sz="4"/>
                     <w:right w:val="single" w:color="E0E0E0" w:sz="4"/>
                   </w:tcBorders>
-                  <w:shd w:fill="FFFFFF" w:val="solid"/>
+                  <w:shd w:fill="FFFFFF" w:val="clear"/>
                   <w:tcMar>
                     <w:top w:type="dxa" w:w="40"/>
                     <w:left w:type="dxa" w:w="120"/>
@@ -7786,7 +7399,7 @@
                     <w:bottom w:val="single" w:color="E0E0E0" w:sz="4"/>
                     <w:right w:val="single" w:color="E0E0E0" w:sz="4"/>
                   </w:tcBorders>
-                  <w:shd w:fill="F4F4F4" w:val="solid"/>
+                  <w:shd w:fill="F4F4F4" w:val="clear"/>
                   <w:tcMar>
                     <w:top w:type="dxa" w:w="40"/>
                     <w:left w:type="dxa" w:w="120"/>
@@ -7822,7 +7435,7 @@
                     <w:bottom w:val="single" w:color="E0E0E0" w:sz="4"/>
                     <w:right w:val="single" w:color="E0E0E0" w:sz="4"/>
                   </w:tcBorders>
-                  <w:shd w:fill="F4F4F4" w:val="solid"/>
+                  <w:shd w:fill="F4F4F4" w:val="clear"/>
                   <w:tcMar>
                     <w:top w:type="dxa" w:w="40"/>
                     <w:left w:type="dxa" w:w="120"/>
@@ -7858,7 +7471,7 @@
                     <w:bottom w:val="single" w:color="E0E0E0" w:sz="4"/>
                     <w:right w:val="single" w:color="E0E0E0" w:sz="4"/>
                   </w:tcBorders>
-                  <w:shd w:fill="F4F4F4" w:val="solid"/>
+                  <w:shd w:fill="F4F4F4" w:val="clear"/>
                   <w:tcMar>
                     <w:top w:type="dxa" w:w="40"/>
                     <w:left w:type="dxa" w:w="120"/>
@@ -7953,20 +7566,10 @@
     </w:p>
     <w:p>
       <w:pPr>
-        <w:spacing w:after="40" w:before="0"/>
+        <w:spacing w:after="60" w:before="0"/>
       </w:pPr>
       <w:r>
-        <w:rPr>
-          <w:rFonts w:ascii="Calibri" w:cs="Calibri" w:eastAsia="Calibri" w:hAnsi="Calibri"/>
-          <w:b w:val="false"/>
-          <w:bCs w:val="false"/>
-          <w:i w:val="false"/>
-          <w:iCs w:val="false"/>
-          <w:color w:val="161616"/>
-          <w:sz w:val="21"/>
-          <w:szCs w:val="21"/>
-        </w:rPr>
-        <w:t xml:space="preserve"> </w:t>
+        <w:t xml:space="preserve"/>
       </w:r>
     </w:p>
     <w:p>
@@ -8039,10 +7642,10 @@
       <w:tblPr>
         <w:tblW w:type="dxa" w:w="9360"/>
         <w:tblBorders>
-          <w:top w:val="none"/>
-          <w:left w:val="none"/>
-          <w:bottom w:val="none"/>
-          <w:right w:val="none"/>
+          <w:top w:val="none" w:color="auto" w:sz="0"/>
+          <w:left w:val="none" w:color="auto" w:sz="0"/>
+          <w:bottom w:val="none" w:color="auto" w:sz="0"/>
+          <w:right w:val="none" w:color="auto" w:sz="0"/>
           <w:insideH w:val="single" w:color="auto" w:sz="4"/>
           <w:insideV w:val="single" w:color="auto" w:sz="4"/>
         </w:tblBorders>
@@ -8065,7 +7668,7 @@
               <w:bottom w:val="single" w:color="E0E0E0" w:sz="4"/>
               <w:right w:val="single" w:color="E0E0E0" w:sz="4"/>
             </w:tcBorders>
-            <w:shd w:fill="FFFFFF" w:val="solid"/>
+            <w:shd w:fill="FFFFFF" w:val="clear"/>
             <w:tcMar>
               <w:top w:type="dxa" w:w="60"/>
               <w:left w:type="dxa" w:w="100"/>
@@ -8170,20 +7773,10 @@
           </w:p>
           <w:p>
             <w:pPr>
-              <w:spacing w:after="80" w:before="0"/>
-            </w:pPr>
-            <w:r>
-              <w:rPr>
-                <w:rFonts w:ascii="Calibri" w:cs="Calibri" w:eastAsia="Calibri" w:hAnsi="Calibri"/>
-                <w:b w:val="false"/>
-                <w:bCs w:val="false"/>
-                <w:i w:val="false"/>
-                <w:iCs w:val="false"/>
-                <w:color w:val="161616"/>
-                <w:sz w:val="21"/>
-                <w:szCs w:val="21"/>
-              </w:rPr>
-              <w:t xml:space="preserve"> </w:t>
+              <w:spacing w:after="60" w:before="0"/>
+            </w:pPr>
+            <w:r>
+              <w:t xml:space="preserve"/>
             </w:r>
           </w:p>
         </w:tc>
@@ -8196,7 +7789,7 @@
               <w:bottom w:val="single" w:color="E0E0E0" w:sz="4"/>
               <w:right w:val="single" w:color="E0E0E0" w:sz="4"/>
             </w:tcBorders>
-            <w:shd w:fill="FFFFFF" w:val="solid"/>
+            <w:shd w:fill="FFFFFF" w:val="clear"/>
             <w:tcMar>
               <w:top w:type="dxa" w:w="60"/>
               <w:left w:type="dxa" w:w="100"/>
@@ -8301,20 +7894,10 @@
           </w:p>
           <w:p>
             <w:pPr>
-              <w:spacing w:after="80" w:before="0"/>
-            </w:pPr>
-            <w:r>
-              <w:rPr>
-                <w:rFonts w:ascii="Calibri" w:cs="Calibri" w:eastAsia="Calibri" w:hAnsi="Calibri"/>
-                <w:b w:val="false"/>
-                <w:bCs w:val="false"/>
-                <w:i w:val="false"/>
-                <w:iCs w:val="false"/>
-                <w:color w:val="161616"/>
-                <w:sz w:val="21"/>
-                <w:szCs w:val="21"/>
-              </w:rPr>
-              <w:t xml:space="preserve"> </w:t>
+              <w:spacing w:after="60" w:before="0"/>
+            </w:pPr>
+            <w:r>
+              <w:t xml:space="preserve"/>
             </w:r>
           </w:p>
         </w:tc>
@@ -8327,7 +7910,7 @@
               <w:bottom w:val="single" w:color="E0E0E0" w:sz="4"/>
               <w:right w:val="single" w:color="E0E0E0" w:sz="4"/>
             </w:tcBorders>
-            <w:shd w:fill="FFFFFF" w:val="solid"/>
+            <w:shd w:fill="FFFFFF" w:val="clear"/>
             <w:tcMar>
               <w:top w:type="dxa" w:w="60"/>
               <w:left w:type="dxa" w:w="100"/>
@@ -8432,20 +8015,10 @@
           </w:p>
           <w:p>
             <w:pPr>
-              <w:spacing w:after="80" w:before="0"/>
-            </w:pPr>
-            <w:r>
-              <w:rPr>
-                <w:rFonts w:ascii="Calibri" w:cs="Calibri" w:eastAsia="Calibri" w:hAnsi="Calibri"/>
-                <w:b w:val="false"/>
-                <w:bCs w:val="false"/>
-                <w:i w:val="false"/>
-                <w:iCs w:val="false"/>
-                <w:color w:val="161616"/>
-                <w:sz w:val="21"/>
-                <w:szCs w:val="21"/>
-              </w:rPr>
-              <w:t xml:space="preserve"> </w:t>
+              <w:spacing w:after="60" w:before="0"/>
+            </w:pPr>
+            <w:r>
+              <w:t xml:space="preserve"/>
             </w:r>
           </w:p>
         </w:tc>
@@ -8458,7 +8031,7 @@
               <w:bottom w:val="single" w:color="E0E0E0" w:sz="4"/>
               <w:right w:val="single" w:color="E0E0E0" w:sz="4"/>
             </w:tcBorders>
-            <w:shd w:fill="FFFFFF" w:val="solid"/>
+            <w:shd w:fill="FFFFFF" w:val="clear"/>
             <w:tcMar>
               <w:top w:type="dxa" w:w="60"/>
               <w:left w:type="dxa" w:w="100"/>
@@ -8563,20 +8136,10 @@
           </w:p>
           <w:p>
             <w:pPr>
-              <w:spacing w:after="80" w:before="0"/>
-            </w:pPr>
-            <w:r>
-              <w:rPr>
-                <w:rFonts w:ascii="Calibri" w:cs="Calibri" w:eastAsia="Calibri" w:hAnsi="Calibri"/>
-                <w:b w:val="false"/>
-                <w:bCs w:val="false"/>
-                <w:i w:val="false"/>
-                <w:iCs w:val="false"/>
-                <w:color w:val="161616"/>
-                <w:sz w:val="21"/>
-                <w:szCs w:val="21"/>
-              </w:rPr>
-              <w:t xml:space="preserve"> </w:t>
+              <w:spacing w:after="60" w:before="0"/>
+            </w:pPr>
+            <w:r>
+              <w:t xml:space="preserve"/>
             </w:r>
           </w:p>
         </w:tc>
@@ -8589,7 +8152,7 @@
               <w:bottom w:val="single" w:color="E0E0E0" w:sz="4"/>
               <w:right w:val="single" w:color="E0E0E0" w:sz="4"/>
             </w:tcBorders>
-            <w:shd w:fill="FFFFFF" w:val="solid"/>
+            <w:shd w:fill="FFFFFF" w:val="clear"/>
             <w:tcMar>
               <w:top w:type="dxa" w:w="60"/>
               <w:left w:type="dxa" w:w="100"/>
@@ -8694,20 +8257,10 @@
           </w:p>
           <w:p>
             <w:pPr>
-              <w:spacing w:after="80" w:before="0"/>
-            </w:pPr>
-            <w:r>
-              <w:rPr>
-                <w:rFonts w:ascii="Calibri" w:cs="Calibri" w:eastAsia="Calibri" w:hAnsi="Calibri"/>
-                <w:b w:val="false"/>
-                <w:bCs w:val="false"/>
-                <w:i w:val="false"/>
-                <w:iCs w:val="false"/>
-                <w:color w:val="161616"/>
-                <w:sz w:val="21"/>
-                <w:szCs w:val="21"/>
-              </w:rPr>
-              <w:t xml:space="preserve"> </w:t>
+              <w:spacing w:after="60" w:before="0"/>
+            </w:pPr>
+            <w:r>
+              <w:t xml:space="preserve"/>
             </w:r>
           </w:p>
         </w:tc>
@@ -8718,27 +8271,17 @@
         <w:spacing w:after="100" w:before="0"/>
       </w:pPr>
       <w:r>
-        <w:rPr>
-          <w:rFonts w:ascii="Calibri" w:cs="Calibri" w:eastAsia="Calibri" w:hAnsi="Calibri"/>
-          <w:b w:val="false"/>
-          <w:bCs w:val="false"/>
-          <w:i w:val="false"/>
-          <w:iCs w:val="false"/>
-          <w:color w:val="161616"/>
-          <w:sz w:val="21"/>
-          <w:szCs w:val="21"/>
-        </w:rPr>
-        <w:t xml:space="preserve"> </w:t>
+        <w:t xml:space="preserve"/>
       </w:r>
     </w:p>
     <w:tbl>
       <w:tblPr>
         <w:tblW w:type="dxa" w:w="9360"/>
         <w:tblBorders>
-          <w:top w:val="none"/>
-          <w:left w:val="none"/>
-          <w:bottom w:val="none"/>
-          <w:right w:val="none"/>
+          <w:top w:val="none" w:color="auto" w:sz="0"/>
+          <w:left w:val="none" w:color="auto" w:sz="0"/>
+          <w:bottom w:val="none" w:color="auto" w:sz="0"/>
+          <w:right w:val="none" w:color="auto" w:sz="0"/>
           <w:insideH w:val="single" w:color="auto" w:sz="4"/>
           <w:insideV w:val="single" w:color="auto" w:sz="4"/>
         </w:tblBorders>
@@ -8754,12 +8297,12 @@
           <w:tcPr>
             <w:tcW w:type="dxa" w:w="4493"/>
             <w:tcBorders>
-              <w:top w:val="none"/>
-              <w:left w:val="none"/>
-              <w:bottom w:val="none"/>
-              <w:right w:val="none"/>
+              <w:top w:val="none" w:color="auto" w:sz="0"/>
+              <w:left w:val="none" w:color="auto" w:sz="0"/>
+              <w:bottom w:val="none" w:color="auto" w:sz="0"/>
+              <w:right w:val="none" w:color="auto" w:sz="0"/>
             </w:tcBorders>
-            <w:shd w:fill="FFFFFF" w:val="solid"/>
+            <w:shd w:fill="FFFFFF" w:val="clear"/>
             <w:tcMar>
               <w:right w:type="dxa" w:w="160"/>
             </w:tcMar>
@@ -8779,17 +8322,17 @@
                 <w:sz w:val="21"/>
                 <w:szCs w:val="21"/>
               </w:rPr>
-              <w:t xml:space="preserve">AI Agents &amp; Value</w:t>
+              <w:t xml:space="preserve">AI Agents &amp; Annual Value</w:t>
             </w:r>
           </w:p>
           <w:tbl>
             <w:tblPr>
               <w:tblW w:type="dxa" w:w="4493"/>
               <w:tblBorders>
-                <w:top w:val="single" w:color="auto" w:sz="4"/>
-                <w:left w:val="single" w:color="auto" w:sz="4"/>
-                <w:bottom w:val="single" w:color="auto" w:sz="4"/>
-                <w:right w:val="single" w:color="auto" w:sz="4"/>
+                <w:top w:val="none" w:color="auto" w:sz="0"/>
+                <w:left w:val="none" w:color="auto" w:sz="0"/>
+                <w:bottom w:val="none" w:color="auto" w:sz="0"/>
+                <w:right w:val="none" w:color="auto" w:sz="0"/>
                 <w:insideH w:val="single" w:color="auto" w:sz="4"/>
                 <w:insideV w:val="single" w:color="auto" w:sz="4"/>
               </w:tblBorders>
@@ -8805,12 +8348,12 @@
                 <w:tcPr>
                   <w:tcW w:type="dxa" w:w="1872"/>
                   <w:tcBorders>
-                    <w:top w:val="single" w:color="0F62FE" w:sz="10"/>
-                    <w:left w:val="single" w:color="E0E0E0" w:sz="4"/>
-                    <w:bottom w:val="single" w:color="E0E0E0" w:sz="4"/>
-                    <w:right w:val="single" w:color="E0E0E0" w:sz="4"/>
-                  </w:tcBorders>
-                  <w:shd w:fill="EBF2FF" w:val="solid"/>
+                    <w:top w:val="single" w:color="0F62FE" w:sz="12"/>
+                    <w:left w:val="single" w:color="E0E0E0" w:sz="4"/>
+                    <w:bottom w:val="single" w:color="E0E0E0" w:sz="4"/>
+                    <w:right w:val="single" w:color="E0E0E0" w:sz="4"/>
+                  </w:tcBorders>
+                  <w:shd w:fill="D0E2FF" w:val="clear"/>
                   <w:tcMar>
                     <w:top w:type="dxa" w:w="40"/>
                     <w:left w:type="dxa" w:w="120"/>
@@ -8821,7 +8364,6 @@
                 <w:p>
                   <w:pPr>
                     <w:spacing w:after="60" w:before="60"/>
-                    <w:jc w:val="left"/>
                   </w:pPr>
                   <w:r>
                     <w:rPr>
@@ -8842,12 +8384,12 @@
                 <w:tcPr>
                   <w:tcW w:type="dxa" w:w="1685"/>
                   <w:tcBorders>
-                    <w:top w:val="single" w:color="0F62FE" w:sz="10"/>
-                    <w:left w:val="single" w:color="E0E0E0" w:sz="4"/>
-                    <w:bottom w:val="single" w:color="E0E0E0" w:sz="4"/>
-                    <w:right w:val="single" w:color="E0E0E0" w:sz="4"/>
-                  </w:tcBorders>
-                  <w:shd w:fill="EBF2FF" w:val="solid"/>
+                    <w:top w:val="single" w:color="0F62FE" w:sz="12"/>
+                    <w:left w:val="single" w:color="E0E0E0" w:sz="4"/>
+                    <w:bottom w:val="single" w:color="E0E0E0" w:sz="4"/>
+                    <w:right w:val="single" w:color="E0E0E0" w:sz="4"/>
+                  </w:tcBorders>
+                  <w:shd w:fill="D0E2FF" w:val="clear"/>
                   <w:tcMar>
                     <w:top w:type="dxa" w:w="40"/>
                     <w:left w:type="dxa" w:w="120"/>
@@ -8858,7 +8400,6 @@
                 <w:p>
                   <w:pPr>
                     <w:spacing w:after="60" w:before="60"/>
-                    <w:jc w:val="left"/>
                   </w:pPr>
                   <w:r>
                     <w:rPr>
@@ -8879,12 +8420,12 @@
                 <w:tcPr>
                   <w:tcW w:type="dxa" w:w="936"/>
                   <w:tcBorders>
-                    <w:top w:val="single" w:color="0F62FE" w:sz="10"/>
-                    <w:left w:val="single" w:color="E0E0E0" w:sz="4"/>
-                    <w:bottom w:val="single" w:color="E0E0E0" w:sz="4"/>
-                    <w:right w:val="single" w:color="E0E0E0" w:sz="4"/>
-                  </w:tcBorders>
-                  <w:shd w:fill="EBF2FF" w:val="solid"/>
+                    <w:top w:val="single" w:color="0F62FE" w:sz="12"/>
+                    <w:left w:val="single" w:color="E0E0E0" w:sz="4"/>
+                    <w:bottom w:val="single" w:color="E0E0E0" w:sz="4"/>
+                    <w:right w:val="single" w:color="E0E0E0" w:sz="4"/>
+                  </w:tcBorders>
+                  <w:shd w:fill="D0E2FF" w:val="clear"/>
                   <w:tcMar>
                     <w:top w:type="dxa" w:w="40"/>
                     <w:left w:type="dxa" w:w="120"/>
@@ -8895,7 +8436,6 @@
                 <w:p>
                   <w:pPr>
                     <w:spacing w:after="60" w:before="60"/>
-                    <w:jc w:val="left"/>
                   </w:pPr>
                   <w:r>
                     <w:rPr>
@@ -8923,7 +8463,7 @@
                     <w:bottom w:val="single" w:color="E0E0E0" w:sz="4"/>
                     <w:right w:val="single" w:color="E0E0E0" w:sz="4"/>
                   </w:tcBorders>
-                  <w:shd w:fill="FFFFFF" w:val="solid"/>
+                  <w:shd w:fill="FFFFFF" w:val="clear"/>
                   <w:tcMar>
                     <w:top w:type="dxa" w:w="40"/>
                     <w:left w:type="dxa" w:w="120"/>
@@ -8959,7 +8499,7 @@
                     <w:bottom w:val="single" w:color="E0E0E0" w:sz="4"/>
                     <w:right w:val="single" w:color="E0E0E0" w:sz="4"/>
                   </w:tcBorders>
-                  <w:shd w:fill="FFFFFF" w:val="solid"/>
+                  <w:shd w:fill="FFFFFF" w:val="clear"/>
                   <w:tcMar>
                     <w:top w:type="dxa" w:w="40"/>
                     <w:left w:type="dxa" w:w="120"/>
@@ -8995,7 +8535,7 @@
                     <w:bottom w:val="single" w:color="E0E0E0" w:sz="4"/>
                     <w:right w:val="single" w:color="E0E0E0" w:sz="4"/>
                   </w:tcBorders>
-                  <w:shd w:fill="EBF2FF" w:val="solid"/>
+                  <w:shd w:fill="EBF2FF" w:val="clear"/>
                   <w:tcMar>
                     <w:top w:type="dxa" w:w="40"/>
                     <w:left w:type="dxa" w:w="120"/>
@@ -9033,7 +8573,7 @@
                     <w:bottom w:val="single" w:color="E0E0E0" w:sz="4"/>
                     <w:right w:val="single" w:color="E0E0E0" w:sz="4"/>
                   </w:tcBorders>
-                  <w:shd w:fill="F4F4F4" w:val="solid"/>
+                  <w:shd w:fill="F4F4F4" w:val="clear"/>
                   <w:tcMar>
                     <w:top w:type="dxa" w:w="40"/>
                     <w:left w:type="dxa" w:w="120"/>
@@ -9069,7 +8609,7 @@
                     <w:bottom w:val="single" w:color="E0E0E0" w:sz="4"/>
                     <w:right w:val="single" w:color="E0E0E0" w:sz="4"/>
                   </w:tcBorders>
-                  <w:shd w:fill="F4F4F4" w:val="solid"/>
+                  <w:shd w:fill="F4F4F4" w:val="clear"/>
                   <w:tcMar>
                     <w:top w:type="dxa" w:w="40"/>
                     <w:left w:type="dxa" w:w="120"/>
@@ -9105,7 +8645,7 @@
                     <w:bottom w:val="single" w:color="E0E0E0" w:sz="4"/>
                     <w:right w:val="single" w:color="E0E0E0" w:sz="4"/>
                   </w:tcBorders>
-                  <w:shd w:fill="EBF2FF" w:val="solid"/>
+                  <w:shd w:fill="EBF2FF" w:val="clear"/>
                   <w:tcMar>
                     <w:top w:type="dxa" w:w="40"/>
                     <w:left w:type="dxa" w:w="120"/>
@@ -9143,7 +8683,7 @@
                     <w:bottom w:val="single" w:color="E0E0E0" w:sz="4"/>
                     <w:right w:val="single" w:color="E0E0E0" w:sz="4"/>
                   </w:tcBorders>
-                  <w:shd w:fill="FFFFFF" w:val="solid"/>
+                  <w:shd w:fill="FFFFFF" w:val="clear"/>
                   <w:tcMar>
                     <w:top w:type="dxa" w:w="40"/>
                     <w:left w:type="dxa" w:w="120"/>
@@ -9179,7 +8719,7 @@
                     <w:bottom w:val="single" w:color="E0E0E0" w:sz="4"/>
                     <w:right w:val="single" w:color="E0E0E0" w:sz="4"/>
                   </w:tcBorders>
-                  <w:shd w:fill="FFFFFF" w:val="solid"/>
+                  <w:shd w:fill="FFFFFF" w:val="clear"/>
                   <w:tcMar>
                     <w:top w:type="dxa" w:w="40"/>
                     <w:left w:type="dxa" w:w="120"/>
@@ -9215,7 +8755,7 @@
                     <w:bottom w:val="single" w:color="E0E0E0" w:sz="4"/>
                     <w:right w:val="single" w:color="E0E0E0" w:sz="4"/>
                   </w:tcBorders>
-                  <w:shd w:fill="EBF2FF" w:val="solid"/>
+                  <w:shd w:fill="EBF2FF" w:val="clear"/>
                   <w:tcMar>
                     <w:top w:type="dxa" w:w="40"/>
                     <w:left w:type="dxa" w:w="120"/>
@@ -9253,7 +8793,7 @@
                     <w:bottom w:val="single" w:color="E0E0E0" w:sz="4"/>
                     <w:right w:val="single" w:color="E0E0E0" w:sz="4"/>
                   </w:tcBorders>
-                  <w:shd w:fill="F4F4F4" w:val="solid"/>
+                  <w:shd w:fill="F4F4F4" w:val="clear"/>
                   <w:tcMar>
                     <w:top w:type="dxa" w:w="40"/>
                     <w:left w:type="dxa" w:w="120"/>
@@ -9289,7 +8829,7 @@
                     <w:bottom w:val="single" w:color="E0E0E0" w:sz="4"/>
                     <w:right w:val="single" w:color="E0E0E0" w:sz="4"/>
                   </w:tcBorders>
-                  <w:shd w:fill="F4F4F4" w:val="solid"/>
+                  <w:shd w:fill="F4F4F4" w:val="clear"/>
                   <w:tcMar>
                     <w:top w:type="dxa" w:w="40"/>
                     <w:left w:type="dxa" w:w="120"/>
@@ -9325,7 +8865,7 @@
                     <w:bottom w:val="single" w:color="E0E0E0" w:sz="4"/>
                     <w:right w:val="single" w:color="E0E0E0" w:sz="4"/>
                   </w:tcBorders>
-                  <w:shd w:fill="EBF2FF" w:val="solid"/>
+                  <w:shd w:fill="EBF2FF" w:val="clear"/>
                   <w:tcMar>
                     <w:top w:type="dxa" w:w="40"/>
                     <w:left w:type="dxa" w:w="120"/>
@@ -9363,7 +8903,7 @@
                     <w:bottom w:val="single" w:color="E0E0E0" w:sz="4"/>
                     <w:right w:val="single" w:color="E0E0E0" w:sz="4"/>
                   </w:tcBorders>
-                  <w:shd w:fill="FFFFFF" w:val="solid"/>
+                  <w:shd w:fill="FFFFFF" w:val="clear"/>
                   <w:tcMar>
                     <w:top w:type="dxa" w:w="40"/>
                     <w:left w:type="dxa" w:w="120"/>
@@ -9399,7 +8939,7 @@
                     <w:bottom w:val="single" w:color="E0E0E0" w:sz="4"/>
                     <w:right w:val="single" w:color="E0E0E0" w:sz="4"/>
                   </w:tcBorders>
-                  <w:shd w:fill="FFFFFF" w:val="solid"/>
+                  <w:shd w:fill="FFFFFF" w:val="clear"/>
                   <w:tcMar>
                     <w:top w:type="dxa" w:w="40"/>
                     <w:left w:type="dxa" w:w="120"/>
@@ -9435,7 +8975,7 @@
                     <w:bottom w:val="single" w:color="E0E0E0" w:sz="4"/>
                     <w:right w:val="single" w:color="E0E0E0" w:sz="4"/>
                   </w:tcBorders>
-                  <w:shd w:fill="EBF2FF" w:val="solid"/>
+                  <w:shd w:fill="EBF2FF" w:val="clear"/>
                   <w:tcMar>
                     <w:top w:type="dxa" w:w="40"/>
                     <w:left w:type="dxa" w:w="120"/>
@@ -9473,7 +9013,7 @@
                     <w:bottom w:val="single" w:color="E0E0E0" w:sz="4"/>
                     <w:right w:val="single" w:color="E0E0E0" w:sz="4"/>
                   </w:tcBorders>
-                  <w:shd w:fill="F4F4F4" w:val="solid"/>
+                  <w:shd w:fill="F4F4F4" w:val="clear"/>
                   <w:tcMar>
                     <w:top w:type="dxa" w:w="40"/>
                     <w:left w:type="dxa" w:w="120"/>
@@ -9509,7 +9049,7 @@
                     <w:bottom w:val="single" w:color="E0E0E0" w:sz="4"/>
                     <w:right w:val="single" w:color="E0E0E0" w:sz="4"/>
                   </w:tcBorders>
-                  <w:shd w:fill="F4F4F4" w:val="solid"/>
+                  <w:shd w:fill="F4F4F4" w:val="clear"/>
                   <w:tcMar>
                     <w:top w:type="dxa" w:w="40"/>
                     <w:left w:type="dxa" w:w="120"/>
@@ -9545,7 +9085,7 @@
                     <w:bottom w:val="single" w:color="E0E0E0" w:sz="4"/>
                     <w:right w:val="single" w:color="E0E0E0" w:sz="4"/>
                   </w:tcBorders>
-                  <w:shd w:fill="EBF2FF" w:val="solid"/>
+                  <w:shd w:fill="EBF2FF" w:val="clear"/>
                   <w:tcMar>
                     <w:top w:type="dxa" w:w="40"/>
                     <w:left w:type="dxa" w:w="120"/>
@@ -9580,29 +9120,19 @@
           <w:tcPr>
             <w:tcW w:type="dxa" w:w="374"/>
             <w:tcBorders>
-              <w:top w:val="none"/>
-              <w:left w:val="none"/>
-              <w:bottom w:val="none"/>
-              <w:right w:val="none"/>
+              <w:top w:val="none" w:color="auto" w:sz="0"/>
+              <w:left w:val="none" w:color="auto" w:sz="0"/>
+              <w:bottom w:val="none" w:color="auto" w:sz="0"/>
+              <w:right w:val="none" w:color="auto" w:sz="0"/>
             </w:tcBorders>
-            <w:shd w:fill="FFFFFF" w:val="solid"/>
+            <w:shd w:fill="FFFFFF" w:val="clear"/>
           </w:tcPr>
           <w:p>
             <w:pPr>
               <w:spacing w:after="0" w:before="0"/>
             </w:pPr>
             <w:r>
-              <w:rPr>
-                <w:rFonts w:ascii="Calibri" w:cs="Calibri" w:eastAsia="Calibri" w:hAnsi="Calibri"/>
-                <w:b w:val="false"/>
-                <w:bCs w:val="false"/>
-                <w:i w:val="false"/>
-                <w:iCs w:val="false"/>
-                <w:color w:val="161616"/>
-                <w:sz w:val="21"/>
-                <w:szCs w:val="21"/>
-              </w:rPr>
-              <w:t xml:space="preserve"> </w:t>
+              <w:t xml:space="preserve"/>
             </w:r>
           </w:p>
         </w:tc>
@@ -9610,12 +9140,12 @@
           <w:tcPr>
             <w:tcW w:type="dxa" w:w="4493"/>
             <w:tcBorders>
-              <w:top w:val="none"/>
-              <w:left w:val="none"/>
-              <w:bottom w:val="none"/>
-              <w:right w:val="none"/>
+              <w:top w:val="none" w:color="auto" w:sz="0"/>
+              <w:left w:val="none" w:color="auto" w:sz="0"/>
+              <w:bottom w:val="none" w:color="auto" w:sz="0"/>
+              <w:right w:val="none" w:color="auto" w:sz="0"/>
             </w:tcBorders>
-            <w:shd w:fill="FFFFFF" w:val="solid"/>
+            <w:shd w:fill="FFFFFF" w:val="clear"/>
             <w:tcMar>
               <w:left w:type="dxa" w:w="160"/>
             </w:tcMar>
@@ -9642,10 +9172,10 @@
             <w:tblPr>
               <w:tblW w:type="dxa" w:w="4493"/>
               <w:tblBorders>
-                <w:top w:val="single" w:color="auto" w:sz="4"/>
-                <w:left w:val="single" w:color="auto" w:sz="4"/>
-                <w:bottom w:val="single" w:color="auto" w:sz="4"/>
-                <w:right w:val="single" w:color="auto" w:sz="4"/>
+                <w:top w:val="none" w:color="auto" w:sz="0"/>
+                <w:left w:val="none" w:color="auto" w:sz="0"/>
+                <w:bottom w:val="none" w:color="auto" w:sz="0"/>
+                <w:right w:val="none" w:color="auto" w:sz="0"/>
                 <w:insideH w:val="single" w:color="auto" w:sz="4"/>
                 <w:insideV w:val="single" w:color="auto" w:sz="4"/>
               </w:tblBorders>
@@ -9661,12 +9191,12 @@
                 <w:tcPr>
                   <w:tcW w:type="dxa" w:w="2059"/>
                   <w:tcBorders>
-                    <w:top w:val="single" w:color="0F62FE" w:sz="10"/>
-                    <w:left w:val="single" w:color="E0E0E0" w:sz="4"/>
-                    <w:bottom w:val="single" w:color="E0E0E0" w:sz="4"/>
-                    <w:right w:val="single" w:color="E0E0E0" w:sz="4"/>
-                  </w:tcBorders>
-                  <w:shd w:fill="EBF2FF" w:val="solid"/>
+                    <w:top w:val="single" w:color="0F62FE" w:sz="12"/>
+                    <w:left w:val="single" w:color="E0E0E0" w:sz="4"/>
+                    <w:bottom w:val="single" w:color="E0E0E0" w:sz="4"/>
+                    <w:right w:val="single" w:color="E0E0E0" w:sz="4"/>
+                  </w:tcBorders>
+                  <w:shd w:fill="D0E2FF" w:val="clear"/>
                   <w:tcMar>
                     <w:top w:type="dxa" w:w="40"/>
                     <w:left w:type="dxa" w:w="120"/>
@@ -9677,7 +9207,6 @@
                 <w:p>
                   <w:pPr>
                     <w:spacing w:after="60" w:before="60"/>
-                    <w:jc w:val="left"/>
                   </w:pPr>
                   <w:r>
                     <w:rPr>
@@ -9698,12 +9227,12 @@
                 <w:tcPr>
                   <w:tcW w:type="dxa" w:w="1123"/>
                   <w:tcBorders>
-                    <w:top w:val="single" w:color="0F62FE" w:sz="10"/>
-                    <w:left w:val="single" w:color="E0E0E0" w:sz="4"/>
-                    <w:bottom w:val="single" w:color="E0E0E0" w:sz="4"/>
-                    <w:right w:val="single" w:color="E0E0E0" w:sz="4"/>
-                  </w:tcBorders>
-                  <w:shd w:fill="EBF2FF" w:val="solid"/>
+                    <w:top w:val="single" w:color="0F62FE" w:sz="12"/>
+                    <w:left w:val="single" w:color="E0E0E0" w:sz="4"/>
+                    <w:bottom w:val="single" w:color="E0E0E0" w:sz="4"/>
+                    <w:right w:val="single" w:color="E0E0E0" w:sz="4"/>
+                  </w:tcBorders>
+                  <w:shd w:fill="D0E2FF" w:val="clear"/>
                   <w:tcMar>
                     <w:top w:type="dxa" w:w="40"/>
                     <w:left w:type="dxa" w:w="120"/>
@@ -9714,7 +9243,6 @@
                 <w:p>
                   <w:pPr>
                     <w:spacing w:after="60" w:before="60"/>
-                    <w:jc w:val="left"/>
                   </w:pPr>
                   <w:r>
                     <w:rPr>
@@ -9735,12 +9263,12 @@
                 <w:tcPr>
                   <w:tcW w:type="dxa" w:w="1310"/>
                   <w:tcBorders>
-                    <w:top w:val="single" w:color="0F62FE" w:sz="10"/>
-                    <w:left w:val="single" w:color="E0E0E0" w:sz="4"/>
-                    <w:bottom w:val="single" w:color="E0E0E0" w:sz="4"/>
-                    <w:right w:val="single" w:color="E0E0E0" w:sz="4"/>
-                  </w:tcBorders>
-                  <w:shd w:fill="EBF2FF" w:val="solid"/>
+                    <w:top w:val="single" w:color="0F62FE" w:sz="12"/>
+                    <w:left w:val="single" w:color="E0E0E0" w:sz="4"/>
+                    <w:bottom w:val="single" w:color="E0E0E0" w:sz="4"/>
+                    <w:right w:val="single" w:color="E0E0E0" w:sz="4"/>
+                  </w:tcBorders>
+                  <w:shd w:fill="D0E2FF" w:val="clear"/>
                   <w:tcMar>
                     <w:top w:type="dxa" w:w="40"/>
                     <w:left w:type="dxa" w:w="120"/>
@@ -9751,7 +9279,6 @@
                 <w:p>
                   <w:pPr>
                     <w:spacing w:after="60" w:before="60"/>
-                    <w:jc w:val="left"/>
                   </w:pPr>
                   <w:r>
                     <w:rPr>
@@ -9779,7 +9306,7 @@
                     <w:bottom w:val="single" w:color="E0E0E0" w:sz="4"/>
                     <w:right w:val="single" w:color="E0E0E0" w:sz="4"/>
                   </w:tcBorders>
-                  <w:shd w:fill="FFFFFF" w:val="solid"/>
+                  <w:shd w:fill="FFFFFF" w:val="clear"/>
                   <w:tcMar>
                     <w:top w:type="dxa" w:w="40"/>
                     <w:left w:type="dxa" w:w="120"/>
@@ -9815,7 +9342,7 @@
                     <w:bottom w:val="single" w:color="E0E0E0" w:sz="4"/>
                     <w:right w:val="single" w:color="E0E0E0" w:sz="4"/>
                   </w:tcBorders>
-                  <w:shd w:fill="FFFFFF" w:val="solid"/>
+                  <w:shd w:fill="FFFFFF" w:val="clear"/>
                   <w:tcMar>
                     <w:top w:type="dxa" w:w="40"/>
                     <w:left w:type="dxa" w:w="120"/>
@@ -9851,7 +9378,7 @@
                     <w:bottom w:val="single" w:color="E0E0E0" w:sz="4"/>
                     <w:right w:val="single" w:color="E0E0E0" w:sz="4"/>
                   </w:tcBorders>
-                  <w:shd w:fill="EBF2FF" w:val="solid"/>
+                  <w:shd w:fill="EBF2FF" w:val="clear"/>
                   <w:tcMar>
                     <w:top w:type="dxa" w:w="40"/>
                     <w:left w:type="dxa" w:w="120"/>
@@ -9889,7 +9416,7 @@
                     <w:bottom w:val="single" w:color="E0E0E0" w:sz="4"/>
                     <w:right w:val="single" w:color="E0E0E0" w:sz="4"/>
                   </w:tcBorders>
-                  <w:shd w:fill="F4F4F4" w:val="solid"/>
+                  <w:shd w:fill="F4F4F4" w:val="clear"/>
                   <w:tcMar>
                     <w:top w:type="dxa" w:w="40"/>
                     <w:left w:type="dxa" w:w="120"/>
@@ -9925,7 +9452,7 @@
                     <w:bottom w:val="single" w:color="E0E0E0" w:sz="4"/>
                     <w:right w:val="single" w:color="E0E0E0" w:sz="4"/>
                   </w:tcBorders>
-                  <w:shd w:fill="F4F4F4" w:val="solid"/>
+                  <w:shd w:fill="F4F4F4" w:val="clear"/>
                   <w:tcMar>
                     <w:top w:type="dxa" w:w="40"/>
                     <w:left w:type="dxa" w:w="120"/>
@@ -9961,7 +9488,7 @@
                     <w:bottom w:val="single" w:color="E0E0E0" w:sz="4"/>
                     <w:right w:val="single" w:color="E0E0E0" w:sz="4"/>
                   </w:tcBorders>
-                  <w:shd w:fill="EBF2FF" w:val="solid"/>
+                  <w:shd w:fill="EBF2FF" w:val="clear"/>
                   <w:tcMar>
                     <w:top w:type="dxa" w:w="40"/>
                     <w:left w:type="dxa" w:w="120"/>
@@ -9999,7 +9526,7 @@
                     <w:bottom w:val="single" w:color="E0E0E0" w:sz="4"/>
                     <w:right w:val="single" w:color="E0E0E0" w:sz="4"/>
                   </w:tcBorders>
-                  <w:shd w:fill="FFFFFF" w:val="solid"/>
+                  <w:shd w:fill="FFFFFF" w:val="clear"/>
                   <w:tcMar>
                     <w:top w:type="dxa" w:w="40"/>
                     <w:left w:type="dxa" w:w="120"/>
@@ -10035,7 +9562,7 @@
                     <w:bottom w:val="single" w:color="E0E0E0" w:sz="4"/>
                     <w:right w:val="single" w:color="E0E0E0" w:sz="4"/>
                   </w:tcBorders>
-                  <w:shd w:fill="FFFFFF" w:val="solid"/>
+                  <w:shd w:fill="FFFFFF" w:val="clear"/>
                   <w:tcMar>
                     <w:top w:type="dxa" w:w="40"/>
                     <w:left w:type="dxa" w:w="120"/>
@@ -10071,7 +9598,7 @@
                     <w:bottom w:val="single" w:color="E0E0E0" w:sz="4"/>
                     <w:right w:val="single" w:color="E0E0E0" w:sz="4"/>
                   </w:tcBorders>
-                  <w:shd w:fill="EBF2FF" w:val="solid"/>
+                  <w:shd w:fill="EBF2FF" w:val="clear"/>
                   <w:tcMar>
                     <w:top w:type="dxa" w:w="40"/>
                     <w:left w:type="dxa" w:w="120"/>
@@ -10109,7 +9636,7 @@
                     <w:bottom w:val="single" w:color="E0E0E0" w:sz="4"/>
                     <w:right w:val="single" w:color="E0E0E0" w:sz="4"/>
                   </w:tcBorders>
-                  <w:shd w:fill="F4F4F4" w:val="solid"/>
+                  <w:shd w:fill="F4F4F4" w:val="clear"/>
                   <w:tcMar>
                     <w:top w:type="dxa" w:w="40"/>
                     <w:left w:type="dxa" w:w="120"/>
@@ -10145,7 +9672,7 @@
                     <w:bottom w:val="single" w:color="E0E0E0" w:sz="4"/>
                     <w:right w:val="single" w:color="E0E0E0" w:sz="4"/>
                   </w:tcBorders>
-                  <w:shd w:fill="F4F4F4" w:val="solid"/>
+                  <w:shd w:fill="F4F4F4" w:val="clear"/>
                   <w:tcMar>
                     <w:top w:type="dxa" w:w="40"/>
                     <w:left w:type="dxa" w:w="120"/>
@@ -10181,7 +9708,7 @@
                     <w:bottom w:val="single" w:color="E0E0E0" w:sz="4"/>
                     <w:right w:val="single" w:color="E0E0E0" w:sz="4"/>
                   </w:tcBorders>
-                  <w:shd w:fill="EBF2FF" w:val="solid"/>
+                  <w:shd w:fill="EBF2FF" w:val="clear"/>
                   <w:tcMar>
                     <w:top w:type="dxa" w:w="40"/>
                     <w:left w:type="dxa" w:w="120"/>
@@ -10219,7 +9746,7 @@
                     <w:bottom w:val="single" w:color="E0E0E0" w:sz="4"/>
                     <w:right w:val="single" w:color="E0E0E0" w:sz="4"/>
                   </w:tcBorders>
-                  <w:shd w:fill="FFFFFF" w:val="solid"/>
+                  <w:shd w:fill="FFFFFF" w:val="clear"/>
                   <w:tcMar>
                     <w:top w:type="dxa" w:w="40"/>
                     <w:left w:type="dxa" w:w="120"/>
@@ -10255,7 +9782,7 @@
                     <w:bottom w:val="single" w:color="E0E0E0" w:sz="4"/>
                     <w:right w:val="single" w:color="E0E0E0" w:sz="4"/>
                   </w:tcBorders>
-                  <w:shd w:fill="FFFFFF" w:val="solid"/>
+                  <w:shd w:fill="FFFFFF" w:val="clear"/>
                   <w:tcMar>
                     <w:top w:type="dxa" w:w="40"/>
                     <w:left w:type="dxa" w:w="120"/>
@@ -10291,7 +9818,7 @@
                     <w:bottom w:val="single" w:color="E0E0E0" w:sz="4"/>
                     <w:right w:val="single" w:color="E0E0E0" w:sz="4"/>
                   </w:tcBorders>
-                  <w:shd w:fill="EBF2FF" w:val="solid"/>
+                  <w:shd w:fill="EBF2FF" w:val="clear"/>
                   <w:tcMar>
                     <w:top w:type="dxa" w:w="40"/>
                     <w:left w:type="dxa" w:w="120"/>
@@ -10325,22 +9852,12 @@
               <w:spacing w:after="80" w:before="0"/>
             </w:pPr>
             <w:r>
-              <w:rPr>
-                <w:rFonts w:ascii="Calibri" w:cs="Calibri" w:eastAsia="Calibri" w:hAnsi="Calibri"/>
-                <w:b w:val="false"/>
-                <w:bCs w:val="false"/>
-                <w:i w:val="false"/>
-                <w:iCs w:val="false"/>
-                <w:color w:val="161616"/>
-                <w:sz w:val="21"/>
-                <w:szCs w:val="21"/>
-              </w:rPr>
-              <w:t xml:space="preserve"> </w:t>
-            </w:r>
-          </w:p>
-          <w:p>
-            <w:pPr>
-              <w:shd w:fill="EBF2FF" w:val="solid"/>
+              <w:t xml:space="preserve"/>
+            </w:r>
+          </w:p>
+          <w:p>
+            <w:pPr>
+              <w:shd w:fill="EBF2FF" w:val="clear"/>
               <w:spacing w:after="100" w:before="100"/>
               <w:ind w:left="200" w:right="200"/>
             </w:pPr>
@@ -10423,20 +9940,10 @@
     </w:p>
     <w:p>
       <w:pPr>
-        <w:spacing w:after="40" w:before="0"/>
+        <w:spacing w:after="60" w:before="0"/>
       </w:pPr>
       <w:r>
-        <w:rPr>
-          <w:rFonts w:ascii="Calibri" w:cs="Calibri" w:eastAsia="Calibri" w:hAnsi="Calibri"/>
-          <w:b w:val="false"/>
-          <w:bCs w:val="false"/>
-          <w:i w:val="false"/>
-          <w:iCs w:val="false"/>
-          <w:color w:val="161616"/>
-          <w:sz w:val="21"/>
-          <w:szCs w:val="21"/>
-        </w:rPr>
-        <w:t xml:space="preserve"> </w:t>
+        <w:t xml:space="preserve"/>
       </w:r>
     </w:p>
     <w:p>
@@ -10456,7 +9963,7 @@
           <w:sz w:val="22"/>
           <w:szCs w:val="22"/>
         </w:rPr>
-        <w:t xml:space="preserve">“A payer that processes a claim faster spends less on administration and earns more member trust. A payer whose systems self-heal spends less on incidents and more on care. IBM is building the infrastructure of that future for Horizon.”</w:t>
+        <w:t xml:space="preserve">“A payer that processes a claim faster spends less on administration and earns more member trust. A payer whose systems self-heal spends less on incidents and more on care. IBM is building that future for Horizon — one sprint at a time.”</w:t>
       </w:r>
     </w:p>
     <w:p>
@@ -10491,10 +9998,10 @@
       <w:tblPr>
         <w:tblW w:type="dxa" w:w="9360"/>
         <w:tblBorders>
-          <w:top w:val="none"/>
-          <w:left w:val="none"/>
-          <w:bottom w:val="none"/>
-          <w:right w:val="none"/>
+          <w:top w:val="none" w:color="auto" w:sz="0"/>
+          <w:left w:val="none" w:color="auto" w:sz="0"/>
+          <w:bottom w:val="none" w:color="auto" w:sz="0"/>
+          <w:right w:val="none" w:color="auto" w:sz="0"/>
           <w:insideH w:val="single" w:color="auto" w:sz="4"/>
           <w:insideV w:val="single" w:color="auto" w:sz="4"/>
         </w:tblBorders>
@@ -10510,12 +10017,12 @@
           <w:tcPr>
             <w:tcW w:type="dxa" w:w="4493"/>
             <w:tcBorders>
-              <w:top w:val="none"/>
-              <w:left w:val="none"/>
-              <w:bottom w:val="none"/>
-              <w:right w:val="none"/>
+              <w:top w:val="none" w:color="auto" w:sz="0"/>
+              <w:left w:val="none" w:color="auto" w:sz="0"/>
+              <w:bottom w:val="none" w:color="auto" w:sz="0"/>
+              <w:right w:val="none" w:color="auto" w:sz="0"/>
             </w:tcBorders>
-            <w:shd w:fill="FFFFFF" w:val="solid"/>
+            <w:shd w:fill="FFFFFF" w:val="clear"/>
             <w:tcMar>
               <w:right w:type="dxa" w:w="160"/>
             </w:tcMar>
@@ -10542,10 +10049,10 @@
             <w:tblPr>
               <w:tblW w:type="dxa" w:w="4493"/>
               <w:tblBorders>
-                <w:top w:val="single" w:color="auto" w:sz="4"/>
-                <w:left w:val="single" w:color="auto" w:sz="4"/>
-                <w:bottom w:val="single" w:color="auto" w:sz="4"/>
-                <w:right w:val="single" w:color="auto" w:sz="4"/>
+                <w:top w:val="none" w:color="auto" w:sz="0"/>
+                <w:left w:val="none" w:color="auto" w:sz="0"/>
+                <w:bottom w:val="none" w:color="auto" w:sz="0"/>
+                <w:right w:val="none" w:color="auto" w:sz="0"/>
                 <w:insideH w:val="single" w:color="auto" w:sz="4"/>
                 <w:insideV w:val="single" w:color="auto" w:sz="4"/>
               </w:tblBorders>
@@ -10561,12 +10068,12 @@
                 <w:tcPr>
                   <w:tcW w:type="dxa" w:w="1685"/>
                   <w:tcBorders>
-                    <w:top w:val="single" w:color="0F62FE" w:sz="10"/>
-                    <w:left w:val="single" w:color="E0E0E0" w:sz="4"/>
-                    <w:bottom w:val="single" w:color="E0E0E0" w:sz="4"/>
-                    <w:right w:val="single" w:color="E0E0E0" w:sz="4"/>
-                  </w:tcBorders>
-                  <w:shd w:fill="EBF2FF" w:val="solid"/>
+                    <w:top w:val="single" w:color="0F62FE" w:sz="12"/>
+                    <w:left w:val="single" w:color="E0E0E0" w:sz="4"/>
+                    <w:bottom w:val="single" w:color="E0E0E0" w:sz="4"/>
+                    <w:right w:val="single" w:color="E0E0E0" w:sz="4"/>
+                  </w:tcBorders>
+                  <w:shd w:fill="D0E2FF" w:val="clear"/>
                   <w:tcMar>
                     <w:top w:type="dxa" w:w="40"/>
                     <w:left w:type="dxa" w:w="120"/>
@@ -10577,7 +10084,6 @@
                 <w:p>
                   <w:pPr>
                     <w:spacing w:after="60" w:before="60"/>
-                    <w:jc w:val="left"/>
                   </w:pPr>
                   <w:r>
                     <w:rPr>
@@ -10598,12 +10104,12 @@
                 <w:tcPr>
                   <w:tcW w:type="dxa" w:w="1685"/>
                   <w:tcBorders>
-                    <w:top w:val="single" w:color="0F62FE" w:sz="10"/>
-                    <w:left w:val="single" w:color="E0E0E0" w:sz="4"/>
-                    <w:bottom w:val="single" w:color="E0E0E0" w:sz="4"/>
-                    <w:right w:val="single" w:color="E0E0E0" w:sz="4"/>
-                  </w:tcBorders>
-                  <w:shd w:fill="EBF2FF" w:val="solid"/>
+                    <w:top w:val="single" w:color="0F62FE" w:sz="12"/>
+                    <w:left w:val="single" w:color="E0E0E0" w:sz="4"/>
+                    <w:bottom w:val="single" w:color="E0E0E0" w:sz="4"/>
+                    <w:right w:val="single" w:color="E0E0E0" w:sz="4"/>
+                  </w:tcBorders>
+                  <w:shd w:fill="D0E2FF" w:val="clear"/>
                   <w:tcMar>
                     <w:top w:type="dxa" w:w="40"/>
                     <w:left w:type="dxa" w:w="120"/>
@@ -10614,7 +10120,6 @@
                 <w:p>
                   <w:pPr>
                     <w:spacing w:after="60" w:before="60"/>
-                    <w:jc w:val="left"/>
                   </w:pPr>
                   <w:r>
                     <w:rPr>
@@ -10635,12 +10140,12 @@
                 <w:tcPr>
                   <w:tcW w:type="dxa" w:w="1123"/>
                   <w:tcBorders>
-                    <w:top w:val="single" w:color="0F62FE" w:sz="10"/>
-                    <w:left w:val="single" w:color="E0E0E0" w:sz="4"/>
-                    <w:bottom w:val="single" w:color="E0E0E0" w:sz="4"/>
-                    <w:right w:val="single" w:color="E0E0E0" w:sz="4"/>
-                  </w:tcBorders>
-                  <w:shd w:fill="EBF2FF" w:val="solid"/>
+                    <w:top w:val="single" w:color="0F62FE" w:sz="12"/>
+                    <w:left w:val="single" w:color="E0E0E0" w:sz="4"/>
+                    <w:bottom w:val="single" w:color="E0E0E0" w:sz="4"/>
+                    <w:right w:val="single" w:color="E0E0E0" w:sz="4"/>
+                  </w:tcBorders>
+                  <w:shd w:fill="D0E2FF" w:val="clear"/>
                   <w:tcMar>
                     <w:top w:type="dxa" w:w="40"/>
                     <w:left w:type="dxa" w:w="120"/>
@@ -10651,7 +10156,6 @@
                 <w:p>
                   <w:pPr>
                     <w:spacing w:after="60" w:before="60"/>
-                    <w:jc w:val="left"/>
                   </w:pPr>
                   <w:r>
                     <w:rPr>
@@ -10679,7 +10183,7 @@
                     <w:bottom w:val="single" w:color="E0E0E0" w:sz="4"/>
                     <w:right w:val="single" w:color="E0E0E0" w:sz="4"/>
                   </w:tcBorders>
-                  <w:shd w:fill="FFFFFF" w:val="solid"/>
+                  <w:shd w:fill="FFFFFF" w:val="clear"/>
                   <w:tcMar>
                     <w:top w:type="dxa" w:w="40"/>
                     <w:left w:type="dxa" w:w="120"/>
@@ -10715,7 +10219,7 @@
                     <w:bottom w:val="single" w:color="E0E0E0" w:sz="4"/>
                     <w:right w:val="single" w:color="E0E0E0" w:sz="4"/>
                   </w:tcBorders>
-                  <w:shd w:fill="FFFFFF" w:val="solid"/>
+                  <w:shd w:fill="FFFFFF" w:val="clear"/>
                   <w:tcMar>
                     <w:top w:type="dxa" w:w="40"/>
                     <w:left w:type="dxa" w:w="120"/>
@@ -10751,7 +10255,7 @@
                     <w:bottom w:val="single" w:color="E0E0E0" w:sz="4"/>
                     <w:right w:val="single" w:color="E0E0E0" w:sz="4"/>
                   </w:tcBorders>
-                  <w:shd w:fill="EBF2FF" w:val="solid"/>
+                  <w:shd w:fill="EBF2FF" w:val="clear"/>
                   <w:tcMar>
                     <w:top w:type="dxa" w:w="40"/>
                     <w:left w:type="dxa" w:w="120"/>
@@ -10789,7 +10293,7 @@
                     <w:bottom w:val="single" w:color="E0E0E0" w:sz="4"/>
                     <w:right w:val="single" w:color="E0E0E0" w:sz="4"/>
                   </w:tcBorders>
-                  <w:shd w:fill="F4F4F4" w:val="solid"/>
+                  <w:shd w:fill="F4F4F4" w:val="clear"/>
                   <w:tcMar>
                     <w:top w:type="dxa" w:w="40"/>
                     <w:left w:type="dxa" w:w="120"/>
@@ -10825,7 +10329,7 @@
                     <w:bottom w:val="single" w:color="E0E0E0" w:sz="4"/>
                     <w:right w:val="single" w:color="E0E0E0" w:sz="4"/>
                   </w:tcBorders>
-                  <w:shd w:fill="F4F4F4" w:val="solid"/>
+                  <w:shd w:fill="F4F4F4" w:val="clear"/>
                   <w:tcMar>
                     <w:top w:type="dxa" w:w="40"/>
                     <w:left w:type="dxa" w:w="120"/>
@@ -10861,7 +10365,7 @@
                     <w:bottom w:val="single" w:color="E0E0E0" w:sz="4"/>
                     <w:right w:val="single" w:color="E0E0E0" w:sz="4"/>
                   </w:tcBorders>
-                  <w:shd w:fill="EBF2FF" w:val="solid"/>
+                  <w:shd w:fill="EBF2FF" w:val="clear"/>
                   <w:tcMar>
                     <w:top w:type="dxa" w:w="40"/>
                     <w:left w:type="dxa" w:w="120"/>
@@ -10899,7 +10403,7 @@
                     <w:bottom w:val="single" w:color="E0E0E0" w:sz="4"/>
                     <w:right w:val="single" w:color="E0E0E0" w:sz="4"/>
                   </w:tcBorders>
-                  <w:shd w:fill="FFFFFF" w:val="solid"/>
+                  <w:shd w:fill="FFFFFF" w:val="clear"/>
                   <w:tcMar>
                     <w:top w:type="dxa" w:w="40"/>
                     <w:left w:type="dxa" w:w="120"/>
@@ -10935,7 +10439,7 @@
                     <w:bottom w:val="single" w:color="E0E0E0" w:sz="4"/>
                     <w:right w:val="single" w:color="E0E0E0" w:sz="4"/>
                   </w:tcBorders>
-                  <w:shd w:fill="FFFFFF" w:val="solid"/>
+                  <w:shd w:fill="FFFFFF" w:val="clear"/>
                   <w:tcMar>
                     <w:top w:type="dxa" w:w="40"/>
                     <w:left w:type="dxa" w:w="120"/>
@@ -10971,7 +10475,7 @@
                     <w:bottom w:val="single" w:color="E0E0E0" w:sz="4"/>
                     <w:right w:val="single" w:color="E0E0E0" w:sz="4"/>
                   </w:tcBorders>
-                  <w:shd w:fill="EBF2FF" w:val="solid"/>
+                  <w:shd w:fill="EBF2FF" w:val="clear"/>
                   <w:tcMar>
                     <w:top w:type="dxa" w:w="40"/>
                     <w:left w:type="dxa" w:w="120"/>
@@ -11009,7 +10513,7 @@
                     <w:bottom w:val="single" w:color="E0E0E0" w:sz="4"/>
                     <w:right w:val="single" w:color="E0E0E0" w:sz="4"/>
                   </w:tcBorders>
-                  <w:shd w:fill="F4F4F4" w:val="solid"/>
+                  <w:shd w:fill="F4F4F4" w:val="clear"/>
                   <w:tcMar>
                     <w:top w:type="dxa" w:w="40"/>
                     <w:left w:type="dxa" w:w="120"/>
@@ -11045,7 +10549,7 @@
                     <w:bottom w:val="single" w:color="E0E0E0" w:sz="4"/>
                     <w:right w:val="single" w:color="E0E0E0" w:sz="4"/>
                   </w:tcBorders>
-                  <w:shd w:fill="F4F4F4" w:val="solid"/>
+                  <w:shd w:fill="F4F4F4" w:val="clear"/>
                   <w:tcMar>
                     <w:top w:type="dxa" w:w="40"/>
                     <w:left w:type="dxa" w:w="120"/>
@@ -11081,7 +10585,7 @@
                     <w:bottom w:val="single" w:color="E0E0E0" w:sz="4"/>
                     <w:right w:val="single" w:color="E0E0E0" w:sz="4"/>
                   </w:tcBorders>
-                  <w:shd w:fill="EBF2FF" w:val="solid"/>
+                  <w:shd w:fill="EBF2FF" w:val="clear"/>
                   <w:tcMar>
                     <w:top w:type="dxa" w:w="40"/>
                     <w:left w:type="dxa" w:w="120"/>
@@ -11119,7 +10623,7 @@
                     <w:bottom w:val="single" w:color="E0E0E0" w:sz="4"/>
                     <w:right w:val="single" w:color="E0E0E0" w:sz="4"/>
                   </w:tcBorders>
-                  <w:shd w:fill="FFFFFF" w:val="solid"/>
+                  <w:shd w:fill="FFFFFF" w:val="clear"/>
                   <w:tcMar>
                     <w:top w:type="dxa" w:w="40"/>
                     <w:left w:type="dxa" w:w="120"/>
@@ -11155,7 +10659,7 @@
                     <w:bottom w:val="single" w:color="E0E0E0" w:sz="4"/>
                     <w:right w:val="single" w:color="E0E0E0" w:sz="4"/>
                   </w:tcBorders>
-                  <w:shd w:fill="FFFFFF" w:val="solid"/>
+                  <w:shd w:fill="FFFFFF" w:val="clear"/>
                   <w:tcMar>
                     <w:top w:type="dxa" w:w="40"/>
                     <w:left w:type="dxa" w:w="120"/>
@@ -11191,7 +10695,7 @@
                     <w:bottom w:val="single" w:color="E0E0E0" w:sz="4"/>
                     <w:right w:val="single" w:color="E0E0E0" w:sz="4"/>
                   </w:tcBorders>
-                  <w:shd w:fill="EBF2FF" w:val="solid"/>
+                  <w:shd w:fill="EBF2FF" w:val="clear"/>
                   <w:tcMar>
                     <w:top w:type="dxa" w:w="40"/>
                     <w:left w:type="dxa" w:w="120"/>
@@ -11229,7 +10733,7 @@
                     <w:bottom w:val="single" w:color="E0E0E0" w:sz="4"/>
                     <w:right w:val="single" w:color="E0E0E0" w:sz="4"/>
                   </w:tcBorders>
-                  <w:shd w:fill="F4F4F4" w:val="solid"/>
+                  <w:shd w:fill="F4F4F4" w:val="clear"/>
                   <w:tcMar>
                     <w:top w:type="dxa" w:w="40"/>
                     <w:left w:type="dxa" w:w="120"/>
@@ -11265,7 +10769,7 @@
                     <w:bottom w:val="single" w:color="E0E0E0" w:sz="4"/>
                     <w:right w:val="single" w:color="E0E0E0" w:sz="4"/>
                   </w:tcBorders>
-                  <w:shd w:fill="F4F4F4" w:val="solid"/>
+                  <w:shd w:fill="F4F4F4" w:val="clear"/>
                   <w:tcMar>
                     <w:top w:type="dxa" w:w="40"/>
                     <w:left w:type="dxa" w:w="120"/>
@@ -11301,7 +10805,7 @@
                     <w:bottom w:val="single" w:color="E0E0E0" w:sz="4"/>
                     <w:right w:val="single" w:color="E0E0E0" w:sz="4"/>
                   </w:tcBorders>
-                  <w:shd w:fill="EBF2FF" w:val="solid"/>
+                  <w:shd w:fill="EBF2FF" w:val="clear"/>
                   <w:tcMar>
                     <w:top w:type="dxa" w:w="40"/>
                     <w:left w:type="dxa" w:w="120"/>
@@ -11335,17 +10839,7 @@
               <w:spacing w:after="100" w:before="0"/>
             </w:pPr>
             <w:r>
-              <w:rPr>
-                <w:rFonts w:ascii="Calibri" w:cs="Calibri" w:eastAsia="Calibri" w:hAnsi="Calibri"/>
-                <w:b w:val="false"/>
-                <w:bCs w:val="false"/>
-                <w:i w:val="false"/>
-                <w:iCs w:val="false"/>
-                <w:color w:val="161616"/>
-                <w:sz w:val="21"/>
-                <w:szCs w:val="21"/>
-              </w:rPr>
-              <w:t xml:space="preserve"> </w:t>
+              <w:t xml:space="preserve"/>
             </w:r>
           </w:p>
           <w:p>
@@ -11388,10 +10882,10 @@
             <w:tblPr>
               <w:tblW w:type="dxa" w:w="4493"/>
               <w:tblBorders>
-                <w:top w:val="none"/>
-                <w:left w:val="none"/>
-                <w:bottom w:val="none"/>
-                <w:right w:val="none"/>
+                <w:top w:val="none" w:color="auto" w:sz="0"/>
+                <w:left w:val="none" w:color="auto" w:sz="0"/>
+                <w:bottom w:val="none" w:color="auto" w:sz="0"/>
+                <w:right w:val="none" w:color="auto" w:sz="0"/>
                 <w:insideH w:val="single" w:color="auto" w:sz="4"/>
                 <w:insideV w:val="single" w:color="auto" w:sz="4"/>
               </w:tblBorders>
@@ -11408,12 +10902,12 @@
                 <w:tcPr>
                   <w:tcW w:type="dxa" w:w="2200"/>
                   <w:tcBorders>
-                    <w:top w:val="none"/>
-                    <w:left w:val="none"/>
-                    <w:bottom w:val="none"/>
-                    <w:right w:val="none"/>
-                  </w:tcBorders>
-                  <w:shd w:fill="FFFFFF" w:val="solid"/>
+                    <w:top w:val="none" w:color="auto" w:sz="0"/>
+                    <w:left w:val="none" w:color="auto" w:sz="0"/>
+                    <w:bottom w:val="none" w:color="auto" w:sz="0"/>
+                    <w:right w:val="none" w:color="auto" w:sz="0"/>
+                  </w:tcBorders>
+                  <w:shd w:fill="FFFFFF" w:val="clear"/>
                   <w:tcMar>
                     <w:top w:type="dxa" w:w="40"/>
                     <w:bottom w:type="dxa" w:w="40"/>
@@ -11444,12 +10938,12 @@
                 <w:tcPr>
                   <w:tcW w:type="dxa" w:w="516"/>
                   <w:tcBorders>
-                    <w:top w:val="none"/>
-                    <w:left w:val="none"/>
-                    <w:bottom w:val="none"/>
-                    <w:right w:val="none"/>
-                  </w:tcBorders>
-                  <w:shd w:fill="0072C3" w:val="solid"/>
+                    <w:top w:val="none" w:color="auto" w:sz="0"/>
+                    <w:left w:val="none" w:color="auto" w:sz="0"/>
+                    <w:bottom w:val="none" w:color="auto" w:sz="0"/>
+                    <w:right w:val="none" w:color="auto" w:sz="0"/>
+                  </w:tcBorders>
+                  <w:shd w:fill="0072C3" w:val="clear"/>
                   <w:tcMar>
                     <w:top w:type="dxa" w:w="0"/>
                     <w:left w:type="dxa" w:w="0"/>
@@ -11462,17 +10956,7 @@
                     <w:spacing w:after="0" w:before="0"/>
                   </w:pPr>
                   <w:r>
-                    <w:rPr>
-                      <w:rFonts w:ascii="Calibri" w:cs="Calibri" w:eastAsia="Calibri" w:hAnsi="Calibri"/>
-                      <w:b w:val="false"/>
-                      <w:bCs w:val="false"/>
-                      <w:i w:val="false"/>
-                      <w:iCs w:val="false"/>
-                      <w:color w:val="161616"/>
-                      <w:sz w:val="21"/>
-                      <w:szCs w:val="21"/>
-                    </w:rPr>
-                    <w:t xml:space="preserve"> </w:t>
+                    <w:t xml:space="preserve"/>
                   </w:r>
                 </w:p>
               </w:tc>
@@ -11480,12 +10964,12 @@
                 <w:tcPr>
                   <w:tcW w:type="dxa" w:w="3784"/>
                   <w:tcBorders>
-                    <w:top w:val="none"/>
-                    <w:left w:val="none"/>
-                    <w:bottom w:val="none"/>
-                    <w:right w:val="none"/>
-                  </w:tcBorders>
-                  <w:shd w:fill="E0E0E0" w:val="solid"/>
+                    <w:top w:val="none" w:color="auto" w:sz="0"/>
+                    <w:left w:val="none" w:color="auto" w:sz="0"/>
+                    <w:bottom w:val="none" w:color="auto" w:sz="0"/>
+                    <w:right w:val="none" w:color="auto" w:sz="0"/>
+                  </w:tcBorders>
+                  <w:shd w:fill="E0E0E0" w:val="clear"/>
                   <w:tcMar>
                     <w:top w:type="dxa" w:w="0"/>
                     <w:left w:type="dxa" w:w="0"/>
@@ -11498,17 +10982,7 @@
                     <w:spacing w:after="0" w:before="0"/>
                   </w:pPr>
                   <w:r>
-                    <w:rPr>
-                      <w:rFonts w:ascii="Calibri" w:cs="Calibri" w:eastAsia="Calibri" w:hAnsi="Calibri"/>
-                      <w:b w:val="false"/>
-                      <w:bCs w:val="false"/>
-                      <w:i w:val="false"/>
-                      <w:iCs w:val="false"/>
-                      <w:color w:val="161616"/>
-                      <w:sz w:val="21"/>
-                      <w:szCs w:val="21"/>
-                    </w:rPr>
-                    <w:t xml:space="preserve"> </w:t>
+                    <w:t xml:space="preserve"/>
                   </w:r>
                 </w:p>
               </w:tc>
@@ -11516,12 +10990,12 @@
                 <w:tcPr>
                   <w:tcW w:type="dxa" w:w="1460"/>
                   <w:tcBorders>
-                    <w:top w:val="none"/>
-                    <w:left w:val="none"/>
-                    <w:bottom w:val="none"/>
-                    <w:right w:val="none"/>
-                  </w:tcBorders>
-                  <w:shd w:fill="FFFFFF" w:val="solid"/>
+                    <w:top w:val="none" w:color="auto" w:sz="0"/>
+                    <w:left w:val="none" w:color="auto" w:sz="0"/>
+                    <w:bottom w:val="none" w:color="auto" w:sz="0"/>
+                    <w:right w:val="none" w:color="auto" w:sz="0"/>
+                  </w:tcBorders>
+                  <w:shd w:fill="FFFFFF" w:val="clear"/>
                   <w:tcMar>
                     <w:top w:type="dxa" w:w="40"/>
                     <w:left w:type="dxa" w:w="80"/>
@@ -11555,12 +11029,12 @@
                 <w:tcPr>
                   <w:tcW w:type="dxa" w:w="2200"/>
                   <w:tcBorders>
-                    <w:top w:val="none"/>
-                    <w:left w:val="none"/>
-                    <w:bottom w:val="none"/>
-                    <w:right w:val="none"/>
-                  </w:tcBorders>
-                  <w:shd w:fill="FFFFFF" w:val="solid"/>
+                    <w:top w:val="none" w:color="auto" w:sz="0"/>
+                    <w:left w:val="none" w:color="auto" w:sz="0"/>
+                    <w:bottom w:val="none" w:color="auto" w:sz="0"/>
+                    <w:right w:val="none" w:color="auto" w:sz="0"/>
+                  </w:tcBorders>
+                  <w:shd w:fill="FFFFFF" w:val="clear"/>
                   <w:tcMar>
                     <w:top w:type="dxa" w:w="40"/>
                     <w:bottom w:type="dxa" w:w="40"/>
@@ -11591,12 +11065,12 @@
                 <w:tcPr>
                   <w:tcW w:type="dxa" w:w="1290"/>
                   <w:tcBorders>
-                    <w:top w:val="none"/>
-                    <w:left w:val="none"/>
-                    <w:bottom w:val="none"/>
-                    <w:right w:val="none"/>
-                  </w:tcBorders>
-                  <w:shd w:fill="0043CE" w:val="solid"/>
+                    <w:top w:val="none" w:color="auto" w:sz="0"/>
+                    <w:left w:val="none" w:color="auto" w:sz="0"/>
+                    <w:bottom w:val="none" w:color="auto" w:sz="0"/>
+                    <w:right w:val="none" w:color="auto" w:sz="0"/>
+                  </w:tcBorders>
+                  <w:shd w:fill="0043CE" w:val="clear"/>
                   <w:tcMar>
                     <w:top w:type="dxa" w:w="0"/>
                     <w:left w:type="dxa" w:w="0"/>
@@ -11609,17 +11083,7 @@
                     <w:spacing w:after="0" w:before="0"/>
                   </w:pPr>
                   <w:r>
-                    <w:rPr>
-                      <w:rFonts w:ascii="Calibri" w:cs="Calibri" w:eastAsia="Calibri" w:hAnsi="Calibri"/>
-                      <w:b w:val="false"/>
-                      <w:bCs w:val="false"/>
-                      <w:i w:val="false"/>
-                      <w:iCs w:val="false"/>
-                      <w:color w:val="161616"/>
-                      <w:sz w:val="21"/>
-                      <w:szCs w:val="21"/>
-                    </w:rPr>
-                    <w:t xml:space="preserve"> </w:t>
+                    <w:t xml:space="preserve"/>
                   </w:r>
                 </w:p>
               </w:tc>
@@ -11627,12 +11091,12 @@
                 <w:tcPr>
                   <w:tcW w:type="dxa" w:w="3010"/>
                   <w:tcBorders>
-                    <w:top w:val="none"/>
-                    <w:left w:val="none"/>
-                    <w:bottom w:val="none"/>
-                    <w:right w:val="none"/>
-                  </w:tcBorders>
-                  <w:shd w:fill="E0E0E0" w:val="solid"/>
+                    <w:top w:val="none" w:color="auto" w:sz="0"/>
+                    <w:left w:val="none" w:color="auto" w:sz="0"/>
+                    <w:bottom w:val="none" w:color="auto" w:sz="0"/>
+                    <w:right w:val="none" w:color="auto" w:sz="0"/>
+                  </w:tcBorders>
+                  <w:shd w:fill="E0E0E0" w:val="clear"/>
                   <w:tcMar>
                     <w:top w:type="dxa" w:w="0"/>
                     <w:left w:type="dxa" w:w="0"/>
@@ -11645,17 +11109,7 @@
                     <w:spacing w:after="0" w:before="0"/>
                   </w:pPr>
                   <w:r>
-                    <w:rPr>
-                      <w:rFonts w:ascii="Calibri" w:cs="Calibri" w:eastAsia="Calibri" w:hAnsi="Calibri"/>
-                      <w:b w:val="false"/>
-                      <w:bCs w:val="false"/>
-                      <w:i w:val="false"/>
-                      <w:iCs w:val="false"/>
-                      <w:color w:val="161616"/>
-                      <w:sz w:val="21"/>
-                      <w:szCs w:val="21"/>
-                    </w:rPr>
-                    <w:t xml:space="preserve"> </w:t>
+                    <w:t xml:space="preserve"/>
                   </w:r>
                 </w:p>
               </w:tc>
@@ -11663,12 +11117,12 @@
                 <w:tcPr>
                   <w:tcW w:type="dxa" w:w="1460"/>
                   <w:tcBorders>
-                    <w:top w:val="none"/>
-                    <w:left w:val="none"/>
-                    <w:bottom w:val="none"/>
-                    <w:right w:val="none"/>
-                  </w:tcBorders>
-                  <w:shd w:fill="FFFFFF" w:val="solid"/>
+                    <w:top w:val="none" w:color="auto" w:sz="0"/>
+                    <w:left w:val="none" w:color="auto" w:sz="0"/>
+                    <w:bottom w:val="none" w:color="auto" w:sz="0"/>
+                    <w:right w:val="none" w:color="auto" w:sz="0"/>
+                  </w:tcBorders>
+                  <w:shd w:fill="FFFFFF" w:val="clear"/>
                   <w:tcMar>
                     <w:top w:type="dxa" w:w="40"/>
                     <w:left w:type="dxa" w:w="80"/>
@@ -11702,12 +11156,12 @@
                 <w:tcPr>
                   <w:tcW w:type="dxa" w:w="2200"/>
                   <w:tcBorders>
-                    <w:top w:val="none"/>
-                    <w:left w:val="none"/>
-                    <w:bottom w:val="none"/>
-                    <w:right w:val="none"/>
-                  </w:tcBorders>
-                  <w:shd w:fill="FFFFFF" w:val="solid"/>
+                    <w:top w:val="none" w:color="auto" w:sz="0"/>
+                    <w:left w:val="none" w:color="auto" w:sz="0"/>
+                    <w:bottom w:val="none" w:color="auto" w:sz="0"/>
+                    <w:right w:val="none" w:color="auto" w:sz="0"/>
+                  </w:tcBorders>
+                  <w:shd w:fill="FFFFFF" w:val="clear"/>
                   <w:tcMar>
                     <w:top w:type="dxa" w:w="40"/>
                     <w:bottom w:type="dxa" w:w="40"/>
@@ -11738,12 +11192,12 @@
                 <w:tcPr>
                   <w:tcW w:type="dxa" w:w="2580"/>
                   <w:tcBorders>
-                    <w:top w:val="none"/>
-                    <w:left w:val="none"/>
-                    <w:bottom w:val="none"/>
-                    <w:right w:val="none"/>
-                  </w:tcBorders>
-                  <w:shd w:fill="0F62FE" w:val="solid"/>
+                    <w:top w:val="none" w:color="auto" w:sz="0"/>
+                    <w:left w:val="none" w:color="auto" w:sz="0"/>
+                    <w:bottom w:val="none" w:color="auto" w:sz="0"/>
+                    <w:right w:val="none" w:color="auto" w:sz="0"/>
+                  </w:tcBorders>
+                  <w:shd w:fill="0F62FE" w:val="clear"/>
                   <w:tcMar>
                     <w:top w:type="dxa" w:w="0"/>
                     <w:left w:type="dxa" w:w="0"/>
@@ -11756,17 +11210,7 @@
                     <w:spacing w:after="0" w:before="0"/>
                   </w:pPr>
                   <w:r>
-                    <w:rPr>
-                      <w:rFonts w:ascii="Calibri" w:cs="Calibri" w:eastAsia="Calibri" w:hAnsi="Calibri"/>
-                      <w:b w:val="false"/>
-                      <w:bCs w:val="false"/>
-                      <w:i w:val="false"/>
-                      <w:iCs w:val="false"/>
-                      <w:color w:val="161616"/>
-                      <w:sz w:val="21"/>
-                      <w:szCs w:val="21"/>
-                    </w:rPr>
-                    <w:t xml:space="preserve"> </w:t>
+                    <w:t xml:space="preserve"/>
                   </w:r>
                 </w:p>
               </w:tc>
@@ -11774,12 +11218,12 @@
                 <w:tcPr>
                   <w:tcW w:type="dxa" w:w="1720"/>
                   <w:tcBorders>
-                    <w:top w:val="none"/>
-                    <w:left w:val="none"/>
-                    <w:bottom w:val="none"/>
-                    <w:right w:val="none"/>
-                  </w:tcBorders>
-                  <w:shd w:fill="E0E0E0" w:val="solid"/>
+                    <w:top w:val="none" w:color="auto" w:sz="0"/>
+                    <w:left w:val="none" w:color="auto" w:sz="0"/>
+                    <w:bottom w:val="none" w:color="auto" w:sz="0"/>
+                    <w:right w:val="none" w:color="auto" w:sz="0"/>
+                  </w:tcBorders>
+                  <w:shd w:fill="E0E0E0" w:val="clear"/>
                   <w:tcMar>
                     <w:top w:type="dxa" w:w="0"/>
                     <w:left w:type="dxa" w:w="0"/>
@@ -11792,17 +11236,7 @@
                     <w:spacing w:after="0" w:before="0"/>
                   </w:pPr>
                   <w:r>
-                    <w:rPr>
-                      <w:rFonts w:ascii="Calibri" w:cs="Calibri" w:eastAsia="Calibri" w:hAnsi="Calibri"/>
-                      <w:b w:val="false"/>
-                      <w:bCs w:val="false"/>
-                      <w:i w:val="false"/>
-                      <w:iCs w:val="false"/>
-                      <w:color w:val="161616"/>
-                      <w:sz w:val="21"/>
-                      <w:szCs w:val="21"/>
-                    </w:rPr>
-                    <w:t xml:space="preserve"> </w:t>
+                    <w:t xml:space="preserve"/>
                   </w:r>
                 </w:p>
               </w:tc>
@@ -11810,12 +11244,12 @@
                 <w:tcPr>
                   <w:tcW w:type="dxa" w:w="1460"/>
                   <w:tcBorders>
-                    <w:top w:val="none"/>
-                    <w:left w:val="none"/>
-                    <w:bottom w:val="none"/>
-                    <w:right w:val="none"/>
-                  </w:tcBorders>
-                  <w:shd w:fill="FFFFFF" w:val="solid"/>
+                    <w:top w:val="none" w:color="auto" w:sz="0"/>
+                    <w:left w:val="none" w:color="auto" w:sz="0"/>
+                    <w:bottom w:val="none" w:color="auto" w:sz="0"/>
+                    <w:right w:val="none" w:color="auto" w:sz="0"/>
+                  </w:tcBorders>
+                  <w:shd w:fill="FFFFFF" w:val="clear"/>
                   <w:tcMar>
                     <w:top w:type="dxa" w:w="40"/>
                     <w:left w:type="dxa" w:w="80"/>
@@ -11849,12 +11283,12 @@
                 <w:tcPr>
                   <w:tcW w:type="dxa" w:w="2200"/>
                   <w:tcBorders>
-                    <w:top w:val="none"/>
-                    <w:left w:val="none"/>
-                    <w:bottom w:val="none"/>
-                    <w:right w:val="none"/>
-                  </w:tcBorders>
-                  <w:shd w:fill="FFFFFF" w:val="solid"/>
+                    <w:top w:val="none" w:color="auto" w:sz="0"/>
+                    <w:left w:val="none" w:color="auto" w:sz="0"/>
+                    <w:bottom w:val="none" w:color="auto" w:sz="0"/>
+                    <w:right w:val="none" w:color="auto" w:sz="0"/>
+                  </w:tcBorders>
+                  <w:shd w:fill="FFFFFF" w:val="clear"/>
                   <w:tcMar>
                     <w:top w:type="dxa" w:w="40"/>
                     <w:bottom w:type="dxa" w:w="40"/>
@@ -11885,12 +11319,12 @@
                 <w:tcPr>
                   <w:tcW w:type="dxa" w:w="4300"/>
                   <w:tcBorders>
-                    <w:top w:val="none"/>
-                    <w:left w:val="none"/>
-                    <w:bottom w:val="none"/>
-                    <w:right w:val="none"/>
-                  </w:tcBorders>
-                  <w:shd w:fill="001141" w:val="solid"/>
+                    <w:top w:val="none" w:color="auto" w:sz="0"/>
+                    <w:left w:val="none" w:color="auto" w:sz="0"/>
+                    <w:bottom w:val="none" w:color="auto" w:sz="0"/>
+                    <w:right w:val="none" w:color="auto" w:sz="0"/>
+                  </w:tcBorders>
+                  <w:shd w:fill="001141" w:val="clear"/>
                   <w:tcMar>
                     <w:top w:type="dxa" w:w="0"/>
                     <w:left w:type="dxa" w:w="0"/>
@@ -11903,17 +11337,7 @@
                     <w:spacing w:after="0" w:before="0"/>
                   </w:pPr>
                   <w:r>
-                    <w:rPr>
-                      <w:rFonts w:ascii="Calibri" w:cs="Calibri" w:eastAsia="Calibri" w:hAnsi="Calibri"/>
-                      <w:b w:val="false"/>
-                      <w:bCs w:val="false"/>
-                      <w:i w:val="false"/>
-                      <w:iCs w:val="false"/>
-                      <w:color w:val="161616"/>
-                      <w:sz w:val="21"/>
-                      <w:szCs w:val="21"/>
-                    </w:rPr>
-                    <w:t xml:space="preserve"> </w:t>
+                    <w:t xml:space="preserve"/>
                   </w:r>
                 </w:p>
               </w:tc>
@@ -11921,12 +11345,12 @@
                 <w:tcPr>
                   <w:tcW w:type="dxa" w:w="0"/>
                   <w:tcBorders>
-                    <w:top w:val="none"/>
-                    <w:left w:val="none"/>
-                    <w:bottom w:val="none"/>
-                    <w:right w:val="none"/>
-                  </w:tcBorders>
-                  <w:shd w:fill="E0E0E0" w:val="solid"/>
+                    <w:top w:val="none" w:color="auto" w:sz="0"/>
+                    <w:left w:val="none" w:color="auto" w:sz="0"/>
+                    <w:bottom w:val="none" w:color="auto" w:sz="0"/>
+                    <w:right w:val="none" w:color="auto" w:sz="0"/>
+                  </w:tcBorders>
+                  <w:shd w:fill="E0E0E0" w:val="clear"/>
                   <w:tcMar>
                     <w:top w:type="dxa" w:w="0"/>
                     <w:left w:type="dxa" w:w="0"/>
@@ -11939,17 +11363,7 @@
                     <w:spacing w:after="0" w:before="0"/>
                   </w:pPr>
                   <w:r>
-                    <w:rPr>
-                      <w:rFonts w:ascii="Calibri" w:cs="Calibri" w:eastAsia="Calibri" w:hAnsi="Calibri"/>
-                      <w:b w:val="false"/>
-                      <w:bCs w:val="false"/>
-                      <w:i w:val="false"/>
-                      <w:iCs w:val="false"/>
-                      <w:color w:val="161616"/>
-                      <w:sz w:val="21"/>
-                      <w:szCs w:val="21"/>
-                    </w:rPr>
-                    <w:t xml:space="preserve"> </w:t>
+                    <w:t xml:space="preserve"/>
                   </w:r>
                 </w:p>
               </w:tc>
@@ -11957,12 +11371,12 @@
                 <w:tcPr>
                   <w:tcW w:type="dxa" w:w="1460"/>
                   <w:tcBorders>
-                    <w:top w:val="none"/>
-                    <w:left w:val="none"/>
-                    <w:bottom w:val="none"/>
-                    <w:right w:val="none"/>
-                  </w:tcBorders>
-                  <w:shd w:fill="FFFFFF" w:val="solid"/>
+                    <w:top w:val="none" w:color="auto" w:sz="0"/>
+                    <w:left w:val="none" w:color="auto" w:sz="0"/>
+                    <w:bottom w:val="none" w:color="auto" w:sz="0"/>
+                    <w:right w:val="none" w:color="auto" w:sz="0"/>
+                  </w:tcBorders>
+                  <w:shd w:fill="FFFFFF" w:val="clear"/>
                   <w:tcMar>
                     <w:top w:type="dxa" w:w="40"/>
                     <w:left w:type="dxa" w:w="80"/>
@@ -11998,29 +11412,19 @@
           <w:tcPr>
             <w:tcW w:type="dxa" w:w="374"/>
             <w:tcBorders>
-              <w:top w:val="none"/>
-              <w:left w:val="none"/>
-              <w:bottom w:val="none"/>
-              <w:right w:val="none"/>
+              <w:top w:val="none" w:color="auto" w:sz="0"/>
+              <w:left w:val="none" w:color="auto" w:sz="0"/>
+              <w:bottom w:val="none" w:color="auto" w:sz="0"/>
+              <w:right w:val="none" w:color="auto" w:sz="0"/>
             </w:tcBorders>
-            <w:shd w:fill="FFFFFF" w:val="solid"/>
+            <w:shd w:fill="FFFFFF" w:val="clear"/>
           </w:tcPr>
           <w:p>
             <w:pPr>
               <w:spacing w:after="0" w:before="0"/>
             </w:pPr>
             <w:r>
-              <w:rPr>
-                <w:rFonts w:ascii="Calibri" w:cs="Calibri" w:eastAsia="Calibri" w:hAnsi="Calibri"/>
-                <w:b w:val="false"/>
-                <w:bCs w:val="false"/>
-                <w:i w:val="false"/>
-                <w:iCs w:val="false"/>
-                <w:color w:val="161616"/>
-                <w:sz w:val="21"/>
-                <w:szCs w:val="21"/>
-              </w:rPr>
-              <w:t xml:space="preserve"> </w:t>
+              <w:t xml:space="preserve"/>
             </w:r>
           </w:p>
         </w:tc>
@@ -12028,12 +11432,12 @@
           <w:tcPr>
             <w:tcW w:type="dxa" w:w="4493"/>
             <w:tcBorders>
-              <w:top w:val="none"/>
-              <w:left w:val="none"/>
-              <w:bottom w:val="none"/>
-              <w:right w:val="none"/>
+              <w:top w:val="none" w:color="auto" w:sz="0"/>
+              <w:left w:val="none" w:color="auto" w:sz="0"/>
+              <w:bottom w:val="none" w:color="auto" w:sz="0"/>
+              <w:right w:val="none" w:color="auto" w:sz="0"/>
             </w:tcBorders>
-            <w:shd w:fill="FFFFFF" w:val="solid"/>
+            <w:shd w:fill="FFFFFF" w:val="clear"/>
             <w:tcMar>
               <w:left w:type="dxa" w:w="160"/>
             </w:tcMar>
@@ -12078,10 +11482,10 @@
             <w:tblPr>
               <w:tblW w:type="dxa" w:w="4493"/>
               <w:tblBorders>
-                <w:top w:val="none"/>
-                <w:left w:val="none"/>
-                <w:bottom w:val="none"/>
-                <w:right w:val="none"/>
+                <w:top w:val="none" w:color="auto" w:sz="0"/>
+                <w:left w:val="none" w:color="auto" w:sz="0"/>
+                <w:bottom w:val="none" w:color="auto" w:sz="0"/>
+                <w:right w:val="none" w:color="auto" w:sz="0"/>
                 <w:insideH w:val="single" w:color="auto" w:sz="4"/>
                 <w:insideV w:val="single" w:color="auto" w:sz="4"/>
               </w:tblBorders>
@@ -12098,12 +11502,12 @@
                 <w:tcPr>
                   <w:tcW w:type="dxa" w:w="2400"/>
                   <w:tcBorders>
-                    <w:top w:val="none"/>
-                    <w:left w:val="none"/>
-                    <w:bottom w:val="none"/>
-                    <w:right w:val="none"/>
-                  </w:tcBorders>
-                  <w:shd w:fill="FFFFFF" w:val="solid"/>
+                    <w:top w:val="none" w:color="auto" w:sz="0"/>
+                    <w:left w:val="none" w:color="auto" w:sz="0"/>
+                    <w:bottom w:val="none" w:color="auto" w:sz="0"/>
+                    <w:right w:val="none" w:color="auto" w:sz="0"/>
+                  </w:tcBorders>
+                  <w:shd w:fill="FFFFFF" w:val="clear"/>
                   <w:tcMar>
                     <w:top w:type="dxa" w:w="40"/>
                     <w:bottom w:type="dxa" w:w="40"/>
@@ -12134,12 +11538,12 @@
                 <w:tcPr>
                   <w:tcW w:type="dxa" w:w="3230"/>
                   <w:tcBorders>
-                    <w:top w:val="none"/>
-                    <w:left w:val="none"/>
-                    <w:bottom w:val="none"/>
-                    <w:right w:val="none"/>
-                  </w:tcBorders>
-                  <w:shd w:fill="0F62FE" w:val="solid"/>
+                    <w:top w:val="none" w:color="auto" w:sz="0"/>
+                    <w:left w:val="none" w:color="auto" w:sz="0"/>
+                    <w:bottom w:val="none" w:color="auto" w:sz="0"/>
+                    <w:right w:val="none" w:color="auto" w:sz="0"/>
+                  </w:tcBorders>
+                  <w:shd w:fill="0F62FE" w:val="clear"/>
                   <w:tcMar>
                     <w:top w:type="dxa" w:w="0"/>
                     <w:left w:type="dxa" w:w="0"/>
@@ -12152,17 +11556,7 @@
                     <w:spacing w:after="0" w:before="0"/>
                   </w:pPr>
                   <w:r>
-                    <w:rPr>
-                      <w:rFonts w:ascii="Calibri" w:cs="Calibri" w:eastAsia="Calibri" w:hAnsi="Calibri"/>
-                      <w:b w:val="false"/>
-                      <w:bCs w:val="false"/>
-                      <w:i w:val="false"/>
-                      <w:iCs w:val="false"/>
-                      <w:color w:val="161616"/>
-                      <w:sz w:val="21"/>
-                      <w:szCs w:val="21"/>
-                    </w:rPr>
-                    <w:t xml:space="preserve"> </w:t>
+                    <w:t xml:space="preserve"/>
                   </w:r>
                 </w:p>
               </w:tc>
@@ -12170,12 +11564,12 @@
                 <w:tcPr>
                   <w:tcW w:type="dxa" w:w="570"/>
                   <w:tcBorders>
-                    <w:top w:val="none"/>
-                    <w:left w:val="none"/>
-                    <w:bottom w:val="none"/>
-                    <w:right w:val="none"/>
-                  </w:tcBorders>
-                  <w:shd w:fill="E0E0E0" w:val="solid"/>
+                    <w:top w:val="none" w:color="auto" w:sz="0"/>
+                    <w:left w:val="none" w:color="auto" w:sz="0"/>
+                    <w:bottom w:val="none" w:color="auto" w:sz="0"/>
+                    <w:right w:val="none" w:color="auto" w:sz="0"/>
+                  </w:tcBorders>
+                  <w:shd w:fill="E0E0E0" w:val="clear"/>
                   <w:tcMar>
                     <w:top w:type="dxa" w:w="0"/>
                     <w:left w:type="dxa" w:w="0"/>
@@ -12188,17 +11582,7 @@
                     <w:spacing w:after="0" w:before="0"/>
                   </w:pPr>
                   <w:r>
-                    <w:rPr>
-                      <w:rFonts w:ascii="Calibri" w:cs="Calibri" w:eastAsia="Calibri" w:hAnsi="Calibri"/>
-                      <w:b w:val="false"/>
-                      <w:bCs w:val="false"/>
-                      <w:i w:val="false"/>
-                      <w:iCs w:val="false"/>
-                      <w:color w:val="161616"/>
-                      <w:sz w:val="21"/>
-                      <w:szCs w:val="21"/>
-                    </w:rPr>
-                    <w:t xml:space="preserve"> </w:t>
+                    <w:t xml:space="preserve"/>
                   </w:r>
                 </w:p>
               </w:tc>
@@ -12206,12 +11590,12 @@
                 <w:tcPr>
                   <w:tcW w:type="dxa" w:w="1760"/>
                   <w:tcBorders>
-                    <w:top w:val="none"/>
-                    <w:left w:val="none"/>
-                    <w:bottom w:val="none"/>
-                    <w:right w:val="none"/>
-                  </w:tcBorders>
-                  <w:shd w:fill="FFFFFF" w:val="solid"/>
+                    <w:top w:val="none" w:color="auto" w:sz="0"/>
+                    <w:left w:val="none" w:color="auto" w:sz="0"/>
+                    <w:bottom w:val="none" w:color="auto" w:sz="0"/>
+                    <w:right w:val="none" w:color="auto" w:sz="0"/>
+                  </w:tcBorders>
+                  <w:shd w:fill="FFFFFF" w:val="clear"/>
                   <w:tcMar>
                     <w:top w:type="dxa" w:w="40"/>
                     <w:left w:type="dxa" w:w="80"/>
@@ -12245,12 +11629,12 @@
                 <w:tcPr>
                   <w:tcW w:type="dxa" w:w="2400"/>
                   <w:tcBorders>
-                    <w:top w:val="none"/>
-                    <w:left w:val="none"/>
-                    <w:bottom w:val="none"/>
-                    <w:right w:val="none"/>
-                  </w:tcBorders>
-                  <w:shd w:fill="FFFFFF" w:val="solid"/>
+                    <w:top w:val="none" w:color="auto" w:sz="0"/>
+                    <w:left w:val="none" w:color="auto" w:sz="0"/>
+                    <w:bottom w:val="none" w:color="auto" w:sz="0"/>
+                    <w:right w:val="none" w:color="auto" w:sz="0"/>
+                  </w:tcBorders>
+                  <w:shd w:fill="FFFFFF" w:val="clear"/>
                   <w:tcMar>
                     <w:top w:type="dxa" w:w="40"/>
                     <w:bottom w:type="dxa" w:w="40"/>
@@ -12281,12 +11665,12 @@
                 <w:tcPr>
                   <w:tcW w:type="dxa" w:w="2736"/>
                   <w:tcBorders>
-                    <w:top w:val="none"/>
-                    <w:left w:val="none"/>
-                    <w:bottom w:val="none"/>
-                    <w:right w:val="none"/>
-                  </w:tcBorders>
-                  <w:shd w:fill="007D79" w:val="solid"/>
+                    <w:top w:val="none" w:color="auto" w:sz="0"/>
+                    <w:left w:val="none" w:color="auto" w:sz="0"/>
+                    <w:bottom w:val="none" w:color="auto" w:sz="0"/>
+                    <w:right w:val="none" w:color="auto" w:sz="0"/>
+                  </w:tcBorders>
+                  <w:shd w:fill="007D79" w:val="clear"/>
                   <w:tcMar>
                     <w:top w:type="dxa" w:w="0"/>
                     <w:left w:type="dxa" w:w="0"/>
@@ -12299,17 +11683,7 @@
                     <w:spacing w:after="0" w:before="0"/>
                   </w:pPr>
                   <w:r>
-                    <w:rPr>
-                      <w:rFonts w:ascii="Calibri" w:cs="Calibri" w:eastAsia="Calibri" w:hAnsi="Calibri"/>
-                      <w:b w:val="false"/>
-                      <w:bCs w:val="false"/>
-                      <w:i w:val="false"/>
-                      <w:iCs w:val="false"/>
-                      <w:color w:val="161616"/>
-                      <w:sz w:val="21"/>
-                      <w:szCs w:val="21"/>
-                    </w:rPr>
-                    <w:t xml:space="preserve"> </w:t>
+                    <w:t xml:space="preserve"/>
                   </w:r>
                 </w:p>
               </w:tc>
@@ -12317,12 +11691,12 @@
                 <w:tcPr>
                   <w:tcW w:type="dxa" w:w="1064"/>
                   <w:tcBorders>
-                    <w:top w:val="none"/>
-                    <w:left w:val="none"/>
-                    <w:bottom w:val="none"/>
-                    <w:right w:val="none"/>
-                  </w:tcBorders>
-                  <w:shd w:fill="E0E0E0" w:val="solid"/>
+                    <w:top w:val="none" w:color="auto" w:sz="0"/>
+                    <w:left w:val="none" w:color="auto" w:sz="0"/>
+                    <w:bottom w:val="none" w:color="auto" w:sz="0"/>
+                    <w:right w:val="none" w:color="auto" w:sz="0"/>
+                  </w:tcBorders>
+                  <w:shd w:fill="E0E0E0" w:val="clear"/>
                   <w:tcMar>
                     <w:top w:type="dxa" w:w="0"/>
                     <w:left w:type="dxa" w:w="0"/>
@@ -12335,17 +11709,7 @@
                     <w:spacing w:after="0" w:before="0"/>
                   </w:pPr>
                   <w:r>
-                    <w:rPr>
-                      <w:rFonts w:ascii="Calibri" w:cs="Calibri" w:eastAsia="Calibri" w:hAnsi="Calibri"/>
-                      <w:b w:val="false"/>
-                      <w:bCs w:val="false"/>
-                      <w:i w:val="false"/>
-                      <w:iCs w:val="false"/>
-                      <w:color w:val="161616"/>
-                      <w:sz w:val="21"/>
-                      <w:szCs w:val="21"/>
-                    </w:rPr>
-                    <w:t xml:space="preserve"> </w:t>
+                    <w:t xml:space="preserve"/>
                   </w:r>
                 </w:p>
               </w:tc>
@@ -12353,12 +11717,12 @@
                 <w:tcPr>
                   <w:tcW w:type="dxa" w:w="1760"/>
                   <w:tcBorders>
-                    <w:top w:val="none"/>
-                    <w:left w:val="none"/>
-                    <w:bottom w:val="none"/>
-                    <w:right w:val="none"/>
-                  </w:tcBorders>
-                  <w:shd w:fill="FFFFFF" w:val="solid"/>
+                    <w:top w:val="none" w:color="auto" w:sz="0"/>
+                    <w:left w:val="none" w:color="auto" w:sz="0"/>
+                    <w:bottom w:val="none" w:color="auto" w:sz="0"/>
+                    <w:right w:val="none" w:color="auto" w:sz="0"/>
+                  </w:tcBorders>
+                  <w:shd w:fill="FFFFFF" w:val="clear"/>
                   <w:tcMar>
                     <w:top w:type="dxa" w:w="40"/>
                     <w:left w:type="dxa" w:w="80"/>
@@ -12392,12 +11756,12 @@
                 <w:tcPr>
                   <w:tcW w:type="dxa" w:w="2400"/>
                   <w:tcBorders>
-                    <w:top w:val="none"/>
-                    <w:left w:val="none"/>
-                    <w:bottom w:val="none"/>
-                    <w:right w:val="none"/>
-                  </w:tcBorders>
-                  <w:shd w:fill="FFFFFF" w:val="solid"/>
+                    <w:top w:val="none" w:color="auto" w:sz="0"/>
+                    <w:left w:val="none" w:color="auto" w:sz="0"/>
+                    <w:bottom w:val="none" w:color="auto" w:sz="0"/>
+                    <w:right w:val="none" w:color="auto" w:sz="0"/>
+                  </w:tcBorders>
+                  <w:shd w:fill="FFFFFF" w:val="clear"/>
                   <w:tcMar>
                     <w:top w:type="dxa" w:w="40"/>
                     <w:bottom w:type="dxa" w:w="40"/>
@@ -12428,12 +11792,12 @@
                 <w:tcPr>
                   <w:tcW w:type="dxa" w:w="2280"/>
                   <w:tcBorders>
-                    <w:top w:val="none"/>
-                    <w:left w:val="none"/>
-                    <w:bottom w:val="none"/>
-                    <w:right w:val="none"/>
-                  </w:tcBorders>
-                  <w:shd w:fill="0043CE" w:val="solid"/>
+                    <w:top w:val="none" w:color="auto" w:sz="0"/>
+                    <w:left w:val="none" w:color="auto" w:sz="0"/>
+                    <w:bottom w:val="none" w:color="auto" w:sz="0"/>
+                    <w:right w:val="none" w:color="auto" w:sz="0"/>
+                  </w:tcBorders>
+                  <w:shd w:fill="0043CE" w:val="clear"/>
                   <w:tcMar>
                     <w:top w:type="dxa" w:w="0"/>
                     <w:left w:type="dxa" w:w="0"/>
@@ -12446,17 +11810,7 @@
                     <w:spacing w:after="0" w:before="0"/>
                   </w:pPr>
                   <w:r>
-                    <w:rPr>
-                      <w:rFonts w:ascii="Calibri" w:cs="Calibri" w:eastAsia="Calibri" w:hAnsi="Calibri"/>
-                      <w:b w:val="false"/>
-                      <w:bCs w:val="false"/>
-                      <w:i w:val="false"/>
-                      <w:iCs w:val="false"/>
-                      <w:color w:val="161616"/>
-                      <w:sz w:val="21"/>
-                      <w:szCs w:val="21"/>
-                    </w:rPr>
-                    <w:t xml:space="preserve"> </w:t>
+                    <w:t xml:space="preserve"/>
                   </w:r>
                 </w:p>
               </w:tc>
@@ -12464,12 +11818,12 @@
                 <w:tcPr>
                   <w:tcW w:type="dxa" w:w="1520"/>
                   <w:tcBorders>
-                    <w:top w:val="none"/>
-                    <w:left w:val="none"/>
-                    <w:bottom w:val="none"/>
-                    <w:right w:val="none"/>
-                  </w:tcBorders>
-                  <w:shd w:fill="E0E0E0" w:val="solid"/>
+                    <w:top w:val="none" w:color="auto" w:sz="0"/>
+                    <w:left w:val="none" w:color="auto" w:sz="0"/>
+                    <w:bottom w:val="none" w:color="auto" w:sz="0"/>
+                    <w:right w:val="none" w:color="auto" w:sz="0"/>
+                  </w:tcBorders>
+                  <w:shd w:fill="E0E0E0" w:val="clear"/>
                   <w:tcMar>
                     <w:top w:type="dxa" w:w="0"/>
                     <w:left w:type="dxa" w:w="0"/>
@@ -12482,17 +11836,7 @@
                     <w:spacing w:after="0" w:before="0"/>
                   </w:pPr>
                   <w:r>
-                    <w:rPr>
-                      <w:rFonts w:ascii="Calibri" w:cs="Calibri" w:eastAsia="Calibri" w:hAnsi="Calibri"/>
-                      <w:b w:val="false"/>
-                      <w:bCs w:val="false"/>
-                      <w:i w:val="false"/>
-                      <w:iCs w:val="false"/>
-                      <w:color w:val="161616"/>
-                      <w:sz w:val="21"/>
-                      <w:szCs w:val="21"/>
-                    </w:rPr>
-                    <w:t xml:space="preserve"> </w:t>
+                    <w:t xml:space="preserve"/>
                   </w:r>
                 </w:p>
               </w:tc>
@@ -12500,12 +11844,12 @@
                 <w:tcPr>
                   <w:tcW w:type="dxa" w:w="1760"/>
                   <w:tcBorders>
-                    <w:top w:val="none"/>
-                    <w:left w:val="none"/>
-                    <w:bottom w:val="none"/>
-                    <w:right w:val="none"/>
-                  </w:tcBorders>
-                  <w:shd w:fill="FFFFFF" w:val="solid"/>
+                    <w:top w:val="none" w:color="auto" w:sz="0"/>
+                    <w:left w:val="none" w:color="auto" w:sz="0"/>
+                    <w:bottom w:val="none" w:color="auto" w:sz="0"/>
+                    <w:right w:val="none" w:color="auto" w:sz="0"/>
+                  </w:tcBorders>
+                  <w:shd w:fill="FFFFFF" w:val="clear"/>
                   <w:tcMar>
                     <w:top w:type="dxa" w:w="40"/>
                     <w:left w:type="dxa" w:w="80"/>
@@ -12539,12 +11883,12 @@
                 <w:tcPr>
                   <w:tcW w:type="dxa" w:w="2400"/>
                   <w:tcBorders>
-                    <w:top w:val="none"/>
-                    <w:left w:val="none"/>
-                    <w:bottom w:val="none"/>
-                    <w:right w:val="none"/>
-                  </w:tcBorders>
-                  <w:shd w:fill="FFFFFF" w:val="solid"/>
+                    <w:top w:val="none" w:color="auto" w:sz="0"/>
+                    <w:left w:val="none" w:color="auto" w:sz="0"/>
+                    <w:bottom w:val="none" w:color="auto" w:sz="0"/>
+                    <w:right w:val="none" w:color="auto" w:sz="0"/>
+                  </w:tcBorders>
+                  <w:shd w:fill="FFFFFF" w:val="clear"/>
                   <w:tcMar>
                     <w:top w:type="dxa" w:w="40"/>
                     <w:bottom w:type="dxa" w:w="40"/>
@@ -12575,12 +11919,12 @@
                 <w:tcPr>
                   <w:tcW w:type="dxa" w:w="1824"/>
                   <w:tcBorders>
-                    <w:top w:val="none"/>
-                    <w:left w:val="none"/>
-                    <w:bottom w:val="none"/>
-                    <w:right w:val="none"/>
-                  </w:tcBorders>
-                  <w:shd w:fill="6929C4" w:val="solid"/>
+                    <w:top w:val="none" w:color="auto" w:sz="0"/>
+                    <w:left w:val="none" w:color="auto" w:sz="0"/>
+                    <w:bottom w:val="none" w:color="auto" w:sz="0"/>
+                    <w:right w:val="none" w:color="auto" w:sz="0"/>
+                  </w:tcBorders>
+                  <w:shd w:fill="6929C4" w:val="clear"/>
                   <w:tcMar>
                     <w:top w:type="dxa" w:w="0"/>
                     <w:left w:type="dxa" w:w="0"/>
@@ -12593,17 +11937,7 @@
                     <w:spacing w:after="0" w:before="0"/>
                   </w:pPr>
                   <w:r>
-                    <w:rPr>
-                      <w:rFonts w:ascii="Calibri" w:cs="Calibri" w:eastAsia="Calibri" w:hAnsi="Calibri"/>
-                      <w:b w:val="false"/>
-                      <w:bCs w:val="false"/>
-                      <w:i w:val="false"/>
-                      <w:iCs w:val="false"/>
-                      <w:color w:val="161616"/>
-                      <w:sz w:val="21"/>
-                      <w:szCs w:val="21"/>
-                    </w:rPr>
-                    <w:t xml:space="preserve"> </w:t>
+                    <w:t xml:space="preserve"/>
                   </w:r>
                 </w:p>
               </w:tc>
@@ -12611,12 +11945,12 @@
                 <w:tcPr>
                   <w:tcW w:type="dxa" w:w="1976"/>
                   <w:tcBorders>
-                    <w:top w:val="none"/>
-                    <w:left w:val="none"/>
-                    <w:bottom w:val="none"/>
-                    <w:right w:val="none"/>
-                  </w:tcBorders>
-                  <w:shd w:fill="E0E0E0" w:val="solid"/>
+                    <w:top w:val="none" w:color="auto" w:sz="0"/>
+                    <w:left w:val="none" w:color="auto" w:sz="0"/>
+                    <w:bottom w:val="none" w:color="auto" w:sz="0"/>
+                    <w:right w:val="none" w:color="auto" w:sz="0"/>
+                  </w:tcBorders>
+                  <w:shd w:fill="E0E0E0" w:val="clear"/>
                   <w:tcMar>
                     <w:top w:type="dxa" w:w="0"/>
                     <w:left w:type="dxa" w:w="0"/>
@@ -12629,17 +11963,7 @@
                     <w:spacing w:after="0" w:before="0"/>
                   </w:pPr>
                   <w:r>
-                    <w:rPr>
-                      <w:rFonts w:ascii="Calibri" w:cs="Calibri" w:eastAsia="Calibri" w:hAnsi="Calibri"/>
-                      <w:b w:val="false"/>
-                      <w:bCs w:val="false"/>
-                      <w:i w:val="false"/>
-                      <w:iCs w:val="false"/>
-                      <w:color w:val="161616"/>
-                      <w:sz w:val="21"/>
-                      <w:szCs w:val="21"/>
-                    </w:rPr>
-                    <w:t xml:space="preserve"> </w:t>
+                    <w:t xml:space="preserve"/>
                   </w:r>
                 </w:p>
               </w:tc>
@@ -12647,12 +11971,12 @@
                 <w:tcPr>
                   <w:tcW w:type="dxa" w:w="1760"/>
                   <w:tcBorders>
-                    <w:top w:val="none"/>
-                    <w:left w:val="none"/>
-                    <w:bottom w:val="none"/>
-                    <w:right w:val="none"/>
-                  </w:tcBorders>
-                  <w:shd w:fill="FFFFFF" w:val="solid"/>
+                    <w:top w:val="none" w:color="auto" w:sz="0"/>
+                    <w:left w:val="none" w:color="auto" w:sz="0"/>
+                    <w:bottom w:val="none" w:color="auto" w:sz="0"/>
+                    <w:right w:val="none" w:color="auto" w:sz="0"/>
+                  </w:tcBorders>
+                  <w:shd w:fill="FFFFFF" w:val="clear"/>
                   <w:tcMar>
                     <w:top w:type="dxa" w:w="40"/>
                     <w:left w:type="dxa" w:w="80"/>
@@ -12686,12 +12010,12 @@
                 <w:tcPr>
                   <w:tcW w:type="dxa" w:w="2400"/>
                   <w:tcBorders>
-                    <w:top w:val="none"/>
-                    <w:left w:val="none"/>
-                    <w:bottom w:val="none"/>
-                    <w:right w:val="none"/>
-                  </w:tcBorders>
-                  <w:shd w:fill="FFFFFF" w:val="solid"/>
+                    <w:top w:val="none" w:color="auto" w:sz="0"/>
+                    <w:left w:val="none" w:color="auto" w:sz="0"/>
+                    <w:bottom w:val="none" w:color="auto" w:sz="0"/>
+                    <w:right w:val="none" w:color="auto" w:sz="0"/>
+                  </w:tcBorders>
+                  <w:shd w:fill="FFFFFF" w:val="clear"/>
                   <w:tcMar>
                     <w:top w:type="dxa" w:w="40"/>
                     <w:bottom w:type="dxa" w:w="40"/>
@@ -12722,12 +12046,12 @@
                 <w:tcPr>
                   <w:tcW w:type="dxa" w:w="2090"/>
                   <w:tcBorders>
-                    <w:top w:val="none"/>
-                    <w:left w:val="none"/>
-                    <w:bottom w:val="none"/>
-                    <w:right w:val="none"/>
-                  </w:tcBorders>
-                  <w:shd w:fill="005D5D" w:val="solid"/>
+                    <w:top w:val="none" w:color="auto" w:sz="0"/>
+                    <w:left w:val="none" w:color="auto" w:sz="0"/>
+                    <w:bottom w:val="none" w:color="auto" w:sz="0"/>
+                    <w:right w:val="none" w:color="auto" w:sz="0"/>
+                  </w:tcBorders>
+                  <w:shd w:fill="005D5D" w:val="clear"/>
                   <w:tcMar>
                     <w:top w:type="dxa" w:w="0"/>
                     <w:left w:type="dxa" w:w="0"/>
@@ -12740,17 +12064,7 @@
                     <w:spacing w:after="0" w:before="0"/>
                   </w:pPr>
                   <w:r>
-                    <w:rPr>
-                      <w:rFonts w:ascii="Calibri" w:cs="Calibri" w:eastAsia="Calibri" w:hAnsi="Calibri"/>
-                      <w:b w:val="false"/>
-                      <w:bCs w:val="false"/>
-                      <w:i w:val="false"/>
-                      <w:iCs w:val="false"/>
-                      <w:color w:val="161616"/>
-                      <w:sz w:val="21"/>
-                      <w:szCs w:val="21"/>
-                    </w:rPr>
-                    <w:t xml:space="preserve"> </w:t>
+                    <w:t xml:space="preserve"/>
                   </w:r>
                 </w:p>
               </w:tc>
@@ -12758,12 +12072,12 @@
                 <w:tcPr>
                   <w:tcW w:type="dxa" w:w="1710"/>
                   <w:tcBorders>
-                    <w:top w:val="none"/>
-                    <w:left w:val="none"/>
-                    <w:bottom w:val="none"/>
-                    <w:right w:val="none"/>
-                  </w:tcBorders>
-                  <w:shd w:fill="E0E0E0" w:val="solid"/>
+                    <w:top w:val="none" w:color="auto" w:sz="0"/>
+                    <w:left w:val="none" w:color="auto" w:sz="0"/>
+                    <w:bottom w:val="none" w:color="auto" w:sz="0"/>
+                    <w:right w:val="none" w:color="auto" w:sz="0"/>
+                  </w:tcBorders>
+                  <w:shd w:fill="E0E0E0" w:val="clear"/>
                   <w:tcMar>
                     <w:top w:type="dxa" w:w="0"/>
                     <w:left w:type="dxa" w:w="0"/>
@@ -12776,17 +12090,7 @@
                     <w:spacing w:after="0" w:before="0"/>
                   </w:pPr>
                   <w:r>
-                    <w:rPr>
-                      <w:rFonts w:ascii="Calibri" w:cs="Calibri" w:eastAsia="Calibri" w:hAnsi="Calibri"/>
-                      <w:b w:val="false"/>
-                      <w:bCs w:val="false"/>
-                      <w:i w:val="false"/>
-                      <w:iCs w:val="false"/>
-                      <w:color w:val="161616"/>
-                      <w:sz w:val="21"/>
-                      <w:szCs w:val="21"/>
-                    </w:rPr>
-                    <w:t xml:space="preserve"> </w:t>
+                    <w:t xml:space="preserve"/>
                   </w:r>
                 </w:p>
               </w:tc>
@@ -12794,12 +12098,12 @@
                 <w:tcPr>
                   <w:tcW w:type="dxa" w:w="1760"/>
                   <w:tcBorders>
-                    <w:top w:val="none"/>
-                    <w:left w:val="none"/>
-                    <w:bottom w:val="none"/>
-                    <w:right w:val="none"/>
-                  </w:tcBorders>
-                  <w:shd w:fill="FFFFFF" w:val="solid"/>
+                    <w:top w:val="none" w:color="auto" w:sz="0"/>
+                    <w:left w:val="none" w:color="auto" w:sz="0"/>
+                    <w:bottom w:val="none" w:color="auto" w:sz="0"/>
+                    <w:right w:val="none" w:color="auto" w:sz="0"/>
+                  </w:tcBorders>
+                  <w:shd w:fill="FFFFFF" w:val="clear"/>
                   <w:tcMar>
                     <w:top w:type="dxa" w:w="40"/>
                     <w:left w:type="dxa" w:w="80"/>
@@ -12834,17 +12138,7 @@
               <w:spacing w:after="100" w:before="0"/>
             </w:pPr>
             <w:r>
-              <w:rPr>
-                <w:rFonts w:ascii="Calibri" w:cs="Calibri" w:eastAsia="Calibri" w:hAnsi="Calibri"/>
-                <w:b w:val="false"/>
-                <w:bCs w:val="false"/>
-                <w:i w:val="false"/>
-                <w:iCs w:val="false"/>
-                <w:color w:val="161616"/>
-                <w:sz w:val="21"/>
-                <w:szCs w:val="21"/>
-              </w:rPr>
-              <w:t xml:space="preserve"> </w:t>
+              <w:t xml:space="preserve"/>
             </w:r>
           </w:p>
           <w:p>
@@ -13047,11 +12341,11 @@
           <w:bCs w:val="false"/>
           <w:i w:val="false"/>
           <w:iCs w:val="false"/>
-          <w:color w:val="161616"/>
+          <w:color w:val="525252"/>
           <w:sz w:val="21"/>
           <w:szCs w:val="21"/>
         </w:rPr>
-        <w:t xml:space="preserve">IBM embeds modernisation into steady-state delivery — no separate programme, no disruption to BAU. Every sprint may include a modernisation action. Technical debt is tracked by business impact and burned down systematically and continuously.</w:t>
+        <w:t xml:space="preserve">IBM embeds modernisation into steady-state delivery — no separate programme, no disruption to BAU. Every sprint may include a modernisation action. Technical debt is tracked by business impact and reduced continuously.</w:t>
       </w:r>
     </w:p>
     <w:p>
@@ -13059,27 +12353,17 @@
         <w:spacing w:after="60" w:before="0"/>
       </w:pPr>
       <w:r>
-        <w:rPr>
-          <w:rFonts w:ascii="Calibri" w:cs="Calibri" w:eastAsia="Calibri" w:hAnsi="Calibri"/>
-          <w:b w:val="false"/>
-          <w:bCs w:val="false"/>
-          <w:i w:val="false"/>
-          <w:iCs w:val="false"/>
-          <w:color w:val="161616"/>
-          <w:sz w:val="21"/>
-          <w:szCs w:val="21"/>
-        </w:rPr>
-        <w:t xml:space="preserve"> </w:t>
+        <w:t xml:space="preserve"/>
       </w:r>
     </w:p>
     <w:tbl>
       <w:tblPr>
         <w:tblW w:type="dxa" w:w="9360"/>
         <w:tblBorders>
-          <w:top w:val="none"/>
-          <w:left w:val="none"/>
-          <w:bottom w:val="none"/>
-          <w:right w:val="none"/>
+          <w:top w:val="none" w:color="auto" w:sz="0"/>
+          <w:left w:val="none" w:color="auto" w:sz="0"/>
+          <w:bottom w:val="none" w:color="auto" w:sz="0"/>
+          <w:right w:val="none" w:color="auto" w:sz="0"/>
           <w:insideH w:val="single" w:color="auto" w:sz="4"/>
           <w:insideV w:val="single" w:color="auto" w:sz="4"/>
         </w:tblBorders>
@@ -13095,12 +12379,12 @@
           <w:tcPr>
             <w:tcW w:type="dxa" w:w="4493"/>
             <w:tcBorders>
-              <w:top w:val="none"/>
-              <w:left w:val="none"/>
-              <w:bottom w:val="none"/>
-              <w:right w:val="none"/>
+              <w:top w:val="none" w:color="auto" w:sz="0"/>
+              <w:left w:val="none" w:color="auto" w:sz="0"/>
+              <w:bottom w:val="none" w:color="auto" w:sz="0"/>
+              <w:right w:val="none" w:color="auto" w:sz="0"/>
             </w:tcBorders>
-            <w:shd w:fill="FFFFFF" w:val="solid"/>
+            <w:shd w:fill="FFFFFF" w:val="clear"/>
             <w:tcMar>
               <w:right w:type="dxa" w:w="160"/>
             </w:tcMar>
@@ -13127,10 +12411,10 @@
             <w:tblPr>
               <w:tblW w:type="dxa" w:w="4493"/>
               <w:tblBorders>
-                <w:top w:val="single" w:color="auto" w:sz="4"/>
-                <w:left w:val="single" w:color="auto" w:sz="4"/>
-                <w:bottom w:val="single" w:color="auto" w:sz="4"/>
-                <w:right w:val="single" w:color="auto" w:sz="4"/>
+                <w:top w:val="none" w:color="auto" w:sz="0"/>
+                <w:left w:val="none" w:color="auto" w:sz="0"/>
+                <w:bottom w:val="none" w:color="auto" w:sz="0"/>
+                <w:right w:val="none" w:color="auto" w:sz="0"/>
                 <w:insideH w:val="single" w:color="auto" w:sz="4"/>
                 <w:insideV w:val="single" w:color="auto" w:sz="4"/>
               </w:tblBorders>
@@ -13146,12 +12430,12 @@
                 <w:tcPr>
                   <w:tcW w:type="dxa" w:w="1872"/>
                   <w:tcBorders>
-                    <w:top w:val="single" w:color="0F62FE" w:sz="10"/>
-                    <w:left w:val="single" w:color="E0E0E0" w:sz="4"/>
-                    <w:bottom w:val="single" w:color="E0E0E0" w:sz="4"/>
-                    <w:right w:val="single" w:color="E0E0E0" w:sz="4"/>
-                  </w:tcBorders>
-                  <w:shd w:fill="EBF2FF" w:val="solid"/>
+                    <w:top w:val="single" w:color="0F62FE" w:sz="12"/>
+                    <w:left w:val="single" w:color="E0E0E0" w:sz="4"/>
+                    <w:bottom w:val="single" w:color="E0E0E0" w:sz="4"/>
+                    <w:right w:val="single" w:color="E0E0E0" w:sz="4"/>
+                  </w:tcBorders>
+                  <w:shd w:fill="D0E2FF" w:val="clear"/>
                   <w:tcMar>
                     <w:top w:type="dxa" w:w="40"/>
                     <w:left w:type="dxa" w:w="120"/>
@@ -13162,7 +12446,6 @@
                 <w:p>
                   <w:pPr>
                     <w:spacing w:after="60" w:before="60"/>
-                    <w:jc w:val="left"/>
                   </w:pPr>
                   <w:r>
                     <w:rPr>
@@ -13183,12 +12466,12 @@
                 <w:tcPr>
                   <w:tcW w:type="dxa" w:w="1685"/>
                   <w:tcBorders>
-                    <w:top w:val="single" w:color="0F62FE" w:sz="10"/>
-                    <w:left w:val="single" w:color="E0E0E0" w:sz="4"/>
-                    <w:bottom w:val="single" w:color="E0E0E0" w:sz="4"/>
-                    <w:right w:val="single" w:color="E0E0E0" w:sz="4"/>
-                  </w:tcBorders>
-                  <w:shd w:fill="EBF2FF" w:val="solid"/>
+                    <w:top w:val="single" w:color="0F62FE" w:sz="12"/>
+                    <w:left w:val="single" w:color="E0E0E0" w:sz="4"/>
+                    <w:bottom w:val="single" w:color="E0E0E0" w:sz="4"/>
+                    <w:right w:val="single" w:color="E0E0E0" w:sz="4"/>
+                  </w:tcBorders>
+                  <w:shd w:fill="D0E2FF" w:val="clear"/>
                   <w:tcMar>
                     <w:top w:type="dxa" w:w="40"/>
                     <w:left w:type="dxa" w:w="120"/>
@@ -13199,7 +12482,6 @@
                 <w:p>
                   <w:pPr>
                     <w:spacing w:after="60" w:before="60"/>
-                    <w:jc w:val="left"/>
                   </w:pPr>
                   <w:r>
                     <w:rPr>
@@ -13220,12 +12502,12 @@
                 <w:tcPr>
                   <w:tcW w:type="dxa" w:w="936"/>
                   <w:tcBorders>
-                    <w:top w:val="single" w:color="0F62FE" w:sz="10"/>
-                    <w:left w:val="single" w:color="E0E0E0" w:sz="4"/>
-                    <w:bottom w:val="single" w:color="E0E0E0" w:sz="4"/>
-                    <w:right w:val="single" w:color="E0E0E0" w:sz="4"/>
-                  </w:tcBorders>
-                  <w:shd w:fill="EBF2FF" w:val="solid"/>
+                    <w:top w:val="single" w:color="0F62FE" w:sz="12"/>
+                    <w:left w:val="single" w:color="E0E0E0" w:sz="4"/>
+                    <w:bottom w:val="single" w:color="E0E0E0" w:sz="4"/>
+                    <w:right w:val="single" w:color="E0E0E0" w:sz="4"/>
+                  </w:tcBorders>
+                  <w:shd w:fill="D0E2FF" w:val="clear"/>
                   <w:tcMar>
                     <w:top w:type="dxa" w:w="40"/>
                     <w:left w:type="dxa" w:w="120"/>
@@ -13236,7 +12518,6 @@
                 <w:p>
                   <w:pPr>
                     <w:spacing w:after="60" w:before="60"/>
-                    <w:jc w:val="left"/>
                   </w:pPr>
                   <w:r>
                     <w:rPr>
@@ -13264,7 +12545,7 @@
                     <w:bottom w:val="single" w:color="E0E0E0" w:sz="4"/>
                     <w:right w:val="single" w:color="E0E0E0" w:sz="4"/>
                   </w:tcBorders>
-                  <w:shd w:fill="FFFFFF" w:val="solid"/>
+                  <w:shd w:fill="FFFFFF" w:val="clear"/>
                   <w:tcMar>
                     <w:top w:type="dxa" w:w="40"/>
                     <w:left w:type="dxa" w:w="120"/>
@@ -13300,7 +12581,7 @@
                     <w:bottom w:val="single" w:color="E0E0E0" w:sz="4"/>
                     <w:right w:val="single" w:color="E0E0E0" w:sz="4"/>
                   </w:tcBorders>
-                  <w:shd w:fill="FFFFFF" w:val="solid"/>
+                  <w:shd w:fill="FFFFFF" w:val="clear"/>
                   <w:tcMar>
                     <w:top w:type="dxa" w:w="40"/>
                     <w:left w:type="dxa" w:w="120"/>
@@ -13336,7 +12617,7 @@
                     <w:bottom w:val="single" w:color="E0E0E0" w:sz="4"/>
                     <w:right w:val="single" w:color="E0E0E0" w:sz="4"/>
                   </w:tcBorders>
-                  <w:shd w:fill="EBF2FF" w:val="solid"/>
+                  <w:shd w:fill="EBF2FF" w:val="clear"/>
                   <w:tcMar>
                     <w:top w:type="dxa" w:w="40"/>
                     <w:left w:type="dxa" w:w="120"/>
@@ -13374,7 +12655,7 @@
                     <w:bottom w:val="single" w:color="E0E0E0" w:sz="4"/>
                     <w:right w:val="single" w:color="E0E0E0" w:sz="4"/>
                   </w:tcBorders>
-                  <w:shd w:fill="F4F4F4" w:val="solid"/>
+                  <w:shd w:fill="F4F4F4" w:val="clear"/>
                   <w:tcMar>
                     <w:top w:type="dxa" w:w="40"/>
                     <w:left w:type="dxa" w:w="120"/>
@@ -13410,7 +12691,7 @@
                     <w:bottom w:val="single" w:color="E0E0E0" w:sz="4"/>
                     <w:right w:val="single" w:color="E0E0E0" w:sz="4"/>
                   </w:tcBorders>
-                  <w:shd w:fill="F4F4F4" w:val="solid"/>
+                  <w:shd w:fill="F4F4F4" w:val="clear"/>
                   <w:tcMar>
                     <w:top w:type="dxa" w:w="40"/>
                     <w:left w:type="dxa" w:w="120"/>
@@ -13446,7 +12727,7 @@
                     <w:bottom w:val="single" w:color="E0E0E0" w:sz="4"/>
                     <w:right w:val="single" w:color="E0E0E0" w:sz="4"/>
                   </w:tcBorders>
-                  <w:shd w:fill="EBF2FF" w:val="solid"/>
+                  <w:shd w:fill="EBF2FF" w:val="clear"/>
                   <w:tcMar>
                     <w:top w:type="dxa" w:w="40"/>
                     <w:left w:type="dxa" w:w="120"/>
@@ -13484,7 +12765,7 @@
                     <w:bottom w:val="single" w:color="E0E0E0" w:sz="4"/>
                     <w:right w:val="single" w:color="E0E0E0" w:sz="4"/>
                   </w:tcBorders>
-                  <w:shd w:fill="FFFFFF" w:val="solid"/>
+                  <w:shd w:fill="FFFFFF" w:val="clear"/>
                   <w:tcMar>
                     <w:top w:type="dxa" w:w="40"/>
                     <w:left w:type="dxa" w:w="120"/>
@@ -13520,7 +12801,7 @@
                     <w:bottom w:val="single" w:color="E0E0E0" w:sz="4"/>
                     <w:right w:val="single" w:color="E0E0E0" w:sz="4"/>
                   </w:tcBorders>
-                  <w:shd w:fill="FFFFFF" w:val="solid"/>
+                  <w:shd w:fill="FFFFFF" w:val="clear"/>
                   <w:tcMar>
                     <w:top w:type="dxa" w:w="40"/>
                     <w:left w:type="dxa" w:w="120"/>
@@ -13556,7 +12837,7 @@
                     <w:bottom w:val="single" w:color="E0E0E0" w:sz="4"/>
                     <w:right w:val="single" w:color="E0E0E0" w:sz="4"/>
                   </w:tcBorders>
-                  <w:shd w:fill="EBF2FF" w:val="solid"/>
+                  <w:shd w:fill="EBF2FF" w:val="clear"/>
                   <w:tcMar>
                     <w:top w:type="dxa" w:w="40"/>
                     <w:left w:type="dxa" w:w="120"/>
@@ -13594,7 +12875,7 @@
                     <w:bottom w:val="single" w:color="E0E0E0" w:sz="4"/>
                     <w:right w:val="single" w:color="E0E0E0" w:sz="4"/>
                   </w:tcBorders>
-                  <w:shd w:fill="F4F4F4" w:val="solid"/>
+                  <w:shd w:fill="F4F4F4" w:val="clear"/>
                   <w:tcMar>
                     <w:top w:type="dxa" w:w="40"/>
                     <w:left w:type="dxa" w:w="120"/>
@@ -13630,7 +12911,7 @@
                     <w:bottom w:val="single" w:color="E0E0E0" w:sz="4"/>
                     <w:right w:val="single" w:color="E0E0E0" w:sz="4"/>
                   </w:tcBorders>
-                  <w:shd w:fill="F4F4F4" w:val="solid"/>
+                  <w:shd w:fill="F4F4F4" w:val="clear"/>
                   <w:tcMar>
                     <w:top w:type="dxa" w:w="40"/>
                     <w:left w:type="dxa" w:w="120"/>
@@ -13666,7 +12947,7 @@
                     <w:bottom w:val="single" w:color="E0E0E0" w:sz="4"/>
                     <w:right w:val="single" w:color="E0E0E0" w:sz="4"/>
                   </w:tcBorders>
-                  <w:shd w:fill="EBF2FF" w:val="solid"/>
+                  <w:shd w:fill="EBF2FF" w:val="clear"/>
                   <w:tcMar>
                     <w:top w:type="dxa" w:w="40"/>
                     <w:left w:type="dxa" w:w="120"/>
@@ -13704,7 +12985,7 @@
                     <w:bottom w:val="single" w:color="E0E0E0" w:sz="4"/>
                     <w:right w:val="single" w:color="E0E0E0" w:sz="4"/>
                   </w:tcBorders>
-                  <w:shd w:fill="FFFFFF" w:val="solid"/>
+                  <w:shd w:fill="FFFFFF" w:val="clear"/>
                   <w:tcMar>
                     <w:top w:type="dxa" w:w="40"/>
                     <w:left w:type="dxa" w:w="120"/>
@@ -13740,7 +13021,7 @@
                     <w:bottom w:val="single" w:color="E0E0E0" w:sz="4"/>
                     <w:right w:val="single" w:color="E0E0E0" w:sz="4"/>
                   </w:tcBorders>
-                  <w:shd w:fill="FFFFFF" w:val="solid"/>
+                  <w:shd w:fill="FFFFFF" w:val="clear"/>
                   <w:tcMar>
                     <w:top w:type="dxa" w:w="40"/>
                     <w:left w:type="dxa" w:w="120"/>
@@ -13776,7 +13057,7 @@
                     <w:bottom w:val="single" w:color="E0E0E0" w:sz="4"/>
                     <w:right w:val="single" w:color="E0E0E0" w:sz="4"/>
                   </w:tcBorders>
-                  <w:shd w:fill="EBF2FF" w:val="solid"/>
+                  <w:shd w:fill="EBF2FF" w:val="clear"/>
                   <w:tcMar>
                     <w:top w:type="dxa" w:w="40"/>
                     <w:left w:type="dxa" w:w="120"/>
@@ -13814,7 +13095,7 @@
                     <w:bottom w:val="single" w:color="E0E0E0" w:sz="4"/>
                     <w:right w:val="single" w:color="E0E0E0" w:sz="4"/>
                   </w:tcBorders>
-                  <w:shd w:fill="F4F4F4" w:val="solid"/>
+                  <w:shd w:fill="F4F4F4" w:val="clear"/>
                   <w:tcMar>
                     <w:top w:type="dxa" w:w="40"/>
                     <w:left w:type="dxa" w:w="120"/>
@@ -13850,7 +13131,7 @@
                     <w:bottom w:val="single" w:color="E0E0E0" w:sz="4"/>
                     <w:right w:val="single" w:color="E0E0E0" w:sz="4"/>
                   </w:tcBorders>
-                  <w:shd w:fill="F4F4F4" w:val="solid"/>
+                  <w:shd w:fill="F4F4F4" w:val="clear"/>
                   <w:tcMar>
                     <w:top w:type="dxa" w:w="40"/>
                     <w:left w:type="dxa" w:w="120"/>
@@ -13886,7 +13167,7 @@
                     <w:bottom w:val="single" w:color="E0E0E0" w:sz="4"/>
                     <w:right w:val="single" w:color="E0E0E0" w:sz="4"/>
                   </w:tcBorders>
-                  <w:shd w:fill="EBF2FF" w:val="solid"/>
+                  <w:shd w:fill="EBF2FF" w:val="clear"/>
                   <w:tcMar>
                     <w:top w:type="dxa" w:w="40"/>
                     <w:left w:type="dxa" w:w="120"/>
@@ -13924,7 +13205,7 @@
                     <w:bottom w:val="single" w:color="E0E0E0" w:sz="4"/>
                     <w:right w:val="single" w:color="E0E0E0" w:sz="4"/>
                   </w:tcBorders>
-                  <w:shd w:fill="FFFFFF" w:val="solid"/>
+                  <w:shd w:fill="FFFFFF" w:val="clear"/>
                   <w:tcMar>
                     <w:top w:type="dxa" w:w="40"/>
                     <w:left w:type="dxa" w:w="120"/>
@@ -13960,7 +13241,7 @@
                     <w:bottom w:val="single" w:color="E0E0E0" w:sz="4"/>
                     <w:right w:val="single" w:color="E0E0E0" w:sz="4"/>
                   </w:tcBorders>
-                  <w:shd w:fill="FFFFFF" w:val="solid"/>
+                  <w:shd w:fill="FFFFFF" w:val="clear"/>
                   <w:tcMar>
                     <w:top w:type="dxa" w:w="40"/>
                     <w:left w:type="dxa" w:w="120"/>
@@ -13996,7 +13277,7 @@
                     <w:bottom w:val="single" w:color="E0E0E0" w:sz="4"/>
                     <w:right w:val="single" w:color="E0E0E0" w:sz="4"/>
                   </w:tcBorders>
-                  <w:shd w:fill="EBF2FF" w:val="solid"/>
+                  <w:shd w:fill="EBF2FF" w:val="clear"/>
                   <w:tcMar>
                     <w:top w:type="dxa" w:w="40"/>
                     <w:left w:type="dxa" w:w="120"/>
@@ -14034,7 +13315,7 @@
                     <w:bottom w:val="single" w:color="E0E0E0" w:sz="4"/>
                     <w:right w:val="single" w:color="E0E0E0" w:sz="4"/>
                   </w:tcBorders>
-                  <w:shd w:fill="F4F4F4" w:val="solid"/>
+                  <w:shd w:fill="F4F4F4" w:val="clear"/>
                   <w:tcMar>
                     <w:top w:type="dxa" w:w="40"/>
                     <w:left w:type="dxa" w:w="120"/>
@@ -14070,7 +13351,7 @@
                     <w:bottom w:val="single" w:color="E0E0E0" w:sz="4"/>
                     <w:right w:val="single" w:color="E0E0E0" w:sz="4"/>
                   </w:tcBorders>
-                  <w:shd w:fill="F4F4F4" w:val="solid"/>
+                  <w:shd w:fill="F4F4F4" w:val="clear"/>
                   <w:tcMar>
                     <w:top w:type="dxa" w:w="40"/>
                     <w:left w:type="dxa" w:w="120"/>
@@ -14106,7 +13387,7 @@
                     <w:bottom w:val="single" w:color="E0E0E0" w:sz="4"/>
                     <w:right w:val="single" w:color="E0E0E0" w:sz="4"/>
                   </w:tcBorders>
-                  <w:shd w:fill="EBF2FF" w:val="solid"/>
+                  <w:shd w:fill="EBF2FF" w:val="clear"/>
                   <w:tcMar>
                     <w:top w:type="dxa" w:w="40"/>
                     <w:left w:type="dxa" w:w="120"/>
@@ -14141,29 +13422,19 @@
           <w:tcPr>
             <w:tcW w:type="dxa" w:w="374"/>
             <w:tcBorders>
-              <w:top w:val="none"/>
-              <w:left w:val="none"/>
-              <w:bottom w:val="none"/>
-              <w:right w:val="none"/>
+              <w:top w:val="none" w:color="auto" w:sz="0"/>
+              <w:left w:val="none" w:color="auto" w:sz="0"/>
+              <w:bottom w:val="none" w:color="auto" w:sz="0"/>
+              <w:right w:val="none" w:color="auto" w:sz="0"/>
             </w:tcBorders>
-            <w:shd w:fill="FFFFFF" w:val="solid"/>
+            <w:shd w:fill="FFFFFF" w:val="clear"/>
           </w:tcPr>
           <w:p>
             <w:pPr>
               <w:spacing w:after="0" w:before="0"/>
             </w:pPr>
             <w:r>
-              <w:rPr>
-                <w:rFonts w:ascii="Calibri" w:cs="Calibri" w:eastAsia="Calibri" w:hAnsi="Calibri"/>
-                <w:b w:val="false"/>
-                <w:bCs w:val="false"/>
-                <w:i w:val="false"/>
-                <w:iCs w:val="false"/>
-                <w:color w:val="161616"/>
-                <w:sz w:val="21"/>
-                <w:szCs w:val="21"/>
-              </w:rPr>
-              <w:t xml:space="preserve"> </w:t>
+              <w:t xml:space="preserve"/>
             </w:r>
           </w:p>
         </w:tc>
@@ -14171,12 +13442,12 @@
           <w:tcPr>
             <w:tcW w:type="dxa" w:w="4493"/>
             <w:tcBorders>
-              <w:top w:val="none"/>
-              <w:left w:val="none"/>
-              <w:bottom w:val="none"/>
-              <w:right w:val="none"/>
+              <w:top w:val="none" w:color="auto" w:sz="0"/>
+              <w:left w:val="none" w:color="auto" w:sz="0"/>
+              <w:bottom w:val="none" w:color="auto" w:sz="0"/>
+              <w:right w:val="none" w:color="auto" w:sz="0"/>
             </w:tcBorders>
-            <w:shd w:fill="FFFFFF" w:val="solid"/>
+            <w:shd w:fill="FFFFFF" w:val="clear"/>
             <w:tcMar>
               <w:left w:type="dxa" w:w="160"/>
             </w:tcMar>
@@ -14221,10 +13492,10 @@
             <w:tblPr>
               <w:tblW w:type="dxa" w:w="4493"/>
               <w:tblBorders>
-                <w:top w:val="none"/>
-                <w:left w:val="none"/>
-                <w:bottom w:val="none"/>
-                <w:right w:val="none"/>
+                <w:top w:val="none" w:color="auto" w:sz="0"/>
+                <w:left w:val="none" w:color="auto" w:sz="0"/>
+                <w:bottom w:val="none" w:color="auto" w:sz="0"/>
+                <w:right w:val="none" w:color="auto" w:sz="0"/>
                 <w:insideH w:val="single" w:color="auto" w:sz="4"/>
                 <w:insideV w:val="single" w:color="auto" w:sz="4"/>
               </w:tblBorders>
@@ -14241,12 +13512,12 @@
                 <w:tcPr>
                   <w:tcW w:type="dxa" w:w="1900"/>
                   <w:tcBorders>
-                    <w:top w:val="none"/>
-                    <w:left w:val="none"/>
-                    <w:bottom w:val="none"/>
-                    <w:right w:val="none"/>
-                  </w:tcBorders>
-                  <w:shd w:fill="FFFFFF" w:val="solid"/>
+                    <w:top w:val="none" w:color="auto" w:sz="0"/>
+                    <w:left w:val="none" w:color="auto" w:sz="0"/>
+                    <w:bottom w:val="none" w:color="auto" w:sz="0"/>
+                    <w:right w:val="none" w:color="auto" w:sz="0"/>
+                  </w:tcBorders>
+                  <w:shd w:fill="FFFFFF" w:val="clear"/>
                   <w:tcMar>
                     <w:top w:type="dxa" w:w="40"/>
                     <w:bottom w:type="dxa" w:w="40"/>
@@ -14277,12 +13548,12 @@
                 <w:tcPr>
                   <w:tcW w:type="dxa" w:w="4600"/>
                   <w:tcBorders>
-                    <w:top w:val="none"/>
-                    <w:left w:val="none"/>
-                    <w:bottom w:val="none"/>
-                    <w:right w:val="none"/>
-                  </w:tcBorders>
-                  <w:shd w:fill="DA1E28" w:val="solid"/>
+                    <w:top w:val="none" w:color="auto" w:sz="0"/>
+                    <w:left w:val="none" w:color="auto" w:sz="0"/>
+                    <w:bottom w:val="none" w:color="auto" w:sz="0"/>
+                    <w:right w:val="none" w:color="auto" w:sz="0"/>
+                  </w:tcBorders>
+                  <w:shd w:fill="DA1E28" w:val="clear"/>
                   <w:tcMar>
                     <w:top w:type="dxa" w:w="0"/>
                     <w:left w:type="dxa" w:w="0"/>
@@ -14295,17 +13566,7 @@
                     <w:spacing w:after="0" w:before="0"/>
                   </w:pPr>
                   <w:r>
-                    <w:rPr>
-                      <w:rFonts w:ascii="Calibri" w:cs="Calibri" w:eastAsia="Calibri" w:hAnsi="Calibri"/>
-                      <w:b w:val="false"/>
-                      <w:bCs w:val="false"/>
-                      <w:i w:val="false"/>
-                      <w:iCs w:val="false"/>
-                      <w:color w:val="161616"/>
-                      <w:sz w:val="21"/>
-                      <w:szCs w:val="21"/>
-                    </w:rPr>
-                    <w:t xml:space="preserve"> </w:t>
+                    <w:t xml:space="preserve"/>
                   </w:r>
                 </w:p>
               </w:tc>
@@ -14313,12 +13574,12 @@
                 <w:tcPr>
                   <w:tcW w:type="dxa" w:w="0"/>
                   <w:tcBorders>
-                    <w:top w:val="none"/>
-                    <w:left w:val="none"/>
-                    <w:bottom w:val="none"/>
-                    <w:right w:val="none"/>
-                  </w:tcBorders>
-                  <w:shd w:fill="E0E0E0" w:val="solid"/>
+                    <w:top w:val="none" w:color="auto" w:sz="0"/>
+                    <w:left w:val="none" w:color="auto" w:sz="0"/>
+                    <w:bottom w:val="none" w:color="auto" w:sz="0"/>
+                    <w:right w:val="none" w:color="auto" w:sz="0"/>
+                  </w:tcBorders>
+                  <w:shd w:fill="E0E0E0" w:val="clear"/>
                   <w:tcMar>
                     <w:top w:type="dxa" w:w="0"/>
                     <w:left w:type="dxa" w:w="0"/>
@@ -14331,17 +13592,7 @@
                     <w:spacing w:after="0" w:before="0"/>
                   </w:pPr>
                   <w:r>
-                    <w:rPr>
-                      <w:rFonts w:ascii="Calibri" w:cs="Calibri" w:eastAsia="Calibri" w:hAnsi="Calibri"/>
-                      <w:b w:val="false"/>
-                      <w:bCs w:val="false"/>
-                      <w:i w:val="false"/>
-                      <w:iCs w:val="false"/>
-                      <w:color w:val="161616"/>
-                      <w:sz w:val="21"/>
-                      <w:szCs w:val="21"/>
-                    </w:rPr>
-                    <w:t xml:space="preserve"> </w:t>
+                    <w:t xml:space="preserve"/>
                   </w:r>
                 </w:p>
               </w:tc>
@@ -14349,12 +13600,12 @@
                 <w:tcPr>
                   <w:tcW w:type="dxa" w:w="1460"/>
                   <w:tcBorders>
-                    <w:top w:val="none"/>
-                    <w:left w:val="none"/>
-                    <w:bottom w:val="none"/>
-                    <w:right w:val="none"/>
-                  </w:tcBorders>
-                  <w:shd w:fill="FFFFFF" w:val="solid"/>
+                    <w:top w:val="none" w:color="auto" w:sz="0"/>
+                    <w:left w:val="none" w:color="auto" w:sz="0"/>
+                    <w:bottom w:val="none" w:color="auto" w:sz="0"/>
+                    <w:right w:val="none" w:color="auto" w:sz="0"/>
+                  </w:tcBorders>
+                  <w:shd w:fill="FFFFFF" w:val="clear"/>
                   <w:tcMar>
                     <w:top w:type="dxa" w:w="40"/>
                     <w:left w:type="dxa" w:w="80"/>
@@ -14388,12 +13639,12 @@
                 <w:tcPr>
                   <w:tcW w:type="dxa" w:w="1900"/>
                   <w:tcBorders>
-                    <w:top w:val="none"/>
-                    <w:left w:val="none"/>
-                    <w:bottom w:val="none"/>
-                    <w:right w:val="none"/>
-                  </w:tcBorders>
-                  <w:shd w:fill="FFFFFF" w:val="solid"/>
+                    <w:top w:val="none" w:color="auto" w:sz="0"/>
+                    <w:left w:val="none" w:color="auto" w:sz="0"/>
+                    <w:bottom w:val="none" w:color="auto" w:sz="0"/>
+                    <w:right w:val="none" w:color="auto" w:sz="0"/>
+                  </w:tcBorders>
+                  <w:shd w:fill="FFFFFF" w:val="clear"/>
                   <w:tcMar>
                     <w:top w:type="dxa" w:w="40"/>
                     <w:bottom w:type="dxa" w:w="40"/>
@@ -14424,12 +13675,12 @@
                 <w:tcPr>
                   <w:tcW w:type="dxa" w:w="3588"/>
                   <w:tcBorders>
-                    <w:top w:val="none"/>
-                    <w:left w:val="none"/>
-                    <w:bottom w:val="none"/>
-                    <w:right w:val="none"/>
-                  </w:tcBorders>
-                  <w:shd w:fill="E57373" w:val="solid"/>
+                    <w:top w:val="none" w:color="auto" w:sz="0"/>
+                    <w:left w:val="none" w:color="auto" w:sz="0"/>
+                    <w:bottom w:val="none" w:color="auto" w:sz="0"/>
+                    <w:right w:val="none" w:color="auto" w:sz="0"/>
+                  </w:tcBorders>
+                  <w:shd w:fill="E57373" w:val="clear"/>
                   <w:tcMar>
                     <w:top w:type="dxa" w:w="0"/>
                     <w:left w:type="dxa" w:w="0"/>
@@ -14442,17 +13693,7 @@
                     <w:spacing w:after="0" w:before="0"/>
                   </w:pPr>
                   <w:r>
-                    <w:rPr>
-                      <w:rFonts w:ascii="Calibri" w:cs="Calibri" w:eastAsia="Calibri" w:hAnsi="Calibri"/>
-                      <w:b w:val="false"/>
-                      <w:bCs w:val="false"/>
-                      <w:i w:val="false"/>
-                      <w:iCs w:val="false"/>
-                      <w:color w:val="161616"/>
-                      <w:sz w:val="21"/>
-                      <w:szCs w:val="21"/>
-                    </w:rPr>
-                    <w:t xml:space="preserve"> </w:t>
+                    <w:t xml:space="preserve"/>
                   </w:r>
                 </w:p>
               </w:tc>
@@ -14460,12 +13701,12 @@
                 <w:tcPr>
                   <w:tcW w:type="dxa" w:w="1012"/>
                   <w:tcBorders>
-                    <w:top w:val="none"/>
-                    <w:left w:val="none"/>
-                    <w:bottom w:val="none"/>
-                    <w:right w:val="none"/>
-                  </w:tcBorders>
-                  <w:shd w:fill="E0E0E0" w:val="solid"/>
+                    <w:top w:val="none" w:color="auto" w:sz="0"/>
+                    <w:left w:val="none" w:color="auto" w:sz="0"/>
+                    <w:bottom w:val="none" w:color="auto" w:sz="0"/>
+                    <w:right w:val="none" w:color="auto" w:sz="0"/>
+                  </w:tcBorders>
+                  <w:shd w:fill="E0E0E0" w:val="clear"/>
                   <w:tcMar>
                     <w:top w:type="dxa" w:w="0"/>
                     <w:left w:type="dxa" w:w="0"/>
@@ -14478,17 +13719,7 @@
                     <w:spacing w:after="0" w:before="0"/>
                   </w:pPr>
                   <w:r>
-                    <w:rPr>
-                      <w:rFonts w:ascii="Calibri" w:cs="Calibri" w:eastAsia="Calibri" w:hAnsi="Calibri"/>
-                      <w:b w:val="false"/>
-                      <w:bCs w:val="false"/>
-                      <w:i w:val="false"/>
-                      <w:iCs w:val="false"/>
-                      <w:color w:val="161616"/>
-                      <w:sz w:val="21"/>
-                      <w:szCs w:val="21"/>
-                    </w:rPr>
-                    <w:t xml:space="preserve"> </w:t>
+                    <w:t xml:space="preserve"/>
                   </w:r>
                 </w:p>
               </w:tc>
@@ -14496,12 +13727,12 @@
                 <w:tcPr>
                   <w:tcW w:type="dxa" w:w="1460"/>
                   <w:tcBorders>
-                    <w:top w:val="none"/>
-                    <w:left w:val="none"/>
-                    <w:bottom w:val="none"/>
-                    <w:right w:val="none"/>
-                  </w:tcBorders>
-                  <w:shd w:fill="FFFFFF" w:val="solid"/>
+                    <w:top w:val="none" w:color="auto" w:sz="0"/>
+                    <w:left w:val="none" w:color="auto" w:sz="0"/>
+                    <w:bottom w:val="none" w:color="auto" w:sz="0"/>
+                    <w:right w:val="none" w:color="auto" w:sz="0"/>
+                  </w:tcBorders>
+                  <w:shd w:fill="FFFFFF" w:val="clear"/>
                   <w:tcMar>
                     <w:top w:type="dxa" w:w="40"/>
                     <w:left w:type="dxa" w:w="80"/>
@@ -14535,12 +13766,12 @@
                 <w:tcPr>
                   <w:tcW w:type="dxa" w:w="1900"/>
                   <w:tcBorders>
-                    <w:top w:val="none"/>
-                    <w:left w:val="none"/>
-                    <w:bottom w:val="none"/>
-                    <w:right w:val="none"/>
-                  </w:tcBorders>
-                  <w:shd w:fill="FFFFFF" w:val="solid"/>
+                    <w:top w:val="none" w:color="auto" w:sz="0"/>
+                    <w:left w:val="none" w:color="auto" w:sz="0"/>
+                    <w:bottom w:val="none" w:color="auto" w:sz="0"/>
+                    <w:right w:val="none" w:color="auto" w:sz="0"/>
+                  </w:tcBorders>
+                  <w:shd w:fill="FFFFFF" w:val="clear"/>
                   <w:tcMar>
                     <w:top w:type="dxa" w:w="40"/>
                     <w:bottom w:type="dxa" w:w="40"/>
@@ -14571,12 +13802,12 @@
                 <w:tcPr>
                   <w:tcW w:type="dxa" w:w="2852"/>
                   <w:tcBorders>
-                    <w:top w:val="none"/>
-                    <w:left w:val="none"/>
-                    <w:bottom w:val="none"/>
-                    <w:right w:val="none"/>
-                  </w:tcBorders>
-                  <w:shd w:fill="0072C3" w:val="solid"/>
+                    <w:top w:val="none" w:color="auto" w:sz="0"/>
+                    <w:left w:val="none" w:color="auto" w:sz="0"/>
+                    <w:bottom w:val="none" w:color="auto" w:sz="0"/>
+                    <w:right w:val="none" w:color="auto" w:sz="0"/>
+                  </w:tcBorders>
+                  <w:shd w:fill="0072C3" w:val="clear"/>
                   <w:tcMar>
                     <w:top w:type="dxa" w:w="0"/>
                     <w:left w:type="dxa" w:w="0"/>
@@ -14589,17 +13820,7 @@
                     <w:spacing w:after="0" w:before="0"/>
                   </w:pPr>
                   <w:r>
-                    <w:rPr>
-                      <w:rFonts w:ascii="Calibri" w:cs="Calibri" w:eastAsia="Calibri" w:hAnsi="Calibri"/>
-                      <w:b w:val="false"/>
-                      <w:bCs w:val="false"/>
-                      <w:i w:val="false"/>
-                      <w:iCs w:val="false"/>
-                      <w:color w:val="161616"/>
-                      <w:sz w:val="21"/>
-                      <w:szCs w:val="21"/>
-                    </w:rPr>
-                    <w:t xml:space="preserve"> </w:t>
+                    <w:t xml:space="preserve"/>
                   </w:r>
                 </w:p>
               </w:tc>
@@ -14607,12 +13828,12 @@
                 <w:tcPr>
                   <w:tcW w:type="dxa" w:w="1748"/>
                   <w:tcBorders>
-                    <w:top w:val="none"/>
-                    <w:left w:val="none"/>
-                    <w:bottom w:val="none"/>
-                    <w:right w:val="none"/>
-                  </w:tcBorders>
-                  <w:shd w:fill="E0E0E0" w:val="solid"/>
+                    <w:top w:val="none" w:color="auto" w:sz="0"/>
+                    <w:left w:val="none" w:color="auto" w:sz="0"/>
+                    <w:bottom w:val="none" w:color="auto" w:sz="0"/>
+                    <w:right w:val="none" w:color="auto" w:sz="0"/>
+                  </w:tcBorders>
+                  <w:shd w:fill="E0E0E0" w:val="clear"/>
                   <w:tcMar>
                     <w:top w:type="dxa" w:w="0"/>
                     <w:left w:type="dxa" w:w="0"/>
@@ -14625,17 +13846,7 @@
                     <w:spacing w:after="0" w:before="0"/>
                   </w:pPr>
                   <w:r>
-                    <w:rPr>
-                      <w:rFonts w:ascii="Calibri" w:cs="Calibri" w:eastAsia="Calibri" w:hAnsi="Calibri"/>
-                      <w:b w:val="false"/>
-                      <w:bCs w:val="false"/>
-                      <w:i w:val="false"/>
-                      <w:iCs w:val="false"/>
-                      <w:color w:val="161616"/>
-                      <w:sz w:val="21"/>
-                      <w:szCs w:val="21"/>
-                    </w:rPr>
-                    <w:t xml:space="preserve"> </w:t>
+                    <w:t xml:space="preserve"/>
                   </w:r>
                 </w:p>
               </w:tc>
@@ -14643,12 +13854,12 @@
                 <w:tcPr>
                   <w:tcW w:type="dxa" w:w="1460"/>
                   <w:tcBorders>
-                    <w:top w:val="none"/>
-                    <w:left w:val="none"/>
-                    <w:bottom w:val="none"/>
-                    <w:right w:val="none"/>
-                  </w:tcBorders>
-                  <w:shd w:fill="FFFFFF" w:val="solid"/>
+                    <w:top w:val="none" w:color="auto" w:sz="0"/>
+                    <w:left w:val="none" w:color="auto" w:sz="0"/>
+                    <w:bottom w:val="none" w:color="auto" w:sz="0"/>
+                    <w:right w:val="none" w:color="auto" w:sz="0"/>
+                  </w:tcBorders>
+                  <w:shd w:fill="FFFFFF" w:val="clear"/>
                   <w:tcMar>
                     <w:top w:type="dxa" w:w="40"/>
                     <w:left w:type="dxa" w:w="80"/>
@@ -14682,12 +13893,12 @@
                 <w:tcPr>
                   <w:tcW w:type="dxa" w:w="1900"/>
                   <w:tcBorders>
-                    <w:top w:val="none"/>
-                    <w:left w:val="none"/>
-                    <w:bottom w:val="none"/>
-                    <w:right w:val="none"/>
-                  </w:tcBorders>
-                  <w:shd w:fill="FFFFFF" w:val="solid"/>
+                    <w:top w:val="none" w:color="auto" w:sz="0"/>
+                    <w:left w:val="none" w:color="auto" w:sz="0"/>
+                    <w:bottom w:val="none" w:color="auto" w:sz="0"/>
+                    <w:right w:val="none" w:color="auto" w:sz="0"/>
+                  </w:tcBorders>
+                  <w:shd w:fill="FFFFFF" w:val="clear"/>
                   <w:tcMar>
                     <w:top w:type="dxa" w:w="40"/>
                     <w:bottom w:type="dxa" w:w="40"/>
@@ -14718,12 +13929,12 @@
                 <w:tcPr>
                   <w:tcW w:type="dxa" w:w="2208"/>
                   <w:tcBorders>
-                    <w:top w:val="none"/>
-                    <w:left w:val="none"/>
-                    <w:bottom w:val="none"/>
-                    <w:right w:val="none"/>
-                  </w:tcBorders>
-                  <w:shd w:fill="0F62FE" w:val="solid"/>
+                    <w:top w:val="none" w:color="auto" w:sz="0"/>
+                    <w:left w:val="none" w:color="auto" w:sz="0"/>
+                    <w:bottom w:val="none" w:color="auto" w:sz="0"/>
+                    <w:right w:val="none" w:color="auto" w:sz="0"/>
+                  </w:tcBorders>
+                  <w:shd w:fill="0F62FE" w:val="clear"/>
                   <w:tcMar>
                     <w:top w:type="dxa" w:w="0"/>
                     <w:left w:type="dxa" w:w="0"/>
@@ -14736,17 +13947,7 @@
                     <w:spacing w:after="0" w:before="0"/>
                   </w:pPr>
                   <w:r>
-                    <w:rPr>
-                      <w:rFonts w:ascii="Calibri" w:cs="Calibri" w:eastAsia="Calibri" w:hAnsi="Calibri"/>
-                      <w:b w:val="false"/>
-                      <w:bCs w:val="false"/>
-                      <w:i w:val="false"/>
-                      <w:iCs w:val="false"/>
-                      <w:color w:val="161616"/>
-                      <w:sz w:val="21"/>
-                      <w:szCs w:val="21"/>
-                    </w:rPr>
-                    <w:t xml:space="preserve"> </w:t>
+                    <w:t xml:space="preserve"/>
                   </w:r>
                 </w:p>
               </w:tc>
@@ -14754,12 +13955,12 @@
                 <w:tcPr>
                   <w:tcW w:type="dxa" w:w="2392"/>
                   <w:tcBorders>
-                    <w:top w:val="none"/>
-                    <w:left w:val="none"/>
-                    <w:bottom w:val="none"/>
-                    <w:right w:val="none"/>
-                  </w:tcBorders>
-                  <w:shd w:fill="E0E0E0" w:val="solid"/>
+                    <w:top w:val="none" w:color="auto" w:sz="0"/>
+                    <w:left w:val="none" w:color="auto" w:sz="0"/>
+                    <w:bottom w:val="none" w:color="auto" w:sz="0"/>
+                    <w:right w:val="none" w:color="auto" w:sz="0"/>
+                  </w:tcBorders>
+                  <w:shd w:fill="E0E0E0" w:val="clear"/>
                   <w:tcMar>
                     <w:top w:type="dxa" w:w="0"/>
                     <w:left w:type="dxa" w:w="0"/>
@@ -14772,17 +13973,7 @@
                     <w:spacing w:after="0" w:before="0"/>
                   </w:pPr>
                   <w:r>
-                    <w:rPr>
-                      <w:rFonts w:ascii="Calibri" w:cs="Calibri" w:eastAsia="Calibri" w:hAnsi="Calibri"/>
-                      <w:b w:val="false"/>
-                      <w:bCs w:val="false"/>
-                      <w:i w:val="false"/>
-                      <w:iCs w:val="false"/>
-                      <w:color w:val="161616"/>
-                      <w:sz w:val="21"/>
-                      <w:szCs w:val="21"/>
-                    </w:rPr>
-                    <w:t xml:space="preserve"> </w:t>
+                    <w:t xml:space="preserve"/>
                   </w:r>
                 </w:p>
               </w:tc>
@@ -14790,12 +13981,12 @@
                 <w:tcPr>
                   <w:tcW w:type="dxa" w:w="1460"/>
                   <w:tcBorders>
-                    <w:top w:val="none"/>
-                    <w:left w:val="none"/>
-                    <w:bottom w:val="none"/>
-                    <w:right w:val="none"/>
-                  </w:tcBorders>
-                  <w:shd w:fill="FFFFFF" w:val="solid"/>
+                    <w:top w:val="none" w:color="auto" w:sz="0"/>
+                    <w:left w:val="none" w:color="auto" w:sz="0"/>
+                    <w:bottom w:val="none" w:color="auto" w:sz="0"/>
+                    <w:right w:val="none" w:color="auto" w:sz="0"/>
+                  </w:tcBorders>
+                  <w:shd w:fill="FFFFFF" w:val="clear"/>
                   <w:tcMar>
                     <w:top w:type="dxa" w:w="40"/>
                     <w:left w:type="dxa" w:w="80"/>
@@ -14829,12 +14020,12 @@
                 <w:tcPr>
                   <w:tcW w:type="dxa" w:w="1900"/>
                   <w:tcBorders>
-                    <w:top w:val="none"/>
-                    <w:left w:val="none"/>
-                    <w:bottom w:val="none"/>
-                    <w:right w:val="none"/>
-                  </w:tcBorders>
-                  <w:shd w:fill="FFFFFF" w:val="solid"/>
+                    <w:top w:val="none" w:color="auto" w:sz="0"/>
+                    <w:left w:val="none" w:color="auto" w:sz="0"/>
+                    <w:bottom w:val="none" w:color="auto" w:sz="0"/>
+                    <w:right w:val="none" w:color="auto" w:sz="0"/>
+                  </w:tcBorders>
+                  <w:shd w:fill="FFFFFF" w:val="clear"/>
                   <w:tcMar>
                     <w:top w:type="dxa" w:w="40"/>
                     <w:bottom w:type="dxa" w:w="40"/>
@@ -14865,12 +14056,12 @@
                 <w:tcPr>
                   <w:tcW w:type="dxa" w:w="1288"/>
                   <w:tcBorders>
-                    <w:top w:val="none"/>
-                    <w:left w:val="none"/>
-                    <w:bottom w:val="none"/>
-                    <w:right w:val="none"/>
-                  </w:tcBorders>
-                  <w:shd w:fill="001141" w:val="solid"/>
+                    <w:top w:val="none" w:color="auto" w:sz="0"/>
+                    <w:left w:val="none" w:color="auto" w:sz="0"/>
+                    <w:bottom w:val="none" w:color="auto" w:sz="0"/>
+                    <w:right w:val="none" w:color="auto" w:sz="0"/>
+                  </w:tcBorders>
+                  <w:shd w:fill="001141" w:val="clear"/>
                   <w:tcMar>
                     <w:top w:type="dxa" w:w="0"/>
                     <w:left w:type="dxa" w:w="0"/>
@@ -14883,17 +14074,7 @@
                     <w:spacing w:after="0" w:before="0"/>
                   </w:pPr>
                   <w:r>
-                    <w:rPr>
-                      <w:rFonts w:ascii="Calibri" w:cs="Calibri" w:eastAsia="Calibri" w:hAnsi="Calibri"/>
-                      <w:b w:val="false"/>
-                      <w:bCs w:val="false"/>
-                      <w:i w:val="false"/>
-                      <w:iCs w:val="false"/>
-                      <w:color w:val="161616"/>
-                      <w:sz w:val="21"/>
-                      <w:szCs w:val="21"/>
-                    </w:rPr>
-                    <w:t xml:space="preserve"> </w:t>
+                    <w:t xml:space="preserve"/>
                   </w:r>
                 </w:p>
               </w:tc>
@@ -14901,12 +14082,12 @@
                 <w:tcPr>
                   <w:tcW w:type="dxa" w:w="3312"/>
                   <w:tcBorders>
-                    <w:top w:val="none"/>
-                    <w:left w:val="none"/>
-                    <w:bottom w:val="none"/>
-                    <w:right w:val="none"/>
-                  </w:tcBorders>
-                  <w:shd w:fill="E0E0E0" w:val="solid"/>
+                    <w:top w:val="none" w:color="auto" w:sz="0"/>
+                    <w:left w:val="none" w:color="auto" w:sz="0"/>
+                    <w:bottom w:val="none" w:color="auto" w:sz="0"/>
+                    <w:right w:val="none" w:color="auto" w:sz="0"/>
+                  </w:tcBorders>
+                  <w:shd w:fill="E0E0E0" w:val="clear"/>
                   <w:tcMar>
                     <w:top w:type="dxa" w:w="0"/>
                     <w:left w:type="dxa" w:w="0"/>
@@ -14919,17 +14100,7 @@
                     <w:spacing w:after="0" w:before="0"/>
                   </w:pPr>
                   <w:r>
-                    <w:rPr>
-                      <w:rFonts w:ascii="Calibri" w:cs="Calibri" w:eastAsia="Calibri" w:hAnsi="Calibri"/>
-                      <w:b w:val="false"/>
-                      <w:bCs w:val="false"/>
-                      <w:i w:val="false"/>
-                      <w:iCs w:val="false"/>
-                      <w:color w:val="161616"/>
-                      <w:sz w:val="21"/>
-                      <w:szCs w:val="21"/>
-                    </w:rPr>
-                    <w:t xml:space="preserve"> </w:t>
+                    <w:t xml:space="preserve"/>
                   </w:r>
                 </w:p>
               </w:tc>
@@ -14937,12 +14108,12 @@
                 <w:tcPr>
                   <w:tcW w:type="dxa" w:w="1460"/>
                   <w:tcBorders>
-                    <w:top w:val="none"/>
-                    <w:left w:val="none"/>
-                    <w:bottom w:val="none"/>
-                    <w:right w:val="none"/>
-                  </w:tcBorders>
-                  <w:shd w:fill="FFFFFF" w:val="solid"/>
+                    <w:top w:val="none" w:color="auto" w:sz="0"/>
+                    <w:left w:val="none" w:color="auto" w:sz="0"/>
+                    <w:bottom w:val="none" w:color="auto" w:sz="0"/>
+                    <w:right w:val="none" w:color="auto" w:sz="0"/>
+                  </w:tcBorders>
+                  <w:shd w:fill="FFFFFF" w:val="clear"/>
                   <w:tcMar>
                     <w:top w:type="dxa" w:w="40"/>
                     <w:left w:type="dxa" w:w="80"/>
@@ -14977,17 +14148,7 @@
               <w:spacing w:after="100" w:before="0"/>
             </w:pPr>
             <w:r>
-              <w:rPr>
-                <w:rFonts w:ascii="Calibri" w:cs="Calibri" w:eastAsia="Calibri" w:hAnsi="Calibri"/>
-                <w:b w:val="false"/>
-                <w:bCs w:val="false"/>
-                <w:i w:val="false"/>
-                <w:iCs w:val="false"/>
-                <w:color w:val="161616"/>
-                <w:sz w:val="21"/>
-                <w:szCs w:val="21"/>
-              </w:rPr>
-              <w:t xml:space="preserve"> </w:t>
+              <w:t xml:space="preserve"/>
             </w:r>
           </w:p>
           <w:p>
@@ -15012,10 +14173,10 @@
             <w:tblPr>
               <w:tblW w:type="dxa" w:w="4493"/>
               <w:tblBorders>
-                <w:top w:val="single" w:color="auto" w:sz="4"/>
-                <w:left w:val="single" w:color="auto" w:sz="4"/>
-                <w:bottom w:val="single" w:color="auto" w:sz="4"/>
-                <w:right w:val="single" w:color="auto" w:sz="4"/>
+                <w:top w:val="none" w:color="auto" w:sz="0"/>
+                <w:left w:val="none" w:color="auto" w:sz="0"/>
+                <w:bottom w:val="none" w:color="auto" w:sz="0"/>
+                <w:right w:val="none" w:color="auto" w:sz="0"/>
                 <w:insideH w:val="single" w:color="auto" w:sz="4"/>
                 <w:insideV w:val="single" w:color="auto" w:sz="4"/>
               </w:tblBorders>
@@ -15030,12 +14191,12 @@
                 <w:tcPr>
                   <w:tcW w:type="dxa" w:w="2246"/>
                   <w:tcBorders>
-                    <w:top w:val="single" w:color="0F62FE" w:sz="10"/>
-                    <w:left w:val="single" w:color="E0E0E0" w:sz="4"/>
-                    <w:bottom w:val="single" w:color="E0E0E0" w:sz="4"/>
-                    <w:right w:val="single" w:color="E0E0E0" w:sz="4"/>
-                  </w:tcBorders>
-                  <w:shd w:fill="EBF2FF" w:val="solid"/>
+                    <w:top w:val="single" w:color="0F62FE" w:sz="12"/>
+                    <w:left w:val="single" w:color="E0E0E0" w:sz="4"/>
+                    <w:bottom w:val="single" w:color="E0E0E0" w:sz="4"/>
+                    <w:right w:val="single" w:color="E0E0E0" w:sz="4"/>
+                  </w:tcBorders>
+                  <w:shd w:fill="D0E2FF" w:val="clear"/>
                   <w:tcMar>
                     <w:top w:type="dxa" w:w="40"/>
                     <w:left w:type="dxa" w:w="120"/>
@@ -15046,7 +14207,6 @@
                 <w:p>
                   <w:pPr>
                     <w:spacing w:after="60" w:before="60"/>
-                    <w:jc w:val="left"/>
                   </w:pPr>
                   <w:r>
                     <w:rPr>
@@ -15067,12 +14227,12 @@
                 <w:tcPr>
                   <w:tcW w:type="dxa" w:w="2246"/>
                   <w:tcBorders>
-                    <w:top w:val="single" w:color="0F62FE" w:sz="10"/>
-                    <w:left w:val="single" w:color="E0E0E0" w:sz="4"/>
-                    <w:bottom w:val="single" w:color="E0E0E0" w:sz="4"/>
-                    <w:right w:val="single" w:color="E0E0E0" w:sz="4"/>
-                  </w:tcBorders>
-                  <w:shd w:fill="EBF2FF" w:val="solid"/>
+                    <w:top w:val="single" w:color="0F62FE" w:sz="12"/>
+                    <w:left w:val="single" w:color="E0E0E0" w:sz="4"/>
+                    <w:bottom w:val="single" w:color="E0E0E0" w:sz="4"/>
+                    <w:right w:val="single" w:color="E0E0E0" w:sz="4"/>
+                  </w:tcBorders>
+                  <w:shd w:fill="D0E2FF" w:val="clear"/>
                   <w:tcMar>
                     <w:top w:type="dxa" w:w="40"/>
                     <w:left w:type="dxa" w:w="120"/>
@@ -15083,7 +14243,6 @@
                 <w:p>
                   <w:pPr>
                     <w:spacing w:after="60" w:before="60"/>
-                    <w:jc w:val="left"/>
                   </w:pPr>
                   <w:r>
                     <w:rPr>
@@ -15111,7 +14270,7 @@
                     <w:bottom w:val="single" w:color="E0E0E0" w:sz="4"/>
                     <w:right w:val="single" w:color="E0E0E0" w:sz="4"/>
                   </w:tcBorders>
-                  <w:shd w:fill="FFFFFF" w:val="solid"/>
+                  <w:shd w:fill="FFFFFF" w:val="clear"/>
                   <w:tcMar>
                     <w:top w:type="dxa" w:w="40"/>
                     <w:left w:type="dxa" w:w="120"/>
@@ -15147,7 +14306,7 @@
                     <w:bottom w:val="single" w:color="E0E0E0" w:sz="4"/>
                     <w:right w:val="single" w:color="E0E0E0" w:sz="4"/>
                   </w:tcBorders>
-                  <w:shd w:fill="EBF2FF" w:val="solid"/>
+                  <w:shd w:fill="EBF2FF" w:val="clear"/>
                   <w:tcMar>
                     <w:top w:type="dxa" w:w="40"/>
                     <w:left w:type="dxa" w:w="120"/>
@@ -15185,7 +14344,7 @@
                     <w:bottom w:val="single" w:color="E0E0E0" w:sz="4"/>
                     <w:right w:val="single" w:color="E0E0E0" w:sz="4"/>
                   </w:tcBorders>
-                  <w:shd w:fill="F4F4F4" w:val="solid"/>
+                  <w:shd w:fill="F4F4F4" w:val="clear"/>
                   <w:tcMar>
                     <w:top w:type="dxa" w:w="40"/>
                     <w:left w:type="dxa" w:w="120"/>
@@ -15221,7 +14380,7 @@
                     <w:bottom w:val="single" w:color="E0E0E0" w:sz="4"/>
                     <w:right w:val="single" w:color="E0E0E0" w:sz="4"/>
                   </w:tcBorders>
-                  <w:shd w:fill="EBF2FF" w:val="solid"/>
+                  <w:shd w:fill="EBF2FF" w:val="clear"/>
                   <w:tcMar>
                     <w:top w:type="dxa" w:w="40"/>
                     <w:left w:type="dxa" w:w="120"/>
@@ -15259,7 +14418,7 @@
                     <w:bottom w:val="single" w:color="E0E0E0" w:sz="4"/>
                     <w:right w:val="single" w:color="E0E0E0" w:sz="4"/>
                   </w:tcBorders>
-                  <w:shd w:fill="FFFFFF" w:val="solid"/>
+                  <w:shd w:fill="FFFFFF" w:val="clear"/>
                   <w:tcMar>
                     <w:top w:type="dxa" w:w="40"/>
                     <w:left w:type="dxa" w:w="120"/>
@@ -15295,7 +14454,7 @@
                     <w:bottom w:val="single" w:color="E0E0E0" w:sz="4"/>
                     <w:right w:val="single" w:color="E0E0E0" w:sz="4"/>
                   </w:tcBorders>
-                  <w:shd w:fill="EBF2FF" w:val="solid"/>
+                  <w:shd w:fill="EBF2FF" w:val="clear"/>
                   <w:tcMar>
                     <w:top w:type="dxa" w:w="40"/>
                     <w:left w:type="dxa" w:w="120"/>
@@ -15333,7 +14492,7 @@
                     <w:bottom w:val="single" w:color="E0E0E0" w:sz="4"/>
                     <w:right w:val="single" w:color="E0E0E0" w:sz="4"/>
                   </w:tcBorders>
-                  <w:shd w:fill="F4F4F4" w:val="solid"/>
+                  <w:shd w:fill="F4F4F4" w:val="clear"/>
                   <w:tcMar>
                     <w:top w:type="dxa" w:w="40"/>
                     <w:left w:type="dxa" w:w="120"/>
@@ -15369,7 +14528,7 @@
                     <w:bottom w:val="single" w:color="E0E0E0" w:sz="4"/>
                     <w:right w:val="single" w:color="E0E0E0" w:sz="4"/>
                   </w:tcBorders>
-                  <w:shd w:fill="EBF2FF" w:val="solid"/>
+                  <w:shd w:fill="EBF2FF" w:val="clear"/>
                   <w:tcMar>
                     <w:top w:type="dxa" w:w="40"/>
                     <w:left w:type="dxa" w:w="120"/>
@@ -15407,7 +14566,7 @@
                     <w:bottom w:val="single" w:color="E0E0E0" w:sz="4"/>
                     <w:right w:val="single" w:color="E0E0E0" w:sz="4"/>
                   </w:tcBorders>
-                  <w:shd w:fill="FFFFFF" w:val="solid"/>
+                  <w:shd w:fill="FFFFFF" w:val="clear"/>
                   <w:tcMar>
                     <w:top w:type="dxa" w:w="40"/>
                     <w:left w:type="dxa" w:w="120"/>
@@ -15443,7 +14602,7 @@
                     <w:bottom w:val="single" w:color="E0E0E0" w:sz="4"/>
                     <w:right w:val="single" w:color="E0E0E0" w:sz="4"/>
                   </w:tcBorders>
-                  <w:shd w:fill="EBF2FF" w:val="solid"/>
+                  <w:shd w:fill="EBF2FF" w:val="clear"/>
                   <w:tcMar>
                     <w:top w:type="dxa" w:w="40"/>
                     <w:left w:type="dxa" w:w="120"/>
@@ -15538,20 +14697,10 @@
     </w:p>
     <w:p>
       <w:pPr>
-        <w:spacing w:after="40" w:before="0"/>
+        <w:spacing w:after="60" w:before="0"/>
       </w:pPr>
       <w:r>
-        <w:rPr>
-          <w:rFonts w:ascii="Calibri" w:cs="Calibri" w:eastAsia="Calibri" w:hAnsi="Calibri"/>
-          <w:b w:val="false"/>
-          <w:bCs w:val="false"/>
-          <w:i w:val="false"/>
-          <w:iCs w:val="false"/>
-          <w:color w:val="161616"/>
-          <w:sz w:val="21"/>
-          <w:szCs w:val="21"/>
-        </w:rPr>
-        <w:t xml:space="preserve"> </w:t>
+        <w:t xml:space="preserve"/>
       </w:r>
     </w:p>
     <w:p>
@@ -15624,10 +14773,10 @@
       <w:tblPr>
         <w:tblW w:type="dxa" w:w="9360"/>
         <w:tblBorders>
-          <w:top w:val="single" w:color="auto" w:sz="4"/>
-          <w:left w:val="single" w:color="auto" w:sz="4"/>
-          <w:bottom w:val="single" w:color="auto" w:sz="4"/>
-          <w:right w:val="single" w:color="auto" w:sz="4"/>
+          <w:top w:val="none" w:color="auto" w:sz="0"/>
+          <w:left w:val="none" w:color="auto" w:sz="0"/>
+          <w:bottom w:val="none" w:color="auto" w:sz="0"/>
+          <w:right w:val="none" w:color="auto" w:sz="0"/>
           <w:insideH w:val="single" w:color="auto" w:sz="4"/>
           <w:insideV w:val="single" w:color="auto" w:sz="4"/>
         </w:tblBorders>
@@ -15644,12 +14793,12 @@
           <w:tcPr>
             <w:tcW w:type="dxa" w:w="1404"/>
             <w:tcBorders>
-              <w:top w:val="single" w:color="0F62FE" w:sz="10"/>
+              <w:top w:val="single" w:color="0F62FE" w:sz="12"/>
               <w:left w:val="single" w:color="E0E0E0" w:sz="4"/>
               <w:bottom w:val="single" w:color="E0E0E0" w:sz="4"/>
               <w:right w:val="single" w:color="E0E0E0" w:sz="4"/>
             </w:tcBorders>
-            <w:shd w:fill="EBF2FF" w:val="solid"/>
+            <w:shd w:fill="D0E2FF" w:val="clear"/>
             <w:tcMar>
               <w:top w:type="dxa" w:w="40"/>
               <w:left w:type="dxa" w:w="120"/>
@@ -15660,7 +14809,6 @@
           <w:p>
             <w:pPr>
               <w:spacing w:after="60" w:before="60"/>
-              <w:jc w:val="left"/>
             </w:pPr>
             <w:r>
               <w:rPr>
@@ -15681,12 +14829,12 @@
           <w:tcPr>
             <w:tcW w:type="dxa" w:w="1029"/>
             <w:tcBorders>
-              <w:top w:val="single" w:color="0F62FE" w:sz="10"/>
+              <w:top w:val="single" w:color="0F62FE" w:sz="12"/>
               <w:left w:val="single" w:color="E0E0E0" w:sz="4"/>
               <w:bottom w:val="single" w:color="E0E0E0" w:sz="4"/>
               <w:right w:val="single" w:color="E0E0E0" w:sz="4"/>
             </w:tcBorders>
-            <w:shd w:fill="EBF2FF" w:val="solid"/>
+            <w:shd w:fill="D0E2FF" w:val="clear"/>
             <w:tcMar>
               <w:top w:type="dxa" w:w="40"/>
               <w:left w:type="dxa" w:w="120"/>
@@ -15697,7 +14845,6 @@
           <w:p>
             <w:pPr>
               <w:spacing w:after="60" w:before="60"/>
-              <w:jc w:val="left"/>
             </w:pPr>
             <w:r>
               <w:rPr>
@@ -15718,12 +14865,12 @@
           <w:tcPr>
             <w:tcW w:type="dxa" w:w="4118"/>
             <w:tcBorders>
-              <w:top w:val="single" w:color="0F62FE" w:sz="10"/>
+              <w:top w:val="single" w:color="0F62FE" w:sz="12"/>
               <w:left w:val="single" w:color="E0E0E0" w:sz="4"/>
               <w:bottom w:val="single" w:color="E0E0E0" w:sz="4"/>
               <w:right w:val="single" w:color="E0E0E0" w:sz="4"/>
             </w:tcBorders>
-            <w:shd w:fill="EBF2FF" w:val="solid"/>
+            <w:shd w:fill="D0E2FF" w:val="clear"/>
             <w:tcMar>
               <w:top w:type="dxa" w:w="40"/>
               <w:left w:type="dxa" w:w="120"/>
@@ -15734,7 +14881,6 @@
           <w:p>
             <w:pPr>
               <w:spacing w:after="60" w:before="60"/>
-              <w:jc w:val="left"/>
             </w:pPr>
             <w:r>
               <w:rPr>
@@ -15755,12 +14901,12 @@
           <w:tcPr>
             <w:tcW w:type="dxa" w:w="2808"/>
             <w:tcBorders>
-              <w:top w:val="single" w:color="0F62FE" w:sz="10"/>
+              <w:top w:val="single" w:color="0F62FE" w:sz="12"/>
               <w:left w:val="single" w:color="E0E0E0" w:sz="4"/>
               <w:bottom w:val="single" w:color="E0E0E0" w:sz="4"/>
               <w:right w:val="single" w:color="E0E0E0" w:sz="4"/>
             </w:tcBorders>
-            <w:shd w:fill="EBF2FF" w:val="solid"/>
+            <w:shd w:fill="D0E2FF" w:val="clear"/>
             <w:tcMar>
               <w:top w:type="dxa" w:w="40"/>
               <w:left w:type="dxa" w:w="120"/>
@@ -15771,7 +14917,6 @@
           <w:p>
             <w:pPr>
               <w:spacing w:after="60" w:before="60"/>
-              <w:jc w:val="left"/>
             </w:pPr>
             <w:r>
               <w:rPr>
@@ -15799,7 +14944,7 @@
               <w:bottom w:val="single" w:color="E0E0E0" w:sz="4"/>
               <w:right w:val="single" w:color="E0E0E0" w:sz="4"/>
             </w:tcBorders>
-            <w:shd w:fill="FFFFFF" w:val="solid"/>
+            <w:shd w:fill="FFFFFF" w:val="clear"/>
             <w:tcMar>
               <w:top w:type="dxa" w:w="40"/>
               <w:left w:type="dxa" w:w="120"/>
@@ -15836,7 +14981,7 @@
               <w:bottom w:val="single" w:color="E0E0E0" w:sz="4"/>
               <w:right w:val="single" w:color="E0E0E0" w:sz="4"/>
             </w:tcBorders>
-            <w:shd w:fill="FFFFFF" w:val="solid"/>
+            <w:shd w:fill="FFFFFF" w:val="clear"/>
             <w:tcMar>
               <w:top w:type="dxa" w:w="40"/>
               <w:left w:type="dxa" w:w="120"/>
@@ -15872,7 +15017,7 @@
               <w:bottom w:val="single" w:color="E0E0E0" w:sz="4"/>
               <w:right w:val="single" w:color="E0E0E0" w:sz="4"/>
             </w:tcBorders>
-            <w:shd w:fill="FFFFFF" w:val="solid"/>
+            <w:shd w:fill="FFFFFF" w:val="clear"/>
             <w:tcMar>
               <w:top w:type="dxa" w:w="40"/>
               <w:left w:type="dxa" w:w="120"/>
@@ -15908,7 +15053,7 @@
               <w:bottom w:val="single" w:color="E0E0E0" w:sz="4"/>
               <w:right w:val="single" w:color="E0E0E0" w:sz="4"/>
             </w:tcBorders>
-            <w:shd w:fill="EBF2FF" w:val="solid"/>
+            <w:shd w:fill="EBF2FF" w:val="clear"/>
             <w:tcMar>
               <w:top w:type="dxa" w:w="40"/>
               <w:left w:type="dxa" w:w="120"/>
@@ -15946,7 +15091,7 @@
               <w:bottom w:val="single" w:color="E0E0E0" w:sz="4"/>
               <w:right w:val="single" w:color="E0E0E0" w:sz="4"/>
             </w:tcBorders>
-            <w:shd w:fill="F4F4F4" w:val="solid"/>
+            <w:shd w:fill="F4F4F4" w:val="clear"/>
             <w:tcMar>
               <w:top w:type="dxa" w:w="40"/>
               <w:left w:type="dxa" w:w="120"/>
@@ -15983,7 +15128,7 @@
               <w:bottom w:val="single" w:color="E0E0E0" w:sz="4"/>
               <w:right w:val="single" w:color="E0E0E0" w:sz="4"/>
             </w:tcBorders>
-            <w:shd w:fill="F4F4F4" w:val="solid"/>
+            <w:shd w:fill="F4F4F4" w:val="clear"/>
             <w:tcMar>
               <w:top w:type="dxa" w:w="40"/>
               <w:left w:type="dxa" w:w="120"/>
@@ -16019,7 +15164,7 @@
               <w:bottom w:val="single" w:color="E0E0E0" w:sz="4"/>
               <w:right w:val="single" w:color="E0E0E0" w:sz="4"/>
             </w:tcBorders>
-            <w:shd w:fill="F4F4F4" w:val="solid"/>
+            <w:shd w:fill="F4F4F4" w:val="clear"/>
             <w:tcMar>
               <w:top w:type="dxa" w:w="40"/>
               <w:left w:type="dxa" w:w="120"/>
@@ -16042,7 +15187,7 @@
                 <w:sz w:val="19"/>
                 <w:szCs w:val="19"/>
               </w:rPr>
-              <w:t xml:space="preserve">AIOps live  ·  P3/P4 self-heal pilots  ·  GenAI QE framework  ·  AI dev sprints start  ·  Quick-win automations</w:t>
+              <w:t xml:space="preserve">AIOps live  ·  P3/P4 self-heal pilots  ·  GenAI QE framework  ·  AI dev sprints  ·  Quick-win automations</w:t>
             </w:r>
           </w:p>
         </w:tc>
@@ -16055,7 +15200,7 @@
               <w:bottom w:val="single" w:color="E0E0E0" w:sz="4"/>
               <w:right w:val="single" w:color="E0E0E0" w:sz="4"/>
             </w:tcBorders>
-            <w:shd w:fill="EBF2FF" w:val="solid"/>
+            <w:shd w:fill="EBF2FF" w:val="clear"/>
             <w:tcMar>
               <w:top w:type="dxa" w:w="40"/>
               <w:left w:type="dxa" w:w="120"/>
@@ -16078,7 +15223,7 @@
                 <w:sz w:val="19"/>
                 <w:szCs w:val="19"/>
               </w:rPr>
-              <w:t xml:space="preserve">MTTR −20%  ·  First automation ROI  ·  QE 45%</w:t>
+              <w:t xml:space="preserve">MTTR −20%  ·  Automation ROI begins  ·  QE 45%</w:t>
             </w:r>
           </w:p>
         </w:tc>
@@ -16093,7 +15238,7 @@
               <w:bottom w:val="single" w:color="E0E0E0" w:sz="4"/>
               <w:right w:val="single" w:color="E0E0E0" w:sz="4"/>
             </w:tcBorders>
-            <w:shd w:fill="FFFFFF" w:val="solid"/>
+            <w:shd w:fill="FFFFFF" w:val="clear"/>
             <w:tcMar>
               <w:top w:type="dxa" w:w="40"/>
               <w:left w:type="dxa" w:w="120"/>
@@ -16130,7 +15275,7 @@
               <w:bottom w:val="single" w:color="E0E0E0" w:sz="4"/>
               <w:right w:val="single" w:color="E0E0E0" w:sz="4"/>
             </w:tcBorders>
-            <w:shd w:fill="FFFFFF" w:val="solid"/>
+            <w:shd w:fill="FFFFFF" w:val="clear"/>
             <w:tcMar>
               <w:top w:type="dxa" w:w="40"/>
               <w:left w:type="dxa" w:w="120"/>
@@ -16166,7 +15311,7 @@
               <w:bottom w:val="single" w:color="E0E0E0" w:sz="4"/>
               <w:right w:val="single" w:color="E0E0E0" w:sz="4"/>
             </w:tcBorders>
-            <w:shd w:fill="FFFFFF" w:val="solid"/>
+            <w:shd w:fill="FFFFFF" w:val="clear"/>
             <w:tcMar>
               <w:top w:type="dxa" w:w="40"/>
               <w:left w:type="dxa" w:w="120"/>
@@ -16202,7 +15347,7 @@
               <w:bottom w:val="single" w:color="E0E0E0" w:sz="4"/>
               <w:right w:val="single" w:color="E0E0E0" w:sz="4"/>
             </w:tcBorders>
-            <w:shd w:fill="EBF2FF" w:val="solid"/>
+            <w:shd w:fill="EBF2FF" w:val="clear"/>
             <w:tcMar>
               <w:top w:type="dxa" w:w="40"/>
               <w:left w:type="dxa" w:w="120"/>
@@ -16240,7 +15385,7 @@
               <w:bottom w:val="single" w:color="E0E0E0" w:sz="4"/>
               <w:right w:val="single" w:color="E0E0E0" w:sz="4"/>
             </w:tcBorders>
-            <w:shd w:fill="F4F4F4" w:val="solid"/>
+            <w:shd w:fill="F4F4F4" w:val="clear"/>
             <w:tcMar>
               <w:top w:type="dxa" w:w="40"/>
               <w:left w:type="dxa" w:w="120"/>
@@ -16277,7 +15422,7 @@
               <w:bottom w:val="single" w:color="E0E0E0" w:sz="4"/>
               <w:right w:val="single" w:color="E0E0E0" w:sz="4"/>
             </w:tcBorders>
-            <w:shd w:fill="F4F4F4" w:val="solid"/>
+            <w:shd w:fill="F4F4F4" w:val="clear"/>
             <w:tcMar>
               <w:top w:type="dxa" w:w="40"/>
               <w:left w:type="dxa" w:w="120"/>
@@ -16313,7 +15458,7 @@
               <w:bottom w:val="single" w:color="E0E0E0" w:sz="4"/>
               <w:right w:val="single" w:color="E0E0E0" w:sz="4"/>
             </w:tcBorders>
-            <w:shd w:fill="F4F4F4" w:val="solid"/>
+            <w:shd w:fill="F4F4F4" w:val="clear"/>
             <w:tcMar>
               <w:top w:type="dxa" w:w="40"/>
               <w:left w:type="dxa" w:w="120"/>
@@ -16349,7 +15494,7 @@
               <w:bottom w:val="single" w:color="E0E0E0" w:sz="4"/>
               <w:right w:val="single" w:color="E0E0E0" w:sz="4"/>
             </w:tcBorders>
-            <w:shd w:fill="EBF2FF" w:val="solid"/>
+            <w:shd w:fill="EBF2FF" w:val="clear"/>
             <w:tcMar>
               <w:top w:type="dxa" w:w="40"/>
               <w:left w:type="dxa" w:w="120"/>
@@ -16387,7 +15532,7 @@
               <w:bottom w:val="single" w:color="E0E0E0" w:sz="4"/>
               <w:right w:val="single" w:color="E0E0E0" w:sz="4"/>
             </w:tcBorders>
-            <w:shd w:fill="FFFFFF" w:val="solid"/>
+            <w:shd w:fill="FFFFFF" w:val="clear"/>
             <w:tcMar>
               <w:top w:type="dxa" w:w="40"/>
               <w:left w:type="dxa" w:w="120"/>
@@ -16424,7 +15569,7 @@
               <w:bottom w:val="single" w:color="E0E0E0" w:sz="4"/>
               <w:right w:val="single" w:color="E0E0E0" w:sz="4"/>
             </w:tcBorders>
-            <w:shd w:fill="FFFFFF" w:val="solid"/>
+            <w:shd w:fill="FFFFFF" w:val="clear"/>
             <w:tcMar>
               <w:top w:type="dxa" w:w="40"/>
               <w:left w:type="dxa" w:w="120"/>
@@ -16460,7 +15605,7 @@
               <w:bottom w:val="single" w:color="E0E0E0" w:sz="4"/>
               <w:right w:val="single" w:color="E0E0E0" w:sz="4"/>
             </w:tcBorders>
-            <w:shd w:fill="FFFFFF" w:val="solid"/>
+            <w:shd w:fill="FFFFFF" w:val="clear"/>
             <w:tcMar>
               <w:top w:type="dxa" w:w="40"/>
               <w:left w:type="dxa" w:w="120"/>
@@ -16483,7 +15628,7 @@
                 <w:sz w:val="19"/>
                 <w:szCs w:val="19"/>
               </w:rPr>
-              <w:t xml:space="preserve">Full autonomy across estate  ·  Mainframe rehost/refactor  ·  Enterprise observability  ·  Co-invest pipeline</w:t>
+              <w:t xml:space="preserve">Full autonomy  ·  Mainframe rehost/refactor  ·  Enterprise observability  ·  Co-invest pipeline</w:t>
             </w:r>
           </w:p>
         </w:tc>
@@ -16496,7 +15641,7 @@
               <w:bottom w:val="single" w:color="E0E0E0" w:sz="4"/>
               <w:right w:val="single" w:color="E0E0E0" w:sz="4"/>
             </w:tcBorders>
-            <w:shd w:fill="EBF2FF" w:val="solid"/>
+            <w:shd w:fill="EBF2FF" w:val="clear"/>
             <w:tcMar>
               <w:top w:type="dxa" w:w="40"/>
               <w:left w:type="dxa" w:w="120"/>
@@ -16530,17 +15675,7 @@
         <w:spacing w:after="120" w:before="0"/>
       </w:pPr>
       <w:r>
-        <w:rPr>
-          <w:rFonts w:ascii="Calibri" w:cs="Calibri" w:eastAsia="Calibri" w:hAnsi="Calibri"/>
-          <w:b w:val="false"/>
-          <w:bCs w:val="false"/>
-          <w:i w:val="false"/>
-          <w:iCs w:val="false"/>
-          <w:color w:val="161616"/>
-          <w:sz w:val="21"/>
-          <w:szCs w:val="21"/>
-        </w:rPr>
-        <w:t xml:space="preserve"> </w:t>
+        <w:t xml:space="preserve"/>
       </w:r>
     </w:p>
     <w:p>
@@ -16565,10 +15700,10 @@
       <w:tblPr>
         <w:tblW w:type="dxa" w:w="9360"/>
         <w:tblBorders>
-          <w:top w:val="single" w:color="auto" w:sz="4"/>
-          <w:left w:val="single" w:color="auto" w:sz="4"/>
-          <w:bottom w:val="single" w:color="auto" w:sz="4"/>
-          <w:right w:val="single" w:color="auto" w:sz="4"/>
+          <w:top w:val="none" w:color="auto" w:sz="0"/>
+          <w:left w:val="none" w:color="auto" w:sz="0"/>
+          <w:bottom w:val="none" w:color="auto" w:sz="0"/>
+          <w:right w:val="none" w:color="auto" w:sz="0"/>
           <w:insideH w:val="single" w:color="auto" w:sz="4"/>
           <w:insideV w:val="single" w:color="auto" w:sz="4"/>
         </w:tblBorders>
@@ -16585,12 +15720,12 @@
           <w:tcPr>
             <w:tcW w:type="dxa" w:w="1872"/>
             <w:tcBorders>
-              <w:top w:val="single" w:color="0F62FE" w:sz="10"/>
+              <w:top w:val="single" w:color="0F62FE" w:sz="12"/>
               <w:left w:val="single" w:color="E0E0E0" w:sz="4"/>
               <w:bottom w:val="single" w:color="E0E0E0" w:sz="4"/>
               <w:right w:val="single" w:color="E0E0E0" w:sz="4"/>
             </w:tcBorders>
-            <w:shd w:fill="EBF2FF" w:val="solid"/>
+            <w:shd w:fill="D0E2FF" w:val="clear"/>
             <w:tcMar>
               <w:top w:type="dxa" w:w="40"/>
               <w:left w:type="dxa" w:w="120"/>
@@ -16601,7 +15736,6 @@
           <w:p>
             <w:pPr>
               <w:spacing w:after="60" w:before="60"/>
-              <w:jc w:val="left"/>
             </w:pPr>
             <w:r>
               <w:rPr>
@@ -16622,12 +15756,12 @@
           <w:tcPr>
             <w:tcW w:type="dxa" w:w="3369"/>
             <w:tcBorders>
-              <w:top w:val="single" w:color="0F62FE" w:sz="10"/>
+              <w:top w:val="single" w:color="0F62FE" w:sz="12"/>
               <w:left w:val="single" w:color="E0E0E0" w:sz="4"/>
               <w:bottom w:val="single" w:color="E0E0E0" w:sz="4"/>
               <w:right w:val="single" w:color="E0E0E0" w:sz="4"/>
             </w:tcBorders>
-            <w:shd w:fill="EBF2FF" w:val="solid"/>
+            <w:shd w:fill="D0E2FF" w:val="clear"/>
             <w:tcMar>
               <w:top w:type="dxa" w:w="40"/>
               <w:left w:type="dxa" w:w="120"/>
@@ -16638,7 +15772,6 @@
           <w:p>
             <w:pPr>
               <w:spacing w:after="60" w:before="60"/>
-              <w:jc w:val="left"/>
             </w:pPr>
             <w:r>
               <w:rPr>
@@ -16659,12 +15792,12 @@
           <w:tcPr>
             <w:tcW w:type="dxa" w:w="2246"/>
             <w:tcBorders>
-              <w:top w:val="single" w:color="0F62FE" w:sz="10"/>
+              <w:top w:val="single" w:color="0F62FE" w:sz="12"/>
               <w:left w:val="single" w:color="E0E0E0" w:sz="4"/>
               <w:bottom w:val="single" w:color="E0E0E0" w:sz="4"/>
               <w:right w:val="single" w:color="E0E0E0" w:sz="4"/>
             </w:tcBorders>
-            <w:shd w:fill="EBF2FF" w:val="solid"/>
+            <w:shd w:fill="D0E2FF" w:val="clear"/>
             <w:tcMar>
               <w:top w:type="dxa" w:w="40"/>
               <w:left w:type="dxa" w:w="120"/>
@@ -16675,7 +15808,6 @@
           <w:p>
             <w:pPr>
               <w:spacing w:after="60" w:before="60"/>
-              <w:jc w:val="left"/>
             </w:pPr>
             <w:r>
               <w:rPr>
@@ -16696,12 +15828,12 @@
           <w:tcPr>
             <w:tcW w:type="dxa" w:w="1872"/>
             <w:tcBorders>
-              <w:top w:val="single" w:color="0F62FE" w:sz="10"/>
+              <w:top w:val="single" w:color="0F62FE" w:sz="12"/>
               <w:left w:val="single" w:color="E0E0E0" w:sz="4"/>
               <w:bottom w:val="single" w:color="E0E0E0" w:sz="4"/>
               <w:right w:val="single" w:color="E0E0E0" w:sz="4"/>
             </w:tcBorders>
-            <w:shd w:fill="EBF2FF" w:val="solid"/>
+            <w:shd w:fill="D0E2FF" w:val="clear"/>
             <w:tcMar>
               <w:top w:type="dxa" w:w="40"/>
               <w:left w:type="dxa" w:w="120"/>
@@ -16712,7 +15844,6 @@
           <w:p>
             <w:pPr>
               <w:spacing w:after="60" w:before="60"/>
-              <w:jc w:val="left"/>
             </w:pPr>
             <w:r>
               <w:rPr>
@@ -16740,7 +15871,7 @@
               <w:bottom w:val="single" w:color="E0E0E0" w:sz="4"/>
               <w:right w:val="single" w:color="E0E0E0" w:sz="4"/>
             </w:tcBorders>
-            <w:shd w:fill="FFFFFF" w:val="solid"/>
+            <w:shd w:fill="FFFFFF" w:val="clear"/>
             <w:tcMar>
               <w:top w:type="dxa" w:w="40"/>
               <w:left w:type="dxa" w:w="120"/>
@@ -16776,7 +15907,7 @@
               <w:bottom w:val="single" w:color="E0E0E0" w:sz="4"/>
               <w:right w:val="single" w:color="E0E0E0" w:sz="4"/>
             </w:tcBorders>
-            <w:shd w:fill="FFFFFF" w:val="solid"/>
+            <w:shd w:fill="FFFFFF" w:val="clear"/>
             <w:tcMar>
               <w:top w:type="dxa" w:w="40"/>
               <w:left w:type="dxa" w:w="120"/>
@@ -16812,7 +15943,7 @@
               <w:bottom w:val="single" w:color="E0E0E0" w:sz="4"/>
               <w:right w:val="single" w:color="E0E0E0" w:sz="4"/>
             </w:tcBorders>
-            <w:shd w:fill="FFFFFF" w:val="solid"/>
+            <w:shd w:fill="FFFFFF" w:val="clear"/>
             <w:tcMar>
               <w:top w:type="dxa" w:w="40"/>
               <w:left w:type="dxa" w:w="120"/>
@@ -16848,7 +15979,7 @@
               <w:bottom w:val="single" w:color="E0E0E0" w:sz="4"/>
               <w:right w:val="single" w:color="E0E0E0" w:sz="4"/>
             </w:tcBorders>
-            <w:shd w:fill="EBF2FF" w:val="solid"/>
+            <w:shd w:fill="EBF2FF" w:val="clear"/>
             <w:tcMar>
               <w:top w:type="dxa" w:w="40"/>
               <w:left w:type="dxa" w:w="120"/>
@@ -16886,7 +16017,7 @@
               <w:bottom w:val="single" w:color="E0E0E0" w:sz="4"/>
               <w:right w:val="single" w:color="E0E0E0" w:sz="4"/>
             </w:tcBorders>
-            <w:shd w:fill="F4F4F4" w:val="solid"/>
+            <w:shd w:fill="F4F4F4" w:val="clear"/>
             <w:tcMar>
               <w:top w:type="dxa" w:w="40"/>
               <w:left w:type="dxa" w:w="120"/>
@@ -16922,7 +16053,7 @@
               <w:bottom w:val="single" w:color="E0E0E0" w:sz="4"/>
               <w:right w:val="single" w:color="E0E0E0" w:sz="4"/>
             </w:tcBorders>
-            <w:shd w:fill="F4F4F4" w:val="solid"/>
+            <w:shd w:fill="F4F4F4" w:val="clear"/>
             <w:tcMar>
               <w:top w:type="dxa" w:w="40"/>
               <w:left w:type="dxa" w:w="120"/>
@@ -16958,7 +16089,7 @@
               <w:bottom w:val="single" w:color="E0E0E0" w:sz="4"/>
               <w:right w:val="single" w:color="E0E0E0" w:sz="4"/>
             </w:tcBorders>
-            <w:shd w:fill="F4F4F4" w:val="solid"/>
+            <w:shd w:fill="F4F4F4" w:val="clear"/>
             <w:tcMar>
               <w:top w:type="dxa" w:w="40"/>
               <w:left w:type="dxa" w:w="120"/>
@@ -16994,7 +16125,7 @@
               <w:bottom w:val="single" w:color="E0E0E0" w:sz="4"/>
               <w:right w:val="single" w:color="E0E0E0" w:sz="4"/>
             </w:tcBorders>
-            <w:shd w:fill="EBF2FF" w:val="solid"/>
+            <w:shd w:fill="EBF2FF" w:val="clear"/>
             <w:tcMar>
               <w:top w:type="dxa" w:w="40"/>
               <w:left w:type="dxa" w:w="120"/>
@@ -17032,7 +16163,7 @@
               <w:bottom w:val="single" w:color="E0E0E0" w:sz="4"/>
               <w:right w:val="single" w:color="E0E0E0" w:sz="4"/>
             </w:tcBorders>
-            <w:shd w:fill="FFFFFF" w:val="solid"/>
+            <w:shd w:fill="FFFFFF" w:val="clear"/>
             <w:tcMar>
               <w:top w:type="dxa" w:w="40"/>
               <w:left w:type="dxa" w:w="120"/>
@@ -17068,7 +16199,7 @@
               <w:bottom w:val="single" w:color="E0E0E0" w:sz="4"/>
               <w:right w:val="single" w:color="E0E0E0" w:sz="4"/>
             </w:tcBorders>
-            <w:shd w:fill="FFFFFF" w:val="solid"/>
+            <w:shd w:fill="FFFFFF" w:val="clear"/>
             <w:tcMar>
               <w:top w:type="dxa" w:w="40"/>
               <w:left w:type="dxa" w:w="120"/>
@@ -17104,7 +16235,7 @@
               <w:bottom w:val="single" w:color="E0E0E0" w:sz="4"/>
               <w:right w:val="single" w:color="E0E0E0" w:sz="4"/>
             </w:tcBorders>
-            <w:shd w:fill="FFFFFF" w:val="solid"/>
+            <w:shd w:fill="FFFFFF" w:val="clear"/>
             <w:tcMar>
               <w:top w:type="dxa" w:w="40"/>
               <w:left w:type="dxa" w:w="120"/>
@@ -17140,7 +16271,7 @@
               <w:bottom w:val="single" w:color="E0E0E0" w:sz="4"/>
               <w:right w:val="single" w:color="E0E0E0" w:sz="4"/>
             </w:tcBorders>
-            <w:shd w:fill="EBF2FF" w:val="solid"/>
+            <w:shd w:fill="EBF2FF" w:val="clear"/>
             <w:tcMar>
               <w:top w:type="dxa" w:w="40"/>
               <w:left w:type="dxa" w:w="120"/>
@@ -17178,7 +16309,7 @@
               <w:bottom w:val="single" w:color="E0E0E0" w:sz="4"/>
               <w:right w:val="single" w:color="E0E0E0" w:sz="4"/>
             </w:tcBorders>
-            <w:shd w:fill="F4F4F4" w:val="solid"/>
+            <w:shd w:fill="F4F4F4" w:val="clear"/>
             <w:tcMar>
               <w:top w:type="dxa" w:w="40"/>
               <w:left w:type="dxa" w:w="120"/>
@@ -17214,7 +16345,7 @@
               <w:bottom w:val="single" w:color="E0E0E0" w:sz="4"/>
               <w:right w:val="single" w:color="E0E0E0" w:sz="4"/>
             </w:tcBorders>
-            <w:shd w:fill="F4F4F4" w:val="solid"/>
+            <w:shd w:fill="F4F4F4" w:val="clear"/>
             <w:tcMar>
               <w:top w:type="dxa" w:w="40"/>
               <w:left w:type="dxa" w:w="120"/>
@@ -17250,7 +16381,7 @@
               <w:bottom w:val="single" w:color="E0E0E0" w:sz="4"/>
               <w:right w:val="single" w:color="E0E0E0" w:sz="4"/>
             </w:tcBorders>
-            <w:shd w:fill="F4F4F4" w:val="solid"/>
+            <w:shd w:fill="F4F4F4" w:val="clear"/>
             <w:tcMar>
               <w:top w:type="dxa" w:w="40"/>
               <w:left w:type="dxa" w:w="120"/>
@@ -17286,7 +16417,7 @@
               <w:bottom w:val="single" w:color="E0E0E0" w:sz="4"/>
               <w:right w:val="single" w:color="E0E0E0" w:sz="4"/>
             </w:tcBorders>
-            <w:shd w:fill="EBF2FF" w:val="solid"/>
+            <w:shd w:fill="EBF2FF" w:val="clear"/>
             <w:tcMar>
               <w:top w:type="dxa" w:w="40"/>
               <w:left w:type="dxa" w:w="120"/>
@@ -17324,7 +16455,7 @@
               <w:bottom w:val="single" w:color="E0E0E0" w:sz="4"/>
               <w:right w:val="single" w:color="E0E0E0" w:sz="4"/>
             </w:tcBorders>
-            <w:shd w:fill="FFFFFF" w:val="solid"/>
+            <w:shd w:fill="FFFFFF" w:val="clear"/>
             <w:tcMar>
               <w:top w:type="dxa" w:w="40"/>
               <w:left w:type="dxa" w:w="120"/>
@@ -17360,7 +16491,7 @@
               <w:bottom w:val="single" w:color="E0E0E0" w:sz="4"/>
               <w:right w:val="single" w:color="E0E0E0" w:sz="4"/>
             </w:tcBorders>
-            <w:shd w:fill="FFFFFF" w:val="solid"/>
+            <w:shd w:fill="FFFFFF" w:val="clear"/>
             <w:tcMar>
               <w:top w:type="dxa" w:w="40"/>
               <w:left w:type="dxa" w:w="120"/>
@@ -17396,7 +16527,7 @@
               <w:bottom w:val="single" w:color="E0E0E0" w:sz="4"/>
               <w:right w:val="single" w:color="E0E0E0" w:sz="4"/>
             </w:tcBorders>
-            <w:shd w:fill="FFFFFF" w:val="solid"/>
+            <w:shd w:fill="FFFFFF" w:val="clear"/>
             <w:tcMar>
               <w:top w:type="dxa" w:w="40"/>
               <w:left w:type="dxa" w:w="120"/>
@@ -17432,7 +16563,7 @@
               <w:bottom w:val="single" w:color="E0E0E0" w:sz="4"/>
               <w:right w:val="single" w:color="E0E0E0" w:sz="4"/>
             </w:tcBorders>
-            <w:shd w:fill="EBF2FF" w:val="solid"/>
+            <w:shd w:fill="EBF2FF" w:val="clear"/>
             <w:tcMar>
               <w:top w:type="dxa" w:w="40"/>
               <w:left w:type="dxa" w:w="120"/>
@@ -17526,27 +16657,17 @@
         <w:spacing w:after="40" w:before="0"/>
       </w:pPr>
       <w:r>
-        <w:rPr>
-          <w:rFonts w:ascii="Calibri" w:cs="Calibri" w:eastAsia="Calibri" w:hAnsi="Calibri"/>
-          <w:b w:val="false"/>
-          <w:bCs w:val="false"/>
-          <w:i w:val="false"/>
-          <w:iCs w:val="false"/>
-          <w:color w:val="161616"/>
-          <w:sz w:val="21"/>
-          <w:szCs w:val="21"/>
-        </w:rPr>
-        <w:t xml:space="preserve"> </w:t>
+        <w:t xml:space="preserve"/>
       </w:r>
     </w:p>
     <w:tbl>
       <w:tblPr>
         <w:tblW w:type="dxa" w:w="9360"/>
         <w:tblBorders>
-          <w:top w:val="none"/>
-          <w:left w:val="none"/>
-          <w:bottom w:val="none"/>
-          <w:right w:val="none"/>
+          <w:top w:val="none" w:color="auto" w:sz="0"/>
+          <w:left w:val="none" w:color="auto" w:sz="0"/>
+          <w:bottom w:val="none" w:color="auto" w:sz="0"/>
+          <w:right w:val="none" w:color="auto" w:sz="0"/>
           <w:insideH w:val="single" w:color="auto" w:sz="4"/>
           <w:insideV w:val="single" w:color="auto" w:sz="4"/>
         </w:tblBorders>
@@ -17563,12 +16684,12 @@
           <w:tcPr>
             <w:tcW w:type="dxa" w:w="2340"/>
             <w:tcBorders>
-              <w:top w:val="single" w:color="0F62FE" w:sz="8"/>
+              <w:top w:val="single" w:color="0F62FE" w:sz="12"/>
               <w:left w:val="single" w:color="E0E0E0" w:sz="4"/>
               <w:bottom w:val="single" w:color="E0E0E0" w:sz="4"/>
               <w:right w:val="single" w:color="E0E0E0" w:sz="4"/>
             </w:tcBorders>
-            <w:shd w:fill="EBF2FF" w:val="solid"/>
+            <w:shd w:fill="EBF2FF" w:val="clear"/>
             <w:tcMar>
               <w:top w:type="dxa" w:w="80"/>
               <w:left w:type="dxa" w:w="120"/>
@@ -17638,12 +16759,12 @@
           <w:tcPr>
             <w:tcW w:type="dxa" w:w="2340"/>
             <w:tcBorders>
-              <w:top w:val="single" w:color="0F62FE" w:sz="8"/>
+              <w:top w:val="single" w:color="0F62FE" w:sz="12"/>
               <w:left w:val="single" w:color="E0E0E0" w:sz="4"/>
               <w:bottom w:val="single" w:color="E0E0E0" w:sz="4"/>
               <w:right w:val="single" w:color="E0E0E0" w:sz="4"/>
             </w:tcBorders>
-            <w:shd w:fill="EBF2FF" w:val="solid"/>
+            <w:shd w:fill="EBF2FF" w:val="clear"/>
             <w:tcMar>
               <w:top w:type="dxa" w:w="80"/>
               <w:left w:type="dxa" w:w="120"/>
@@ -17713,12 +16834,12 @@
           <w:tcPr>
             <w:tcW w:type="dxa" w:w="2340"/>
             <w:tcBorders>
-              <w:top w:val="single" w:color="0F62FE" w:sz="8"/>
+              <w:top w:val="single" w:color="0F62FE" w:sz="12"/>
               <w:left w:val="single" w:color="E0E0E0" w:sz="4"/>
               <w:bottom w:val="single" w:color="E0E0E0" w:sz="4"/>
               <w:right w:val="single" w:color="E0E0E0" w:sz="4"/>
             </w:tcBorders>
-            <w:shd w:fill="EBF2FF" w:val="solid"/>
+            <w:shd w:fill="EBF2FF" w:val="clear"/>
             <w:tcMar>
               <w:top w:type="dxa" w:w="80"/>
               <w:left w:type="dxa" w:w="120"/>
@@ -17788,12 +16909,12 @@
           <w:tcPr>
             <w:tcW w:type="dxa" w:w="2340"/>
             <w:tcBorders>
-              <w:top w:val="single" w:color="0F62FE" w:sz="8"/>
+              <w:top w:val="single" w:color="0F62FE" w:sz="12"/>
               <w:left w:val="single" w:color="E0E0E0" w:sz="4"/>
               <w:bottom w:val="single" w:color="E0E0E0" w:sz="4"/>
               <w:right w:val="single" w:color="E0E0E0" w:sz="4"/>
             </w:tcBorders>
-            <w:shd w:fill="EBF2FF" w:val="solid"/>
+            <w:shd w:fill="EBF2FF" w:val="clear"/>
             <w:tcMar>
               <w:top w:type="dxa" w:w="80"/>
               <w:left w:type="dxa" w:w="120"/>
@@ -17866,35 +16987,15 @@
         <w:spacing w:after="120" w:before="0"/>
       </w:pPr>
       <w:r>
-        <w:rPr>
-          <w:rFonts w:ascii="Calibri" w:cs="Calibri" w:eastAsia="Calibri" w:hAnsi="Calibri"/>
-          <w:b w:val="false"/>
-          <w:bCs w:val="false"/>
-          <w:i w:val="false"/>
-          <w:iCs w:val="false"/>
-          <w:color w:val="161616"/>
-          <w:sz w:val="21"/>
-          <w:szCs w:val="21"/>
-        </w:rPr>
-        <w:t xml:space="preserve"> </w:t>
+        <w:t xml:space="preserve"/>
       </w:r>
     </w:p>
     <w:p>
       <w:pPr>
-        <w:spacing w:after="40" w:before="0"/>
+        <w:spacing w:after="60" w:before="0"/>
       </w:pPr>
       <w:r>
-        <w:rPr>
-          <w:rFonts w:ascii="Calibri" w:cs="Calibri" w:eastAsia="Calibri" w:hAnsi="Calibri"/>
-          <w:b w:val="false"/>
-          <w:bCs w:val="false"/>
-          <w:i w:val="false"/>
-          <w:iCs w:val="false"/>
-          <w:color w:val="161616"/>
-          <w:sz w:val="21"/>
-          <w:szCs w:val="21"/>
-        </w:rPr>
-        <w:t xml:space="preserve"> </w:t>
+        <w:t xml:space="preserve"/>
       </w:r>
     </w:p>
     <w:p>
@@ -17949,10 +17050,10 @@
       <w:tblPr>
         <w:tblW w:type="dxa" w:w="9360"/>
         <w:tblBorders>
-          <w:top w:val="none"/>
-          <w:left w:val="none"/>
-          <w:bottom w:val="none"/>
-          <w:right w:val="none"/>
+          <w:top w:val="none" w:color="auto" w:sz="0"/>
+          <w:left w:val="none" w:color="auto" w:sz="0"/>
+          <w:bottom w:val="none" w:color="auto" w:sz="0"/>
+          <w:right w:val="none" w:color="auto" w:sz="0"/>
           <w:insideH w:val="single" w:color="auto" w:sz="4"/>
           <w:insideV w:val="single" w:color="auto" w:sz="4"/>
         </w:tblBorders>
@@ -17968,12 +17069,12 @@
           <w:tcPr>
             <w:tcW w:type="dxa" w:w="4493"/>
             <w:tcBorders>
-              <w:top w:val="none"/>
-              <w:left w:val="none"/>
-              <w:bottom w:val="none"/>
-              <w:right w:val="none"/>
+              <w:top w:val="none" w:color="auto" w:sz="0"/>
+              <w:left w:val="none" w:color="auto" w:sz="0"/>
+              <w:bottom w:val="none" w:color="auto" w:sz="0"/>
+              <w:right w:val="none" w:color="auto" w:sz="0"/>
             </w:tcBorders>
-            <w:shd w:fill="FFFFFF" w:val="solid"/>
+            <w:shd w:fill="FFFFFF" w:val="clear"/>
             <w:tcMar>
               <w:right w:type="dxa" w:w="160"/>
             </w:tcMar>
@@ -18101,7 +17202,7 @@
                 <w:sz w:val="19"/>
                 <w:szCs w:val="19"/>
               </w:rPr>
-              <w:t xml:space="preserve">Claims, enrollment, prior auth, member services — IBM has modernised these for the nation’s largest payers. The patterns are proven.</w:t>
+              <w:t xml:space="preserve">Claims, enrollment, prior auth, member services — IBM has modernised these for the nation’s largest payers.</w:t>
             </w:r>
           </w:p>
           <w:p>
@@ -18181,29 +17282,19 @@
           <w:tcPr>
             <w:tcW w:type="dxa" w:w="374"/>
             <w:tcBorders>
-              <w:top w:val="none"/>
-              <w:left w:val="none"/>
-              <w:bottom w:val="none"/>
-              <w:right w:val="none"/>
+              <w:top w:val="none" w:color="auto" w:sz="0"/>
+              <w:left w:val="none" w:color="auto" w:sz="0"/>
+              <w:bottom w:val="none" w:color="auto" w:sz="0"/>
+              <w:right w:val="none" w:color="auto" w:sz="0"/>
             </w:tcBorders>
-            <w:shd w:fill="FFFFFF" w:val="solid"/>
+            <w:shd w:fill="FFFFFF" w:val="clear"/>
           </w:tcPr>
           <w:p>
             <w:pPr>
               <w:spacing w:after="0" w:before="0"/>
             </w:pPr>
             <w:r>
-              <w:rPr>
-                <w:rFonts w:ascii="Calibri" w:cs="Calibri" w:eastAsia="Calibri" w:hAnsi="Calibri"/>
-                <w:b w:val="false"/>
-                <w:bCs w:val="false"/>
-                <w:i w:val="false"/>
-                <w:iCs w:val="false"/>
-                <w:color w:val="161616"/>
-                <w:sz w:val="21"/>
-                <w:szCs w:val="21"/>
-              </w:rPr>
-              <w:t xml:space="preserve"> </w:t>
+              <w:t xml:space="preserve"/>
             </w:r>
           </w:p>
         </w:tc>
@@ -18211,12 +17302,12 @@
           <w:tcPr>
             <w:tcW w:type="dxa" w:w="4493"/>
             <w:tcBorders>
-              <w:top w:val="none"/>
-              <w:left w:val="none"/>
-              <w:bottom w:val="none"/>
-              <w:right w:val="none"/>
+              <w:top w:val="none" w:color="auto" w:sz="0"/>
+              <w:left w:val="none" w:color="auto" w:sz="0"/>
+              <w:bottom w:val="none" w:color="auto" w:sz="0"/>
+              <w:right w:val="none" w:color="auto" w:sz="0"/>
             </w:tcBorders>
-            <w:shd w:fill="FFFFFF" w:val="solid"/>
+            <w:shd w:fill="FFFFFF" w:val="clear"/>
             <w:tcMar>
               <w:left w:type="dxa" w:w="160"/>
             </w:tcMar>
@@ -18263,7 +17354,7 @@
                 <w:bCs w:val="false"/>
                 <w:i w:val="false"/>
                 <w:iCs w:val="false"/>
-                <w:color w:val="161616"/>
+                <w:color w:val="525252"/>
                 <w:sz w:val="19"/>
                 <w:szCs w:val="19"/>
               </w:rPr>
@@ -18294,7 +17385,7 @@
                 <w:bCs w:val="false"/>
                 <w:i w:val="false"/>
                 <w:iCs w:val="false"/>
-                <w:color w:val="161616"/>
+                <w:color w:val="525252"/>
                 <w:sz w:val="19"/>
                 <w:szCs w:val="19"/>
               </w:rPr>
@@ -18325,7 +17416,7 @@
                 <w:bCs w:val="false"/>
                 <w:i w:val="false"/>
                 <w:iCs w:val="false"/>
-                <w:color w:val="161616"/>
+                <w:color w:val="525252"/>
                 <w:sz w:val="19"/>
                 <w:szCs w:val="19"/>
               </w:rPr>
@@ -18337,17 +17428,7 @@
               <w:spacing w:after="100" w:before="0"/>
             </w:pPr>
             <w:r>
-              <w:rPr>
-                <w:rFonts w:ascii="Calibri" w:cs="Calibri" w:eastAsia="Calibri" w:hAnsi="Calibri"/>
-                <w:b w:val="false"/>
-                <w:bCs w:val="false"/>
-                <w:i w:val="false"/>
-                <w:iCs w:val="false"/>
-                <w:color w:val="161616"/>
-                <w:sz w:val="21"/>
-                <w:szCs w:val="21"/>
-              </w:rPr>
-              <w:t xml:space="preserve"> </w:t>
+              <w:t xml:space="preserve"/>
             </w:r>
           </w:p>
           <w:p>
@@ -18372,10 +17453,10 @@
             <w:tblPr>
               <w:tblW w:type="dxa" w:w="4493"/>
               <w:tblBorders>
-                <w:top w:val="single" w:color="auto" w:sz="4"/>
-                <w:left w:val="single" w:color="auto" w:sz="4"/>
-                <w:bottom w:val="single" w:color="auto" w:sz="4"/>
-                <w:right w:val="single" w:color="auto" w:sz="4"/>
+                <w:top w:val="none" w:color="auto" w:sz="0"/>
+                <w:left w:val="none" w:color="auto" w:sz="0"/>
+                <w:bottom w:val="none" w:color="auto" w:sz="0"/>
+                <w:right w:val="none" w:color="auto" w:sz="0"/>
                 <w:insideH w:val="single" w:color="auto" w:sz="4"/>
                 <w:insideV w:val="single" w:color="auto" w:sz="4"/>
               </w:tblBorders>
@@ -18391,12 +17472,12 @@
                 <w:tcPr>
                   <w:tcW w:type="dxa" w:w="1498"/>
                   <w:tcBorders>
-                    <w:top w:val="single" w:color="0F62FE" w:sz="10"/>
-                    <w:left w:val="single" w:color="E0E0E0" w:sz="4"/>
-                    <w:bottom w:val="single" w:color="E0E0E0" w:sz="4"/>
-                    <w:right w:val="single" w:color="E0E0E0" w:sz="4"/>
-                  </w:tcBorders>
-                  <w:shd w:fill="EBF2FF" w:val="solid"/>
+                    <w:top w:val="single" w:color="0F62FE" w:sz="12"/>
+                    <w:left w:val="single" w:color="E0E0E0" w:sz="4"/>
+                    <w:bottom w:val="single" w:color="E0E0E0" w:sz="4"/>
+                    <w:right w:val="single" w:color="E0E0E0" w:sz="4"/>
+                  </w:tcBorders>
+                  <w:shd w:fill="D0E2FF" w:val="clear"/>
                   <w:tcMar>
                     <w:top w:type="dxa" w:w="40"/>
                     <w:left w:type="dxa" w:w="120"/>
@@ -18407,7 +17488,6 @@
                 <w:p>
                   <w:pPr>
                     <w:spacing w:after="60" w:before="60"/>
-                    <w:jc w:val="left"/>
                   </w:pPr>
                   <w:r>
                     <w:rPr>
@@ -18428,12 +17508,12 @@
                 <w:tcPr>
                   <w:tcW w:type="dxa" w:w="1498"/>
                   <w:tcBorders>
-                    <w:top w:val="single" w:color="0F62FE" w:sz="10"/>
-                    <w:left w:val="single" w:color="E0E0E0" w:sz="4"/>
-                    <w:bottom w:val="single" w:color="E0E0E0" w:sz="4"/>
-                    <w:right w:val="single" w:color="E0E0E0" w:sz="4"/>
-                  </w:tcBorders>
-                  <w:shd w:fill="EBF2FF" w:val="solid"/>
+                    <w:top w:val="single" w:color="0F62FE" w:sz="12"/>
+                    <w:left w:val="single" w:color="E0E0E0" w:sz="4"/>
+                    <w:bottom w:val="single" w:color="E0E0E0" w:sz="4"/>
+                    <w:right w:val="single" w:color="E0E0E0" w:sz="4"/>
+                  </w:tcBorders>
+                  <w:shd w:fill="D0E2FF" w:val="clear"/>
                   <w:tcMar>
                     <w:top w:type="dxa" w:w="40"/>
                     <w:left w:type="dxa" w:w="120"/>
@@ -18444,7 +17524,6 @@
                 <w:p>
                   <w:pPr>
                     <w:spacing w:after="60" w:before="60"/>
-                    <w:jc w:val="left"/>
                   </w:pPr>
                   <w:r>
                     <w:rPr>
@@ -18465,12 +17544,12 @@
                 <w:tcPr>
                   <w:tcW w:type="dxa" w:w="1498"/>
                   <w:tcBorders>
-                    <w:top w:val="single" w:color="0F62FE" w:sz="10"/>
-                    <w:left w:val="single" w:color="E0E0E0" w:sz="4"/>
-                    <w:bottom w:val="single" w:color="E0E0E0" w:sz="4"/>
-                    <w:right w:val="single" w:color="E0E0E0" w:sz="4"/>
-                  </w:tcBorders>
-                  <w:shd w:fill="EBF2FF" w:val="solid"/>
+                    <w:top w:val="single" w:color="0F62FE" w:sz="12"/>
+                    <w:left w:val="single" w:color="E0E0E0" w:sz="4"/>
+                    <w:bottom w:val="single" w:color="E0E0E0" w:sz="4"/>
+                    <w:right w:val="single" w:color="E0E0E0" w:sz="4"/>
+                  </w:tcBorders>
+                  <w:shd w:fill="D0E2FF" w:val="clear"/>
                   <w:tcMar>
                     <w:top w:type="dxa" w:w="40"/>
                     <w:left w:type="dxa" w:w="120"/>
@@ -18481,7 +17560,6 @@
                 <w:p>
                   <w:pPr>
                     <w:spacing w:after="60" w:before="60"/>
-                    <w:jc w:val="left"/>
                   </w:pPr>
                   <w:r>
                     <w:rPr>
@@ -18509,7 +17587,7 @@
                     <w:bottom w:val="single" w:color="E0E0E0" w:sz="4"/>
                     <w:right w:val="single" w:color="E0E0E0" w:sz="4"/>
                   </w:tcBorders>
-                  <w:shd w:fill="FFFFFF" w:val="solid"/>
+                  <w:shd w:fill="FFFFFF" w:val="clear"/>
                   <w:tcMar>
                     <w:top w:type="dxa" w:w="40"/>
                     <w:left w:type="dxa" w:w="120"/>
@@ -18545,7 +17623,7 @@
                     <w:bottom w:val="single" w:color="E0E0E0" w:sz="4"/>
                     <w:right w:val="single" w:color="E0E0E0" w:sz="4"/>
                   </w:tcBorders>
-                  <w:shd w:fill="FFFFFF" w:val="solid"/>
+                  <w:shd w:fill="FFFFFF" w:val="clear"/>
                   <w:tcMar>
                     <w:top w:type="dxa" w:w="40"/>
                     <w:left w:type="dxa" w:w="120"/>
@@ -18581,7 +17659,7 @@
                     <w:bottom w:val="single" w:color="E0E0E0" w:sz="4"/>
                     <w:right w:val="single" w:color="E0E0E0" w:sz="4"/>
                   </w:tcBorders>
-                  <w:shd w:fill="EBF2FF" w:val="solid"/>
+                  <w:shd w:fill="EBF2FF" w:val="clear"/>
                   <w:tcMar>
                     <w:top w:type="dxa" w:w="40"/>
                     <w:left w:type="dxa" w:w="120"/>
@@ -18619,7 +17697,7 @@
                     <w:bottom w:val="single" w:color="E0E0E0" w:sz="4"/>
                     <w:right w:val="single" w:color="E0E0E0" w:sz="4"/>
                   </w:tcBorders>
-                  <w:shd w:fill="F4F4F4" w:val="solid"/>
+                  <w:shd w:fill="F4F4F4" w:val="clear"/>
                   <w:tcMar>
                     <w:top w:type="dxa" w:w="40"/>
                     <w:left w:type="dxa" w:w="120"/>
@@ -18655,7 +17733,7 @@
                     <w:bottom w:val="single" w:color="E0E0E0" w:sz="4"/>
                     <w:right w:val="single" w:color="E0E0E0" w:sz="4"/>
                   </w:tcBorders>
-                  <w:shd w:fill="F4F4F4" w:val="solid"/>
+                  <w:shd w:fill="F4F4F4" w:val="clear"/>
                   <w:tcMar>
                     <w:top w:type="dxa" w:w="40"/>
                     <w:left w:type="dxa" w:w="120"/>
@@ -18691,7 +17769,7 @@
                     <w:bottom w:val="single" w:color="E0E0E0" w:sz="4"/>
                     <w:right w:val="single" w:color="E0E0E0" w:sz="4"/>
                   </w:tcBorders>
-                  <w:shd w:fill="EBF2FF" w:val="solid"/>
+                  <w:shd w:fill="EBF2FF" w:val="clear"/>
                   <w:tcMar>
                     <w:top w:type="dxa" w:w="40"/>
                     <w:left w:type="dxa" w:w="120"/>
@@ -18729,7 +17807,7 @@
                     <w:bottom w:val="single" w:color="E0E0E0" w:sz="4"/>
                     <w:right w:val="single" w:color="E0E0E0" w:sz="4"/>
                   </w:tcBorders>
-                  <w:shd w:fill="FFFFFF" w:val="solid"/>
+                  <w:shd w:fill="FFFFFF" w:val="clear"/>
                   <w:tcMar>
                     <w:top w:type="dxa" w:w="40"/>
                     <w:left w:type="dxa" w:w="120"/>
@@ -18765,7 +17843,7 @@
                     <w:bottom w:val="single" w:color="E0E0E0" w:sz="4"/>
                     <w:right w:val="single" w:color="E0E0E0" w:sz="4"/>
                   </w:tcBorders>
-                  <w:shd w:fill="FFFFFF" w:val="solid"/>
+                  <w:shd w:fill="FFFFFF" w:val="clear"/>
                   <w:tcMar>
                     <w:top w:type="dxa" w:w="40"/>
                     <w:left w:type="dxa" w:w="120"/>
@@ -18801,7 +17879,7 @@
                     <w:bottom w:val="single" w:color="E0E0E0" w:sz="4"/>
                     <w:right w:val="single" w:color="E0E0E0" w:sz="4"/>
                   </w:tcBorders>
-                  <w:shd w:fill="EBF2FF" w:val="solid"/>
+                  <w:shd w:fill="EBF2FF" w:val="clear"/>
                   <w:tcMar>
                     <w:top w:type="dxa" w:w="40"/>
                     <w:left w:type="dxa" w:w="120"/>
@@ -18839,7 +17917,7 @@
                     <w:bottom w:val="single" w:color="E0E0E0" w:sz="4"/>
                     <w:right w:val="single" w:color="E0E0E0" w:sz="4"/>
                   </w:tcBorders>
-                  <w:shd w:fill="F4F4F4" w:val="solid"/>
+                  <w:shd w:fill="F4F4F4" w:val="clear"/>
                   <w:tcMar>
                     <w:top w:type="dxa" w:w="40"/>
                     <w:left w:type="dxa" w:w="120"/>
@@ -18875,7 +17953,7 @@
                     <w:bottom w:val="single" w:color="E0E0E0" w:sz="4"/>
                     <w:right w:val="single" w:color="E0E0E0" w:sz="4"/>
                   </w:tcBorders>
-                  <w:shd w:fill="F4F4F4" w:val="solid"/>
+                  <w:shd w:fill="F4F4F4" w:val="clear"/>
                   <w:tcMar>
                     <w:top w:type="dxa" w:w="40"/>
                     <w:left w:type="dxa" w:w="120"/>
@@ -18911,7 +17989,7 @@
                     <w:bottom w:val="single" w:color="E0E0E0" w:sz="4"/>
                     <w:right w:val="single" w:color="E0E0E0" w:sz="4"/>
                   </w:tcBorders>
-                  <w:shd w:fill="EBF2FF" w:val="solid"/>
+                  <w:shd w:fill="EBF2FF" w:val="clear"/>
                   <w:tcMar>
                     <w:top w:type="dxa" w:w="40"/>
                     <w:left w:type="dxa" w:w="120"/>
@@ -18949,7 +18027,7 @@
                     <w:bottom w:val="single" w:color="E0E0E0" w:sz="4"/>
                     <w:right w:val="single" w:color="E0E0E0" w:sz="4"/>
                   </w:tcBorders>
-                  <w:shd w:fill="FFFFFF" w:val="solid"/>
+                  <w:shd w:fill="FFFFFF" w:val="clear"/>
                   <w:tcMar>
                     <w:top w:type="dxa" w:w="40"/>
                     <w:left w:type="dxa" w:w="120"/>
@@ -18985,7 +18063,7 @@
                     <w:bottom w:val="single" w:color="E0E0E0" w:sz="4"/>
                     <w:right w:val="single" w:color="E0E0E0" w:sz="4"/>
                   </w:tcBorders>
-                  <w:shd w:fill="FFFFFF" w:val="solid"/>
+                  <w:shd w:fill="FFFFFF" w:val="clear"/>
                   <w:tcMar>
                     <w:top w:type="dxa" w:w="40"/>
                     <w:left w:type="dxa" w:w="120"/>
@@ -19021,7 +18099,7 @@
                     <w:bottom w:val="single" w:color="E0E0E0" w:sz="4"/>
                     <w:right w:val="single" w:color="E0E0E0" w:sz="4"/>
                   </w:tcBorders>
-                  <w:shd w:fill="EBF2FF" w:val="solid"/>
+                  <w:shd w:fill="EBF2FF" w:val="clear"/>
                   <w:tcMar>
                     <w:top w:type="dxa" w:w="40"/>
                     <w:left w:type="dxa" w:w="120"/>
@@ -19059,7 +18137,7 @@
                     <w:bottom w:val="single" w:color="E0E0E0" w:sz="4"/>
                     <w:right w:val="single" w:color="E0E0E0" w:sz="4"/>
                   </w:tcBorders>
-                  <w:shd w:fill="F4F4F4" w:val="solid"/>
+                  <w:shd w:fill="F4F4F4" w:val="clear"/>
                   <w:tcMar>
                     <w:top w:type="dxa" w:w="40"/>
                     <w:left w:type="dxa" w:w="120"/>
@@ -19095,7 +18173,7 @@
                     <w:bottom w:val="single" w:color="E0E0E0" w:sz="4"/>
                     <w:right w:val="single" w:color="E0E0E0" w:sz="4"/>
                   </w:tcBorders>
-                  <w:shd w:fill="F4F4F4" w:val="solid"/>
+                  <w:shd w:fill="F4F4F4" w:val="clear"/>
                   <w:tcMar>
                     <w:top w:type="dxa" w:w="40"/>
                     <w:left w:type="dxa" w:w="120"/>
@@ -19131,7 +18209,7 @@
                     <w:bottom w:val="single" w:color="E0E0E0" w:sz="4"/>
                     <w:right w:val="single" w:color="E0E0E0" w:sz="4"/>
                   </w:tcBorders>
-                  <w:shd w:fill="EBF2FF" w:val="solid"/>
+                  <w:shd w:fill="EBF2FF" w:val="clear"/>
                   <w:tcMar>
                     <w:top w:type="dxa" w:w="40"/>
                     <w:left w:type="dxa" w:w="120"/>
@@ -19169,17 +18247,7 @@
         <w:spacing w:after="120" w:before="0"/>
       </w:pPr>
       <w:r>
-        <w:rPr>
-          <w:rFonts w:ascii="Calibri" w:cs="Calibri" w:eastAsia="Calibri" w:hAnsi="Calibri"/>
-          <w:b w:val="false"/>
-          <w:bCs w:val="false"/>
-          <w:i w:val="false"/>
-          <w:iCs w:val="false"/>
-          <w:color w:val="161616"/>
-          <w:sz w:val="21"/>
-          <w:szCs w:val="21"/>
-        </w:rPr>
-        <w:t xml:space="preserve"> </w:t>
+        <w:t xml:space="preserve"/>
       </w:r>
     </w:p>
     <w:p>
@@ -19195,17 +18263,7 @@
         <w:spacing w:after="80" w:before="0"/>
       </w:pPr>
       <w:r>
-        <w:rPr>
-          <w:rFonts w:ascii="Calibri" w:cs="Calibri" w:eastAsia="Calibri" w:hAnsi="Calibri"/>
-          <w:b w:val="false"/>
-          <w:bCs w:val="false"/>
-          <w:i w:val="false"/>
-          <w:iCs w:val="false"/>
-          <w:color w:val="161616"/>
-          <w:sz w:val="21"/>
-          <w:szCs w:val="21"/>
-        </w:rPr>
-        <w:t xml:space="preserve"> </w:t>
+        <w:t xml:space="preserve"/>
       </w:r>
     </w:p>
     <w:p>
@@ -19225,7 +18283,7 @@
           <w:sz w:val="22"/>
           <w:szCs w:val="22"/>
         </w:rPr>
-        <w:t xml:space="preserve">“IBM’s measure of success is not tickets closed, alerts silenced, or tests generated. It is the member who gets their answer faster, the provider who spends less time on administration, and the </w:t>
+        <w:t xml:space="preserve">“IBM’s measure of success is not tickets closed or alerts silenced. It is the member who gets their answer faster, the provider who spends less time on administration, and the </w:t>
       </w:r>
       <w:r>
         <w:rPr>
@@ -19373,7 +18431,7 @@
         <w:sz w:val="15"/>
         <w:szCs w:val="15"/>
       </w:rPr>
-      <w:t xml:space="preserve">CareOps360  ·  IBM AIOps  ·  IBM Consulting Advantage  ·  ICA</w:t>
+      <w:t xml:space="preserve">CareOps360  ·  IBM AIOps  ·  IBM Consulting Advantage</w:t>
     </w:r>
     <w:r>
       <w:rPr>

--- a/attached_assets/IBM_Horizon_AMS_Executive_Summary_April2026.docx
+++ b/attached_assets/IBM_Horizon_AMS_Executive_Summary_April2026.docx
@@ -1837,7 +1837,7 @@
           <w:sz w:val="21"/>
           <w:szCs w:val="21"/>
         </w:rPr>
-        <w:t xml:space="preserve">Horizon BCBS manages approximately 500+ applications spanning enrollment, claims adjudication, member services, and data platforms. The incumbent delivery model — reactive, labor-intensive, and fragmented across towers — is no longer sufficient to meet Horizon’s growth objectives, competitive imperatives, or the expectations of its 3.7 million members.</w:t>
+        <w:t xml:space="preserve">Horizon BCBS manages approximately 1,000 applications spanning enrollment, claims adjudication, member services, provider operations, and data platforms. The organization faces mounting pressure to modernize operations, reduce administrative burden, and deliver measurably better member and provider experiences — while managing the complexity of an enterprise-scale portfolio that touches every aspect of the payer value chain.</w:t>
       </w:r>
     </w:p>
     <w:p>
@@ -1855,7 +1855,7 @@
           <w:sz w:val="21"/>
           <w:szCs w:val="21"/>
         </w:rPr>
-        <w:t xml:space="preserve">Horizon is not looking for a faster version of today. Horizon is looking for a fundamentally different operating model — one where AI is the engine, quality is continuous, delivery is zero-touch, and every operational metric connects to a member, a provider, or a patient.</w:t>
+        <w:t xml:space="preserve">The incumbent delivery model — reactive, labor-intensive, and fragmented across towers — is no longer sufficient to meet Horizon’s growth objectives, competitive imperatives, or the expectations of its 3.7 million members. Horizon is not looking for a faster version of today. Horizon is looking for a fundamentally different operating model — one where AI is the engine, quality is continuous, delivery is zero-touch, and every operational metric connects to a member, a provider, or a patient.</w:t>
       </w:r>
     </w:p>
     <w:p>
@@ -1892,6 +1892,24 @@
           <w:szCs w:val="21"/>
         </w:rPr>
         <w:t xml:space="preserve">IBM proposes a structured transition from reactive application support to a predictive, self-healing, continuously improving AI-first operating model — delivered through IBM’s proven Assets, Assistants, and Accelerators framework, and governed through an outcome-based accountability model that ties IBM’s performance directly to Horizon’s business results.</w:t>
+      </w:r>
+    </w:p>
+    <w:p>
+      <w:pPr>
+        <w:spacing w:after="100" w:before="0"/>
+      </w:pPr>
+      <w:r>
+        <w:rPr>
+          <w:rFonts w:ascii="Calibri" w:cs="Calibri" w:eastAsia="Calibri" w:hAnsi="Calibri"/>
+          <w:b w:val="false"/>
+          <w:bCs w:val="false"/>
+          <w:i w:val="false"/>
+          <w:iCs w:val="false"/>
+          <w:color w:val="525252"/>
+          <w:sz w:val="21"/>
+          <w:szCs w:val="21"/>
+        </w:rPr>
+        <w:t xml:space="preserve">This is not a staffing proposal. IBM is proposing a transformation partnership that embeds AI-driven intelligence into the operating model of Horizon BCBS — enabling a future-ready enterprise that is faster, smarter, and more resilient than today. IBM’s delivery model is built to compound value over time: every sprint, every resolved incident, and every automated test strengthens the foundation for what comes next.</w:t>
       </w:r>
     </w:p>
     <w:p>
@@ -1932,7 +1950,7 @@
           <w:sz w:val="21"/>
           <w:szCs w:val="21"/>
         </w:rPr>
-        <w:t xml:space="preserve">AI-First Operating Model — AI embedded across every layer of development, quality, and operations. Not bolted on. Built in.</w:t>
+        <w:t xml:space="preserve">AI-First Operating Model — AI embedded across every layer of development, quality, and operations. Not bolted on. Built in. Every engineer, every tester, every operator works with AI as a partner.</w:t>
       </w:r>
     </w:p>
     <w:p>
@@ -1955,7 +1973,7 @@
           <w:sz w:val="21"/>
           <w:szCs w:val="21"/>
         </w:rPr>
-        <w:t xml:space="preserve">Tech Arbitrage over Labor Arbitrage — Compressing cost through automation and intelligence, not headcount.</w:t>
+        <w:t xml:space="preserve">Tech Arbitrage over Labor Arbitrage — Compressing cost through automation and intelligence, not headcount. The savings are structural and permanent.</w:t>
       </w:r>
     </w:p>
     <w:p>
@@ -1978,7 +1996,7 @@
           <w:sz w:val="21"/>
           <w:szCs w:val="21"/>
         </w:rPr>
-        <w:t xml:space="preserve">Outcome-Based Delivery — Committed SLAs tied to measurable business outcomes. IBM’s success is Horizon’s success.</w:t>
+        <w:t xml:space="preserve">Outcome-Based Delivery — Committed SLAs tied to measurable business outcomes. IBM’s success is Horizon’s success. Targets missed trigger IBM remediation — not rate renegotiations.</w:t>
       </w:r>
     </w:p>
     <w:p>
@@ -2001,7 +2019,7 @@
           <w:sz w:val="21"/>
           <w:szCs w:val="21"/>
         </w:rPr>
-        <w:t xml:space="preserve">Zero-Disruption Transition — Risk-free phased delivery protecting operational continuity from Day 1.</w:t>
+        <w:t xml:space="preserve">Zero-Disruption Transition — Risk-free phased delivery protecting operational continuity from Day 1. No production disruption. No member impact. No learning curve at Horizon’s expense.</w:t>
       </w:r>
     </w:p>
     <w:p>
@@ -2024,7 +2042,20 @@
           <w:sz w:val="21"/>
           <w:szCs w:val="21"/>
         </w:rPr>
-        <w:t xml:space="preserve">Agentic by Core — AI agents that detect, triage, diagnose, resolve, and learn — compounding intelligence with every incident.</w:t>
+        <w:t xml:space="preserve">Agentic by Core — AI agents that detect, triage, diagnose, resolve, and learn — compounding intelligence with every incident. The system gets smarter every day without manual intervention.</w:t>
+      </w:r>
+    </w:p>
+    <w:p>
+      <w:pPr>
+        <w:spacing w:after="120" w:before="0"/>
+      </w:pPr>
+      <w:r>
+        <w:rPr>
+          <w:rFonts w:ascii="Calibri" w:cs="Calibri" w:eastAsia="Calibri" w:hAnsi="Calibri"/>
+          <w:sz w:val="12"/>
+          <w:szCs w:val="12"/>
+        </w:rPr>
+        <w:t xml:space="preserve"/>
       </w:r>
     </w:p>
     <w:p>
@@ -2157,12 +2188,81 @@
           <w:sz w:val="21"/>
           <w:szCs w:val="21"/>
         </w:rPr>
+        <w:t xml:space="preserve">9 of the top 10 US health payers served by IBM Consulting.</w:t>
+      </w:r>
+    </w:p>
+    <w:p>
+      <w:pPr>
+        <w:pStyle w:val="ListParagraph"/>
+        <w:numPr>
+          <w:ilvl w:val="0"/>
+          <w:numId w:val="1"/>
+        </w:numPr>
+        <w:spacing w:after="60" w:before="20"/>
+      </w:pPr>
+      <w:r>
+        <w:rPr>
+          <w:rFonts w:ascii="Calibri" w:cs="Calibri" w:eastAsia="Calibri" w:hAnsi="Calibri"/>
+          <w:b w:val="false"/>
+          <w:bCs w:val="false"/>
+          <w:i w:val="false"/>
+          <w:iCs w:val="false"/>
+          <w:color w:val="525252"/>
+          <w:sz w:val="21"/>
+          <w:szCs w:val="21"/>
+        </w:rPr>
+        <w:t xml:space="preserve">Leader in Enterprise Software Quality &amp; Testing.</w:t>
+      </w:r>
+    </w:p>
+    <w:p>
+      <w:pPr>
+        <w:pStyle w:val="ListParagraph"/>
+        <w:numPr>
+          <w:ilvl w:val="0"/>
+          <w:numId w:val="1"/>
+        </w:numPr>
+        <w:spacing w:after="60" w:before="20"/>
+      </w:pPr>
+      <w:r>
+        <w:rPr>
+          <w:rFonts w:ascii="Calibri" w:cs="Calibri" w:eastAsia="Calibri" w:hAnsi="Calibri"/>
+          <w:b w:val="false"/>
+          <w:bCs w:val="false"/>
+          <w:i w:val="false"/>
+          <w:iCs w:val="false"/>
+          <w:color w:val="525252"/>
+          <w:sz w:val="21"/>
+          <w:szCs w:val="21"/>
+        </w:rPr>
+        <w:t xml:space="preserve">Enterprise partnerships with AWS, Salesforce, and IBM Technology.</w:t>
+      </w:r>
+    </w:p>
+    <w:p>
+      <w:pPr>
+        <w:pStyle w:val="ListParagraph"/>
+        <w:numPr>
+          <w:ilvl w:val="0"/>
+          <w:numId w:val="1"/>
+        </w:numPr>
+        <w:spacing w:after="60" w:before="20"/>
+      </w:pPr>
+      <w:r>
+        <w:rPr>
+          <w:rFonts w:ascii="Calibri" w:cs="Calibri" w:eastAsia="Calibri" w:hAnsi="Calibri"/>
+          <w:b w:val="false"/>
+          <w:bCs w:val="false"/>
+          <w:i w:val="false"/>
+          <w:iCs w:val="false"/>
+          <w:color w:val="525252"/>
+          <w:sz w:val="21"/>
+          <w:szCs w:val="21"/>
+        </w:rPr>
         <w:t xml:space="preserve">IBM’s Client-0 AI programme saved IBM approximately $3.4B USD — the same model applied here.</w:t>
       </w:r>
     </w:p>
     <w:p>
       <w:pPr>
-        <w:spacing w:after="160" w:before="0"/>
+        <w:spacing w:after="200" w:before="0"/>
       </w:pPr>
       <w:r>
         <w:rPr>
@@ -2227,7 +2327,7 @@
                 <w:sz w:val="56"/>
                 <w:szCs w:val="56"/>
               </w:rPr>
-              <w:t xml:space="preserve">500+</w:t>
+              <w:t xml:space="preserve">~1,000</w:t>
             </w:r>
           </w:p>
           <w:p>
@@ -2483,386 +2583,6 @@
     </w:p>
     <w:p>
       <w:pPr>
-        <w:spacing w:after="80" w:before="200"/>
-      </w:pPr>
-      <w:r>
-        <w:rPr>
-          <w:rFonts w:ascii="Calibri" w:cs="Calibri" w:eastAsia="Calibri" w:hAnsi="Calibri"/>
-          <w:b/>
-          <w:bCs/>
-          <w:i w:val="false"/>
-          <w:iCs w:val="false"/>
-          <w:color w:val="001141"/>
-          <w:sz w:val="24"/>
-          <w:szCs w:val="24"/>
-        </w:rPr>
-        <w:t xml:space="preserve">What Horizon Needs</w:t>
-      </w:r>
-    </w:p>
-    <w:p>
-      <w:pPr>
-        <w:spacing w:after="100" w:before="0"/>
-      </w:pPr>
-      <w:r>
-        <w:rPr>
-          <w:rFonts w:ascii="Calibri" w:cs="Calibri" w:eastAsia="Calibri" w:hAnsi="Calibri"/>
-          <w:b w:val="false"/>
-          <w:bCs w:val="false"/>
-          <w:i w:val="false"/>
-          <w:iCs w:val="false"/>
-          <w:color w:val="525252"/>
-          <w:sz w:val="21"/>
-          <w:szCs w:val="21"/>
-        </w:rPr>
-        <w:t xml:space="preserve">Horizon BCBS is seeking the right strategic partner to enhance and support its Application Development, Maintenance, Data, and Testing Services — with a clear focus on AI solutions and expertise native to the Horizon environment.</w:t>
-      </w:r>
-    </w:p>
-    <w:p>
-      <w:pPr>
-        <w:spacing w:after="80" w:before="200"/>
-      </w:pPr>
-      <w:r>
-        <w:rPr>
-          <w:rFonts w:ascii="Calibri" w:cs="Calibri" w:eastAsia="Calibri" w:hAnsi="Calibri"/>
-          <w:b/>
-          <w:bCs/>
-          <w:i w:val="false"/>
-          <w:iCs w:val="false"/>
-          <w:color w:val="001141"/>
-          <w:sz w:val="24"/>
-          <w:szCs w:val="24"/>
-        </w:rPr>
-        <w:t xml:space="preserve">Service Transformation Goals</w:t>
-      </w:r>
-    </w:p>
-    <w:p>
-      <w:pPr>
-        <w:pStyle w:val="ListParagraph"/>
-        <w:numPr>
-          <w:ilvl w:val="0"/>
-          <w:numId w:val="1"/>
-        </w:numPr>
-        <w:spacing w:after="60" w:before="20"/>
-      </w:pPr>
-      <w:r>
-        <w:rPr>
-          <w:rFonts w:ascii="Calibri" w:cs="Calibri" w:eastAsia="Calibri" w:hAnsi="Calibri"/>
-          <w:b w:val="false"/>
-          <w:bCs w:val="false"/>
-          <w:i w:val="false"/>
-          <w:iCs w:val="false"/>
-          <w:color w:val="525252"/>
-          <w:sz w:val="21"/>
-          <w:szCs w:val="21"/>
-        </w:rPr>
-        <w:t xml:space="preserve">High-quality services delivered through AI and automation to achieve operational efficiencies.</w:t>
-      </w:r>
-    </w:p>
-    <w:p>
-      <w:pPr>
-        <w:pStyle w:val="ListParagraph"/>
-        <w:numPr>
-          <w:ilvl w:val="0"/>
-          <w:numId w:val="1"/>
-        </w:numPr>
-        <w:spacing w:after="60" w:before="20"/>
-      </w:pPr>
-      <w:r>
-        <w:rPr>
-          <w:rFonts w:ascii="Calibri" w:cs="Calibri" w:eastAsia="Calibri" w:hAnsi="Calibri"/>
-          <w:b w:val="false"/>
-          <w:bCs w:val="false"/>
-          <w:i w:val="false"/>
-          <w:iCs w:val="false"/>
-          <w:color w:val="525252"/>
-          <w:sz w:val="21"/>
-          <w:szCs w:val="21"/>
-        </w:rPr>
-        <w:t xml:space="preserve">Realization of a product-oriented operating model aligned to business domains.</w:t>
-      </w:r>
-    </w:p>
-    <w:p>
-      <w:pPr>
-        <w:pStyle w:val="ListParagraph"/>
-        <w:numPr>
-          <w:ilvl w:val="0"/>
-          <w:numId w:val="1"/>
-        </w:numPr>
-        <w:spacing w:after="60" w:before="20"/>
-      </w:pPr>
-      <w:r>
-        <w:rPr>
-          <w:rFonts w:ascii="Calibri" w:cs="Calibri" w:eastAsia="Calibri" w:hAnsi="Calibri"/>
-          <w:b w:val="false"/>
-          <w:bCs w:val="false"/>
-          <w:i w:val="false"/>
-          <w:iCs w:val="false"/>
-          <w:color w:val="525252"/>
-          <w:sz w:val="21"/>
-          <w:szCs w:val="21"/>
-        </w:rPr>
-        <w:t xml:space="preserve">Focused automation — especially in testing and quality engineering — to measurably reduce cost.</w:t>
-      </w:r>
-    </w:p>
-    <w:p>
-      <w:pPr>
-        <w:pStyle w:val="ListParagraph"/>
-        <w:numPr>
-          <w:ilvl w:val="0"/>
-          <w:numId w:val="1"/>
-        </w:numPr>
-        <w:spacing w:after="60" w:before="20"/>
-      </w:pPr>
-      <w:r>
-        <w:rPr>
-          <w:rFonts w:ascii="Calibri" w:cs="Calibri" w:eastAsia="Calibri" w:hAnsi="Calibri"/>
-          <w:b w:val="false"/>
-          <w:bCs w:val="false"/>
-          <w:i w:val="false"/>
-          <w:iCs w:val="false"/>
-          <w:color w:val="525252"/>
-          <w:sz w:val="21"/>
-          <w:szCs w:val="21"/>
-        </w:rPr>
-        <w:t xml:space="preserve">AI tools to drive Agile application modernization across the portfolio.</w:t>
-      </w:r>
-    </w:p>
-    <w:p>
-      <w:pPr>
-        <w:pStyle w:val="ListParagraph"/>
-        <w:numPr>
-          <w:ilvl w:val="0"/>
-          <w:numId w:val="1"/>
-        </w:numPr>
-        <w:spacing w:after="60" w:before="20"/>
-      </w:pPr>
-      <w:r>
-        <w:rPr>
-          <w:rFonts w:ascii="Calibri" w:cs="Calibri" w:eastAsia="Calibri" w:hAnsi="Calibri"/>
-          <w:b w:val="false"/>
-          <w:bCs w:val="false"/>
-          <w:i w:val="false"/>
-          <w:iCs w:val="false"/>
-          <w:color w:val="525252"/>
-          <w:sz w:val="21"/>
-          <w:szCs w:val="21"/>
-        </w:rPr>
-        <w:t xml:space="preserve">Consultative support applying deep healthcare payer best practices.</w:t>
-      </w:r>
-    </w:p>
-    <w:p>
-      <w:pPr>
-        <w:spacing w:after="80" w:before="200"/>
-      </w:pPr>
-      <w:r>
-        <w:rPr>
-          <w:rFonts w:ascii="Calibri" w:cs="Calibri" w:eastAsia="Calibri" w:hAnsi="Calibri"/>
-          <w:b/>
-          <w:bCs/>
-          <w:i w:val="false"/>
-          <w:iCs w:val="false"/>
-          <w:color w:val="001141"/>
-          <w:sz w:val="24"/>
-          <w:szCs w:val="24"/>
-        </w:rPr>
-        <w:t xml:space="preserve">Cost Structure Expectations</w:t>
-      </w:r>
-    </w:p>
-    <w:p>
-      <w:pPr>
-        <w:spacing w:after="100" w:before="0"/>
-      </w:pPr>
-      <w:r>
-        <w:rPr>
-          <w:rFonts w:ascii="Calibri" w:cs="Calibri" w:eastAsia="Calibri" w:hAnsi="Calibri"/>
-          <w:b w:val="false"/>
-          <w:bCs w:val="false"/>
-          <w:i w:val="false"/>
-          <w:iCs w:val="false"/>
-          <w:color w:val="525252"/>
-          <w:sz w:val="21"/>
-          <w:szCs w:val="21"/>
-        </w:rPr>
-        <w:t xml:space="preserve">Horizon expects structural cost reduction — not just efficiency gains. The fixed baseline model signals a clear expectation: year-over-year productivity improvements and cost takeout driven by automation and AI, not rate arbitrage.</w:t>
-      </w:r>
-    </w:p>
-    <w:p>
-      <w:pPr>
-        <w:spacing w:after="80" w:before="200"/>
-      </w:pPr>
-      <w:r>
-        <w:rPr>
-          <w:rFonts w:ascii="Calibri" w:cs="Calibri" w:eastAsia="Calibri" w:hAnsi="Calibri"/>
-          <w:b/>
-          <w:bCs/>
-          <w:i w:val="false"/>
-          <w:iCs w:val="false"/>
-          <w:color w:val="001141"/>
-          <w:sz w:val="24"/>
-          <w:szCs w:val="24"/>
-        </w:rPr>
-        <w:t xml:space="preserve">Factors That Shaped IBM’s Solution</w:t>
-      </w:r>
-    </w:p>
-    <w:p>
-      <w:pPr>
-        <w:spacing w:after="40" w:before="120"/>
-      </w:pPr>
-      <w:r>
-        <w:rPr>
-          <w:rFonts w:ascii="Calibri" w:cs="Calibri" w:eastAsia="Calibri" w:hAnsi="Calibri"/>
-          <w:b/>
-          <w:bCs/>
-          <w:i w:val="false"/>
-          <w:iCs w:val="false"/>
-          <w:color w:val="0F62FE"/>
-          <w:sz w:val="21"/>
-          <w:szCs w:val="21"/>
-        </w:rPr>
-        <w:t xml:space="preserve">End-to-End Integrated Delivery</w:t>
-      </w:r>
-    </w:p>
-    <w:p>
-      <w:pPr>
-        <w:spacing w:after="100" w:before="0"/>
-      </w:pPr>
-      <w:r>
-        <w:rPr>
-          <w:rFonts w:ascii="Calibri" w:cs="Calibri" w:eastAsia="Calibri" w:hAnsi="Calibri"/>
-          <w:b w:val="false"/>
-          <w:bCs w:val="false"/>
-          <w:i w:val="false"/>
-          <w:iCs w:val="false"/>
-          <w:color w:val="525252"/>
-          <w:sz w:val="21"/>
-          <w:szCs w:val="21"/>
-        </w:rPr>
-        <w:t xml:space="preserve">A unified operating model across Application Maintenance, Development, Testing, and Data — reducing fragmentation and improving accountability across the full lifecycle.</w:t>
-      </w:r>
-    </w:p>
-    <w:p>
-      <w:pPr>
-        <w:spacing w:after="40" w:before="120"/>
-      </w:pPr>
-      <w:r>
-        <w:rPr>
-          <w:rFonts w:ascii="Calibri" w:cs="Calibri" w:eastAsia="Calibri" w:hAnsi="Calibri"/>
-          <w:b/>
-          <w:bCs/>
-          <w:i w:val="false"/>
-          <w:iCs w:val="false"/>
-          <w:color w:val="0F62FE"/>
-          <w:sz w:val="21"/>
-          <w:szCs w:val="21"/>
-        </w:rPr>
-        <w:t xml:space="preserve">AI at the Core — Not Bolted On</w:t>
-      </w:r>
-    </w:p>
-    <w:p>
-      <w:pPr>
-        <w:spacing w:after="100" w:before="0"/>
-      </w:pPr>
-      <w:r>
-        <w:rPr>
-          <w:rFonts w:ascii="Calibri" w:cs="Calibri" w:eastAsia="Calibri" w:hAnsi="Calibri"/>
-          <w:b w:val="false"/>
-          <w:bCs w:val="false"/>
-          <w:i w:val="false"/>
-          <w:iCs w:val="false"/>
-          <w:color w:val="525252"/>
-          <w:sz w:val="21"/>
-          <w:szCs w:val="21"/>
-        </w:rPr>
-        <w:t xml:space="preserve">AI is embedded in triage, root cause analysis, resolution, test automation, and continuous validation — from the first day of delivery.</w:t>
-      </w:r>
-    </w:p>
-    <w:p>
-      <w:pPr>
-        <w:spacing w:after="40" w:before="120"/>
-      </w:pPr>
-      <w:r>
-        <w:rPr>
-          <w:rFonts w:ascii="Calibri" w:cs="Calibri" w:eastAsia="Calibri" w:hAnsi="Calibri"/>
-          <w:b/>
-          <w:bCs/>
-          <w:i w:val="false"/>
-          <w:iCs w:val="false"/>
-          <w:color w:val="0F62FE"/>
-          <w:sz w:val="21"/>
-          <w:szCs w:val="21"/>
-        </w:rPr>
-        <w:t xml:space="preserve">Transition Without Disruption</w:t>
-      </w:r>
-    </w:p>
-    <w:p>
-      <w:pPr>
-        <w:spacing w:after="100" w:before="0"/>
-      </w:pPr>
-      <w:r>
-        <w:rPr>
-          <w:rFonts w:ascii="Calibri" w:cs="Calibri" w:eastAsia="Calibri" w:hAnsi="Calibri"/>
-          <w:b w:val="false"/>
-          <w:bCs w:val="false"/>
-          <w:i w:val="false"/>
-          <w:iCs w:val="false"/>
-          <w:color w:val="525252"/>
-          <w:sz w:val="21"/>
-          <w:szCs w:val="21"/>
-        </w:rPr>
-        <w:t xml:space="preserve">IBM’s phased transition approach maintains seamless service continuity while progressively modernizing the underlying operating model.</w:t>
-      </w:r>
-    </w:p>
-    <w:p>
-      <w:pPr>
-        <w:spacing w:after="40" w:before="120"/>
-      </w:pPr>
-      <w:r>
-        <w:rPr>
-          <w:rFonts w:ascii="Calibri" w:cs="Calibri" w:eastAsia="Calibri" w:hAnsi="Calibri"/>
-          <w:b/>
-          <w:bCs/>
-          <w:i w:val="false"/>
-          <w:iCs w:val="false"/>
-          <w:color w:val="0F62FE"/>
-          <w:sz w:val="21"/>
-          <w:szCs w:val="21"/>
-        </w:rPr>
-        <w:t xml:space="preserve">Open, Elastic Architecture</w:t>
-      </w:r>
-    </w:p>
-    <w:p>
-      <w:pPr>
-        <w:spacing w:after="100" w:before="0"/>
-      </w:pPr>
-      <w:r>
-        <w:rPr>
-          <w:rFonts w:ascii="Calibri" w:cs="Calibri" w:eastAsia="Calibri" w:hAnsi="Calibri"/>
-          <w:b w:val="false"/>
-          <w:bCs w:val="false"/>
-          <w:i w:val="false"/>
-          <w:iCs w:val="false"/>
-          <w:color w:val="525252"/>
-          <w:sz w:val="21"/>
-          <w:szCs w:val="21"/>
-        </w:rPr>
-        <w:t xml:space="preserve">Plug-and-play architecture deploys on Horizon’s existing AWS stack — avoiding lock-in and enabling flexibility across cloud ecosystems.</w:t>
-      </w:r>
-    </w:p>
-    <w:p>
-      <w:pPr>
-        <w:spacing w:after="80" w:before="0"/>
-      </w:pPr>
-      <w:r>
-        <w:rPr>
-          <w:rFonts w:ascii="Calibri" w:cs="Calibri" w:eastAsia="Calibri" w:hAnsi="Calibri"/>
-          <w:sz w:val="12"/>
-          <w:szCs w:val="12"/>
-        </w:rPr>
-        <w:t xml:space="preserve"/>
-      </w:r>
-    </w:p>
-    <w:p>
-      <w:pPr>
         <w:spacing w:after="80" w:before="0"/>
       </w:pPr>
       <w:r>
@@ -2893,6 +2613,440 @@
           <w:sz w:val="23"/>
           <w:szCs w:val="23"/>
         </w:rPr>
+        <w:t xml:space="preserve">“The question is not whether Horizon can afford to transform. The question is whether Horizon can afford not to — when every delayed claim is a member who loses trust, and every manual process is a cost that compounds.”</w:t>
+      </w:r>
+    </w:p>
+    <w:p>
+      <w:pPr>
+        <w:spacing w:after="120" w:before="0"/>
+        <w:jc w:val="right"/>
+      </w:pPr>
+      <w:r>
+        <w:rPr>
+          <w:rFonts w:ascii="Calibri" w:cs="Calibri" w:eastAsia="Calibri" w:hAnsi="Calibri"/>
+          <w:b/>
+          <w:bCs/>
+          <w:i w:val="false"/>
+          <w:iCs w:val="false"/>
+          <w:color w:val="0F62FE"/>
+          <w:sz w:val="18"/>
+          <w:szCs w:val="18"/>
+        </w:rPr>
+        <w:t xml:space="preserve">— IBM Consulting — Payer Strategy</w:t>
+      </w:r>
+    </w:p>
+    <w:p>
+      <w:pPr>
+        <w:spacing w:after="80" w:before="200"/>
+      </w:pPr>
+      <w:r>
+        <w:rPr>
+          <w:rFonts w:ascii="Calibri" w:cs="Calibri" w:eastAsia="Calibri" w:hAnsi="Calibri"/>
+          <w:b/>
+          <w:bCs/>
+          <w:i w:val="false"/>
+          <w:iCs w:val="false"/>
+          <w:color w:val="001141"/>
+          <w:sz w:val="24"/>
+          <w:szCs w:val="24"/>
+        </w:rPr>
+        <w:t xml:space="preserve">What Horizon Needs</w:t>
+      </w:r>
+    </w:p>
+    <w:p>
+      <w:pPr>
+        <w:spacing w:after="100" w:before="0"/>
+      </w:pPr>
+      <w:r>
+        <w:rPr>
+          <w:rFonts w:ascii="Calibri" w:cs="Calibri" w:eastAsia="Calibri" w:hAnsi="Calibri"/>
+          <w:b w:val="false"/>
+          <w:bCs w:val="false"/>
+          <w:i w:val="false"/>
+          <w:iCs w:val="false"/>
+          <w:color w:val="525252"/>
+          <w:sz w:val="21"/>
+          <w:szCs w:val="21"/>
+        </w:rPr>
+        <w:t xml:space="preserve">Horizon BCBS is seeking the right strategic partner to enhance and support its Application Development, Maintenance, Data, and Testing Services — with a clear focus on AI solutions and expertise native to the Horizon environment. This is not a lift-and-shift of existing operations. This is a mandate to fundamentally improve how Horizon’s ~1,000 applications are built, tested, maintained, and operated.</w:t>
+      </w:r>
+    </w:p>
+    <w:p>
+      <w:pPr>
+        <w:spacing w:after="80" w:before="200"/>
+      </w:pPr>
+      <w:r>
+        <w:rPr>
+          <w:rFonts w:ascii="Calibri" w:cs="Calibri" w:eastAsia="Calibri" w:hAnsi="Calibri"/>
+          <w:b/>
+          <w:bCs/>
+          <w:i w:val="false"/>
+          <w:iCs w:val="false"/>
+          <w:color w:val="001141"/>
+          <w:sz w:val="24"/>
+          <w:szCs w:val="24"/>
+        </w:rPr>
+        <w:t xml:space="preserve">Service Transformation Goals</w:t>
+      </w:r>
+    </w:p>
+    <w:p>
+      <w:pPr>
+        <w:pStyle w:val="ListParagraph"/>
+        <w:numPr>
+          <w:ilvl w:val="0"/>
+          <w:numId w:val="1"/>
+        </w:numPr>
+        <w:spacing w:after="60" w:before="20"/>
+      </w:pPr>
+      <w:r>
+        <w:rPr>
+          <w:rFonts w:ascii="Calibri" w:cs="Calibri" w:eastAsia="Calibri" w:hAnsi="Calibri"/>
+          <w:b w:val="false"/>
+          <w:bCs w:val="false"/>
+          <w:i w:val="false"/>
+          <w:iCs w:val="false"/>
+          <w:color w:val="525252"/>
+          <w:sz w:val="21"/>
+          <w:szCs w:val="21"/>
+        </w:rPr>
+        <w:t xml:space="preserve">High-quality services delivered through AI and automation to achieve operational efficiencies across all AMS towers.</w:t>
+      </w:r>
+    </w:p>
+    <w:p>
+      <w:pPr>
+        <w:pStyle w:val="ListParagraph"/>
+        <w:numPr>
+          <w:ilvl w:val="0"/>
+          <w:numId w:val="1"/>
+        </w:numPr>
+        <w:spacing w:after="60" w:before="20"/>
+      </w:pPr>
+      <w:r>
+        <w:rPr>
+          <w:rFonts w:ascii="Calibri" w:cs="Calibri" w:eastAsia="Calibri" w:hAnsi="Calibri"/>
+          <w:b w:val="false"/>
+          <w:bCs w:val="false"/>
+          <w:i w:val="false"/>
+          <w:iCs w:val="false"/>
+          <w:color w:val="525252"/>
+          <w:sz w:val="21"/>
+          <w:szCs w:val="21"/>
+        </w:rPr>
+        <w:t xml:space="preserve">Realization of a product-oriented operating model aligned to Horizon’s business domains — Claims, Enrollment, Member, Provider, Data.</w:t>
+      </w:r>
+    </w:p>
+    <w:p>
+      <w:pPr>
+        <w:pStyle w:val="ListParagraph"/>
+        <w:numPr>
+          <w:ilvl w:val="0"/>
+          <w:numId w:val="1"/>
+        </w:numPr>
+        <w:spacing w:after="60" w:before="20"/>
+      </w:pPr>
+      <w:r>
+        <w:rPr>
+          <w:rFonts w:ascii="Calibri" w:cs="Calibri" w:eastAsia="Calibri" w:hAnsi="Calibri"/>
+          <w:b w:val="false"/>
+          <w:bCs w:val="false"/>
+          <w:i w:val="false"/>
+          <w:iCs w:val="false"/>
+          <w:color w:val="525252"/>
+          <w:sz w:val="21"/>
+          <w:szCs w:val="21"/>
+        </w:rPr>
+        <w:t xml:space="preserve">Focused automation — especially in testing and quality engineering — to measurably reduce cost and accelerate delivery cadence.</w:t>
+      </w:r>
+    </w:p>
+    <w:p>
+      <w:pPr>
+        <w:pStyle w:val="ListParagraph"/>
+        <w:numPr>
+          <w:ilvl w:val="0"/>
+          <w:numId w:val="1"/>
+        </w:numPr>
+        <w:spacing w:after="60" w:before="20"/>
+      </w:pPr>
+      <w:r>
+        <w:rPr>
+          <w:rFonts w:ascii="Calibri" w:cs="Calibri" w:eastAsia="Calibri" w:hAnsi="Calibri"/>
+          <w:b w:val="false"/>
+          <w:bCs w:val="false"/>
+          <w:i w:val="false"/>
+          <w:iCs w:val="false"/>
+          <w:color w:val="525252"/>
+          <w:sz w:val="21"/>
+          <w:szCs w:val="21"/>
+        </w:rPr>
+        <w:t xml:space="preserve">AI tools to drive Agile application modernization across the ~1,000-application portfolio.</w:t>
+      </w:r>
+    </w:p>
+    <w:p>
+      <w:pPr>
+        <w:pStyle w:val="ListParagraph"/>
+        <w:numPr>
+          <w:ilvl w:val="0"/>
+          <w:numId w:val="1"/>
+        </w:numPr>
+        <w:spacing w:after="60" w:before="20"/>
+      </w:pPr>
+      <w:r>
+        <w:rPr>
+          <w:rFonts w:ascii="Calibri" w:cs="Calibri" w:eastAsia="Calibri" w:hAnsi="Calibri"/>
+          <w:b w:val="false"/>
+          <w:bCs w:val="false"/>
+          <w:i w:val="false"/>
+          <w:iCs w:val="false"/>
+          <w:color w:val="525252"/>
+          <w:sz w:val="21"/>
+          <w:szCs w:val="21"/>
+        </w:rPr>
+        <w:t xml:space="preserve">Consultative support applying deep healthcare payer best practices — not generic IT outsourcing patterns.</w:t>
+      </w:r>
+    </w:p>
+    <w:p>
+      <w:pPr>
+        <w:spacing w:after="80" w:before="200"/>
+      </w:pPr>
+      <w:r>
+        <w:rPr>
+          <w:rFonts w:ascii="Calibri" w:cs="Calibri" w:eastAsia="Calibri" w:hAnsi="Calibri"/>
+          <w:b/>
+          <w:bCs/>
+          <w:i w:val="false"/>
+          <w:iCs w:val="false"/>
+          <w:color w:val="001141"/>
+          <w:sz w:val="24"/>
+          <w:szCs w:val="24"/>
+        </w:rPr>
+        <w:t xml:space="preserve">Cost Structure Expectations</w:t>
+      </w:r>
+    </w:p>
+    <w:p>
+      <w:pPr>
+        <w:spacing w:after="100" w:before="0"/>
+      </w:pPr>
+      <w:r>
+        <w:rPr>
+          <w:rFonts w:ascii="Calibri" w:cs="Calibri" w:eastAsia="Calibri" w:hAnsi="Calibri"/>
+          <w:b w:val="false"/>
+          <w:bCs w:val="false"/>
+          <w:i w:val="false"/>
+          <w:iCs w:val="false"/>
+          <w:color w:val="525252"/>
+          <w:sz w:val="21"/>
+          <w:szCs w:val="21"/>
+        </w:rPr>
+        <w:t xml:space="preserve">Horizon expects structural cost reduction — not just efficiency gains. The fixed baseline model signals a clear expectation: year-over-year productivity improvements and cost takeout driven by automation and AI, not rate arbitrage. IBM’s response is designed around technology-driven compression: every dollar saved through automation is a permanent reduction, not a temporary deferral.</w:t>
+      </w:r>
+    </w:p>
+    <w:p>
+      <w:pPr>
+        <w:spacing w:after="80" w:before="200"/>
+      </w:pPr>
+      <w:r>
+        <w:rPr>
+          <w:rFonts w:ascii="Calibri" w:cs="Calibri" w:eastAsia="Calibri" w:hAnsi="Calibri"/>
+          <w:b/>
+          <w:bCs/>
+          <w:i w:val="false"/>
+          <w:iCs w:val="false"/>
+          <w:color w:val="001141"/>
+          <w:sz w:val="24"/>
+          <w:szCs w:val="24"/>
+        </w:rPr>
+        <w:t xml:space="preserve">Factors That Shaped IBM’s Solution</w:t>
+      </w:r>
+    </w:p>
+    <w:p>
+      <w:pPr>
+        <w:spacing w:after="40" w:before="120"/>
+      </w:pPr>
+      <w:r>
+        <w:rPr>
+          <w:rFonts w:ascii="Calibri" w:cs="Calibri" w:eastAsia="Calibri" w:hAnsi="Calibri"/>
+          <w:b/>
+          <w:bCs/>
+          <w:i w:val="false"/>
+          <w:iCs w:val="false"/>
+          <w:color w:val="0F62FE"/>
+          <w:sz w:val="21"/>
+          <w:szCs w:val="21"/>
+        </w:rPr>
+        <w:t xml:space="preserve">End-to-End Integrated Delivery</w:t>
+      </w:r>
+    </w:p>
+    <w:p>
+      <w:pPr>
+        <w:spacing w:after="100" w:before="0"/>
+      </w:pPr>
+      <w:r>
+        <w:rPr>
+          <w:rFonts w:ascii="Calibri" w:cs="Calibri" w:eastAsia="Calibri" w:hAnsi="Calibri"/>
+          <w:b w:val="false"/>
+          <w:bCs w:val="false"/>
+          <w:i w:val="false"/>
+          <w:iCs w:val="false"/>
+          <w:color w:val="525252"/>
+          <w:sz w:val="21"/>
+          <w:szCs w:val="21"/>
+        </w:rPr>
+        <w:t xml:space="preserve">A unified operating model across Application Maintenance, Development, Testing, and Data — reducing fragmentation and improving accountability across the full lifecycle. No tower silos. No handoff gaps. One team, one backlog, one set of outcomes.</w:t>
+      </w:r>
+    </w:p>
+    <w:p>
+      <w:pPr>
+        <w:spacing w:after="40" w:before="120"/>
+      </w:pPr>
+      <w:r>
+        <w:rPr>
+          <w:rFonts w:ascii="Calibri" w:cs="Calibri" w:eastAsia="Calibri" w:hAnsi="Calibri"/>
+          <w:b/>
+          <w:bCs/>
+          <w:i w:val="false"/>
+          <w:iCs w:val="false"/>
+          <w:color w:val="0F62FE"/>
+          <w:sz w:val="21"/>
+          <w:szCs w:val="21"/>
+        </w:rPr>
+        <w:t xml:space="preserve">AI at the Core — Not Bolted On</w:t>
+      </w:r>
+    </w:p>
+    <w:p>
+      <w:pPr>
+        <w:spacing w:after="100" w:before="0"/>
+      </w:pPr>
+      <w:r>
+        <w:rPr>
+          <w:rFonts w:ascii="Calibri" w:cs="Calibri" w:eastAsia="Calibri" w:hAnsi="Calibri"/>
+          <w:b w:val="false"/>
+          <w:bCs w:val="false"/>
+          <w:i w:val="false"/>
+          <w:iCs w:val="false"/>
+          <w:color w:val="525252"/>
+          <w:sz w:val="21"/>
+          <w:szCs w:val="21"/>
+        </w:rPr>
+        <w:t xml:space="preserve">AI is embedded in triage, root cause analysis, resolution, test automation, and continuous validation — from the first day of delivery. IBM does not propose adding AI tools to an existing operating model. IBM proposes a new operating model where AI is the foundation.</w:t>
+      </w:r>
+    </w:p>
+    <w:p>
+      <w:pPr>
+        <w:spacing w:after="40" w:before="120"/>
+      </w:pPr>
+      <w:r>
+        <w:rPr>
+          <w:rFonts w:ascii="Calibri" w:cs="Calibri" w:eastAsia="Calibri" w:hAnsi="Calibri"/>
+          <w:b/>
+          <w:bCs/>
+          <w:i w:val="false"/>
+          <w:iCs w:val="false"/>
+          <w:color w:val="0F62FE"/>
+          <w:sz w:val="21"/>
+          <w:szCs w:val="21"/>
+        </w:rPr>
+        <w:t xml:space="preserve">Transition Without Disruption</w:t>
+      </w:r>
+    </w:p>
+    <w:p>
+      <w:pPr>
+        <w:spacing w:after="100" w:before="0"/>
+      </w:pPr>
+      <w:r>
+        <w:rPr>
+          <w:rFonts w:ascii="Calibri" w:cs="Calibri" w:eastAsia="Calibri" w:hAnsi="Calibri"/>
+          <w:b w:val="false"/>
+          <w:bCs w:val="false"/>
+          <w:i w:val="false"/>
+          <w:iCs w:val="false"/>
+          <w:color w:val="525252"/>
+          <w:sz w:val="21"/>
+          <w:szCs w:val="21"/>
+        </w:rPr>
+        <w:t xml:space="preserve">IBM’s phased transition approach maintains seamless service continuity while progressively modernizing the underlying operating model. Zero production disruption. Zero member impact. Zero learning curve at Horizon’s expense.</w:t>
+      </w:r>
+    </w:p>
+    <w:p>
+      <w:pPr>
+        <w:spacing w:after="40" w:before="120"/>
+      </w:pPr>
+      <w:r>
+        <w:rPr>
+          <w:rFonts w:ascii="Calibri" w:cs="Calibri" w:eastAsia="Calibri" w:hAnsi="Calibri"/>
+          <w:b/>
+          <w:bCs/>
+          <w:i w:val="false"/>
+          <w:iCs w:val="false"/>
+          <w:color w:val="0F62FE"/>
+          <w:sz w:val="21"/>
+          <w:szCs w:val="21"/>
+        </w:rPr>
+        <w:t xml:space="preserve">Open, Elastic Architecture</w:t>
+      </w:r>
+    </w:p>
+    <w:p>
+      <w:pPr>
+        <w:spacing w:after="100" w:before="0"/>
+      </w:pPr>
+      <w:r>
+        <w:rPr>
+          <w:rFonts w:ascii="Calibri" w:cs="Calibri" w:eastAsia="Calibri" w:hAnsi="Calibri"/>
+          <w:b w:val="false"/>
+          <w:bCs w:val="false"/>
+          <w:i w:val="false"/>
+          <w:iCs w:val="false"/>
+          <w:color w:val="525252"/>
+          <w:sz w:val="21"/>
+          <w:szCs w:val="21"/>
+        </w:rPr>
+        <w:t xml:space="preserve">Plug-and-play architecture deploys on Horizon’s existing AWS stack — avoiding lock-in and enabling flexibility across cloud ecosystems. Built for Horizon’s technology choices, not IBM’s.</w:t>
+      </w:r>
+    </w:p>
+    <w:p>
+      <w:pPr>
+        <w:spacing w:after="120" w:before="0"/>
+      </w:pPr>
+      <w:r>
+        <w:rPr>
+          <w:rFonts w:ascii="Calibri" w:cs="Calibri" w:eastAsia="Calibri" w:hAnsi="Calibri"/>
+          <w:sz w:val="12"/>
+          <w:szCs w:val="12"/>
+        </w:rPr>
+        <w:t xml:space="preserve"/>
+      </w:r>
+    </w:p>
+    <w:p>
+      <w:pPr>
+        <w:spacing w:after="80" w:before="0"/>
+      </w:pPr>
+      <w:r>
+        <w:rPr>
+          <w:rFonts w:ascii="Calibri" w:cs="Calibri" w:eastAsia="Calibri" w:hAnsi="Calibri"/>
+          <w:sz w:val="12"/>
+          <w:szCs w:val="12"/>
+        </w:rPr>
+        <w:t xml:space="preserve"/>
+      </w:r>
+    </w:p>
+    <w:p>
+      <w:pPr>
+        <w:pBdr>
+          <w:left w:val="single" w:color="0F62FE" w:sz="20" w:space="12"/>
+        </w:pBdr>
+        <w:spacing w:after="40" w:before="60"/>
+        <w:ind w:left="576"/>
+      </w:pPr>
+      <w:r>
+        <w:rPr>
+          <w:rFonts w:ascii="Calibri" w:cs="Calibri" w:eastAsia="Calibri" w:hAnsi="Calibri"/>
+          <w:b w:val="false"/>
+          <w:bCs w:val="false"/>
+          <w:i/>
+          <w:iCs/>
+          <w:color w:val="001141"/>
+          <w:sz w:val="23"/>
+          <w:szCs w:val="23"/>
+        </w:rPr>
         <w:t xml:space="preserve">“IBM’s solution shifts Horizon from reactive incident management to predictive, autonomous operations — where the member never feels the friction and the provider never waits.”</w:t>
       </w:r>
     </w:p>
@@ -2942,7 +3096,7 @@
           <w:sz w:val="19"/>
           <w:szCs w:val="19"/>
         </w:rPr>
-        <w:t xml:space="preserve">All current-state estimates are directional and will be formally baselined during SOW phase. IBM’s committed targets will be contractually agreed at programme commencement.</w:t>
+        <w:t xml:space="preserve">All current-state estimates are directional and will be formally baselined during SOW phase. IBM’s committed targets will be contractually agreed at programme commencement. See Appendix for the complete initiative portfolio.</w:t>
       </w:r>
     </w:p>
     <w:tbl>
@@ -4489,6 +4643,24 @@
     </w:p>
     <w:p>
       <w:pPr>
+        <w:spacing w:after="100" w:before="0"/>
+      </w:pPr>
+      <w:r>
+        <w:rPr>
+          <w:rFonts w:ascii="Calibri" w:cs="Calibri" w:eastAsia="Calibri" w:hAnsi="Calibri"/>
+          <w:b w:val="false"/>
+          <w:bCs w:val="false"/>
+          <w:i w:val="false"/>
+          <w:iCs w:val="false"/>
+          <w:color w:val="525252"/>
+          <w:sz w:val="21"/>
+          <w:szCs w:val="21"/>
+        </w:rPr>
+        <w:t xml:space="preserve">Across Horizon’s ~1,000-application estate, IBM’s development model delivers measurable improvement in speed, quality, and cost — without adding headcount. The model is designed to compound: every sprint produces not just features, but better tooling, better patterns, and better institutional knowledge.</w:t>
+      </w:r>
+    </w:p>
+    <w:p>
+      <w:pPr>
         <w:spacing w:after="40" w:before="120"/>
       </w:pPr>
       <w:r>
@@ -4520,7 +4692,7 @@
           <w:sz w:val="21"/>
           <w:szCs w:val="21"/>
         </w:rPr>
-        <w:t xml:space="preserve">Generative AI tools accelerate code generation, review, documentation, and optimization. Developer throughput increases 25–35% without adding headcount. Every engineer spends more time on high-value problem-solving and less on repetitive scaffolding.</w:t>
+        <w:t xml:space="preserve">Generative AI tools accelerate code generation, review, documentation, and optimization. Developer throughput increases 25–35% without adding headcount. Every engineer spends more time on high-value problem-solving and less on repetitive scaffolding. IBM Consulting Advantage accelerators — a portfolio of 6,500+ production-tested assets — compress time-to-value for common patterns.</w:t>
       </w:r>
     </w:p>
     <w:p>
@@ -4556,7 +4728,7 @@
           <w:sz w:val="21"/>
           <w:szCs w:val="21"/>
         </w:rPr>
-        <w:t xml:space="preserve">Security is embedded left into CI/CD pipelines. Automated vulnerability scanning runs at every stage. Compliance gates and policy enforcement operate from commit to production — no manual security review bottlenecks.</w:t>
+        <w:t xml:space="preserve">Security is embedded left into CI/CD pipelines. Automated vulnerability scanning runs at every stage. Compliance gates and policy enforcement operate from commit to production — no manual security review bottlenecks. HIPAA, CMS, and PCI compliance checks are automated, not manual.</w:t>
       </w:r>
     </w:p>
     <w:p>
@@ -4592,7 +4764,7 @@
           <w:sz w:val="21"/>
           <w:szCs w:val="21"/>
         </w:rPr>
-        <w:t xml:space="preserve">Teams align to Horizon’s business domains — Claims, Enrollment, Member Services, Provider Operations. Context stays with the squad. Handoff overhead disappears. Accountability is end-to-end.</w:t>
+        <w:t xml:space="preserve">Teams align to Horizon’s business domains — Claims, Enrollment, Member Services, Provider Operations, Data &amp; Analytics. Context stays with the squad. Handoff overhead disappears. Accountability is end-to-end. A claims developer understands claims — not just code.</w:t>
       </w:r>
     </w:p>
     <w:p>
@@ -4628,12 +4800,48 @@
           <w:sz w:val="21"/>
           <w:szCs w:val="21"/>
         </w:rPr>
-        <w:t xml:space="preserve">Every deployment passes through AI-scored gates: security posture, test coverage, performance regression, and historical failure patterns. Low-risk changes deploy without human approval cycles. High-risk changes trigger additional validation — automatically.</w:t>
-      </w:r>
-    </w:p>
-    <w:p>
-      <w:pPr>
-        <w:spacing w:after="80" w:before="0"/>
+        <w:t xml:space="preserve">Every deployment passes through AI-scored gates: security posture, test coverage, performance regression, and historical failure patterns. Low-risk changes deploy without human approval cycles. High-risk changes trigger additional validation — automatically. The result: faster delivery with fewer production incidents.</w:t>
+      </w:r>
+    </w:p>
+    <w:p>
+      <w:pPr>
+        <w:spacing w:after="40" w:before="120"/>
+      </w:pPr>
+      <w:r>
+        <w:rPr>
+          <w:rFonts w:ascii="Calibri" w:cs="Calibri" w:eastAsia="Calibri" w:hAnsi="Calibri"/>
+          <w:b/>
+          <w:bCs/>
+          <w:i w:val="false"/>
+          <w:iCs w:val="false"/>
+          <w:color w:val="0F62FE"/>
+          <w:sz w:val="21"/>
+          <w:szCs w:val="21"/>
+        </w:rPr>
+        <w:t xml:space="preserve">Modernization in Stride</w:t>
+      </w:r>
+    </w:p>
+    <w:p>
+      <w:pPr>
+        <w:spacing w:after="100" w:before="0"/>
+      </w:pPr>
+      <w:r>
+        <w:rPr>
+          <w:rFonts w:ascii="Calibri" w:cs="Calibri" w:eastAsia="Calibri" w:hAnsi="Calibri"/>
+          <w:b w:val="false"/>
+          <w:bCs w:val="false"/>
+          <w:i w:val="false"/>
+          <w:iCs w:val="false"/>
+          <w:color w:val="525252"/>
+          <w:sz w:val="21"/>
+          <w:szCs w:val="21"/>
+        </w:rPr>
+        <w:t xml:space="preserve">Modernization is not a separate capital programme. It is embedded into every sprint — a refactor, an API wrap, a library upgrade, a legacy dependency removed. The application estate improves continuously without a disruptive parallel programme or separate budget request.</w:t>
+      </w:r>
+    </w:p>
+    <w:p>
+      <w:pPr>
+        <w:spacing w:after="120" w:before="0"/>
       </w:pPr>
       <w:r>
         <w:rPr>
@@ -4666,7 +4874,7 @@
     </w:p>
     <w:p>
       <w:pPr>
-        <w:spacing w:after="120" w:before="0"/>
+        <w:spacing w:after="160" w:before="0"/>
       </w:pPr>
       <w:r>
         <w:rPr>
@@ -5766,7 +5974,25 @@
           <w:sz w:val="21"/>
           <w:szCs w:val="21"/>
         </w:rPr>
-        <w:t xml:space="preserve">IBM’s AIOps framework is built on a multi-agent architecture where specialized AI agents handle distinct responsibilities across the incident lifecycle — from detection through resolution and continuous learning. Each agent compounds knowledge with every resolved incident.</w:t>
+        <w:t xml:space="preserve">IBM’s AIOps framework is built on a multi-agent architecture where specialized AI agents handle distinct responsibilities across the incident lifecycle — from detection through resolution and continuous learning. Each agent compounds knowledge with every resolved incident. Across Horizon’s ~1,000 applications, this architecture replaces reactive human triage with proactive, autonomous intelligence.</w:t>
+      </w:r>
+    </w:p>
+    <w:p>
+      <w:pPr>
+        <w:spacing w:after="100" w:before="0"/>
+      </w:pPr>
+      <w:r>
+        <w:rPr>
+          <w:rFonts w:ascii="Calibri" w:cs="Calibri" w:eastAsia="Calibri" w:hAnsi="Calibri"/>
+          <w:b w:val="false"/>
+          <w:bCs w:val="false"/>
+          <w:i w:val="false"/>
+          <w:iCs w:val="false"/>
+          <w:color w:val="525252"/>
+          <w:sz w:val="21"/>
+          <w:szCs w:val="21"/>
+        </w:rPr>
+        <w:t xml:space="preserve">The architecture is built on Horizon’s existing AWS stack — AWS AgentCore &amp; Bedrock at the agent layer, AWS Bedrock with native Guardrails at the model layer, ElasticSearch and PostgreSQL for vector storage, and integrations with ServiceNow, CloudWatch, OpenShift, Splunk, and Horizon’s Anomaly Framework.</w:t>
       </w:r>
     </w:p>
     <w:p>
@@ -5820,7 +6046,7 @@
           <w:sz w:val="21"/>
           <w:szCs w:val="21"/>
         </w:rPr>
-        <w:t xml:space="preserve">Delivers context-aware guidance and automated actions to help users auto-resolve issues before ticket creation. The member gets their answer without waiting for a human.</w:t>
+        <w:t xml:space="preserve">Delivers context-aware guidance and automated actions to help users auto-resolve issues before ticket creation. The member gets their answer without waiting for a human. The provider’s portal issue is resolved before it becomes a support call.</w:t>
       </w:r>
     </w:p>
     <w:p>
@@ -5856,7 +6082,7 @@
           <w:sz w:val="21"/>
           <w:szCs w:val="21"/>
         </w:rPr>
-        <w:t xml:space="preserve">Prioritizes tickets based on impact, urgency, and historical patterns — eliminating manual queue management. The right team responds immediately, every time.</w:t>
+        <w:t xml:space="preserve">Prioritizes tickets based on impact, urgency, and historical patterns — eliminating manual queue management. The right team responds immediately, every time. A P1 claims outage is routed to the claims pod in seconds, not minutes.</w:t>
       </w:r>
     </w:p>
     <w:p>
@@ -5892,7 +6118,7 @@
           <w:sz w:val="21"/>
           <w:szCs w:val="21"/>
         </w:rPr>
-        <w:t xml:space="preserve">Correlates signals across 140+ monitoring sources to identify root cause within minutes — not hours. Diagnosis that used to take a senior engineer now takes an AI agent seconds.</w:t>
+        <w:t xml:space="preserve">Correlates signals across 140+ monitoring sources to identify root cause within minutes — not hours. Diagnosis that used to take a senior engineer now takes an AI agent seconds. Cross-system dependencies are mapped and traced automatically.</w:t>
       </w:r>
     </w:p>
     <w:p>
@@ -5928,7 +6154,7 @@
           <w:sz w:val="21"/>
           <w:szCs w:val="21"/>
         </w:rPr>
-        <w:t xml:space="preserve">Suggests or executes remediation steps based on runbooks and past resolutions. More than 74% of P3/P4 incidents are resolved without human action.</w:t>
+        <w:t xml:space="preserve">Suggests or executes remediation steps based on runbooks and past resolutions. More than 74% of P3/P4 incidents are resolved without human action. The provider never knows the system hiccupped. The member never feels the impact.</w:t>
       </w:r>
     </w:p>
     <w:p>
@@ -5964,7 +6190,7 @@
           <w:sz w:val="21"/>
           <w:szCs w:val="21"/>
         </w:rPr>
-        <w:t xml:space="preserve">Auto-generates and updates runbooks from resolved incidents — compounding operational knowledge over time and eliminating reliance on institutional memory.</w:t>
+        <w:t xml:space="preserve">Auto-generates and updates runbooks from resolved incidents — compounding operational knowledge over time and eliminating reliance on institutional memory. When a senior engineer leaves, the knowledge stays.</w:t>
       </w:r>
     </w:p>
     <w:p>
@@ -6000,12 +6226,12 @@
           <w:sz w:val="21"/>
           <w:szCs w:val="21"/>
         </w:rPr>
-        <w:t xml:space="preserve">Feeds production telemetry back into all agents, ensuring progressive improvement with every incident cycle. The system gets smarter every day.</w:t>
-      </w:r>
-    </w:p>
-    <w:p>
-      <w:pPr>
-        <w:spacing w:after="80" w:before="0"/>
+        <w:t xml:space="preserve">Feeds production telemetry back into all agents, ensuring progressive improvement with every incident cycle. The system gets smarter every day. Month 12 operations are fundamentally more capable than Month 1.</w:t>
+      </w:r>
+    </w:p>
+    <w:p>
+      <w:pPr>
+        <w:spacing w:after="120" w:before="0"/>
       </w:pPr>
       <w:r>
         <w:rPr>
@@ -7879,6 +8105,24 @@
     </w:p>
     <w:p>
       <w:pPr>
+        <w:spacing w:after="100" w:before="0"/>
+      </w:pPr>
+      <w:r>
+        <w:rPr>
+          <w:rFonts w:ascii="Calibri" w:cs="Calibri" w:eastAsia="Calibri" w:hAnsi="Calibri"/>
+          <w:b w:val="false"/>
+          <w:bCs w:val="false"/>
+          <w:i w:val="false"/>
+          <w:iCs w:val="false"/>
+          <w:color w:val="525252"/>
+          <w:sz w:val="21"/>
+          <w:szCs w:val="21"/>
+        </w:rPr>
+        <w:t xml:space="preserve">This is not a testing team. This is a quality engine. It learns from every defect, tightens the net with every release, and ensures that the quality of Horizon’s ~1,000 applications improves continuously — without manual test plan authoring or regression suite maintenance.</w:t>
+      </w:r>
+    </w:p>
+    <w:p>
+      <w:pPr>
         <w:spacing w:after="80" w:before="200"/>
       </w:pPr>
       <w:r>
@@ -7915,7 +8159,7 @@
           <w:sz w:val="21"/>
           <w:szCs w:val="21"/>
         </w:rPr>
-        <w:t xml:space="preserve">End-to-end traceability and release readiness visibility.</w:t>
+        <w:t xml:space="preserve">End-to-end traceability from requirement to deployed feature — full release readiness visibility at every gate.</w:t>
       </w:r>
     </w:p>
     <w:p>
@@ -7938,7 +8182,7 @@
           <w:sz w:val="21"/>
           <w:szCs w:val="21"/>
         </w:rPr>
-        <w:t xml:space="preserve">Defect leakage, density, and stability metrics (MTTR).</w:t>
+        <w:t xml:space="preserve">Defect leakage, density, and stability metrics (MTTR) tracked per domain and per application.</w:t>
       </w:r>
     </w:p>
     <w:p>
@@ -7961,7 +8205,7 @@
           <w:sz w:val="21"/>
           <w:szCs w:val="21"/>
         </w:rPr>
-        <w:t xml:space="preserve">Automation coverage with KPI-driven governance.</w:t>
+        <w:t xml:space="preserve">Automation coverage with KPI-driven governance — every sprint measured against coverage targets.</w:t>
       </w:r>
     </w:p>
     <w:p>
@@ -7984,7 +8228,7 @@
           <w:sz w:val="21"/>
           <w:szCs w:val="21"/>
         </w:rPr>
-        <w:t xml:space="preserve">AI-driven defect insights and regression optimization.</w:t>
+        <w:t xml:space="preserve">AI-driven defect insights and regression optimization — models trained on Horizon’s own incident history.</w:t>
       </w:r>
     </w:p>
     <w:p>
@@ -8007,7 +8251,7 @@
           <w:sz w:val="21"/>
           <w:szCs w:val="21"/>
         </w:rPr>
-        <w:t xml:space="preserve">Production telemetry feeding back into test strategy.</w:t>
+        <w:t xml:space="preserve">Production telemetry feeding back into test strategy — every production incident teaches the quality engine.</w:t>
       </w:r>
     </w:p>
     <w:p>
@@ -8043,7 +8287,133 @@
           <w:sz w:val="21"/>
           <w:szCs w:val="21"/>
         </w:rPr>
-        <w:t xml:space="preserve">IBM’s Generative AI capabilities enable self-generating test cases, automated test maintenance, and continuous validation integration — dramatically reducing the cost and time associated with regression testing across Horizon’s complex, multi-system portfolio.</w:t>
+        <w:t xml:space="preserve">IBM’s Generative AI capabilities enable self-generating test cases, automated test maintenance, and continuous validation integration — dramatically reducing the cost and time associated with regression testing across Horizon’s complex, multi-system portfolio. AI synthesises regression, integration, and edge-case tests directly from the code change — at commit speed.</w:t>
+      </w:r>
+    </w:p>
+    <w:p>
+      <w:pPr>
+        <w:spacing w:after="80" w:before="200"/>
+      </w:pPr>
+      <w:r>
+        <w:rPr>
+          <w:rFonts w:ascii="Calibri" w:cs="Calibri" w:eastAsia="Calibri" w:hAnsi="Calibri"/>
+          <w:b/>
+          <w:bCs/>
+          <w:i w:val="false"/>
+          <w:iCs w:val="false"/>
+          <w:color w:val="001141"/>
+          <w:sz w:val="24"/>
+          <w:szCs w:val="24"/>
+        </w:rPr>
+        <w:t xml:space="preserve">AI-Powered Quality Capabilities</w:t>
+      </w:r>
+    </w:p>
+    <w:p>
+      <w:pPr>
+        <w:spacing w:after="40" w:before="120"/>
+      </w:pPr>
+      <w:r>
+        <w:rPr>
+          <w:rFonts w:ascii="Calibri" w:cs="Calibri" w:eastAsia="Calibri" w:hAnsi="Calibri"/>
+          <w:b/>
+          <w:bCs/>
+          <w:i w:val="false"/>
+          <w:iCs w:val="false"/>
+          <w:color w:val="0F62FE"/>
+          <w:sz w:val="21"/>
+          <w:szCs w:val="21"/>
+        </w:rPr>
+        <w:t xml:space="preserve">GenAI Test Generation</w:t>
+      </w:r>
+    </w:p>
+    <w:p>
+      <w:pPr>
+        <w:spacing w:after="100" w:before="0"/>
+      </w:pPr>
+      <w:r>
+        <w:rPr>
+          <w:rFonts w:ascii="Calibri" w:cs="Calibri" w:eastAsia="Calibri" w:hAnsi="Calibri"/>
+          <w:b w:val="false"/>
+          <w:bCs w:val="false"/>
+          <w:i w:val="false"/>
+          <w:iCs w:val="false"/>
+          <w:color w:val="525252"/>
+          <w:sz w:val="21"/>
+          <w:szCs w:val="21"/>
+        </w:rPr>
+        <w:t xml:space="preserve">AI generates test cases from code changes automatically. Coverage grows without manual test-plan authoring. New features ship with tests from Day 1.</w:t>
+      </w:r>
+    </w:p>
+    <w:p>
+      <w:pPr>
+        <w:spacing w:after="40" w:before="120"/>
+      </w:pPr>
+      <w:r>
+        <w:rPr>
+          <w:rFonts w:ascii="Calibri" w:cs="Calibri" w:eastAsia="Calibri" w:hAnsi="Calibri"/>
+          <w:b/>
+          <w:bCs/>
+          <w:i w:val="false"/>
+          <w:iCs w:val="false"/>
+          <w:color w:val="0F62FE"/>
+          <w:sz w:val="21"/>
+          <w:szCs w:val="21"/>
+        </w:rPr>
+        <w:t xml:space="preserve">Defect Prediction AI</w:t>
+      </w:r>
+    </w:p>
+    <w:p>
+      <w:pPr>
+        <w:spacing w:after="100" w:before="0"/>
+      </w:pPr>
+      <w:r>
+        <w:rPr>
+          <w:rFonts w:ascii="Calibri" w:cs="Calibri" w:eastAsia="Calibri" w:hAnsi="Calibri"/>
+          <w:b w:val="false"/>
+          <w:bCs w:val="false"/>
+          <w:i w:val="false"/>
+          <w:iCs w:val="false"/>
+          <w:color w:val="525252"/>
+          <w:sz w:val="21"/>
+          <w:szCs w:val="21"/>
+        </w:rPr>
+        <w:t xml:space="preserve">Models trained on Horizon’s own incident history identify high-risk code paths before they reach UAT — catching defects where they are cheapest to fix.</w:t>
+      </w:r>
+    </w:p>
+    <w:p>
+      <w:pPr>
+        <w:spacing w:after="40" w:before="120"/>
+      </w:pPr>
+      <w:r>
+        <w:rPr>
+          <w:rFonts w:ascii="Calibri" w:cs="Calibri" w:eastAsia="Calibri" w:hAnsi="Calibri"/>
+          <w:b/>
+          <w:bCs/>
+          <w:i w:val="false"/>
+          <w:iCs w:val="false"/>
+          <w:color w:val="0F62FE"/>
+          <w:sz w:val="21"/>
+          <w:szCs w:val="21"/>
+        </w:rPr>
+        <w:t xml:space="preserve">Production Feedback Loop</w:t>
+      </w:r>
+    </w:p>
+    <w:p>
+      <w:pPr>
+        <w:spacing w:after="100" w:before="0"/>
+      </w:pPr>
+      <w:r>
+        <w:rPr>
+          <w:rFonts w:ascii="Calibri" w:cs="Calibri" w:eastAsia="Calibri" w:hAnsi="Calibri"/>
+          <w:b w:val="false"/>
+          <w:bCs w:val="false"/>
+          <w:i w:val="false"/>
+          <w:iCs w:val="false"/>
+          <w:color w:val="525252"/>
+          <w:sz w:val="21"/>
+          <w:szCs w:val="21"/>
+        </w:rPr>
+        <w:t xml:space="preserve">Every production defect teaches the quality engine. Each release cycle the test suite tightens automatically — an ever-improving net that strengthens without manual intervention.</w:t>
       </w:r>
     </w:p>
     <w:p>
@@ -8076,12 +8446,12 @@
           <w:sz w:val="21"/>
           <w:szCs w:val="21"/>
         </w:rPr>
-        <w:t xml:space="preserve">Target: 80% test automation coverage across Horizon’s application portfolio within 12 months of full deployment.</w:t>
-      </w:r>
-    </w:p>
-    <w:p>
-      <w:pPr>
-        <w:spacing w:after="80" w:before="0"/>
+        <w:t xml:space="preserve">Target: 80% test automation coverage across Horizon’s ~1,000-application portfolio within 12 months of full deployment.</w:t>
+      </w:r>
+    </w:p>
+    <w:p>
+      <w:pPr>
+        <w:spacing w:after="120" w:before="0"/>
       </w:pPr>
       <w:r>
         <w:rPr>
@@ -10487,7 +10857,25 @@
           <w:sz w:val="21"/>
           <w:szCs w:val="21"/>
         </w:rPr>
-        <w:t xml:space="preserve">IBM’s CareOps360 platform surfaces real-time visibility into the claims lifecycle — from receipt through adjudication, settlement, and denial management. Operational leads and executives can identify queue bottlenecks, denial spikes, and auto-adjudication performance degradation in real time.</w:t>
+        <w:t xml:space="preserve">Claims and prior authorization are among Horizon’s highest-volume, highest-risk operational domains. IBM embeds AI-driven intelligence to accelerate adjudication, reduce denials, and eliminate manual backlog management — at enterprise scale across the ~1,000-application estate.</w:t>
+      </w:r>
+    </w:p>
+    <w:p>
+      <w:pPr>
+        <w:spacing w:after="100" w:before="0"/>
+      </w:pPr>
+      <w:r>
+        <w:rPr>
+          <w:rFonts w:ascii="Calibri" w:cs="Calibri" w:eastAsia="Calibri" w:hAnsi="Calibri"/>
+          <w:b w:val="false"/>
+          <w:bCs w:val="false"/>
+          <w:i w:val="false"/>
+          <w:iCs w:val="false"/>
+          <w:color w:val="525252"/>
+          <w:sz w:val="21"/>
+          <w:szCs w:val="21"/>
+        </w:rPr>
+        <w:t xml:space="preserve">IBM’s CareOps360 platform surfaces real-time visibility into the claims lifecycle — from receipt through adjudication, settlement, and denial management. Operational leads and executives identify queue bottlenecks, denial spikes, and auto-adjudication performance degradation in real time, without waiting for next-day reporting.</w:t>
       </w:r>
     </w:p>
     <w:p>
@@ -10615,7 +11003,7 @@
           <w:sz w:val="21"/>
           <w:szCs w:val="21"/>
         </w:rPr>
-        <w:t xml:space="preserve">Prior authorization is a significant operational and member experience pressure point. IBM deploys AI-assisted review tooling to triage and prioritise requests, identify auto-approvable cases, and flag clinically complex cases for expedited human review.</w:t>
+        <w:t xml:space="preserve">Prior authorization is a significant operational and member experience pressure point. Horizon’s current backlog and review cycle times create friction for providers and members alike. IBM deploys AI-assisted review tooling to triage and prioritise requests, identify auto-approvable cases, and flag clinically complex cases for expedited human review.</w:t>
       </w:r>
     </w:p>
     <w:tbl>
@@ -12147,6 +12535,60 @@
     </w:p>
     <w:p>
       <w:pPr>
+        <w:spacing w:after="80" w:before="0"/>
+      </w:pPr>
+      <w:r>
+        <w:rPr>
+          <w:rFonts w:ascii="Calibri" w:cs="Calibri" w:eastAsia="Calibri" w:hAnsi="Calibri"/>
+          <w:sz w:val="12"/>
+          <w:szCs w:val="12"/>
+        </w:rPr>
+        <w:t xml:space="preserve"/>
+      </w:r>
+    </w:p>
+    <w:p>
+      <w:pPr>
+        <w:pBdr>
+          <w:left w:val="single" w:color="0F62FE" w:sz="20" w:space="12"/>
+        </w:pBdr>
+        <w:spacing w:after="40" w:before="60"/>
+        <w:ind w:left="576"/>
+      </w:pPr>
+      <w:r>
+        <w:rPr>
+          <w:rFonts w:ascii="Calibri" w:cs="Calibri" w:eastAsia="Calibri" w:hAnsi="Calibri"/>
+          <w:b w:val="false"/>
+          <w:bCs w:val="false"/>
+          <w:i/>
+          <w:iCs/>
+          <w:color w:val="001141"/>
+          <w:sz w:val="23"/>
+          <w:szCs w:val="23"/>
+        </w:rPr>
+        <w:t xml:space="preserve">“Horizon’s leadership should never have to ask ‘how are we doing?’ and wait for a deck. The answer should be live, accurate, and one click away — every hour of every day. That is what CareOps360 delivers.”</w:t>
+      </w:r>
+    </w:p>
+    <w:p>
+      <w:pPr>
+        <w:spacing w:after="120" w:before="0"/>
+        <w:jc w:val="right"/>
+      </w:pPr>
+      <w:r>
+        <w:rPr>
+          <w:rFonts w:ascii="Calibri" w:cs="Calibri" w:eastAsia="Calibri" w:hAnsi="Calibri"/>
+          <w:b/>
+          <w:bCs/>
+          <w:i w:val="false"/>
+          <w:iCs w:val="false"/>
+          <w:color w:val="0F62FE"/>
+          <w:sz w:val="18"/>
+          <w:szCs w:val="18"/>
+        </w:rPr>
+        <w:t xml:space="preserve">— IBM Consulting — Executive Visibility</w:t>
+      </w:r>
+    </w:p>
+    <w:p>
+      <w:pPr>
         <w:spacing w:after="80" w:before="200"/>
       </w:pPr>
       <w:r>
@@ -12178,7 +12620,7 @@
           <w:sz w:val="21"/>
           <w:szCs w:val="21"/>
         </w:rPr>
-        <w:t xml:space="preserve">CareOps360 is IBM’s production-grade executive operations platform purpose-built for the Horizon BCBS engagement. It delivers real-time operational intelligence across all AMS towers — enrollment, claims, applications, infrastructure, and quality — through a single, unified command center accessible to Horizon’s executive and operational leadership.</w:t>
+        <w:t xml:space="preserve">CareOps360 is IBM’s production-grade executive operations platform purpose-built for the Horizon BCBS engagement. It delivers real-time operational intelligence across all AMS towers — enrollment, claims, applications, infrastructure, and quality — through a single, unified command center accessible to Horizon’s executive and operational leadership. The platform is architecture-ready for live production data and is currently deployed in a production-equivalent environment.</w:t>
       </w:r>
     </w:p>
     <w:p>
@@ -12196,7 +12638,7 @@
           <w:sz w:val="21"/>
           <w:szCs w:val="21"/>
         </w:rPr>
-        <w:t xml:space="preserve">Built on IBM’s AIOps observability framework, CareOps360 surfaces predictive insights, SLA performance, enrollment intelligence, digital front door metrics, and transformation roadmap progress — eliminating the need for manual reporting aggregation.</w:t>
+        <w:t xml:space="preserve">Built on IBM’s AIOps observability framework, CareOps360 surfaces predictive insights, SLA performance, enrollment intelligence, digital front door metrics, and transformation roadmap progress — eliminating the need for manual reporting aggregation. No more quarterly decks. No more manual data pulls. Live data, always.</w:t>
       </w:r>
     </w:p>
     <w:p>
@@ -12260,7 +12702,7 @@
           <w:sz w:val="21"/>
           <w:szCs w:val="21"/>
         </w:rPr>
-        <w:t xml:space="preserve">Application Health — 500+ app inventory, incident register, availability trends.</w:t>
+        <w:t xml:space="preserve">Application Health — ~1,000 app inventory, incident register, availability trends.</w:t>
       </w:r>
     </w:p>
     <w:p>
@@ -14297,6 +14739,24 @@
     </w:p>
     <w:p>
       <w:pPr>
+        <w:spacing w:after="100" w:before="0"/>
+      </w:pPr>
+      <w:r>
+        <w:rPr>
+          <w:rFonts w:ascii="Calibri" w:cs="Calibri" w:eastAsia="Calibri" w:hAnsi="Calibri"/>
+          <w:b w:val="false"/>
+          <w:bCs w:val="false"/>
+          <w:i w:val="false"/>
+          <w:iCs w:val="false"/>
+          <w:color w:val="525252"/>
+          <w:sz w:val="21"/>
+          <w:szCs w:val="21"/>
+        </w:rPr>
+        <w:t xml:space="preserve">IBM’s governance model ensures continuous accountability from the operational team to the boardroom. Every metric is live in CareOps360 — no manual reporting, no quarterly surprises.</w:t>
+      </w:r>
+    </w:p>
+    <w:p>
+      <w:pPr>
         <w:pStyle w:val="ListParagraph"/>
         <w:numPr>
           <w:ilvl w:val="0"/>
@@ -14315,7 +14775,7 @@
           <w:sz w:val="21"/>
           <w:szCs w:val="21"/>
         </w:rPr>
-        <w:t xml:space="preserve">Executive Steering Committee: Quarterly IBM VP + Horizon CIO/COO review.</w:t>
+        <w:t xml:space="preserve">Executive Steering Committee: Quarterly IBM VP + Horizon CIO/COO review — strategic direction, value realization, and programme health.</w:t>
       </w:r>
     </w:p>
     <w:p>
@@ -14338,7 +14798,7 @@
           <w:sz w:val="21"/>
           <w:szCs w:val="21"/>
         </w:rPr>
-        <w:t xml:space="preserve">Program Management Office: Monthly health reporting and risk register.</w:t>
+        <w:t xml:space="preserve">Program Management Office: Monthly health reporting and risk register — every initiative tracked against milestones.</w:t>
       </w:r>
     </w:p>
     <w:p>
@@ -14361,7 +14821,7 @@
           <w:sz w:val="21"/>
           <w:szCs w:val="21"/>
         </w:rPr>
-        <w:t xml:space="preserve">Delivery Operations Reviews: Bi-weekly SLA and incident trends.</w:t>
+        <w:t xml:space="preserve">Delivery Operations Reviews: Bi-weekly SLA and incident trends — operational cadence with the teams doing the work.</w:t>
       </w:r>
     </w:p>
     <w:p>
@@ -14384,7 +14844,7 @@
           <w:sz w:val="21"/>
           <w:szCs w:val="21"/>
         </w:rPr>
-        <w:t xml:space="preserve">Financial Governance: Monthly actuals vs. committed model.</w:t>
+        <w:t xml:space="preserve">Financial Governance: Monthly actuals vs. committed model — cost takeout tracked to the dollar.</w:t>
       </w:r>
     </w:p>
     <w:p>
@@ -14407,7 +14867,7 @@
           <w:sz w:val="21"/>
           <w:szCs w:val="21"/>
         </w:rPr>
-        <w:t xml:space="preserve">Innovation Council: Quarterly idea pipeline and prioritization.</w:t>
+        <w:t xml:space="preserve">Innovation Council: Quarterly idea pipeline and prioritization — business-case-backed innovation at Horizon’s direction.</w:t>
       </w:r>
     </w:p>
     <w:p>
@@ -14461,7 +14921,7 @@
           <w:sz w:val="21"/>
           <w:szCs w:val="21"/>
         </w:rPr>
-        <w:t xml:space="preserve">60 total initiatives across 3 delivery years.</w:t>
+        <w:t xml:space="preserve">60 total initiatives across 3 delivery years — across Payer, Clinical, Digital, and Enterprise domains.</w:t>
       </w:r>
     </w:p>
     <w:p>
@@ -14484,7 +14944,7 @@
           <w:sz w:val="21"/>
           <w:szCs w:val="21"/>
         </w:rPr>
-        <w:t xml:space="preserve">25 Year 1 initiatives — Technical Debt, Digital, Payer.</w:t>
+        <w:t xml:space="preserve">25 Year 1 initiatives — Technical Debt, Digital, Payer — delivering immediate, measurable value.</w:t>
       </w:r>
     </w:p>
     <w:p>
@@ -14507,7 +14967,7 @@
           <w:sz w:val="21"/>
           <w:szCs w:val="21"/>
         </w:rPr>
-        <w:t xml:space="preserve">15 Active / In-Flight as of programme launch.</w:t>
+        <w:t xml:space="preserve">15 Active / In-Flight as of programme launch — no ramp-up delay.</w:t>
       </w:r>
     </w:p>
     <w:p>
@@ -14530,7 +14990,63 @@
           <w:sz w:val="21"/>
           <w:szCs w:val="21"/>
         </w:rPr>
-        <w:t xml:space="preserve">All initiatives tracked live in CareOps360’s Transformation Roadmap dashboard.</w:t>
+        <w:t xml:space="preserve">9 milestones completed in foundation phase — demonstrating immediate traction.</w:t>
+      </w:r>
+    </w:p>
+    <w:p>
+      <w:pPr>
+        <w:pStyle w:val="ListParagraph"/>
+        <w:numPr>
+          <w:ilvl w:val="0"/>
+          <w:numId w:val="1"/>
+        </w:numPr>
+        <w:spacing w:after="60" w:before="20"/>
+      </w:pPr>
+      <w:r>
+        <w:rPr>
+          <w:rFonts w:ascii="Calibri" w:cs="Calibri" w:eastAsia="Calibri" w:hAnsi="Calibri"/>
+          <w:b w:val="false"/>
+          <w:bCs w:val="false"/>
+          <w:i w:val="false"/>
+          <w:iCs w:val="false"/>
+          <w:color w:val="525252"/>
+          <w:sz w:val="21"/>
+          <w:szCs w:val="21"/>
+        </w:rPr>
+        <w:t xml:space="preserve">All initiatives tracked live in CareOps360’s Transformation Roadmap dashboard with phase, status, owner, and risk updated in real time.</w:t>
+      </w:r>
+    </w:p>
+    <w:p>
+      <w:pPr>
+        <w:spacing w:after="80" w:before="0"/>
+      </w:pPr>
+      <w:r>
+        <w:rPr>
+          <w:rFonts w:ascii="Calibri" w:cs="Calibri" w:eastAsia="Calibri" w:hAnsi="Calibri"/>
+          <w:sz w:val="12"/>
+          <w:szCs w:val="12"/>
+        </w:rPr>
+        <w:t xml:space="preserve"/>
+      </w:r>
+    </w:p>
+    <w:p>
+      <w:pPr>
+        <w:shd w:fill="EBF2FF" w:val="clear"/>
+        <w:spacing w:after="120" w:before="120"/>
+        <w:ind w:left="360" w:right="360"/>
+      </w:pPr>
+      <w:r>
+        <w:rPr>
+          <w:rFonts w:ascii="Calibri" w:cs="Calibri" w:eastAsia="Calibri" w:hAnsi="Calibri"/>
+          <w:b/>
+          <w:bCs/>
+          <w:i w:val="false"/>
+          <w:iCs w:val="false"/>
+          <w:color w:val="001141"/>
+          <w:sz w:val="21"/>
+          <w:szCs w:val="21"/>
+        </w:rPr>
+        <w:t xml:space="preserve">CareOps360 makes every metric above visible in real time from Day 1. No manual reporting. No quarterly decks. Live data, always.</w:t>
       </w:r>
     </w:p>
     <w:p>
@@ -14678,7 +15194,7 @@
           <w:sz w:val="21"/>
           <w:szCs w:val="21"/>
         </w:rPr>
-        <w:t xml:space="preserve">IBM’s Integration Modernization programme transforms Horizon’s data exchange backbone from point-to-point batch processes to a cloud-native, event-driven, real-time integration architecture — enabling claims, eligibility, provider, and member data to flow continuously without overnight lag.</w:t>
+        <w:t xml:space="preserve">IBM’s Integration Modernization programme transforms Horizon’s data exchange backbone from point-to-point batch processes to a cloud-native, event-driven, real-time integration architecture — enabling claims, eligibility, provider, and member data to flow continuously across systems without overnight lag. When a member’s eligibility changes at 3 PM, every downstream system reflects it at 3:01 PM — not 6 AM the next day.</w:t>
       </w:r>
     </w:p>
     <w:p>
@@ -14701,7 +15217,7 @@
           <w:sz w:val="21"/>
           <w:szCs w:val="21"/>
         </w:rPr>
-        <w:t xml:space="preserve">MOM API-First Hub — Transform Messaging-Oriented Middleware to an API-first enterprise integration hub.</w:t>
+        <w:t xml:space="preserve">MOM API-First Hub (HLGN-1053) — Transform Horizon’s Messaging-Oriented Middleware from point-to-point topology to an API-first enterprise integration hub — enabling real-time, event-driven partner data exchange across claims, eligibility, and provider domains.</w:t>
       </w:r>
     </w:p>
     <w:p>
@@ -14724,7 +15240,7 @@
           <w:sz w:val="21"/>
           <w:szCs w:val="21"/>
         </w:rPr>
-        <w:t xml:space="preserve">Event Streaming Architecture — Replace batch ETL with Apache Kafka-based event streaming on AWS MSK.</w:t>
+        <w:t xml:space="preserve">Event Streaming Architecture — Replace batch ETL with Apache Kafka-based event streaming on AWS MSK — delivering sub-second data freshness across enrollment, claims, and provider systems.</w:t>
       </w:r>
     </w:p>
     <w:p>
@@ -14747,7 +15263,30 @@
           <w:sz w:val="21"/>
           <w:szCs w:val="21"/>
         </w:rPr>
-        <w:t xml:space="preserve">API Gateway Consolidation — Unified gateway replacing 70+ point-to-point integrations with governed, observable APIs.</w:t>
+        <w:t xml:space="preserve">API Gateway Consolidation — Unified API gateway via AWS API Gateway + IBM API Connect — replacing 70+ point-to-point integrations with governed, observable, versioned APIs.</w:t>
+      </w:r>
+    </w:p>
+    <w:p>
+      <w:pPr>
+        <w:pStyle w:val="ListParagraph"/>
+        <w:numPr>
+          <w:ilvl w:val="0"/>
+          <w:numId w:val="1"/>
+        </w:numPr>
+        <w:spacing w:after="60" w:before="20"/>
+      </w:pPr>
+      <w:r>
+        <w:rPr>
+          <w:rFonts w:ascii="Calibri" w:cs="Calibri" w:eastAsia="Calibri" w:hAnsi="Calibri"/>
+          <w:b w:val="false"/>
+          <w:bCs w:val="false"/>
+          <w:i w:val="false"/>
+          <w:iCs w:val="false"/>
+          <w:color w:val="525252"/>
+          <w:sz w:val="21"/>
+          <w:szCs w:val="21"/>
+        </w:rPr>
+        <w:t xml:space="preserve">ODM Cloud-Native (HLGN-1054) — Migrate IBM ODM Decision Center from on-premises to containerized cloud environment, enabling real-time business rule evaluation and business-user-configurable workflows.</w:t>
       </w:r>
     </w:p>
     <w:p>
@@ -14783,7 +15322,7 @@
           <w:sz w:val="21"/>
           <w:szCs w:val="21"/>
         </w:rPr>
-        <w:t xml:space="preserve">IBM will conduct a structured assessment of Horizon’s ~500+ application portfolio using Texture and IBM accelerators — identifying candidates for decommission, consolidation, cloud migration, or AI-augmented modernization.</w:t>
+        <w:t xml:space="preserve">IBM will conduct a structured assessment of Horizon’s ~1,000 application portfolio using Texture and IBM accelerators like ICCA — identifying candidates for decommission, consolidation, cloud migration, or AI-augmented modernization. Every application is catalogued, scored for business criticality, and assigned a modernization path. Redundant applications are consolidated. End-of-life platforms are replaced. The portfolio becomes leaner, faster, and cheaper to operate.</w:t>
       </w:r>
     </w:p>
     <w:p>
@@ -14819,7 +15358,7 @@
           <w:sz w:val="21"/>
           <w:szCs w:val="21"/>
         </w:rPr>
-        <w:t xml:space="preserve">Horizon’s mainframe hosts critical batch processing, eligibility logic, and financial settlement. IBM’s strategy executes phased migration preserving continuity:</w:t>
+        <w:t xml:space="preserve">Horizon’s mainframe hosts critical batch processing, eligibility logic, and financial settlement. IBM understands that modernizing this estate is not merely a technical programme — it is a strategic risk management exercise that must be executed with surgical precision. IBM proposes a phased, parallel-run migration approach:</w:t>
       </w:r>
     </w:p>
     <w:tbl>
@@ -15724,7 +16263,7 @@
                 <w:sz w:val="56"/>
                 <w:szCs w:val="56"/>
               </w:rPr>
-              <w:t xml:space="preserve">500+</w:t>
+              <w:t xml:space="preserve">~1,000</w:t>
             </w:r>
           </w:p>
           <w:p>
@@ -16047,6 +16586,42 @@
           <w:sz w:val="24"/>
           <w:szCs w:val="24"/>
         </w:rPr>
+        <w:t xml:space="preserve">Enterprise Transformation, Not Just IT</w:t>
+      </w:r>
+    </w:p>
+    <w:p>
+      <w:pPr>
+        <w:spacing w:after="100" w:before="0"/>
+      </w:pPr>
+      <w:r>
+        <w:rPr>
+          <w:rFonts w:ascii="Calibri" w:cs="Calibri" w:eastAsia="Calibri" w:hAnsi="Calibri"/>
+          <w:b w:val="false"/>
+          <w:bCs w:val="false"/>
+          <w:i w:val="false"/>
+          <w:iCs w:val="false"/>
+          <w:color w:val="525252"/>
+          <w:sz w:val="21"/>
+          <w:szCs w:val="21"/>
+        </w:rPr>
+        <w:t xml:space="preserve">IBM’s proposal delivers unified transformation across Operations, Development, and Quality Engineering — not siloed initiatives that optimize one tower while creating drag in another. IBM’s delivery philosophy — AI-Embedded Operations, Scalable Architecture, and Outcome-Based Engagement — ensures that every IBM investment compounds Horizon’s capability, not IBM’s margin.</w:t>
+      </w:r>
+    </w:p>
+    <w:p>
+      <w:pPr>
+        <w:spacing w:after="80" w:before="200"/>
+      </w:pPr>
+      <w:r>
+        <w:rPr>
+          <w:rFonts w:ascii="Calibri" w:cs="Calibri" w:eastAsia="Calibri" w:hAnsi="Calibri"/>
+          <w:b/>
+          <w:bCs/>
+          <w:i w:val="false"/>
+          <w:iCs w:val="false"/>
+          <w:color w:val="001141"/>
+          <w:sz w:val="24"/>
+          <w:szCs w:val="24"/>
+        </w:rPr>
         <w:t xml:space="preserve">What Differentiates IBM</w:t>
       </w:r>
     </w:p>
@@ -16083,7 +16658,7 @@
           <w:sz w:val="21"/>
           <w:szCs w:val="21"/>
         </w:rPr>
-        <w:t xml:space="preserve">Outcome-based engagement with IBM’s full capability depth behind every phase — IBM’s success is tied directly to Horizon’s outcomes. Not activity metrics. Business results.</w:t>
+        <w:t xml:space="preserve">Outcome-based engagement with IBM’s full capability depth behind every phase — IBM’s success is tied directly to Horizon’s outcomes. Targets missed trigger IBM remediation plans — not contract renegotiations or rate discussions. IBM carries the delivery risk.</w:t>
       </w:r>
     </w:p>
     <w:p>
@@ -16119,7 +16694,7 @@
           <w:sz w:val="21"/>
           <w:szCs w:val="21"/>
         </w:rPr>
-        <w:t xml:space="preserve">IBM’s Agentic AI, Generative AI, and AIOps capabilities are production-proven across healthcare and financial services — not proof-of-concept. Live at comparable payers today.</w:t>
+        <w:t xml:space="preserve">IBM’s Agentic AI, Generative AI, and AIOps capabilities are production-proven across healthcare and financial services — not proof-of-concept. Live at comparable payers today. Horizon benefits from Day 1, not after a 12-month buildout.</w:t>
       </w:r>
     </w:p>
     <w:p>
@@ -16155,7 +16730,7 @@
           <w:sz w:val="21"/>
           <w:szCs w:val="21"/>
         </w:rPr>
-        <w:t xml:space="preserve">Horizon realises accelerated value through IBM Consulting’s portfolio of 6,500+ assets and accelerators, strategic initiatives including IBM Build on Bedrock (BOB).</w:t>
+        <w:t xml:space="preserve">Horizon realises accelerated value through IBM Consulting’s portfolio of 6,500+ assets and accelerators, strategic initiatives including IBM Build on Bedrock (BOB). These are production-tested assets, not templates.</w:t>
       </w:r>
     </w:p>
     <w:p>
@@ -16191,12 +16766,48 @@
           <w:sz w:val="21"/>
           <w:szCs w:val="21"/>
         </w:rPr>
-        <w:t xml:space="preserve">IBM commits a structured quarterly innovation process — governed, prioritized, business-case-backed innovation at Horizon’s direction. Not a roadmap slide. A working programme.</w:t>
-      </w:r>
-    </w:p>
-    <w:p>
-      <w:pPr>
-        <w:spacing w:after="80" w:before="0"/>
+        <w:t xml:space="preserve">IBM commits a structured quarterly innovation process — governed, prioritized, business-case-backed innovation at Horizon’s direction. Not a roadmap slide. A working programme with dedicated leadership and budget.</w:t>
+      </w:r>
+    </w:p>
+    <w:p>
+      <w:pPr>
+        <w:spacing w:after="40" w:before="120"/>
+      </w:pPr>
+      <w:r>
+        <w:rPr>
+          <w:rFonts w:ascii="Calibri" w:cs="Calibri" w:eastAsia="Calibri" w:hAnsi="Calibri"/>
+          <w:b/>
+          <w:bCs/>
+          <w:i w:val="false"/>
+          <w:iCs w:val="false"/>
+          <w:color w:val="0F62FE"/>
+          <w:sz w:val="21"/>
+          <w:szCs w:val="21"/>
+        </w:rPr>
+        <w:t xml:space="preserve">Continuous Innovation Included</w:t>
+      </w:r>
+    </w:p>
+    <w:p>
+      <w:pPr>
+        <w:spacing w:after="100" w:before="0"/>
+      </w:pPr>
+      <w:r>
+        <w:rPr>
+          <w:rFonts w:ascii="Calibri" w:cs="Calibri" w:eastAsia="Calibri" w:hAnsi="Calibri"/>
+          <w:b w:val="false"/>
+          <w:bCs w:val="false"/>
+          <w:i w:val="false"/>
+          <w:iCs w:val="false"/>
+          <w:color w:val="525252"/>
+          <w:sz w:val="21"/>
+          <w:szCs w:val="21"/>
+        </w:rPr>
+        <w:t xml:space="preserve">Innovation sprints, AI tooling, and accelerators are built into the base delivery model. Transformation is not a separate future line item — it is embedded in every phase of the partnership.</w:t>
+      </w:r>
+    </w:p>
+    <w:p>
+      <w:pPr>
+        <w:spacing w:after="120" w:before="0"/>
       </w:pPr>
       <w:r>
         <w:rPr>
@@ -16459,7 +17070,7 @@
     </w:tbl>
     <w:p>
       <w:pPr>
-        <w:spacing w:after="120" w:before="0"/>
+        <w:spacing w:after="160" w:before="0"/>
       </w:pPr>
       <w:r>
         <w:rPr>
@@ -16572,7 +17183,7 @@
           <w:sz w:val="21"/>
           <w:szCs w:val="21"/>
         </w:rPr>
-        <w:t xml:space="preserve">Proven BCBS engagement track record.</w:t>
+        <w:t xml:space="preserve">Proven BCBS engagement track record — 9 of the top 10 US health payers served.</w:t>
       </w:r>
     </w:p>
     <w:p>
@@ -16596,6 +17207,29 @@
           <w:szCs w:val="21"/>
         </w:rPr>
         <w:t xml:space="preserve">Gartner Leader across 7 Data and AI Magic Quadrants (2025–2026).</w:t>
+      </w:r>
+    </w:p>
+    <w:p>
+      <w:pPr>
+        <w:pStyle w:val="ListParagraph"/>
+        <w:numPr>
+          <w:ilvl w:val="0"/>
+          <w:numId w:val="1"/>
+        </w:numPr>
+        <w:spacing w:after="60" w:before="20"/>
+      </w:pPr>
+      <w:r>
+        <w:rPr>
+          <w:rFonts w:ascii="Calibri" w:cs="Calibri" w:eastAsia="Calibri" w:hAnsi="Calibri"/>
+          <w:b w:val="false"/>
+          <w:bCs w:val="false"/>
+          <w:i w:val="false"/>
+          <w:iCs w:val="false"/>
+          <w:color w:val="525252"/>
+          <w:sz w:val="21"/>
+          <w:szCs w:val="21"/>
+        </w:rPr>
+        <w:t xml:space="preserve">CMS &amp; HIPAA compliance expertise — regulatory readiness from Day 1.</w:t>
       </w:r>
     </w:p>
     <w:p>

--- a/attached_assets/IBM_Horizon_AMS_Executive_Summary_April2026.docx
+++ b/attached_assets/IBM_Horizon_AMS_Executive_Summary_April2026.docx
@@ -529,7 +529,7 @@
       <w:tr>
         <w:tc>
           <w:tcPr>
-            <w:tcW w:type="dxa" w:w="4399"/>
+            <w:tcW w:type="dxa" w:w="4493"/>
             <w:tcBorders>
               <w:top w:val="none" w:color="auto" w:sz="0"/>
               <w:left w:val="none" w:color="auto" w:sz="0"/>
@@ -638,7 +638,7 @@
         </w:tc>
         <w:tc>
           <w:tcPr>
-            <w:tcW w:type="dxa" w:w="562"/>
+            <w:tcW w:type="dxa" w:w="374"/>
             <w:tcBorders>
               <w:top w:val="none" w:color="auto" w:sz="0"/>
               <w:left w:val="none" w:color="auto" w:sz="0"/>
@@ -670,7 +670,7 @@
         </w:tc>
         <w:tc>
           <w:tcPr>
-            <w:tcW w:type="dxa" w:w="4399"/>
+            <w:tcW w:type="dxa" w:w="4493"/>
             <w:tcBorders>
               <w:top w:val="none" w:color="auto" w:sz="0"/>
               <w:left w:val="none" w:color="auto" w:sz="0"/>
@@ -1305,7 +1305,7 @@
       <w:tr>
         <w:tc>
           <w:tcPr>
-            <w:tcW w:type="dxa" w:w="4399"/>
+            <w:tcW w:type="dxa" w:w="4493"/>
             <w:tcBorders>
               <w:top w:val="none" w:color="auto" w:sz="0"/>
               <w:left w:val="none" w:color="auto" w:sz="0"/>
@@ -1493,7 +1493,7 @@
         </w:tc>
         <w:tc>
           <w:tcPr>
-            <w:tcW w:type="dxa" w:w="562"/>
+            <w:tcW w:type="dxa" w:w="374"/>
             <w:tcBorders>
               <w:top w:val="none" w:color="auto" w:sz="0"/>
               <w:left w:val="none" w:color="auto" w:sz="0"/>
@@ -1525,7 +1525,7 @@
         </w:tc>
         <w:tc>
           <w:tcPr>
-            <w:tcW w:type="dxa" w:w="4399"/>
+            <w:tcW w:type="dxa" w:w="4493"/>
             <w:tcBorders>
               <w:top w:val="none" w:color="auto" w:sz="0"/>
               <w:left w:val="none" w:color="auto" w:sz="0"/>
@@ -3129,7 +3129,7 @@
       <w:tr>
         <w:tc>
           <w:tcPr>
-            <w:tcW w:type="dxa" w:w="4399"/>
+            <w:tcW w:type="dxa" w:w="4493"/>
             <w:tcBorders>
               <w:top w:val="none" w:color="auto" w:sz="0"/>
               <w:left w:val="none" w:color="auto" w:sz="0"/>
@@ -3274,7 +3274,7 @@
         </w:tc>
         <w:tc>
           <w:tcPr>
-            <w:tcW w:type="dxa" w:w="562"/>
+            <w:tcW w:type="dxa" w:w="374"/>
             <w:tcBorders>
               <w:top w:val="none" w:color="auto" w:sz="0"/>
               <w:left w:val="none" w:color="auto" w:sz="0"/>
@@ -3306,7 +3306,7 @@
         </w:tc>
         <w:tc>
           <w:tcPr>
-            <w:tcW w:type="dxa" w:w="4399"/>
+            <w:tcW w:type="dxa" w:w="4493"/>
             <w:tcBorders>
               <w:top w:val="none" w:color="auto" w:sz="0"/>
               <w:left w:val="none" w:color="auto" w:sz="0"/>
@@ -4533,7 +4533,7 @@
       <w:tr>
         <w:tc>
           <w:tcPr>
-            <w:tcW w:type="dxa" w:w="4399"/>
+            <w:tcW w:type="dxa" w:w="4493"/>
             <w:tcBorders>
               <w:top w:val="none" w:color="auto" w:sz="0"/>
               <w:left w:val="none" w:color="auto" w:sz="0"/>
@@ -4678,7 +4678,7 @@
         </w:tc>
         <w:tc>
           <w:tcPr>
-            <w:tcW w:type="dxa" w:w="562"/>
+            <w:tcW w:type="dxa" w:w="374"/>
             <w:tcBorders>
               <w:top w:val="none" w:color="auto" w:sz="0"/>
               <w:left w:val="none" w:color="auto" w:sz="0"/>
@@ -4710,7 +4710,7 @@
         </w:tc>
         <w:tc>
           <w:tcPr>
-            <w:tcW w:type="dxa" w:w="4399"/>
+            <w:tcW w:type="dxa" w:w="4493"/>
             <w:tcBorders>
               <w:top w:val="none" w:color="auto" w:sz="0"/>
               <w:left w:val="none" w:color="auto" w:sz="0"/>
@@ -5835,7 +5835,7 @@
       <w:tr>
         <w:tc>
           <w:tcPr>
-            <w:tcW w:type="dxa" w:w="4399"/>
+            <w:tcW w:type="dxa" w:w="4493"/>
             <w:tcBorders>
               <w:top w:val="none" w:color="auto" w:sz="0"/>
               <w:left w:val="none" w:color="auto" w:sz="0"/>
@@ -6016,7 +6016,7 @@
         </w:tc>
         <w:tc>
           <w:tcPr>
-            <w:tcW w:type="dxa" w:w="562"/>
+            <w:tcW w:type="dxa" w:w="374"/>
             <w:tcBorders>
               <w:top w:val="none" w:color="auto" w:sz="0"/>
               <w:left w:val="none" w:color="auto" w:sz="0"/>
@@ -6048,7 +6048,7 @@
         </w:tc>
         <w:tc>
           <w:tcPr>
-            <w:tcW w:type="dxa" w:w="4399"/>
+            <w:tcW w:type="dxa" w:w="4493"/>
             <w:tcBorders>
               <w:top w:val="none" w:color="auto" w:sz="0"/>
               <w:left w:val="none" w:color="auto" w:sz="0"/>
@@ -6263,7 +6263,7 @@
           </w:p>
           <w:tbl>
             <w:tblPr>
-              <w:tblW w:type="dxa" w:w="4399"/>
+              <w:tblW w:type="dxa" w:w="4493"/>
               <w:tblBorders>
                 <w:top w:val="none" w:color="auto" w:sz="0"/>
                 <w:left w:val="none" w:color="auto" w:sz="0"/>
@@ -8422,7 +8422,7 @@
       <w:tr>
         <w:tc>
           <w:tcPr>
-            <w:tcW w:type="dxa" w:w="4399"/>
+            <w:tcW w:type="dxa" w:w="4493"/>
             <w:tcBorders>
               <w:top w:val="none" w:color="auto" w:sz="0"/>
               <w:left w:val="none" w:color="auto" w:sz="0"/>
@@ -8710,7 +8710,7 @@
         </w:tc>
         <w:tc>
           <w:tcPr>
-            <w:tcW w:type="dxa" w:w="562"/>
+            <w:tcW w:type="dxa" w:w="374"/>
             <w:tcBorders>
               <w:top w:val="none" w:color="auto" w:sz="0"/>
               <w:left w:val="none" w:color="auto" w:sz="0"/>
@@ -8742,7 +8742,7 @@
         </w:tc>
         <w:tc>
           <w:tcPr>
-            <w:tcW w:type="dxa" w:w="4399"/>
+            <w:tcW w:type="dxa" w:w="4493"/>
             <w:tcBorders>
               <w:top w:val="none" w:color="auto" w:sz="0"/>
               <w:left w:val="none" w:color="auto" w:sz="0"/>
@@ -8796,7 +8796,7 @@
           </w:p>
           <w:tbl>
             <w:tblPr>
-              <w:tblW w:type="dxa" w:w="4399"/>
+              <w:tblW w:type="dxa" w:w="4493"/>
               <w:tblBorders>
                 <w:top w:val="none" w:color="auto" w:sz="0"/>
                 <w:left w:val="none" w:color="auto" w:sz="0"/>
@@ -9225,7 +9225,7 @@
           </w:p>
           <w:tbl>
             <w:tblPr>
-              <w:tblW w:type="dxa" w:w="4399"/>
+              <w:tblW w:type="dxa" w:w="4493"/>
               <w:tblBorders>
                 <w:top w:val="none" w:color="auto" w:sz="0"/>
                 <w:left w:val="none" w:color="auto" w:sz="0"/>
@@ -9318,7 +9318,7 @@
               </w:tc>
               <w:tc>
                 <w:tcPr>
-                  <w:tcW w:type="dxa" w:w="936"/>
+                  <w:tcW w:type="dxa" w:w="1030"/>
                   <w:tcBorders>
                     <w:top w:val="single" w:color="0F62FE" w:sz="14"/>
                     <w:left w:val="single" w:color="E0E0E0" w:sz="4"/>
@@ -9431,7 +9431,7 @@
               </w:tc>
               <w:tc>
                 <w:tcPr>
-                  <w:tcW w:type="dxa" w:w="936"/>
+                  <w:tcW w:type="dxa" w:w="1030"/>
                   <w:tcBorders>
                     <w:top w:val="single" w:color="E0E0E0" w:sz="4"/>
                     <w:left w:val="single" w:color="E0E0E0" w:sz="4"/>
@@ -9545,7 +9545,7 @@
               </w:tc>
               <w:tc>
                 <w:tcPr>
-                  <w:tcW w:type="dxa" w:w="936"/>
+                  <w:tcW w:type="dxa" w:w="1030"/>
                   <w:tcBorders>
                     <w:top w:val="single" w:color="E0E0E0" w:sz="4"/>
                     <w:left w:val="single" w:color="E0E0E0" w:sz="4"/>
@@ -9659,7 +9659,7 @@
               </w:tc>
               <w:tc>
                 <w:tcPr>
-                  <w:tcW w:type="dxa" w:w="936"/>
+                  <w:tcW w:type="dxa" w:w="1030"/>
                   <w:tcBorders>
                     <w:top w:val="single" w:color="E0E0E0" w:sz="4"/>
                     <w:left w:val="single" w:color="E0E0E0" w:sz="4"/>
@@ -9773,7 +9773,7 @@
               </w:tc>
               <w:tc>
                 <w:tcPr>
-                  <w:tcW w:type="dxa" w:w="936"/>
+                  <w:tcW w:type="dxa" w:w="1030"/>
                   <w:tcBorders>
                     <w:top w:val="single" w:color="E0E0E0" w:sz="4"/>
                     <w:left w:val="single" w:color="E0E0E0" w:sz="4"/>
@@ -9887,7 +9887,7 @@
               </w:tc>
               <w:tc>
                 <w:tcPr>
-                  <w:tcW w:type="dxa" w:w="936"/>
+                  <w:tcW w:type="dxa" w:w="1030"/>
                   <w:tcBorders>
                     <w:top w:val="single" w:color="E0E0E0" w:sz="4"/>
                     <w:left w:val="single" w:color="E0E0E0" w:sz="4"/>
@@ -10062,7 +10062,7 @@
       <w:tr>
         <w:tc>
           <w:tcPr>
-            <w:tcW w:type="dxa" w:w="4399"/>
+            <w:tcW w:type="dxa" w:w="4493"/>
             <w:tcBorders>
               <w:top w:val="none" w:color="auto" w:sz="0"/>
               <w:left w:val="none" w:color="auto" w:sz="0"/>
@@ -10342,7 +10342,7 @@
         </w:tc>
         <w:tc>
           <w:tcPr>
-            <w:tcW w:type="dxa" w:w="562"/>
+            <w:tcW w:type="dxa" w:w="374"/>
             <w:tcBorders>
               <w:top w:val="none" w:color="auto" w:sz="0"/>
               <w:left w:val="none" w:color="auto" w:sz="0"/>
@@ -10374,7 +10374,7 @@
         </w:tc>
         <w:tc>
           <w:tcPr>
-            <w:tcW w:type="dxa" w:w="4399"/>
+            <w:tcW w:type="dxa" w:w="4493"/>
             <w:tcBorders>
               <w:top w:val="none" w:color="auto" w:sz="0"/>
               <w:left w:val="none" w:color="auto" w:sz="0"/>
@@ -10410,7 +10410,7 @@
           </w:p>
           <w:tbl>
             <w:tblPr>
-              <w:tblW w:type="dxa" w:w="4399"/>
+              <w:tblW w:type="dxa" w:w="4493"/>
               <w:tblBorders>
                 <w:top w:val="none" w:color="auto" w:sz="0"/>
                 <w:left w:val="none" w:color="auto" w:sz="0"/>
@@ -11067,7 +11067,7 @@
           </w:p>
           <w:tbl>
             <w:tblPr>
-              <w:tblW w:type="dxa" w:w="4399"/>
+              <w:tblW w:type="dxa" w:w="4493"/>
               <w:tblBorders>
                 <w:top w:val="none" w:color="auto" w:sz="0"/>
                 <w:left w:val="none" w:color="auto" w:sz="0"/>
@@ -12695,7 +12695,7 @@
       <w:tr>
         <w:tc>
           <w:tcPr>
-            <w:tcW w:type="dxa" w:w="4399"/>
+            <w:tcW w:type="dxa" w:w="4493"/>
             <w:tcBorders>
               <w:top w:val="none" w:color="auto" w:sz="0"/>
               <w:left w:val="none" w:color="auto" w:sz="0"/>
@@ -13335,7 +13335,7 @@
         </w:tc>
         <w:tc>
           <w:tcPr>
-            <w:tcW w:type="dxa" w:w="562"/>
+            <w:tcW w:type="dxa" w:w="374"/>
             <w:tcBorders>
               <w:top w:val="none" w:color="auto" w:sz="0"/>
               <w:left w:val="none" w:color="auto" w:sz="0"/>
@@ -13367,7 +13367,7 @@
         </w:tc>
         <w:tc>
           <w:tcPr>
-            <w:tcW w:type="dxa" w:w="4399"/>
+            <w:tcW w:type="dxa" w:w="4493"/>
             <w:tcBorders>
               <w:top w:val="none" w:color="auto" w:sz="0"/>
               <w:left w:val="none" w:color="auto" w:sz="0"/>
@@ -13549,7 +13549,7 @@
           </w:p>
           <w:tbl>
             <w:tblPr>
-              <w:tblW w:type="dxa" w:w="4399"/>
+              <w:tblW w:type="dxa" w:w="4493"/>
               <w:tblBorders>
                 <w:top w:val="none" w:color="auto" w:sz="0"/>
                 <w:left w:val="none" w:color="auto" w:sz="0"/>
@@ -14467,7 +14467,7 @@
       <w:tr>
         <w:tc>
           <w:tcPr>
-            <w:tcW w:type="dxa" w:w="4399"/>
+            <w:tcW w:type="dxa" w:w="4493"/>
             <w:tcBorders>
               <w:top w:val="none" w:color="auto" w:sz="0"/>
               <w:left w:val="none" w:color="auto" w:sz="0"/>
@@ -14684,7 +14684,7 @@
         </w:tc>
         <w:tc>
           <w:tcPr>
-            <w:tcW w:type="dxa" w:w="562"/>
+            <w:tcW w:type="dxa" w:w="374"/>
             <w:tcBorders>
               <w:top w:val="none" w:color="auto" w:sz="0"/>
               <w:left w:val="none" w:color="auto" w:sz="0"/>
@@ -14716,7 +14716,7 @@
         </w:tc>
         <w:tc>
           <w:tcPr>
-            <w:tcW w:type="dxa" w:w="4399"/>
+            <w:tcW w:type="dxa" w:w="4493"/>
             <w:tcBorders>
               <w:top w:val="none" w:color="auto" w:sz="0"/>
               <w:left w:val="none" w:color="auto" w:sz="0"/>
